--- a/LMBTech Payment System - API Documentation.docx
+++ b/LMBTech Payment System - API Documentation.docx
@@ -46,7 +46,7 @@
             <w:rPr>
               <w:rFonts w:eastAsiaTheme="minorEastAsia"/>
               <w:noProof/>
-              <w:lang w:val="en-RW" w:eastAsia="en-RW"/>
+              <w:lang w:eastAsia="en-RW"/>
             </w:rPr>
           </w:pPr>
           <w:r>
@@ -127,7 +127,7 @@
             <w:rPr>
               <w:rFonts w:eastAsiaTheme="minorEastAsia"/>
               <w:noProof/>
-              <w:lang w:val="en-RW" w:eastAsia="en-RW"/>
+              <w:lang w:eastAsia="en-RW"/>
             </w:rPr>
           </w:pPr>
           <w:hyperlink w:anchor="_Toc222086225" w:history="1">
@@ -201,7 +201,7 @@
               <w:b/>
               <w:bCs/>
               <w:noProof/>
-              <w:lang w:val="en-RW" w:eastAsia="en-RW"/>
+              <w:lang w:eastAsia="en-RW"/>
             </w:rPr>
           </w:pPr>
           <w:hyperlink w:anchor="_Toc222086226" w:history="1">
@@ -289,7 +289,7 @@
               <w:b/>
               <w:bCs/>
               <w:noProof/>
-              <w:lang w:val="en-RW" w:eastAsia="en-RW"/>
+              <w:lang w:eastAsia="en-RW"/>
             </w:rPr>
           </w:pPr>
           <w:hyperlink w:anchor="_Toc222086227" w:history="1">
@@ -377,7 +377,7 @@
               <w:b/>
               <w:bCs/>
               <w:noProof/>
-              <w:lang w:val="en-RW" w:eastAsia="en-RW"/>
+              <w:lang w:eastAsia="en-RW"/>
             </w:rPr>
           </w:pPr>
           <w:hyperlink w:anchor="_Toc222086228" w:history="1">
@@ -388,25 +388,7 @@
                 <w:bCs/>
                 <w:noProof/>
               </w:rPr>
-              <w:t>Callback</w:t>
-            </w:r>
-            <w:r>
-              <w:rPr>
-                <w:rStyle w:val="Hyperlink"/>
-                <w:b/>
-                <w:bCs/>
-                <w:noProof/>
-              </w:rPr>
-              <w:t xml:space="preserve"> </w:t>
-            </w:r>
-            <w:r>
-              <w:rPr>
-                <w:rStyle w:val="Hyperlink"/>
-                <w:b/>
-                <w:bCs/>
-                <w:noProof/>
-              </w:rPr>
-              <w:t>Implementation</w:t>
+              <w:t>Callback Implementation</w:t>
             </w:r>
             <w:r>
               <w:rPr>
@@ -483,7 +465,7 @@
               <w:b/>
               <w:bCs/>
               <w:noProof/>
-              <w:lang w:val="en-RW" w:eastAsia="en-RW"/>
+              <w:lang w:eastAsia="en-RW"/>
             </w:rPr>
           </w:pPr>
           <w:hyperlink w:anchor="_Toc222086229" w:history="1">
@@ -571,7 +553,7 @@
               <w:b/>
               <w:bCs/>
               <w:noProof/>
-              <w:lang w:val="en-RW" w:eastAsia="en-RW"/>
+              <w:lang w:eastAsia="en-RW"/>
             </w:rPr>
           </w:pPr>
           <w:hyperlink w:anchor="_Toc222086230" w:history="1">
@@ -659,7 +641,7 @@
               <w:b/>
               <w:bCs/>
               <w:noProof/>
-              <w:lang w:val="en-RW" w:eastAsia="en-RW"/>
+              <w:lang w:eastAsia="en-RW"/>
             </w:rPr>
           </w:pPr>
           <w:hyperlink w:anchor="_Toc222086231" w:history="1">
@@ -1222,13 +1204,31 @@
           <w:color w:val="000000" w:themeColor="text1"/>
         </w:rPr>
       </w:pPr>
-      <w:r>
-        <w:rPr>
-          <w:rFonts w:ascii="Bookman Old Style" w:hAnsi="Bookman Old Style"/>
-          <w:color w:val="000000" w:themeColor="text1"/>
-        </w:rPr>
-        <w:t>app_key:secret_key</w:t>
-      </w:r>
+      <w:proofErr w:type="spellStart"/>
+      <w:r>
+        <w:rPr>
+          <w:rFonts w:ascii="Bookman Old Style" w:hAnsi="Bookman Old Style"/>
+          <w:color w:val="000000" w:themeColor="text1"/>
+        </w:rPr>
+        <w:t>app_</w:t>
+      </w:r>
+      <w:proofErr w:type="gramStart"/>
+      <w:r>
+        <w:rPr>
+          <w:rFonts w:ascii="Bookman Old Style" w:hAnsi="Bookman Old Style"/>
+          <w:color w:val="000000" w:themeColor="text1"/>
+        </w:rPr>
+        <w:t>key:secret</w:t>
+      </w:r>
+      <w:proofErr w:type="gramEnd"/>
+      <w:r>
+        <w:rPr>
+          <w:rFonts w:ascii="Bookman Old Style" w:hAnsi="Bookman Old Style"/>
+          <w:color w:val="000000" w:themeColor="text1"/>
+        </w:rPr>
+        <w:t>_key</w:t>
+      </w:r>
+      <w:proofErr w:type="spellEnd"/>
     </w:p>
     <w:p>
       <w:pPr>
@@ -1424,8 +1424,17 @@
           <w:rFonts w:ascii="Bookman Old Style" w:hAnsi="Bookman Old Style"/>
           <w:color w:val="000000" w:themeColor="text1"/>
         </w:rPr>
-        <w:t> application/json</w:t>
-      </w:r>
+        <w:t> application/</w:t>
+      </w:r>
+      <w:proofErr w:type="spellStart"/>
+      <w:r>
+        <w:rPr>
+          <w:rFonts w:ascii="Bookman Old Style" w:hAnsi="Bookman Old Style"/>
+          <w:color w:val="000000" w:themeColor="text1"/>
+        </w:rPr>
+        <w:t>json</w:t>
+      </w:r>
+      <w:proofErr w:type="spellEnd"/>
       <w:r>
         <w:rPr>
           <w:rFonts w:ascii="Bookman Old Style" w:hAnsi="Bookman Old Style"/>
@@ -1756,6 +1765,7 @@
                 <w:color w:val="000000" w:themeColor="text1"/>
               </w:rPr>
             </w:pPr>
+            <w:proofErr w:type="spellStart"/>
             <w:r>
               <w:rPr>
                 <w:rFonts w:ascii="Bookman Old Style" w:hAnsi="Bookman Old Style"/>
@@ -1763,6 +1773,7 @@
               </w:rPr>
               <w:t>payment_method</w:t>
             </w:r>
+            <w:proofErr w:type="spellEnd"/>
           </w:p>
         </w:tc>
         <w:tc>
@@ -1929,6 +1940,7 @@
                 <w:color w:val="000000" w:themeColor="text1"/>
               </w:rPr>
             </w:pPr>
+            <w:proofErr w:type="spellStart"/>
             <w:r>
               <w:rPr>
                 <w:rFonts w:ascii="Bookman Old Style" w:hAnsi="Bookman Old Style"/>
@@ -1936,6 +1948,7 @@
               </w:rPr>
               <w:t>service_paid</w:t>
             </w:r>
+            <w:proofErr w:type="spellEnd"/>
           </w:p>
         </w:tc>
         <w:tc>
@@ -1985,6 +1998,7 @@
                 <w:color w:val="000000" w:themeColor="text1"/>
               </w:rPr>
             </w:pPr>
+            <w:proofErr w:type="spellStart"/>
             <w:r>
               <w:rPr>
                 <w:rFonts w:ascii="Bookman Old Style" w:hAnsi="Bookman Old Style"/>
@@ -1992,6 +2006,7 @@
               </w:rPr>
               <w:t>product_purchase</w:t>
             </w:r>
+            <w:proofErr w:type="spellEnd"/>
           </w:p>
         </w:tc>
       </w:tr>
@@ -2015,6 +2030,7 @@
                 <w:color w:val="000000" w:themeColor="text1"/>
               </w:rPr>
             </w:pPr>
+            <w:proofErr w:type="spellStart"/>
             <w:r>
               <w:rPr>
                 <w:rFonts w:ascii="Bookman Old Style" w:hAnsi="Bookman Old Style"/>
@@ -2022,6 +2038,7 @@
               </w:rPr>
               <w:t>reference_id</w:t>
             </w:r>
+            <w:proofErr w:type="spellEnd"/>
           </w:p>
         </w:tc>
         <w:tc>
@@ -2101,6 +2118,7 @@
                 <w:color w:val="000000" w:themeColor="text1"/>
               </w:rPr>
             </w:pPr>
+            <w:proofErr w:type="spellStart"/>
             <w:r>
               <w:rPr>
                 <w:rFonts w:ascii="Bookman Old Style" w:hAnsi="Bookman Old Style"/>
@@ -2108,6 +2126,7 @@
               </w:rPr>
               <w:t>callback_url</w:t>
             </w:r>
+            <w:proofErr w:type="spellEnd"/>
           </w:p>
         </w:tc>
         <w:tc>
@@ -2429,6 +2448,7 @@
                 <w:color w:val="000000" w:themeColor="text1"/>
               </w:rPr>
             </w:pPr>
+            <w:proofErr w:type="spellStart"/>
             <w:r>
               <w:rPr>
                 <w:rFonts w:ascii="Bookman Old Style" w:hAnsi="Bookman Old Style"/>
@@ -2436,6 +2456,7 @@
               </w:rPr>
               <w:t>payer_phone</w:t>
             </w:r>
+            <w:proofErr w:type="spellEnd"/>
           </w:p>
         </w:tc>
         <w:tc>
@@ -2649,6 +2670,7 @@
                 <w:color w:val="000000" w:themeColor="text1"/>
               </w:rPr>
             </w:pPr>
+            <w:proofErr w:type="spellStart"/>
             <w:r>
               <w:rPr>
                 <w:rFonts w:ascii="Bookman Old Style" w:hAnsi="Bookman Old Style"/>
@@ -2656,6 +2678,7 @@
               </w:rPr>
               <w:t>card_redirect_url</w:t>
             </w:r>
+            <w:proofErr w:type="spellEnd"/>
           </w:p>
         </w:tc>
         <w:tc>
@@ -2762,6 +2785,7 @@
           <w:color w:val="000000" w:themeColor="text1"/>
         </w:rPr>
       </w:pPr>
+      <w:proofErr w:type="spellStart"/>
       <w:r>
         <w:rPr>
           <w:rFonts w:ascii="Bookman Old Style" w:hAnsi="Bookman Old Style"/>
@@ -2769,6 +2793,7 @@
         </w:rPr>
         <w:t>json</w:t>
       </w:r>
+      <w:proofErr w:type="spellEnd"/>
     </w:p>
     <w:p>
       <w:pPr>
@@ -2827,7 +2852,32 @@
           <w:rFonts w:ascii="Bookman Old Style" w:hAnsi="Bookman Old Style"/>
           <w:color w:val="000000" w:themeColor="text1"/>
         </w:rPr>
-        <w:t xml:space="preserve">    "payment_method": "MTN_MOMO_RWA",</w:t>
+        <w:t xml:space="preserve">    "</w:t>
+      </w:r>
+      <w:proofErr w:type="spellStart"/>
+      <w:proofErr w:type="gramStart"/>
+      <w:r>
+        <w:rPr>
+          <w:rFonts w:ascii="Bookman Old Style" w:hAnsi="Bookman Old Style"/>
+          <w:color w:val="000000" w:themeColor="text1"/>
+        </w:rPr>
+        <w:t>payment</w:t>
+      </w:r>
+      <w:proofErr w:type="gramEnd"/>
+      <w:r>
+        <w:rPr>
+          <w:rFonts w:ascii="Bookman Old Style" w:hAnsi="Bookman Old Style"/>
+          <w:color w:val="000000" w:themeColor="text1"/>
+        </w:rPr>
+        <w:t>_method</w:t>
+      </w:r>
+      <w:proofErr w:type="spellEnd"/>
+      <w:r>
+        <w:rPr>
+          <w:rFonts w:ascii="Bookman Old Style" w:hAnsi="Bookman Old Style"/>
+          <w:color w:val="000000" w:themeColor="text1"/>
+        </w:rPr>
+        <w:t>": "MTN_MOMO_RWA",</w:t>
       </w:r>
     </w:p>
     <w:p>
@@ -2858,52 +2908,152 @@
           <w:rFonts w:ascii="Bookman Old Style" w:hAnsi="Bookman Old Style"/>
           <w:color w:val="000000" w:themeColor="text1"/>
         </w:rPr>
-        <w:t xml:space="preserve">    "payer_phone": "+250785085214",</w:t>
-      </w:r>
-    </w:p>
-    <w:p>
-      <w:pPr>
-        <w:rPr>
-          <w:rFonts w:ascii="Bookman Old Style" w:hAnsi="Bookman Old Style"/>
-          <w:color w:val="000000" w:themeColor="text1"/>
-        </w:rPr>
-      </w:pPr>
-      <w:r>
-        <w:rPr>
-          <w:rFonts w:ascii="Bookman Old Style" w:hAnsi="Bookman Old Style"/>
-          <w:color w:val="000000" w:themeColor="text1"/>
-        </w:rPr>
-        <w:t xml:space="preserve">    "service_paid": "order_123",</w:t>
-      </w:r>
-    </w:p>
-    <w:p>
-      <w:pPr>
-        <w:rPr>
-          <w:rFonts w:ascii="Bookman Old Style" w:hAnsi="Bookman Old Style"/>
-          <w:color w:val="000000" w:themeColor="text1"/>
-        </w:rPr>
-      </w:pPr>
-      <w:r>
-        <w:rPr>
-          <w:rFonts w:ascii="Bookman Old Style" w:hAnsi="Bookman Old Style"/>
-          <w:color w:val="000000" w:themeColor="text1"/>
-        </w:rPr>
-        <w:t xml:space="preserve">    "reference_id": "ORDER-20260215-1234",</w:t>
-      </w:r>
-    </w:p>
-    <w:p>
-      <w:pPr>
-        <w:rPr>
-          <w:rFonts w:ascii="Bookman Old Style" w:hAnsi="Bookman Old Style"/>
-          <w:color w:val="000000" w:themeColor="text1"/>
-        </w:rPr>
-      </w:pPr>
-      <w:r>
-        <w:rPr>
-          <w:rFonts w:ascii="Bookman Old Style" w:hAnsi="Bookman Old Style"/>
-          <w:color w:val="000000" w:themeColor="text1"/>
-        </w:rPr>
-        <w:t xml:space="preserve">    "callback_url": "https://your-site.com/callback",</w:t>
+        <w:t xml:space="preserve">    "</w:t>
+      </w:r>
+      <w:proofErr w:type="spellStart"/>
+      <w:proofErr w:type="gramStart"/>
+      <w:r>
+        <w:rPr>
+          <w:rFonts w:ascii="Bookman Old Style" w:hAnsi="Bookman Old Style"/>
+          <w:color w:val="000000" w:themeColor="text1"/>
+        </w:rPr>
+        <w:t>payer</w:t>
+      </w:r>
+      <w:proofErr w:type="gramEnd"/>
+      <w:r>
+        <w:rPr>
+          <w:rFonts w:ascii="Bookman Old Style" w:hAnsi="Bookman Old Style"/>
+          <w:color w:val="000000" w:themeColor="text1"/>
+        </w:rPr>
+        <w:t>_phone</w:t>
+      </w:r>
+      <w:proofErr w:type="spellEnd"/>
+      <w:r>
+        <w:rPr>
+          <w:rFonts w:ascii="Bookman Old Style" w:hAnsi="Bookman Old Style"/>
+          <w:color w:val="000000" w:themeColor="text1"/>
+        </w:rPr>
+        <w:t>": "+250785085214",</w:t>
+      </w:r>
+    </w:p>
+    <w:p>
+      <w:pPr>
+        <w:rPr>
+          <w:rFonts w:ascii="Bookman Old Style" w:hAnsi="Bookman Old Style"/>
+          <w:color w:val="000000" w:themeColor="text1"/>
+        </w:rPr>
+      </w:pPr>
+      <w:r>
+        <w:rPr>
+          <w:rFonts w:ascii="Bookman Old Style" w:hAnsi="Bookman Old Style"/>
+          <w:color w:val="000000" w:themeColor="text1"/>
+        </w:rPr>
+        <w:t xml:space="preserve">    "</w:t>
+      </w:r>
+      <w:proofErr w:type="spellStart"/>
+      <w:proofErr w:type="gramStart"/>
+      <w:r>
+        <w:rPr>
+          <w:rFonts w:ascii="Bookman Old Style" w:hAnsi="Bookman Old Style"/>
+          <w:color w:val="000000" w:themeColor="text1"/>
+        </w:rPr>
+        <w:t>service</w:t>
+      </w:r>
+      <w:proofErr w:type="gramEnd"/>
+      <w:r>
+        <w:rPr>
+          <w:rFonts w:ascii="Bookman Old Style" w:hAnsi="Bookman Old Style"/>
+          <w:color w:val="000000" w:themeColor="text1"/>
+        </w:rPr>
+        <w:t>_paid</w:t>
+      </w:r>
+      <w:proofErr w:type="spellEnd"/>
+      <w:r>
+        <w:rPr>
+          <w:rFonts w:ascii="Bookman Old Style" w:hAnsi="Bookman Old Style"/>
+          <w:color w:val="000000" w:themeColor="text1"/>
+        </w:rPr>
+        <w:t>": "order_123",</w:t>
+      </w:r>
+    </w:p>
+    <w:p>
+      <w:pPr>
+        <w:rPr>
+          <w:rFonts w:ascii="Bookman Old Style" w:hAnsi="Bookman Old Style"/>
+          <w:color w:val="000000" w:themeColor="text1"/>
+        </w:rPr>
+      </w:pPr>
+      <w:r>
+        <w:rPr>
+          <w:rFonts w:ascii="Bookman Old Style" w:hAnsi="Bookman Old Style"/>
+          <w:color w:val="000000" w:themeColor="text1"/>
+        </w:rPr>
+        <w:t xml:space="preserve">    "</w:t>
+      </w:r>
+      <w:proofErr w:type="spellStart"/>
+      <w:proofErr w:type="gramStart"/>
+      <w:r>
+        <w:rPr>
+          <w:rFonts w:ascii="Bookman Old Style" w:hAnsi="Bookman Old Style"/>
+          <w:color w:val="000000" w:themeColor="text1"/>
+        </w:rPr>
+        <w:t>reference</w:t>
+      </w:r>
+      <w:proofErr w:type="gramEnd"/>
+      <w:r>
+        <w:rPr>
+          <w:rFonts w:ascii="Bookman Old Style" w:hAnsi="Bookman Old Style"/>
+          <w:color w:val="000000" w:themeColor="text1"/>
+        </w:rPr>
+        <w:t>_id</w:t>
+      </w:r>
+      <w:proofErr w:type="spellEnd"/>
+      <w:r>
+        <w:rPr>
+          <w:rFonts w:ascii="Bookman Old Style" w:hAnsi="Bookman Old Style"/>
+          <w:color w:val="000000" w:themeColor="text1"/>
+        </w:rPr>
+        <w:t>": "ORDER-20260215-1234",</w:t>
+      </w:r>
+    </w:p>
+    <w:p>
+      <w:pPr>
+        <w:rPr>
+          <w:rFonts w:ascii="Bookman Old Style" w:hAnsi="Bookman Old Style"/>
+          <w:color w:val="000000" w:themeColor="text1"/>
+        </w:rPr>
+      </w:pPr>
+      <w:r>
+        <w:rPr>
+          <w:rFonts w:ascii="Bookman Old Style" w:hAnsi="Bookman Old Style"/>
+          <w:color w:val="000000" w:themeColor="text1"/>
+        </w:rPr>
+        <w:t xml:space="preserve">    "</w:t>
+      </w:r>
+      <w:proofErr w:type="spellStart"/>
+      <w:proofErr w:type="gramStart"/>
+      <w:r>
+        <w:rPr>
+          <w:rFonts w:ascii="Bookman Old Style" w:hAnsi="Bookman Old Style"/>
+          <w:color w:val="000000" w:themeColor="text1"/>
+        </w:rPr>
+        <w:t>callback</w:t>
+      </w:r>
+      <w:proofErr w:type="gramEnd"/>
+      <w:r>
+        <w:rPr>
+          <w:rFonts w:ascii="Bookman Old Style" w:hAnsi="Bookman Old Style"/>
+          <w:color w:val="000000" w:themeColor="text1"/>
+        </w:rPr>
+        <w:t>_url</w:t>
+      </w:r>
+      <w:proofErr w:type="spellEnd"/>
+      <w:r>
+        <w:rPr>
+          <w:rFonts w:ascii="Bookman Old Style" w:hAnsi="Bookman Old Style"/>
+          <w:color w:val="000000" w:themeColor="text1"/>
+        </w:rPr>
+        <w:t>": "https://your-site.com/callback",</w:t>
       </w:r>
     </w:p>
     <w:p>
@@ -2960,6 +3110,7 @@
           <w:color w:val="000000" w:themeColor="text1"/>
         </w:rPr>
       </w:pPr>
+      <w:proofErr w:type="spellStart"/>
       <w:r>
         <w:rPr>
           <w:rFonts w:ascii="Bookman Old Style" w:hAnsi="Bookman Old Style"/>
@@ -2967,6 +3118,7 @@
         </w:rPr>
         <w:t>json</w:t>
       </w:r>
+      <w:proofErr w:type="spellEnd"/>
     </w:p>
     <w:p>
       <w:pPr>
@@ -3025,7 +3177,32 @@
           <w:rFonts w:ascii="Bookman Old Style" w:hAnsi="Bookman Old Style"/>
           <w:color w:val="000000" w:themeColor="text1"/>
         </w:rPr>
-        <w:t xml:space="preserve">    "payment_method": "card",</w:t>
+        <w:t xml:space="preserve">    "</w:t>
+      </w:r>
+      <w:proofErr w:type="spellStart"/>
+      <w:proofErr w:type="gramStart"/>
+      <w:r>
+        <w:rPr>
+          <w:rFonts w:ascii="Bookman Old Style" w:hAnsi="Bookman Old Style"/>
+          <w:color w:val="000000" w:themeColor="text1"/>
+        </w:rPr>
+        <w:t>payment</w:t>
+      </w:r>
+      <w:proofErr w:type="gramEnd"/>
+      <w:r>
+        <w:rPr>
+          <w:rFonts w:ascii="Bookman Old Style" w:hAnsi="Bookman Old Style"/>
+          <w:color w:val="000000" w:themeColor="text1"/>
+        </w:rPr>
+        <w:t>_method</w:t>
+      </w:r>
+      <w:proofErr w:type="spellEnd"/>
+      <w:r>
+        <w:rPr>
+          <w:rFonts w:ascii="Bookman Old Style" w:hAnsi="Bookman Old Style"/>
+          <w:color w:val="000000" w:themeColor="text1"/>
+        </w:rPr>
+        <w:t>": "card",</w:t>
       </w:r>
     </w:p>
     <w:p>
@@ -3055,52 +3232,152 @@
           <w:rFonts w:ascii="Bookman Old Style" w:hAnsi="Bookman Old Style"/>
           <w:color w:val="000000" w:themeColor="text1"/>
         </w:rPr>
-        <w:t xml:space="preserve">    "service_paid": "order_123",</w:t>
-      </w:r>
-    </w:p>
-    <w:p>
-      <w:pPr>
-        <w:rPr>
-          <w:rFonts w:ascii="Bookman Old Style" w:hAnsi="Bookman Old Style"/>
-          <w:color w:val="000000" w:themeColor="text1"/>
-        </w:rPr>
-      </w:pPr>
-      <w:r>
-        <w:rPr>
-          <w:rFonts w:ascii="Bookman Old Style" w:hAnsi="Bookman Old Style"/>
-          <w:color w:val="000000" w:themeColor="text1"/>
-        </w:rPr>
-        <w:t xml:space="preserve">    "reference_id": "ORDER-20260215-1234",</w:t>
-      </w:r>
-    </w:p>
-    <w:p>
-      <w:pPr>
-        <w:rPr>
-          <w:rFonts w:ascii="Bookman Old Style" w:hAnsi="Bookman Old Style"/>
-          <w:color w:val="000000" w:themeColor="text1"/>
-        </w:rPr>
-      </w:pPr>
-      <w:r>
-        <w:rPr>
-          <w:rFonts w:ascii="Bookman Old Style" w:hAnsi="Bookman Old Style"/>
-          <w:color w:val="000000" w:themeColor="text1"/>
-        </w:rPr>
-        <w:t xml:space="preserve">    "callback_url": "https://your-site.com/callback",</w:t>
-      </w:r>
-    </w:p>
-    <w:p>
-      <w:pPr>
-        <w:rPr>
-          <w:rFonts w:ascii="Bookman Old Style" w:hAnsi="Bookman Old Style"/>
-          <w:color w:val="000000" w:themeColor="text1"/>
-        </w:rPr>
-      </w:pPr>
-      <w:r>
-        <w:rPr>
-          <w:rFonts w:ascii="Bookman Old Style" w:hAnsi="Bookman Old Style"/>
-          <w:color w:val="000000" w:themeColor="text1"/>
-        </w:rPr>
-        <w:t xml:space="preserve">    "card_redirect_url": "https://your-site.com/card-redirect",</w:t>
+        <w:t xml:space="preserve">    "</w:t>
+      </w:r>
+      <w:proofErr w:type="spellStart"/>
+      <w:proofErr w:type="gramStart"/>
+      <w:r>
+        <w:rPr>
+          <w:rFonts w:ascii="Bookman Old Style" w:hAnsi="Bookman Old Style"/>
+          <w:color w:val="000000" w:themeColor="text1"/>
+        </w:rPr>
+        <w:t>service</w:t>
+      </w:r>
+      <w:proofErr w:type="gramEnd"/>
+      <w:r>
+        <w:rPr>
+          <w:rFonts w:ascii="Bookman Old Style" w:hAnsi="Bookman Old Style"/>
+          <w:color w:val="000000" w:themeColor="text1"/>
+        </w:rPr>
+        <w:t>_paid</w:t>
+      </w:r>
+      <w:proofErr w:type="spellEnd"/>
+      <w:r>
+        <w:rPr>
+          <w:rFonts w:ascii="Bookman Old Style" w:hAnsi="Bookman Old Style"/>
+          <w:color w:val="000000" w:themeColor="text1"/>
+        </w:rPr>
+        <w:t>": "order_123",</w:t>
+      </w:r>
+    </w:p>
+    <w:p>
+      <w:pPr>
+        <w:rPr>
+          <w:rFonts w:ascii="Bookman Old Style" w:hAnsi="Bookman Old Style"/>
+          <w:color w:val="000000" w:themeColor="text1"/>
+        </w:rPr>
+      </w:pPr>
+      <w:r>
+        <w:rPr>
+          <w:rFonts w:ascii="Bookman Old Style" w:hAnsi="Bookman Old Style"/>
+          <w:color w:val="000000" w:themeColor="text1"/>
+        </w:rPr>
+        <w:t xml:space="preserve">    "</w:t>
+      </w:r>
+      <w:proofErr w:type="spellStart"/>
+      <w:proofErr w:type="gramStart"/>
+      <w:r>
+        <w:rPr>
+          <w:rFonts w:ascii="Bookman Old Style" w:hAnsi="Bookman Old Style"/>
+          <w:color w:val="000000" w:themeColor="text1"/>
+        </w:rPr>
+        <w:t>reference</w:t>
+      </w:r>
+      <w:proofErr w:type="gramEnd"/>
+      <w:r>
+        <w:rPr>
+          <w:rFonts w:ascii="Bookman Old Style" w:hAnsi="Bookman Old Style"/>
+          <w:color w:val="000000" w:themeColor="text1"/>
+        </w:rPr>
+        <w:t>_id</w:t>
+      </w:r>
+      <w:proofErr w:type="spellEnd"/>
+      <w:r>
+        <w:rPr>
+          <w:rFonts w:ascii="Bookman Old Style" w:hAnsi="Bookman Old Style"/>
+          <w:color w:val="000000" w:themeColor="text1"/>
+        </w:rPr>
+        <w:t>": "ORDER-20260215-1234",</w:t>
+      </w:r>
+    </w:p>
+    <w:p>
+      <w:pPr>
+        <w:rPr>
+          <w:rFonts w:ascii="Bookman Old Style" w:hAnsi="Bookman Old Style"/>
+          <w:color w:val="000000" w:themeColor="text1"/>
+        </w:rPr>
+      </w:pPr>
+      <w:r>
+        <w:rPr>
+          <w:rFonts w:ascii="Bookman Old Style" w:hAnsi="Bookman Old Style"/>
+          <w:color w:val="000000" w:themeColor="text1"/>
+        </w:rPr>
+        <w:t xml:space="preserve">    "</w:t>
+      </w:r>
+      <w:proofErr w:type="spellStart"/>
+      <w:proofErr w:type="gramStart"/>
+      <w:r>
+        <w:rPr>
+          <w:rFonts w:ascii="Bookman Old Style" w:hAnsi="Bookman Old Style"/>
+          <w:color w:val="000000" w:themeColor="text1"/>
+        </w:rPr>
+        <w:t>callback</w:t>
+      </w:r>
+      <w:proofErr w:type="gramEnd"/>
+      <w:r>
+        <w:rPr>
+          <w:rFonts w:ascii="Bookman Old Style" w:hAnsi="Bookman Old Style"/>
+          <w:color w:val="000000" w:themeColor="text1"/>
+        </w:rPr>
+        <w:t>_url</w:t>
+      </w:r>
+      <w:proofErr w:type="spellEnd"/>
+      <w:r>
+        <w:rPr>
+          <w:rFonts w:ascii="Bookman Old Style" w:hAnsi="Bookman Old Style"/>
+          <w:color w:val="000000" w:themeColor="text1"/>
+        </w:rPr>
+        <w:t>": "https://your-site.com/callback",</w:t>
+      </w:r>
+    </w:p>
+    <w:p>
+      <w:pPr>
+        <w:rPr>
+          <w:rFonts w:ascii="Bookman Old Style" w:hAnsi="Bookman Old Style"/>
+          <w:color w:val="000000" w:themeColor="text1"/>
+        </w:rPr>
+      </w:pPr>
+      <w:r>
+        <w:rPr>
+          <w:rFonts w:ascii="Bookman Old Style" w:hAnsi="Bookman Old Style"/>
+          <w:color w:val="000000" w:themeColor="text1"/>
+        </w:rPr>
+        <w:t xml:space="preserve">    "</w:t>
+      </w:r>
+      <w:proofErr w:type="spellStart"/>
+      <w:proofErr w:type="gramStart"/>
+      <w:r>
+        <w:rPr>
+          <w:rFonts w:ascii="Bookman Old Style" w:hAnsi="Bookman Old Style"/>
+          <w:color w:val="000000" w:themeColor="text1"/>
+        </w:rPr>
+        <w:t>card</w:t>
+      </w:r>
+      <w:proofErr w:type="gramEnd"/>
+      <w:r>
+        <w:rPr>
+          <w:rFonts w:ascii="Bookman Old Style" w:hAnsi="Bookman Old Style"/>
+          <w:color w:val="000000" w:themeColor="text1"/>
+        </w:rPr>
+        <w:t>_redirect_url</w:t>
+      </w:r>
+      <w:proofErr w:type="spellEnd"/>
+      <w:r>
+        <w:rPr>
+          <w:rFonts w:ascii="Bookman Old Style" w:hAnsi="Bookman Old Style"/>
+          <w:color w:val="000000" w:themeColor="text1"/>
+        </w:rPr>
+        <w:t>": "https://your-site.com/card-redirect",</w:t>
       </w:r>
     </w:p>
     <w:p>
@@ -3176,6 +3453,7 @@
           <w:color w:val="000000" w:themeColor="text1"/>
         </w:rPr>
       </w:pPr>
+      <w:proofErr w:type="spellStart"/>
       <w:r>
         <w:rPr>
           <w:rFonts w:ascii="Bookman Old Style" w:hAnsi="Bookman Old Style"/>
@@ -3183,6 +3461,7 @@
         </w:rPr>
         <w:t>json</w:t>
       </w:r>
+      <w:proofErr w:type="spellEnd"/>
     </w:p>
     <w:p>
       <w:pPr>
@@ -3256,7 +3535,32 @@
           <w:rFonts w:ascii="Bookman Old Style" w:hAnsi="Bookman Old Style"/>
           <w:color w:val="000000" w:themeColor="text1"/>
         </w:rPr>
-        <w:t xml:space="preserve">        "reference_id": "ORDER-20260215-1234",</w:t>
+        <w:t xml:space="preserve">        "</w:t>
+      </w:r>
+      <w:proofErr w:type="spellStart"/>
+      <w:proofErr w:type="gramStart"/>
+      <w:r>
+        <w:rPr>
+          <w:rFonts w:ascii="Bookman Old Style" w:hAnsi="Bookman Old Style"/>
+          <w:color w:val="000000" w:themeColor="text1"/>
+        </w:rPr>
+        <w:t>reference</w:t>
+      </w:r>
+      <w:proofErr w:type="gramEnd"/>
+      <w:r>
+        <w:rPr>
+          <w:rFonts w:ascii="Bookman Old Style" w:hAnsi="Bookman Old Style"/>
+          <w:color w:val="000000" w:themeColor="text1"/>
+        </w:rPr>
+        <w:t>_id</w:t>
+      </w:r>
+      <w:proofErr w:type="spellEnd"/>
+      <w:r>
+        <w:rPr>
+          <w:rFonts w:ascii="Bookman Old Style" w:hAnsi="Bookman Old Style"/>
+          <w:color w:val="000000" w:themeColor="text1"/>
+        </w:rPr>
+        <w:t>": "ORDER-20260215-1234",</w:t>
       </w:r>
     </w:p>
     <w:p>
@@ -3287,7 +3591,21 @@
           <w:color w:val="000000" w:themeColor="text1"/>
         </w:rPr>
         <w:lastRenderedPageBreak/>
-        <w:t xml:space="preserve">        "status": "pending"</w:t>
+        <w:t xml:space="preserve">        "status": "</w:t>
+      </w:r>
+      <w:r>
+        <w:rPr>
+          <w:rFonts w:ascii="Bookman Old Style" w:hAnsi="Bookman Old Style"/>
+          <w:color w:val="000000" w:themeColor="text1"/>
+        </w:rPr>
+        <w:t>success</w:t>
+      </w:r>
+      <w:r>
+        <w:rPr>
+          <w:rFonts w:ascii="Bookman Old Style" w:hAnsi="Bookman Old Style"/>
+          <w:color w:val="000000" w:themeColor="text1"/>
+        </w:rPr>
+        <w:t>"</w:t>
       </w:r>
     </w:p>
     <w:p>
@@ -3334,6 +3652,14 @@
         </w:rPr>
         <w:t>}</w:t>
       </w:r>
+    </w:p>
+    <w:p>
+      <w:pPr>
+        <w:rPr>
+          <w:rFonts w:ascii="Bookman Old Style" w:hAnsi="Bookman Old Style"/>
+          <w:color w:val="000000" w:themeColor="text1"/>
+        </w:rPr>
+      </w:pPr>
     </w:p>
     <w:p>
       <w:pPr>
@@ -3349,151 +3675,8 @@
           <w:bCs/>
           <w:color w:val="000000" w:themeColor="text1"/>
         </w:rPr>
-        <w:t>Card Payment Success Response:</w:t>
-      </w:r>
-    </w:p>
-    <w:p>
-      <w:pPr>
-        <w:rPr>
-          <w:rFonts w:ascii="Bookman Old Style" w:hAnsi="Bookman Old Style"/>
-          <w:color w:val="000000" w:themeColor="text1"/>
-        </w:rPr>
-      </w:pPr>
-      <w:r>
-        <w:rPr>
-          <w:rFonts w:ascii="Bookman Old Style" w:hAnsi="Bookman Old Style"/>
-          <w:color w:val="000000" w:themeColor="text1"/>
-        </w:rPr>
-        <w:t>json</w:t>
-      </w:r>
-    </w:p>
-    <w:p>
-      <w:pPr>
-        <w:rPr>
-          <w:rFonts w:ascii="Bookman Old Style" w:hAnsi="Bookman Old Style"/>
-          <w:color w:val="000000" w:themeColor="text1"/>
-        </w:rPr>
-      </w:pPr>
-      <w:r>
-        <w:rPr>
-          <w:rFonts w:ascii="Bookman Old Style" w:hAnsi="Bookman Old Style"/>
-          <w:color w:val="000000" w:themeColor="text1"/>
-        </w:rPr>
-        <w:t>{</w:t>
-      </w:r>
-    </w:p>
-    <w:p>
-      <w:pPr>
-        <w:rPr>
-          <w:rFonts w:ascii="Bookman Old Style" w:hAnsi="Bookman Old Style"/>
-          <w:color w:val="000000" w:themeColor="text1"/>
-        </w:rPr>
-      </w:pPr>
-      <w:r>
-        <w:rPr>
-          <w:rFonts w:ascii="Bookman Old Style" w:hAnsi="Bookman Old Style"/>
-          <w:color w:val="000000" w:themeColor="text1"/>
-        </w:rPr>
-        <w:t xml:space="preserve">    "status": "success",</w:t>
-      </w:r>
-    </w:p>
-    <w:p>
-      <w:pPr>
-        <w:rPr>
-          <w:rFonts w:ascii="Bookman Old Style" w:hAnsi="Bookman Old Style"/>
-          <w:color w:val="000000" w:themeColor="text1"/>
-        </w:rPr>
-      </w:pPr>
-      <w:r>
-        <w:rPr>
-          <w:rFonts w:ascii="Bookman Old Style" w:hAnsi="Bookman Old Style"/>
-          <w:color w:val="000000" w:themeColor="text1"/>
-        </w:rPr>
-        <w:t xml:space="preserve">    "data": {</w:t>
-      </w:r>
-    </w:p>
-    <w:p>
-      <w:pPr>
-        <w:rPr>
-          <w:rFonts w:ascii="Bookman Old Style" w:hAnsi="Bookman Old Style"/>
-          <w:color w:val="000000" w:themeColor="text1"/>
-        </w:rPr>
-      </w:pPr>
-      <w:r>
-        <w:rPr>
-          <w:rFonts w:ascii="Bookman Old Style" w:hAnsi="Bookman Old Style"/>
-          <w:color w:val="000000" w:themeColor="text1"/>
-        </w:rPr>
-        <w:t xml:space="preserve">        "reference_id": "ORDER-20260215-1234",</w:t>
-      </w:r>
-    </w:p>
-    <w:p>
-      <w:pPr>
-        <w:rPr>
-          <w:rFonts w:ascii="Bookman Old Style" w:hAnsi="Bookman Old Style"/>
-          <w:color w:val="000000" w:themeColor="text1"/>
-        </w:rPr>
-      </w:pPr>
-      <w:r>
-        <w:rPr>
-          <w:rFonts w:ascii="Bookman Old Style" w:hAnsi="Bookman Old Style"/>
-          <w:color w:val="000000" w:themeColor="text1"/>
-        </w:rPr>
-        <w:t xml:space="preserve">        "redirect_url": "https://pay.lmbtech.rw/pay/pesapal/iframe.php?reference_id=ORDER-20260215-1234"</w:t>
-      </w:r>
-    </w:p>
-    <w:p>
-      <w:pPr>
-        <w:rPr>
-          <w:rFonts w:ascii="Bookman Old Style" w:hAnsi="Bookman Old Style"/>
-          <w:color w:val="000000" w:themeColor="text1"/>
-        </w:rPr>
-      </w:pPr>
-      <w:r>
-        <w:rPr>
-          <w:rFonts w:ascii="Bookman Old Style" w:hAnsi="Bookman Old Style"/>
-          <w:color w:val="000000" w:themeColor="text1"/>
-        </w:rPr>
-        <w:t xml:space="preserve">    },</w:t>
-      </w:r>
-    </w:p>
-    <w:p>
-      <w:pPr>
-        <w:rPr>
-          <w:rFonts w:ascii="Bookman Old Style" w:hAnsi="Bookman Old Style"/>
-          <w:color w:val="000000" w:themeColor="text1"/>
-        </w:rPr>
-      </w:pPr>
-      <w:r>
-        <w:rPr>
-          <w:rFonts w:ascii="Bookman Old Style" w:hAnsi="Bookman Old Style"/>
-          <w:color w:val="000000" w:themeColor="text1"/>
-        </w:rPr>
-        <w:t xml:space="preserve">    "message": "Redirect to card payment gateway"</w:t>
-      </w:r>
-    </w:p>
-    <w:p>
-      <w:pPr>
-        <w:rPr>
-          <w:rFonts w:ascii="Bookman Old Style" w:hAnsi="Bookman Old Style"/>
-          <w:color w:val="000000" w:themeColor="text1"/>
-        </w:rPr>
-      </w:pPr>
-      <w:r>
-        <w:rPr>
-          <w:rFonts w:ascii="Bookman Old Style" w:hAnsi="Bookman Old Style"/>
-          <w:color w:val="000000" w:themeColor="text1"/>
-        </w:rPr>
-        <w:t>}</w:t>
-      </w:r>
-    </w:p>
-    <w:p>
-      <w:pPr>
-        <w:rPr>
-          <w:rFonts w:ascii="Bookman Old Style" w:hAnsi="Bookman Old Style"/>
-          <w:color w:val="000000" w:themeColor="text1"/>
-        </w:rPr>
-      </w:pPr>
+        <w:t xml:space="preserve">Mobile Money </w:t>
+      </w:r>
       <w:r>
         <w:rPr>
           <w:rFonts w:ascii="Bookman Old Style" w:hAnsi="Bookman Old Style"/>
@@ -3501,6 +3684,752 @@
           <w:bCs/>
           <w:color w:val="000000" w:themeColor="text1"/>
         </w:rPr>
+        <w:t>pending</w:t>
+      </w:r>
+      <w:r>
+        <w:rPr>
+          <w:rFonts w:ascii="Bookman Old Style" w:hAnsi="Bookman Old Style"/>
+          <w:b/>
+          <w:bCs/>
+          <w:color w:val="000000" w:themeColor="text1"/>
+        </w:rPr>
+        <w:t xml:space="preserve"> Response:</w:t>
+      </w:r>
+    </w:p>
+    <w:p>
+      <w:pPr>
+        <w:rPr>
+          <w:rFonts w:ascii="Bookman Old Style" w:hAnsi="Bookman Old Style"/>
+          <w:color w:val="000000" w:themeColor="text1"/>
+        </w:rPr>
+      </w:pPr>
+      <w:proofErr w:type="spellStart"/>
+      <w:r>
+        <w:rPr>
+          <w:rFonts w:ascii="Bookman Old Style" w:hAnsi="Bookman Old Style"/>
+          <w:color w:val="000000" w:themeColor="text1"/>
+        </w:rPr>
+        <w:t>json</w:t>
+      </w:r>
+      <w:proofErr w:type="spellEnd"/>
+    </w:p>
+    <w:p>
+      <w:pPr>
+        <w:rPr>
+          <w:rFonts w:ascii="Bookman Old Style" w:hAnsi="Bookman Old Style"/>
+          <w:color w:val="000000" w:themeColor="text1"/>
+        </w:rPr>
+      </w:pPr>
+      <w:r>
+        <w:rPr>
+          <w:rFonts w:ascii="Bookman Old Style" w:hAnsi="Bookman Old Style"/>
+          <w:color w:val="000000" w:themeColor="text1"/>
+        </w:rPr>
+        <w:t>{</w:t>
+      </w:r>
+    </w:p>
+    <w:p>
+      <w:pPr>
+        <w:rPr>
+          <w:rFonts w:ascii="Bookman Old Style" w:hAnsi="Bookman Old Style"/>
+          <w:color w:val="000000" w:themeColor="text1"/>
+        </w:rPr>
+      </w:pPr>
+      <w:r>
+        <w:rPr>
+          <w:rFonts w:ascii="Bookman Old Style" w:hAnsi="Bookman Old Style"/>
+          <w:color w:val="000000" w:themeColor="text1"/>
+        </w:rPr>
+        <w:t xml:space="preserve">    "status": "</w:t>
+      </w:r>
+      <w:r>
+        <w:rPr>
+          <w:rFonts w:ascii="Bookman Old Style" w:hAnsi="Bookman Old Style"/>
+          <w:color w:val="000000" w:themeColor="text1"/>
+        </w:rPr>
+        <w:t>pending</w:t>
+      </w:r>
+      <w:r>
+        <w:rPr>
+          <w:rFonts w:ascii="Bookman Old Style" w:hAnsi="Bookman Old Style"/>
+          <w:color w:val="000000" w:themeColor="text1"/>
+        </w:rPr>
+        <w:t>",</w:t>
+      </w:r>
+    </w:p>
+    <w:p>
+      <w:pPr>
+        <w:rPr>
+          <w:rFonts w:ascii="Bookman Old Style" w:hAnsi="Bookman Old Style"/>
+          <w:color w:val="000000" w:themeColor="text1"/>
+        </w:rPr>
+      </w:pPr>
+      <w:r>
+        <w:rPr>
+          <w:rFonts w:ascii="Bookman Old Style" w:hAnsi="Bookman Old Style"/>
+          <w:color w:val="000000" w:themeColor="text1"/>
+        </w:rPr>
+        <w:t xml:space="preserve">    "data": {</w:t>
+      </w:r>
+    </w:p>
+    <w:p>
+      <w:pPr>
+        <w:rPr>
+          <w:rFonts w:ascii="Bookman Old Style" w:hAnsi="Bookman Old Style"/>
+          <w:color w:val="000000" w:themeColor="text1"/>
+        </w:rPr>
+      </w:pPr>
+      <w:r>
+        <w:rPr>
+          <w:rFonts w:ascii="Bookman Old Style" w:hAnsi="Bookman Old Style"/>
+          <w:color w:val="000000" w:themeColor="text1"/>
+        </w:rPr>
+        <w:t xml:space="preserve">        "id": 8067,</w:t>
+      </w:r>
+    </w:p>
+    <w:p>
+      <w:pPr>
+        <w:rPr>
+          <w:rFonts w:ascii="Bookman Old Style" w:hAnsi="Bookman Old Style"/>
+          <w:color w:val="000000" w:themeColor="text1"/>
+        </w:rPr>
+      </w:pPr>
+      <w:r>
+        <w:rPr>
+          <w:rFonts w:ascii="Bookman Old Style" w:hAnsi="Bookman Old Style"/>
+          <w:color w:val="000000" w:themeColor="text1"/>
+        </w:rPr>
+        <w:t xml:space="preserve">        "</w:t>
+      </w:r>
+      <w:proofErr w:type="spellStart"/>
+      <w:proofErr w:type="gramStart"/>
+      <w:r>
+        <w:rPr>
+          <w:rFonts w:ascii="Bookman Old Style" w:hAnsi="Bookman Old Style"/>
+          <w:color w:val="000000" w:themeColor="text1"/>
+        </w:rPr>
+        <w:t>reference</w:t>
+      </w:r>
+      <w:proofErr w:type="gramEnd"/>
+      <w:r>
+        <w:rPr>
+          <w:rFonts w:ascii="Bookman Old Style" w:hAnsi="Bookman Old Style"/>
+          <w:color w:val="000000" w:themeColor="text1"/>
+        </w:rPr>
+        <w:t>_id</w:t>
+      </w:r>
+      <w:proofErr w:type="spellEnd"/>
+      <w:r>
+        <w:rPr>
+          <w:rFonts w:ascii="Bookman Old Style" w:hAnsi="Bookman Old Style"/>
+          <w:color w:val="000000" w:themeColor="text1"/>
+        </w:rPr>
+        <w:t>": "ORDER-20260215-1234",</w:t>
+      </w:r>
+    </w:p>
+    <w:p>
+      <w:pPr>
+        <w:rPr>
+          <w:rFonts w:ascii="Bookman Old Style" w:hAnsi="Bookman Old Style"/>
+          <w:color w:val="000000" w:themeColor="text1"/>
+        </w:rPr>
+      </w:pPr>
+      <w:r>
+        <w:rPr>
+          <w:rFonts w:ascii="Bookman Old Style" w:hAnsi="Bookman Old Style"/>
+          <w:color w:val="000000" w:themeColor="text1"/>
+        </w:rPr>
+        <w:t xml:space="preserve">        "amount": "1000.00",</w:t>
+      </w:r>
+    </w:p>
+    <w:p>
+      <w:pPr>
+        <w:rPr>
+          <w:rFonts w:ascii="Bookman Old Style" w:hAnsi="Bookman Old Style"/>
+          <w:color w:val="000000" w:themeColor="text1"/>
+        </w:rPr>
+      </w:pPr>
+      <w:r>
+        <w:rPr>
+          <w:rFonts w:ascii="Bookman Old Style" w:hAnsi="Bookman Old Style"/>
+          <w:color w:val="000000" w:themeColor="text1"/>
+        </w:rPr>
+        <w:t xml:space="preserve">        "status": "pending"</w:t>
+      </w:r>
+    </w:p>
+    <w:p>
+      <w:pPr>
+        <w:rPr>
+          <w:rFonts w:ascii="Bookman Old Style" w:hAnsi="Bookman Old Style"/>
+          <w:color w:val="000000" w:themeColor="text1"/>
+        </w:rPr>
+      </w:pPr>
+      <w:r>
+        <w:rPr>
+          <w:rFonts w:ascii="Bookman Old Style" w:hAnsi="Bookman Old Style"/>
+          <w:color w:val="000000" w:themeColor="text1"/>
+        </w:rPr>
+        <w:t xml:space="preserve">    },</w:t>
+      </w:r>
+    </w:p>
+    <w:p>
+      <w:pPr>
+        <w:rPr>
+          <w:rFonts w:ascii="Bookman Old Style" w:hAnsi="Bookman Old Style"/>
+          <w:color w:val="000000" w:themeColor="text1"/>
+        </w:rPr>
+      </w:pPr>
+      <w:r>
+        <w:rPr>
+          <w:rFonts w:ascii="Bookman Old Style" w:hAnsi="Bookman Old Style"/>
+          <w:color w:val="000000" w:themeColor="text1"/>
+        </w:rPr>
+        <w:t xml:space="preserve">    "message": "Payment initiated successfully"</w:t>
+      </w:r>
+    </w:p>
+    <w:p>
+      <w:pPr>
+        <w:rPr>
+          <w:rFonts w:ascii="Bookman Old Style" w:hAnsi="Bookman Old Style"/>
+          <w:color w:val="000000" w:themeColor="text1"/>
+        </w:rPr>
+      </w:pPr>
+      <w:r>
+        <w:rPr>
+          <w:rFonts w:ascii="Bookman Old Style" w:hAnsi="Bookman Old Style"/>
+          <w:color w:val="000000" w:themeColor="text1"/>
+        </w:rPr>
+        <w:t>}</w:t>
+      </w:r>
+    </w:p>
+    <w:p>
+      <w:pPr>
+        <w:rPr>
+          <w:rFonts w:ascii="Bookman Old Style" w:hAnsi="Bookman Old Style"/>
+          <w:color w:val="000000" w:themeColor="text1"/>
+        </w:rPr>
+      </w:pPr>
+    </w:p>
+    <w:p>
+      <w:pPr>
+        <w:rPr>
+          <w:rFonts w:ascii="Bookman Old Style" w:hAnsi="Bookman Old Style"/>
+          <w:color w:val="000000" w:themeColor="text1"/>
+        </w:rPr>
+      </w:pPr>
+      <w:r>
+        <w:rPr>
+          <w:rFonts w:ascii="Bookman Old Style" w:hAnsi="Bookman Old Style"/>
+          <w:b/>
+          <w:bCs/>
+          <w:color w:val="000000" w:themeColor="text1"/>
+        </w:rPr>
+        <w:t>Mobile Money Success Response:</w:t>
+      </w:r>
+    </w:p>
+    <w:p>
+      <w:pPr>
+        <w:rPr>
+          <w:rFonts w:ascii="Bookman Old Style" w:hAnsi="Bookman Old Style"/>
+          <w:color w:val="000000" w:themeColor="text1"/>
+        </w:rPr>
+      </w:pPr>
+      <w:proofErr w:type="spellStart"/>
+      <w:r>
+        <w:rPr>
+          <w:rFonts w:ascii="Bookman Old Style" w:hAnsi="Bookman Old Style"/>
+          <w:color w:val="000000" w:themeColor="text1"/>
+        </w:rPr>
+        <w:t>json</w:t>
+      </w:r>
+      <w:proofErr w:type="spellEnd"/>
+    </w:p>
+    <w:p>
+      <w:pPr>
+        <w:rPr>
+          <w:rFonts w:ascii="Bookman Old Style" w:hAnsi="Bookman Old Style"/>
+          <w:color w:val="000000" w:themeColor="text1"/>
+        </w:rPr>
+      </w:pPr>
+      <w:r>
+        <w:rPr>
+          <w:rFonts w:ascii="Bookman Old Style" w:hAnsi="Bookman Old Style"/>
+          <w:color w:val="000000" w:themeColor="text1"/>
+        </w:rPr>
+        <w:t>{</w:t>
+      </w:r>
+    </w:p>
+    <w:p>
+      <w:pPr>
+        <w:rPr>
+          <w:rFonts w:ascii="Bookman Old Style" w:hAnsi="Bookman Old Style"/>
+          <w:color w:val="000000" w:themeColor="text1"/>
+        </w:rPr>
+      </w:pPr>
+      <w:r>
+        <w:rPr>
+          <w:rFonts w:ascii="Bookman Old Style" w:hAnsi="Bookman Old Style"/>
+          <w:color w:val="000000" w:themeColor="text1"/>
+        </w:rPr>
+        <w:t xml:space="preserve">    "status": "</w:t>
+      </w:r>
+      <w:r>
+        <w:rPr>
+          <w:rFonts w:ascii="Bookman Old Style" w:hAnsi="Bookman Old Style"/>
+          <w:color w:val="000000" w:themeColor="text1"/>
+        </w:rPr>
+        <w:t>fail</w:t>
+      </w:r>
+      <w:r>
+        <w:rPr>
+          <w:rFonts w:ascii="Bookman Old Style" w:hAnsi="Bookman Old Style"/>
+          <w:color w:val="000000" w:themeColor="text1"/>
+        </w:rPr>
+        <w:t>",</w:t>
+      </w:r>
+    </w:p>
+    <w:p>
+      <w:pPr>
+        <w:rPr>
+          <w:rFonts w:ascii="Bookman Old Style" w:hAnsi="Bookman Old Style"/>
+          <w:color w:val="000000" w:themeColor="text1"/>
+        </w:rPr>
+      </w:pPr>
+      <w:r>
+        <w:rPr>
+          <w:rFonts w:ascii="Bookman Old Style" w:hAnsi="Bookman Old Style"/>
+          <w:color w:val="000000" w:themeColor="text1"/>
+        </w:rPr>
+        <w:t xml:space="preserve">    "data": {</w:t>
+      </w:r>
+    </w:p>
+    <w:p>
+      <w:pPr>
+        <w:rPr>
+          <w:rFonts w:ascii="Bookman Old Style" w:hAnsi="Bookman Old Style"/>
+          <w:color w:val="000000" w:themeColor="text1"/>
+        </w:rPr>
+      </w:pPr>
+      <w:r>
+        <w:rPr>
+          <w:rFonts w:ascii="Bookman Old Style" w:hAnsi="Bookman Old Style"/>
+          <w:color w:val="000000" w:themeColor="text1"/>
+        </w:rPr>
+        <w:t xml:space="preserve">        "id": 8067,</w:t>
+      </w:r>
+    </w:p>
+    <w:p>
+      <w:pPr>
+        <w:rPr>
+          <w:rFonts w:ascii="Bookman Old Style" w:hAnsi="Bookman Old Style"/>
+          <w:color w:val="000000" w:themeColor="text1"/>
+        </w:rPr>
+      </w:pPr>
+      <w:r>
+        <w:rPr>
+          <w:rFonts w:ascii="Bookman Old Style" w:hAnsi="Bookman Old Style"/>
+          <w:color w:val="000000" w:themeColor="text1"/>
+        </w:rPr>
+        <w:t xml:space="preserve">        "</w:t>
+      </w:r>
+      <w:proofErr w:type="spellStart"/>
+      <w:proofErr w:type="gramStart"/>
+      <w:r>
+        <w:rPr>
+          <w:rFonts w:ascii="Bookman Old Style" w:hAnsi="Bookman Old Style"/>
+          <w:color w:val="000000" w:themeColor="text1"/>
+        </w:rPr>
+        <w:t>reference</w:t>
+      </w:r>
+      <w:proofErr w:type="gramEnd"/>
+      <w:r>
+        <w:rPr>
+          <w:rFonts w:ascii="Bookman Old Style" w:hAnsi="Bookman Old Style"/>
+          <w:color w:val="000000" w:themeColor="text1"/>
+        </w:rPr>
+        <w:t>_id</w:t>
+      </w:r>
+      <w:proofErr w:type="spellEnd"/>
+      <w:r>
+        <w:rPr>
+          <w:rFonts w:ascii="Bookman Old Style" w:hAnsi="Bookman Old Style"/>
+          <w:color w:val="000000" w:themeColor="text1"/>
+        </w:rPr>
+        <w:t>": "ORDER-20260215-1234",</w:t>
+      </w:r>
+    </w:p>
+    <w:p>
+      <w:pPr>
+        <w:rPr>
+          <w:rFonts w:ascii="Bookman Old Style" w:hAnsi="Bookman Old Style"/>
+          <w:color w:val="000000" w:themeColor="text1"/>
+        </w:rPr>
+      </w:pPr>
+      <w:r>
+        <w:rPr>
+          <w:rFonts w:ascii="Bookman Old Style" w:hAnsi="Bookman Old Style"/>
+          <w:color w:val="000000" w:themeColor="text1"/>
+        </w:rPr>
+        <w:t xml:space="preserve">        "amount": "1000.00",</w:t>
+      </w:r>
+    </w:p>
+    <w:p>
+      <w:pPr>
+        <w:rPr>
+          <w:rFonts w:ascii="Bookman Old Style" w:hAnsi="Bookman Old Style"/>
+          <w:color w:val="000000" w:themeColor="text1"/>
+        </w:rPr>
+      </w:pPr>
+      <w:r>
+        <w:rPr>
+          <w:rFonts w:ascii="Bookman Old Style" w:hAnsi="Bookman Old Style"/>
+          <w:color w:val="000000" w:themeColor="text1"/>
+        </w:rPr>
+        <w:t xml:space="preserve">        "status": "</w:t>
+      </w:r>
+      <w:r>
+        <w:rPr>
+          <w:rFonts w:ascii="Bookman Old Style" w:hAnsi="Bookman Old Style"/>
+          <w:color w:val="000000" w:themeColor="text1"/>
+        </w:rPr>
+        <w:t>fail</w:t>
+      </w:r>
+      <w:r>
+        <w:rPr>
+          <w:rFonts w:ascii="Bookman Old Style" w:hAnsi="Bookman Old Style"/>
+          <w:color w:val="000000" w:themeColor="text1"/>
+        </w:rPr>
+        <w:t>"</w:t>
+      </w:r>
+    </w:p>
+    <w:p>
+      <w:pPr>
+        <w:rPr>
+          <w:rFonts w:ascii="Bookman Old Style" w:hAnsi="Bookman Old Style"/>
+          <w:color w:val="000000" w:themeColor="text1"/>
+        </w:rPr>
+      </w:pPr>
+      <w:r>
+        <w:rPr>
+          <w:rFonts w:ascii="Bookman Old Style" w:hAnsi="Bookman Old Style"/>
+          <w:color w:val="000000" w:themeColor="text1"/>
+        </w:rPr>
+        <w:t xml:space="preserve">    },</w:t>
+      </w:r>
+    </w:p>
+    <w:p>
+      <w:pPr>
+        <w:rPr>
+          <w:rFonts w:ascii="Bookman Old Style" w:hAnsi="Bookman Old Style"/>
+          <w:color w:val="000000" w:themeColor="text1"/>
+        </w:rPr>
+      </w:pPr>
+      <w:r>
+        <w:rPr>
+          <w:rFonts w:ascii="Bookman Old Style" w:hAnsi="Bookman Old Style"/>
+          <w:color w:val="000000" w:themeColor="text1"/>
+        </w:rPr>
+        <w:t xml:space="preserve">    "message": "Payment initiated successfully"</w:t>
+      </w:r>
+    </w:p>
+    <w:p>
+      <w:pPr>
+        <w:rPr>
+          <w:rFonts w:ascii="Bookman Old Style" w:hAnsi="Bookman Old Style"/>
+          <w:color w:val="000000" w:themeColor="text1"/>
+        </w:rPr>
+      </w:pPr>
+      <w:r>
+        <w:rPr>
+          <w:rFonts w:ascii="Bookman Old Style" w:hAnsi="Bookman Old Style"/>
+          <w:color w:val="000000" w:themeColor="text1"/>
+        </w:rPr>
+        <w:lastRenderedPageBreak/>
+        <w:t>}</w:t>
+      </w:r>
+    </w:p>
+    <w:p>
+      <w:pPr>
+        <w:rPr>
+          <w:rFonts w:ascii="Bookman Old Style" w:hAnsi="Bookman Old Style"/>
+          <w:color w:val="000000" w:themeColor="text1"/>
+        </w:rPr>
+      </w:pPr>
+    </w:p>
+    <w:p>
+      <w:pPr>
+        <w:rPr>
+          <w:rFonts w:ascii="Bookman Old Style" w:hAnsi="Bookman Old Style"/>
+          <w:color w:val="000000" w:themeColor="text1"/>
+        </w:rPr>
+      </w:pPr>
+    </w:p>
+    <w:p>
+      <w:pPr>
+        <w:rPr>
+          <w:rFonts w:ascii="Bookman Old Style" w:hAnsi="Bookman Old Style"/>
+          <w:color w:val="000000" w:themeColor="text1"/>
+        </w:rPr>
+      </w:pPr>
+      <w:r>
+        <w:rPr>
+          <w:rFonts w:ascii="Bookman Old Style" w:hAnsi="Bookman Old Style"/>
+          <w:b/>
+          <w:bCs/>
+          <w:color w:val="000000" w:themeColor="text1"/>
+        </w:rPr>
+        <w:t xml:space="preserve">Card Payment </w:t>
+      </w:r>
+      <w:proofErr w:type="spellStart"/>
+      <w:r>
+        <w:rPr>
+          <w:rFonts w:ascii="Bookman Old Style" w:hAnsi="Bookman Old Style"/>
+          <w:b/>
+          <w:bCs/>
+          <w:color w:val="000000" w:themeColor="text1"/>
+        </w:rPr>
+        <w:t>Initilized</w:t>
+      </w:r>
+      <w:proofErr w:type="spellEnd"/>
+      <w:r>
+        <w:rPr>
+          <w:rFonts w:ascii="Bookman Old Style" w:hAnsi="Bookman Old Style"/>
+          <w:b/>
+          <w:bCs/>
+          <w:color w:val="000000" w:themeColor="text1"/>
+        </w:rPr>
+        <w:t xml:space="preserve"> Response:</w:t>
+      </w:r>
+    </w:p>
+    <w:p>
+      <w:pPr>
+        <w:rPr>
+          <w:rFonts w:ascii="Bookman Old Style" w:hAnsi="Bookman Old Style"/>
+          <w:color w:val="000000" w:themeColor="text1"/>
+        </w:rPr>
+      </w:pPr>
+      <w:proofErr w:type="spellStart"/>
+      <w:r>
+        <w:rPr>
+          <w:rFonts w:ascii="Bookman Old Style" w:hAnsi="Bookman Old Style"/>
+          <w:color w:val="000000" w:themeColor="text1"/>
+        </w:rPr>
+        <w:t>json</w:t>
+      </w:r>
+      <w:proofErr w:type="spellEnd"/>
+    </w:p>
+    <w:p>
+      <w:pPr>
+        <w:rPr>
+          <w:rFonts w:ascii="Bookman Old Style" w:hAnsi="Bookman Old Style"/>
+          <w:color w:val="000000" w:themeColor="text1"/>
+        </w:rPr>
+      </w:pPr>
+      <w:r>
+        <w:rPr>
+          <w:rFonts w:ascii="Bookman Old Style" w:hAnsi="Bookman Old Style"/>
+          <w:color w:val="000000" w:themeColor="text1"/>
+        </w:rPr>
+        <w:t>{</w:t>
+      </w:r>
+    </w:p>
+    <w:p>
+      <w:pPr>
+        <w:rPr>
+          <w:rFonts w:ascii="Bookman Old Style" w:hAnsi="Bookman Old Style"/>
+          <w:color w:val="000000" w:themeColor="text1"/>
+        </w:rPr>
+      </w:pPr>
+      <w:r>
+        <w:rPr>
+          <w:rFonts w:ascii="Bookman Old Style" w:hAnsi="Bookman Old Style"/>
+          <w:color w:val="000000" w:themeColor="text1"/>
+        </w:rPr>
+        <w:t xml:space="preserve">    "status": "</w:t>
+      </w:r>
+      <w:r>
+        <w:rPr>
+          <w:rFonts w:ascii="Bookman Old Style" w:hAnsi="Bookman Old Style"/>
+          <w:color w:val="000000" w:themeColor="text1"/>
+        </w:rPr>
+        <w:t>pending</w:t>
+      </w:r>
+      <w:r>
+        <w:rPr>
+          <w:rFonts w:ascii="Bookman Old Style" w:hAnsi="Bookman Old Style"/>
+          <w:color w:val="000000" w:themeColor="text1"/>
+        </w:rPr>
+        <w:t>",</w:t>
+      </w:r>
+    </w:p>
+    <w:p>
+      <w:pPr>
+        <w:rPr>
+          <w:rFonts w:ascii="Bookman Old Style" w:hAnsi="Bookman Old Style"/>
+          <w:color w:val="000000" w:themeColor="text1"/>
+        </w:rPr>
+      </w:pPr>
+      <w:r>
+        <w:rPr>
+          <w:rFonts w:ascii="Bookman Old Style" w:hAnsi="Bookman Old Style"/>
+          <w:color w:val="000000" w:themeColor="text1"/>
+        </w:rPr>
+        <w:t xml:space="preserve">    "data": {</w:t>
+      </w:r>
+    </w:p>
+    <w:p>
+      <w:pPr>
+        <w:rPr>
+          <w:rFonts w:ascii="Bookman Old Style" w:hAnsi="Bookman Old Style"/>
+          <w:color w:val="000000" w:themeColor="text1"/>
+        </w:rPr>
+      </w:pPr>
+      <w:r>
+        <w:rPr>
+          <w:rFonts w:ascii="Bookman Old Style" w:hAnsi="Bookman Old Style"/>
+          <w:color w:val="000000" w:themeColor="text1"/>
+        </w:rPr>
+        <w:t xml:space="preserve">        "</w:t>
+      </w:r>
+      <w:proofErr w:type="spellStart"/>
+      <w:proofErr w:type="gramStart"/>
+      <w:r>
+        <w:rPr>
+          <w:rFonts w:ascii="Bookman Old Style" w:hAnsi="Bookman Old Style"/>
+          <w:color w:val="000000" w:themeColor="text1"/>
+        </w:rPr>
+        <w:t>reference</w:t>
+      </w:r>
+      <w:proofErr w:type="gramEnd"/>
+      <w:r>
+        <w:rPr>
+          <w:rFonts w:ascii="Bookman Old Style" w:hAnsi="Bookman Old Style"/>
+          <w:color w:val="000000" w:themeColor="text1"/>
+        </w:rPr>
+        <w:t>_id</w:t>
+      </w:r>
+      <w:proofErr w:type="spellEnd"/>
+      <w:r>
+        <w:rPr>
+          <w:rFonts w:ascii="Bookman Old Style" w:hAnsi="Bookman Old Style"/>
+          <w:color w:val="000000" w:themeColor="text1"/>
+        </w:rPr>
+        <w:t>": "ORDER-20260215-1234",</w:t>
+      </w:r>
+    </w:p>
+    <w:p>
+      <w:pPr>
+        <w:rPr>
+          <w:rFonts w:ascii="Bookman Old Style" w:hAnsi="Bookman Old Style"/>
+          <w:color w:val="000000" w:themeColor="text1"/>
+        </w:rPr>
+      </w:pPr>
+      <w:r>
+        <w:rPr>
+          <w:rFonts w:ascii="Bookman Old Style" w:hAnsi="Bookman Old Style"/>
+          <w:color w:val="000000" w:themeColor="text1"/>
+        </w:rPr>
+        <w:t xml:space="preserve">        "</w:t>
+      </w:r>
+      <w:proofErr w:type="spellStart"/>
+      <w:proofErr w:type="gramStart"/>
+      <w:r>
+        <w:rPr>
+          <w:rFonts w:ascii="Bookman Old Style" w:hAnsi="Bookman Old Style"/>
+          <w:color w:val="000000" w:themeColor="text1"/>
+        </w:rPr>
+        <w:t>redirect</w:t>
+      </w:r>
+      <w:proofErr w:type="gramEnd"/>
+      <w:r>
+        <w:rPr>
+          <w:rFonts w:ascii="Bookman Old Style" w:hAnsi="Bookman Old Style"/>
+          <w:color w:val="000000" w:themeColor="text1"/>
+        </w:rPr>
+        <w:t>_url</w:t>
+      </w:r>
+      <w:proofErr w:type="spellEnd"/>
+      <w:r>
+        <w:rPr>
+          <w:rFonts w:ascii="Bookman Old Style" w:hAnsi="Bookman Old Style"/>
+          <w:color w:val="000000" w:themeColor="text1"/>
+        </w:rPr>
+        <w:t>": "https://pay.lmbtech.rw/pay/pesapal/iframe.php?reference_id=ORDER-20260215-1234"</w:t>
+      </w:r>
+    </w:p>
+    <w:p>
+      <w:pPr>
+        <w:rPr>
+          <w:rFonts w:ascii="Bookman Old Style" w:hAnsi="Bookman Old Style"/>
+          <w:color w:val="000000" w:themeColor="text1"/>
+        </w:rPr>
+      </w:pPr>
+      <w:r>
+        <w:rPr>
+          <w:rFonts w:ascii="Bookman Old Style" w:hAnsi="Bookman Old Style"/>
+          <w:color w:val="000000" w:themeColor="text1"/>
+        </w:rPr>
+        <w:t xml:space="preserve">    },</w:t>
+      </w:r>
+    </w:p>
+    <w:p>
+      <w:pPr>
+        <w:rPr>
+          <w:rFonts w:ascii="Bookman Old Style" w:hAnsi="Bookman Old Style"/>
+          <w:color w:val="000000" w:themeColor="text1"/>
+        </w:rPr>
+      </w:pPr>
+      <w:r>
+        <w:rPr>
+          <w:rFonts w:ascii="Bookman Old Style" w:hAnsi="Bookman Old Style"/>
+          <w:color w:val="000000" w:themeColor="text1"/>
+        </w:rPr>
+        <w:t xml:space="preserve">    "message": "Redirect to card payment gateway</w:t>
+      </w:r>
+      <w:r>
+        <w:rPr>
+          <w:rFonts w:ascii="Bookman Old Style" w:hAnsi="Bookman Old Style"/>
+          <w:color w:val="000000" w:themeColor="text1"/>
+        </w:rPr>
+        <w:t xml:space="preserve"> for confirmation payment</w:t>
+      </w:r>
+      <w:r>
+        <w:rPr>
+          <w:rFonts w:ascii="Bookman Old Style" w:hAnsi="Bookman Old Style"/>
+          <w:color w:val="000000" w:themeColor="text1"/>
+        </w:rPr>
+        <w:t>"</w:t>
+      </w:r>
+    </w:p>
+    <w:p>
+      <w:pPr>
+        <w:rPr>
+          <w:rFonts w:ascii="Bookman Old Style" w:hAnsi="Bookman Old Style"/>
+          <w:color w:val="000000" w:themeColor="text1"/>
+        </w:rPr>
+      </w:pPr>
+      <w:r>
+        <w:rPr>
+          <w:rFonts w:ascii="Bookman Old Style" w:hAnsi="Bookman Old Style"/>
+          <w:color w:val="000000" w:themeColor="text1"/>
+        </w:rPr>
+        <w:t>}</w:t>
+      </w:r>
+    </w:p>
+    <w:p>
+      <w:pPr>
+        <w:rPr>
+          <w:rFonts w:ascii="Bookman Old Style" w:hAnsi="Bookman Old Style"/>
+          <w:color w:val="000000" w:themeColor="text1"/>
+        </w:rPr>
+      </w:pPr>
+      <w:r>
+        <w:rPr>
+          <w:rFonts w:ascii="Bookman Old Style" w:hAnsi="Bookman Old Style"/>
+          <w:b/>
+          <w:bCs/>
+          <w:color w:val="000000" w:themeColor="text1"/>
+        </w:rPr>
         <w:t>Error Response:</w:t>
       </w:r>
     </w:p>
@@ -3511,6 +4440,7 @@
           <w:color w:val="000000" w:themeColor="text1"/>
         </w:rPr>
       </w:pPr>
+      <w:proofErr w:type="spellStart"/>
       <w:r>
         <w:rPr>
           <w:rFonts w:ascii="Bookman Old Style" w:hAnsi="Bookman Old Style"/>
@@ -3518,6 +4448,7 @@
         </w:rPr>
         <w:t>json</w:t>
       </w:r>
+      <w:proofErr w:type="spellEnd"/>
     </w:p>
     <w:p>
       <w:pPr>
@@ -3705,7 +4636,23 @@
           <w:rFonts w:ascii="Bookman Old Style" w:hAnsi="Bookman Old Style"/>
           <w:color w:val="000000" w:themeColor="text1"/>
         </w:rPr>
-        <w:t>User is redirected to the redirect_url from response</w:t>
+        <w:t>User is redirected to the </w:t>
+      </w:r>
+      <w:proofErr w:type="spellStart"/>
+      <w:r>
+        <w:rPr>
+          <w:rFonts w:ascii="Bookman Old Style" w:hAnsi="Bookman Old Style"/>
+          <w:color w:val="000000" w:themeColor="text1"/>
+        </w:rPr>
+        <w:t>redirect_url</w:t>
+      </w:r>
+      <w:proofErr w:type="spellEnd"/>
+      <w:r>
+        <w:rPr>
+          <w:rFonts w:ascii="Bookman Old Style" w:hAnsi="Bookman Old Style"/>
+          <w:color w:val="000000" w:themeColor="text1"/>
+        </w:rPr>
+        <w:t> from response</w:t>
       </w:r>
     </w:p>
     <w:p>
@@ -3724,8 +4671,23 @@
           <w:rFonts w:ascii="Bookman Old Style" w:hAnsi="Bookman Old Style"/>
           <w:color w:val="000000" w:themeColor="text1"/>
         </w:rPr>
-        <w:lastRenderedPageBreak/>
-        <w:t>They enter card details on secure Pesapal page</w:t>
+        <w:t xml:space="preserve">They enter card details on secure </w:t>
+      </w:r>
+      <w:proofErr w:type="spellStart"/>
+      <w:r>
+        <w:rPr>
+          <w:rFonts w:ascii="Bookman Old Style" w:hAnsi="Bookman Old Style"/>
+          <w:color w:val="000000" w:themeColor="text1"/>
+        </w:rPr>
+        <w:t>Pesapal</w:t>
+      </w:r>
+      <w:proofErr w:type="spellEnd"/>
+      <w:r>
+        <w:rPr>
+          <w:rFonts w:ascii="Bookman Old Style" w:hAnsi="Bookman Old Style"/>
+          <w:color w:val="000000" w:themeColor="text1"/>
+        </w:rPr>
+        <w:t xml:space="preserve"> page</w:t>
       </w:r>
     </w:p>
     <w:p>
@@ -3744,8 +4706,18 @@
           <w:rFonts w:ascii="Bookman Old Style" w:hAnsi="Bookman Old Style"/>
           <w:color w:val="000000" w:themeColor="text1"/>
         </w:rPr>
-        <w:t>After payment, they're redirected back to your callback_url</w:t>
-      </w:r>
+        <w:lastRenderedPageBreak/>
+        <w:t>After payment, they're redirected back to your </w:t>
+      </w:r>
+      <w:proofErr w:type="spellStart"/>
+      <w:r>
+        <w:rPr>
+          <w:rFonts w:ascii="Bookman Old Style" w:hAnsi="Bookman Old Style"/>
+          <w:color w:val="000000" w:themeColor="text1"/>
+        </w:rPr>
+        <w:t>callback_url</w:t>
+      </w:r>
+      <w:proofErr w:type="spellEnd"/>
     </w:p>
     <w:p>
       <w:pPr>
@@ -3915,16 +4887,9 @@
           <w:rFonts w:ascii="Bookman Old Style" w:hAnsi="Bookman Old Style"/>
           <w:color w:val="000000" w:themeColor="text1"/>
         </w:rPr>
-        <w:t> application/json</w:t>
-      </w:r>
-    </w:p>
-    <w:p>
-      <w:pPr>
-        <w:rPr>
-          <w:rFonts w:ascii="Bookman Old Style" w:hAnsi="Bookman Old Style"/>
-          <w:color w:val="000000" w:themeColor="text1"/>
-        </w:rPr>
-      </w:pPr>
+        <w:t> application/</w:t>
+      </w:r>
+      <w:proofErr w:type="spellStart"/>
       <w:r>
         <w:rPr>
           <w:rFonts w:ascii="Bookman Old Style" w:hAnsi="Bookman Old Style"/>
@@ -3932,6 +4897,24 @@
         </w:rPr>
         <w:t>json</w:t>
       </w:r>
+      <w:proofErr w:type="spellEnd"/>
+    </w:p>
+    <w:p>
+      <w:pPr>
+        <w:rPr>
+          <w:rFonts w:ascii="Bookman Old Style" w:hAnsi="Bookman Old Style"/>
+          <w:color w:val="000000" w:themeColor="text1"/>
+        </w:rPr>
+      </w:pPr>
+      <w:proofErr w:type="spellStart"/>
+      <w:r>
+        <w:rPr>
+          <w:rFonts w:ascii="Bookman Old Style" w:hAnsi="Bookman Old Style"/>
+          <w:color w:val="000000" w:themeColor="text1"/>
+        </w:rPr>
+        <w:t>json</w:t>
+      </w:r>
+      <w:proofErr w:type="spellEnd"/>
     </w:p>
     <w:p>
       <w:pPr>
@@ -3990,7 +4973,32 @@
           <w:rFonts w:ascii="Bookman Old Style" w:hAnsi="Bookman Old Style"/>
           <w:color w:val="000000" w:themeColor="text1"/>
         </w:rPr>
-        <w:t xml:space="preserve">    "payment_method": "MTN_MOMO_RWA",</w:t>
+        <w:t xml:space="preserve">    "</w:t>
+      </w:r>
+      <w:proofErr w:type="spellStart"/>
+      <w:proofErr w:type="gramStart"/>
+      <w:r>
+        <w:rPr>
+          <w:rFonts w:ascii="Bookman Old Style" w:hAnsi="Bookman Old Style"/>
+          <w:color w:val="000000" w:themeColor="text1"/>
+        </w:rPr>
+        <w:t>payment</w:t>
+      </w:r>
+      <w:proofErr w:type="gramEnd"/>
+      <w:r>
+        <w:rPr>
+          <w:rFonts w:ascii="Bookman Old Style" w:hAnsi="Bookman Old Style"/>
+          <w:color w:val="000000" w:themeColor="text1"/>
+        </w:rPr>
+        <w:t>_method</w:t>
+      </w:r>
+      <w:proofErr w:type="spellEnd"/>
+      <w:r>
+        <w:rPr>
+          <w:rFonts w:ascii="Bookman Old Style" w:hAnsi="Bookman Old Style"/>
+          <w:color w:val="000000" w:themeColor="text1"/>
+        </w:rPr>
+        <w:t>": "MTN_MOMO_RWA",</w:t>
       </w:r>
     </w:p>
     <w:p>
@@ -4020,52 +5028,152 @@
           <w:rFonts w:ascii="Bookman Old Style" w:hAnsi="Bookman Old Style"/>
           <w:color w:val="000000" w:themeColor="text1"/>
         </w:rPr>
-        <w:t xml:space="preserve">    "payer_phone": "+250785085214",</w:t>
-      </w:r>
-    </w:p>
-    <w:p>
-      <w:pPr>
-        <w:rPr>
-          <w:rFonts w:ascii="Bookman Old Style" w:hAnsi="Bookman Old Style"/>
-          <w:color w:val="000000" w:themeColor="text1"/>
-        </w:rPr>
-      </w:pPr>
-      <w:r>
-        <w:rPr>
-          <w:rFonts w:ascii="Bookman Old Style" w:hAnsi="Bookman Old Style"/>
-          <w:color w:val="000000" w:themeColor="text1"/>
-        </w:rPr>
-        <w:t xml:space="preserve">    "service_paid": "payout",</w:t>
-      </w:r>
-    </w:p>
-    <w:p>
-      <w:pPr>
-        <w:rPr>
-          <w:rFonts w:ascii="Bookman Old Style" w:hAnsi="Bookman Old Style"/>
-          <w:color w:val="000000" w:themeColor="text1"/>
-        </w:rPr>
-      </w:pPr>
-      <w:r>
-        <w:rPr>
-          <w:rFonts w:ascii="Bookman Old Style" w:hAnsi="Bookman Old Style"/>
-          <w:color w:val="000000" w:themeColor="text1"/>
-        </w:rPr>
-        <w:t xml:space="preserve">    "reference_id": "PAYOUT-20260215-5678",</w:t>
-      </w:r>
-    </w:p>
-    <w:p>
-      <w:pPr>
-        <w:rPr>
-          <w:rFonts w:ascii="Bookman Old Style" w:hAnsi="Bookman Old Style"/>
-          <w:color w:val="000000" w:themeColor="text1"/>
-        </w:rPr>
-      </w:pPr>
-      <w:r>
-        <w:rPr>
-          <w:rFonts w:ascii="Bookman Old Style" w:hAnsi="Bookman Old Style"/>
-          <w:color w:val="000000" w:themeColor="text1"/>
-        </w:rPr>
-        <w:t xml:space="preserve">    "callback_url": "https://your-site.com/callback",</w:t>
+        <w:t xml:space="preserve">    "</w:t>
+      </w:r>
+      <w:proofErr w:type="spellStart"/>
+      <w:proofErr w:type="gramStart"/>
+      <w:r>
+        <w:rPr>
+          <w:rFonts w:ascii="Bookman Old Style" w:hAnsi="Bookman Old Style"/>
+          <w:color w:val="000000" w:themeColor="text1"/>
+        </w:rPr>
+        <w:t>payer</w:t>
+      </w:r>
+      <w:proofErr w:type="gramEnd"/>
+      <w:r>
+        <w:rPr>
+          <w:rFonts w:ascii="Bookman Old Style" w:hAnsi="Bookman Old Style"/>
+          <w:color w:val="000000" w:themeColor="text1"/>
+        </w:rPr>
+        <w:t>_phone</w:t>
+      </w:r>
+      <w:proofErr w:type="spellEnd"/>
+      <w:r>
+        <w:rPr>
+          <w:rFonts w:ascii="Bookman Old Style" w:hAnsi="Bookman Old Style"/>
+          <w:color w:val="000000" w:themeColor="text1"/>
+        </w:rPr>
+        <w:t>": "+250785085214",</w:t>
+      </w:r>
+    </w:p>
+    <w:p>
+      <w:pPr>
+        <w:rPr>
+          <w:rFonts w:ascii="Bookman Old Style" w:hAnsi="Bookman Old Style"/>
+          <w:color w:val="000000" w:themeColor="text1"/>
+        </w:rPr>
+      </w:pPr>
+      <w:r>
+        <w:rPr>
+          <w:rFonts w:ascii="Bookman Old Style" w:hAnsi="Bookman Old Style"/>
+          <w:color w:val="000000" w:themeColor="text1"/>
+        </w:rPr>
+        <w:t xml:space="preserve">    "</w:t>
+      </w:r>
+      <w:proofErr w:type="spellStart"/>
+      <w:proofErr w:type="gramStart"/>
+      <w:r>
+        <w:rPr>
+          <w:rFonts w:ascii="Bookman Old Style" w:hAnsi="Bookman Old Style"/>
+          <w:color w:val="000000" w:themeColor="text1"/>
+        </w:rPr>
+        <w:t>service</w:t>
+      </w:r>
+      <w:proofErr w:type="gramEnd"/>
+      <w:r>
+        <w:rPr>
+          <w:rFonts w:ascii="Bookman Old Style" w:hAnsi="Bookman Old Style"/>
+          <w:color w:val="000000" w:themeColor="text1"/>
+        </w:rPr>
+        <w:t>_paid</w:t>
+      </w:r>
+      <w:proofErr w:type="spellEnd"/>
+      <w:r>
+        <w:rPr>
+          <w:rFonts w:ascii="Bookman Old Style" w:hAnsi="Bookman Old Style"/>
+          <w:color w:val="000000" w:themeColor="text1"/>
+        </w:rPr>
+        <w:t>": "payout",</w:t>
+      </w:r>
+    </w:p>
+    <w:p>
+      <w:pPr>
+        <w:rPr>
+          <w:rFonts w:ascii="Bookman Old Style" w:hAnsi="Bookman Old Style"/>
+          <w:color w:val="000000" w:themeColor="text1"/>
+        </w:rPr>
+      </w:pPr>
+      <w:r>
+        <w:rPr>
+          <w:rFonts w:ascii="Bookman Old Style" w:hAnsi="Bookman Old Style"/>
+          <w:color w:val="000000" w:themeColor="text1"/>
+        </w:rPr>
+        <w:t xml:space="preserve">    "</w:t>
+      </w:r>
+      <w:proofErr w:type="spellStart"/>
+      <w:proofErr w:type="gramStart"/>
+      <w:r>
+        <w:rPr>
+          <w:rFonts w:ascii="Bookman Old Style" w:hAnsi="Bookman Old Style"/>
+          <w:color w:val="000000" w:themeColor="text1"/>
+        </w:rPr>
+        <w:t>reference</w:t>
+      </w:r>
+      <w:proofErr w:type="gramEnd"/>
+      <w:r>
+        <w:rPr>
+          <w:rFonts w:ascii="Bookman Old Style" w:hAnsi="Bookman Old Style"/>
+          <w:color w:val="000000" w:themeColor="text1"/>
+        </w:rPr>
+        <w:t>_id</w:t>
+      </w:r>
+      <w:proofErr w:type="spellEnd"/>
+      <w:r>
+        <w:rPr>
+          <w:rFonts w:ascii="Bookman Old Style" w:hAnsi="Bookman Old Style"/>
+          <w:color w:val="000000" w:themeColor="text1"/>
+        </w:rPr>
+        <w:t>": "PAYOUT-20260215-5678",</w:t>
+      </w:r>
+    </w:p>
+    <w:p>
+      <w:pPr>
+        <w:rPr>
+          <w:rFonts w:ascii="Bookman Old Style" w:hAnsi="Bookman Old Style"/>
+          <w:color w:val="000000" w:themeColor="text1"/>
+        </w:rPr>
+      </w:pPr>
+      <w:r>
+        <w:rPr>
+          <w:rFonts w:ascii="Bookman Old Style" w:hAnsi="Bookman Old Style"/>
+          <w:color w:val="000000" w:themeColor="text1"/>
+        </w:rPr>
+        <w:t xml:space="preserve">    "</w:t>
+      </w:r>
+      <w:proofErr w:type="spellStart"/>
+      <w:proofErr w:type="gramStart"/>
+      <w:r>
+        <w:rPr>
+          <w:rFonts w:ascii="Bookman Old Style" w:hAnsi="Bookman Old Style"/>
+          <w:color w:val="000000" w:themeColor="text1"/>
+        </w:rPr>
+        <w:t>callback</w:t>
+      </w:r>
+      <w:proofErr w:type="gramEnd"/>
+      <w:r>
+        <w:rPr>
+          <w:rFonts w:ascii="Bookman Old Style" w:hAnsi="Bookman Old Style"/>
+          <w:color w:val="000000" w:themeColor="text1"/>
+        </w:rPr>
+        <w:t>_url</w:t>
+      </w:r>
+      <w:proofErr w:type="spellEnd"/>
+      <w:r>
+        <w:rPr>
+          <w:rFonts w:ascii="Bookman Old Style" w:hAnsi="Bookman Old Style"/>
+          <w:color w:val="000000" w:themeColor="text1"/>
+        </w:rPr>
+        <w:t>": "https://your-site.com/callback",</w:t>
       </w:r>
     </w:p>
     <w:p>
@@ -4124,6 +5232,7 @@
           <w:color w:val="000000" w:themeColor="text1"/>
         </w:rPr>
       </w:pPr>
+      <w:proofErr w:type="spellStart"/>
       <w:r>
         <w:rPr>
           <w:rFonts w:ascii="Bookman Old Style" w:hAnsi="Bookman Old Style"/>
@@ -4131,6 +5240,7 @@
         </w:rPr>
         <w:t>json</w:t>
       </w:r>
+      <w:proofErr w:type="spellEnd"/>
     </w:p>
     <w:p>
       <w:pPr>
@@ -4189,22 +5299,47 @@
           <w:rFonts w:ascii="Bookman Old Style" w:hAnsi="Bookman Old Style"/>
           <w:color w:val="000000" w:themeColor="text1"/>
         </w:rPr>
+        <w:t xml:space="preserve">        "</w:t>
+      </w:r>
+      <w:proofErr w:type="spellStart"/>
+      <w:proofErr w:type="gramStart"/>
+      <w:r>
+        <w:rPr>
+          <w:rFonts w:ascii="Bookman Old Style" w:hAnsi="Bookman Old Style"/>
+          <w:color w:val="000000" w:themeColor="text1"/>
+        </w:rPr>
+        <w:t>reference</w:t>
+      </w:r>
+      <w:proofErr w:type="gramEnd"/>
+      <w:r>
+        <w:rPr>
+          <w:rFonts w:ascii="Bookman Old Style" w:hAnsi="Bookman Old Style"/>
+          <w:color w:val="000000" w:themeColor="text1"/>
+        </w:rPr>
+        <w:t>_id</w:t>
+      </w:r>
+      <w:proofErr w:type="spellEnd"/>
+      <w:r>
+        <w:rPr>
+          <w:rFonts w:ascii="Bookman Old Style" w:hAnsi="Bookman Old Style"/>
+          <w:color w:val="000000" w:themeColor="text1"/>
+        </w:rPr>
+        <w:t>": "PAYOUT-20260215-5678",</w:t>
+      </w:r>
+    </w:p>
+    <w:p>
+      <w:pPr>
+        <w:rPr>
+          <w:rFonts w:ascii="Bookman Old Style" w:hAnsi="Bookman Old Style"/>
+          <w:color w:val="000000" w:themeColor="text1"/>
+        </w:rPr>
+      </w:pPr>
+      <w:r>
+        <w:rPr>
+          <w:rFonts w:ascii="Bookman Old Style" w:hAnsi="Bookman Old Style"/>
+          <w:color w:val="000000" w:themeColor="text1"/>
+        </w:rPr>
         <w:lastRenderedPageBreak/>
-        <w:t xml:space="preserve">        "reference_id": "PAYOUT-20260215-5678",</w:t>
-      </w:r>
-    </w:p>
-    <w:p>
-      <w:pPr>
-        <w:rPr>
-          <w:rFonts w:ascii="Bookman Old Style" w:hAnsi="Bookman Old Style"/>
-          <w:color w:val="000000" w:themeColor="text1"/>
-        </w:rPr>
-      </w:pPr>
-      <w:r>
-        <w:rPr>
-          <w:rFonts w:ascii="Bookman Old Style" w:hAnsi="Bookman Old Style"/>
-          <w:color w:val="000000" w:themeColor="text1"/>
-        </w:rPr>
         <w:t xml:space="preserve">        "amount": "500.00",</w:t>
       </w:r>
     </w:p>
@@ -4382,7 +5517,23 @@
           <w:rFonts w:ascii="Bookman Old Style" w:hAnsi="Bookman Old Style"/>
           <w:color w:val="000000" w:themeColor="text1"/>
         </w:rPr>
-        <w:t> Base URL with reference_id parameter</w:t>
+        <w:t xml:space="preserve"> Base URL with </w:t>
+      </w:r>
+      <w:proofErr w:type="spellStart"/>
+      <w:r>
+        <w:rPr>
+          <w:rFonts w:ascii="Bookman Old Style" w:hAnsi="Bookman Old Style"/>
+          <w:color w:val="000000" w:themeColor="text1"/>
+        </w:rPr>
+        <w:t>reference_id</w:t>
+      </w:r>
+      <w:proofErr w:type="spellEnd"/>
+      <w:r>
+        <w:rPr>
+          <w:rFonts w:ascii="Bookman Old Style" w:hAnsi="Bookman Old Style"/>
+          <w:color w:val="000000" w:themeColor="text1"/>
+        </w:rPr>
+        <w:t xml:space="preserve"> parameter</w:t>
       </w:r>
     </w:p>
     <w:p>
@@ -4441,6 +5592,7 @@
           <w:color w:val="000000" w:themeColor="text1"/>
         </w:rPr>
       </w:pPr>
+      <w:proofErr w:type="spellStart"/>
       <w:r>
         <w:rPr>
           <w:rFonts w:ascii="Bookman Old Style" w:hAnsi="Bookman Old Style"/>
@@ -4448,6 +5600,7 @@
         </w:rPr>
         <w:t>json</w:t>
       </w:r>
+      <w:proofErr w:type="spellEnd"/>
     </w:p>
     <w:p>
       <w:pPr>
@@ -4521,22 +5674,72 @@
           <w:rFonts w:ascii="Bookman Old Style" w:hAnsi="Bookman Old Style"/>
           <w:color w:val="000000" w:themeColor="text1"/>
         </w:rPr>
-        <w:t xml:space="preserve">        "reference_id": "ORDER-20260215-1234",</w:t>
-      </w:r>
-    </w:p>
-    <w:p>
-      <w:pPr>
-        <w:rPr>
-          <w:rFonts w:ascii="Bookman Old Style" w:hAnsi="Bookman Old Style"/>
-          <w:color w:val="000000" w:themeColor="text1"/>
-        </w:rPr>
-      </w:pPr>
-      <w:r>
-        <w:rPr>
-          <w:rFonts w:ascii="Bookman Old Style" w:hAnsi="Bookman Old Style"/>
-          <w:color w:val="000000" w:themeColor="text1"/>
-        </w:rPr>
-        <w:t xml:space="preserve">        "transaction_id": "TXN-987654321",</w:t>
+        <w:t xml:space="preserve">        "</w:t>
+      </w:r>
+      <w:proofErr w:type="spellStart"/>
+      <w:proofErr w:type="gramStart"/>
+      <w:r>
+        <w:rPr>
+          <w:rFonts w:ascii="Bookman Old Style" w:hAnsi="Bookman Old Style"/>
+          <w:color w:val="000000" w:themeColor="text1"/>
+        </w:rPr>
+        <w:t>reference</w:t>
+      </w:r>
+      <w:proofErr w:type="gramEnd"/>
+      <w:r>
+        <w:rPr>
+          <w:rFonts w:ascii="Bookman Old Style" w:hAnsi="Bookman Old Style"/>
+          <w:color w:val="000000" w:themeColor="text1"/>
+        </w:rPr>
+        <w:t>_id</w:t>
+      </w:r>
+      <w:proofErr w:type="spellEnd"/>
+      <w:r>
+        <w:rPr>
+          <w:rFonts w:ascii="Bookman Old Style" w:hAnsi="Bookman Old Style"/>
+          <w:color w:val="000000" w:themeColor="text1"/>
+        </w:rPr>
+        <w:t>": "ORDER-20260215-1234",</w:t>
+      </w:r>
+    </w:p>
+    <w:p>
+      <w:pPr>
+        <w:rPr>
+          <w:rFonts w:ascii="Bookman Old Style" w:hAnsi="Bookman Old Style"/>
+          <w:color w:val="000000" w:themeColor="text1"/>
+        </w:rPr>
+      </w:pPr>
+      <w:r>
+        <w:rPr>
+          <w:rFonts w:ascii="Bookman Old Style" w:hAnsi="Bookman Old Style"/>
+          <w:color w:val="000000" w:themeColor="text1"/>
+        </w:rPr>
+        <w:t xml:space="preserve">        "</w:t>
+      </w:r>
+      <w:proofErr w:type="spellStart"/>
+      <w:proofErr w:type="gramStart"/>
+      <w:r>
+        <w:rPr>
+          <w:rFonts w:ascii="Bookman Old Style" w:hAnsi="Bookman Old Style"/>
+          <w:color w:val="000000" w:themeColor="text1"/>
+        </w:rPr>
+        <w:t>transaction</w:t>
+      </w:r>
+      <w:proofErr w:type="gramEnd"/>
+      <w:r>
+        <w:rPr>
+          <w:rFonts w:ascii="Bookman Old Style" w:hAnsi="Bookman Old Style"/>
+          <w:color w:val="000000" w:themeColor="text1"/>
+        </w:rPr>
+        <w:t>_id</w:t>
+      </w:r>
+      <w:proofErr w:type="spellEnd"/>
+      <w:r>
+        <w:rPr>
+          <w:rFonts w:ascii="Bookman Old Style" w:hAnsi="Bookman Old Style"/>
+          <w:color w:val="000000" w:themeColor="text1"/>
+        </w:rPr>
+        <w:t>": "TXN-987654321",</w:t>
       </w:r>
     </w:p>
     <w:p>
@@ -4581,22 +5784,72 @@
           <w:rFonts w:ascii="Bookman Old Style" w:hAnsi="Bookman Old Style"/>
           <w:color w:val="000000" w:themeColor="text1"/>
         </w:rPr>
-        <w:t xml:space="preserve">        "payment_method": "MTN_MOMO_RWA",</w:t>
-      </w:r>
-    </w:p>
-    <w:p>
-      <w:pPr>
-        <w:rPr>
-          <w:rFonts w:ascii="Bookman Old Style" w:hAnsi="Bookman Old Style"/>
-          <w:color w:val="000000" w:themeColor="text1"/>
-        </w:rPr>
-      </w:pPr>
-      <w:r>
-        <w:rPr>
-          <w:rFonts w:ascii="Bookman Old Style" w:hAnsi="Bookman Old Style"/>
-          <w:color w:val="000000" w:themeColor="text1"/>
-        </w:rPr>
-        <w:t xml:space="preserve">        "payment_date": "2026-02-15 12:35:22"</w:t>
+        <w:t xml:space="preserve">        "</w:t>
+      </w:r>
+      <w:proofErr w:type="spellStart"/>
+      <w:proofErr w:type="gramStart"/>
+      <w:r>
+        <w:rPr>
+          <w:rFonts w:ascii="Bookman Old Style" w:hAnsi="Bookman Old Style"/>
+          <w:color w:val="000000" w:themeColor="text1"/>
+        </w:rPr>
+        <w:t>payment</w:t>
+      </w:r>
+      <w:proofErr w:type="gramEnd"/>
+      <w:r>
+        <w:rPr>
+          <w:rFonts w:ascii="Bookman Old Style" w:hAnsi="Bookman Old Style"/>
+          <w:color w:val="000000" w:themeColor="text1"/>
+        </w:rPr>
+        <w:t>_method</w:t>
+      </w:r>
+      <w:proofErr w:type="spellEnd"/>
+      <w:r>
+        <w:rPr>
+          <w:rFonts w:ascii="Bookman Old Style" w:hAnsi="Bookman Old Style"/>
+          <w:color w:val="000000" w:themeColor="text1"/>
+        </w:rPr>
+        <w:t>": "MTN_MOMO_RWA",</w:t>
+      </w:r>
+    </w:p>
+    <w:p>
+      <w:pPr>
+        <w:rPr>
+          <w:rFonts w:ascii="Bookman Old Style" w:hAnsi="Bookman Old Style"/>
+          <w:color w:val="000000" w:themeColor="text1"/>
+        </w:rPr>
+      </w:pPr>
+      <w:r>
+        <w:rPr>
+          <w:rFonts w:ascii="Bookman Old Style" w:hAnsi="Bookman Old Style"/>
+          <w:color w:val="000000" w:themeColor="text1"/>
+        </w:rPr>
+        <w:t xml:space="preserve">        "</w:t>
+      </w:r>
+      <w:proofErr w:type="spellStart"/>
+      <w:proofErr w:type="gramStart"/>
+      <w:r>
+        <w:rPr>
+          <w:rFonts w:ascii="Bookman Old Style" w:hAnsi="Bookman Old Style"/>
+          <w:color w:val="000000" w:themeColor="text1"/>
+        </w:rPr>
+        <w:t>payment</w:t>
+      </w:r>
+      <w:proofErr w:type="gramEnd"/>
+      <w:r>
+        <w:rPr>
+          <w:rFonts w:ascii="Bookman Old Style" w:hAnsi="Bookman Old Style"/>
+          <w:color w:val="000000" w:themeColor="text1"/>
+        </w:rPr>
+        <w:t>_date</w:t>
+      </w:r>
+      <w:proofErr w:type="spellEnd"/>
+      <w:r>
+        <w:rPr>
+          <w:rFonts w:ascii="Bookman Old Style" w:hAnsi="Bookman Old Style"/>
+          <w:color w:val="000000" w:themeColor="text1"/>
+        </w:rPr>
+        <w:t>": "2026-02-15 12:35:22"</w:t>
       </w:r>
     </w:p>
     <w:p>
@@ -4645,7 +5898,6 @@
           <w:bCs/>
           <w:color w:val="000000" w:themeColor="text1"/>
         </w:rPr>
-        <w:lastRenderedPageBreak/>
         <w:t>Status Meanings</w:t>
       </w:r>
     </w:p>
@@ -4695,6 +5947,7 @@
                 <w:rFonts w:ascii="Bookman Old Style" w:hAnsi="Bookman Old Style"/>
                 <w:color w:val="000000" w:themeColor="text1"/>
               </w:rPr>
+              <w:lastRenderedPageBreak/>
               <w:t>Status</w:t>
             </w:r>
           </w:p>
@@ -5009,7 +6262,23 @@
           <w:rFonts w:ascii="Bookman Old Style" w:hAnsi="Bookman Old Style"/>
           <w:color w:val="000000" w:themeColor="text1"/>
         </w:rPr>
-        <w:t>This is the most important part of your integration. When a payment completes, the system sends a notification to your callback_url.</w:t>
+        <w:t>This is the most important part of your integration. When a payment completes, the system sends a notification to your </w:t>
+      </w:r>
+      <w:proofErr w:type="spellStart"/>
+      <w:r>
+        <w:rPr>
+          <w:rFonts w:ascii="Bookman Old Style" w:hAnsi="Bookman Old Style"/>
+          <w:color w:val="000000" w:themeColor="text1"/>
+        </w:rPr>
+        <w:t>callback_url</w:t>
+      </w:r>
+      <w:proofErr w:type="spellEnd"/>
+      <w:r>
+        <w:rPr>
+          <w:rFonts w:ascii="Bookman Old Style" w:hAnsi="Bookman Old Style"/>
+          <w:color w:val="000000" w:themeColor="text1"/>
+        </w:rPr>
+        <w:t>.</w:t>
       </w:r>
     </w:p>
     <w:p>
@@ -5206,6 +6475,7 @@
           <w:color w:val="000000" w:themeColor="text1"/>
         </w:rPr>
       </w:pPr>
+      <w:proofErr w:type="spellStart"/>
       <w:r>
         <w:rPr>
           <w:rFonts w:ascii="Bookman Old Style" w:hAnsi="Bookman Old Style"/>
@@ -5213,6 +6483,7 @@
         </w:rPr>
         <w:t>json</w:t>
       </w:r>
+      <w:proofErr w:type="spellEnd"/>
     </w:p>
     <w:p>
       <w:pPr>
@@ -5241,22 +6512,72 @@
           <w:rFonts w:ascii="Bookman Old Style" w:hAnsi="Bookman Old Style"/>
           <w:color w:val="000000" w:themeColor="text1"/>
         </w:rPr>
-        <w:t xml:space="preserve">    "reference_id": "ORDER-20260215-1234",</w:t>
-      </w:r>
-    </w:p>
-    <w:p>
-      <w:pPr>
-        <w:rPr>
-          <w:rFonts w:ascii="Bookman Old Style" w:hAnsi="Bookman Old Style"/>
-          <w:color w:val="000000" w:themeColor="text1"/>
-        </w:rPr>
-      </w:pPr>
-      <w:r>
-        <w:rPr>
-          <w:rFonts w:ascii="Bookman Old Style" w:hAnsi="Bookman Old Style"/>
-          <w:color w:val="000000" w:themeColor="text1"/>
-        </w:rPr>
-        <w:t xml:space="preserve">    "transaction_id": "TXN-987654321",</w:t>
+        <w:t xml:space="preserve">    "</w:t>
+      </w:r>
+      <w:proofErr w:type="spellStart"/>
+      <w:proofErr w:type="gramStart"/>
+      <w:r>
+        <w:rPr>
+          <w:rFonts w:ascii="Bookman Old Style" w:hAnsi="Bookman Old Style"/>
+          <w:color w:val="000000" w:themeColor="text1"/>
+        </w:rPr>
+        <w:t>reference</w:t>
+      </w:r>
+      <w:proofErr w:type="gramEnd"/>
+      <w:r>
+        <w:rPr>
+          <w:rFonts w:ascii="Bookman Old Style" w:hAnsi="Bookman Old Style"/>
+          <w:color w:val="000000" w:themeColor="text1"/>
+        </w:rPr>
+        <w:t>_id</w:t>
+      </w:r>
+      <w:proofErr w:type="spellEnd"/>
+      <w:r>
+        <w:rPr>
+          <w:rFonts w:ascii="Bookman Old Style" w:hAnsi="Bookman Old Style"/>
+          <w:color w:val="000000" w:themeColor="text1"/>
+        </w:rPr>
+        <w:t>": "ORDER-20260215-1234",</w:t>
+      </w:r>
+    </w:p>
+    <w:p>
+      <w:pPr>
+        <w:rPr>
+          <w:rFonts w:ascii="Bookman Old Style" w:hAnsi="Bookman Old Style"/>
+          <w:color w:val="000000" w:themeColor="text1"/>
+        </w:rPr>
+      </w:pPr>
+      <w:r>
+        <w:rPr>
+          <w:rFonts w:ascii="Bookman Old Style" w:hAnsi="Bookman Old Style"/>
+          <w:color w:val="000000" w:themeColor="text1"/>
+        </w:rPr>
+        <w:t xml:space="preserve">    "</w:t>
+      </w:r>
+      <w:proofErr w:type="spellStart"/>
+      <w:proofErr w:type="gramStart"/>
+      <w:r>
+        <w:rPr>
+          <w:rFonts w:ascii="Bookman Old Style" w:hAnsi="Bookman Old Style"/>
+          <w:color w:val="000000" w:themeColor="text1"/>
+        </w:rPr>
+        <w:t>transaction</w:t>
+      </w:r>
+      <w:proofErr w:type="gramEnd"/>
+      <w:r>
+        <w:rPr>
+          <w:rFonts w:ascii="Bookman Old Style" w:hAnsi="Bookman Old Style"/>
+          <w:color w:val="000000" w:themeColor="text1"/>
+        </w:rPr>
+        <w:t>_id</w:t>
+      </w:r>
+      <w:proofErr w:type="spellEnd"/>
+      <w:r>
+        <w:rPr>
+          <w:rFonts w:ascii="Bookman Old Style" w:hAnsi="Bookman Old Style"/>
+          <w:color w:val="000000" w:themeColor="text1"/>
+        </w:rPr>
+        <w:t>": "TXN-987654321",</w:t>
       </w:r>
     </w:p>
     <w:p>
@@ -5301,23 +6622,73 @@
           <w:rFonts w:ascii="Bookman Old Style" w:hAnsi="Bookman Old Style"/>
           <w:color w:val="000000" w:themeColor="text1"/>
         </w:rPr>
+        <w:t xml:space="preserve">    "</w:t>
+      </w:r>
+      <w:proofErr w:type="spellStart"/>
+      <w:proofErr w:type="gramStart"/>
+      <w:r>
+        <w:rPr>
+          <w:rFonts w:ascii="Bookman Old Style" w:hAnsi="Bookman Old Style"/>
+          <w:color w:val="000000" w:themeColor="text1"/>
+        </w:rPr>
+        <w:t>payment</w:t>
+      </w:r>
+      <w:proofErr w:type="gramEnd"/>
+      <w:r>
+        <w:rPr>
+          <w:rFonts w:ascii="Bookman Old Style" w:hAnsi="Bookman Old Style"/>
+          <w:color w:val="000000" w:themeColor="text1"/>
+        </w:rPr>
+        <w:t>_method</w:t>
+      </w:r>
+      <w:proofErr w:type="spellEnd"/>
+      <w:r>
+        <w:rPr>
+          <w:rFonts w:ascii="Bookman Old Style" w:hAnsi="Bookman Old Style"/>
+          <w:color w:val="000000" w:themeColor="text1"/>
+        </w:rPr>
+        <w:t>": "MTN_MOMO_RWA",</w:t>
+      </w:r>
+    </w:p>
+    <w:p>
+      <w:pPr>
+        <w:rPr>
+          <w:rFonts w:ascii="Bookman Old Style" w:hAnsi="Bookman Old Style"/>
+          <w:color w:val="000000" w:themeColor="text1"/>
+        </w:rPr>
+      </w:pPr>
+      <w:r>
+        <w:rPr>
+          <w:rFonts w:ascii="Bookman Old Style" w:hAnsi="Bookman Old Style"/>
+          <w:color w:val="000000" w:themeColor="text1"/>
+        </w:rPr>
         <w:lastRenderedPageBreak/>
-        <w:t xml:space="preserve">    "payment_method": "MTN_MOMO_RWA",</w:t>
-      </w:r>
-    </w:p>
-    <w:p>
-      <w:pPr>
-        <w:rPr>
-          <w:rFonts w:ascii="Bookman Old Style" w:hAnsi="Bookman Old Style"/>
-          <w:color w:val="000000" w:themeColor="text1"/>
-        </w:rPr>
-      </w:pPr>
-      <w:r>
-        <w:rPr>
-          <w:rFonts w:ascii="Bookman Old Style" w:hAnsi="Bookman Old Style"/>
-          <w:color w:val="000000" w:themeColor="text1"/>
-        </w:rPr>
-        <w:t xml:space="preserve">    "payer_phone": "+250785085214"</w:t>
+        <w:t xml:space="preserve">    "</w:t>
+      </w:r>
+      <w:proofErr w:type="spellStart"/>
+      <w:proofErr w:type="gramStart"/>
+      <w:r>
+        <w:rPr>
+          <w:rFonts w:ascii="Bookman Old Style" w:hAnsi="Bookman Old Style"/>
+          <w:color w:val="000000" w:themeColor="text1"/>
+        </w:rPr>
+        <w:t>payer</w:t>
+      </w:r>
+      <w:proofErr w:type="gramEnd"/>
+      <w:r>
+        <w:rPr>
+          <w:rFonts w:ascii="Bookman Old Style" w:hAnsi="Bookman Old Style"/>
+          <w:color w:val="000000" w:themeColor="text1"/>
+        </w:rPr>
+        <w:t>_phone</w:t>
+      </w:r>
+      <w:proofErr w:type="spellEnd"/>
+      <w:r>
+        <w:rPr>
+          <w:rFonts w:ascii="Bookman Old Style" w:hAnsi="Bookman Old Style"/>
+          <w:color w:val="000000" w:themeColor="text1"/>
+        </w:rPr>
+        <w:t>": "+250785085214"</w:t>
       </w:r>
     </w:p>
     <w:p>
@@ -5364,37 +6735,85 @@
           <w:rFonts w:ascii="Bookman Old Style" w:hAnsi="Bookman Old Style"/>
           <w:color w:val="000000" w:themeColor="text1"/>
         </w:rPr>
-        <w:t>Field: pesapal_merchant_reference = ORDER-20260215-1234</w:t>
-      </w:r>
-    </w:p>
-    <w:p>
-      <w:pPr>
-        <w:rPr>
-          <w:rFonts w:ascii="Bookman Old Style" w:hAnsi="Bookman Old Style"/>
-          <w:color w:val="000000" w:themeColor="text1"/>
-        </w:rPr>
-      </w:pPr>
-      <w:r>
-        <w:rPr>
-          <w:rFonts w:ascii="Bookman Old Style" w:hAnsi="Bookman Old Style"/>
-          <w:color w:val="000000" w:themeColor="text1"/>
-        </w:rPr>
-        <w:t>Field: pesapal_transaction_tracking_id = TXN-987654321</w:t>
-      </w:r>
-    </w:p>
-    <w:p>
-      <w:pPr>
-        <w:rPr>
-          <w:rFonts w:ascii="Bookman Old Style" w:hAnsi="Bookman Old Style"/>
-          <w:color w:val="000000" w:themeColor="text1"/>
-        </w:rPr>
-      </w:pPr>
-      <w:r>
-        <w:rPr>
-          <w:rFonts w:ascii="Bookman Old Style" w:hAnsi="Bookman Old Style"/>
-          <w:color w:val="000000" w:themeColor="text1"/>
-        </w:rPr>
-        <w:t>Field: pesapal_response_data = COMPLETED</w:t>
+        <w:t xml:space="preserve">Field: </w:t>
+      </w:r>
+      <w:proofErr w:type="spellStart"/>
+      <w:r>
+        <w:rPr>
+          <w:rFonts w:ascii="Bookman Old Style" w:hAnsi="Bookman Old Style"/>
+          <w:color w:val="000000" w:themeColor="text1"/>
+        </w:rPr>
+        <w:t>pesapal_merchant_reference</w:t>
+      </w:r>
+      <w:proofErr w:type="spellEnd"/>
+      <w:r>
+        <w:rPr>
+          <w:rFonts w:ascii="Bookman Old Style" w:hAnsi="Bookman Old Style"/>
+          <w:color w:val="000000" w:themeColor="text1"/>
+        </w:rPr>
+        <w:t xml:space="preserve"> = ORDER-20260215-1234</w:t>
+      </w:r>
+    </w:p>
+    <w:p>
+      <w:pPr>
+        <w:rPr>
+          <w:rFonts w:ascii="Bookman Old Style" w:hAnsi="Bookman Old Style"/>
+          <w:color w:val="000000" w:themeColor="text1"/>
+        </w:rPr>
+      </w:pPr>
+      <w:r>
+        <w:rPr>
+          <w:rFonts w:ascii="Bookman Old Style" w:hAnsi="Bookman Old Style"/>
+          <w:color w:val="000000" w:themeColor="text1"/>
+        </w:rPr>
+        <w:t xml:space="preserve">Field: </w:t>
+      </w:r>
+      <w:proofErr w:type="spellStart"/>
+      <w:r>
+        <w:rPr>
+          <w:rFonts w:ascii="Bookman Old Style" w:hAnsi="Bookman Old Style"/>
+          <w:color w:val="000000" w:themeColor="text1"/>
+        </w:rPr>
+        <w:t>pesapal_transaction_tracking_id</w:t>
+      </w:r>
+      <w:proofErr w:type="spellEnd"/>
+      <w:r>
+        <w:rPr>
+          <w:rFonts w:ascii="Bookman Old Style" w:hAnsi="Bookman Old Style"/>
+          <w:color w:val="000000" w:themeColor="text1"/>
+        </w:rPr>
+        <w:t xml:space="preserve"> = TXN-987654321</w:t>
+      </w:r>
+    </w:p>
+    <w:p>
+      <w:pPr>
+        <w:rPr>
+          <w:rFonts w:ascii="Bookman Old Style" w:hAnsi="Bookman Old Style"/>
+          <w:color w:val="000000" w:themeColor="text1"/>
+        </w:rPr>
+      </w:pPr>
+      <w:r>
+        <w:rPr>
+          <w:rFonts w:ascii="Bookman Old Style" w:hAnsi="Bookman Old Style"/>
+          <w:color w:val="000000" w:themeColor="text1"/>
+        </w:rPr>
+        <w:t xml:space="preserve">Field: </w:t>
+      </w:r>
+      <w:proofErr w:type="spellStart"/>
+      <w:r>
+        <w:rPr>
+          <w:rFonts w:ascii="Bookman Old Style" w:hAnsi="Bookman Old Style"/>
+          <w:color w:val="000000" w:themeColor="text1"/>
+        </w:rPr>
+        <w:t>pesapal_response_data</w:t>
+      </w:r>
+      <w:proofErr w:type="spellEnd"/>
+      <w:r>
+        <w:rPr>
+          <w:rFonts w:ascii="Bookman Old Style" w:hAnsi="Bookman Old Style"/>
+          <w:color w:val="000000" w:themeColor="text1"/>
+        </w:rPr>
+        <w:t xml:space="preserve"> = COMPLETED</w:t>
       </w:r>
     </w:p>
     <w:p>
@@ -5428,7 +6847,23 @@
           <w:rFonts w:ascii="Bookman Old Style" w:hAnsi="Bookman Old Style"/>
           <w:color w:val="000000" w:themeColor="text1"/>
         </w:rPr>
-        <w:t>FUNCTION handle_callback(request):</w:t>
+        <w:t xml:space="preserve">FUNCTION </w:t>
+      </w:r>
+      <w:proofErr w:type="spellStart"/>
+      <w:r>
+        <w:rPr>
+          <w:rFonts w:ascii="Bookman Old Style" w:hAnsi="Bookman Old Style"/>
+          <w:color w:val="000000" w:themeColor="text1"/>
+        </w:rPr>
+        <w:t>handle_callback</w:t>
+      </w:r>
+      <w:proofErr w:type="spellEnd"/>
+      <w:r>
+        <w:rPr>
+          <w:rFonts w:ascii="Bookman Old Style" w:hAnsi="Bookman Old Style"/>
+          <w:color w:val="000000" w:themeColor="text1"/>
+        </w:rPr>
+        <w:t>(request):</w:t>
       </w:r>
     </w:p>
     <w:p>
@@ -5473,53 +6908,187 @@
           <w:rFonts w:ascii="Bookman Old Style" w:hAnsi="Bookman Old Style"/>
           <w:color w:val="000000" w:themeColor="text1"/>
         </w:rPr>
-        <w:t xml:space="preserve">        reference_id = request.form["pesapal_merchant_reference"]</w:t>
-      </w:r>
-    </w:p>
-    <w:p>
-      <w:pPr>
-        <w:rPr>
-          <w:rFonts w:ascii="Bookman Old Style" w:hAnsi="Bookman Old Style"/>
-          <w:color w:val="000000" w:themeColor="text1"/>
-        </w:rPr>
-      </w:pPr>
-      <w:r>
-        <w:rPr>
-          <w:rFonts w:ascii="Bookman Old Style" w:hAnsi="Bookman Old Style"/>
-          <w:color w:val="000000" w:themeColor="text1"/>
-        </w:rPr>
-        <w:t xml:space="preserve">        transaction_id = request.form["pesapal_transaction_tracking_id"]</w:t>
-      </w:r>
-    </w:p>
-    <w:p>
-      <w:pPr>
-        <w:rPr>
-          <w:rFonts w:ascii="Bookman Old Style" w:hAnsi="Bookman Old Style"/>
-          <w:color w:val="000000" w:themeColor="text1"/>
-        </w:rPr>
-      </w:pPr>
-      <w:r>
-        <w:rPr>
-          <w:rFonts w:ascii="Bookman Old Style" w:hAnsi="Bookman Old Style"/>
-          <w:color w:val="000000" w:themeColor="text1"/>
-        </w:rPr>
-        <w:t xml:space="preserve">        response = request.form["pesapal_response_data"]</w:t>
-      </w:r>
-    </w:p>
-    <w:p>
-      <w:pPr>
-        <w:rPr>
-          <w:rFonts w:ascii="Bookman Old Style" w:hAnsi="Bookman Old Style"/>
-          <w:color w:val="000000" w:themeColor="text1"/>
-        </w:rPr>
-      </w:pPr>
-      <w:r>
-        <w:rPr>
-          <w:rFonts w:ascii="Bookman Old Style" w:hAnsi="Bookman Old Style"/>
-          <w:color w:val="000000" w:themeColor="text1"/>
-        </w:rPr>
         <w:t xml:space="preserve">        </w:t>
       </w:r>
+      <w:proofErr w:type="spellStart"/>
+      <w:r>
+        <w:rPr>
+          <w:rFonts w:ascii="Bookman Old Style" w:hAnsi="Bookman Old Style"/>
+          <w:color w:val="000000" w:themeColor="text1"/>
+        </w:rPr>
+        <w:t>reference_id</w:t>
+      </w:r>
+      <w:proofErr w:type="spellEnd"/>
+      <w:r>
+        <w:rPr>
+          <w:rFonts w:ascii="Bookman Old Style" w:hAnsi="Bookman Old Style"/>
+          <w:color w:val="000000" w:themeColor="text1"/>
+        </w:rPr>
+        <w:t xml:space="preserve"> = </w:t>
+      </w:r>
+      <w:proofErr w:type="spellStart"/>
+      <w:proofErr w:type="gramStart"/>
+      <w:r>
+        <w:rPr>
+          <w:rFonts w:ascii="Bookman Old Style" w:hAnsi="Bookman Old Style"/>
+          <w:color w:val="000000" w:themeColor="text1"/>
+        </w:rPr>
+        <w:t>request.form</w:t>
+      </w:r>
+      <w:proofErr w:type="spellEnd"/>
+      <w:proofErr w:type="gramEnd"/>
+      <w:r>
+        <w:rPr>
+          <w:rFonts w:ascii="Bookman Old Style" w:hAnsi="Bookman Old Style"/>
+          <w:color w:val="000000" w:themeColor="text1"/>
+        </w:rPr>
+        <w:t>["</w:t>
+      </w:r>
+      <w:proofErr w:type="spellStart"/>
+      <w:r>
+        <w:rPr>
+          <w:rFonts w:ascii="Bookman Old Style" w:hAnsi="Bookman Old Style"/>
+          <w:color w:val="000000" w:themeColor="text1"/>
+        </w:rPr>
+        <w:t>pesapal_merchant_reference</w:t>
+      </w:r>
+      <w:proofErr w:type="spellEnd"/>
+      <w:r>
+        <w:rPr>
+          <w:rFonts w:ascii="Bookman Old Style" w:hAnsi="Bookman Old Style"/>
+          <w:color w:val="000000" w:themeColor="text1"/>
+        </w:rPr>
+        <w:t>"]</w:t>
+      </w:r>
+    </w:p>
+    <w:p>
+      <w:pPr>
+        <w:rPr>
+          <w:rFonts w:ascii="Bookman Old Style" w:hAnsi="Bookman Old Style"/>
+          <w:color w:val="000000" w:themeColor="text1"/>
+        </w:rPr>
+      </w:pPr>
+      <w:r>
+        <w:rPr>
+          <w:rFonts w:ascii="Bookman Old Style" w:hAnsi="Bookman Old Style"/>
+          <w:color w:val="000000" w:themeColor="text1"/>
+        </w:rPr>
+        <w:t xml:space="preserve">        </w:t>
+      </w:r>
+      <w:proofErr w:type="spellStart"/>
+      <w:r>
+        <w:rPr>
+          <w:rFonts w:ascii="Bookman Old Style" w:hAnsi="Bookman Old Style"/>
+          <w:color w:val="000000" w:themeColor="text1"/>
+        </w:rPr>
+        <w:t>transaction_id</w:t>
+      </w:r>
+      <w:proofErr w:type="spellEnd"/>
+      <w:r>
+        <w:rPr>
+          <w:rFonts w:ascii="Bookman Old Style" w:hAnsi="Bookman Old Style"/>
+          <w:color w:val="000000" w:themeColor="text1"/>
+        </w:rPr>
+        <w:t xml:space="preserve"> = </w:t>
+      </w:r>
+      <w:proofErr w:type="spellStart"/>
+      <w:proofErr w:type="gramStart"/>
+      <w:r>
+        <w:rPr>
+          <w:rFonts w:ascii="Bookman Old Style" w:hAnsi="Bookman Old Style"/>
+          <w:color w:val="000000" w:themeColor="text1"/>
+        </w:rPr>
+        <w:t>request.form</w:t>
+      </w:r>
+      <w:proofErr w:type="spellEnd"/>
+      <w:proofErr w:type="gramEnd"/>
+      <w:r>
+        <w:rPr>
+          <w:rFonts w:ascii="Bookman Old Style" w:hAnsi="Bookman Old Style"/>
+          <w:color w:val="000000" w:themeColor="text1"/>
+        </w:rPr>
+        <w:t>["</w:t>
+      </w:r>
+      <w:proofErr w:type="spellStart"/>
+      <w:r>
+        <w:rPr>
+          <w:rFonts w:ascii="Bookman Old Style" w:hAnsi="Bookman Old Style"/>
+          <w:color w:val="000000" w:themeColor="text1"/>
+        </w:rPr>
+        <w:t>pesapal_transaction_tracking_id</w:t>
+      </w:r>
+      <w:proofErr w:type="spellEnd"/>
+      <w:r>
+        <w:rPr>
+          <w:rFonts w:ascii="Bookman Old Style" w:hAnsi="Bookman Old Style"/>
+          <w:color w:val="000000" w:themeColor="text1"/>
+        </w:rPr>
+        <w:t>"]</w:t>
+      </w:r>
+    </w:p>
+    <w:p>
+      <w:pPr>
+        <w:rPr>
+          <w:rFonts w:ascii="Bookman Old Style" w:hAnsi="Bookman Old Style"/>
+          <w:color w:val="000000" w:themeColor="text1"/>
+        </w:rPr>
+      </w:pPr>
+      <w:r>
+        <w:rPr>
+          <w:rFonts w:ascii="Bookman Old Style" w:hAnsi="Bookman Old Style"/>
+          <w:color w:val="000000" w:themeColor="text1"/>
+        </w:rPr>
+        <w:t xml:space="preserve">        response = </w:t>
+      </w:r>
+      <w:proofErr w:type="spellStart"/>
+      <w:proofErr w:type="gramStart"/>
+      <w:r>
+        <w:rPr>
+          <w:rFonts w:ascii="Bookman Old Style" w:hAnsi="Bookman Old Style"/>
+          <w:color w:val="000000" w:themeColor="text1"/>
+        </w:rPr>
+        <w:t>request.form</w:t>
+      </w:r>
+      <w:proofErr w:type="spellEnd"/>
+      <w:proofErr w:type="gramEnd"/>
+      <w:r>
+        <w:rPr>
+          <w:rFonts w:ascii="Bookman Old Style" w:hAnsi="Bookman Old Style"/>
+          <w:color w:val="000000" w:themeColor="text1"/>
+        </w:rPr>
+        <w:t>["</w:t>
+      </w:r>
+      <w:proofErr w:type="spellStart"/>
+      <w:r>
+        <w:rPr>
+          <w:rFonts w:ascii="Bookman Old Style" w:hAnsi="Bookman Old Style"/>
+          <w:color w:val="000000" w:themeColor="text1"/>
+        </w:rPr>
+        <w:t>pesapal_response_data</w:t>
+      </w:r>
+      <w:proofErr w:type="spellEnd"/>
+      <w:r>
+        <w:rPr>
+          <w:rFonts w:ascii="Bookman Old Style" w:hAnsi="Bookman Old Style"/>
+          <w:color w:val="000000" w:themeColor="text1"/>
+        </w:rPr>
+        <w:t>"]</w:t>
+      </w:r>
+    </w:p>
+    <w:p>
+      <w:pPr>
+        <w:rPr>
+          <w:rFonts w:ascii="Bookman Old Style" w:hAnsi="Bookman Old Style"/>
+          <w:color w:val="000000" w:themeColor="text1"/>
+        </w:rPr>
+      </w:pPr>
+      <w:r>
+        <w:rPr>
+          <w:rFonts w:ascii="Bookman Old Style" w:hAnsi="Bookman Old Style"/>
+          <w:color w:val="000000" w:themeColor="text1"/>
+        </w:rPr>
+        <w:t xml:space="preserve">        </w:t>
+      </w:r>
     </w:p>
     <w:p>
       <w:pPr>
@@ -5623,37 +7192,135 @@
           <w:rFonts w:ascii="Bookman Old Style" w:hAnsi="Bookman Old Style"/>
           <w:color w:val="000000" w:themeColor="text1"/>
         </w:rPr>
-        <w:t xml:space="preserve">        data = parse_json(request.body)</w:t>
-      </w:r>
-    </w:p>
-    <w:p>
-      <w:pPr>
-        <w:rPr>
-          <w:rFonts w:ascii="Bookman Old Style" w:hAnsi="Bookman Old Style"/>
-          <w:color w:val="000000" w:themeColor="text1"/>
-        </w:rPr>
-      </w:pPr>
-      <w:r>
-        <w:rPr>
-          <w:rFonts w:ascii="Bookman Old Style" w:hAnsi="Bookman Old Style"/>
-          <w:color w:val="000000" w:themeColor="text1"/>
-        </w:rPr>
-        <w:t xml:space="preserve">        reference_id = data["reference_id"]</w:t>
-      </w:r>
-    </w:p>
-    <w:p>
-      <w:pPr>
-        <w:rPr>
-          <w:rFonts w:ascii="Bookman Old Style" w:hAnsi="Bookman Old Style"/>
-          <w:color w:val="000000" w:themeColor="text1"/>
-        </w:rPr>
-      </w:pPr>
-      <w:r>
-        <w:rPr>
-          <w:rFonts w:ascii="Bookman Old Style" w:hAnsi="Bookman Old Style"/>
-          <w:color w:val="000000" w:themeColor="text1"/>
-        </w:rPr>
-        <w:t xml:space="preserve">        transaction_id = data["transaction_id"]</w:t>
+        <w:t xml:space="preserve">        data = </w:t>
+      </w:r>
+      <w:proofErr w:type="spellStart"/>
+      <w:r>
+        <w:rPr>
+          <w:rFonts w:ascii="Bookman Old Style" w:hAnsi="Bookman Old Style"/>
+          <w:color w:val="000000" w:themeColor="text1"/>
+        </w:rPr>
+        <w:t>parse_json</w:t>
+      </w:r>
+      <w:proofErr w:type="spellEnd"/>
+      <w:r>
+        <w:rPr>
+          <w:rFonts w:ascii="Bookman Old Style" w:hAnsi="Bookman Old Style"/>
+          <w:color w:val="000000" w:themeColor="text1"/>
+        </w:rPr>
+        <w:t>(</w:t>
+      </w:r>
+      <w:proofErr w:type="spellStart"/>
+      <w:proofErr w:type="gramStart"/>
+      <w:r>
+        <w:rPr>
+          <w:rFonts w:ascii="Bookman Old Style" w:hAnsi="Bookman Old Style"/>
+          <w:color w:val="000000" w:themeColor="text1"/>
+        </w:rPr>
+        <w:t>request.body</w:t>
+      </w:r>
+      <w:proofErr w:type="spellEnd"/>
+      <w:proofErr w:type="gramEnd"/>
+      <w:r>
+        <w:rPr>
+          <w:rFonts w:ascii="Bookman Old Style" w:hAnsi="Bookman Old Style"/>
+          <w:color w:val="000000" w:themeColor="text1"/>
+        </w:rPr>
+        <w:t>)</w:t>
+      </w:r>
+    </w:p>
+    <w:p>
+      <w:pPr>
+        <w:rPr>
+          <w:rFonts w:ascii="Bookman Old Style" w:hAnsi="Bookman Old Style"/>
+          <w:color w:val="000000" w:themeColor="text1"/>
+        </w:rPr>
+      </w:pPr>
+      <w:r>
+        <w:rPr>
+          <w:rFonts w:ascii="Bookman Old Style" w:hAnsi="Bookman Old Style"/>
+          <w:color w:val="000000" w:themeColor="text1"/>
+        </w:rPr>
+        <w:t xml:space="preserve">        </w:t>
+      </w:r>
+      <w:proofErr w:type="spellStart"/>
+      <w:r>
+        <w:rPr>
+          <w:rFonts w:ascii="Bookman Old Style" w:hAnsi="Bookman Old Style"/>
+          <w:color w:val="000000" w:themeColor="text1"/>
+        </w:rPr>
+        <w:t>reference_id</w:t>
+      </w:r>
+      <w:proofErr w:type="spellEnd"/>
+      <w:r>
+        <w:rPr>
+          <w:rFonts w:ascii="Bookman Old Style" w:hAnsi="Bookman Old Style"/>
+          <w:color w:val="000000" w:themeColor="text1"/>
+        </w:rPr>
+        <w:t xml:space="preserve"> = data["</w:t>
+      </w:r>
+      <w:proofErr w:type="spellStart"/>
+      <w:r>
+        <w:rPr>
+          <w:rFonts w:ascii="Bookman Old Style" w:hAnsi="Bookman Old Style"/>
+          <w:color w:val="000000" w:themeColor="text1"/>
+        </w:rPr>
+        <w:t>reference_id</w:t>
+      </w:r>
+      <w:proofErr w:type="spellEnd"/>
+      <w:r>
+        <w:rPr>
+          <w:rFonts w:ascii="Bookman Old Style" w:hAnsi="Bookman Old Style"/>
+          <w:color w:val="000000" w:themeColor="text1"/>
+        </w:rPr>
+        <w:t>"]</w:t>
+      </w:r>
+    </w:p>
+    <w:p>
+      <w:pPr>
+        <w:rPr>
+          <w:rFonts w:ascii="Bookman Old Style" w:hAnsi="Bookman Old Style"/>
+          <w:color w:val="000000" w:themeColor="text1"/>
+        </w:rPr>
+      </w:pPr>
+      <w:r>
+        <w:rPr>
+          <w:rFonts w:ascii="Bookman Old Style" w:hAnsi="Bookman Old Style"/>
+          <w:color w:val="000000" w:themeColor="text1"/>
+        </w:rPr>
+        <w:t xml:space="preserve">        </w:t>
+      </w:r>
+      <w:proofErr w:type="spellStart"/>
+      <w:r>
+        <w:rPr>
+          <w:rFonts w:ascii="Bookman Old Style" w:hAnsi="Bookman Old Style"/>
+          <w:color w:val="000000" w:themeColor="text1"/>
+        </w:rPr>
+        <w:t>transaction_id</w:t>
+      </w:r>
+      <w:proofErr w:type="spellEnd"/>
+      <w:r>
+        <w:rPr>
+          <w:rFonts w:ascii="Bookman Old Style" w:hAnsi="Bookman Old Style"/>
+          <w:color w:val="000000" w:themeColor="text1"/>
+        </w:rPr>
+        <w:t xml:space="preserve"> = data["</w:t>
+      </w:r>
+      <w:proofErr w:type="spellStart"/>
+      <w:r>
+        <w:rPr>
+          <w:rFonts w:ascii="Bookman Old Style" w:hAnsi="Bookman Old Style"/>
+          <w:color w:val="000000" w:themeColor="text1"/>
+        </w:rPr>
+        <w:t>transaction_id</w:t>
+      </w:r>
+      <w:proofErr w:type="spellEnd"/>
+      <w:r>
+        <w:rPr>
+          <w:rFonts w:ascii="Bookman Old Style" w:hAnsi="Bookman Old Style"/>
+          <w:color w:val="000000" w:themeColor="text1"/>
+        </w:rPr>
+        <w:t>"]</w:t>
       </w:r>
     </w:p>
     <w:p>
@@ -5713,7 +7380,39 @@
           <w:rFonts w:ascii="Bookman Old Style" w:hAnsi="Bookman Old Style"/>
           <w:color w:val="000000" w:themeColor="text1"/>
         </w:rPr>
-        <w:t xml:space="preserve">        RETURN error_response("Invalid callback data")</w:t>
+        <w:t xml:space="preserve">        RETURN </w:t>
+      </w:r>
+      <w:proofErr w:type="spellStart"/>
+      <w:r>
+        <w:rPr>
+          <w:rFonts w:ascii="Bookman Old Style" w:hAnsi="Bookman Old Style"/>
+          <w:color w:val="000000" w:themeColor="text1"/>
+        </w:rPr>
+        <w:t>error_</w:t>
+      </w:r>
+      <w:proofErr w:type="gramStart"/>
+      <w:r>
+        <w:rPr>
+          <w:rFonts w:ascii="Bookman Old Style" w:hAnsi="Bookman Old Style"/>
+          <w:color w:val="000000" w:themeColor="text1"/>
+        </w:rPr>
+        <w:t>response</w:t>
+      </w:r>
+      <w:proofErr w:type="spellEnd"/>
+      <w:r>
+        <w:rPr>
+          <w:rFonts w:ascii="Bookman Old Style" w:hAnsi="Bookman Old Style"/>
+          <w:color w:val="000000" w:themeColor="text1"/>
+        </w:rPr>
+        <w:t>(</w:t>
+      </w:r>
+      <w:proofErr w:type="gramEnd"/>
+      <w:r>
+        <w:rPr>
+          <w:rFonts w:ascii="Bookman Old Style" w:hAnsi="Bookman Old Style"/>
+          <w:color w:val="000000" w:themeColor="text1"/>
+        </w:rPr>
+        <w:t>"Invalid callback data")</w:t>
       </w:r>
     </w:p>
     <w:p>
@@ -5743,38 +7442,102 @@
           <w:rFonts w:ascii="Bookman Old Style" w:hAnsi="Bookman Old Style"/>
           <w:color w:val="000000" w:themeColor="text1"/>
         </w:rPr>
+        <w:t xml:space="preserve">    // Step 2: Validate required data</w:t>
+      </w:r>
+    </w:p>
+    <w:p>
+      <w:pPr>
+        <w:rPr>
+          <w:rFonts w:ascii="Bookman Old Style" w:hAnsi="Bookman Old Style"/>
+          <w:color w:val="000000" w:themeColor="text1"/>
+        </w:rPr>
+      </w:pPr>
+      <w:r>
+        <w:rPr>
+          <w:rFonts w:ascii="Bookman Old Style" w:hAnsi="Bookman Old Style"/>
+          <w:color w:val="000000" w:themeColor="text1"/>
+        </w:rPr>
         <w:lastRenderedPageBreak/>
-        <w:t xml:space="preserve">    // Step 2: Validate required data</w:t>
-      </w:r>
-    </w:p>
-    <w:p>
-      <w:pPr>
-        <w:rPr>
-          <w:rFonts w:ascii="Bookman Old Style" w:hAnsi="Bookman Old Style"/>
-          <w:color w:val="000000" w:themeColor="text1"/>
-        </w:rPr>
-      </w:pPr>
-      <w:r>
-        <w:rPr>
-          <w:rFonts w:ascii="Bookman Old Style" w:hAnsi="Bookman Old Style"/>
-          <w:color w:val="000000" w:themeColor="text1"/>
-        </w:rPr>
-        <w:t xml:space="preserve">    IF reference_id is empty OR transaction_id is empty:</w:t>
-      </w:r>
-    </w:p>
-    <w:p>
-      <w:pPr>
-        <w:rPr>
-          <w:rFonts w:ascii="Bookman Old Style" w:hAnsi="Bookman Old Style"/>
-          <w:color w:val="000000" w:themeColor="text1"/>
-        </w:rPr>
-      </w:pPr>
-      <w:r>
-        <w:rPr>
-          <w:rFonts w:ascii="Bookman Old Style" w:hAnsi="Bookman Old Style"/>
-          <w:color w:val="000000" w:themeColor="text1"/>
-        </w:rPr>
-        <w:t xml:space="preserve">        RETURN error_response("Missing required fields")</w:t>
+        <w:t xml:space="preserve">    IF </w:t>
+      </w:r>
+      <w:proofErr w:type="spellStart"/>
+      <w:r>
+        <w:rPr>
+          <w:rFonts w:ascii="Bookman Old Style" w:hAnsi="Bookman Old Style"/>
+          <w:color w:val="000000" w:themeColor="text1"/>
+        </w:rPr>
+        <w:t>reference_id</w:t>
+      </w:r>
+      <w:proofErr w:type="spellEnd"/>
+      <w:r>
+        <w:rPr>
+          <w:rFonts w:ascii="Bookman Old Style" w:hAnsi="Bookman Old Style"/>
+          <w:color w:val="000000" w:themeColor="text1"/>
+        </w:rPr>
+        <w:t xml:space="preserve"> is empty OR </w:t>
+      </w:r>
+      <w:proofErr w:type="spellStart"/>
+      <w:r>
+        <w:rPr>
+          <w:rFonts w:ascii="Bookman Old Style" w:hAnsi="Bookman Old Style"/>
+          <w:color w:val="000000" w:themeColor="text1"/>
+        </w:rPr>
+        <w:t>transaction_id</w:t>
+      </w:r>
+      <w:proofErr w:type="spellEnd"/>
+      <w:r>
+        <w:rPr>
+          <w:rFonts w:ascii="Bookman Old Style" w:hAnsi="Bookman Old Style"/>
+          <w:color w:val="000000" w:themeColor="text1"/>
+        </w:rPr>
+        <w:t xml:space="preserve"> is empty:</w:t>
+      </w:r>
+    </w:p>
+    <w:p>
+      <w:pPr>
+        <w:rPr>
+          <w:rFonts w:ascii="Bookman Old Style" w:hAnsi="Bookman Old Style"/>
+          <w:color w:val="000000" w:themeColor="text1"/>
+        </w:rPr>
+      </w:pPr>
+      <w:r>
+        <w:rPr>
+          <w:rFonts w:ascii="Bookman Old Style" w:hAnsi="Bookman Old Style"/>
+          <w:color w:val="000000" w:themeColor="text1"/>
+        </w:rPr>
+        <w:t xml:space="preserve">        RETURN </w:t>
+      </w:r>
+      <w:proofErr w:type="spellStart"/>
+      <w:r>
+        <w:rPr>
+          <w:rFonts w:ascii="Bookman Old Style" w:hAnsi="Bookman Old Style"/>
+          <w:color w:val="000000" w:themeColor="text1"/>
+        </w:rPr>
+        <w:t>error_</w:t>
+      </w:r>
+      <w:proofErr w:type="gramStart"/>
+      <w:r>
+        <w:rPr>
+          <w:rFonts w:ascii="Bookman Old Style" w:hAnsi="Bookman Old Style"/>
+          <w:color w:val="000000" w:themeColor="text1"/>
+        </w:rPr>
+        <w:t>response</w:t>
+      </w:r>
+      <w:proofErr w:type="spellEnd"/>
+      <w:r>
+        <w:rPr>
+          <w:rFonts w:ascii="Bookman Old Style" w:hAnsi="Bookman Old Style"/>
+          <w:color w:val="000000" w:themeColor="text1"/>
+        </w:rPr>
+        <w:t>(</w:t>
+      </w:r>
+      <w:proofErr w:type="gramEnd"/>
+      <w:r>
+        <w:rPr>
+          <w:rFonts w:ascii="Bookman Old Style" w:hAnsi="Bookman Old Style"/>
+          <w:color w:val="000000" w:themeColor="text1"/>
+        </w:rPr>
+        <w:t>"Missing required fields")</w:t>
       </w:r>
     </w:p>
     <w:p>
@@ -5819,37 +7582,183 @@
           <w:rFonts w:ascii="Bookman Old Style" w:hAnsi="Bookman Old Style"/>
           <w:color w:val="000000" w:themeColor="text1"/>
         </w:rPr>
-        <w:t xml:space="preserve">    database.execute(</w:t>
-      </w:r>
-    </w:p>
-    <w:p>
-      <w:pPr>
-        <w:rPr>
-          <w:rFonts w:ascii="Bookman Old Style" w:hAnsi="Bookman Old Style"/>
-          <w:color w:val="000000" w:themeColor="text1"/>
-        </w:rPr>
-      </w:pPr>
-      <w:r>
-        <w:rPr>
-          <w:rFonts w:ascii="Bookman Old Style" w:hAnsi="Bookman Old Style"/>
-          <w:color w:val="000000" w:themeColor="text1"/>
-        </w:rPr>
-        <w:t xml:space="preserve">        "UPDATE orders SET payment_status = ?, transaction_id = ? WHERE reference_id = ?",</w:t>
-      </w:r>
-    </w:p>
-    <w:p>
-      <w:pPr>
-        <w:rPr>
-          <w:rFonts w:ascii="Bookman Old Style" w:hAnsi="Bookman Old Style"/>
-          <w:color w:val="000000" w:themeColor="text1"/>
-        </w:rPr>
-      </w:pPr>
-      <w:r>
-        <w:rPr>
-          <w:rFonts w:ascii="Bookman Old Style" w:hAnsi="Bookman Old Style"/>
-          <w:color w:val="000000" w:themeColor="text1"/>
-        </w:rPr>
-        <w:t xml:space="preserve">        [status, transaction_id, reference_id]</w:t>
+        <w:t xml:space="preserve">    </w:t>
+      </w:r>
+      <w:proofErr w:type="spellStart"/>
+      <w:proofErr w:type="gramStart"/>
+      <w:r>
+        <w:rPr>
+          <w:rFonts w:ascii="Bookman Old Style" w:hAnsi="Bookman Old Style"/>
+          <w:color w:val="000000" w:themeColor="text1"/>
+        </w:rPr>
+        <w:t>database.execute</w:t>
+      </w:r>
+      <w:proofErr w:type="spellEnd"/>
+      <w:proofErr w:type="gramEnd"/>
+      <w:r>
+        <w:rPr>
+          <w:rFonts w:ascii="Bookman Old Style" w:hAnsi="Bookman Old Style"/>
+          <w:color w:val="000000" w:themeColor="text1"/>
+        </w:rPr>
+        <w:t>(</w:t>
+      </w:r>
+    </w:p>
+    <w:p>
+      <w:pPr>
+        <w:rPr>
+          <w:rFonts w:ascii="Bookman Old Style" w:hAnsi="Bookman Old Style"/>
+          <w:color w:val="000000" w:themeColor="text1"/>
+        </w:rPr>
+      </w:pPr>
+      <w:r>
+        <w:rPr>
+          <w:rFonts w:ascii="Bookman Old Style" w:hAnsi="Bookman Old Style"/>
+          <w:color w:val="000000" w:themeColor="text1"/>
+        </w:rPr>
+        <w:t xml:space="preserve">        "UPDATE orders SET </w:t>
+      </w:r>
+      <w:proofErr w:type="spellStart"/>
+      <w:r>
+        <w:rPr>
+          <w:rFonts w:ascii="Bookman Old Style" w:hAnsi="Bookman Old Style"/>
+          <w:color w:val="000000" w:themeColor="text1"/>
+        </w:rPr>
+        <w:t>payment_status</w:t>
+      </w:r>
+      <w:proofErr w:type="spellEnd"/>
+      <w:r>
+        <w:rPr>
+          <w:rFonts w:ascii="Bookman Old Style" w:hAnsi="Bookman Old Style"/>
+          <w:color w:val="000000" w:themeColor="text1"/>
+        </w:rPr>
+        <w:t xml:space="preserve"> </w:t>
+      </w:r>
+      <w:proofErr w:type="gramStart"/>
+      <w:r>
+        <w:rPr>
+          <w:rFonts w:ascii="Bookman Old Style" w:hAnsi="Bookman Old Style"/>
+          <w:color w:val="000000" w:themeColor="text1"/>
+        </w:rPr>
+        <w:t>= ?</w:t>
+      </w:r>
+      <w:proofErr w:type="gramEnd"/>
+      <w:r>
+        <w:rPr>
+          <w:rFonts w:ascii="Bookman Old Style" w:hAnsi="Bookman Old Style"/>
+          <w:color w:val="000000" w:themeColor="text1"/>
+        </w:rPr>
+        <w:t xml:space="preserve">, </w:t>
+      </w:r>
+      <w:proofErr w:type="spellStart"/>
+      <w:r>
+        <w:rPr>
+          <w:rFonts w:ascii="Bookman Old Style" w:hAnsi="Bookman Old Style"/>
+          <w:color w:val="000000" w:themeColor="text1"/>
+        </w:rPr>
+        <w:t>transaction_id</w:t>
+      </w:r>
+      <w:proofErr w:type="spellEnd"/>
+      <w:r>
+        <w:rPr>
+          <w:rFonts w:ascii="Bookman Old Style" w:hAnsi="Bookman Old Style"/>
+          <w:color w:val="000000" w:themeColor="text1"/>
+        </w:rPr>
+        <w:t xml:space="preserve"> </w:t>
+      </w:r>
+      <w:proofErr w:type="gramStart"/>
+      <w:r>
+        <w:rPr>
+          <w:rFonts w:ascii="Bookman Old Style" w:hAnsi="Bookman Old Style"/>
+          <w:color w:val="000000" w:themeColor="text1"/>
+        </w:rPr>
+        <w:t>= ?</w:t>
+      </w:r>
+      <w:proofErr w:type="gramEnd"/>
+      <w:r>
+        <w:rPr>
+          <w:rFonts w:ascii="Bookman Old Style" w:hAnsi="Bookman Old Style"/>
+          <w:color w:val="000000" w:themeColor="text1"/>
+        </w:rPr>
+        <w:t xml:space="preserve"> WHERE </w:t>
+      </w:r>
+      <w:proofErr w:type="spellStart"/>
+      <w:r>
+        <w:rPr>
+          <w:rFonts w:ascii="Bookman Old Style" w:hAnsi="Bookman Old Style"/>
+          <w:color w:val="000000" w:themeColor="text1"/>
+        </w:rPr>
+        <w:t>reference_id</w:t>
+      </w:r>
+      <w:proofErr w:type="spellEnd"/>
+      <w:r>
+        <w:rPr>
+          <w:rFonts w:ascii="Bookman Old Style" w:hAnsi="Bookman Old Style"/>
+          <w:color w:val="000000" w:themeColor="text1"/>
+        </w:rPr>
+        <w:t xml:space="preserve"> </w:t>
+      </w:r>
+      <w:proofErr w:type="gramStart"/>
+      <w:r>
+        <w:rPr>
+          <w:rFonts w:ascii="Bookman Old Style" w:hAnsi="Bookman Old Style"/>
+          <w:color w:val="000000" w:themeColor="text1"/>
+        </w:rPr>
+        <w:t>= ?</w:t>
+      </w:r>
+      <w:proofErr w:type="gramEnd"/>
+      <w:r>
+        <w:rPr>
+          <w:rFonts w:ascii="Bookman Old Style" w:hAnsi="Bookman Old Style"/>
+          <w:color w:val="000000" w:themeColor="text1"/>
+        </w:rPr>
+        <w:t>",</w:t>
+      </w:r>
+    </w:p>
+    <w:p>
+      <w:pPr>
+        <w:rPr>
+          <w:rFonts w:ascii="Bookman Old Style" w:hAnsi="Bookman Old Style"/>
+          <w:color w:val="000000" w:themeColor="text1"/>
+        </w:rPr>
+      </w:pPr>
+      <w:r>
+        <w:rPr>
+          <w:rFonts w:ascii="Bookman Old Style" w:hAnsi="Bookman Old Style"/>
+          <w:color w:val="000000" w:themeColor="text1"/>
+        </w:rPr>
+        <w:t xml:space="preserve">        [status, </w:t>
+      </w:r>
+      <w:proofErr w:type="spellStart"/>
+      <w:r>
+        <w:rPr>
+          <w:rFonts w:ascii="Bookman Old Style" w:hAnsi="Bookman Old Style"/>
+          <w:color w:val="000000" w:themeColor="text1"/>
+        </w:rPr>
+        <w:t>transaction_id</w:t>
+      </w:r>
+      <w:proofErr w:type="spellEnd"/>
+      <w:r>
+        <w:rPr>
+          <w:rFonts w:ascii="Bookman Old Style" w:hAnsi="Bookman Old Style"/>
+          <w:color w:val="000000" w:themeColor="text1"/>
+        </w:rPr>
+        <w:t xml:space="preserve">, </w:t>
+      </w:r>
+      <w:proofErr w:type="spellStart"/>
+      <w:r>
+        <w:rPr>
+          <w:rFonts w:ascii="Bookman Old Style" w:hAnsi="Bookman Old Style"/>
+          <w:color w:val="000000" w:themeColor="text1"/>
+        </w:rPr>
+        <w:t>reference_id</w:t>
+      </w:r>
+      <w:proofErr w:type="spellEnd"/>
+      <w:r>
+        <w:rPr>
+          <w:rFonts w:ascii="Bookman Old Style" w:hAnsi="Bookman Old Style"/>
+          <w:color w:val="000000" w:themeColor="text1"/>
+        </w:rPr>
+        <w:t>]</w:t>
       </w:r>
     </w:p>
     <w:p>
@@ -5909,23 +7818,71 @@
           <w:rFonts w:ascii="Bookman Old Style" w:hAnsi="Bookman Old Style"/>
           <w:color w:val="000000" w:themeColor="text1"/>
         </w:rPr>
-        <w:t xml:space="preserve">    write_to_log("Callback processed: " + reference_id + ", Status: " + status)</w:t>
-      </w:r>
-    </w:p>
-    <w:p>
-      <w:pPr>
-        <w:rPr>
-          <w:rFonts w:ascii="Bookman Old Style" w:hAnsi="Bookman Old Style"/>
-          <w:color w:val="000000" w:themeColor="text1"/>
-        </w:rPr>
-      </w:pPr>
-      <w:r>
-        <w:rPr>
-          <w:rFonts w:ascii="Bookman Old Style" w:hAnsi="Bookman Old Style"/>
-          <w:color w:val="000000" w:themeColor="text1"/>
-        </w:rPr>
         <w:t xml:space="preserve">    </w:t>
       </w:r>
+      <w:proofErr w:type="spellStart"/>
+      <w:r>
+        <w:rPr>
+          <w:rFonts w:ascii="Bookman Old Style" w:hAnsi="Bookman Old Style"/>
+          <w:color w:val="000000" w:themeColor="text1"/>
+        </w:rPr>
+        <w:t>write_to_</w:t>
+      </w:r>
+      <w:proofErr w:type="gramStart"/>
+      <w:r>
+        <w:rPr>
+          <w:rFonts w:ascii="Bookman Old Style" w:hAnsi="Bookman Old Style"/>
+          <w:color w:val="000000" w:themeColor="text1"/>
+        </w:rPr>
+        <w:t>log</w:t>
+      </w:r>
+      <w:proofErr w:type="spellEnd"/>
+      <w:r>
+        <w:rPr>
+          <w:rFonts w:ascii="Bookman Old Style" w:hAnsi="Bookman Old Style"/>
+          <w:color w:val="000000" w:themeColor="text1"/>
+        </w:rPr>
+        <w:t>(</w:t>
+      </w:r>
+      <w:proofErr w:type="gramEnd"/>
+      <w:r>
+        <w:rPr>
+          <w:rFonts w:ascii="Bookman Old Style" w:hAnsi="Bookman Old Style"/>
+          <w:color w:val="000000" w:themeColor="text1"/>
+        </w:rPr>
+        <w:t xml:space="preserve">"Callback processed: " + </w:t>
+      </w:r>
+      <w:proofErr w:type="spellStart"/>
+      <w:r>
+        <w:rPr>
+          <w:rFonts w:ascii="Bookman Old Style" w:hAnsi="Bookman Old Style"/>
+          <w:color w:val="000000" w:themeColor="text1"/>
+        </w:rPr>
+        <w:t>reference_id</w:t>
+      </w:r>
+      <w:proofErr w:type="spellEnd"/>
+      <w:r>
+        <w:rPr>
+          <w:rFonts w:ascii="Bookman Old Style" w:hAnsi="Bookman Old Style"/>
+          <w:color w:val="000000" w:themeColor="text1"/>
+        </w:rPr>
+        <w:t xml:space="preserve"> + ", Status: " + status)</w:t>
+      </w:r>
+    </w:p>
+    <w:p>
+      <w:pPr>
+        <w:rPr>
+          <w:rFonts w:ascii="Bookman Old Style" w:hAnsi="Bookman Old Style"/>
+          <w:color w:val="000000" w:themeColor="text1"/>
+        </w:rPr>
+      </w:pPr>
+      <w:r>
+        <w:rPr>
+          <w:rFonts w:ascii="Bookman Old Style" w:hAnsi="Bookman Old Style"/>
+          <w:color w:val="000000" w:themeColor="text1"/>
+        </w:rPr>
+        <w:t xml:space="preserve">    </w:t>
+      </w:r>
     </w:p>
     <w:p>
       <w:pPr>
@@ -5954,7 +7911,39 @@
           <w:rFonts w:ascii="Bookman Old Style" w:hAnsi="Bookman Old Style"/>
           <w:color w:val="000000" w:themeColor="text1"/>
         </w:rPr>
-        <w:t xml:space="preserve">    RETURN success_response("Callback processed")</w:t>
+        <w:t xml:space="preserve">    RETURN </w:t>
+      </w:r>
+      <w:proofErr w:type="spellStart"/>
+      <w:r>
+        <w:rPr>
+          <w:rFonts w:ascii="Bookman Old Style" w:hAnsi="Bookman Old Style"/>
+          <w:color w:val="000000" w:themeColor="text1"/>
+        </w:rPr>
+        <w:t>success_</w:t>
+      </w:r>
+      <w:proofErr w:type="gramStart"/>
+      <w:r>
+        <w:rPr>
+          <w:rFonts w:ascii="Bookman Old Style" w:hAnsi="Bookman Old Style"/>
+          <w:color w:val="000000" w:themeColor="text1"/>
+        </w:rPr>
+        <w:t>response</w:t>
+      </w:r>
+      <w:proofErr w:type="spellEnd"/>
+      <w:r>
+        <w:rPr>
+          <w:rFonts w:ascii="Bookman Old Style" w:hAnsi="Bookman Old Style"/>
+          <w:color w:val="000000" w:themeColor="text1"/>
+        </w:rPr>
+        <w:t>(</w:t>
+      </w:r>
+      <w:proofErr w:type="gramEnd"/>
+      <w:r>
+        <w:rPr>
+          <w:rFonts w:ascii="Bookman Old Style" w:hAnsi="Bookman Old Style"/>
+          <w:color w:val="000000" w:themeColor="text1"/>
+        </w:rPr>
+        <w:t>"Callback processed")</w:t>
       </w:r>
     </w:p>
     <w:p>
@@ -6204,22 +8193,37 @@
           <w:rFonts w:ascii="Bookman Old Style" w:hAnsi="Bookman Old Style"/>
           <w:color w:val="000000" w:themeColor="text1"/>
         </w:rPr>
-        <w:t>Response contains redirect_url:</w:t>
-      </w:r>
-    </w:p>
-    <w:p>
-      <w:pPr>
-        <w:rPr>
-          <w:rFonts w:ascii="Bookman Old Style" w:hAnsi="Bookman Old Style"/>
-          <w:color w:val="000000" w:themeColor="text1"/>
-        </w:rPr>
-      </w:pPr>
-      <w:r>
-        <w:rPr>
-          <w:rFonts w:ascii="Bookman Old Style" w:hAnsi="Bookman Old Style"/>
-          <w:color w:val="000000" w:themeColor="text1"/>
-        </w:rPr>
-        <w:lastRenderedPageBreak/>
+        <w:t>Response contains </w:t>
+      </w:r>
+      <w:proofErr w:type="spellStart"/>
+      <w:r>
+        <w:rPr>
+          <w:rFonts w:ascii="Bookman Old Style" w:hAnsi="Bookman Old Style"/>
+          <w:color w:val="000000" w:themeColor="text1"/>
+        </w:rPr>
+        <w:t>redirect_url</w:t>
+      </w:r>
+      <w:proofErr w:type="spellEnd"/>
+      <w:r>
+        <w:rPr>
+          <w:rFonts w:ascii="Bookman Old Style" w:hAnsi="Bookman Old Style"/>
+          <w:color w:val="000000" w:themeColor="text1"/>
+        </w:rPr>
+        <w:t>:</w:t>
+      </w:r>
+    </w:p>
+    <w:p>
+      <w:pPr>
+        <w:rPr>
+          <w:rFonts w:ascii="Bookman Old Style" w:hAnsi="Bookman Old Style"/>
+          <w:color w:val="000000" w:themeColor="text1"/>
+        </w:rPr>
+      </w:pPr>
+      <w:r>
+        <w:rPr>
+          <w:rFonts w:ascii="Bookman Old Style" w:hAnsi="Bookman Old Style"/>
+          <w:color w:val="000000" w:themeColor="text1"/>
+        </w:rPr>
         <w:t>https://pay.lmbtech.rw/pay/pesapal/iframe.php?reference_id=ORDER-20260215-1234</w:t>
       </w:r>
     </w:p>
@@ -6239,6 +8243,7 @@
           <w:bCs/>
           <w:color w:val="000000" w:themeColor="text1"/>
         </w:rPr>
+        <w:lastRenderedPageBreak/>
         <w:t>Step 3: Redirect Customer</w:t>
       </w:r>
     </w:p>
@@ -6288,7 +8293,23 @@
           <w:rFonts w:ascii="Bookman Old Style" w:hAnsi="Bookman Old Style"/>
           <w:color w:val="000000" w:themeColor="text1"/>
         </w:rPr>
-        <w:t>The iframe.php page:</w:t>
+        <w:t xml:space="preserve">The </w:t>
+      </w:r>
+      <w:proofErr w:type="spellStart"/>
+      <w:r>
+        <w:rPr>
+          <w:rFonts w:ascii="Bookman Old Style" w:hAnsi="Bookman Old Style"/>
+          <w:color w:val="000000" w:themeColor="text1"/>
+        </w:rPr>
+        <w:t>iframe.php</w:t>
+      </w:r>
+      <w:proofErr w:type="spellEnd"/>
+      <w:r>
+        <w:rPr>
+          <w:rFonts w:ascii="Bookman Old Style" w:hAnsi="Bookman Old Style"/>
+          <w:color w:val="000000" w:themeColor="text1"/>
+        </w:rPr>
+        <w:t xml:space="preserve"> page:</w:t>
       </w:r>
     </w:p>
     <w:p>
@@ -6326,8 +8347,17 @@
           <w:rFonts w:ascii="Bookman Old Style" w:hAnsi="Bookman Old Style"/>
           <w:color w:val="000000" w:themeColor="text1"/>
         </w:rPr>
-        <w:t>Gets authentication from Pesapal</w:t>
-      </w:r>
+        <w:t xml:space="preserve">Gets authentication from </w:t>
+      </w:r>
+      <w:proofErr w:type="spellStart"/>
+      <w:r>
+        <w:rPr>
+          <w:rFonts w:ascii="Bookman Old Style" w:hAnsi="Bookman Old Style"/>
+          <w:color w:val="000000" w:themeColor="text1"/>
+        </w:rPr>
+        <w:t>Pesapal</w:t>
+      </w:r>
+      <w:proofErr w:type="spellEnd"/>
     </w:p>
     <w:p>
       <w:pPr>
@@ -6379,7 +8409,23 @@
           <w:rFonts w:ascii="Bookman Old Style" w:hAnsi="Bookman Old Style"/>
           <w:color w:val="000000" w:themeColor="text1"/>
         </w:rPr>
-        <w:t>Customer enters card details and completes payment on Pesapal's secure servers.</w:t>
+        <w:t xml:space="preserve">Customer enters card details and completes payment on </w:t>
+      </w:r>
+      <w:proofErr w:type="spellStart"/>
+      <w:r>
+        <w:rPr>
+          <w:rFonts w:ascii="Bookman Old Style" w:hAnsi="Bookman Old Style"/>
+          <w:color w:val="000000" w:themeColor="text1"/>
+        </w:rPr>
+        <w:t>Pesapal's</w:t>
+      </w:r>
+      <w:proofErr w:type="spellEnd"/>
+      <w:r>
+        <w:rPr>
+          <w:rFonts w:ascii="Bookman Old Style" w:hAnsi="Bookman Old Style"/>
+          <w:color w:val="000000" w:themeColor="text1"/>
+        </w:rPr>
+        <w:t xml:space="preserve"> secure servers.</w:t>
       </w:r>
     </w:p>
     <w:p>
@@ -6413,7 +8459,23 @@
           <w:rFonts w:ascii="Bookman Old Style" w:hAnsi="Bookman Old Style"/>
           <w:color w:val="000000" w:themeColor="text1"/>
         </w:rPr>
-        <w:t>After payment, customer is redirected to your callback_url with the transaction details.</w:t>
+        <w:t>After payment, customer is redirected to your </w:t>
+      </w:r>
+      <w:proofErr w:type="spellStart"/>
+      <w:r>
+        <w:rPr>
+          <w:rFonts w:ascii="Bookman Old Style" w:hAnsi="Bookman Old Style"/>
+          <w:color w:val="000000" w:themeColor="text1"/>
+        </w:rPr>
+        <w:t>callback_url</w:t>
+      </w:r>
+      <w:proofErr w:type="spellEnd"/>
+      <w:r>
+        <w:rPr>
+          <w:rFonts w:ascii="Bookman Old Style" w:hAnsi="Bookman Old Style"/>
+          <w:color w:val="000000" w:themeColor="text1"/>
+        </w:rPr>
+        <w:t> with the transaction details.</w:t>
       </w:r>
     </w:p>
     <w:p>
@@ -6757,8 +8819,33 @@
                 <w:rFonts w:ascii="Bookman Old Style" w:hAnsi="Bookman Old Style"/>
                 <w:color w:val="000000" w:themeColor="text1"/>
               </w:rPr>
-              <w:t>Check your app_key and secret_key</w:t>
-            </w:r>
+              <w:t xml:space="preserve">Check your </w:t>
+            </w:r>
+            <w:proofErr w:type="spellStart"/>
+            <w:r>
+              <w:rPr>
+                <w:rFonts w:ascii="Bookman Old Style" w:hAnsi="Bookman Old Style"/>
+                <w:color w:val="000000" w:themeColor="text1"/>
+              </w:rPr>
+              <w:t>app_key</w:t>
+            </w:r>
+            <w:proofErr w:type="spellEnd"/>
+            <w:r>
+              <w:rPr>
+                <w:rFonts w:ascii="Bookman Old Style" w:hAnsi="Bookman Old Style"/>
+                <w:color w:val="000000" w:themeColor="text1"/>
+              </w:rPr>
+              <w:t xml:space="preserve"> and </w:t>
+            </w:r>
+            <w:proofErr w:type="spellStart"/>
+            <w:r>
+              <w:rPr>
+                <w:rFonts w:ascii="Bookman Old Style" w:hAnsi="Bookman Old Style"/>
+                <w:color w:val="000000" w:themeColor="text1"/>
+              </w:rPr>
+              <w:t>secret_key</w:t>
+            </w:r>
+            <w:proofErr w:type="spellEnd"/>
           </w:p>
         </w:tc>
       </w:tr>
@@ -6901,7 +8988,6 @@
                 <w:rFonts w:ascii="Bookman Old Style" w:hAnsi="Bookman Old Style"/>
                 <w:color w:val="000000" w:themeColor="text1"/>
               </w:rPr>
-              <w:lastRenderedPageBreak/>
               <w:t>400</w:t>
             </w:r>
           </w:p>
@@ -7016,6 +9102,7 @@
                 <w:rFonts w:ascii="Bookman Old Style" w:hAnsi="Bookman Old Style"/>
                 <w:color w:val="000000" w:themeColor="text1"/>
               </w:rPr>
+              <w:lastRenderedPageBreak/>
               <w:t>404</w:t>
             </w:r>
           </w:p>
@@ -7132,6 +9219,7 @@
           <w:color w:val="000000" w:themeColor="text1"/>
         </w:rPr>
       </w:pPr>
+      <w:proofErr w:type="spellStart"/>
       <w:r>
         <w:rPr>
           <w:rFonts w:ascii="Bookman Old Style" w:hAnsi="Bookman Old Style"/>
@@ -7139,6 +9227,7 @@
         </w:rPr>
         <w:t>json</w:t>
       </w:r>
+      <w:proofErr w:type="spellEnd"/>
     </w:p>
     <w:p>
       <w:pPr>
@@ -7490,8 +9579,19 @@
           <w:bCs/>
           <w:color w:val="000000" w:themeColor="text1"/>
         </w:rPr>
-        <w:t>API at a Glance</w:t>
-      </w:r>
+        <w:t xml:space="preserve">API </w:t>
+      </w:r>
+      <w:proofErr w:type="gramStart"/>
+      <w:r>
+        <w:rPr>
+          <w:rFonts w:ascii="Bookman Old Style" w:hAnsi="Bookman Old Style"/>
+          <w:b/>
+          <w:bCs/>
+          <w:color w:val="000000" w:themeColor="text1"/>
+        </w:rPr>
+        <w:t>at a Glance</w:t>
+      </w:r>
+      <w:proofErr w:type="gramEnd"/>
     </w:p>
     <w:tbl>
       <w:tblPr>
@@ -7688,7 +9788,87 @@
                 <w:rFonts w:ascii="Bookman Old Style" w:hAnsi="Bookman Old Style"/>
                 <w:color w:val="000000" w:themeColor="text1"/>
               </w:rPr>
-              <w:t>email, name, payment_method=MTN_MOMO_RWA, amount, payer_phone, service_paid, reference_id, callback_url, action=pay</w:t>
+              <w:t xml:space="preserve">email, name, </w:t>
+            </w:r>
+            <w:proofErr w:type="spellStart"/>
+            <w:r>
+              <w:rPr>
+                <w:rFonts w:ascii="Bookman Old Style" w:hAnsi="Bookman Old Style"/>
+                <w:color w:val="000000" w:themeColor="text1"/>
+              </w:rPr>
+              <w:t>payment_method</w:t>
+            </w:r>
+            <w:proofErr w:type="spellEnd"/>
+            <w:r>
+              <w:rPr>
+                <w:rFonts w:ascii="Bookman Old Style" w:hAnsi="Bookman Old Style"/>
+                <w:color w:val="000000" w:themeColor="text1"/>
+              </w:rPr>
+              <w:t xml:space="preserve">=MTN_MOMO_RWA, amount, </w:t>
+            </w:r>
+            <w:proofErr w:type="spellStart"/>
+            <w:r>
+              <w:rPr>
+                <w:rFonts w:ascii="Bookman Old Style" w:hAnsi="Bookman Old Style"/>
+                <w:color w:val="000000" w:themeColor="text1"/>
+              </w:rPr>
+              <w:t>payer_phone</w:t>
+            </w:r>
+            <w:proofErr w:type="spellEnd"/>
+            <w:r>
+              <w:rPr>
+                <w:rFonts w:ascii="Bookman Old Style" w:hAnsi="Bookman Old Style"/>
+                <w:color w:val="000000" w:themeColor="text1"/>
+              </w:rPr>
+              <w:t xml:space="preserve">, </w:t>
+            </w:r>
+            <w:proofErr w:type="spellStart"/>
+            <w:r>
+              <w:rPr>
+                <w:rFonts w:ascii="Bookman Old Style" w:hAnsi="Bookman Old Style"/>
+                <w:color w:val="000000" w:themeColor="text1"/>
+              </w:rPr>
+              <w:t>service_paid</w:t>
+            </w:r>
+            <w:proofErr w:type="spellEnd"/>
+            <w:r>
+              <w:rPr>
+                <w:rFonts w:ascii="Bookman Old Style" w:hAnsi="Bookman Old Style"/>
+                <w:color w:val="000000" w:themeColor="text1"/>
+              </w:rPr>
+              <w:t xml:space="preserve">, </w:t>
+            </w:r>
+            <w:proofErr w:type="spellStart"/>
+            <w:r>
+              <w:rPr>
+                <w:rFonts w:ascii="Bookman Old Style" w:hAnsi="Bookman Old Style"/>
+                <w:color w:val="000000" w:themeColor="text1"/>
+              </w:rPr>
+              <w:t>reference_id</w:t>
+            </w:r>
+            <w:proofErr w:type="spellEnd"/>
+            <w:r>
+              <w:rPr>
+                <w:rFonts w:ascii="Bookman Old Style" w:hAnsi="Bookman Old Style"/>
+                <w:color w:val="000000" w:themeColor="text1"/>
+              </w:rPr>
+              <w:t xml:space="preserve">, </w:t>
+            </w:r>
+            <w:proofErr w:type="spellStart"/>
+            <w:r>
+              <w:rPr>
+                <w:rFonts w:ascii="Bookman Old Style" w:hAnsi="Bookman Old Style"/>
+                <w:color w:val="000000" w:themeColor="text1"/>
+              </w:rPr>
+              <w:t>callback_url</w:t>
+            </w:r>
+            <w:proofErr w:type="spellEnd"/>
+            <w:r>
+              <w:rPr>
+                <w:rFonts w:ascii="Bookman Old Style" w:hAnsi="Bookman Old Style"/>
+                <w:color w:val="000000" w:themeColor="text1"/>
+              </w:rPr>
+              <w:t>, action=pay</w:t>
             </w:r>
           </w:p>
         </w:tc>
@@ -7774,7 +9954,87 @@
                 <w:rFonts w:ascii="Bookman Old Style" w:hAnsi="Bookman Old Style"/>
                 <w:color w:val="000000" w:themeColor="text1"/>
               </w:rPr>
-              <w:t>email, name, payment_method=card, amount, service_paid, reference_id, callback_url, card_redirect_url, action=pay</w:t>
+              <w:t xml:space="preserve">email, name, </w:t>
+            </w:r>
+            <w:proofErr w:type="spellStart"/>
+            <w:r>
+              <w:rPr>
+                <w:rFonts w:ascii="Bookman Old Style" w:hAnsi="Bookman Old Style"/>
+                <w:color w:val="000000" w:themeColor="text1"/>
+              </w:rPr>
+              <w:t>payment_method</w:t>
+            </w:r>
+            <w:proofErr w:type="spellEnd"/>
+            <w:r>
+              <w:rPr>
+                <w:rFonts w:ascii="Bookman Old Style" w:hAnsi="Bookman Old Style"/>
+                <w:color w:val="000000" w:themeColor="text1"/>
+              </w:rPr>
+              <w:t xml:space="preserve">=card, amount, </w:t>
+            </w:r>
+            <w:proofErr w:type="spellStart"/>
+            <w:r>
+              <w:rPr>
+                <w:rFonts w:ascii="Bookman Old Style" w:hAnsi="Bookman Old Style"/>
+                <w:color w:val="000000" w:themeColor="text1"/>
+              </w:rPr>
+              <w:t>service_paid</w:t>
+            </w:r>
+            <w:proofErr w:type="spellEnd"/>
+            <w:r>
+              <w:rPr>
+                <w:rFonts w:ascii="Bookman Old Style" w:hAnsi="Bookman Old Style"/>
+                <w:color w:val="000000" w:themeColor="text1"/>
+              </w:rPr>
+              <w:t xml:space="preserve">, </w:t>
+            </w:r>
+            <w:proofErr w:type="spellStart"/>
+            <w:r>
+              <w:rPr>
+                <w:rFonts w:ascii="Bookman Old Style" w:hAnsi="Bookman Old Style"/>
+                <w:color w:val="000000" w:themeColor="text1"/>
+              </w:rPr>
+              <w:t>reference_id</w:t>
+            </w:r>
+            <w:proofErr w:type="spellEnd"/>
+            <w:r>
+              <w:rPr>
+                <w:rFonts w:ascii="Bookman Old Style" w:hAnsi="Bookman Old Style"/>
+                <w:color w:val="000000" w:themeColor="text1"/>
+              </w:rPr>
+              <w:t xml:space="preserve">, </w:t>
+            </w:r>
+            <w:proofErr w:type="spellStart"/>
+            <w:r>
+              <w:rPr>
+                <w:rFonts w:ascii="Bookman Old Style" w:hAnsi="Bookman Old Style"/>
+                <w:color w:val="000000" w:themeColor="text1"/>
+              </w:rPr>
+              <w:t>callback_url</w:t>
+            </w:r>
+            <w:proofErr w:type="spellEnd"/>
+            <w:r>
+              <w:rPr>
+                <w:rFonts w:ascii="Bookman Old Style" w:hAnsi="Bookman Old Style"/>
+                <w:color w:val="000000" w:themeColor="text1"/>
+              </w:rPr>
+              <w:t xml:space="preserve">, </w:t>
+            </w:r>
+            <w:proofErr w:type="spellStart"/>
+            <w:r>
+              <w:rPr>
+                <w:rFonts w:ascii="Bookman Old Style" w:hAnsi="Bookman Old Style"/>
+                <w:color w:val="000000" w:themeColor="text1"/>
+              </w:rPr>
+              <w:t>card_redirect_url</w:t>
+            </w:r>
+            <w:proofErr w:type="spellEnd"/>
+            <w:r>
+              <w:rPr>
+                <w:rFonts w:ascii="Bookman Old Style" w:hAnsi="Bookman Old Style"/>
+                <w:color w:val="000000" w:themeColor="text1"/>
+              </w:rPr>
+              <w:t>, action=pay</w:t>
             </w:r>
           </w:p>
         </w:tc>
@@ -7860,7 +10120,87 @@
                 <w:rFonts w:ascii="Bookman Old Style" w:hAnsi="Bookman Old Style"/>
                 <w:color w:val="000000" w:themeColor="text1"/>
               </w:rPr>
-              <w:t>email, name, payment_method=MTN_MOMO_RWA, amount, payer_phone, service_paid, reference_id, callback_url, action=payout</w:t>
+              <w:t xml:space="preserve">email, name, </w:t>
+            </w:r>
+            <w:proofErr w:type="spellStart"/>
+            <w:r>
+              <w:rPr>
+                <w:rFonts w:ascii="Bookman Old Style" w:hAnsi="Bookman Old Style"/>
+                <w:color w:val="000000" w:themeColor="text1"/>
+              </w:rPr>
+              <w:t>payment_method</w:t>
+            </w:r>
+            <w:proofErr w:type="spellEnd"/>
+            <w:r>
+              <w:rPr>
+                <w:rFonts w:ascii="Bookman Old Style" w:hAnsi="Bookman Old Style"/>
+                <w:color w:val="000000" w:themeColor="text1"/>
+              </w:rPr>
+              <w:t xml:space="preserve">=MTN_MOMO_RWA, amount, </w:t>
+            </w:r>
+            <w:proofErr w:type="spellStart"/>
+            <w:r>
+              <w:rPr>
+                <w:rFonts w:ascii="Bookman Old Style" w:hAnsi="Bookman Old Style"/>
+                <w:color w:val="000000" w:themeColor="text1"/>
+              </w:rPr>
+              <w:t>payer_phone</w:t>
+            </w:r>
+            <w:proofErr w:type="spellEnd"/>
+            <w:r>
+              <w:rPr>
+                <w:rFonts w:ascii="Bookman Old Style" w:hAnsi="Bookman Old Style"/>
+                <w:color w:val="000000" w:themeColor="text1"/>
+              </w:rPr>
+              <w:t xml:space="preserve">, </w:t>
+            </w:r>
+            <w:proofErr w:type="spellStart"/>
+            <w:r>
+              <w:rPr>
+                <w:rFonts w:ascii="Bookman Old Style" w:hAnsi="Bookman Old Style"/>
+                <w:color w:val="000000" w:themeColor="text1"/>
+              </w:rPr>
+              <w:t>service_paid</w:t>
+            </w:r>
+            <w:proofErr w:type="spellEnd"/>
+            <w:r>
+              <w:rPr>
+                <w:rFonts w:ascii="Bookman Old Style" w:hAnsi="Bookman Old Style"/>
+                <w:color w:val="000000" w:themeColor="text1"/>
+              </w:rPr>
+              <w:t xml:space="preserve">, </w:t>
+            </w:r>
+            <w:proofErr w:type="spellStart"/>
+            <w:r>
+              <w:rPr>
+                <w:rFonts w:ascii="Bookman Old Style" w:hAnsi="Bookman Old Style"/>
+                <w:color w:val="000000" w:themeColor="text1"/>
+              </w:rPr>
+              <w:t>reference_id</w:t>
+            </w:r>
+            <w:proofErr w:type="spellEnd"/>
+            <w:r>
+              <w:rPr>
+                <w:rFonts w:ascii="Bookman Old Style" w:hAnsi="Bookman Old Style"/>
+                <w:color w:val="000000" w:themeColor="text1"/>
+              </w:rPr>
+              <w:t xml:space="preserve">, </w:t>
+            </w:r>
+            <w:proofErr w:type="spellStart"/>
+            <w:r>
+              <w:rPr>
+                <w:rFonts w:ascii="Bookman Old Style" w:hAnsi="Bookman Old Style"/>
+                <w:color w:val="000000" w:themeColor="text1"/>
+              </w:rPr>
+              <w:t>callback_url</w:t>
+            </w:r>
+            <w:proofErr w:type="spellEnd"/>
+            <w:r>
+              <w:rPr>
+                <w:rFonts w:ascii="Bookman Old Style" w:hAnsi="Bookman Old Style"/>
+                <w:color w:val="000000" w:themeColor="text1"/>
+              </w:rPr>
+              <w:t>, action=payout</w:t>
             </w:r>
           </w:p>
         </w:tc>
@@ -7941,12 +10281,21 @@
                 <w:color w:val="000000" w:themeColor="text1"/>
               </w:rPr>
             </w:pPr>
-            <w:r>
-              <w:rPr>
-                <w:rFonts w:ascii="Bookman Old Style" w:hAnsi="Bookman Old Style"/>
-                <w:color w:val="000000" w:themeColor="text1"/>
-              </w:rPr>
-              <w:t>reference_id parameter</w:t>
+            <w:proofErr w:type="spellStart"/>
+            <w:r>
+              <w:rPr>
+                <w:rFonts w:ascii="Bookman Old Style" w:hAnsi="Bookman Old Style"/>
+                <w:color w:val="000000" w:themeColor="text1"/>
+              </w:rPr>
+              <w:t>reference_id</w:t>
+            </w:r>
+            <w:proofErr w:type="spellEnd"/>
+            <w:r>
+              <w:rPr>
+                <w:rFonts w:ascii="Bookman Old Style" w:hAnsi="Bookman Old Style"/>
+                <w:color w:val="000000" w:themeColor="text1"/>
+              </w:rPr>
+              <w:t xml:space="preserve"> parameter</w:t>
             </w:r>
           </w:p>
         </w:tc>
@@ -8032,8 +10381,33 @@
                 <w:rFonts w:ascii="Bookman Old Style" w:hAnsi="Bookman Old Style"/>
                 <w:color w:val="000000" w:themeColor="text1"/>
               </w:rPr>
-              <w:t>name, tel, message, action=sms</w:t>
-            </w:r>
+              <w:t xml:space="preserve">name, </w:t>
+            </w:r>
+            <w:proofErr w:type="spellStart"/>
+            <w:r>
+              <w:rPr>
+                <w:rFonts w:ascii="Bookman Old Style" w:hAnsi="Bookman Old Style"/>
+                <w:color w:val="000000" w:themeColor="text1"/>
+              </w:rPr>
+              <w:t>tel</w:t>
+            </w:r>
+            <w:proofErr w:type="spellEnd"/>
+            <w:r>
+              <w:rPr>
+                <w:rFonts w:ascii="Bookman Old Style" w:hAnsi="Bookman Old Style"/>
+                <w:color w:val="000000" w:themeColor="text1"/>
+              </w:rPr>
+              <w:t>, message, action=</w:t>
+            </w:r>
+            <w:proofErr w:type="spellStart"/>
+            <w:r>
+              <w:rPr>
+                <w:rFonts w:ascii="Bookman Old Style" w:hAnsi="Bookman Old Style"/>
+                <w:color w:val="000000" w:themeColor="text1"/>
+              </w:rPr>
+              <w:t>sms</w:t>
+            </w:r>
+            <w:proofErr w:type="spellEnd"/>
           </w:p>
         </w:tc>
       </w:tr>

--- a/LMBTech Payment System - API Documentation.docx
+++ b/LMBTech Payment System - API Documentation.docx
@@ -6465,7 +6465,7 @@
           <w:bCs/>
           <w:color w:val="000000" w:themeColor="text1"/>
         </w:rPr>
-        <w:t>Mobile Money Callback (JSON):</w:t>
+        <w:t>Mobile Callback (JSON):</w:t>
       </w:r>
     </w:p>
     <w:p>
@@ -6710,204 +6710,196 @@
       <w:pPr>
         <w:rPr>
           <w:rFonts w:ascii="Bookman Old Style" w:hAnsi="Bookman Old Style"/>
-          <w:color w:val="000000" w:themeColor="text1"/>
-        </w:rPr>
-      </w:pPr>
-      <w:r>
-        <w:rPr>
-          <w:rFonts w:ascii="Bookman Old Style" w:hAnsi="Bookman Old Style"/>
-          <w:b/>
-          <w:bCs/>
-          <w:color w:val="000000" w:themeColor="text1"/>
-        </w:rPr>
-        <w:t>Card Payment Callback (Form Data)</w:t>
-      </w:r>
-    </w:p>
-    <w:p>
-      <w:pPr>
-        <w:rPr>
-          <w:rFonts w:ascii="Bookman Old Style" w:hAnsi="Bookman Old Style"/>
-          <w:color w:val="000000" w:themeColor="text1"/>
-        </w:rPr>
-      </w:pPr>
-      <w:r>
-        <w:rPr>
-          <w:rFonts w:ascii="Bookman Old Style" w:hAnsi="Bookman Old Style"/>
-          <w:color w:val="000000" w:themeColor="text1"/>
-        </w:rPr>
-        <w:t xml:space="preserve">Field: </w:t>
+          <w:b/>
+          <w:bCs/>
+          <w:color w:val="000000" w:themeColor="text1"/>
+          <w:lang w:val="en-RW"/>
+        </w:rPr>
+      </w:pPr>
+      <w:r>
+        <w:rPr>
+          <w:rFonts w:ascii="Bookman Old Style" w:hAnsi="Bookman Old Style"/>
+          <w:b/>
+          <w:bCs/>
+          <w:color w:val="000000" w:themeColor="text1"/>
+          <w:lang w:val="en-RW"/>
+        </w:rPr>
+        <w:t>Callback Handler Logic (Pseudo-code)</w:t>
+      </w:r>
+    </w:p>
+    <w:p>
+      <w:pPr>
+        <w:rPr>
+          <w:rFonts w:ascii="Bookman Old Style" w:hAnsi="Bookman Old Style"/>
+          <w:color w:val="000000" w:themeColor="text1"/>
+          <w:lang w:val="en-RW"/>
+        </w:rPr>
+      </w:pPr>
+      <w:r>
+        <w:rPr>
+          <w:rFonts w:ascii="Bookman Old Style" w:hAnsi="Bookman Old Style"/>
+          <w:color w:val="000000" w:themeColor="text1"/>
+          <w:lang w:val="en-RW"/>
+        </w:rPr>
+        <w:t xml:space="preserve">FUNCTION </w:t>
       </w:r>
       <w:proofErr w:type="spellStart"/>
       <w:r>
         <w:rPr>
           <w:rFonts w:ascii="Bookman Old Style" w:hAnsi="Bookman Old Style"/>
           <w:color w:val="000000" w:themeColor="text1"/>
-        </w:rPr>
-        <w:t>pesapal_merchant_reference</w:t>
+          <w:lang w:val="en-RW"/>
+        </w:rPr>
+        <w:t>handle_callback</w:t>
       </w:r>
       <w:proofErr w:type="spellEnd"/>
       <w:r>
         <w:rPr>
           <w:rFonts w:ascii="Bookman Old Style" w:hAnsi="Bookman Old Style"/>
           <w:color w:val="000000" w:themeColor="text1"/>
-        </w:rPr>
-        <w:t xml:space="preserve"> = ORDER-20260215-1234</w:t>
-      </w:r>
-    </w:p>
-    <w:p>
-      <w:pPr>
-        <w:rPr>
-          <w:rFonts w:ascii="Bookman Old Style" w:hAnsi="Bookman Old Style"/>
-          <w:color w:val="000000" w:themeColor="text1"/>
-        </w:rPr>
-      </w:pPr>
-      <w:r>
-        <w:rPr>
-          <w:rFonts w:ascii="Bookman Old Style" w:hAnsi="Bookman Old Style"/>
-          <w:color w:val="000000" w:themeColor="text1"/>
-        </w:rPr>
-        <w:t xml:space="preserve">Field: </w:t>
+          <w:lang w:val="en-RW"/>
+        </w:rPr>
+        <w:t>(request):</w:t>
+      </w:r>
+      <w:r>
+        <w:rPr>
+          <w:rFonts w:ascii="Bookman Old Style" w:hAnsi="Bookman Old Style"/>
+          <w:color w:val="000000" w:themeColor="text1"/>
+          <w:lang w:val="en-RW"/>
+        </w:rPr>
+        <w:br/>
+      </w:r>
+      <w:r>
+        <w:rPr>
+          <w:rFonts w:ascii="Bookman Old Style" w:hAnsi="Bookman Old Style"/>
+          <w:color w:val="000000" w:themeColor="text1"/>
+          <w:lang w:val="en-RW"/>
+        </w:rPr>
+        <w:br/>
+        <w:t xml:space="preserve">    // Step 1: Read callback data from request body</w:t>
+      </w:r>
+      <w:r>
+        <w:rPr>
+          <w:rFonts w:ascii="Bookman Old Style" w:hAnsi="Bookman Old Style"/>
+          <w:color w:val="000000" w:themeColor="text1"/>
+          <w:lang w:val="en-RW"/>
+        </w:rPr>
+        <w:br/>
+        <w:t xml:space="preserve">    </w:t>
       </w:r>
       <w:proofErr w:type="spellStart"/>
       <w:r>
         <w:rPr>
           <w:rFonts w:ascii="Bookman Old Style" w:hAnsi="Bookman Old Style"/>
           <w:color w:val="000000" w:themeColor="text1"/>
-        </w:rPr>
-        <w:t>pesapal_transaction_tracking_id</w:t>
+          <w:lang w:val="en-RW"/>
+        </w:rPr>
+        <w:t>callbackData</w:t>
       </w:r>
       <w:proofErr w:type="spellEnd"/>
       <w:r>
         <w:rPr>
           <w:rFonts w:ascii="Bookman Old Style" w:hAnsi="Bookman Old Style"/>
           <w:color w:val="000000" w:themeColor="text1"/>
-        </w:rPr>
-        <w:t xml:space="preserve"> = TXN-987654321</w:t>
-      </w:r>
-    </w:p>
-    <w:p>
-      <w:pPr>
-        <w:rPr>
-          <w:rFonts w:ascii="Bookman Old Style" w:hAnsi="Bookman Old Style"/>
-          <w:color w:val="000000" w:themeColor="text1"/>
-        </w:rPr>
-      </w:pPr>
-      <w:r>
-        <w:rPr>
-          <w:rFonts w:ascii="Bookman Old Style" w:hAnsi="Bookman Old Style"/>
-          <w:color w:val="000000" w:themeColor="text1"/>
-        </w:rPr>
-        <w:t xml:space="preserve">Field: </w:t>
+          <w:lang w:val="en-RW"/>
+        </w:rPr>
+        <w:t xml:space="preserve"> = </w:t>
       </w:r>
       <w:proofErr w:type="spellStart"/>
       <w:r>
         <w:rPr>
           <w:rFonts w:ascii="Bookman Old Style" w:hAnsi="Bookman Old Style"/>
           <w:color w:val="000000" w:themeColor="text1"/>
-        </w:rPr>
-        <w:t>pesapal_response_data</w:t>
+          <w:lang w:val="en-RW"/>
+        </w:rPr>
+        <w:t>parse_json</w:t>
       </w:r>
       <w:proofErr w:type="spellEnd"/>
       <w:r>
         <w:rPr>
           <w:rFonts w:ascii="Bookman Old Style" w:hAnsi="Bookman Old Style"/>
           <w:color w:val="000000" w:themeColor="text1"/>
-        </w:rPr>
-        <w:t xml:space="preserve"> = COMPLETED</w:t>
-      </w:r>
-    </w:p>
-    <w:p>
-      <w:pPr>
-        <w:rPr>
-          <w:rFonts w:ascii="Bookman Old Style" w:hAnsi="Bookman Old Style"/>
-          <w:b/>
-          <w:bCs/>
-          <w:color w:val="000000" w:themeColor="text1"/>
-        </w:rPr>
-      </w:pPr>
-      <w:r>
-        <w:rPr>
-          <w:rFonts w:ascii="Bookman Old Style" w:hAnsi="Bookman Old Style"/>
-          <w:b/>
-          <w:bCs/>
-          <w:color w:val="000000" w:themeColor="text1"/>
-        </w:rPr>
-        <w:t>Callback Handler Logic (Pseudo-code)</w:t>
-      </w:r>
-    </w:p>
-    <w:p>
-      <w:pPr>
-        <w:rPr>
-          <w:rFonts w:ascii="Bookman Old Style" w:hAnsi="Bookman Old Style"/>
-          <w:color w:val="000000" w:themeColor="text1"/>
-        </w:rPr>
-      </w:pPr>
-      <w:r>
-        <w:rPr>
-          <w:rFonts w:ascii="Bookman Old Style" w:hAnsi="Bookman Old Style"/>
-          <w:color w:val="000000" w:themeColor="text1"/>
-        </w:rPr>
-        <w:t xml:space="preserve">FUNCTION </w:t>
+          <w:lang w:val="en-RW"/>
+        </w:rPr>
+        <w:t>(</w:t>
       </w:r>
       <w:proofErr w:type="spellStart"/>
       <w:r>
         <w:rPr>
           <w:rFonts w:ascii="Bookman Old Style" w:hAnsi="Bookman Old Style"/>
           <w:color w:val="000000" w:themeColor="text1"/>
-        </w:rPr>
-        <w:t>handle_callback</w:t>
+          <w:lang w:val="en-RW"/>
+        </w:rPr>
+        <w:t>request.body</w:t>
       </w:r>
       <w:proofErr w:type="spellEnd"/>
       <w:r>
         <w:rPr>
           <w:rFonts w:ascii="Bookman Old Style" w:hAnsi="Bookman Old Style"/>
           <w:color w:val="000000" w:themeColor="text1"/>
-        </w:rPr>
-        <w:t>(request):</w:t>
-      </w:r>
-    </w:p>
-    <w:p>
-      <w:pPr>
-        <w:rPr>
-          <w:rFonts w:ascii="Bookman Old Style" w:hAnsi="Bookman Old Style"/>
-          <w:color w:val="000000" w:themeColor="text1"/>
-        </w:rPr>
-      </w:pPr>
-      <w:r>
-        <w:rPr>
-          <w:rFonts w:ascii="Bookman Old Style" w:hAnsi="Bookman Old Style"/>
-          <w:color w:val="000000" w:themeColor="text1"/>
-        </w:rPr>
-        <w:t xml:space="preserve">    // Step 1: Determine callback type and extract data</w:t>
-      </w:r>
-    </w:p>
-    <w:p>
-      <w:pPr>
-        <w:rPr>
-          <w:rFonts w:ascii="Bookman Old Style" w:hAnsi="Bookman Old Style"/>
-          <w:color w:val="000000" w:themeColor="text1"/>
-        </w:rPr>
-      </w:pPr>
-      <w:r>
-        <w:rPr>
-          <w:rFonts w:ascii="Bookman Old Style" w:hAnsi="Bookman Old Style"/>
-          <w:color w:val="000000" w:themeColor="text1"/>
-        </w:rPr>
-        <w:t xml:space="preserve">    IF request has form data:</w:t>
-      </w:r>
-    </w:p>
-    <w:p>
-      <w:pPr>
-        <w:rPr>
-          <w:rFonts w:ascii="Bookman Old Style" w:hAnsi="Bookman Old Style"/>
-          <w:color w:val="000000" w:themeColor="text1"/>
-        </w:rPr>
-      </w:pPr>
-      <w:r>
-        <w:rPr>
-          <w:rFonts w:ascii="Bookman Old Style" w:hAnsi="Bookman Old Style"/>
-          <w:color w:val="000000" w:themeColor="text1"/>
-        </w:rPr>
+          <w:lang w:val="en-RW"/>
+        </w:rPr>
+        <w:t>)</w:t>
+      </w:r>
+      <w:r>
+        <w:rPr>
+          <w:rFonts w:ascii="Bookman Old Style" w:hAnsi="Bookman Old Style"/>
+          <w:color w:val="000000" w:themeColor="text1"/>
+          <w:lang w:val="en-RW"/>
+        </w:rPr>
+        <w:br/>
+      </w:r>
+      <w:r>
+        <w:rPr>
+          <w:rFonts w:ascii="Bookman Old Style" w:hAnsi="Bookman Old Style"/>
+          <w:color w:val="000000" w:themeColor="text1"/>
+          <w:lang w:val="en-RW"/>
+        </w:rPr>
+        <w:br/>
+      </w:r>
+      <w:r>
+        <w:rPr>
+          <w:rFonts w:ascii="Bookman Old Style" w:hAnsi="Bookman Old Style"/>
+          <w:color w:val="000000" w:themeColor="text1"/>
+          <w:lang w:val="en-RW"/>
+        </w:rPr>
+        <w:br/>
+        <w:t xml:space="preserve">    // Step 2: Validate required fields</w:t>
+      </w:r>
+      <w:r>
+        <w:rPr>
+          <w:rFonts w:ascii="Bookman Old Style" w:hAnsi="Bookman Old Style"/>
+          <w:color w:val="000000" w:themeColor="text1"/>
+          <w:lang w:val="en-RW"/>
+        </w:rPr>
+        <w:br/>
+        <w:t xml:space="preserve">    IF </w:t>
+      </w:r>
+      <w:proofErr w:type="spellStart"/>
+      <w:r>
+        <w:rPr>
+          <w:rFonts w:ascii="Bookman Old Style" w:hAnsi="Bookman Old Style"/>
+          <w:color w:val="000000" w:themeColor="text1"/>
+          <w:lang w:val="en-RW"/>
+        </w:rPr>
+        <w:t>callbackData</w:t>
+      </w:r>
+      <w:proofErr w:type="spellEnd"/>
+      <w:r>
+        <w:rPr>
+          <w:rFonts w:ascii="Bookman Old Style" w:hAnsi="Bookman Old Style"/>
+          <w:color w:val="000000" w:themeColor="text1"/>
+          <w:lang w:val="en-RW"/>
+        </w:rPr>
+        <w:t xml:space="preserve"> contains</w:t>
+      </w:r>
+      <w:r>
+        <w:rPr>
+          <w:rFonts w:ascii="Bookman Old Style" w:hAnsi="Bookman Old Style"/>
+          <w:color w:val="000000" w:themeColor="text1"/>
+          <w:lang w:val="en-RW"/>
+        </w:rPr>
+        <w:br/>
         <w:t xml:space="preserve">        </w:t>
       </w:r>
       <w:proofErr w:type="spellStart"/>
@@ -6915,6 +6907,7 @@
         <w:rPr>
           <w:rFonts w:ascii="Bookman Old Style" w:hAnsi="Bookman Old Style"/>
           <w:color w:val="000000" w:themeColor="text1"/>
+          <w:lang w:val="en-RW"/>
         </w:rPr>
         <w:t>reference_id</w:t>
       </w:r>
@@ -6923,24 +6916,152 @@
         <w:rPr>
           <w:rFonts w:ascii="Bookman Old Style" w:hAnsi="Bookman Old Style"/>
           <w:color w:val="000000" w:themeColor="text1"/>
+          <w:lang w:val="en-RW"/>
+        </w:rPr>
+        <w:br/>
+        <w:t xml:space="preserve">        </w:t>
+      </w:r>
+      <w:proofErr w:type="spellStart"/>
+      <w:r>
+        <w:rPr>
+          <w:rFonts w:ascii="Bookman Old Style" w:hAnsi="Bookman Old Style"/>
+          <w:color w:val="000000" w:themeColor="text1"/>
+          <w:lang w:val="en-RW"/>
+        </w:rPr>
+        <w:t>transaction_id</w:t>
+      </w:r>
+      <w:proofErr w:type="spellEnd"/>
+      <w:r>
+        <w:rPr>
+          <w:rFonts w:ascii="Bookman Old Style" w:hAnsi="Bookman Old Style"/>
+          <w:color w:val="000000" w:themeColor="text1"/>
+          <w:lang w:val="en-RW"/>
+        </w:rPr>
+        <w:br/>
+        <w:t xml:space="preserve">        status</w:t>
+      </w:r>
+      <w:r>
+        <w:rPr>
+          <w:rFonts w:ascii="Bookman Old Style" w:hAnsi="Bookman Old Style"/>
+          <w:color w:val="000000" w:themeColor="text1"/>
+          <w:lang w:val="en-RW"/>
+        </w:rPr>
+        <w:br/>
+        <w:t xml:space="preserve">        action</w:t>
+      </w:r>
+      <w:r>
+        <w:rPr>
+          <w:rFonts w:ascii="Bookman Old Style" w:hAnsi="Bookman Old Style"/>
+          <w:color w:val="000000" w:themeColor="text1"/>
+          <w:lang w:val="en-RW"/>
+        </w:rPr>
+        <w:br/>
+      </w:r>
+      <w:r>
+        <w:rPr>
+          <w:rFonts w:ascii="Bookman Old Style" w:hAnsi="Bookman Old Style"/>
+          <w:color w:val="000000" w:themeColor="text1"/>
+          <w:lang w:val="en-RW"/>
+        </w:rPr>
+        <w:br/>
+        <w:t xml:space="preserve">        </w:t>
+      </w:r>
+      <w:proofErr w:type="spellStart"/>
+      <w:r>
+        <w:rPr>
+          <w:rFonts w:ascii="Bookman Old Style" w:hAnsi="Bookman Old Style"/>
+          <w:color w:val="000000" w:themeColor="text1"/>
+          <w:lang w:val="en-RW"/>
+        </w:rPr>
+        <w:t>reference_id</w:t>
+      </w:r>
+      <w:proofErr w:type="spellEnd"/>
+      <w:r>
+        <w:rPr>
+          <w:rFonts w:ascii="Bookman Old Style" w:hAnsi="Bookman Old Style"/>
+          <w:color w:val="000000" w:themeColor="text1"/>
+          <w:lang w:val="en-RW"/>
+        </w:rPr>
+        <w:t xml:space="preserve">   = </w:t>
+      </w:r>
+      <w:proofErr w:type="spellStart"/>
+      <w:r>
+        <w:rPr>
+          <w:rFonts w:ascii="Bookman Old Style" w:hAnsi="Bookman Old Style"/>
+          <w:color w:val="000000" w:themeColor="text1"/>
+          <w:lang w:val="en-RW"/>
+        </w:rPr>
+        <w:t>callbackData</w:t>
+      </w:r>
+      <w:proofErr w:type="spellEnd"/>
+      <w:r>
+        <w:rPr>
+          <w:rFonts w:ascii="Bookman Old Style" w:hAnsi="Bookman Old Style"/>
+          <w:color w:val="000000" w:themeColor="text1"/>
+          <w:lang w:val="en-RW"/>
+        </w:rPr>
+        <w:t>["</w:t>
+      </w:r>
+      <w:proofErr w:type="spellStart"/>
+      <w:r>
+        <w:rPr>
+          <w:rFonts w:ascii="Bookman Old Style" w:hAnsi="Bookman Old Style"/>
+          <w:color w:val="000000" w:themeColor="text1"/>
+          <w:lang w:val="en-RW"/>
+        </w:rPr>
+        <w:t>reference_id</w:t>
+      </w:r>
+      <w:proofErr w:type="spellEnd"/>
+      <w:r>
+        <w:rPr>
+          <w:rFonts w:ascii="Bookman Old Style" w:hAnsi="Bookman Old Style"/>
+          <w:color w:val="000000" w:themeColor="text1"/>
+          <w:lang w:val="en-RW"/>
+        </w:rPr>
+        <w:t>"]</w:t>
+      </w:r>
+      <w:r>
+        <w:rPr>
+          <w:rFonts w:ascii="Bookman Old Style" w:hAnsi="Bookman Old Style"/>
+          <w:color w:val="000000" w:themeColor="text1"/>
+          <w:lang w:val="en-RW"/>
+        </w:rPr>
+        <w:br/>
+        <w:t xml:space="preserve">        </w:t>
+      </w:r>
+      <w:proofErr w:type="spellStart"/>
+      <w:r>
+        <w:rPr>
+          <w:rFonts w:ascii="Bookman Old Style" w:hAnsi="Bookman Old Style"/>
+          <w:color w:val="000000" w:themeColor="text1"/>
+          <w:lang w:val="en-RW"/>
+        </w:rPr>
+        <w:t>transaction_id</w:t>
+      </w:r>
+      <w:proofErr w:type="spellEnd"/>
+      <w:r>
+        <w:rPr>
+          <w:rFonts w:ascii="Bookman Old Style" w:hAnsi="Bookman Old Style"/>
+          <w:color w:val="000000" w:themeColor="text1"/>
+          <w:lang w:val="en-RW"/>
         </w:rPr>
         <w:t xml:space="preserve"> = </w:t>
       </w:r>
       <w:proofErr w:type="spellStart"/>
-      <w:proofErr w:type="gramStart"/>
-      <w:r>
-        <w:rPr>
-          <w:rFonts w:ascii="Bookman Old Style" w:hAnsi="Bookman Old Style"/>
-          <w:color w:val="000000" w:themeColor="text1"/>
-        </w:rPr>
-        <w:t>request.form</w:t>
+      <w:r>
+        <w:rPr>
+          <w:rFonts w:ascii="Bookman Old Style" w:hAnsi="Bookman Old Style"/>
+          <w:color w:val="000000" w:themeColor="text1"/>
+          <w:lang w:val="en-RW"/>
+        </w:rPr>
+        <w:t>callbackData</w:t>
       </w:r>
       <w:proofErr w:type="spellEnd"/>
-      <w:proofErr w:type="gramEnd"/>
-      <w:r>
-        <w:rPr>
-          <w:rFonts w:ascii="Bookman Old Style" w:hAnsi="Bookman Old Style"/>
-          <w:color w:val="000000" w:themeColor="text1"/>
+      <w:r>
+        <w:rPr>
+          <w:rFonts w:ascii="Bookman Old Style" w:hAnsi="Bookman Old Style"/>
+          <w:color w:val="000000" w:themeColor="text1"/>
+          <w:lang w:val="en-RW"/>
         </w:rPr>
         <w:t>["</w:t>
       </w:r>
@@ -6949,830 +7070,423 @@
         <w:rPr>
           <w:rFonts w:ascii="Bookman Old Style" w:hAnsi="Bookman Old Style"/>
           <w:color w:val="000000" w:themeColor="text1"/>
-        </w:rPr>
-        <w:t>pesapal_merchant_reference</w:t>
+          <w:lang w:val="en-RW"/>
+        </w:rPr>
+        <w:t>transaction_id</w:t>
       </w:r>
       <w:proofErr w:type="spellEnd"/>
       <w:r>
         <w:rPr>
           <w:rFonts w:ascii="Bookman Old Style" w:hAnsi="Bookman Old Style"/>
           <w:color w:val="000000" w:themeColor="text1"/>
+          <w:lang w:val="en-RW"/>
         </w:rPr>
         <w:t>"]</w:t>
       </w:r>
-    </w:p>
-    <w:p>
-      <w:pPr>
-        <w:rPr>
-          <w:rFonts w:ascii="Bookman Old Style" w:hAnsi="Bookman Old Style"/>
-          <w:color w:val="000000" w:themeColor="text1"/>
-        </w:rPr>
-      </w:pPr>
-      <w:r>
-        <w:rPr>
-          <w:rFonts w:ascii="Bookman Old Style" w:hAnsi="Bookman Old Style"/>
-          <w:color w:val="000000" w:themeColor="text1"/>
-        </w:rPr>
-        <w:t xml:space="preserve">        </w:t>
+      <w:r>
+        <w:rPr>
+          <w:rFonts w:ascii="Bookman Old Style" w:hAnsi="Bookman Old Style"/>
+          <w:color w:val="000000" w:themeColor="text1"/>
+          <w:lang w:val="en-RW"/>
+        </w:rPr>
+        <w:br/>
+        <w:t xml:space="preserve">        status         = </w:t>
       </w:r>
       <w:proofErr w:type="spellStart"/>
       <w:r>
         <w:rPr>
           <w:rFonts w:ascii="Bookman Old Style" w:hAnsi="Bookman Old Style"/>
           <w:color w:val="000000" w:themeColor="text1"/>
-        </w:rPr>
-        <w:t>transaction_id</w:t>
+          <w:lang w:val="en-RW"/>
+        </w:rPr>
+        <w:t>callbackData</w:t>
       </w:r>
       <w:proofErr w:type="spellEnd"/>
       <w:r>
         <w:rPr>
           <w:rFonts w:ascii="Bookman Old Style" w:hAnsi="Bookman Old Style"/>
           <w:color w:val="000000" w:themeColor="text1"/>
-        </w:rPr>
-        <w:t xml:space="preserve"> = </w:t>
+          <w:lang w:val="en-RW"/>
+        </w:rPr>
+        <w:t>["status"]</w:t>
+      </w:r>
+      <w:r>
+        <w:rPr>
+          <w:rFonts w:ascii="Bookman Old Style" w:hAnsi="Bookman Old Style"/>
+          <w:color w:val="000000" w:themeColor="text1"/>
+          <w:lang w:val="en-RW"/>
+        </w:rPr>
+        <w:br/>
+        <w:t xml:space="preserve">        action         = </w:t>
       </w:r>
       <w:proofErr w:type="spellStart"/>
-      <w:proofErr w:type="gramStart"/>
-      <w:r>
-        <w:rPr>
-          <w:rFonts w:ascii="Bookman Old Style" w:hAnsi="Bookman Old Style"/>
-          <w:color w:val="000000" w:themeColor="text1"/>
-        </w:rPr>
-        <w:t>request.form</w:t>
+      <w:r>
+        <w:rPr>
+          <w:rFonts w:ascii="Bookman Old Style" w:hAnsi="Bookman Old Style"/>
+          <w:color w:val="000000" w:themeColor="text1"/>
+          <w:lang w:val="en-RW"/>
+        </w:rPr>
+        <w:t>callbackData</w:t>
       </w:r>
       <w:proofErr w:type="spellEnd"/>
-      <w:proofErr w:type="gramEnd"/>
-      <w:r>
-        <w:rPr>
-          <w:rFonts w:ascii="Bookman Old Style" w:hAnsi="Bookman Old Style"/>
-          <w:color w:val="000000" w:themeColor="text1"/>
-        </w:rPr>
-        <w:t>["</w:t>
+      <w:r>
+        <w:rPr>
+          <w:rFonts w:ascii="Bookman Old Style" w:hAnsi="Bookman Old Style"/>
+          <w:color w:val="000000" w:themeColor="text1"/>
+          <w:lang w:val="en-RW"/>
+        </w:rPr>
+        <w:t>["action"]</w:t>
+      </w:r>
+      <w:r>
+        <w:rPr>
+          <w:rFonts w:ascii="Bookman Old Style" w:hAnsi="Bookman Old Style"/>
+          <w:color w:val="000000" w:themeColor="text1"/>
+          <w:lang w:val="en-RW"/>
+        </w:rPr>
+        <w:br/>
+      </w:r>
+      <w:r>
+        <w:rPr>
+          <w:rFonts w:ascii="Bookman Old Style" w:hAnsi="Bookman Old Style"/>
+          <w:color w:val="000000" w:themeColor="text1"/>
+          <w:lang w:val="en-RW"/>
+        </w:rPr>
+        <w:br/>
+        <w:t xml:space="preserve">    ELSE</w:t>
+      </w:r>
+      <w:r>
+        <w:rPr>
+          <w:rFonts w:ascii="Bookman Old Style" w:hAnsi="Bookman Old Style"/>
+          <w:color w:val="000000" w:themeColor="text1"/>
+          <w:lang w:val="en-RW"/>
+        </w:rPr>
+        <w:br/>
+        <w:t xml:space="preserve">        RETURN </w:t>
       </w:r>
       <w:proofErr w:type="spellStart"/>
       <w:r>
         <w:rPr>
           <w:rFonts w:ascii="Bookman Old Style" w:hAnsi="Bookman Old Style"/>
           <w:color w:val="000000" w:themeColor="text1"/>
-        </w:rPr>
-        <w:t>pesapal_transaction_tracking_id</w:t>
+          <w:lang w:val="en-RW"/>
+        </w:rPr>
+        <w:t>error_response</w:t>
       </w:r>
       <w:proofErr w:type="spellEnd"/>
       <w:r>
         <w:rPr>
           <w:rFonts w:ascii="Bookman Old Style" w:hAnsi="Bookman Old Style"/>
           <w:color w:val="000000" w:themeColor="text1"/>
-        </w:rPr>
-        <w:t>"]</w:t>
-      </w:r>
-    </w:p>
-    <w:p>
-      <w:pPr>
-        <w:rPr>
-          <w:rFonts w:ascii="Bookman Old Style" w:hAnsi="Bookman Old Style"/>
-          <w:color w:val="000000" w:themeColor="text1"/>
-        </w:rPr>
-      </w:pPr>
-      <w:r>
-        <w:rPr>
-          <w:rFonts w:ascii="Bookman Old Style" w:hAnsi="Bookman Old Style"/>
-          <w:color w:val="000000" w:themeColor="text1"/>
-        </w:rPr>
-        <w:t xml:space="preserve">        response = </w:t>
+          <w:lang w:val="en-RW"/>
+        </w:rPr>
+        <w:t>("Invalid callback data")</w:t>
+      </w:r>
+      <w:r>
+        <w:rPr>
+          <w:rFonts w:ascii="Bookman Old Style" w:hAnsi="Bookman Old Style"/>
+          <w:color w:val="000000" w:themeColor="text1"/>
+          <w:lang w:val="en-RW"/>
+        </w:rPr>
+        <w:br/>
+      </w:r>
+      <w:r>
+        <w:rPr>
+          <w:rFonts w:ascii="Bookman Old Style" w:hAnsi="Bookman Old Style"/>
+          <w:color w:val="000000" w:themeColor="text1"/>
+          <w:lang w:val="en-RW"/>
+        </w:rPr>
+        <w:br/>
+      </w:r>
+      <w:r>
+        <w:rPr>
+          <w:rFonts w:ascii="Bookman Old Style" w:hAnsi="Bookman Old Style"/>
+          <w:color w:val="000000" w:themeColor="text1"/>
+          <w:lang w:val="en-RW"/>
+        </w:rPr>
+        <w:br/>
+        <w:t xml:space="preserve">    // Step 3: Process the payment callback</w:t>
+      </w:r>
+      <w:r>
+        <w:rPr>
+          <w:rFonts w:ascii="Bookman Old Style" w:hAnsi="Bookman Old Style"/>
+          <w:color w:val="000000" w:themeColor="text1"/>
+          <w:lang w:val="en-RW"/>
+        </w:rPr>
+        <w:br/>
+        <w:t xml:space="preserve">    response = </w:t>
       </w:r>
       <w:proofErr w:type="spellStart"/>
-      <w:proofErr w:type="gramStart"/>
-      <w:r>
-        <w:rPr>
-          <w:rFonts w:ascii="Bookman Old Style" w:hAnsi="Bookman Old Style"/>
-          <w:color w:val="000000" w:themeColor="text1"/>
-        </w:rPr>
-        <w:t>request.form</w:t>
+      <w:r>
+        <w:rPr>
+          <w:rFonts w:ascii="Bookman Old Style" w:hAnsi="Bookman Old Style"/>
+          <w:color w:val="000000" w:themeColor="text1"/>
+          <w:lang w:val="en-RW"/>
+        </w:rPr>
+        <w:t>paymentSystem.receiveCallback</w:t>
       </w:r>
       <w:proofErr w:type="spellEnd"/>
-      <w:proofErr w:type="gramEnd"/>
-      <w:r>
-        <w:rPr>
-          <w:rFonts w:ascii="Bookman Old Style" w:hAnsi="Bookman Old Style"/>
-          <w:color w:val="000000" w:themeColor="text1"/>
-        </w:rPr>
-        <w:t>["</w:t>
+      <w:r>
+        <w:rPr>
+          <w:rFonts w:ascii="Bookman Old Style" w:hAnsi="Bookman Old Style"/>
+          <w:color w:val="000000" w:themeColor="text1"/>
+          <w:lang w:val="en-RW"/>
+        </w:rPr>
+        <w:t>(</w:t>
       </w:r>
       <w:proofErr w:type="spellStart"/>
       <w:r>
         <w:rPr>
           <w:rFonts w:ascii="Bookman Old Style" w:hAnsi="Bookman Old Style"/>
           <w:color w:val="000000" w:themeColor="text1"/>
-        </w:rPr>
-        <w:t>pesapal_response_data</w:t>
+          <w:lang w:val="en-RW"/>
+        </w:rPr>
+        <w:t>callbackData</w:t>
       </w:r>
       <w:proofErr w:type="spellEnd"/>
       <w:r>
         <w:rPr>
           <w:rFonts w:ascii="Bookman Old Style" w:hAnsi="Bookman Old Style"/>
           <w:color w:val="000000" w:themeColor="text1"/>
-        </w:rPr>
-        <w:t>"]</w:t>
-      </w:r>
-    </w:p>
-    <w:p>
-      <w:pPr>
-        <w:rPr>
-          <w:rFonts w:ascii="Bookman Old Style" w:hAnsi="Bookman Old Style"/>
-          <w:color w:val="000000" w:themeColor="text1"/>
-        </w:rPr>
-      </w:pPr>
-      <w:r>
-        <w:rPr>
-          <w:rFonts w:ascii="Bookman Old Style" w:hAnsi="Bookman Old Style"/>
-          <w:color w:val="000000" w:themeColor="text1"/>
-        </w:rPr>
-        <w:t xml:space="preserve">        </w:t>
-      </w:r>
-    </w:p>
-    <w:p>
-      <w:pPr>
-        <w:rPr>
-          <w:rFonts w:ascii="Bookman Old Style" w:hAnsi="Bookman Old Style"/>
-          <w:color w:val="000000" w:themeColor="text1"/>
-        </w:rPr>
-      </w:pPr>
-      <w:r>
-        <w:rPr>
-          <w:rFonts w:ascii="Bookman Old Style" w:hAnsi="Bookman Old Style"/>
-          <w:color w:val="000000" w:themeColor="text1"/>
-        </w:rPr>
-        <w:t xml:space="preserve">        IF response == "COMPLETED":</w:t>
-      </w:r>
-    </w:p>
-    <w:p>
-      <w:pPr>
-        <w:rPr>
-          <w:rFonts w:ascii="Bookman Old Style" w:hAnsi="Bookman Old Style"/>
-          <w:color w:val="000000" w:themeColor="text1"/>
-        </w:rPr>
-      </w:pPr>
-      <w:r>
-        <w:rPr>
-          <w:rFonts w:ascii="Bookman Old Style" w:hAnsi="Bookman Old Style"/>
-          <w:color w:val="000000" w:themeColor="text1"/>
-        </w:rPr>
-        <w:t xml:space="preserve">            status = "success"</w:t>
-      </w:r>
-    </w:p>
-    <w:p>
-      <w:pPr>
-        <w:rPr>
-          <w:rFonts w:ascii="Bookman Old Style" w:hAnsi="Bookman Old Style"/>
-          <w:color w:val="000000" w:themeColor="text1"/>
-        </w:rPr>
-      </w:pPr>
-      <w:r>
-        <w:rPr>
-          <w:rFonts w:ascii="Bookman Old Style" w:hAnsi="Bookman Old Style"/>
-          <w:color w:val="000000" w:themeColor="text1"/>
-        </w:rPr>
-        <w:t xml:space="preserve">        ELSE:</w:t>
-      </w:r>
-    </w:p>
-    <w:p>
-      <w:pPr>
-        <w:rPr>
-          <w:rFonts w:ascii="Bookman Old Style" w:hAnsi="Bookman Old Style"/>
-          <w:color w:val="000000" w:themeColor="text1"/>
-        </w:rPr>
-      </w:pPr>
-      <w:r>
-        <w:rPr>
-          <w:rFonts w:ascii="Bookman Old Style" w:hAnsi="Bookman Old Style"/>
-          <w:color w:val="000000" w:themeColor="text1"/>
-        </w:rPr>
-        <w:t xml:space="preserve">            status = "failed"</w:t>
-      </w:r>
-    </w:p>
-    <w:p>
-      <w:pPr>
-        <w:rPr>
-          <w:rFonts w:ascii="Bookman Old Style" w:hAnsi="Bookman Old Style"/>
-          <w:color w:val="000000" w:themeColor="text1"/>
-        </w:rPr>
-      </w:pPr>
-      <w:r>
-        <w:rPr>
-          <w:rFonts w:ascii="Bookman Old Style" w:hAnsi="Bookman Old Style"/>
-          <w:color w:val="000000" w:themeColor="text1"/>
-        </w:rPr>
+          <w:lang w:val="en-RW"/>
+        </w:rPr>
+        <w:t>)</w:t>
+      </w:r>
+      <w:r>
+        <w:rPr>
+          <w:rFonts w:ascii="Bookman Old Style" w:hAnsi="Bookman Old Style"/>
+          <w:color w:val="000000" w:themeColor="text1"/>
+          <w:lang w:val="en-RW"/>
+        </w:rPr>
+        <w:br/>
+      </w:r>
+      <w:r>
+        <w:rPr>
+          <w:rFonts w:ascii="Bookman Old Style" w:hAnsi="Bookman Old Style"/>
+          <w:color w:val="000000" w:themeColor="text1"/>
+          <w:lang w:val="en-RW"/>
+        </w:rPr>
+        <w:br/>
+      </w:r>
+      <w:r>
+        <w:rPr>
+          <w:rFonts w:ascii="Bookman Old Style" w:hAnsi="Bookman Old Style"/>
+          <w:color w:val="000000" w:themeColor="text1"/>
+          <w:lang w:val="en-RW"/>
+        </w:rPr>
+        <w:br/>
+        <w:t xml:space="preserve">    // Step 4: Log callback for debugging</w:t>
+      </w:r>
+      <w:r>
+        <w:rPr>
+          <w:rFonts w:ascii="Bookman Old Style" w:hAnsi="Bookman Old Style"/>
+          <w:color w:val="000000" w:themeColor="text1"/>
+          <w:lang w:val="en-RW"/>
+        </w:rPr>
+        <w:br/>
         <w:t xml:space="preserve">    </w:t>
       </w:r>
-    </w:p>
-    <w:p>
-      <w:pPr>
-        <w:rPr>
-          <w:rFonts w:ascii="Bookman Old Style" w:hAnsi="Bookman Old Style"/>
-          <w:color w:val="000000" w:themeColor="text1"/>
-        </w:rPr>
-      </w:pPr>
-      <w:r>
-        <w:rPr>
-          <w:rFonts w:ascii="Bookman Old Style" w:hAnsi="Bookman Old Style"/>
-          <w:color w:val="000000" w:themeColor="text1"/>
-        </w:rPr>
-        <w:t xml:space="preserve">    ELSE IF request has JSON body:</w:t>
-      </w:r>
-    </w:p>
-    <w:p>
-      <w:pPr>
-        <w:rPr>
-          <w:rFonts w:ascii="Bookman Old Style" w:hAnsi="Bookman Old Style"/>
-          <w:color w:val="000000" w:themeColor="text1"/>
-        </w:rPr>
-      </w:pPr>
-      <w:r>
-        <w:rPr>
-          <w:rFonts w:ascii="Bookman Old Style" w:hAnsi="Bookman Old Style"/>
-          <w:color w:val="000000" w:themeColor="text1"/>
-        </w:rPr>
-        <w:t xml:space="preserve">        data = </w:t>
-      </w:r>
       <w:proofErr w:type="spellStart"/>
       <w:r>
         <w:rPr>
           <w:rFonts w:ascii="Bookman Old Style" w:hAnsi="Bookman Old Style"/>
           <w:color w:val="000000" w:themeColor="text1"/>
-        </w:rPr>
-        <w:t>parse_json</w:t>
+          <w:lang w:val="en-RW"/>
+        </w:rPr>
+        <w:t>write_to_log</w:t>
       </w:r>
       <w:proofErr w:type="spellEnd"/>
       <w:r>
         <w:rPr>
           <w:rFonts w:ascii="Bookman Old Style" w:hAnsi="Bookman Old Style"/>
           <w:color w:val="000000" w:themeColor="text1"/>
+          <w:lang w:val="en-RW"/>
         </w:rPr>
         <w:t>(</w:t>
       </w:r>
+      <w:r>
+        <w:rPr>
+          <w:rFonts w:ascii="Bookman Old Style" w:hAnsi="Bookman Old Style"/>
+          <w:color w:val="000000" w:themeColor="text1"/>
+          <w:lang w:val="en-RW"/>
+        </w:rPr>
+        <w:br/>
+        <w:t xml:space="preserve">        "Callback processed: " + </w:t>
+      </w:r>
       <w:proofErr w:type="spellStart"/>
-      <w:proofErr w:type="gramStart"/>
-      <w:r>
-        <w:rPr>
-          <w:rFonts w:ascii="Bookman Old Style" w:hAnsi="Bookman Old Style"/>
-          <w:color w:val="000000" w:themeColor="text1"/>
-        </w:rPr>
-        <w:t>request.body</w:t>
+      <w:r>
+        <w:rPr>
+          <w:rFonts w:ascii="Bookman Old Style" w:hAnsi="Bookman Old Style"/>
+          <w:color w:val="000000" w:themeColor="text1"/>
+          <w:lang w:val="en-RW"/>
+        </w:rPr>
+        <w:t>reference_id</w:t>
       </w:r>
       <w:proofErr w:type="spellEnd"/>
-      <w:proofErr w:type="gramEnd"/>
-      <w:r>
-        <w:rPr>
-          <w:rFonts w:ascii="Bookman Old Style" w:hAnsi="Bookman Old Style"/>
-          <w:color w:val="000000" w:themeColor="text1"/>
-        </w:rPr>
-        <w:t>)</w:t>
-      </w:r>
-    </w:p>
-    <w:p>
-      <w:pPr>
-        <w:rPr>
-          <w:rFonts w:ascii="Bookman Old Style" w:hAnsi="Bookman Old Style"/>
-          <w:color w:val="000000" w:themeColor="text1"/>
-        </w:rPr>
-      </w:pPr>
-      <w:r>
-        <w:rPr>
-          <w:rFonts w:ascii="Bookman Old Style" w:hAnsi="Bookman Old Style"/>
-          <w:color w:val="000000" w:themeColor="text1"/>
-        </w:rPr>
-        <w:t xml:space="preserve">        </w:t>
+      <w:r>
+        <w:rPr>
+          <w:rFonts w:ascii="Bookman Old Style" w:hAnsi="Bookman Old Style"/>
+          <w:color w:val="000000" w:themeColor="text1"/>
+          <w:lang w:val="en-RW"/>
+        </w:rPr>
+        <w:t xml:space="preserve"> +</w:t>
+      </w:r>
+      <w:r>
+        <w:rPr>
+          <w:rFonts w:ascii="Bookman Old Style" w:hAnsi="Bookman Old Style"/>
+          <w:color w:val="000000" w:themeColor="text1"/>
+          <w:lang w:val="en-RW"/>
+        </w:rPr>
+        <w:br/>
+        <w:t xml:space="preserve">        ", Status: " + status</w:t>
+      </w:r>
+      <w:r>
+        <w:rPr>
+          <w:rFonts w:ascii="Bookman Old Style" w:hAnsi="Bookman Old Style"/>
+          <w:color w:val="000000" w:themeColor="text1"/>
+          <w:lang w:val="en-RW"/>
+        </w:rPr>
+        <w:br/>
+        <w:t xml:space="preserve">    )</w:t>
+      </w:r>
+      <w:r>
+        <w:rPr>
+          <w:rFonts w:ascii="Bookman Old Style" w:hAnsi="Bookman Old Style"/>
+          <w:color w:val="000000" w:themeColor="text1"/>
+          <w:lang w:val="en-RW"/>
+        </w:rPr>
+        <w:br/>
+      </w:r>
+      <w:r>
+        <w:rPr>
+          <w:rFonts w:ascii="Bookman Old Style" w:hAnsi="Bookman Old Style"/>
+          <w:color w:val="000000" w:themeColor="text1"/>
+          <w:lang w:val="en-RW"/>
+        </w:rPr>
+        <w:br/>
+      </w:r>
+      <w:r>
+        <w:rPr>
+          <w:rFonts w:ascii="Bookman Old Style" w:hAnsi="Bookman Old Style"/>
+          <w:color w:val="000000" w:themeColor="text1"/>
+          <w:lang w:val="en-RW"/>
+        </w:rPr>
+        <w:br/>
+        <w:t xml:space="preserve">    // Step 5: Return success acknowledgment</w:t>
+      </w:r>
+      <w:r>
+        <w:rPr>
+          <w:rFonts w:ascii="Bookman Old Style" w:hAnsi="Bookman Old Style"/>
+          <w:color w:val="000000" w:themeColor="text1"/>
+          <w:lang w:val="en-RW"/>
+        </w:rPr>
+        <w:br/>
+        <w:t xml:space="preserve">    RETURN </w:t>
       </w:r>
       <w:proofErr w:type="spellStart"/>
       <w:r>
         <w:rPr>
           <w:rFonts w:ascii="Bookman Old Style" w:hAnsi="Bookman Old Style"/>
           <w:color w:val="000000" w:themeColor="text1"/>
-        </w:rPr>
-        <w:t>reference_id</w:t>
+          <w:lang w:val="en-RW"/>
+        </w:rPr>
+        <w:t>success_response</w:t>
       </w:r>
       <w:proofErr w:type="spellEnd"/>
       <w:r>
         <w:rPr>
           <w:rFonts w:ascii="Bookman Old Style" w:hAnsi="Bookman Old Style"/>
           <w:color w:val="000000" w:themeColor="text1"/>
-        </w:rPr>
-        <w:t xml:space="preserve"> = data["</w:t>
+          <w:lang w:val="en-RW"/>
+        </w:rPr>
+        <w:t>(</w:t>
+      </w:r>
+      <w:r>
+        <w:rPr>
+          <w:rFonts w:ascii="Bookman Old Style" w:hAnsi="Bookman Old Style"/>
+          <w:color w:val="000000" w:themeColor="text1"/>
+          <w:lang w:val="en-RW"/>
+        </w:rPr>
+        <w:br/>
+        <w:t xml:space="preserve">        {</w:t>
+      </w:r>
+      <w:r>
+        <w:rPr>
+          <w:rFonts w:ascii="Bookman Old Style" w:hAnsi="Bookman Old Style"/>
+          <w:color w:val="000000" w:themeColor="text1"/>
+          <w:lang w:val="en-RW"/>
+        </w:rPr>
+        <w:br/>
+        <w:t xml:space="preserve">            "status": true,</w:t>
+      </w:r>
+      <w:r>
+        <w:rPr>
+          <w:rFonts w:ascii="Bookman Old Style" w:hAnsi="Bookman Old Style"/>
+          <w:color w:val="000000" w:themeColor="text1"/>
+          <w:lang w:val="en-RW"/>
+        </w:rPr>
+        <w:br/>
+        <w:t xml:space="preserve">            "message": "Callback received and processed",</w:t>
+      </w:r>
+      <w:r>
+        <w:rPr>
+          <w:rFonts w:ascii="Bookman Old Style" w:hAnsi="Bookman Old Style"/>
+          <w:color w:val="000000" w:themeColor="text1"/>
+          <w:lang w:val="en-RW"/>
+        </w:rPr>
+        <w:br/>
+      </w:r>
+      <w:r>
+        <w:rPr>
+          <w:rFonts w:ascii="Bookman Old Style" w:hAnsi="Bookman Old Style"/>
+          <w:color w:val="000000" w:themeColor="text1"/>
+          <w:lang w:val="en-RW"/>
+        </w:rPr>
+        <w:lastRenderedPageBreak/>
+        <w:t xml:space="preserve">            "data": response,</w:t>
+      </w:r>
+      <w:r>
+        <w:rPr>
+          <w:rFonts w:ascii="Bookman Old Style" w:hAnsi="Bookman Old Style"/>
+          <w:color w:val="000000" w:themeColor="text1"/>
+          <w:lang w:val="en-RW"/>
+        </w:rPr>
+        <w:br/>
+        <w:t xml:space="preserve">            "</w:t>
       </w:r>
       <w:proofErr w:type="spellStart"/>
       <w:r>
         <w:rPr>
           <w:rFonts w:ascii="Bookman Old Style" w:hAnsi="Bookman Old Style"/>
           <w:color w:val="000000" w:themeColor="text1"/>
-        </w:rPr>
-        <w:t>reference_id</w:t>
+          <w:lang w:val="en-RW"/>
+        </w:rPr>
+        <w:t>site_url</w:t>
       </w:r>
       <w:proofErr w:type="spellEnd"/>
       <w:r>
         <w:rPr>
           <w:rFonts w:ascii="Bookman Old Style" w:hAnsi="Bookman Old Style"/>
           <w:color w:val="000000" w:themeColor="text1"/>
-        </w:rPr>
-        <w:t>"]</w:t>
-      </w:r>
-    </w:p>
-    <w:p>
-      <w:pPr>
-        <w:rPr>
-          <w:rFonts w:ascii="Bookman Old Style" w:hAnsi="Bookman Old Style"/>
-          <w:color w:val="000000" w:themeColor="text1"/>
-        </w:rPr>
-      </w:pPr>
-      <w:r>
-        <w:rPr>
-          <w:rFonts w:ascii="Bookman Old Style" w:hAnsi="Bookman Old Style"/>
-          <w:color w:val="000000" w:themeColor="text1"/>
-        </w:rPr>
-        <w:t xml:space="preserve">        </w:t>
-      </w:r>
-      <w:proofErr w:type="spellStart"/>
-      <w:r>
-        <w:rPr>
-          <w:rFonts w:ascii="Bookman Old Style" w:hAnsi="Bookman Old Style"/>
-          <w:color w:val="000000" w:themeColor="text1"/>
-        </w:rPr>
-        <w:t>transaction_id</w:t>
-      </w:r>
-      <w:proofErr w:type="spellEnd"/>
-      <w:r>
-        <w:rPr>
-          <w:rFonts w:ascii="Bookman Old Style" w:hAnsi="Bookman Old Style"/>
-          <w:color w:val="000000" w:themeColor="text1"/>
-        </w:rPr>
-        <w:t xml:space="preserve"> = data["</w:t>
-      </w:r>
-      <w:proofErr w:type="spellStart"/>
-      <w:r>
-        <w:rPr>
-          <w:rFonts w:ascii="Bookman Old Style" w:hAnsi="Bookman Old Style"/>
-          <w:color w:val="000000" w:themeColor="text1"/>
-        </w:rPr>
-        <w:t>transaction_id</w:t>
-      </w:r>
-      <w:proofErr w:type="spellEnd"/>
-      <w:r>
-        <w:rPr>
-          <w:rFonts w:ascii="Bookman Old Style" w:hAnsi="Bookman Old Style"/>
-          <w:color w:val="000000" w:themeColor="text1"/>
-        </w:rPr>
-        <w:t>"]</w:t>
-      </w:r>
-    </w:p>
-    <w:p>
-      <w:pPr>
-        <w:rPr>
-          <w:rFonts w:ascii="Bookman Old Style" w:hAnsi="Bookman Old Style"/>
-          <w:color w:val="000000" w:themeColor="text1"/>
-        </w:rPr>
-      </w:pPr>
-      <w:r>
-        <w:rPr>
-          <w:rFonts w:ascii="Bookman Old Style" w:hAnsi="Bookman Old Style"/>
-          <w:color w:val="000000" w:themeColor="text1"/>
-        </w:rPr>
-        <w:t xml:space="preserve">        status = data["status"]</w:t>
-      </w:r>
-    </w:p>
-    <w:p>
-      <w:pPr>
-        <w:rPr>
-          <w:rFonts w:ascii="Bookman Old Style" w:hAnsi="Bookman Old Style"/>
-          <w:color w:val="000000" w:themeColor="text1"/>
-        </w:rPr>
-      </w:pPr>
-      <w:r>
-        <w:rPr>
-          <w:rFonts w:ascii="Bookman Old Style" w:hAnsi="Bookman Old Style"/>
-          <w:color w:val="000000" w:themeColor="text1"/>
-        </w:rPr>
-        <w:t xml:space="preserve">    </w:t>
-      </w:r>
-    </w:p>
-    <w:p>
-      <w:pPr>
-        <w:rPr>
-          <w:rFonts w:ascii="Bookman Old Style" w:hAnsi="Bookman Old Style"/>
-          <w:color w:val="000000" w:themeColor="text1"/>
-        </w:rPr>
-      </w:pPr>
-      <w:r>
-        <w:rPr>
-          <w:rFonts w:ascii="Bookman Old Style" w:hAnsi="Bookman Old Style"/>
-          <w:color w:val="000000" w:themeColor="text1"/>
-        </w:rPr>
-        <w:t xml:space="preserve">    ELSE:</w:t>
-      </w:r>
-    </w:p>
-    <w:p>
-      <w:pPr>
-        <w:rPr>
-          <w:rFonts w:ascii="Bookman Old Style" w:hAnsi="Bookman Old Style"/>
-          <w:color w:val="000000" w:themeColor="text1"/>
-        </w:rPr>
-      </w:pPr>
-      <w:r>
-        <w:rPr>
-          <w:rFonts w:ascii="Bookman Old Style" w:hAnsi="Bookman Old Style"/>
-          <w:color w:val="000000" w:themeColor="text1"/>
-        </w:rPr>
-        <w:t xml:space="preserve">        RETURN </w:t>
-      </w:r>
-      <w:proofErr w:type="spellStart"/>
-      <w:r>
-        <w:rPr>
-          <w:rFonts w:ascii="Bookman Old Style" w:hAnsi="Bookman Old Style"/>
-          <w:color w:val="000000" w:themeColor="text1"/>
-        </w:rPr>
-        <w:t>error_</w:t>
-      </w:r>
-      <w:proofErr w:type="gramStart"/>
-      <w:r>
-        <w:rPr>
-          <w:rFonts w:ascii="Bookman Old Style" w:hAnsi="Bookman Old Style"/>
-          <w:color w:val="000000" w:themeColor="text1"/>
-        </w:rPr>
-        <w:t>response</w:t>
-      </w:r>
-      <w:proofErr w:type="spellEnd"/>
-      <w:r>
-        <w:rPr>
-          <w:rFonts w:ascii="Bookman Old Style" w:hAnsi="Bookman Old Style"/>
-          <w:color w:val="000000" w:themeColor="text1"/>
-        </w:rPr>
-        <w:t>(</w:t>
-      </w:r>
-      <w:proofErr w:type="gramEnd"/>
-      <w:r>
-        <w:rPr>
-          <w:rFonts w:ascii="Bookman Old Style" w:hAnsi="Bookman Old Style"/>
-          <w:color w:val="000000" w:themeColor="text1"/>
-        </w:rPr>
-        <w:t>"Invalid callback data")</w:t>
-      </w:r>
-    </w:p>
-    <w:p>
-      <w:pPr>
-        <w:rPr>
-          <w:rFonts w:ascii="Bookman Old Style" w:hAnsi="Bookman Old Style"/>
-          <w:color w:val="000000" w:themeColor="text1"/>
-        </w:rPr>
-      </w:pPr>
-      <w:r>
-        <w:rPr>
-          <w:rFonts w:ascii="Bookman Old Style" w:hAnsi="Bookman Old Style"/>
-          <w:color w:val="000000" w:themeColor="text1"/>
-        </w:rPr>
-        <w:t xml:space="preserve">    </w:t>
-      </w:r>
-    </w:p>
-    <w:p>
-      <w:pPr>
-        <w:rPr>
-          <w:rFonts w:ascii="Bookman Old Style" w:hAnsi="Bookman Old Style"/>
-          <w:color w:val="000000" w:themeColor="text1"/>
-        </w:rPr>
-      </w:pPr>
-      <w:r>
-        <w:rPr>
-          <w:rFonts w:ascii="Bookman Old Style" w:hAnsi="Bookman Old Style"/>
-          <w:color w:val="000000" w:themeColor="text1"/>
-        </w:rPr>
-        <w:t xml:space="preserve">    // Step 2: Validate required data</w:t>
-      </w:r>
-    </w:p>
-    <w:p>
-      <w:pPr>
-        <w:rPr>
-          <w:rFonts w:ascii="Bookman Old Style" w:hAnsi="Bookman Old Style"/>
-          <w:color w:val="000000" w:themeColor="text1"/>
-        </w:rPr>
-      </w:pPr>
-      <w:r>
-        <w:rPr>
-          <w:rFonts w:ascii="Bookman Old Style" w:hAnsi="Bookman Old Style"/>
-          <w:color w:val="000000" w:themeColor="text1"/>
-        </w:rPr>
-        <w:lastRenderedPageBreak/>
-        <w:t xml:space="preserve">    IF </w:t>
-      </w:r>
-      <w:proofErr w:type="spellStart"/>
-      <w:r>
-        <w:rPr>
-          <w:rFonts w:ascii="Bookman Old Style" w:hAnsi="Bookman Old Style"/>
-          <w:color w:val="000000" w:themeColor="text1"/>
-        </w:rPr>
-        <w:t>reference_id</w:t>
-      </w:r>
-      <w:proofErr w:type="spellEnd"/>
-      <w:r>
-        <w:rPr>
-          <w:rFonts w:ascii="Bookman Old Style" w:hAnsi="Bookman Old Style"/>
-          <w:color w:val="000000" w:themeColor="text1"/>
-        </w:rPr>
-        <w:t xml:space="preserve"> is empty OR </w:t>
-      </w:r>
-      <w:proofErr w:type="spellStart"/>
-      <w:r>
-        <w:rPr>
-          <w:rFonts w:ascii="Bookman Old Style" w:hAnsi="Bookman Old Style"/>
-          <w:color w:val="000000" w:themeColor="text1"/>
-        </w:rPr>
-        <w:t>transaction_id</w:t>
-      </w:r>
-      <w:proofErr w:type="spellEnd"/>
-      <w:r>
-        <w:rPr>
-          <w:rFonts w:ascii="Bookman Old Style" w:hAnsi="Bookman Old Style"/>
-          <w:color w:val="000000" w:themeColor="text1"/>
-        </w:rPr>
-        <w:t xml:space="preserve"> is empty:</w:t>
-      </w:r>
-    </w:p>
-    <w:p>
-      <w:pPr>
-        <w:rPr>
-          <w:rFonts w:ascii="Bookman Old Style" w:hAnsi="Bookman Old Style"/>
-          <w:color w:val="000000" w:themeColor="text1"/>
-        </w:rPr>
-      </w:pPr>
-      <w:r>
-        <w:rPr>
-          <w:rFonts w:ascii="Bookman Old Style" w:hAnsi="Bookman Old Style"/>
-          <w:color w:val="000000" w:themeColor="text1"/>
-        </w:rPr>
-        <w:t xml:space="preserve">        RETURN </w:t>
-      </w:r>
-      <w:proofErr w:type="spellStart"/>
-      <w:r>
-        <w:rPr>
-          <w:rFonts w:ascii="Bookman Old Style" w:hAnsi="Bookman Old Style"/>
-          <w:color w:val="000000" w:themeColor="text1"/>
-        </w:rPr>
-        <w:t>error_</w:t>
-      </w:r>
-      <w:proofErr w:type="gramStart"/>
-      <w:r>
-        <w:rPr>
-          <w:rFonts w:ascii="Bookman Old Style" w:hAnsi="Bookman Old Style"/>
-          <w:color w:val="000000" w:themeColor="text1"/>
-        </w:rPr>
-        <w:t>response</w:t>
-      </w:r>
-      <w:proofErr w:type="spellEnd"/>
-      <w:r>
-        <w:rPr>
-          <w:rFonts w:ascii="Bookman Old Style" w:hAnsi="Bookman Old Style"/>
-          <w:color w:val="000000" w:themeColor="text1"/>
-        </w:rPr>
-        <w:t>(</w:t>
-      </w:r>
-      <w:proofErr w:type="gramEnd"/>
-      <w:r>
-        <w:rPr>
-          <w:rFonts w:ascii="Bookman Old Style" w:hAnsi="Bookman Old Style"/>
-          <w:color w:val="000000" w:themeColor="text1"/>
-        </w:rPr>
-        <w:t>"Missing required fields")</w:t>
-      </w:r>
-    </w:p>
-    <w:p>
-      <w:pPr>
-        <w:rPr>
-          <w:rFonts w:ascii="Bookman Old Style" w:hAnsi="Bookman Old Style"/>
-          <w:color w:val="000000" w:themeColor="text1"/>
-        </w:rPr>
-      </w:pPr>
-      <w:r>
-        <w:rPr>
-          <w:rFonts w:ascii="Bookman Old Style" w:hAnsi="Bookman Old Style"/>
-          <w:color w:val="000000" w:themeColor="text1"/>
-        </w:rPr>
-        <w:t xml:space="preserve">    </w:t>
-      </w:r>
-    </w:p>
-    <w:p>
-      <w:pPr>
-        <w:rPr>
-          <w:rFonts w:ascii="Bookman Old Style" w:hAnsi="Bookman Old Style"/>
-          <w:color w:val="000000" w:themeColor="text1"/>
-        </w:rPr>
-      </w:pPr>
-      <w:r>
-        <w:rPr>
-          <w:rFonts w:ascii="Bookman Old Style" w:hAnsi="Bookman Old Style"/>
-          <w:color w:val="000000" w:themeColor="text1"/>
-        </w:rPr>
-        <w:t xml:space="preserve">    // Step 3: Update your database</w:t>
-      </w:r>
-    </w:p>
-    <w:p>
-      <w:pPr>
-        <w:rPr>
-          <w:rFonts w:ascii="Bookman Old Style" w:hAnsi="Bookman Old Style"/>
-          <w:color w:val="000000" w:themeColor="text1"/>
-        </w:rPr>
-      </w:pPr>
-      <w:r>
-        <w:rPr>
-          <w:rFonts w:ascii="Bookman Old Style" w:hAnsi="Bookman Old Style"/>
-          <w:color w:val="000000" w:themeColor="text1"/>
-        </w:rPr>
-        <w:t xml:space="preserve">    </w:t>
-      </w:r>
-      <w:proofErr w:type="spellStart"/>
-      <w:proofErr w:type="gramStart"/>
-      <w:r>
-        <w:rPr>
-          <w:rFonts w:ascii="Bookman Old Style" w:hAnsi="Bookman Old Style"/>
-          <w:color w:val="000000" w:themeColor="text1"/>
-        </w:rPr>
-        <w:t>database.execute</w:t>
-      </w:r>
-      <w:proofErr w:type="spellEnd"/>
-      <w:proofErr w:type="gramEnd"/>
-      <w:r>
-        <w:rPr>
-          <w:rFonts w:ascii="Bookman Old Style" w:hAnsi="Bookman Old Style"/>
-          <w:color w:val="000000" w:themeColor="text1"/>
-        </w:rPr>
-        <w:t>(</w:t>
-      </w:r>
-    </w:p>
-    <w:p>
-      <w:pPr>
-        <w:rPr>
-          <w:rFonts w:ascii="Bookman Old Style" w:hAnsi="Bookman Old Style"/>
-          <w:color w:val="000000" w:themeColor="text1"/>
-        </w:rPr>
-      </w:pPr>
-      <w:r>
-        <w:rPr>
-          <w:rFonts w:ascii="Bookman Old Style" w:hAnsi="Bookman Old Style"/>
-          <w:color w:val="000000" w:themeColor="text1"/>
-        </w:rPr>
-        <w:t xml:space="preserve">        "UPDATE orders SET </w:t>
-      </w:r>
-      <w:proofErr w:type="spellStart"/>
-      <w:r>
-        <w:rPr>
-          <w:rFonts w:ascii="Bookman Old Style" w:hAnsi="Bookman Old Style"/>
-          <w:color w:val="000000" w:themeColor="text1"/>
-        </w:rPr>
-        <w:t>payment_status</w:t>
-      </w:r>
-      <w:proofErr w:type="spellEnd"/>
-      <w:r>
-        <w:rPr>
-          <w:rFonts w:ascii="Bookman Old Style" w:hAnsi="Bookman Old Style"/>
-          <w:color w:val="000000" w:themeColor="text1"/>
-        </w:rPr>
-        <w:t xml:space="preserve"> </w:t>
-      </w:r>
-      <w:proofErr w:type="gramStart"/>
-      <w:r>
-        <w:rPr>
-          <w:rFonts w:ascii="Bookman Old Style" w:hAnsi="Bookman Old Style"/>
-          <w:color w:val="000000" w:themeColor="text1"/>
-        </w:rPr>
-        <w:t>= ?</w:t>
-      </w:r>
-      <w:proofErr w:type="gramEnd"/>
-      <w:r>
-        <w:rPr>
-          <w:rFonts w:ascii="Bookman Old Style" w:hAnsi="Bookman Old Style"/>
-          <w:color w:val="000000" w:themeColor="text1"/>
-        </w:rPr>
-        <w:t xml:space="preserve">, </w:t>
-      </w:r>
-      <w:proofErr w:type="spellStart"/>
-      <w:r>
-        <w:rPr>
-          <w:rFonts w:ascii="Bookman Old Style" w:hAnsi="Bookman Old Style"/>
-          <w:color w:val="000000" w:themeColor="text1"/>
-        </w:rPr>
-        <w:t>transaction_id</w:t>
-      </w:r>
-      <w:proofErr w:type="spellEnd"/>
-      <w:r>
-        <w:rPr>
-          <w:rFonts w:ascii="Bookman Old Style" w:hAnsi="Bookman Old Style"/>
-          <w:color w:val="000000" w:themeColor="text1"/>
-        </w:rPr>
-        <w:t xml:space="preserve"> </w:t>
-      </w:r>
-      <w:proofErr w:type="gramStart"/>
-      <w:r>
-        <w:rPr>
-          <w:rFonts w:ascii="Bookman Old Style" w:hAnsi="Bookman Old Style"/>
-          <w:color w:val="000000" w:themeColor="text1"/>
-        </w:rPr>
-        <w:t>= ?</w:t>
-      </w:r>
-      <w:proofErr w:type="gramEnd"/>
-      <w:r>
-        <w:rPr>
-          <w:rFonts w:ascii="Bookman Old Style" w:hAnsi="Bookman Old Style"/>
-          <w:color w:val="000000" w:themeColor="text1"/>
-        </w:rPr>
-        <w:t xml:space="preserve"> WHERE </w:t>
-      </w:r>
-      <w:proofErr w:type="spellStart"/>
-      <w:r>
-        <w:rPr>
-          <w:rFonts w:ascii="Bookman Old Style" w:hAnsi="Bookman Old Style"/>
-          <w:color w:val="000000" w:themeColor="text1"/>
-        </w:rPr>
-        <w:t>reference_id</w:t>
-      </w:r>
-      <w:proofErr w:type="spellEnd"/>
-      <w:r>
-        <w:rPr>
-          <w:rFonts w:ascii="Bookman Old Style" w:hAnsi="Bookman Old Style"/>
-          <w:color w:val="000000" w:themeColor="text1"/>
-        </w:rPr>
-        <w:t xml:space="preserve"> </w:t>
-      </w:r>
-      <w:proofErr w:type="gramStart"/>
-      <w:r>
-        <w:rPr>
-          <w:rFonts w:ascii="Bookman Old Style" w:hAnsi="Bookman Old Style"/>
-          <w:color w:val="000000" w:themeColor="text1"/>
-        </w:rPr>
-        <w:t>= ?</w:t>
-      </w:r>
-      <w:proofErr w:type="gramEnd"/>
-      <w:r>
-        <w:rPr>
-          <w:rFonts w:ascii="Bookman Old Style" w:hAnsi="Bookman Old Style"/>
-          <w:color w:val="000000" w:themeColor="text1"/>
-        </w:rPr>
-        <w:t>",</w:t>
-      </w:r>
-    </w:p>
-    <w:p>
-      <w:pPr>
-        <w:rPr>
-          <w:rFonts w:ascii="Bookman Old Style" w:hAnsi="Bookman Old Style"/>
-          <w:color w:val="000000" w:themeColor="text1"/>
-        </w:rPr>
-      </w:pPr>
-      <w:r>
-        <w:rPr>
-          <w:rFonts w:ascii="Bookman Old Style" w:hAnsi="Bookman Old Style"/>
-          <w:color w:val="000000" w:themeColor="text1"/>
-        </w:rPr>
-        <w:t xml:space="preserve">        [status, </w:t>
-      </w:r>
-      <w:proofErr w:type="spellStart"/>
-      <w:r>
-        <w:rPr>
-          <w:rFonts w:ascii="Bookman Old Style" w:hAnsi="Bookman Old Style"/>
-          <w:color w:val="000000" w:themeColor="text1"/>
-        </w:rPr>
-        <w:t>transaction_id</w:t>
-      </w:r>
-      <w:proofErr w:type="spellEnd"/>
-      <w:r>
-        <w:rPr>
-          <w:rFonts w:ascii="Bookman Old Style" w:hAnsi="Bookman Old Style"/>
-          <w:color w:val="000000" w:themeColor="text1"/>
-        </w:rPr>
-        <w:t xml:space="preserve">, </w:t>
-      </w:r>
-      <w:proofErr w:type="spellStart"/>
-      <w:r>
-        <w:rPr>
-          <w:rFonts w:ascii="Bookman Old Style" w:hAnsi="Bookman Old Style"/>
-          <w:color w:val="000000" w:themeColor="text1"/>
-        </w:rPr>
-        <w:t>reference_id</w:t>
-      </w:r>
-      <w:proofErr w:type="spellEnd"/>
-      <w:r>
-        <w:rPr>
-          <w:rFonts w:ascii="Bookman Old Style" w:hAnsi="Bookman Old Style"/>
-          <w:color w:val="000000" w:themeColor="text1"/>
-        </w:rPr>
-        <w:t>]</w:t>
-      </w:r>
-    </w:p>
-    <w:p>
-      <w:pPr>
-        <w:rPr>
-          <w:rFonts w:ascii="Bookman Old Style" w:hAnsi="Bookman Old Style"/>
-          <w:color w:val="000000" w:themeColor="text1"/>
-        </w:rPr>
-      </w:pPr>
-      <w:r>
-        <w:rPr>
-          <w:rFonts w:ascii="Bookman Old Style" w:hAnsi="Bookman Old Style"/>
-          <w:color w:val="000000" w:themeColor="text1"/>
-        </w:rPr>
+          <w:lang w:val="en-RW"/>
+        </w:rPr>
+        <w:t>": "www.site.com"</w:t>
+      </w:r>
+      <w:r>
+        <w:rPr>
+          <w:rFonts w:ascii="Bookman Old Style" w:hAnsi="Bookman Old Style"/>
+          <w:color w:val="000000" w:themeColor="text1"/>
+          <w:lang w:val="en-RW"/>
+        </w:rPr>
+        <w:br/>
+        <w:t xml:space="preserve">        }</w:t>
+      </w:r>
+      <w:r>
+        <w:rPr>
+          <w:rFonts w:ascii="Bookman Old Style" w:hAnsi="Bookman Old Style"/>
+          <w:color w:val="000000" w:themeColor="text1"/>
+          <w:lang w:val="en-RW"/>
+        </w:rPr>
+        <w:br/>
         <w:t xml:space="preserve">    )</w:t>
       </w:r>
     </w:p>
@@ -7781,301 +7495,805 @@
         <w:rPr>
           <w:rFonts w:ascii="Bookman Old Style" w:hAnsi="Bookman Old Style"/>
           <w:color w:val="000000" w:themeColor="text1"/>
-        </w:rPr>
-      </w:pPr>
-      <w:r>
-        <w:rPr>
-          <w:rFonts w:ascii="Bookman Old Style" w:hAnsi="Bookman Old Style"/>
-          <w:color w:val="000000" w:themeColor="text1"/>
-        </w:rPr>
-        <w:t xml:space="preserve">    </w:t>
-      </w:r>
-    </w:p>
-    <w:p>
-      <w:pPr>
-        <w:rPr>
-          <w:rFonts w:ascii="Bookman Old Style" w:hAnsi="Bookman Old Style"/>
-          <w:color w:val="000000" w:themeColor="text1"/>
-        </w:rPr>
-      </w:pPr>
-      <w:r>
-        <w:rPr>
-          <w:rFonts w:ascii="Bookman Old Style" w:hAnsi="Bookman Old Style"/>
-          <w:color w:val="000000" w:themeColor="text1"/>
-        </w:rPr>
-        <w:t xml:space="preserve">    // Step 4: Log for debugging</w:t>
-      </w:r>
-    </w:p>
-    <w:p>
-      <w:pPr>
-        <w:rPr>
-          <w:rFonts w:ascii="Bookman Old Style" w:hAnsi="Bookman Old Style"/>
-          <w:color w:val="000000" w:themeColor="text1"/>
-        </w:rPr>
-      </w:pPr>
-      <w:r>
-        <w:rPr>
-          <w:rFonts w:ascii="Bookman Old Style" w:hAnsi="Bookman Old Style"/>
-          <w:color w:val="000000" w:themeColor="text1"/>
-        </w:rPr>
-        <w:t xml:space="preserve">    </w:t>
-      </w:r>
-      <w:proofErr w:type="spellStart"/>
-      <w:r>
-        <w:rPr>
-          <w:rFonts w:ascii="Bookman Old Style" w:hAnsi="Bookman Old Style"/>
-          <w:color w:val="000000" w:themeColor="text1"/>
-        </w:rPr>
-        <w:t>write_to_</w:t>
-      </w:r>
-      <w:proofErr w:type="gramStart"/>
-      <w:r>
-        <w:rPr>
-          <w:rFonts w:ascii="Bookman Old Style" w:hAnsi="Bookman Old Style"/>
-          <w:color w:val="000000" w:themeColor="text1"/>
-        </w:rPr>
-        <w:t>log</w:t>
-      </w:r>
-      <w:proofErr w:type="spellEnd"/>
-      <w:r>
-        <w:rPr>
-          <w:rFonts w:ascii="Bookman Old Style" w:hAnsi="Bookman Old Style"/>
-          <w:color w:val="000000" w:themeColor="text1"/>
-        </w:rPr>
-        <w:t>(</w:t>
-      </w:r>
-      <w:proofErr w:type="gramEnd"/>
-      <w:r>
-        <w:rPr>
-          <w:rFonts w:ascii="Bookman Old Style" w:hAnsi="Bookman Old Style"/>
-          <w:color w:val="000000" w:themeColor="text1"/>
-        </w:rPr>
-        <w:t xml:space="preserve">"Callback processed: " + </w:t>
-      </w:r>
-      <w:proofErr w:type="spellStart"/>
-      <w:r>
-        <w:rPr>
-          <w:rFonts w:ascii="Bookman Old Style" w:hAnsi="Bookman Old Style"/>
-          <w:color w:val="000000" w:themeColor="text1"/>
-        </w:rPr>
-        <w:t>reference_id</w:t>
-      </w:r>
-      <w:proofErr w:type="spellEnd"/>
-      <w:r>
-        <w:rPr>
-          <w:rFonts w:ascii="Bookman Old Style" w:hAnsi="Bookman Old Style"/>
-          <w:color w:val="000000" w:themeColor="text1"/>
-        </w:rPr>
-        <w:t xml:space="preserve"> + ", Status: " + status)</w:t>
-      </w:r>
-    </w:p>
-    <w:p>
-      <w:pPr>
-        <w:rPr>
-          <w:rFonts w:ascii="Bookman Old Style" w:hAnsi="Bookman Old Style"/>
-          <w:color w:val="000000" w:themeColor="text1"/>
-        </w:rPr>
-      </w:pPr>
-      <w:r>
-        <w:rPr>
-          <w:rFonts w:ascii="Bookman Old Style" w:hAnsi="Bookman Old Style"/>
-          <w:color w:val="000000" w:themeColor="text1"/>
-        </w:rPr>
-        <w:t xml:space="preserve">    </w:t>
-      </w:r>
-    </w:p>
-    <w:p>
-      <w:pPr>
-        <w:rPr>
-          <w:rFonts w:ascii="Bookman Old Style" w:hAnsi="Bookman Old Style"/>
-          <w:color w:val="000000" w:themeColor="text1"/>
-        </w:rPr>
-      </w:pPr>
-      <w:r>
-        <w:rPr>
-          <w:rFonts w:ascii="Bookman Old Style" w:hAnsi="Bookman Old Style"/>
-          <w:color w:val="000000" w:themeColor="text1"/>
-        </w:rPr>
-        <w:t xml:space="preserve">    // Step 5: Return success acknowledgment</w:t>
-      </w:r>
-    </w:p>
-    <w:p>
-      <w:pPr>
-        <w:rPr>
-          <w:rFonts w:ascii="Bookman Old Style" w:hAnsi="Bookman Old Style"/>
-          <w:color w:val="000000" w:themeColor="text1"/>
-        </w:rPr>
-      </w:pPr>
-      <w:r>
-        <w:rPr>
-          <w:rFonts w:ascii="Bookman Old Style" w:hAnsi="Bookman Old Style"/>
-          <w:color w:val="000000" w:themeColor="text1"/>
-        </w:rPr>
-        <w:t xml:space="preserve">    RETURN </w:t>
-      </w:r>
-      <w:proofErr w:type="spellStart"/>
-      <w:r>
-        <w:rPr>
-          <w:rFonts w:ascii="Bookman Old Style" w:hAnsi="Bookman Old Style"/>
-          <w:color w:val="000000" w:themeColor="text1"/>
-        </w:rPr>
-        <w:t>success_</w:t>
-      </w:r>
-      <w:proofErr w:type="gramStart"/>
-      <w:r>
-        <w:rPr>
-          <w:rFonts w:ascii="Bookman Old Style" w:hAnsi="Bookman Old Style"/>
-          <w:color w:val="000000" w:themeColor="text1"/>
-        </w:rPr>
-        <w:t>response</w:t>
-      </w:r>
-      <w:proofErr w:type="spellEnd"/>
-      <w:r>
-        <w:rPr>
-          <w:rFonts w:ascii="Bookman Old Style" w:hAnsi="Bookman Old Style"/>
-          <w:color w:val="000000" w:themeColor="text1"/>
-        </w:rPr>
-        <w:t>(</w:t>
-      </w:r>
-      <w:proofErr w:type="gramEnd"/>
-      <w:r>
-        <w:rPr>
-          <w:rFonts w:ascii="Bookman Old Style" w:hAnsi="Bookman Old Style"/>
-          <w:color w:val="000000" w:themeColor="text1"/>
-        </w:rPr>
-        <w:t>"Callback processed")</w:t>
-      </w:r>
-    </w:p>
-    <w:p>
-      <w:pPr>
-        <w:rPr>
-          <w:rFonts w:ascii="Bookman Old Style" w:hAnsi="Bookman Old Style"/>
-          <w:b/>
-          <w:bCs/>
-          <w:color w:val="000000" w:themeColor="text1"/>
-        </w:rPr>
-      </w:pPr>
-      <w:r>
-        <w:rPr>
-          <w:rFonts w:ascii="Bookman Old Style" w:hAnsi="Bookman Old Style"/>
-          <w:b/>
-          <w:bCs/>
-          <w:color w:val="000000" w:themeColor="text1"/>
-        </w:rPr>
-        <w:t>Important Notes About Callbacks</w:t>
+          <w:lang w:val="en-RW"/>
+        </w:rPr>
+      </w:pPr>
+      <w:r>
+        <w:rPr>
+          <w:rFonts w:ascii="Bookman Old Style" w:hAnsi="Bookman Old Style"/>
+          <w:color w:val="000000" w:themeColor="text1"/>
+          <w:lang w:val="en-RW"/>
+        </w:rPr>
+        <w:pict w14:anchorId="3439F734">
+          <v:rect id="_x0000_i1065" style="width:0;height:1.5pt" o:hralign="center" o:hrstd="t" o:hr="t" fillcolor="#a0a0a0" stroked="f"/>
+        </w:pict>
+      </w:r>
+    </w:p>
+    <w:p>
+      <w:pPr>
+        <w:rPr>
+          <w:rFonts w:ascii="Bookman Old Style" w:hAnsi="Bookman Old Style"/>
+          <w:b/>
+          <w:bCs/>
+          <w:color w:val="000000" w:themeColor="text1"/>
+          <w:lang w:val="en-RW"/>
+        </w:rPr>
+      </w:pPr>
+      <w:r>
+        <w:rPr>
+          <w:rFonts w:ascii="Bookman Old Style" w:hAnsi="Bookman Old Style"/>
+          <w:b/>
+          <w:bCs/>
+          <w:color w:val="000000" w:themeColor="text1"/>
+          <w:lang w:val="en-RW"/>
+        </w:rPr>
+        <w:t>How the Callback Works</w:t>
+      </w:r>
+    </w:p>
+    <w:p>
+      <w:pPr>
+        <w:rPr>
+          <w:rFonts w:ascii="Bookman Old Style" w:hAnsi="Bookman Old Style"/>
+          <w:b/>
+          <w:bCs/>
+          <w:color w:val="000000" w:themeColor="text1"/>
+          <w:lang w:val="en-RW"/>
+        </w:rPr>
+      </w:pPr>
+      <w:r>
+        <w:rPr>
+          <w:rFonts w:ascii="Bookman Old Style" w:hAnsi="Bookman Old Style"/>
+          <w:b/>
+          <w:bCs/>
+          <w:color w:val="000000" w:themeColor="text1"/>
+          <w:lang w:val="en-RW"/>
+        </w:rPr>
+        <w:t>1️</w:t>
+      </w:r>
+      <w:r>
+        <w:rPr>
+          <w:rFonts w:ascii="Segoe UI Symbol" w:hAnsi="Segoe UI Symbol" w:cs="Segoe UI Symbol"/>
+          <w:b/>
+          <w:bCs/>
+          <w:color w:val="000000" w:themeColor="text1"/>
+          <w:lang w:val="en-RW"/>
+        </w:rPr>
+        <w:t>⃣</w:t>
+      </w:r>
+      <w:r>
+        <w:rPr>
+          <w:rFonts w:ascii="Bookman Old Style" w:hAnsi="Bookman Old Style"/>
+          <w:b/>
+          <w:bCs/>
+          <w:color w:val="000000" w:themeColor="text1"/>
+          <w:lang w:val="en-RW"/>
+        </w:rPr>
+        <w:t xml:space="preserve"> Receives payment notification</w:t>
+      </w:r>
+    </w:p>
+    <w:p>
+      <w:pPr>
+        <w:rPr>
+          <w:rFonts w:ascii="Bookman Old Style" w:hAnsi="Bookman Old Style"/>
+          <w:color w:val="000000" w:themeColor="text1"/>
+          <w:lang w:val="en-RW"/>
+        </w:rPr>
+      </w:pPr>
+      <w:r>
+        <w:rPr>
+          <w:rFonts w:ascii="Bookman Old Style" w:hAnsi="Bookman Old Style"/>
+          <w:color w:val="000000" w:themeColor="text1"/>
+          <w:lang w:val="en-RW"/>
+        </w:rPr>
+        <w:t xml:space="preserve">Your server receives a </w:t>
+      </w:r>
+      <w:r>
+        <w:rPr>
+          <w:rFonts w:ascii="Bookman Old Style" w:hAnsi="Bookman Old Style"/>
+          <w:b/>
+          <w:bCs/>
+          <w:color w:val="000000" w:themeColor="text1"/>
+          <w:lang w:val="en-RW"/>
+        </w:rPr>
+        <w:t>callback request</w:t>
+      </w:r>
+      <w:r>
+        <w:rPr>
+          <w:rFonts w:ascii="Bookman Old Style" w:hAnsi="Bookman Old Style"/>
+          <w:color w:val="000000" w:themeColor="text1"/>
+          <w:lang w:val="en-RW"/>
+        </w:rPr>
+        <w:t xml:space="preserve"> from the payment gateway when a payment is completed or updated.</w:t>
+      </w:r>
+    </w:p>
+    <w:p>
+      <w:pPr>
+        <w:rPr>
+          <w:rFonts w:ascii="Bookman Old Style" w:hAnsi="Bookman Old Style"/>
+          <w:b/>
+          <w:bCs/>
+          <w:color w:val="000000" w:themeColor="text1"/>
+          <w:lang w:val="en-RW"/>
+        </w:rPr>
+      </w:pPr>
+      <w:r>
+        <w:rPr>
+          <w:rFonts w:ascii="Bookman Old Style" w:hAnsi="Bookman Old Style"/>
+          <w:b/>
+          <w:bCs/>
+          <w:color w:val="000000" w:themeColor="text1"/>
+          <w:lang w:val="en-RW"/>
+        </w:rPr>
+        <w:t>2️</w:t>
+      </w:r>
+      <w:r>
+        <w:rPr>
+          <w:rFonts w:ascii="Segoe UI Symbol" w:hAnsi="Segoe UI Symbol" w:cs="Segoe UI Symbol"/>
+          <w:b/>
+          <w:bCs/>
+          <w:color w:val="000000" w:themeColor="text1"/>
+          <w:lang w:val="en-RW"/>
+        </w:rPr>
+        <w:t>⃣</w:t>
+      </w:r>
+      <w:r>
+        <w:rPr>
+          <w:rFonts w:ascii="Bookman Old Style" w:hAnsi="Bookman Old Style"/>
+          <w:b/>
+          <w:bCs/>
+          <w:color w:val="000000" w:themeColor="text1"/>
+          <w:lang w:val="en-RW"/>
+        </w:rPr>
+        <w:t xml:space="preserve"> Reads JSON data</w:t>
+      </w:r>
+    </w:p>
+    <w:p>
+      <w:pPr>
+        <w:rPr>
+          <w:rFonts w:ascii="Bookman Old Style" w:hAnsi="Bookman Old Style"/>
+          <w:color w:val="000000" w:themeColor="text1"/>
+          <w:lang w:val="en-RW"/>
+        </w:rPr>
+      </w:pPr>
+      <w:r>
+        <w:rPr>
+          <w:rFonts w:ascii="Bookman Old Style" w:hAnsi="Bookman Old Style"/>
+          <w:color w:val="000000" w:themeColor="text1"/>
+          <w:lang w:val="en-RW"/>
+        </w:rPr>
+        <w:t xml:space="preserve">The server reads the </w:t>
+      </w:r>
+      <w:r>
+        <w:rPr>
+          <w:rFonts w:ascii="Bookman Old Style" w:hAnsi="Bookman Old Style"/>
+          <w:b/>
+          <w:bCs/>
+          <w:color w:val="000000" w:themeColor="text1"/>
+          <w:lang w:val="en-RW"/>
+        </w:rPr>
+        <w:t>JSON body</w:t>
+      </w:r>
+      <w:r>
+        <w:rPr>
+          <w:rFonts w:ascii="Bookman Old Style" w:hAnsi="Bookman Old Style"/>
+          <w:color w:val="000000" w:themeColor="text1"/>
+          <w:lang w:val="en-RW"/>
+        </w:rPr>
+        <w:t xml:space="preserve"> sent by the gateway.</w:t>
+      </w:r>
+    </w:p>
+    <w:p>
+      <w:pPr>
+        <w:rPr>
+          <w:rFonts w:ascii="Bookman Old Style" w:hAnsi="Bookman Old Style"/>
+          <w:b/>
+          <w:bCs/>
+          <w:color w:val="000000" w:themeColor="text1"/>
+          <w:lang w:val="en-RW"/>
+        </w:rPr>
+      </w:pPr>
+      <w:r>
+        <w:rPr>
+          <w:rFonts w:ascii="Bookman Old Style" w:hAnsi="Bookman Old Style"/>
+          <w:b/>
+          <w:bCs/>
+          <w:color w:val="000000" w:themeColor="text1"/>
+          <w:lang w:val="en-RW"/>
+        </w:rPr>
+        <w:t>3️</w:t>
+      </w:r>
+      <w:r>
+        <w:rPr>
+          <w:rFonts w:ascii="Segoe UI Symbol" w:hAnsi="Segoe UI Symbol" w:cs="Segoe UI Symbol"/>
+          <w:b/>
+          <w:bCs/>
+          <w:color w:val="000000" w:themeColor="text1"/>
+          <w:lang w:val="en-RW"/>
+        </w:rPr>
+        <w:t>⃣</w:t>
+      </w:r>
+      <w:r>
+        <w:rPr>
+          <w:rFonts w:ascii="Bookman Old Style" w:hAnsi="Bookman Old Style"/>
+          <w:b/>
+          <w:bCs/>
+          <w:color w:val="000000" w:themeColor="text1"/>
+          <w:lang w:val="en-RW"/>
+        </w:rPr>
+        <w:t xml:space="preserve"> Checks required fields</w:t>
+      </w:r>
+    </w:p>
+    <w:p>
+      <w:pPr>
+        <w:rPr>
+          <w:rFonts w:ascii="Bookman Old Style" w:hAnsi="Bookman Old Style"/>
+          <w:color w:val="000000" w:themeColor="text1"/>
+          <w:lang w:val="en-RW"/>
+        </w:rPr>
+      </w:pPr>
+      <w:r>
+        <w:rPr>
+          <w:rFonts w:ascii="Bookman Old Style" w:hAnsi="Bookman Old Style"/>
+          <w:color w:val="000000" w:themeColor="text1"/>
+          <w:lang w:val="en-RW"/>
+        </w:rPr>
+        <w:t>The system verifies that the following fields exist:</w:t>
       </w:r>
     </w:p>
     <w:p>
       <w:pPr>
         <w:numPr>
           <w:ilvl w:val="0"/>
-          <w:numId w:val="8"/>
+          <w:numId w:val="17"/>
         </w:numPr>
         <w:rPr>
           <w:rFonts w:ascii="Bookman Old Style" w:hAnsi="Bookman Old Style"/>
           <w:color w:val="000000" w:themeColor="text1"/>
-        </w:rPr>
-      </w:pPr>
-      <w:r>
-        <w:rPr>
-          <w:rFonts w:ascii="Bookman Old Style" w:hAnsi="Bookman Old Style"/>
-          <w:b/>
-          <w:bCs/>
-          <w:color w:val="000000" w:themeColor="text1"/>
-        </w:rPr>
-        <w:t>Callbacks may be sent multiple times</w:t>
-      </w:r>
-      <w:r>
-        <w:rPr>
-          <w:rFonts w:ascii="Bookman Old Style" w:hAnsi="Bookman Old Style"/>
-          <w:color w:val="000000" w:themeColor="text1"/>
-        </w:rPr>
-        <w:t> - Your handler must be idempotent (check if already processed)</w:t>
+          <w:lang w:val="en-RW"/>
+        </w:rPr>
+      </w:pPr>
+      <w:proofErr w:type="spellStart"/>
+      <w:r>
+        <w:rPr>
+          <w:rFonts w:ascii="Bookman Old Style" w:hAnsi="Bookman Old Style"/>
+          <w:b/>
+          <w:bCs/>
+          <w:color w:val="000000" w:themeColor="text1"/>
+          <w:lang w:val="en-RW"/>
+        </w:rPr>
+        <w:t>reference_id</w:t>
+      </w:r>
+      <w:proofErr w:type="spellEnd"/>
+      <w:r>
+        <w:rPr>
+          <w:rFonts w:ascii="Bookman Old Style" w:hAnsi="Bookman Old Style"/>
+          <w:color w:val="000000" w:themeColor="text1"/>
+          <w:lang w:val="en-RW"/>
+        </w:rPr>
+        <w:t xml:space="preserve"> → Your internal order ID</w:t>
       </w:r>
     </w:p>
     <w:p>
       <w:pPr>
         <w:numPr>
           <w:ilvl w:val="0"/>
-          <w:numId w:val="8"/>
+          <w:numId w:val="17"/>
         </w:numPr>
         <w:rPr>
           <w:rFonts w:ascii="Bookman Old Style" w:hAnsi="Bookman Old Style"/>
           <w:color w:val="000000" w:themeColor="text1"/>
-        </w:rPr>
-      </w:pPr>
-      <w:r>
-        <w:rPr>
-          <w:rFonts w:ascii="Bookman Old Style" w:hAnsi="Bookman Old Style"/>
-          <w:b/>
-          <w:bCs/>
-          <w:color w:val="000000" w:themeColor="text1"/>
-        </w:rPr>
-        <w:t>Always validate data</w:t>
-      </w:r>
-      <w:r>
-        <w:rPr>
-          <w:rFonts w:ascii="Bookman Old Style" w:hAnsi="Bookman Old Style"/>
-          <w:color w:val="000000" w:themeColor="text1"/>
-        </w:rPr>
-        <w:t> before updating your database</w:t>
+          <w:lang w:val="en-RW"/>
+        </w:rPr>
+      </w:pPr>
+      <w:proofErr w:type="spellStart"/>
+      <w:r>
+        <w:rPr>
+          <w:rFonts w:ascii="Bookman Old Style" w:hAnsi="Bookman Old Style"/>
+          <w:b/>
+          <w:bCs/>
+          <w:color w:val="000000" w:themeColor="text1"/>
+          <w:lang w:val="en-RW"/>
+        </w:rPr>
+        <w:t>transaction_id</w:t>
+      </w:r>
+      <w:proofErr w:type="spellEnd"/>
+      <w:r>
+        <w:rPr>
+          <w:rFonts w:ascii="Bookman Old Style" w:hAnsi="Bookman Old Style"/>
+          <w:color w:val="000000" w:themeColor="text1"/>
+          <w:lang w:val="en-RW"/>
+        </w:rPr>
+        <w:t xml:space="preserve"> → Payment gateway transaction ID</w:t>
       </w:r>
     </w:p>
     <w:p>
       <w:pPr>
         <w:numPr>
           <w:ilvl w:val="0"/>
-          <w:numId w:val="8"/>
+          <w:numId w:val="17"/>
         </w:numPr>
         <w:rPr>
           <w:rFonts w:ascii="Bookman Old Style" w:hAnsi="Bookman Old Style"/>
           <w:color w:val="000000" w:themeColor="text1"/>
-        </w:rPr>
-      </w:pPr>
-      <w:r>
-        <w:rPr>
-          <w:rFonts w:ascii="Bookman Old Style" w:hAnsi="Bookman Old Style"/>
-          <w:b/>
-          <w:bCs/>
-          <w:color w:val="000000" w:themeColor="text1"/>
-        </w:rPr>
-        <w:t>Return a 200 OK response</w:t>
-      </w:r>
-      <w:r>
-        <w:rPr>
-          <w:rFonts w:ascii="Bookman Old Style" w:hAnsi="Bookman Old Style"/>
-          <w:color w:val="000000" w:themeColor="text1"/>
-        </w:rPr>
-        <w:t> quickly to acknowledge receipt</w:t>
+          <w:lang w:val="en-RW"/>
+        </w:rPr>
+      </w:pPr>
+      <w:r>
+        <w:rPr>
+          <w:rFonts w:ascii="Bookman Old Style" w:hAnsi="Bookman Old Style"/>
+          <w:b/>
+          <w:bCs/>
+          <w:color w:val="000000" w:themeColor="text1"/>
+          <w:lang w:val="en-RW"/>
+        </w:rPr>
+        <w:t>status</w:t>
+      </w:r>
+      <w:r>
+        <w:rPr>
+          <w:rFonts w:ascii="Bookman Old Style" w:hAnsi="Bookman Old Style"/>
+          <w:color w:val="000000" w:themeColor="text1"/>
+          <w:lang w:val="en-RW"/>
+        </w:rPr>
+        <w:t xml:space="preserve"> → Payment result (success, failed, etc.)</w:t>
       </w:r>
     </w:p>
     <w:p>
       <w:pPr>
         <w:numPr>
           <w:ilvl w:val="0"/>
-          <w:numId w:val="8"/>
+          <w:numId w:val="17"/>
         </w:numPr>
         <w:rPr>
           <w:rFonts w:ascii="Bookman Old Style" w:hAnsi="Bookman Old Style"/>
           <w:color w:val="000000" w:themeColor="text1"/>
-        </w:rPr>
-      </w:pPr>
-      <w:r>
-        <w:rPr>
-          <w:rFonts w:ascii="Bookman Old Style" w:hAnsi="Bookman Old Style"/>
-          <w:b/>
-          <w:bCs/>
-          <w:color w:val="000000" w:themeColor="text1"/>
-        </w:rPr>
-        <w:t>Log everything</w:t>
-      </w:r>
-      <w:r>
-        <w:rPr>
-          <w:rFonts w:ascii="Bookman Old Style" w:hAnsi="Bookman Old Style"/>
-          <w:color w:val="000000" w:themeColor="text1"/>
-        </w:rPr>
-        <w:t> for debugging purposes</w:t>
-      </w:r>
+          <w:lang w:val="en-RW"/>
+        </w:rPr>
+      </w:pPr>
+      <w:r>
+        <w:rPr>
+          <w:rFonts w:ascii="Bookman Old Style" w:hAnsi="Bookman Old Style"/>
+          <w:b/>
+          <w:bCs/>
+          <w:color w:val="000000" w:themeColor="text1"/>
+          <w:lang w:val="en-RW"/>
+        </w:rPr>
+        <w:t>action</w:t>
+      </w:r>
+      <w:r>
+        <w:rPr>
+          <w:rFonts w:ascii="Bookman Old Style" w:hAnsi="Bookman Old Style"/>
+          <w:color w:val="000000" w:themeColor="text1"/>
+          <w:lang w:val="en-RW"/>
+        </w:rPr>
+        <w:t xml:space="preserve"> → Type of callback action</w:t>
+      </w:r>
+    </w:p>
+    <w:p>
+      <w:pPr>
+        <w:rPr>
+          <w:rFonts w:ascii="Bookman Old Style" w:hAnsi="Bookman Old Style"/>
+          <w:b/>
+          <w:bCs/>
+          <w:color w:val="000000" w:themeColor="text1"/>
+          <w:lang w:val="en-RW"/>
+        </w:rPr>
+      </w:pPr>
+      <w:r>
+        <w:rPr>
+          <w:rFonts w:ascii="Bookman Old Style" w:hAnsi="Bookman Old Style"/>
+          <w:b/>
+          <w:bCs/>
+          <w:color w:val="000000" w:themeColor="text1"/>
+          <w:lang w:val="en-RW"/>
+        </w:rPr>
+        <w:t>4️</w:t>
+      </w:r>
+      <w:r>
+        <w:rPr>
+          <w:rFonts w:ascii="Segoe UI Symbol" w:hAnsi="Segoe UI Symbol" w:cs="Segoe UI Symbol"/>
+          <w:b/>
+          <w:bCs/>
+          <w:color w:val="000000" w:themeColor="text1"/>
+          <w:lang w:val="en-RW"/>
+        </w:rPr>
+        <w:t>⃣</w:t>
+      </w:r>
+      <w:r>
+        <w:rPr>
+          <w:rFonts w:ascii="Bookman Old Style" w:hAnsi="Bookman Old Style"/>
+          <w:b/>
+          <w:bCs/>
+          <w:color w:val="000000" w:themeColor="text1"/>
+          <w:lang w:val="en-RW"/>
+        </w:rPr>
+        <w:t xml:space="preserve"> Processes the payment</w:t>
+      </w:r>
+    </w:p>
+    <w:p>
+      <w:pPr>
+        <w:rPr>
+          <w:rFonts w:ascii="Bookman Old Style" w:hAnsi="Bookman Old Style"/>
+          <w:color w:val="000000" w:themeColor="text1"/>
+          <w:lang w:val="en-RW"/>
+        </w:rPr>
+      </w:pPr>
+      <w:r>
+        <w:rPr>
+          <w:rFonts w:ascii="Bookman Old Style" w:hAnsi="Bookman Old Style"/>
+          <w:color w:val="000000" w:themeColor="text1"/>
+          <w:lang w:val="en-RW"/>
+        </w:rPr>
+        <w:t>The system processes the callback by calling:</w:t>
+      </w:r>
+    </w:p>
+    <w:p>
+      <w:pPr>
+        <w:rPr>
+          <w:rFonts w:ascii="Bookman Old Style" w:hAnsi="Bookman Old Style"/>
+          <w:color w:val="000000" w:themeColor="text1"/>
+          <w:lang w:val="en-RW"/>
+        </w:rPr>
+      </w:pPr>
+      <w:proofErr w:type="spellStart"/>
+      <w:r>
+        <w:rPr>
+          <w:rFonts w:ascii="Bookman Old Style" w:hAnsi="Bookman Old Style"/>
+          <w:color w:val="000000" w:themeColor="text1"/>
+          <w:lang w:val="en-RW"/>
+        </w:rPr>
+        <w:t>paymentSystem.receiveCallback</w:t>
+      </w:r>
+      <w:proofErr w:type="spellEnd"/>
+      <w:r>
+        <w:rPr>
+          <w:rFonts w:ascii="Bookman Old Style" w:hAnsi="Bookman Old Style"/>
+          <w:color w:val="000000" w:themeColor="text1"/>
+          <w:lang w:val="en-RW"/>
+        </w:rPr>
+        <w:t>(</w:t>
+      </w:r>
+      <w:proofErr w:type="spellStart"/>
+      <w:r>
+        <w:rPr>
+          <w:rFonts w:ascii="Bookman Old Style" w:hAnsi="Bookman Old Style"/>
+          <w:color w:val="000000" w:themeColor="text1"/>
+          <w:lang w:val="en-RW"/>
+        </w:rPr>
+        <w:t>callbackData</w:t>
+      </w:r>
+      <w:proofErr w:type="spellEnd"/>
+      <w:r>
+        <w:rPr>
+          <w:rFonts w:ascii="Bookman Old Style" w:hAnsi="Bookman Old Style"/>
+          <w:color w:val="000000" w:themeColor="text1"/>
+          <w:lang w:val="en-RW"/>
+        </w:rPr>
+        <w:t>)</w:t>
+      </w:r>
+    </w:p>
+    <w:p>
+      <w:pPr>
+        <w:rPr>
+          <w:rFonts w:ascii="Bookman Old Style" w:hAnsi="Bookman Old Style"/>
+          <w:color w:val="000000" w:themeColor="text1"/>
+          <w:lang w:val="en-RW"/>
+        </w:rPr>
+      </w:pPr>
+      <w:r>
+        <w:rPr>
+          <w:rFonts w:ascii="Bookman Old Style" w:hAnsi="Bookman Old Style"/>
+          <w:color w:val="000000" w:themeColor="text1"/>
+          <w:lang w:val="en-RW"/>
+        </w:rPr>
+        <w:t>This usually:</w:t>
+      </w:r>
+    </w:p>
+    <w:p>
+      <w:pPr>
+        <w:numPr>
+          <w:ilvl w:val="0"/>
+          <w:numId w:val="18"/>
+        </w:numPr>
+        <w:rPr>
+          <w:rFonts w:ascii="Bookman Old Style" w:hAnsi="Bookman Old Style"/>
+          <w:color w:val="000000" w:themeColor="text1"/>
+          <w:lang w:val="en-RW"/>
+        </w:rPr>
+      </w:pPr>
+      <w:r>
+        <w:rPr>
+          <w:rFonts w:ascii="Bookman Old Style" w:hAnsi="Bookman Old Style"/>
+          <w:color w:val="000000" w:themeColor="text1"/>
+          <w:lang w:val="en-RW"/>
+        </w:rPr>
+        <w:t xml:space="preserve">Updates the </w:t>
+      </w:r>
+      <w:r>
+        <w:rPr>
+          <w:rFonts w:ascii="Bookman Old Style" w:hAnsi="Bookman Old Style"/>
+          <w:b/>
+          <w:bCs/>
+          <w:color w:val="000000" w:themeColor="text1"/>
+          <w:lang w:val="en-RW"/>
+        </w:rPr>
+        <w:t>order payment status</w:t>
+      </w:r>
+    </w:p>
+    <w:p>
+      <w:pPr>
+        <w:numPr>
+          <w:ilvl w:val="0"/>
+          <w:numId w:val="18"/>
+        </w:numPr>
+        <w:rPr>
+          <w:rFonts w:ascii="Bookman Old Style" w:hAnsi="Bookman Old Style"/>
+          <w:color w:val="000000" w:themeColor="text1"/>
+          <w:lang w:val="en-RW"/>
+        </w:rPr>
+      </w:pPr>
+      <w:r>
+        <w:rPr>
+          <w:rFonts w:ascii="Bookman Old Style" w:hAnsi="Bookman Old Style"/>
+          <w:color w:val="000000" w:themeColor="text1"/>
+          <w:lang w:val="en-RW"/>
+        </w:rPr>
+        <w:t xml:space="preserve">Stores the </w:t>
+      </w:r>
+      <w:r>
+        <w:rPr>
+          <w:rFonts w:ascii="Bookman Old Style" w:hAnsi="Bookman Old Style"/>
+          <w:b/>
+          <w:bCs/>
+          <w:color w:val="000000" w:themeColor="text1"/>
+          <w:lang w:val="en-RW"/>
+        </w:rPr>
+        <w:t>transaction ID</w:t>
+      </w:r>
+    </w:p>
+    <w:p>
+      <w:pPr>
+        <w:numPr>
+          <w:ilvl w:val="0"/>
+          <w:numId w:val="18"/>
+        </w:numPr>
+        <w:rPr>
+          <w:rFonts w:ascii="Bookman Old Style" w:hAnsi="Bookman Old Style"/>
+          <w:color w:val="000000" w:themeColor="text1"/>
+          <w:lang w:val="en-RW"/>
+        </w:rPr>
+      </w:pPr>
+      <w:r>
+        <w:rPr>
+          <w:rFonts w:ascii="Bookman Old Style" w:hAnsi="Bookman Old Style"/>
+          <w:color w:val="000000" w:themeColor="text1"/>
+          <w:lang w:val="en-RW"/>
+        </w:rPr>
+        <w:t>Records the payment in the database</w:t>
+      </w:r>
+    </w:p>
+    <w:p>
+      <w:pPr>
+        <w:rPr>
+          <w:rFonts w:ascii="Bookman Old Style" w:hAnsi="Bookman Old Style"/>
+          <w:b/>
+          <w:bCs/>
+          <w:color w:val="000000" w:themeColor="text1"/>
+          <w:lang w:val="en-RW"/>
+        </w:rPr>
+      </w:pPr>
+      <w:r>
+        <w:rPr>
+          <w:rFonts w:ascii="Bookman Old Style" w:hAnsi="Bookman Old Style"/>
+          <w:b/>
+          <w:bCs/>
+          <w:color w:val="000000" w:themeColor="text1"/>
+          <w:lang w:val="en-RW"/>
+        </w:rPr>
+        <w:t>5️</w:t>
+      </w:r>
+      <w:r>
+        <w:rPr>
+          <w:rFonts w:ascii="Segoe UI Symbol" w:hAnsi="Segoe UI Symbol" w:cs="Segoe UI Symbol"/>
+          <w:b/>
+          <w:bCs/>
+          <w:color w:val="000000" w:themeColor="text1"/>
+          <w:lang w:val="en-RW"/>
+        </w:rPr>
+        <w:t>⃣</w:t>
+      </w:r>
+      <w:r>
+        <w:rPr>
+          <w:rFonts w:ascii="Bookman Old Style" w:hAnsi="Bookman Old Style"/>
+          <w:b/>
+          <w:bCs/>
+          <w:color w:val="000000" w:themeColor="text1"/>
+          <w:lang w:val="en-RW"/>
+        </w:rPr>
+        <w:t xml:space="preserve"> Returns a response</w:t>
+      </w:r>
+    </w:p>
+    <w:p>
+      <w:pPr>
+        <w:rPr>
+          <w:rFonts w:ascii="Bookman Old Style" w:hAnsi="Bookman Old Style"/>
+          <w:color w:val="000000" w:themeColor="text1"/>
+          <w:lang w:val="en-RW"/>
+        </w:rPr>
+      </w:pPr>
+      <w:r>
+        <w:rPr>
+          <w:rFonts w:ascii="Bookman Old Style" w:hAnsi="Bookman Old Style"/>
+          <w:color w:val="000000" w:themeColor="text1"/>
+          <w:lang w:val="en-RW"/>
+        </w:rPr>
+        <w:t>The server returns a response confirming that the callback was handled.</w:t>
+      </w:r>
+    </w:p>
+    <w:p>
+      <w:pPr>
+        <w:rPr>
+          <w:rFonts w:ascii="Bookman Old Style" w:hAnsi="Bookman Old Style"/>
+          <w:color w:val="000000" w:themeColor="text1"/>
+          <w:lang w:val="en-RW"/>
+        </w:rPr>
+      </w:pPr>
+      <w:r>
+        <w:rPr>
+          <w:rFonts w:ascii="Bookman Old Style" w:hAnsi="Bookman Old Style"/>
+          <w:color w:val="000000" w:themeColor="text1"/>
+          <w:lang w:val="en-RW"/>
+        </w:rPr>
+        <w:t>Example response:</w:t>
+      </w:r>
+    </w:p>
+    <w:p>
+      <w:pPr>
+        <w:rPr>
+          <w:rFonts w:ascii="Bookman Old Style" w:hAnsi="Bookman Old Style"/>
+          <w:color w:val="000000" w:themeColor="text1"/>
+          <w:lang w:val="en-RW"/>
+        </w:rPr>
+      </w:pPr>
+      <w:r>
+        <w:rPr>
+          <w:rFonts w:ascii="Bookman Old Style" w:hAnsi="Bookman Old Style"/>
+          <w:color w:val="000000" w:themeColor="text1"/>
+          <w:lang w:val="en-RW"/>
+        </w:rPr>
+        <w:t>{</w:t>
+      </w:r>
+      <w:r>
+        <w:rPr>
+          <w:rFonts w:ascii="Bookman Old Style" w:hAnsi="Bookman Old Style"/>
+          <w:color w:val="000000" w:themeColor="text1"/>
+          <w:lang w:val="en-RW"/>
+        </w:rPr>
+        <w:br/>
+        <w:t xml:space="preserve">  "status": true,</w:t>
+      </w:r>
+      <w:r>
+        <w:rPr>
+          <w:rFonts w:ascii="Bookman Old Style" w:hAnsi="Bookman Old Style"/>
+          <w:color w:val="000000" w:themeColor="text1"/>
+          <w:lang w:val="en-RW"/>
+        </w:rPr>
+        <w:br/>
+        <w:t xml:space="preserve">  "message": "Callback received and processed",</w:t>
+      </w:r>
+      <w:r>
+        <w:rPr>
+          <w:rFonts w:ascii="Bookman Old Style" w:hAnsi="Bookman Old Style"/>
+          <w:color w:val="000000" w:themeColor="text1"/>
+          <w:lang w:val="en-RW"/>
+        </w:rPr>
+        <w:br/>
+      </w:r>
+      <w:r>
+        <w:rPr>
+          <w:rFonts w:ascii="Bookman Old Style" w:hAnsi="Bookman Old Style"/>
+          <w:color w:val="000000" w:themeColor="text1"/>
+          <w:lang w:val="en-RW"/>
+        </w:rPr>
+        <w:lastRenderedPageBreak/>
+        <w:t xml:space="preserve">  "</w:t>
+      </w:r>
+      <w:proofErr w:type="spellStart"/>
+      <w:r>
+        <w:rPr>
+          <w:rFonts w:ascii="Bookman Old Style" w:hAnsi="Bookman Old Style"/>
+          <w:color w:val="000000" w:themeColor="text1"/>
+          <w:lang w:val="en-RW"/>
+        </w:rPr>
+        <w:t>site_url</w:t>
+      </w:r>
+      <w:proofErr w:type="spellEnd"/>
+      <w:r>
+        <w:rPr>
+          <w:rFonts w:ascii="Bookman Old Style" w:hAnsi="Bookman Old Style"/>
+          <w:color w:val="000000" w:themeColor="text1"/>
+          <w:lang w:val="en-RW"/>
+        </w:rPr>
+        <w:t>": "www.site.com"</w:t>
+      </w:r>
+      <w:r>
+        <w:rPr>
+          <w:rFonts w:ascii="Bookman Old Style" w:hAnsi="Bookman Old Style"/>
+          <w:color w:val="000000" w:themeColor="text1"/>
+          <w:lang w:val="en-RW"/>
+        </w:rPr>
+        <w:br/>
+        <w:t>}</w:t>
+      </w:r>
+    </w:p>
+    <w:p>
+      <w:pPr>
+        <w:numPr>
+          <w:ilvl w:val="0"/>
+          <w:numId w:val="19"/>
+        </w:numPr>
+        <w:rPr>
+          <w:rFonts w:ascii="Bookman Old Style" w:hAnsi="Bookman Old Style"/>
+          <w:color w:val="000000" w:themeColor="text1"/>
+          <w:lang w:val="en-RW"/>
+        </w:rPr>
+      </w:pPr>
+      <w:r>
+        <w:rPr>
+          <w:rFonts w:ascii="Bookman Old Style" w:hAnsi="Bookman Old Style"/>
+          <w:b/>
+          <w:bCs/>
+          <w:color w:val="000000" w:themeColor="text1"/>
+          <w:lang w:val="en-RW"/>
+        </w:rPr>
+        <w:t>status: true</w:t>
+      </w:r>
+      <w:r>
+        <w:rPr>
+          <w:rFonts w:ascii="Bookman Old Style" w:hAnsi="Bookman Old Style"/>
+          <w:color w:val="000000" w:themeColor="text1"/>
+          <w:lang w:val="en-RW"/>
+        </w:rPr>
+        <w:t xml:space="preserve"> → Callback processed successfully</w:t>
+      </w:r>
+    </w:p>
+    <w:p>
+      <w:pPr>
+        <w:numPr>
+          <w:ilvl w:val="0"/>
+          <w:numId w:val="19"/>
+        </w:numPr>
+        <w:rPr>
+          <w:rFonts w:ascii="Bookman Old Style" w:hAnsi="Bookman Old Style"/>
+          <w:color w:val="000000" w:themeColor="text1"/>
+          <w:lang w:val="en-RW"/>
+        </w:rPr>
+      </w:pPr>
+      <w:r>
+        <w:rPr>
+          <w:rFonts w:ascii="Bookman Old Style" w:hAnsi="Bookman Old Style"/>
+          <w:b/>
+          <w:bCs/>
+          <w:color w:val="000000" w:themeColor="text1"/>
+          <w:lang w:val="en-RW"/>
+        </w:rPr>
+        <w:t>status: false</w:t>
+      </w:r>
+      <w:r>
+        <w:rPr>
+          <w:rFonts w:ascii="Bookman Old Style" w:hAnsi="Bookman Old Style"/>
+          <w:color w:val="000000" w:themeColor="text1"/>
+          <w:lang w:val="en-RW"/>
+        </w:rPr>
+        <w:t xml:space="preserve"> → Invalid or missing callback data</w:t>
+      </w:r>
+    </w:p>
+    <w:p>
+      <w:pPr>
+        <w:rPr>
+          <w:rFonts w:ascii="Bookman Old Style" w:hAnsi="Bookman Old Style"/>
+          <w:color w:val="000000" w:themeColor="text1"/>
+        </w:rPr>
+      </w:pPr>
     </w:p>
     <w:p>
       <w:pPr>
@@ -8243,7 +8461,6 @@
           <w:bCs/>
           <w:color w:val="000000" w:themeColor="text1"/>
         </w:rPr>
-        <w:lastRenderedPageBreak/>
         <w:t>Step 3: Redirect Customer</w:t>
       </w:r>
     </w:p>
@@ -8349,15 +8566,13 @@
         </w:rPr>
         <w:t xml:space="preserve">Gets authentication from </w:t>
       </w:r>
-      <w:proofErr w:type="spellStart"/>
-      <w:r>
-        <w:rPr>
-          <w:rFonts w:ascii="Bookman Old Style" w:hAnsi="Bookman Old Style"/>
-          <w:color w:val="000000" w:themeColor="text1"/>
-        </w:rPr>
-        <w:t>Pesapal</w:t>
-      </w:r>
-      <w:proofErr w:type="spellEnd"/>
+      <w:r>
+        <w:rPr>
+          <w:rFonts w:ascii="Bookman Old Style" w:hAnsi="Bookman Old Style"/>
+          <w:color w:val="000000" w:themeColor="text1"/>
+        </w:rPr>
+        <w:t>LMB Tech Pay</w:t>
+      </w:r>
     </w:p>
     <w:p>
       <w:pPr>
@@ -8417,7 +8632,14 @@
           <w:rFonts w:ascii="Bookman Old Style" w:hAnsi="Bookman Old Style"/>
           <w:color w:val="000000" w:themeColor="text1"/>
         </w:rPr>
-        <w:t>Pesapal's</w:t>
+        <w:t>LMBTECH</w:t>
+      </w:r>
+      <w:r>
+        <w:rPr>
+          <w:rFonts w:ascii="Bookman Old Style" w:hAnsi="Bookman Old Style"/>
+          <w:color w:val="000000" w:themeColor="text1"/>
+        </w:rPr>
+        <w:t>'s</w:t>
       </w:r>
       <w:proofErr w:type="spellEnd"/>
       <w:r>
@@ -8444,7 +8666,77 @@
           <w:bCs/>
           <w:color w:val="000000" w:themeColor="text1"/>
         </w:rPr>
-        <w:t>Step 6: Redirect Back</w:t>
+        <w:t xml:space="preserve">Step </w:t>
+      </w:r>
+      <w:r>
+        <w:rPr>
+          <w:rFonts w:ascii="Bookman Old Style" w:hAnsi="Bookman Old Style"/>
+          <w:b/>
+          <w:bCs/>
+          <w:color w:val="000000" w:themeColor="text1"/>
+        </w:rPr>
+        <w:t>6</w:t>
+      </w:r>
+      <w:r>
+        <w:rPr>
+          <w:rFonts w:ascii="Bookman Old Style" w:hAnsi="Bookman Old Style"/>
+          <w:b/>
+          <w:bCs/>
+          <w:color w:val="000000" w:themeColor="text1"/>
+        </w:rPr>
+        <w:t>: Your Callback Handler</w:t>
+      </w:r>
+    </w:p>
+    <w:p>
+      <w:pPr>
+        <w:rPr>
+          <w:rFonts w:ascii="Bookman Old Style" w:hAnsi="Bookman Old Style"/>
+          <w:color w:val="000000" w:themeColor="text1"/>
+        </w:rPr>
+      </w:pPr>
+      <w:r>
+        <w:rPr>
+          <w:rFonts w:ascii="Bookman Old Style" w:hAnsi="Bookman Old Style"/>
+          <w:color w:val="000000" w:themeColor="text1"/>
+        </w:rPr>
+        <w:t>Your callback URL receives the form data and updates your database.</w:t>
+      </w:r>
+    </w:p>
+    <w:p>
+      <w:pPr>
+        <w:rPr>
+          <w:rFonts w:ascii="Bookman Old Style" w:hAnsi="Bookman Old Style"/>
+          <w:b/>
+          <w:bCs/>
+          <w:color w:val="000000" w:themeColor="text1"/>
+        </w:rPr>
+      </w:pPr>
+      <w:r>
+        <w:rPr>
+          <w:rFonts w:ascii="Bookman Old Style" w:hAnsi="Bookman Old Style"/>
+          <w:b/>
+          <w:bCs/>
+          <w:color w:val="000000" w:themeColor="text1"/>
+        </w:rPr>
+        <w:t xml:space="preserve">Step </w:t>
+      </w:r>
+      <w:r>
+        <w:rPr>
+          <w:rFonts w:ascii="Bookman Old Style" w:hAnsi="Bookman Old Style"/>
+          <w:b/>
+          <w:bCs/>
+          <w:color w:val="000000" w:themeColor="text1"/>
+        </w:rPr>
+        <w:t>7</w:t>
+      </w:r>
+      <w:r>
+        <w:rPr>
+          <w:rFonts w:ascii="Bookman Old Style" w:hAnsi="Bookman Old Style"/>
+          <w:b/>
+          <w:bCs/>
+          <w:color w:val="000000" w:themeColor="text1"/>
+        </w:rPr>
+        <w:t>: Redirect Back</w:t>
       </w:r>
     </w:p>
     <w:p>
@@ -8467,7 +8759,14 @@
           <w:rFonts w:ascii="Bookman Old Style" w:hAnsi="Bookman Old Style"/>
           <w:color w:val="000000" w:themeColor="text1"/>
         </w:rPr>
-        <w:t>callback_url</w:t>
+        <w:t>site</w:t>
+      </w:r>
+      <w:r>
+        <w:rPr>
+          <w:rFonts w:ascii="Bookman Old Style" w:hAnsi="Bookman Old Style"/>
+          <w:color w:val="000000" w:themeColor="text1"/>
+        </w:rPr>
+        <w:t>_url</w:t>
       </w:r>
       <w:proofErr w:type="spellEnd"/>
       <w:r>
@@ -8475,55 +8774,87 @@
           <w:rFonts w:ascii="Bookman Old Style" w:hAnsi="Bookman Old Style"/>
           <w:color w:val="000000" w:themeColor="text1"/>
         </w:rPr>
-        <w:t> with the transaction details.</w:t>
-      </w:r>
-    </w:p>
-    <w:p>
-      <w:pPr>
-        <w:rPr>
-          <w:rFonts w:ascii="Bookman Old Style" w:hAnsi="Bookman Old Style"/>
-          <w:b/>
-          <w:bCs/>
-          <w:color w:val="000000" w:themeColor="text1"/>
-        </w:rPr>
-      </w:pPr>
-      <w:r>
-        <w:rPr>
-          <w:rFonts w:ascii="Bookman Old Style" w:hAnsi="Bookman Old Style"/>
-          <w:b/>
-          <w:bCs/>
-          <w:color w:val="000000" w:themeColor="text1"/>
-        </w:rPr>
-        <w:t>Step 7: Your Callback Handler</w:t>
-      </w:r>
-    </w:p>
-    <w:p>
-      <w:pPr>
-        <w:rPr>
-          <w:rFonts w:ascii="Bookman Old Style" w:hAnsi="Bookman Old Style"/>
-          <w:color w:val="000000" w:themeColor="text1"/>
-        </w:rPr>
-      </w:pPr>
-      <w:r>
-        <w:rPr>
-          <w:rFonts w:ascii="Bookman Old Style" w:hAnsi="Bookman Old Style"/>
-          <w:color w:val="000000" w:themeColor="text1"/>
-        </w:rPr>
-        <w:t>Your callback URL receives the form data and updates your database.</w:t>
-      </w:r>
-    </w:p>
-    <w:p>
-      <w:pPr>
-        <w:rPr>
-          <w:rFonts w:ascii="Bookman Old Style" w:hAnsi="Bookman Old Style"/>
-          <w:color w:val="000000" w:themeColor="text1"/>
-        </w:rPr>
-      </w:pPr>
-      <w:r>
-        <w:rPr>
-          <w:rFonts w:ascii="Bookman Old Style" w:hAnsi="Bookman Old Style"/>
-          <w:color w:val="000000" w:themeColor="text1"/>
-        </w:rPr>
+        <w:t> </w:t>
+      </w:r>
+      <w:r>
+        <w:rPr>
+          <w:rFonts w:ascii="Bookman Old Style" w:hAnsi="Bookman Old Style"/>
+          <w:color w:val="000000" w:themeColor="text1"/>
+        </w:rPr>
+        <w:t xml:space="preserve">comes from return of callback payment get way send to you which tell where </w:t>
+      </w:r>
+      <w:r>
+        <w:rPr>
+          <w:rFonts w:ascii="Bookman Old Style" w:hAnsi="Bookman Old Style"/>
+          <w:color w:val="000000" w:themeColor="text1"/>
+        </w:rPr>
+        <w:t>to go</w:t>
+      </w:r>
+      <w:r>
+        <w:rPr>
+          <w:rFonts w:ascii="Bookman Old Style" w:hAnsi="Bookman Old Style"/>
+          <w:color w:val="000000" w:themeColor="text1"/>
+        </w:rPr>
+        <w:t xml:space="preserve"> when </w:t>
+      </w:r>
+      <w:proofErr w:type="spellStart"/>
+      <w:r>
+        <w:rPr>
+          <w:rFonts w:ascii="Bookman Old Style" w:hAnsi="Bookman Old Style"/>
+          <w:color w:val="000000" w:themeColor="text1"/>
+        </w:rPr>
+        <w:t>i</w:t>
+      </w:r>
+      <w:proofErr w:type="spellEnd"/>
+      <w:r>
+        <w:rPr>
+          <w:rFonts w:ascii="Bookman Old Style" w:hAnsi="Bookman Old Style"/>
+          <w:color w:val="000000" w:themeColor="text1"/>
+        </w:rPr>
+        <w:t xml:space="preserve"> </w:t>
+      </w:r>
+      <w:r>
+        <w:rPr>
+          <w:rFonts w:ascii="Bookman Old Style" w:hAnsi="Bookman Old Style"/>
+          <w:color w:val="000000" w:themeColor="text1"/>
+        </w:rPr>
+        <w:t>finish to</w:t>
+      </w:r>
+      <w:r>
+        <w:rPr>
+          <w:rFonts w:ascii="Bookman Old Style" w:hAnsi="Bookman Old Style"/>
+          <w:color w:val="000000" w:themeColor="text1"/>
+        </w:rPr>
+        <w:t xml:space="preserve"> </w:t>
+      </w:r>
+      <w:r>
+        <w:rPr>
+          <w:rFonts w:ascii="Bookman Old Style" w:hAnsi="Bookman Old Style"/>
+          <w:color w:val="000000" w:themeColor="text1"/>
+        </w:rPr>
+        <w:t>pay</w:t>
+      </w:r>
+      <w:r>
+        <w:rPr>
+          <w:rFonts w:ascii="Bookman Old Style" w:hAnsi="Bookman Old Style"/>
+          <w:color w:val="000000" w:themeColor="text1"/>
+        </w:rPr>
+        <w:t>.</w:t>
+      </w:r>
+    </w:p>
+    <w:p>
+      <w:pPr>
+        <w:rPr>
+          <w:rFonts w:ascii="Bookman Old Style" w:hAnsi="Bookman Old Style"/>
+          <w:color w:val="000000" w:themeColor="text1"/>
+        </w:rPr>
+      </w:pPr>
+      <w:r>
+        <w:rPr>
+          <w:rFonts w:ascii="Bookman Old Style" w:hAnsi="Bookman Old Style"/>
+          <w:color w:val="000000" w:themeColor="text1"/>
+        </w:rPr>
+        <w:lastRenderedPageBreak/>
         <w:pict w14:anchorId="392EF12E">
           <v:rect id="_x0000_i1032" style="width:0;height:.75pt" o:hralign="center" o:hrstd="t" o:hr="t" fillcolor="#a0a0a0" stroked="f"/>
         </w:pict>
@@ -9102,7 +9433,6 @@
                 <w:rFonts w:ascii="Bookman Old Style" w:hAnsi="Bookman Old Style"/>
                 <w:color w:val="000000" w:themeColor="text1"/>
               </w:rPr>
-              <w:lastRenderedPageBreak/>
               <w:t>404</w:t>
             </w:r>
           </w:p>
@@ -9413,6 +9743,7 @@
           <w:bCs/>
           <w:color w:val="000000" w:themeColor="text1"/>
         </w:rPr>
+        <w:lastRenderedPageBreak/>
         <w:t>Test Credentials</w:t>
       </w:r>
     </w:p>
@@ -9558,7 +9889,6 @@
         <w:rPr>
           <w:color w:val="000000" w:themeColor="text1"/>
         </w:rPr>
-        <w:lastRenderedPageBreak/>
         <w:t>Quick Reference</w:t>
       </w:r>
       <w:bookmarkEnd w:id="7"/>
@@ -10458,21 +10788,6 @@
           <w:rFonts w:ascii="Bookman Old Style" w:hAnsi="Bookman Old Style"/>
           <w:color w:val="000000" w:themeColor="text1"/>
         </w:rPr>
-        <w:t>text</w:t>
-      </w:r>
-    </w:p>
-    <w:p>
-      <w:pPr>
-        <w:rPr>
-          <w:rFonts w:ascii="Bookman Old Style" w:hAnsi="Bookman Old Style"/>
-          <w:color w:val="000000" w:themeColor="text1"/>
-        </w:rPr>
-      </w:pPr>
-      <w:r>
-        <w:rPr>
-          <w:rFonts w:ascii="Bookman Old Style" w:hAnsi="Bookman Old Style"/>
-          <w:color w:val="000000" w:themeColor="text1"/>
-        </w:rPr>
         <w:t>Format: [PREFIX]-[DATE]-[RANDOM]</w:t>
       </w:r>
     </w:p>
@@ -10488,6 +10803,7 @@
           <w:rFonts w:ascii="Bookman Old Style" w:hAnsi="Bookman Old Style"/>
           <w:color w:val="000000" w:themeColor="text1"/>
         </w:rPr>
+        <w:lastRenderedPageBreak/>
         <w:t>Example: ORDER-20260215-1234</w:t>
       </w:r>
     </w:p>
@@ -10648,7 +10964,6 @@
           <w:bCs/>
           <w:color w:val="000000" w:themeColor="text1"/>
         </w:rPr>
-        <w:lastRenderedPageBreak/>
         <w:t>Support Email:</w:t>
       </w:r>
       <w:r>
@@ -10793,6 +11108,155 @@
     </w:lvl>
   </w:abstractNum>
   <w:abstractNum w:abstractNumId="1" w15:restartNumberingAfterBreak="0">
+    <w:nsid w:val="17FE2678"/>
+    <w:multiLevelType w:val="multilevel"/>
+    <w:tmpl w:val="E9783A4E"/>
+    <w:lvl w:ilvl="0">
+      <w:start w:val="1"/>
+      <w:numFmt w:val="bullet"/>
+      <w:lvlText w:val=""/>
+      <w:lvlJc w:val="left"/>
+      <w:pPr>
+        <w:tabs>
+          <w:tab w:val="num" w:pos="720"/>
+        </w:tabs>
+        <w:ind w:left="720" w:hanging="360"/>
+      </w:pPr>
+      <w:rPr>
+        <w:rFonts w:ascii="Symbol" w:hAnsi="Symbol" w:hint="default"/>
+        <w:sz w:val="20"/>
+      </w:rPr>
+    </w:lvl>
+    <w:lvl w:ilvl="1" w:tentative="1">
+      <w:start w:val="1"/>
+      <w:numFmt w:val="bullet"/>
+      <w:lvlText w:val="o"/>
+      <w:lvlJc w:val="left"/>
+      <w:pPr>
+        <w:tabs>
+          <w:tab w:val="num" w:pos="1440"/>
+        </w:tabs>
+        <w:ind w:left="1440" w:hanging="360"/>
+      </w:pPr>
+      <w:rPr>
+        <w:rFonts w:ascii="Courier New" w:hAnsi="Courier New" w:hint="default"/>
+        <w:sz w:val="20"/>
+      </w:rPr>
+    </w:lvl>
+    <w:lvl w:ilvl="2" w:tentative="1">
+      <w:start w:val="1"/>
+      <w:numFmt w:val="bullet"/>
+      <w:lvlText w:val=""/>
+      <w:lvlJc w:val="left"/>
+      <w:pPr>
+        <w:tabs>
+          <w:tab w:val="num" w:pos="2160"/>
+        </w:tabs>
+        <w:ind w:left="2160" w:hanging="360"/>
+      </w:pPr>
+      <w:rPr>
+        <w:rFonts w:ascii="Wingdings" w:hAnsi="Wingdings" w:hint="default"/>
+        <w:sz w:val="20"/>
+      </w:rPr>
+    </w:lvl>
+    <w:lvl w:ilvl="3" w:tentative="1">
+      <w:start w:val="1"/>
+      <w:numFmt w:val="bullet"/>
+      <w:lvlText w:val=""/>
+      <w:lvlJc w:val="left"/>
+      <w:pPr>
+        <w:tabs>
+          <w:tab w:val="num" w:pos="2880"/>
+        </w:tabs>
+        <w:ind w:left="2880" w:hanging="360"/>
+      </w:pPr>
+      <w:rPr>
+        <w:rFonts w:ascii="Wingdings" w:hAnsi="Wingdings" w:hint="default"/>
+        <w:sz w:val="20"/>
+      </w:rPr>
+    </w:lvl>
+    <w:lvl w:ilvl="4" w:tentative="1">
+      <w:start w:val="1"/>
+      <w:numFmt w:val="bullet"/>
+      <w:lvlText w:val=""/>
+      <w:lvlJc w:val="left"/>
+      <w:pPr>
+        <w:tabs>
+          <w:tab w:val="num" w:pos="3600"/>
+        </w:tabs>
+        <w:ind w:left="3600" w:hanging="360"/>
+      </w:pPr>
+      <w:rPr>
+        <w:rFonts w:ascii="Wingdings" w:hAnsi="Wingdings" w:hint="default"/>
+        <w:sz w:val="20"/>
+      </w:rPr>
+    </w:lvl>
+    <w:lvl w:ilvl="5" w:tentative="1">
+      <w:start w:val="1"/>
+      <w:numFmt w:val="bullet"/>
+      <w:lvlText w:val=""/>
+      <w:lvlJc w:val="left"/>
+      <w:pPr>
+        <w:tabs>
+          <w:tab w:val="num" w:pos="4320"/>
+        </w:tabs>
+        <w:ind w:left="4320" w:hanging="360"/>
+      </w:pPr>
+      <w:rPr>
+        <w:rFonts w:ascii="Wingdings" w:hAnsi="Wingdings" w:hint="default"/>
+        <w:sz w:val="20"/>
+      </w:rPr>
+    </w:lvl>
+    <w:lvl w:ilvl="6" w:tentative="1">
+      <w:start w:val="1"/>
+      <w:numFmt w:val="bullet"/>
+      <w:lvlText w:val=""/>
+      <w:lvlJc w:val="left"/>
+      <w:pPr>
+        <w:tabs>
+          <w:tab w:val="num" w:pos="5040"/>
+        </w:tabs>
+        <w:ind w:left="5040" w:hanging="360"/>
+      </w:pPr>
+      <w:rPr>
+        <w:rFonts w:ascii="Wingdings" w:hAnsi="Wingdings" w:hint="default"/>
+        <w:sz w:val="20"/>
+      </w:rPr>
+    </w:lvl>
+    <w:lvl w:ilvl="7" w:tentative="1">
+      <w:start w:val="1"/>
+      <w:numFmt w:val="bullet"/>
+      <w:lvlText w:val=""/>
+      <w:lvlJc w:val="left"/>
+      <w:pPr>
+        <w:tabs>
+          <w:tab w:val="num" w:pos="5760"/>
+        </w:tabs>
+        <w:ind w:left="5760" w:hanging="360"/>
+      </w:pPr>
+      <w:rPr>
+        <w:rFonts w:ascii="Wingdings" w:hAnsi="Wingdings" w:hint="default"/>
+        <w:sz w:val="20"/>
+      </w:rPr>
+    </w:lvl>
+    <w:lvl w:ilvl="8" w:tentative="1">
+      <w:start w:val="1"/>
+      <w:numFmt w:val="bullet"/>
+      <w:lvlText w:val=""/>
+      <w:lvlJc w:val="left"/>
+      <w:pPr>
+        <w:tabs>
+          <w:tab w:val="num" w:pos="6480"/>
+        </w:tabs>
+        <w:ind w:left="6480" w:hanging="360"/>
+      </w:pPr>
+      <w:rPr>
+        <w:rFonts w:ascii="Wingdings" w:hAnsi="Wingdings" w:hint="default"/>
+        <w:sz w:val="20"/>
+      </w:rPr>
+    </w:lvl>
+  </w:abstractNum>
+  <w:abstractNum w:abstractNumId="2" w15:restartNumberingAfterBreak="0">
     <w:nsid w:val="1D4213DE"/>
     <w:multiLevelType w:val="multilevel"/>
     <w:tmpl w:val="E50A3EEA"/>
@@ -10941,7 +11405,7 @@
       </w:rPr>
     </w:lvl>
   </w:abstractNum>
-  <w:abstractNum w:abstractNumId="2" w15:restartNumberingAfterBreak="0">
+  <w:abstractNum w:abstractNumId="3" w15:restartNumberingAfterBreak="0">
     <w:nsid w:val="1E58594B"/>
     <w:multiLevelType w:val="multilevel"/>
     <w:tmpl w:val="91D03D60"/>
@@ -11090,7 +11554,7 @@
       </w:rPr>
     </w:lvl>
   </w:abstractNum>
-  <w:abstractNum w:abstractNumId="3" w15:restartNumberingAfterBreak="0">
+  <w:abstractNum w:abstractNumId="4" w15:restartNumberingAfterBreak="0">
     <w:nsid w:val="26460C08"/>
     <w:multiLevelType w:val="multilevel"/>
     <w:tmpl w:val="A3B002C4"/>
@@ -11239,7 +11703,7 @@
       </w:rPr>
     </w:lvl>
   </w:abstractNum>
-  <w:abstractNum w:abstractNumId="4" w15:restartNumberingAfterBreak="0">
+  <w:abstractNum w:abstractNumId="5" w15:restartNumberingAfterBreak="0">
     <w:nsid w:val="315B1AD6"/>
     <w:multiLevelType w:val="multilevel"/>
     <w:tmpl w:val="8F9AB2DA"/>
@@ -11352,7 +11816,7 @@
       </w:pPr>
     </w:lvl>
   </w:abstractNum>
-  <w:abstractNum w:abstractNumId="5" w15:restartNumberingAfterBreak="0">
+  <w:abstractNum w:abstractNumId="6" w15:restartNumberingAfterBreak="0">
     <w:nsid w:val="413C5ECC"/>
     <w:multiLevelType w:val="multilevel"/>
     <w:tmpl w:val="F6BC1C12"/>
@@ -11501,7 +11965,7 @@
       </w:rPr>
     </w:lvl>
   </w:abstractNum>
-  <w:abstractNum w:abstractNumId="6" w15:restartNumberingAfterBreak="0">
+  <w:abstractNum w:abstractNumId="7" w15:restartNumberingAfterBreak="0">
     <w:nsid w:val="416B6B9B"/>
     <w:multiLevelType w:val="multilevel"/>
     <w:tmpl w:val="D5BAF9D4"/>
@@ -11614,7 +12078,156 @@
       </w:pPr>
     </w:lvl>
   </w:abstractNum>
-  <w:abstractNum w:abstractNumId="7" w15:restartNumberingAfterBreak="0">
+  <w:abstractNum w:abstractNumId="8" w15:restartNumberingAfterBreak="0">
+    <w:nsid w:val="48ED7B6C"/>
+    <w:multiLevelType w:val="multilevel"/>
+    <w:tmpl w:val="8340A4B4"/>
+    <w:lvl w:ilvl="0">
+      <w:start w:val="1"/>
+      <w:numFmt w:val="bullet"/>
+      <w:lvlText w:val=""/>
+      <w:lvlJc w:val="left"/>
+      <w:pPr>
+        <w:tabs>
+          <w:tab w:val="num" w:pos="720"/>
+        </w:tabs>
+        <w:ind w:left="720" w:hanging="360"/>
+      </w:pPr>
+      <w:rPr>
+        <w:rFonts w:ascii="Symbol" w:hAnsi="Symbol" w:hint="default"/>
+        <w:sz w:val="20"/>
+      </w:rPr>
+    </w:lvl>
+    <w:lvl w:ilvl="1" w:tentative="1">
+      <w:start w:val="1"/>
+      <w:numFmt w:val="bullet"/>
+      <w:lvlText w:val="o"/>
+      <w:lvlJc w:val="left"/>
+      <w:pPr>
+        <w:tabs>
+          <w:tab w:val="num" w:pos="1440"/>
+        </w:tabs>
+        <w:ind w:left="1440" w:hanging="360"/>
+      </w:pPr>
+      <w:rPr>
+        <w:rFonts w:ascii="Courier New" w:hAnsi="Courier New" w:hint="default"/>
+        <w:sz w:val="20"/>
+      </w:rPr>
+    </w:lvl>
+    <w:lvl w:ilvl="2" w:tentative="1">
+      <w:start w:val="1"/>
+      <w:numFmt w:val="bullet"/>
+      <w:lvlText w:val=""/>
+      <w:lvlJc w:val="left"/>
+      <w:pPr>
+        <w:tabs>
+          <w:tab w:val="num" w:pos="2160"/>
+        </w:tabs>
+        <w:ind w:left="2160" w:hanging="360"/>
+      </w:pPr>
+      <w:rPr>
+        <w:rFonts w:ascii="Wingdings" w:hAnsi="Wingdings" w:hint="default"/>
+        <w:sz w:val="20"/>
+      </w:rPr>
+    </w:lvl>
+    <w:lvl w:ilvl="3" w:tentative="1">
+      <w:start w:val="1"/>
+      <w:numFmt w:val="bullet"/>
+      <w:lvlText w:val=""/>
+      <w:lvlJc w:val="left"/>
+      <w:pPr>
+        <w:tabs>
+          <w:tab w:val="num" w:pos="2880"/>
+        </w:tabs>
+        <w:ind w:left="2880" w:hanging="360"/>
+      </w:pPr>
+      <w:rPr>
+        <w:rFonts w:ascii="Wingdings" w:hAnsi="Wingdings" w:hint="default"/>
+        <w:sz w:val="20"/>
+      </w:rPr>
+    </w:lvl>
+    <w:lvl w:ilvl="4" w:tentative="1">
+      <w:start w:val="1"/>
+      <w:numFmt w:val="bullet"/>
+      <w:lvlText w:val=""/>
+      <w:lvlJc w:val="left"/>
+      <w:pPr>
+        <w:tabs>
+          <w:tab w:val="num" w:pos="3600"/>
+        </w:tabs>
+        <w:ind w:left="3600" w:hanging="360"/>
+      </w:pPr>
+      <w:rPr>
+        <w:rFonts w:ascii="Wingdings" w:hAnsi="Wingdings" w:hint="default"/>
+        <w:sz w:val="20"/>
+      </w:rPr>
+    </w:lvl>
+    <w:lvl w:ilvl="5" w:tentative="1">
+      <w:start w:val="1"/>
+      <w:numFmt w:val="bullet"/>
+      <w:lvlText w:val=""/>
+      <w:lvlJc w:val="left"/>
+      <w:pPr>
+        <w:tabs>
+          <w:tab w:val="num" w:pos="4320"/>
+        </w:tabs>
+        <w:ind w:left="4320" w:hanging="360"/>
+      </w:pPr>
+      <w:rPr>
+        <w:rFonts w:ascii="Wingdings" w:hAnsi="Wingdings" w:hint="default"/>
+        <w:sz w:val="20"/>
+      </w:rPr>
+    </w:lvl>
+    <w:lvl w:ilvl="6" w:tentative="1">
+      <w:start w:val="1"/>
+      <w:numFmt w:val="bullet"/>
+      <w:lvlText w:val=""/>
+      <w:lvlJc w:val="left"/>
+      <w:pPr>
+        <w:tabs>
+          <w:tab w:val="num" w:pos="5040"/>
+        </w:tabs>
+        <w:ind w:left="5040" w:hanging="360"/>
+      </w:pPr>
+      <w:rPr>
+        <w:rFonts w:ascii="Wingdings" w:hAnsi="Wingdings" w:hint="default"/>
+        <w:sz w:val="20"/>
+      </w:rPr>
+    </w:lvl>
+    <w:lvl w:ilvl="7" w:tentative="1">
+      <w:start w:val="1"/>
+      <w:numFmt w:val="bullet"/>
+      <w:lvlText w:val=""/>
+      <w:lvlJc w:val="left"/>
+      <w:pPr>
+        <w:tabs>
+          <w:tab w:val="num" w:pos="5760"/>
+        </w:tabs>
+        <w:ind w:left="5760" w:hanging="360"/>
+      </w:pPr>
+      <w:rPr>
+        <w:rFonts w:ascii="Wingdings" w:hAnsi="Wingdings" w:hint="default"/>
+        <w:sz w:val="20"/>
+      </w:rPr>
+    </w:lvl>
+    <w:lvl w:ilvl="8" w:tentative="1">
+      <w:start w:val="1"/>
+      <w:numFmt w:val="bullet"/>
+      <w:lvlText w:val=""/>
+      <w:lvlJc w:val="left"/>
+      <w:pPr>
+        <w:tabs>
+          <w:tab w:val="num" w:pos="6480"/>
+        </w:tabs>
+        <w:ind w:left="6480" w:hanging="360"/>
+      </w:pPr>
+      <w:rPr>
+        <w:rFonts w:ascii="Wingdings" w:hAnsi="Wingdings" w:hint="default"/>
+        <w:sz w:val="20"/>
+      </w:rPr>
+    </w:lvl>
+  </w:abstractNum>
+  <w:abstractNum w:abstractNumId="9" w15:restartNumberingAfterBreak="0">
     <w:nsid w:val="4F6D5136"/>
     <w:multiLevelType w:val="multilevel"/>
     <w:tmpl w:val="AC84E540"/>
@@ -11727,7 +12340,156 @@
       </w:pPr>
     </w:lvl>
   </w:abstractNum>
-  <w:abstractNum w:abstractNumId="8" w15:restartNumberingAfterBreak="0">
+  <w:abstractNum w:abstractNumId="10" w15:restartNumberingAfterBreak="0">
+    <w:nsid w:val="55FA3134"/>
+    <w:multiLevelType w:val="multilevel"/>
+    <w:tmpl w:val="B7D84B26"/>
+    <w:lvl w:ilvl="0">
+      <w:start w:val="1"/>
+      <w:numFmt w:val="bullet"/>
+      <w:lvlText w:val=""/>
+      <w:lvlJc w:val="left"/>
+      <w:pPr>
+        <w:tabs>
+          <w:tab w:val="num" w:pos="720"/>
+        </w:tabs>
+        <w:ind w:left="720" w:hanging="360"/>
+      </w:pPr>
+      <w:rPr>
+        <w:rFonts w:ascii="Symbol" w:hAnsi="Symbol" w:hint="default"/>
+        <w:sz w:val="20"/>
+      </w:rPr>
+    </w:lvl>
+    <w:lvl w:ilvl="1" w:tentative="1">
+      <w:start w:val="1"/>
+      <w:numFmt w:val="bullet"/>
+      <w:lvlText w:val="o"/>
+      <w:lvlJc w:val="left"/>
+      <w:pPr>
+        <w:tabs>
+          <w:tab w:val="num" w:pos="1440"/>
+        </w:tabs>
+        <w:ind w:left="1440" w:hanging="360"/>
+      </w:pPr>
+      <w:rPr>
+        <w:rFonts w:ascii="Courier New" w:hAnsi="Courier New" w:hint="default"/>
+        <w:sz w:val="20"/>
+      </w:rPr>
+    </w:lvl>
+    <w:lvl w:ilvl="2" w:tentative="1">
+      <w:start w:val="1"/>
+      <w:numFmt w:val="bullet"/>
+      <w:lvlText w:val=""/>
+      <w:lvlJc w:val="left"/>
+      <w:pPr>
+        <w:tabs>
+          <w:tab w:val="num" w:pos="2160"/>
+        </w:tabs>
+        <w:ind w:left="2160" w:hanging="360"/>
+      </w:pPr>
+      <w:rPr>
+        <w:rFonts w:ascii="Wingdings" w:hAnsi="Wingdings" w:hint="default"/>
+        <w:sz w:val="20"/>
+      </w:rPr>
+    </w:lvl>
+    <w:lvl w:ilvl="3" w:tentative="1">
+      <w:start w:val="1"/>
+      <w:numFmt w:val="bullet"/>
+      <w:lvlText w:val=""/>
+      <w:lvlJc w:val="left"/>
+      <w:pPr>
+        <w:tabs>
+          <w:tab w:val="num" w:pos="2880"/>
+        </w:tabs>
+        <w:ind w:left="2880" w:hanging="360"/>
+      </w:pPr>
+      <w:rPr>
+        <w:rFonts w:ascii="Wingdings" w:hAnsi="Wingdings" w:hint="default"/>
+        <w:sz w:val="20"/>
+      </w:rPr>
+    </w:lvl>
+    <w:lvl w:ilvl="4" w:tentative="1">
+      <w:start w:val="1"/>
+      <w:numFmt w:val="bullet"/>
+      <w:lvlText w:val=""/>
+      <w:lvlJc w:val="left"/>
+      <w:pPr>
+        <w:tabs>
+          <w:tab w:val="num" w:pos="3600"/>
+        </w:tabs>
+        <w:ind w:left="3600" w:hanging="360"/>
+      </w:pPr>
+      <w:rPr>
+        <w:rFonts w:ascii="Wingdings" w:hAnsi="Wingdings" w:hint="default"/>
+        <w:sz w:val="20"/>
+      </w:rPr>
+    </w:lvl>
+    <w:lvl w:ilvl="5" w:tentative="1">
+      <w:start w:val="1"/>
+      <w:numFmt w:val="bullet"/>
+      <w:lvlText w:val=""/>
+      <w:lvlJc w:val="left"/>
+      <w:pPr>
+        <w:tabs>
+          <w:tab w:val="num" w:pos="4320"/>
+        </w:tabs>
+        <w:ind w:left="4320" w:hanging="360"/>
+      </w:pPr>
+      <w:rPr>
+        <w:rFonts w:ascii="Wingdings" w:hAnsi="Wingdings" w:hint="default"/>
+        <w:sz w:val="20"/>
+      </w:rPr>
+    </w:lvl>
+    <w:lvl w:ilvl="6" w:tentative="1">
+      <w:start w:val="1"/>
+      <w:numFmt w:val="bullet"/>
+      <w:lvlText w:val=""/>
+      <w:lvlJc w:val="left"/>
+      <w:pPr>
+        <w:tabs>
+          <w:tab w:val="num" w:pos="5040"/>
+        </w:tabs>
+        <w:ind w:left="5040" w:hanging="360"/>
+      </w:pPr>
+      <w:rPr>
+        <w:rFonts w:ascii="Wingdings" w:hAnsi="Wingdings" w:hint="default"/>
+        <w:sz w:val="20"/>
+      </w:rPr>
+    </w:lvl>
+    <w:lvl w:ilvl="7" w:tentative="1">
+      <w:start w:val="1"/>
+      <w:numFmt w:val="bullet"/>
+      <w:lvlText w:val=""/>
+      <w:lvlJc w:val="left"/>
+      <w:pPr>
+        <w:tabs>
+          <w:tab w:val="num" w:pos="5760"/>
+        </w:tabs>
+        <w:ind w:left="5760" w:hanging="360"/>
+      </w:pPr>
+      <w:rPr>
+        <w:rFonts w:ascii="Wingdings" w:hAnsi="Wingdings" w:hint="default"/>
+        <w:sz w:val="20"/>
+      </w:rPr>
+    </w:lvl>
+    <w:lvl w:ilvl="8" w:tentative="1">
+      <w:start w:val="1"/>
+      <w:numFmt w:val="bullet"/>
+      <w:lvlText w:val=""/>
+      <w:lvlJc w:val="left"/>
+      <w:pPr>
+        <w:tabs>
+          <w:tab w:val="num" w:pos="6480"/>
+        </w:tabs>
+        <w:ind w:left="6480" w:hanging="360"/>
+      </w:pPr>
+      <w:rPr>
+        <w:rFonts w:ascii="Wingdings" w:hAnsi="Wingdings" w:hint="default"/>
+        <w:sz w:val="20"/>
+      </w:rPr>
+    </w:lvl>
+  </w:abstractNum>
+  <w:abstractNum w:abstractNumId="11" w15:restartNumberingAfterBreak="0">
     <w:nsid w:val="586551B7"/>
     <w:multiLevelType w:val="multilevel"/>
     <w:tmpl w:val="661CB55C"/>
@@ -11876,7 +12638,156 @@
       </w:rPr>
     </w:lvl>
   </w:abstractNum>
-  <w:abstractNum w:abstractNumId="9" w15:restartNumberingAfterBreak="0">
+  <w:abstractNum w:abstractNumId="12" w15:restartNumberingAfterBreak="0">
+    <w:nsid w:val="5E094970"/>
+    <w:multiLevelType w:val="multilevel"/>
+    <w:tmpl w:val="04BAA6C6"/>
+    <w:lvl w:ilvl="0">
+      <w:start w:val="1"/>
+      <w:numFmt w:val="bullet"/>
+      <w:lvlText w:val=""/>
+      <w:lvlJc w:val="left"/>
+      <w:pPr>
+        <w:tabs>
+          <w:tab w:val="num" w:pos="720"/>
+        </w:tabs>
+        <w:ind w:left="720" w:hanging="360"/>
+      </w:pPr>
+      <w:rPr>
+        <w:rFonts w:ascii="Symbol" w:hAnsi="Symbol" w:hint="default"/>
+        <w:sz w:val="20"/>
+      </w:rPr>
+    </w:lvl>
+    <w:lvl w:ilvl="1" w:tentative="1">
+      <w:start w:val="1"/>
+      <w:numFmt w:val="bullet"/>
+      <w:lvlText w:val="o"/>
+      <w:lvlJc w:val="left"/>
+      <w:pPr>
+        <w:tabs>
+          <w:tab w:val="num" w:pos="1440"/>
+        </w:tabs>
+        <w:ind w:left="1440" w:hanging="360"/>
+      </w:pPr>
+      <w:rPr>
+        <w:rFonts w:ascii="Courier New" w:hAnsi="Courier New" w:hint="default"/>
+        <w:sz w:val="20"/>
+      </w:rPr>
+    </w:lvl>
+    <w:lvl w:ilvl="2" w:tentative="1">
+      <w:start w:val="1"/>
+      <w:numFmt w:val="bullet"/>
+      <w:lvlText w:val=""/>
+      <w:lvlJc w:val="left"/>
+      <w:pPr>
+        <w:tabs>
+          <w:tab w:val="num" w:pos="2160"/>
+        </w:tabs>
+        <w:ind w:left="2160" w:hanging="360"/>
+      </w:pPr>
+      <w:rPr>
+        <w:rFonts w:ascii="Wingdings" w:hAnsi="Wingdings" w:hint="default"/>
+        <w:sz w:val="20"/>
+      </w:rPr>
+    </w:lvl>
+    <w:lvl w:ilvl="3" w:tentative="1">
+      <w:start w:val="1"/>
+      <w:numFmt w:val="bullet"/>
+      <w:lvlText w:val=""/>
+      <w:lvlJc w:val="left"/>
+      <w:pPr>
+        <w:tabs>
+          <w:tab w:val="num" w:pos="2880"/>
+        </w:tabs>
+        <w:ind w:left="2880" w:hanging="360"/>
+      </w:pPr>
+      <w:rPr>
+        <w:rFonts w:ascii="Wingdings" w:hAnsi="Wingdings" w:hint="default"/>
+        <w:sz w:val="20"/>
+      </w:rPr>
+    </w:lvl>
+    <w:lvl w:ilvl="4" w:tentative="1">
+      <w:start w:val="1"/>
+      <w:numFmt w:val="bullet"/>
+      <w:lvlText w:val=""/>
+      <w:lvlJc w:val="left"/>
+      <w:pPr>
+        <w:tabs>
+          <w:tab w:val="num" w:pos="3600"/>
+        </w:tabs>
+        <w:ind w:left="3600" w:hanging="360"/>
+      </w:pPr>
+      <w:rPr>
+        <w:rFonts w:ascii="Wingdings" w:hAnsi="Wingdings" w:hint="default"/>
+        <w:sz w:val="20"/>
+      </w:rPr>
+    </w:lvl>
+    <w:lvl w:ilvl="5" w:tentative="1">
+      <w:start w:val="1"/>
+      <w:numFmt w:val="bullet"/>
+      <w:lvlText w:val=""/>
+      <w:lvlJc w:val="left"/>
+      <w:pPr>
+        <w:tabs>
+          <w:tab w:val="num" w:pos="4320"/>
+        </w:tabs>
+        <w:ind w:left="4320" w:hanging="360"/>
+      </w:pPr>
+      <w:rPr>
+        <w:rFonts w:ascii="Wingdings" w:hAnsi="Wingdings" w:hint="default"/>
+        <w:sz w:val="20"/>
+      </w:rPr>
+    </w:lvl>
+    <w:lvl w:ilvl="6" w:tentative="1">
+      <w:start w:val="1"/>
+      <w:numFmt w:val="bullet"/>
+      <w:lvlText w:val=""/>
+      <w:lvlJc w:val="left"/>
+      <w:pPr>
+        <w:tabs>
+          <w:tab w:val="num" w:pos="5040"/>
+        </w:tabs>
+        <w:ind w:left="5040" w:hanging="360"/>
+      </w:pPr>
+      <w:rPr>
+        <w:rFonts w:ascii="Wingdings" w:hAnsi="Wingdings" w:hint="default"/>
+        <w:sz w:val="20"/>
+      </w:rPr>
+    </w:lvl>
+    <w:lvl w:ilvl="7" w:tentative="1">
+      <w:start w:val="1"/>
+      <w:numFmt w:val="bullet"/>
+      <w:lvlText w:val=""/>
+      <w:lvlJc w:val="left"/>
+      <w:pPr>
+        <w:tabs>
+          <w:tab w:val="num" w:pos="5760"/>
+        </w:tabs>
+        <w:ind w:left="5760" w:hanging="360"/>
+      </w:pPr>
+      <w:rPr>
+        <w:rFonts w:ascii="Wingdings" w:hAnsi="Wingdings" w:hint="default"/>
+        <w:sz w:val="20"/>
+      </w:rPr>
+    </w:lvl>
+    <w:lvl w:ilvl="8" w:tentative="1">
+      <w:start w:val="1"/>
+      <w:numFmt w:val="bullet"/>
+      <w:lvlText w:val=""/>
+      <w:lvlJc w:val="left"/>
+      <w:pPr>
+        <w:tabs>
+          <w:tab w:val="num" w:pos="6480"/>
+        </w:tabs>
+        <w:ind w:left="6480" w:hanging="360"/>
+      </w:pPr>
+      <w:rPr>
+        <w:rFonts w:ascii="Wingdings" w:hAnsi="Wingdings" w:hint="default"/>
+        <w:sz w:val="20"/>
+      </w:rPr>
+    </w:lvl>
+  </w:abstractNum>
+  <w:abstractNum w:abstractNumId="13" w15:restartNumberingAfterBreak="0">
     <w:nsid w:val="607070A1"/>
     <w:multiLevelType w:val="multilevel"/>
     <w:tmpl w:val="3AC02946"/>
@@ -11989,7 +12900,7 @@
       </w:pPr>
     </w:lvl>
   </w:abstractNum>
-  <w:abstractNum w:abstractNumId="10" w15:restartNumberingAfterBreak="0">
+  <w:abstractNum w:abstractNumId="14" w15:restartNumberingAfterBreak="0">
     <w:nsid w:val="61CF0CAF"/>
     <w:multiLevelType w:val="multilevel"/>
     <w:tmpl w:val="8AD246A6"/>
@@ -12102,7 +13013,7 @@
       </w:pPr>
     </w:lvl>
   </w:abstractNum>
-  <w:abstractNum w:abstractNumId="11" w15:restartNumberingAfterBreak="0">
+  <w:abstractNum w:abstractNumId="15" w15:restartNumberingAfterBreak="0">
     <w:nsid w:val="65955DC9"/>
     <w:multiLevelType w:val="multilevel"/>
     <w:tmpl w:val="64FC81FA"/>
@@ -12251,7 +13162,7 @@
       </w:rPr>
     </w:lvl>
   </w:abstractNum>
-  <w:abstractNum w:abstractNumId="12" w15:restartNumberingAfterBreak="0">
+  <w:abstractNum w:abstractNumId="16" w15:restartNumberingAfterBreak="0">
     <w:nsid w:val="66ED6C04"/>
     <w:multiLevelType w:val="multilevel"/>
     <w:tmpl w:val="325C4576"/>
@@ -12368,44 +13279,360 @@
       </w:pPr>
     </w:lvl>
   </w:abstractNum>
+  <w:abstractNum w:abstractNumId="17" w15:restartNumberingAfterBreak="0">
+    <w:nsid w:val="6B195E0F"/>
+    <w:multiLevelType w:val="multilevel"/>
+    <w:tmpl w:val="85EE6E18"/>
+    <w:lvl w:ilvl="0">
+      <w:start w:val="1"/>
+      <w:numFmt w:val="bullet"/>
+      <w:lvlText w:val=""/>
+      <w:lvlJc w:val="left"/>
+      <w:pPr>
+        <w:tabs>
+          <w:tab w:val="num" w:pos="720"/>
+        </w:tabs>
+        <w:ind w:left="720" w:hanging="360"/>
+      </w:pPr>
+      <w:rPr>
+        <w:rFonts w:ascii="Symbol" w:hAnsi="Symbol" w:hint="default"/>
+        <w:sz w:val="20"/>
+      </w:rPr>
+    </w:lvl>
+    <w:lvl w:ilvl="1" w:tentative="1">
+      <w:start w:val="1"/>
+      <w:numFmt w:val="bullet"/>
+      <w:lvlText w:val="o"/>
+      <w:lvlJc w:val="left"/>
+      <w:pPr>
+        <w:tabs>
+          <w:tab w:val="num" w:pos="1440"/>
+        </w:tabs>
+        <w:ind w:left="1440" w:hanging="360"/>
+      </w:pPr>
+      <w:rPr>
+        <w:rFonts w:ascii="Courier New" w:hAnsi="Courier New" w:hint="default"/>
+        <w:sz w:val="20"/>
+      </w:rPr>
+    </w:lvl>
+    <w:lvl w:ilvl="2" w:tentative="1">
+      <w:start w:val="1"/>
+      <w:numFmt w:val="bullet"/>
+      <w:lvlText w:val=""/>
+      <w:lvlJc w:val="left"/>
+      <w:pPr>
+        <w:tabs>
+          <w:tab w:val="num" w:pos="2160"/>
+        </w:tabs>
+        <w:ind w:left="2160" w:hanging="360"/>
+      </w:pPr>
+      <w:rPr>
+        <w:rFonts w:ascii="Wingdings" w:hAnsi="Wingdings" w:hint="default"/>
+        <w:sz w:val="20"/>
+      </w:rPr>
+    </w:lvl>
+    <w:lvl w:ilvl="3" w:tentative="1">
+      <w:start w:val="1"/>
+      <w:numFmt w:val="bullet"/>
+      <w:lvlText w:val=""/>
+      <w:lvlJc w:val="left"/>
+      <w:pPr>
+        <w:tabs>
+          <w:tab w:val="num" w:pos="2880"/>
+        </w:tabs>
+        <w:ind w:left="2880" w:hanging="360"/>
+      </w:pPr>
+      <w:rPr>
+        <w:rFonts w:ascii="Wingdings" w:hAnsi="Wingdings" w:hint="default"/>
+        <w:sz w:val="20"/>
+      </w:rPr>
+    </w:lvl>
+    <w:lvl w:ilvl="4" w:tentative="1">
+      <w:start w:val="1"/>
+      <w:numFmt w:val="bullet"/>
+      <w:lvlText w:val=""/>
+      <w:lvlJc w:val="left"/>
+      <w:pPr>
+        <w:tabs>
+          <w:tab w:val="num" w:pos="3600"/>
+        </w:tabs>
+        <w:ind w:left="3600" w:hanging="360"/>
+      </w:pPr>
+      <w:rPr>
+        <w:rFonts w:ascii="Wingdings" w:hAnsi="Wingdings" w:hint="default"/>
+        <w:sz w:val="20"/>
+      </w:rPr>
+    </w:lvl>
+    <w:lvl w:ilvl="5" w:tentative="1">
+      <w:start w:val="1"/>
+      <w:numFmt w:val="bullet"/>
+      <w:lvlText w:val=""/>
+      <w:lvlJc w:val="left"/>
+      <w:pPr>
+        <w:tabs>
+          <w:tab w:val="num" w:pos="4320"/>
+        </w:tabs>
+        <w:ind w:left="4320" w:hanging="360"/>
+      </w:pPr>
+      <w:rPr>
+        <w:rFonts w:ascii="Wingdings" w:hAnsi="Wingdings" w:hint="default"/>
+        <w:sz w:val="20"/>
+      </w:rPr>
+    </w:lvl>
+    <w:lvl w:ilvl="6" w:tentative="1">
+      <w:start w:val="1"/>
+      <w:numFmt w:val="bullet"/>
+      <w:lvlText w:val=""/>
+      <w:lvlJc w:val="left"/>
+      <w:pPr>
+        <w:tabs>
+          <w:tab w:val="num" w:pos="5040"/>
+        </w:tabs>
+        <w:ind w:left="5040" w:hanging="360"/>
+      </w:pPr>
+      <w:rPr>
+        <w:rFonts w:ascii="Wingdings" w:hAnsi="Wingdings" w:hint="default"/>
+        <w:sz w:val="20"/>
+      </w:rPr>
+    </w:lvl>
+    <w:lvl w:ilvl="7" w:tentative="1">
+      <w:start w:val="1"/>
+      <w:numFmt w:val="bullet"/>
+      <w:lvlText w:val=""/>
+      <w:lvlJc w:val="left"/>
+      <w:pPr>
+        <w:tabs>
+          <w:tab w:val="num" w:pos="5760"/>
+        </w:tabs>
+        <w:ind w:left="5760" w:hanging="360"/>
+      </w:pPr>
+      <w:rPr>
+        <w:rFonts w:ascii="Wingdings" w:hAnsi="Wingdings" w:hint="default"/>
+        <w:sz w:val="20"/>
+      </w:rPr>
+    </w:lvl>
+    <w:lvl w:ilvl="8" w:tentative="1">
+      <w:start w:val="1"/>
+      <w:numFmt w:val="bullet"/>
+      <w:lvlText w:val=""/>
+      <w:lvlJc w:val="left"/>
+      <w:pPr>
+        <w:tabs>
+          <w:tab w:val="num" w:pos="6480"/>
+        </w:tabs>
+        <w:ind w:left="6480" w:hanging="360"/>
+      </w:pPr>
+      <w:rPr>
+        <w:rFonts w:ascii="Wingdings" w:hAnsi="Wingdings" w:hint="default"/>
+        <w:sz w:val="20"/>
+      </w:rPr>
+    </w:lvl>
+  </w:abstractNum>
+  <w:abstractNum w:abstractNumId="18" w15:restartNumberingAfterBreak="0">
+    <w:nsid w:val="6BAF551D"/>
+    <w:multiLevelType w:val="multilevel"/>
+    <w:tmpl w:val="1DC220CC"/>
+    <w:lvl w:ilvl="0">
+      <w:start w:val="1"/>
+      <w:numFmt w:val="bullet"/>
+      <w:lvlText w:val=""/>
+      <w:lvlJc w:val="left"/>
+      <w:pPr>
+        <w:tabs>
+          <w:tab w:val="num" w:pos="720"/>
+        </w:tabs>
+        <w:ind w:left="720" w:hanging="360"/>
+      </w:pPr>
+      <w:rPr>
+        <w:rFonts w:ascii="Symbol" w:hAnsi="Symbol" w:hint="default"/>
+        <w:sz w:val="20"/>
+      </w:rPr>
+    </w:lvl>
+    <w:lvl w:ilvl="1" w:tentative="1">
+      <w:start w:val="1"/>
+      <w:numFmt w:val="bullet"/>
+      <w:lvlText w:val="o"/>
+      <w:lvlJc w:val="left"/>
+      <w:pPr>
+        <w:tabs>
+          <w:tab w:val="num" w:pos="1440"/>
+        </w:tabs>
+        <w:ind w:left="1440" w:hanging="360"/>
+      </w:pPr>
+      <w:rPr>
+        <w:rFonts w:ascii="Courier New" w:hAnsi="Courier New" w:hint="default"/>
+        <w:sz w:val="20"/>
+      </w:rPr>
+    </w:lvl>
+    <w:lvl w:ilvl="2" w:tentative="1">
+      <w:start w:val="1"/>
+      <w:numFmt w:val="bullet"/>
+      <w:lvlText w:val=""/>
+      <w:lvlJc w:val="left"/>
+      <w:pPr>
+        <w:tabs>
+          <w:tab w:val="num" w:pos="2160"/>
+        </w:tabs>
+        <w:ind w:left="2160" w:hanging="360"/>
+      </w:pPr>
+      <w:rPr>
+        <w:rFonts w:ascii="Wingdings" w:hAnsi="Wingdings" w:hint="default"/>
+        <w:sz w:val="20"/>
+      </w:rPr>
+    </w:lvl>
+    <w:lvl w:ilvl="3" w:tentative="1">
+      <w:start w:val="1"/>
+      <w:numFmt w:val="bullet"/>
+      <w:lvlText w:val=""/>
+      <w:lvlJc w:val="left"/>
+      <w:pPr>
+        <w:tabs>
+          <w:tab w:val="num" w:pos="2880"/>
+        </w:tabs>
+        <w:ind w:left="2880" w:hanging="360"/>
+      </w:pPr>
+      <w:rPr>
+        <w:rFonts w:ascii="Wingdings" w:hAnsi="Wingdings" w:hint="default"/>
+        <w:sz w:val="20"/>
+      </w:rPr>
+    </w:lvl>
+    <w:lvl w:ilvl="4" w:tentative="1">
+      <w:start w:val="1"/>
+      <w:numFmt w:val="bullet"/>
+      <w:lvlText w:val=""/>
+      <w:lvlJc w:val="left"/>
+      <w:pPr>
+        <w:tabs>
+          <w:tab w:val="num" w:pos="3600"/>
+        </w:tabs>
+        <w:ind w:left="3600" w:hanging="360"/>
+      </w:pPr>
+      <w:rPr>
+        <w:rFonts w:ascii="Wingdings" w:hAnsi="Wingdings" w:hint="default"/>
+        <w:sz w:val="20"/>
+      </w:rPr>
+    </w:lvl>
+    <w:lvl w:ilvl="5" w:tentative="1">
+      <w:start w:val="1"/>
+      <w:numFmt w:val="bullet"/>
+      <w:lvlText w:val=""/>
+      <w:lvlJc w:val="left"/>
+      <w:pPr>
+        <w:tabs>
+          <w:tab w:val="num" w:pos="4320"/>
+        </w:tabs>
+        <w:ind w:left="4320" w:hanging="360"/>
+      </w:pPr>
+      <w:rPr>
+        <w:rFonts w:ascii="Wingdings" w:hAnsi="Wingdings" w:hint="default"/>
+        <w:sz w:val="20"/>
+      </w:rPr>
+    </w:lvl>
+    <w:lvl w:ilvl="6" w:tentative="1">
+      <w:start w:val="1"/>
+      <w:numFmt w:val="bullet"/>
+      <w:lvlText w:val=""/>
+      <w:lvlJc w:val="left"/>
+      <w:pPr>
+        <w:tabs>
+          <w:tab w:val="num" w:pos="5040"/>
+        </w:tabs>
+        <w:ind w:left="5040" w:hanging="360"/>
+      </w:pPr>
+      <w:rPr>
+        <w:rFonts w:ascii="Wingdings" w:hAnsi="Wingdings" w:hint="default"/>
+        <w:sz w:val="20"/>
+      </w:rPr>
+    </w:lvl>
+    <w:lvl w:ilvl="7" w:tentative="1">
+      <w:start w:val="1"/>
+      <w:numFmt w:val="bullet"/>
+      <w:lvlText w:val=""/>
+      <w:lvlJc w:val="left"/>
+      <w:pPr>
+        <w:tabs>
+          <w:tab w:val="num" w:pos="5760"/>
+        </w:tabs>
+        <w:ind w:left="5760" w:hanging="360"/>
+      </w:pPr>
+      <w:rPr>
+        <w:rFonts w:ascii="Wingdings" w:hAnsi="Wingdings" w:hint="default"/>
+        <w:sz w:val="20"/>
+      </w:rPr>
+    </w:lvl>
+    <w:lvl w:ilvl="8" w:tentative="1">
+      <w:start w:val="1"/>
+      <w:numFmt w:val="bullet"/>
+      <w:lvlText w:val=""/>
+      <w:lvlJc w:val="left"/>
+      <w:pPr>
+        <w:tabs>
+          <w:tab w:val="num" w:pos="6480"/>
+        </w:tabs>
+        <w:ind w:left="6480" w:hanging="360"/>
+      </w:pPr>
+      <w:rPr>
+        <w:rFonts w:ascii="Wingdings" w:hAnsi="Wingdings" w:hint="default"/>
+        <w:sz w:val="20"/>
+      </w:rPr>
+    </w:lvl>
+  </w:abstractNum>
   <w:num w:numId="1" w16cid:durableId="817500428">
-    <w:abstractNumId w:val="7"/>
+    <w:abstractNumId w:val="9"/>
   </w:num>
   <w:num w:numId="2" w16cid:durableId="188959275">
-    <w:abstractNumId w:val="2"/>
+    <w:abstractNumId w:val="3"/>
   </w:num>
   <w:num w:numId="3" w16cid:durableId="550267766">
     <w:abstractNumId w:val="0"/>
   </w:num>
   <w:num w:numId="4" w16cid:durableId="1921716003">
-    <w:abstractNumId w:val="9"/>
+    <w:abstractNumId w:val="13"/>
   </w:num>
   <w:num w:numId="5" w16cid:durableId="1549223719">
+    <w:abstractNumId w:val="14"/>
+  </w:num>
+  <w:num w:numId="6" w16cid:durableId="1705592760">
+    <w:abstractNumId w:val="15"/>
+  </w:num>
+  <w:num w:numId="7" w16cid:durableId="282737521">
+    <w:abstractNumId w:val="16"/>
+  </w:num>
+  <w:num w:numId="8" w16cid:durableId="241566754">
+    <w:abstractNumId w:val="2"/>
+  </w:num>
+  <w:num w:numId="9" w16cid:durableId="1949658636">
+    <w:abstractNumId w:val="5"/>
+  </w:num>
+  <w:num w:numId="10" w16cid:durableId="54858427">
+    <w:abstractNumId w:val="11"/>
+  </w:num>
+  <w:num w:numId="11" w16cid:durableId="498693789">
+    <w:abstractNumId w:val="6"/>
+  </w:num>
+  <w:num w:numId="12" w16cid:durableId="64257673">
+    <w:abstractNumId w:val="7"/>
+  </w:num>
+  <w:num w:numId="13" w16cid:durableId="836461605">
+    <w:abstractNumId w:val="4"/>
+  </w:num>
+  <w:num w:numId="14" w16cid:durableId="1068958318">
+    <w:abstractNumId w:val="18"/>
+  </w:num>
+  <w:num w:numId="15" w16cid:durableId="1118403965">
     <w:abstractNumId w:val="10"/>
   </w:num>
-  <w:num w:numId="6" w16cid:durableId="1705592760">
-    <w:abstractNumId w:val="11"/>
+  <w:num w:numId="16" w16cid:durableId="109083514">
+    <w:abstractNumId w:val="17"/>
   </w:num>
-  <w:num w:numId="7" w16cid:durableId="282737521">
-    <w:abstractNumId w:val="12"/>
+  <w:num w:numId="17" w16cid:durableId="28458425">
+    <w:abstractNumId w:val="8"/>
   </w:num>
-  <w:num w:numId="8" w16cid:durableId="241566754">
+  <w:num w:numId="18" w16cid:durableId="417554790">
     <w:abstractNumId w:val="1"/>
   </w:num>
-  <w:num w:numId="9" w16cid:durableId="1949658636">
-    <w:abstractNumId w:val="4"/>
-  </w:num>
-  <w:num w:numId="10" w16cid:durableId="54858427">
-    <w:abstractNumId w:val="8"/>
-  </w:num>
-  <w:num w:numId="11" w16cid:durableId="498693789">
-    <w:abstractNumId w:val="5"/>
-  </w:num>
-  <w:num w:numId="12" w16cid:durableId="64257673">
-    <w:abstractNumId w:val="6"/>
-  </w:num>
-  <w:num w:numId="13" w16cid:durableId="836461605">
-    <w:abstractNumId w:val="3"/>
+  <w:num w:numId="19" w16cid:durableId="1322393742">
+    <w:abstractNumId w:val="12"/>
   </w:num>
 </w:numbering>
 </file>
@@ -13013,7 +14240,6 @@
   <w:style w:type="character" w:default="1" w:styleId="DefaultParagraphFont">
     <w:name w:val="Default Paragraph Font"/>
     <w:uiPriority w:val="1"/>
-    <w:semiHidden/>
     <w:unhideWhenUsed/>
   </w:style>
   <w:style w:type="table" w:default="1" w:styleId="TableNormal">

--- a/LMBTech Payment System - API Documentation.docx
+++ b/LMBTech Payment System - API Documentation.docx
@@ -753,7 +753,7 @@
           <w:color w:val="000000" w:themeColor="text1"/>
         </w:rPr>
         <w:pict w14:anchorId="7DA89DED">
-          <v:rect id="_x0000_i1025" style="width:0;height:.75pt" o:hralign="center" o:hrstd="t" o:hr="t" fillcolor="#a0a0a0" stroked="f"/>
+          <v:rect id="_x0000_i1113" style="width:0;height:.75pt" o:hralign="center" o:hrstd="t" o:hr="t" fillcolor="#a0a0a0" stroked="f"/>
         </w:pict>
       </w:r>
     </w:p>
@@ -1014,7 +1014,7 @@
           <w:color w:val="000000" w:themeColor="text1"/>
         </w:rPr>
         <w:pict w14:anchorId="58513639">
-          <v:rect id="_x0000_i1026" style="width:0;height:.75pt" o:hralign="center" o:hrstd="t" o:hr="t" fillcolor="#a0a0a0" stroked="f"/>
+          <v:rect id="_x0000_i1114" style="width:0;height:.75pt" o:hralign="center" o:hrstd="t" o:hr="t" fillcolor="#a0a0a0" stroked="f"/>
         </w:pict>
       </w:r>
     </w:p>
@@ -1326,7 +1326,7 @@
           <w:color w:val="000000" w:themeColor="text1"/>
         </w:rPr>
         <w:pict w14:anchorId="3E9A1BB9">
-          <v:rect id="_x0000_i1027" style="width:0;height:.75pt" o:hralign="center" o:hrstd="t" o:hr="t" fillcolor="#a0a0a0" stroked="f"/>
+          <v:rect id="_x0000_i1115" style="width:0;height:.75pt" o:hralign="center" o:hrstd="t" o:hr="t" fillcolor="#a0a0a0" stroked="f"/>
         </w:pict>
       </w:r>
     </w:p>
@@ -1462,7 +1462,7 @@
     <w:tbl>
       <w:tblPr>
         <w:tblpPr w:leftFromText="180" w:rightFromText="180" w:vertAnchor="text" w:horzAnchor="margin" w:tblpXSpec="center" w:tblpY="430"/>
-        <w:tblW w:w="10201" w:type="dxa"/>
+        <w:tblW w:w="9067" w:type="dxa"/>
         <w:tblBorders>
           <w:top w:val="single" w:sz="4" w:space="0" w:color="auto"/>
           <w:left w:val="single" w:sz="4" w:space="0" w:color="auto"/>
@@ -1482,7 +1482,7 @@
       <w:tblGrid>
         <w:gridCol w:w="2377"/>
         <w:gridCol w:w="3572"/>
-        <w:gridCol w:w="4252"/>
+        <w:gridCol w:w="3118"/>
       </w:tblGrid>
       <w:tr>
         <w:trPr>
@@ -1518,7 +1518,7 @@
         </w:tc>
         <w:tc>
           <w:tcPr>
-            <w:tcW w:w="3559" w:type="dxa"/>
+            <w:tcW w:w="3572" w:type="dxa"/>
             <w:tcMar>
               <w:top w:w="150" w:type="dxa"/>
               <w:left w:w="240" w:type="dxa"/>
@@ -1546,7 +1546,7 @@
         </w:tc>
         <w:tc>
           <w:tcPr>
-            <w:tcW w:w="4252" w:type="dxa"/>
+            <w:tcW w:w="3118" w:type="dxa"/>
             <w:tcMar>
               <w:top w:w="150" w:type="dxa"/>
               <w:left w:w="240" w:type="dxa"/>
@@ -1604,7 +1604,7 @@
         </w:tc>
         <w:tc>
           <w:tcPr>
-            <w:tcW w:w="3559" w:type="dxa"/>
+            <w:tcW w:w="3572" w:type="dxa"/>
             <w:tcMar>
               <w:top w:w="150" w:type="dxa"/>
               <w:left w:w="240" w:type="dxa"/>
@@ -1632,7 +1632,7 @@
         </w:tc>
         <w:tc>
           <w:tcPr>
-            <w:tcW w:w="4252" w:type="dxa"/>
+            <w:tcW w:w="3118" w:type="dxa"/>
             <w:tcMar>
               <w:top w:w="150" w:type="dxa"/>
               <w:left w:w="240" w:type="dxa"/>
@@ -1690,7 +1690,7 @@
         </w:tc>
         <w:tc>
           <w:tcPr>
-            <w:tcW w:w="3559" w:type="dxa"/>
+            <w:tcW w:w="3572" w:type="dxa"/>
             <w:tcMar>
               <w:top w:w="150" w:type="dxa"/>
               <w:left w:w="240" w:type="dxa"/>
@@ -1718,7 +1718,7 @@
         </w:tc>
         <w:tc>
           <w:tcPr>
-            <w:tcW w:w="4252" w:type="dxa"/>
+            <w:tcW w:w="3118" w:type="dxa"/>
             <w:tcMar>
               <w:top w:w="150" w:type="dxa"/>
               <w:left w:w="240" w:type="dxa"/>
@@ -1778,7 +1778,7 @@
         </w:tc>
         <w:tc>
           <w:tcPr>
-            <w:tcW w:w="3559" w:type="dxa"/>
+            <w:tcW w:w="3572" w:type="dxa"/>
             <w:tcMar>
               <w:top w:w="150" w:type="dxa"/>
               <w:left w:w="240" w:type="dxa"/>
@@ -1806,7 +1806,7 @@
         </w:tc>
         <w:tc>
           <w:tcPr>
-            <w:tcW w:w="4252" w:type="dxa"/>
+            <w:tcW w:w="3118" w:type="dxa"/>
             <w:tcMar>
               <w:top w:w="150" w:type="dxa"/>
               <w:left w:w="240" w:type="dxa"/>
@@ -1865,7 +1865,7 @@
         </w:tc>
         <w:tc>
           <w:tcPr>
-            <w:tcW w:w="3559" w:type="dxa"/>
+            <w:tcW w:w="3572" w:type="dxa"/>
             <w:tcMar>
               <w:top w:w="150" w:type="dxa"/>
               <w:left w:w="240" w:type="dxa"/>
@@ -1893,7 +1893,7 @@
         </w:tc>
         <w:tc>
           <w:tcPr>
-            <w:tcW w:w="4252" w:type="dxa"/>
+            <w:tcW w:w="3118" w:type="dxa"/>
             <w:tcMar>
               <w:top w:w="150" w:type="dxa"/>
               <w:left w:w="240" w:type="dxa"/>
@@ -1953,7 +1953,7 @@
         </w:tc>
         <w:tc>
           <w:tcPr>
-            <w:tcW w:w="3559" w:type="dxa"/>
+            <w:tcW w:w="3572" w:type="dxa"/>
             <w:tcMar>
               <w:top w:w="150" w:type="dxa"/>
               <w:left w:w="240" w:type="dxa"/>
@@ -1981,7 +1981,7 @@
         </w:tc>
         <w:tc>
           <w:tcPr>
-            <w:tcW w:w="4252" w:type="dxa"/>
+            <w:tcW w:w="3118" w:type="dxa"/>
             <w:tcMar>
               <w:top w:w="150" w:type="dxa"/>
               <w:left w:w="240" w:type="dxa"/>
@@ -2043,7 +2043,7 @@
         </w:tc>
         <w:tc>
           <w:tcPr>
-            <w:tcW w:w="3559" w:type="dxa"/>
+            <w:tcW w:w="3572" w:type="dxa"/>
             <w:tcMar>
               <w:top w:w="150" w:type="dxa"/>
               <w:left w:w="240" w:type="dxa"/>
@@ -2071,7 +2071,7 @@
         </w:tc>
         <w:tc>
           <w:tcPr>
-            <w:tcW w:w="4252" w:type="dxa"/>
+            <w:tcW w:w="3118" w:type="dxa"/>
             <w:tcMar>
               <w:top w:w="150" w:type="dxa"/>
               <w:left w:w="240" w:type="dxa"/>
@@ -2131,7 +2131,7 @@
         </w:tc>
         <w:tc>
           <w:tcPr>
-            <w:tcW w:w="3559" w:type="dxa"/>
+            <w:tcW w:w="3572" w:type="dxa"/>
             <w:tcMar>
               <w:top w:w="150" w:type="dxa"/>
               <w:left w:w="240" w:type="dxa"/>
@@ -2159,7 +2159,7 @@
         </w:tc>
         <w:tc>
           <w:tcPr>
-            <w:tcW w:w="4252" w:type="dxa"/>
+            <w:tcW w:w="3118" w:type="dxa"/>
             <w:tcMar>
               <w:top w:w="150" w:type="dxa"/>
               <w:left w:w="240" w:type="dxa"/>
@@ -2220,7 +2220,7 @@
         </w:tc>
         <w:tc>
           <w:tcPr>
-            <w:tcW w:w="3559" w:type="dxa"/>
+            <w:tcW w:w="3572" w:type="dxa"/>
             <w:tcMar>
               <w:top w:w="150" w:type="dxa"/>
               <w:left w:w="240" w:type="dxa"/>
@@ -2248,7 +2248,7 @@
         </w:tc>
         <w:tc>
           <w:tcPr>
-            <w:tcW w:w="4252" w:type="dxa"/>
+            <w:tcW w:w="3118" w:type="dxa"/>
             <w:tcMar>
               <w:top w:w="150" w:type="dxa"/>
               <w:left w:w="240" w:type="dxa"/>
@@ -2538,8 +2538,8 @@
     </w:p>
     <w:tbl>
       <w:tblPr>
-        <w:tblW w:w="10908" w:type="dxa"/>
-        <w:tblInd w:w="-1132" w:type="dxa"/>
+        <w:tblW w:w="8931" w:type="dxa"/>
+        <w:tblInd w:w="-147" w:type="dxa"/>
         <w:tblBorders>
           <w:top w:val="single" w:sz="4" w:space="0" w:color="auto"/>
           <w:left w:val="single" w:sz="4" w:space="0" w:color="auto"/>
@@ -2558,8 +2558,8 @@
       </w:tblPr>
       <w:tblGrid>
         <w:gridCol w:w="2237"/>
-        <w:gridCol w:w="4689"/>
-        <w:gridCol w:w="3982"/>
+        <w:gridCol w:w="3443"/>
+        <w:gridCol w:w="3251"/>
       </w:tblGrid>
       <w:tr>
         <w:trPr>
@@ -2567,7 +2567,7 @@
         </w:trPr>
         <w:tc>
           <w:tcPr>
-            <w:tcW w:w="0" w:type="auto"/>
+            <w:tcW w:w="1252" w:type="dxa"/>
             <w:tcMar>
               <w:top w:w="150" w:type="dxa"/>
               <w:left w:w="0" w:type="dxa"/>
@@ -2595,7 +2595,7 @@
         </w:tc>
         <w:tc>
           <w:tcPr>
-            <w:tcW w:w="0" w:type="auto"/>
+            <w:tcW w:w="3993" w:type="dxa"/>
             <w:tcMar>
               <w:top w:w="150" w:type="dxa"/>
               <w:left w:w="240" w:type="dxa"/>
@@ -2623,7 +2623,7 @@
         </w:tc>
         <w:tc>
           <w:tcPr>
-            <w:tcW w:w="3982" w:type="dxa"/>
+            <w:tcW w:w="3686" w:type="dxa"/>
             <w:tcMar>
               <w:top w:w="150" w:type="dxa"/>
               <w:left w:w="240" w:type="dxa"/>
@@ -2653,7 +2653,7 @@
       <w:tr>
         <w:tc>
           <w:tcPr>
-            <w:tcW w:w="0" w:type="auto"/>
+            <w:tcW w:w="1252" w:type="dxa"/>
             <w:tcMar>
               <w:top w:w="150" w:type="dxa"/>
               <w:left w:w="0" w:type="dxa"/>
@@ -2683,7 +2683,7 @@
         </w:tc>
         <w:tc>
           <w:tcPr>
-            <w:tcW w:w="0" w:type="auto"/>
+            <w:tcW w:w="3993" w:type="dxa"/>
             <w:tcMar>
               <w:top w:w="150" w:type="dxa"/>
               <w:left w:w="240" w:type="dxa"/>
@@ -2711,7 +2711,7 @@
         </w:tc>
         <w:tc>
           <w:tcPr>
-            <w:tcW w:w="3982" w:type="dxa"/>
+            <w:tcW w:w="3686" w:type="dxa"/>
             <w:tcMar>
               <w:top w:w="150" w:type="dxa"/>
               <w:left w:w="240" w:type="dxa"/>
@@ -4180,17 +4180,15 @@
         </w:rPr>
         <w:t xml:space="preserve">Card Payment </w:t>
       </w:r>
-      <w:proofErr w:type="spellStart"/>
-      <w:r>
-        <w:rPr>
-          <w:rFonts w:ascii="Bookman Old Style" w:hAnsi="Bookman Old Style"/>
-          <w:b/>
-          <w:bCs/>
-          <w:color w:val="000000" w:themeColor="text1"/>
-        </w:rPr>
-        <w:t>Initilized</w:t>
-      </w:r>
-      <w:proofErr w:type="spellEnd"/>
+      <w:r>
+        <w:rPr>
+          <w:rFonts w:ascii="Bookman Old Style" w:hAnsi="Bookman Old Style"/>
+          <w:b/>
+          <w:bCs/>
+          <w:color w:val="000000" w:themeColor="text1"/>
+        </w:rPr>
+        <w:t>Initialized</w:t>
+      </w:r>
       <w:r>
         <w:rPr>
           <w:rFonts w:ascii="Bookman Old Style" w:hAnsi="Bookman Old Style"/>
@@ -4732,7 +4730,7 @@
           <w:color w:val="000000" w:themeColor="text1"/>
         </w:rPr>
         <w:pict w14:anchorId="39265B14">
-          <v:rect id="_x0000_i1028" style="width:0;height:.75pt" o:hralign="center" o:hrstd="t" o:hr="t" fillcolor="#a0a0a0" stroked="f"/>
+          <v:rect id="_x0000_i1116" style="width:0;height:.75pt" o:hralign="center" o:hrstd="t" o:hr="t" fillcolor="#a0a0a0" stroked="f"/>
         </w:pict>
       </w:r>
     </w:p>
@@ -5416,7 +5414,7 @@
           <w:color w:val="000000" w:themeColor="text1"/>
         </w:rPr>
         <w:pict w14:anchorId="0F80E410">
-          <v:rect id="_x0000_i1029" style="width:0;height:.75pt" o:hralign="center" o:hrstd="t" o:hr="t" fillcolor="#a0a0a0" stroked="f"/>
+          <v:rect id="_x0000_i1117" style="width:0;height:.75pt" o:hralign="center" o:hrstd="t" o:hr="t" fillcolor="#a0a0a0" stroked="f"/>
         </w:pict>
       </w:r>
     </w:p>
@@ -6230,7 +6228,7 @@
           <w:color w:val="000000" w:themeColor="text1"/>
         </w:rPr>
         <w:pict w14:anchorId="5EB9EC76">
-          <v:rect id="_x0000_i1030" style="width:0;height:.75pt" o:hralign="center" o:hrstd="t" o:hr="t" fillcolor="#a0a0a0" stroked="f"/>
+          <v:rect id="_x0000_i1118" style="width:0;height:.75pt" o:hralign="center" o:hrstd="t" o:hr="t" fillcolor="#a0a0a0" stroked="f"/>
         </w:pict>
       </w:r>
     </w:p>
@@ -6448,24 +6446,45 @@
           <w:bCs/>
           <w:color w:val="000000" w:themeColor="text1"/>
         </w:rPr>
-        <w:t>Callback Data Formats</w:t>
-      </w:r>
-    </w:p>
-    <w:p>
-      <w:pPr>
-        <w:rPr>
-          <w:rFonts w:ascii="Bookman Old Style" w:hAnsi="Bookman Old Style"/>
-          <w:color w:val="000000" w:themeColor="text1"/>
-        </w:rPr>
-      </w:pPr>
-      <w:r>
-        <w:rPr>
-          <w:rFonts w:ascii="Bookman Old Style" w:hAnsi="Bookman Old Style"/>
-          <w:b/>
-          <w:bCs/>
-          <w:color w:val="000000" w:themeColor="text1"/>
-        </w:rPr>
-        <w:t>Mobile Callback (JSON):</w:t>
+        <w:t xml:space="preserve">Callback Data </w:t>
+      </w:r>
+      <w:proofErr w:type="gramStart"/>
+      <w:r>
+        <w:rPr>
+          <w:rFonts w:ascii="Bookman Old Style" w:hAnsi="Bookman Old Style"/>
+          <w:b/>
+          <w:bCs/>
+          <w:color w:val="000000" w:themeColor="text1"/>
+        </w:rPr>
+        <w:t>Formats</w:t>
+      </w:r>
+      <w:r>
+        <w:rPr>
+          <w:rFonts w:ascii="Bookman Old Style" w:hAnsi="Bookman Old Style"/>
+          <w:b/>
+          <w:bCs/>
+          <w:color w:val="000000" w:themeColor="text1"/>
+        </w:rPr>
+        <w:t xml:space="preserve"> </w:t>
+      </w:r>
+      <w:r>
+        <w:rPr>
+          <w:rFonts w:ascii="Bookman Old Style" w:hAnsi="Bookman Old Style"/>
+          <w:b/>
+          <w:bCs/>
+          <w:color w:val="000000" w:themeColor="text1"/>
+        </w:rPr>
+        <w:t xml:space="preserve"> (</w:t>
+      </w:r>
+      <w:proofErr w:type="gramEnd"/>
+      <w:r>
+        <w:rPr>
+          <w:rFonts w:ascii="Bookman Old Style" w:hAnsi="Bookman Old Style"/>
+          <w:b/>
+          <w:bCs/>
+          <w:color w:val="000000" w:themeColor="text1"/>
+        </w:rPr>
+        <w:t>JSON):</w:t>
       </w:r>
     </w:p>
     <w:p>
@@ -6662,7 +6681,6 @@
           <w:rFonts w:ascii="Bookman Old Style" w:hAnsi="Bookman Old Style"/>
           <w:color w:val="000000" w:themeColor="text1"/>
         </w:rPr>
-        <w:lastRenderedPageBreak/>
         <w:t xml:space="preserve">    "</w:t>
       </w:r>
       <w:proofErr w:type="spellStart"/>
@@ -6703,6 +6721,7 @@
           <w:rFonts w:ascii="Bookman Old Style" w:hAnsi="Bookman Old Style"/>
           <w:color w:val="000000" w:themeColor="text1"/>
         </w:rPr>
+        <w:lastRenderedPageBreak/>
         <w:t>}</w:t>
       </w:r>
     </w:p>
@@ -6713,16 +6732,14 @@
           <w:b/>
           <w:bCs/>
           <w:color w:val="000000" w:themeColor="text1"/>
-          <w:lang w:val="en-RW"/>
-        </w:rPr>
-      </w:pPr>
-      <w:r>
-        <w:rPr>
-          <w:rFonts w:ascii="Bookman Old Style" w:hAnsi="Bookman Old Style"/>
-          <w:b/>
-          <w:bCs/>
-          <w:color w:val="000000" w:themeColor="text1"/>
-          <w:lang w:val="en-RW"/>
+        </w:rPr>
+      </w:pPr>
+      <w:r>
+        <w:rPr>
+          <w:rFonts w:ascii="Bookman Old Style" w:hAnsi="Bookman Old Style"/>
+          <w:b/>
+          <w:bCs/>
+          <w:color w:val="000000" w:themeColor="text1"/>
         </w:rPr>
         <w:t>Callback Handler Logic (Pseudo-code)</w:t>
       </w:r>
@@ -6732,14 +6749,12 @@
         <w:rPr>
           <w:rFonts w:ascii="Bookman Old Style" w:hAnsi="Bookman Old Style"/>
           <w:color w:val="000000" w:themeColor="text1"/>
-          <w:lang w:val="en-RW"/>
-        </w:rPr>
-      </w:pPr>
-      <w:r>
-        <w:rPr>
-          <w:rFonts w:ascii="Bookman Old Style" w:hAnsi="Bookman Old Style"/>
-          <w:color w:val="000000" w:themeColor="text1"/>
-          <w:lang w:val="en-RW"/>
+        </w:rPr>
+      </w:pPr>
+      <w:r>
+        <w:rPr>
+          <w:rFonts w:ascii="Bookman Old Style" w:hAnsi="Bookman Old Style"/>
+          <w:color w:val="000000" w:themeColor="text1"/>
         </w:rPr>
         <w:t xml:space="preserve">FUNCTION </w:t>
       </w:r>
@@ -6748,7 +6763,6 @@
         <w:rPr>
           <w:rFonts w:ascii="Bookman Old Style" w:hAnsi="Bookman Old Style"/>
           <w:color w:val="000000" w:themeColor="text1"/>
-          <w:lang w:val="en-RW"/>
         </w:rPr>
         <w:t>handle_callback</w:t>
       </w:r>
@@ -6757,7 +6771,6 @@
         <w:rPr>
           <w:rFonts w:ascii="Bookman Old Style" w:hAnsi="Bookman Old Style"/>
           <w:color w:val="000000" w:themeColor="text1"/>
-          <w:lang w:val="en-RW"/>
         </w:rPr>
         <w:t>(request):</w:t>
       </w:r>
@@ -6765,7 +6778,6 @@
         <w:rPr>
           <w:rFonts w:ascii="Bookman Old Style" w:hAnsi="Bookman Old Style"/>
           <w:color w:val="000000" w:themeColor="text1"/>
-          <w:lang w:val="en-RW"/>
         </w:rPr>
         <w:br/>
       </w:r>
@@ -6773,7 +6785,6 @@
         <w:rPr>
           <w:rFonts w:ascii="Bookman Old Style" w:hAnsi="Bookman Old Style"/>
           <w:color w:val="000000" w:themeColor="text1"/>
-          <w:lang w:val="en-RW"/>
         </w:rPr>
         <w:br/>
         <w:t xml:space="preserve">    // Step 1: Read callback data from request body</w:t>
@@ -6782,7 +6793,6 @@
         <w:rPr>
           <w:rFonts w:ascii="Bookman Old Style" w:hAnsi="Bookman Old Style"/>
           <w:color w:val="000000" w:themeColor="text1"/>
-          <w:lang w:val="en-RW"/>
         </w:rPr>
         <w:br/>
         <w:t xml:space="preserve">    </w:t>
@@ -6792,7 +6802,6 @@
         <w:rPr>
           <w:rFonts w:ascii="Bookman Old Style" w:hAnsi="Bookman Old Style"/>
           <w:color w:val="000000" w:themeColor="text1"/>
-          <w:lang w:val="en-RW"/>
         </w:rPr>
         <w:t>callbackData</w:t>
       </w:r>
@@ -6801,7 +6810,6 @@
         <w:rPr>
           <w:rFonts w:ascii="Bookman Old Style" w:hAnsi="Bookman Old Style"/>
           <w:color w:val="000000" w:themeColor="text1"/>
-          <w:lang w:val="en-RW"/>
         </w:rPr>
         <w:t xml:space="preserve"> = </w:t>
       </w:r>
@@ -6810,7 +6818,6 @@
         <w:rPr>
           <w:rFonts w:ascii="Bookman Old Style" w:hAnsi="Bookman Old Style"/>
           <w:color w:val="000000" w:themeColor="text1"/>
-          <w:lang w:val="en-RW"/>
         </w:rPr>
         <w:t>parse_json</w:t>
       </w:r>
@@ -6819,7 +6826,6 @@
         <w:rPr>
           <w:rFonts w:ascii="Bookman Old Style" w:hAnsi="Bookman Old Style"/>
           <w:color w:val="000000" w:themeColor="text1"/>
-          <w:lang w:val="en-RW"/>
         </w:rPr>
         <w:t>(</w:t>
       </w:r>
@@ -6828,7 +6834,6 @@
         <w:rPr>
           <w:rFonts w:ascii="Bookman Old Style" w:hAnsi="Bookman Old Style"/>
           <w:color w:val="000000" w:themeColor="text1"/>
-          <w:lang w:val="en-RW"/>
         </w:rPr>
         <w:t>request.body</w:t>
       </w:r>
@@ -6837,7 +6842,6 @@
         <w:rPr>
           <w:rFonts w:ascii="Bookman Old Style" w:hAnsi="Bookman Old Style"/>
           <w:color w:val="000000" w:themeColor="text1"/>
-          <w:lang w:val="en-RW"/>
         </w:rPr>
         <w:t>)</w:t>
       </w:r>
@@ -6845,7 +6849,6 @@
         <w:rPr>
           <w:rFonts w:ascii="Bookman Old Style" w:hAnsi="Bookman Old Style"/>
           <w:color w:val="000000" w:themeColor="text1"/>
-          <w:lang w:val="en-RW"/>
         </w:rPr>
         <w:br/>
       </w:r>
@@ -6853,7 +6856,6 @@
         <w:rPr>
           <w:rFonts w:ascii="Bookman Old Style" w:hAnsi="Bookman Old Style"/>
           <w:color w:val="000000" w:themeColor="text1"/>
-          <w:lang w:val="en-RW"/>
         </w:rPr>
         <w:br/>
       </w:r>
@@ -6861,7 +6863,6 @@
         <w:rPr>
           <w:rFonts w:ascii="Bookman Old Style" w:hAnsi="Bookman Old Style"/>
           <w:color w:val="000000" w:themeColor="text1"/>
-          <w:lang w:val="en-RW"/>
         </w:rPr>
         <w:br/>
         <w:t xml:space="preserve">    // Step 2: Validate required fields</w:t>
@@ -6870,7 +6871,6 @@
         <w:rPr>
           <w:rFonts w:ascii="Bookman Old Style" w:hAnsi="Bookman Old Style"/>
           <w:color w:val="000000" w:themeColor="text1"/>
-          <w:lang w:val="en-RW"/>
         </w:rPr>
         <w:br/>
         <w:t xml:space="preserve">    IF </w:t>
@@ -6880,7 +6880,6 @@
         <w:rPr>
           <w:rFonts w:ascii="Bookman Old Style" w:hAnsi="Bookman Old Style"/>
           <w:color w:val="000000" w:themeColor="text1"/>
-          <w:lang w:val="en-RW"/>
         </w:rPr>
         <w:t>callbackData</w:t>
       </w:r>
@@ -6889,7 +6888,6 @@
         <w:rPr>
           <w:rFonts w:ascii="Bookman Old Style" w:hAnsi="Bookman Old Style"/>
           <w:color w:val="000000" w:themeColor="text1"/>
-          <w:lang w:val="en-RW"/>
         </w:rPr>
         <w:t xml:space="preserve"> contains</w:t>
       </w:r>
@@ -6897,7 +6895,6 @@
         <w:rPr>
           <w:rFonts w:ascii="Bookman Old Style" w:hAnsi="Bookman Old Style"/>
           <w:color w:val="000000" w:themeColor="text1"/>
-          <w:lang w:val="en-RW"/>
         </w:rPr>
         <w:br/>
         <w:t xml:space="preserve">        </w:t>
@@ -6907,7 +6904,6 @@
         <w:rPr>
           <w:rFonts w:ascii="Bookman Old Style" w:hAnsi="Bookman Old Style"/>
           <w:color w:val="000000" w:themeColor="text1"/>
-          <w:lang w:val="en-RW"/>
         </w:rPr>
         <w:t>reference_id</w:t>
       </w:r>
@@ -6916,7 +6912,6 @@
         <w:rPr>
           <w:rFonts w:ascii="Bookman Old Style" w:hAnsi="Bookman Old Style"/>
           <w:color w:val="000000" w:themeColor="text1"/>
-          <w:lang w:val="en-RW"/>
         </w:rPr>
         <w:br/>
         <w:t xml:space="preserve">        </w:t>
@@ -6926,7 +6921,6 @@
         <w:rPr>
           <w:rFonts w:ascii="Bookman Old Style" w:hAnsi="Bookman Old Style"/>
           <w:color w:val="000000" w:themeColor="text1"/>
-          <w:lang w:val="en-RW"/>
         </w:rPr>
         <w:t>transaction_id</w:t>
       </w:r>
@@ -6935,7 +6929,6 @@
         <w:rPr>
           <w:rFonts w:ascii="Bookman Old Style" w:hAnsi="Bookman Old Style"/>
           <w:color w:val="000000" w:themeColor="text1"/>
-          <w:lang w:val="en-RW"/>
         </w:rPr>
         <w:br/>
         <w:t xml:space="preserve">        status</w:t>
@@ -6944,7 +6937,6 @@
         <w:rPr>
           <w:rFonts w:ascii="Bookman Old Style" w:hAnsi="Bookman Old Style"/>
           <w:color w:val="000000" w:themeColor="text1"/>
-          <w:lang w:val="en-RW"/>
         </w:rPr>
         <w:br/>
         <w:t xml:space="preserve">        action</w:t>
@@ -6953,7 +6945,6 @@
         <w:rPr>
           <w:rFonts w:ascii="Bookman Old Style" w:hAnsi="Bookman Old Style"/>
           <w:color w:val="000000" w:themeColor="text1"/>
-          <w:lang w:val="en-RW"/>
         </w:rPr>
         <w:br/>
       </w:r>
@@ -6961,7 +6952,6 @@
         <w:rPr>
           <w:rFonts w:ascii="Bookman Old Style" w:hAnsi="Bookman Old Style"/>
           <w:color w:val="000000" w:themeColor="text1"/>
-          <w:lang w:val="en-RW"/>
         </w:rPr>
         <w:br/>
         <w:t xml:space="preserve">        </w:t>
@@ -6971,7 +6961,6 @@
         <w:rPr>
           <w:rFonts w:ascii="Bookman Old Style" w:hAnsi="Bookman Old Style"/>
           <w:color w:val="000000" w:themeColor="text1"/>
-          <w:lang w:val="en-RW"/>
         </w:rPr>
         <w:t>reference_id</w:t>
       </w:r>
@@ -6980,7 +6969,6 @@
         <w:rPr>
           <w:rFonts w:ascii="Bookman Old Style" w:hAnsi="Bookman Old Style"/>
           <w:color w:val="000000" w:themeColor="text1"/>
-          <w:lang w:val="en-RW"/>
         </w:rPr>
         <w:t xml:space="preserve">   = </w:t>
       </w:r>
@@ -6989,7 +6977,6 @@
         <w:rPr>
           <w:rFonts w:ascii="Bookman Old Style" w:hAnsi="Bookman Old Style"/>
           <w:color w:val="000000" w:themeColor="text1"/>
-          <w:lang w:val="en-RW"/>
         </w:rPr>
         <w:t>callbackData</w:t>
       </w:r>
@@ -6998,7 +6985,6 @@
         <w:rPr>
           <w:rFonts w:ascii="Bookman Old Style" w:hAnsi="Bookman Old Style"/>
           <w:color w:val="000000" w:themeColor="text1"/>
-          <w:lang w:val="en-RW"/>
         </w:rPr>
         <w:t>["</w:t>
       </w:r>
@@ -7007,7 +6993,6 @@
         <w:rPr>
           <w:rFonts w:ascii="Bookman Old Style" w:hAnsi="Bookman Old Style"/>
           <w:color w:val="000000" w:themeColor="text1"/>
-          <w:lang w:val="en-RW"/>
         </w:rPr>
         <w:t>reference_id</w:t>
       </w:r>
@@ -7016,7 +7001,6 @@
         <w:rPr>
           <w:rFonts w:ascii="Bookman Old Style" w:hAnsi="Bookman Old Style"/>
           <w:color w:val="000000" w:themeColor="text1"/>
-          <w:lang w:val="en-RW"/>
         </w:rPr>
         <w:t>"]</w:t>
       </w:r>
@@ -7024,7 +7008,6 @@
         <w:rPr>
           <w:rFonts w:ascii="Bookman Old Style" w:hAnsi="Bookman Old Style"/>
           <w:color w:val="000000" w:themeColor="text1"/>
-          <w:lang w:val="en-RW"/>
         </w:rPr>
         <w:br/>
         <w:t xml:space="preserve">        </w:t>
@@ -7034,7 +7017,6 @@
         <w:rPr>
           <w:rFonts w:ascii="Bookman Old Style" w:hAnsi="Bookman Old Style"/>
           <w:color w:val="000000" w:themeColor="text1"/>
-          <w:lang w:val="en-RW"/>
         </w:rPr>
         <w:t>transaction_id</w:t>
       </w:r>
@@ -7043,7 +7025,6 @@
         <w:rPr>
           <w:rFonts w:ascii="Bookman Old Style" w:hAnsi="Bookman Old Style"/>
           <w:color w:val="000000" w:themeColor="text1"/>
-          <w:lang w:val="en-RW"/>
         </w:rPr>
         <w:t xml:space="preserve"> = </w:t>
       </w:r>
@@ -7052,7 +7033,6 @@
         <w:rPr>
           <w:rFonts w:ascii="Bookman Old Style" w:hAnsi="Bookman Old Style"/>
           <w:color w:val="000000" w:themeColor="text1"/>
-          <w:lang w:val="en-RW"/>
         </w:rPr>
         <w:t>callbackData</w:t>
       </w:r>
@@ -7061,7 +7041,6 @@
         <w:rPr>
           <w:rFonts w:ascii="Bookman Old Style" w:hAnsi="Bookman Old Style"/>
           <w:color w:val="000000" w:themeColor="text1"/>
-          <w:lang w:val="en-RW"/>
         </w:rPr>
         <w:t>["</w:t>
       </w:r>
@@ -7070,7 +7049,6 @@
         <w:rPr>
           <w:rFonts w:ascii="Bookman Old Style" w:hAnsi="Bookman Old Style"/>
           <w:color w:val="000000" w:themeColor="text1"/>
-          <w:lang w:val="en-RW"/>
         </w:rPr>
         <w:t>transaction_id</w:t>
       </w:r>
@@ -7079,7 +7057,6 @@
         <w:rPr>
           <w:rFonts w:ascii="Bookman Old Style" w:hAnsi="Bookman Old Style"/>
           <w:color w:val="000000" w:themeColor="text1"/>
-          <w:lang w:val="en-RW"/>
         </w:rPr>
         <w:t>"]</w:t>
       </w:r>
@@ -7087,7 +7064,6 @@
         <w:rPr>
           <w:rFonts w:ascii="Bookman Old Style" w:hAnsi="Bookman Old Style"/>
           <w:color w:val="000000" w:themeColor="text1"/>
-          <w:lang w:val="en-RW"/>
         </w:rPr>
         <w:br/>
         <w:t xml:space="preserve">        status         = </w:t>
@@ -7097,7 +7073,6 @@
         <w:rPr>
           <w:rFonts w:ascii="Bookman Old Style" w:hAnsi="Bookman Old Style"/>
           <w:color w:val="000000" w:themeColor="text1"/>
-          <w:lang w:val="en-RW"/>
         </w:rPr>
         <w:t>callbackData</w:t>
       </w:r>
@@ -7106,7 +7081,6 @@
         <w:rPr>
           <w:rFonts w:ascii="Bookman Old Style" w:hAnsi="Bookman Old Style"/>
           <w:color w:val="000000" w:themeColor="text1"/>
-          <w:lang w:val="en-RW"/>
         </w:rPr>
         <w:t>["status"]</w:t>
       </w:r>
@@ -7114,7 +7088,6 @@
         <w:rPr>
           <w:rFonts w:ascii="Bookman Old Style" w:hAnsi="Bookman Old Style"/>
           <w:color w:val="000000" w:themeColor="text1"/>
-          <w:lang w:val="en-RW"/>
         </w:rPr>
         <w:br/>
         <w:t xml:space="preserve">        action         = </w:t>
@@ -7124,7 +7097,6 @@
         <w:rPr>
           <w:rFonts w:ascii="Bookman Old Style" w:hAnsi="Bookman Old Style"/>
           <w:color w:val="000000" w:themeColor="text1"/>
-          <w:lang w:val="en-RW"/>
         </w:rPr>
         <w:t>callbackData</w:t>
       </w:r>
@@ -7133,7 +7105,6 @@
         <w:rPr>
           <w:rFonts w:ascii="Bookman Old Style" w:hAnsi="Bookman Old Style"/>
           <w:color w:val="000000" w:themeColor="text1"/>
-          <w:lang w:val="en-RW"/>
         </w:rPr>
         <w:t>["action"]</w:t>
       </w:r>
@@ -7141,7 +7112,6 @@
         <w:rPr>
           <w:rFonts w:ascii="Bookman Old Style" w:hAnsi="Bookman Old Style"/>
           <w:color w:val="000000" w:themeColor="text1"/>
-          <w:lang w:val="en-RW"/>
         </w:rPr>
         <w:br/>
       </w:r>
@@ -7149,7 +7119,6 @@
         <w:rPr>
           <w:rFonts w:ascii="Bookman Old Style" w:hAnsi="Bookman Old Style"/>
           <w:color w:val="000000" w:themeColor="text1"/>
-          <w:lang w:val="en-RW"/>
         </w:rPr>
         <w:br/>
         <w:t xml:space="preserve">    ELSE</w:t>
@@ -7158,7 +7127,6 @@
         <w:rPr>
           <w:rFonts w:ascii="Bookman Old Style" w:hAnsi="Bookman Old Style"/>
           <w:color w:val="000000" w:themeColor="text1"/>
-          <w:lang w:val="en-RW"/>
         </w:rPr>
         <w:br/>
         <w:t xml:space="preserve">        RETURN </w:t>
@@ -7168,7 +7136,6 @@
         <w:rPr>
           <w:rFonts w:ascii="Bookman Old Style" w:hAnsi="Bookman Old Style"/>
           <w:color w:val="000000" w:themeColor="text1"/>
-          <w:lang w:val="en-RW"/>
         </w:rPr>
         <w:t>error_response</w:t>
       </w:r>
@@ -7177,7 +7144,6 @@
         <w:rPr>
           <w:rFonts w:ascii="Bookman Old Style" w:hAnsi="Bookman Old Style"/>
           <w:color w:val="000000" w:themeColor="text1"/>
-          <w:lang w:val="en-RW"/>
         </w:rPr>
         <w:t>("Invalid callback data")</w:t>
       </w:r>
@@ -7185,7 +7151,6 @@
         <w:rPr>
           <w:rFonts w:ascii="Bookman Old Style" w:hAnsi="Bookman Old Style"/>
           <w:color w:val="000000" w:themeColor="text1"/>
-          <w:lang w:val="en-RW"/>
         </w:rPr>
         <w:br/>
       </w:r>
@@ -7193,7 +7158,6 @@
         <w:rPr>
           <w:rFonts w:ascii="Bookman Old Style" w:hAnsi="Bookman Old Style"/>
           <w:color w:val="000000" w:themeColor="text1"/>
-          <w:lang w:val="en-RW"/>
         </w:rPr>
         <w:br/>
       </w:r>
@@ -7201,7 +7165,6 @@
         <w:rPr>
           <w:rFonts w:ascii="Bookman Old Style" w:hAnsi="Bookman Old Style"/>
           <w:color w:val="000000" w:themeColor="text1"/>
-          <w:lang w:val="en-RW"/>
         </w:rPr>
         <w:br/>
         <w:t xml:space="preserve">    // Step 3: Process the payment callback</w:t>
@@ -7210,7 +7173,6 @@
         <w:rPr>
           <w:rFonts w:ascii="Bookman Old Style" w:hAnsi="Bookman Old Style"/>
           <w:color w:val="000000" w:themeColor="text1"/>
-          <w:lang w:val="en-RW"/>
         </w:rPr>
         <w:br/>
         <w:t xml:space="preserve">    response = </w:t>
@@ -7220,7 +7182,6 @@
         <w:rPr>
           <w:rFonts w:ascii="Bookman Old Style" w:hAnsi="Bookman Old Style"/>
           <w:color w:val="000000" w:themeColor="text1"/>
-          <w:lang w:val="en-RW"/>
         </w:rPr>
         <w:t>paymentSystem.receiveCallback</w:t>
       </w:r>
@@ -7229,7 +7190,6 @@
         <w:rPr>
           <w:rFonts w:ascii="Bookman Old Style" w:hAnsi="Bookman Old Style"/>
           <w:color w:val="000000" w:themeColor="text1"/>
-          <w:lang w:val="en-RW"/>
         </w:rPr>
         <w:t>(</w:t>
       </w:r>
@@ -7238,7 +7198,6 @@
         <w:rPr>
           <w:rFonts w:ascii="Bookman Old Style" w:hAnsi="Bookman Old Style"/>
           <w:color w:val="000000" w:themeColor="text1"/>
-          <w:lang w:val="en-RW"/>
         </w:rPr>
         <w:t>callbackData</w:t>
       </w:r>
@@ -7247,7 +7206,6 @@
         <w:rPr>
           <w:rFonts w:ascii="Bookman Old Style" w:hAnsi="Bookman Old Style"/>
           <w:color w:val="000000" w:themeColor="text1"/>
-          <w:lang w:val="en-RW"/>
         </w:rPr>
         <w:t>)</w:t>
       </w:r>
@@ -7255,7 +7213,6 @@
         <w:rPr>
           <w:rFonts w:ascii="Bookman Old Style" w:hAnsi="Bookman Old Style"/>
           <w:color w:val="000000" w:themeColor="text1"/>
-          <w:lang w:val="en-RW"/>
         </w:rPr>
         <w:br/>
       </w:r>
@@ -7263,7 +7220,6 @@
         <w:rPr>
           <w:rFonts w:ascii="Bookman Old Style" w:hAnsi="Bookman Old Style"/>
           <w:color w:val="000000" w:themeColor="text1"/>
-          <w:lang w:val="en-RW"/>
         </w:rPr>
         <w:br/>
       </w:r>
@@ -7271,7 +7227,6 @@
         <w:rPr>
           <w:rFonts w:ascii="Bookman Old Style" w:hAnsi="Bookman Old Style"/>
           <w:color w:val="000000" w:themeColor="text1"/>
-          <w:lang w:val="en-RW"/>
         </w:rPr>
         <w:br/>
         <w:t xml:space="preserve">    // Step 4: Log callback for debugging</w:t>
@@ -7280,7 +7235,6 @@
         <w:rPr>
           <w:rFonts w:ascii="Bookman Old Style" w:hAnsi="Bookman Old Style"/>
           <w:color w:val="000000" w:themeColor="text1"/>
-          <w:lang w:val="en-RW"/>
         </w:rPr>
         <w:br/>
         <w:t xml:space="preserve">    </w:t>
@@ -7290,7 +7244,6 @@
         <w:rPr>
           <w:rFonts w:ascii="Bookman Old Style" w:hAnsi="Bookman Old Style"/>
           <w:color w:val="000000" w:themeColor="text1"/>
-          <w:lang w:val="en-RW"/>
         </w:rPr>
         <w:t>write_to_log</w:t>
       </w:r>
@@ -7299,7 +7252,6 @@
         <w:rPr>
           <w:rFonts w:ascii="Bookman Old Style" w:hAnsi="Bookman Old Style"/>
           <w:color w:val="000000" w:themeColor="text1"/>
-          <w:lang w:val="en-RW"/>
         </w:rPr>
         <w:t>(</w:t>
       </w:r>
@@ -7307,7 +7259,6 @@
         <w:rPr>
           <w:rFonts w:ascii="Bookman Old Style" w:hAnsi="Bookman Old Style"/>
           <w:color w:val="000000" w:themeColor="text1"/>
-          <w:lang w:val="en-RW"/>
         </w:rPr>
         <w:br/>
         <w:t xml:space="preserve">        "Callback processed: " + </w:t>
@@ -7317,7 +7268,6 @@
         <w:rPr>
           <w:rFonts w:ascii="Bookman Old Style" w:hAnsi="Bookman Old Style"/>
           <w:color w:val="000000" w:themeColor="text1"/>
-          <w:lang w:val="en-RW"/>
         </w:rPr>
         <w:t>reference_id</w:t>
       </w:r>
@@ -7326,7 +7276,6 @@
         <w:rPr>
           <w:rFonts w:ascii="Bookman Old Style" w:hAnsi="Bookman Old Style"/>
           <w:color w:val="000000" w:themeColor="text1"/>
-          <w:lang w:val="en-RW"/>
         </w:rPr>
         <w:t xml:space="preserve"> +</w:t>
       </w:r>
@@ -7334,7 +7283,6 @@
         <w:rPr>
           <w:rFonts w:ascii="Bookman Old Style" w:hAnsi="Bookman Old Style"/>
           <w:color w:val="000000" w:themeColor="text1"/>
-          <w:lang w:val="en-RW"/>
         </w:rPr>
         <w:br/>
         <w:t xml:space="preserve">        ", Status: " + status</w:t>
@@ -7343,7 +7291,6 @@
         <w:rPr>
           <w:rFonts w:ascii="Bookman Old Style" w:hAnsi="Bookman Old Style"/>
           <w:color w:val="000000" w:themeColor="text1"/>
-          <w:lang w:val="en-RW"/>
         </w:rPr>
         <w:br/>
         <w:t xml:space="preserve">    )</w:t>
@@ -7352,7 +7299,6 @@
         <w:rPr>
           <w:rFonts w:ascii="Bookman Old Style" w:hAnsi="Bookman Old Style"/>
           <w:color w:val="000000" w:themeColor="text1"/>
-          <w:lang w:val="en-RW"/>
         </w:rPr>
         <w:br/>
       </w:r>
@@ -7360,7 +7306,6 @@
         <w:rPr>
           <w:rFonts w:ascii="Bookman Old Style" w:hAnsi="Bookman Old Style"/>
           <w:color w:val="000000" w:themeColor="text1"/>
-          <w:lang w:val="en-RW"/>
         </w:rPr>
         <w:br/>
       </w:r>
@@ -7368,7 +7313,6 @@
         <w:rPr>
           <w:rFonts w:ascii="Bookman Old Style" w:hAnsi="Bookman Old Style"/>
           <w:color w:val="000000" w:themeColor="text1"/>
-          <w:lang w:val="en-RW"/>
         </w:rPr>
         <w:br/>
         <w:t xml:space="preserve">    // Step 5: Return success acknowledgment</w:t>
@@ -7377,7 +7321,6 @@
         <w:rPr>
           <w:rFonts w:ascii="Bookman Old Style" w:hAnsi="Bookman Old Style"/>
           <w:color w:val="000000" w:themeColor="text1"/>
-          <w:lang w:val="en-RW"/>
         </w:rPr>
         <w:br/>
         <w:t xml:space="preserve">    RETURN </w:t>
@@ -7387,7 +7330,6 @@
         <w:rPr>
           <w:rFonts w:ascii="Bookman Old Style" w:hAnsi="Bookman Old Style"/>
           <w:color w:val="000000" w:themeColor="text1"/>
-          <w:lang w:val="en-RW"/>
         </w:rPr>
         <w:t>success_response</w:t>
       </w:r>
@@ -7396,7 +7338,6 @@
         <w:rPr>
           <w:rFonts w:ascii="Bookman Old Style" w:hAnsi="Bookman Old Style"/>
           <w:color w:val="000000" w:themeColor="text1"/>
-          <w:lang w:val="en-RW"/>
         </w:rPr>
         <w:t>(</w:t>
       </w:r>
@@ -7404,7 +7345,6 @@
         <w:rPr>
           <w:rFonts w:ascii="Bookman Old Style" w:hAnsi="Bookman Old Style"/>
           <w:color w:val="000000" w:themeColor="text1"/>
-          <w:lang w:val="en-RW"/>
         </w:rPr>
         <w:br/>
         <w:t xml:space="preserve">        {</w:t>
@@ -7413,7 +7353,6 @@
         <w:rPr>
           <w:rFonts w:ascii="Bookman Old Style" w:hAnsi="Bookman Old Style"/>
           <w:color w:val="000000" w:themeColor="text1"/>
-          <w:lang w:val="en-RW"/>
         </w:rPr>
         <w:br/>
         <w:t xml:space="preserve">            "status": true,</w:t>
@@ -7422,7 +7361,6 @@
         <w:rPr>
           <w:rFonts w:ascii="Bookman Old Style" w:hAnsi="Bookman Old Style"/>
           <w:color w:val="000000" w:themeColor="text1"/>
-          <w:lang w:val="en-RW"/>
         </w:rPr>
         <w:br/>
         <w:t xml:space="preserve">            "message": "Callback received and processed",</w:t>
@@ -7431,26 +7369,23 @@
         <w:rPr>
           <w:rFonts w:ascii="Bookman Old Style" w:hAnsi="Bookman Old Style"/>
           <w:color w:val="000000" w:themeColor="text1"/>
-          <w:lang w:val="en-RW"/>
         </w:rPr>
         <w:br/>
-      </w:r>
-      <w:r>
-        <w:rPr>
-          <w:rFonts w:ascii="Bookman Old Style" w:hAnsi="Bookman Old Style"/>
-          <w:color w:val="000000" w:themeColor="text1"/>
-          <w:lang w:val="en-RW"/>
+        <w:t xml:space="preserve">            "data": response,</w:t>
+      </w:r>
+      <w:r>
+        <w:rPr>
+          <w:rFonts w:ascii="Bookman Old Style" w:hAnsi="Bookman Old Style"/>
+          <w:color w:val="000000" w:themeColor="text1"/>
+        </w:rPr>
+        <w:br/>
+      </w:r>
+      <w:r>
+        <w:rPr>
+          <w:rFonts w:ascii="Bookman Old Style" w:hAnsi="Bookman Old Style"/>
+          <w:color w:val="000000" w:themeColor="text1"/>
         </w:rPr>
         <w:lastRenderedPageBreak/>
-        <w:t xml:space="preserve">            "data": response,</w:t>
-      </w:r>
-      <w:r>
-        <w:rPr>
-          <w:rFonts w:ascii="Bookman Old Style" w:hAnsi="Bookman Old Style"/>
-          <w:color w:val="000000" w:themeColor="text1"/>
-          <w:lang w:val="en-RW"/>
-        </w:rPr>
-        <w:br/>
         <w:t xml:space="preserve">            "</w:t>
       </w:r>
       <w:proofErr w:type="spellStart"/>
@@ -7458,7 +7393,6 @@
         <w:rPr>
           <w:rFonts w:ascii="Bookman Old Style" w:hAnsi="Bookman Old Style"/>
           <w:color w:val="000000" w:themeColor="text1"/>
-          <w:lang w:val="en-RW"/>
         </w:rPr>
         <w:t>site_url</w:t>
       </w:r>
@@ -7467,7 +7401,6 @@
         <w:rPr>
           <w:rFonts w:ascii="Bookman Old Style" w:hAnsi="Bookman Old Style"/>
           <w:color w:val="000000" w:themeColor="text1"/>
-          <w:lang w:val="en-RW"/>
         </w:rPr>
         <w:t>": "www.site.com"</w:t>
       </w:r>
@@ -7475,7 +7408,6 @@
         <w:rPr>
           <w:rFonts w:ascii="Bookman Old Style" w:hAnsi="Bookman Old Style"/>
           <w:color w:val="000000" w:themeColor="text1"/>
-          <w:lang w:val="en-RW"/>
         </w:rPr>
         <w:br/>
         <w:t xml:space="preserve">        }</w:t>
@@ -7484,7 +7416,6 @@
         <w:rPr>
           <w:rFonts w:ascii="Bookman Old Style" w:hAnsi="Bookman Old Style"/>
           <w:color w:val="000000" w:themeColor="text1"/>
-          <w:lang w:val="en-RW"/>
         </w:rPr>
         <w:br/>
         <w:t xml:space="preserve">    )</w:t>
@@ -7495,17 +7426,15 @@
         <w:rPr>
           <w:rFonts w:ascii="Bookman Old Style" w:hAnsi="Bookman Old Style"/>
           <w:color w:val="000000" w:themeColor="text1"/>
-          <w:lang w:val="en-RW"/>
-        </w:rPr>
-      </w:pPr>
-      <w:r>
-        <w:rPr>
-          <w:rFonts w:ascii="Bookman Old Style" w:hAnsi="Bookman Old Style"/>
-          <w:color w:val="000000" w:themeColor="text1"/>
-          <w:lang w:val="en-RW"/>
+        </w:rPr>
+      </w:pPr>
+      <w:r>
+        <w:rPr>
+          <w:rFonts w:ascii="Bookman Old Style" w:hAnsi="Bookman Old Style"/>
+          <w:color w:val="000000" w:themeColor="text1"/>
         </w:rPr>
         <w:pict w14:anchorId="3439F734">
-          <v:rect id="_x0000_i1065" style="width:0;height:1.5pt" o:hralign="center" o:hrstd="t" o:hr="t" fillcolor="#a0a0a0" stroked="f"/>
+          <v:rect id="_x0000_i1119" style="width:0;height:1.5pt" o:hralign="center" o:hrstd="t" o:hr="t" fillcolor="#a0a0a0" stroked="f"/>
         </w:pict>
       </w:r>
     </w:p>
@@ -7516,16 +7445,14 @@
           <w:b/>
           <w:bCs/>
           <w:color w:val="000000" w:themeColor="text1"/>
-          <w:lang w:val="en-RW"/>
-        </w:rPr>
-      </w:pPr>
-      <w:r>
-        <w:rPr>
-          <w:rFonts w:ascii="Bookman Old Style" w:hAnsi="Bookman Old Style"/>
-          <w:b/>
-          <w:bCs/>
-          <w:color w:val="000000" w:themeColor="text1"/>
-          <w:lang w:val="en-RW"/>
+        </w:rPr>
+      </w:pPr>
+      <w:r>
+        <w:rPr>
+          <w:rFonts w:ascii="Bookman Old Style" w:hAnsi="Bookman Old Style"/>
+          <w:b/>
+          <w:bCs/>
+          <w:color w:val="000000" w:themeColor="text1"/>
         </w:rPr>
         <w:t>How the Callback Works</w:t>
       </w:r>
@@ -7537,16 +7464,14 @@
           <w:b/>
           <w:bCs/>
           <w:color w:val="000000" w:themeColor="text1"/>
-          <w:lang w:val="en-RW"/>
-        </w:rPr>
-      </w:pPr>
-      <w:r>
-        <w:rPr>
-          <w:rFonts w:ascii="Bookman Old Style" w:hAnsi="Bookman Old Style"/>
-          <w:b/>
-          <w:bCs/>
-          <w:color w:val="000000" w:themeColor="text1"/>
-          <w:lang w:val="en-RW"/>
+        </w:rPr>
+      </w:pPr>
+      <w:r>
+        <w:rPr>
+          <w:rFonts w:ascii="Bookman Old Style" w:hAnsi="Bookman Old Style"/>
+          <w:b/>
+          <w:bCs/>
+          <w:color w:val="000000" w:themeColor="text1"/>
         </w:rPr>
         <w:t>1️</w:t>
       </w:r>
@@ -7556,7 +7481,6 @@
           <w:b/>
           <w:bCs/>
           <w:color w:val="000000" w:themeColor="text1"/>
-          <w:lang w:val="en-RW"/>
         </w:rPr>
         <w:t>⃣</w:t>
       </w:r>
@@ -7566,7 +7490,6 @@
           <w:b/>
           <w:bCs/>
           <w:color w:val="000000" w:themeColor="text1"/>
-          <w:lang w:val="en-RW"/>
         </w:rPr>
         <w:t xml:space="preserve"> Receives payment notification</w:t>
       </w:r>
@@ -7576,14 +7499,12 @@
         <w:rPr>
           <w:rFonts w:ascii="Bookman Old Style" w:hAnsi="Bookman Old Style"/>
           <w:color w:val="000000" w:themeColor="text1"/>
-          <w:lang w:val="en-RW"/>
-        </w:rPr>
-      </w:pPr>
-      <w:r>
-        <w:rPr>
-          <w:rFonts w:ascii="Bookman Old Style" w:hAnsi="Bookman Old Style"/>
-          <w:color w:val="000000" w:themeColor="text1"/>
-          <w:lang w:val="en-RW"/>
+        </w:rPr>
+      </w:pPr>
+      <w:r>
+        <w:rPr>
+          <w:rFonts w:ascii="Bookman Old Style" w:hAnsi="Bookman Old Style"/>
+          <w:color w:val="000000" w:themeColor="text1"/>
         </w:rPr>
         <w:t xml:space="preserve">Your server receives a </w:t>
       </w:r>
@@ -7593,7 +7514,6 @@
           <w:b/>
           <w:bCs/>
           <w:color w:val="000000" w:themeColor="text1"/>
-          <w:lang w:val="en-RW"/>
         </w:rPr>
         <w:t>callback request</w:t>
       </w:r>
@@ -7601,7 +7521,6 @@
         <w:rPr>
           <w:rFonts w:ascii="Bookman Old Style" w:hAnsi="Bookman Old Style"/>
           <w:color w:val="000000" w:themeColor="text1"/>
-          <w:lang w:val="en-RW"/>
         </w:rPr>
         <w:t xml:space="preserve"> from the payment gateway when a payment is completed or updated.</w:t>
       </w:r>
@@ -7613,16 +7532,14 @@
           <w:b/>
           <w:bCs/>
           <w:color w:val="000000" w:themeColor="text1"/>
-          <w:lang w:val="en-RW"/>
-        </w:rPr>
-      </w:pPr>
-      <w:r>
-        <w:rPr>
-          <w:rFonts w:ascii="Bookman Old Style" w:hAnsi="Bookman Old Style"/>
-          <w:b/>
-          <w:bCs/>
-          <w:color w:val="000000" w:themeColor="text1"/>
-          <w:lang w:val="en-RW"/>
+        </w:rPr>
+      </w:pPr>
+      <w:r>
+        <w:rPr>
+          <w:rFonts w:ascii="Bookman Old Style" w:hAnsi="Bookman Old Style"/>
+          <w:b/>
+          <w:bCs/>
+          <w:color w:val="000000" w:themeColor="text1"/>
         </w:rPr>
         <w:t>2️</w:t>
       </w:r>
@@ -7632,7 +7549,6 @@
           <w:b/>
           <w:bCs/>
           <w:color w:val="000000" w:themeColor="text1"/>
-          <w:lang w:val="en-RW"/>
         </w:rPr>
         <w:t>⃣</w:t>
       </w:r>
@@ -7642,7 +7558,6 @@
           <w:b/>
           <w:bCs/>
           <w:color w:val="000000" w:themeColor="text1"/>
-          <w:lang w:val="en-RW"/>
         </w:rPr>
         <w:t xml:space="preserve"> Reads JSON data</w:t>
       </w:r>
@@ -7652,14 +7567,12 @@
         <w:rPr>
           <w:rFonts w:ascii="Bookman Old Style" w:hAnsi="Bookman Old Style"/>
           <w:color w:val="000000" w:themeColor="text1"/>
-          <w:lang w:val="en-RW"/>
-        </w:rPr>
-      </w:pPr>
-      <w:r>
-        <w:rPr>
-          <w:rFonts w:ascii="Bookman Old Style" w:hAnsi="Bookman Old Style"/>
-          <w:color w:val="000000" w:themeColor="text1"/>
-          <w:lang w:val="en-RW"/>
+        </w:rPr>
+      </w:pPr>
+      <w:r>
+        <w:rPr>
+          <w:rFonts w:ascii="Bookman Old Style" w:hAnsi="Bookman Old Style"/>
+          <w:color w:val="000000" w:themeColor="text1"/>
         </w:rPr>
         <w:t xml:space="preserve">The server reads the </w:t>
       </w:r>
@@ -7669,7 +7582,6 @@
           <w:b/>
           <w:bCs/>
           <w:color w:val="000000" w:themeColor="text1"/>
-          <w:lang w:val="en-RW"/>
         </w:rPr>
         <w:t>JSON body</w:t>
       </w:r>
@@ -7677,7 +7589,6 @@
         <w:rPr>
           <w:rFonts w:ascii="Bookman Old Style" w:hAnsi="Bookman Old Style"/>
           <w:color w:val="000000" w:themeColor="text1"/>
-          <w:lang w:val="en-RW"/>
         </w:rPr>
         <w:t xml:space="preserve"> sent by the gateway.</w:t>
       </w:r>
@@ -7689,16 +7600,14 @@
           <w:b/>
           <w:bCs/>
           <w:color w:val="000000" w:themeColor="text1"/>
-          <w:lang w:val="en-RW"/>
-        </w:rPr>
-      </w:pPr>
-      <w:r>
-        <w:rPr>
-          <w:rFonts w:ascii="Bookman Old Style" w:hAnsi="Bookman Old Style"/>
-          <w:b/>
-          <w:bCs/>
-          <w:color w:val="000000" w:themeColor="text1"/>
-          <w:lang w:val="en-RW"/>
+        </w:rPr>
+      </w:pPr>
+      <w:r>
+        <w:rPr>
+          <w:rFonts w:ascii="Bookman Old Style" w:hAnsi="Bookman Old Style"/>
+          <w:b/>
+          <w:bCs/>
+          <w:color w:val="000000" w:themeColor="text1"/>
         </w:rPr>
         <w:t>3️</w:t>
       </w:r>
@@ -7708,7 +7617,6 @@
           <w:b/>
           <w:bCs/>
           <w:color w:val="000000" w:themeColor="text1"/>
-          <w:lang w:val="en-RW"/>
         </w:rPr>
         <w:t>⃣</w:t>
       </w:r>
@@ -7718,7 +7626,6 @@
           <w:b/>
           <w:bCs/>
           <w:color w:val="000000" w:themeColor="text1"/>
-          <w:lang w:val="en-RW"/>
         </w:rPr>
         <w:t xml:space="preserve"> Checks required fields</w:t>
       </w:r>
@@ -7728,14 +7635,12 @@
         <w:rPr>
           <w:rFonts w:ascii="Bookman Old Style" w:hAnsi="Bookman Old Style"/>
           <w:color w:val="000000" w:themeColor="text1"/>
-          <w:lang w:val="en-RW"/>
-        </w:rPr>
-      </w:pPr>
-      <w:r>
-        <w:rPr>
-          <w:rFonts w:ascii="Bookman Old Style" w:hAnsi="Bookman Old Style"/>
-          <w:color w:val="000000" w:themeColor="text1"/>
-          <w:lang w:val="en-RW"/>
+        </w:rPr>
+      </w:pPr>
+      <w:r>
+        <w:rPr>
+          <w:rFonts w:ascii="Bookman Old Style" w:hAnsi="Bookman Old Style"/>
+          <w:color w:val="000000" w:themeColor="text1"/>
         </w:rPr>
         <w:t>The system verifies that the following fields exist:</w:t>
       </w:r>
@@ -7749,7 +7654,6 @@
         <w:rPr>
           <w:rFonts w:ascii="Bookman Old Style" w:hAnsi="Bookman Old Style"/>
           <w:color w:val="000000" w:themeColor="text1"/>
-          <w:lang w:val="en-RW"/>
         </w:rPr>
       </w:pPr>
       <w:proofErr w:type="spellStart"/>
@@ -7759,7 +7663,6 @@
           <w:b/>
           <w:bCs/>
           <w:color w:val="000000" w:themeColor="text1"/>
-          <w:lang w:val="en-RW"/>
         </w:rPr>
         <w:t>reference_id</w:t>
       </w:r>
@@ -7768,7 +7671,6 @@
         <w:rPr>
           <w:rFonts w:ascii="Bookman Old Style" w:hAnsi="Bookman Old Style"/>
           <w:color w:val="000000" w:themeColor="text1"/>
-          <w:lang w:val="en-RW"/>
         </w:rPr>
         <w:t xml:space="preserve"> → Your internal order ID</w:t>
       </w:r>
@@ -7782,7 +7684,6 @@
         <w:rPr>
           <w:rFonts w:ascii="Bookman Old Style" w:hAnsi="Bookman Old Style"/>
           <w:color w:val="000000" w:themeColor="text1"/>
-          <w:lang w:val="en-RW"/>
         </w:rPr>
       </w:pPr>
       <w:proofErr w:type="spellStart"/>
@@ -7792,7 +7693,6 @@
           <w:b/>
           <w:bCs/>
           <w:color w:val="000000" w:themeColor="text1"/>
-          <w:lang w:val="en-RW"/>
         </w:rPr>
         <w:t>transaction_id</w:t>
       </w:r>
@@ -7801,7 +7701,6 @@
         <w:rPr>
           <w:rFonts w:ascii="Bookman Old Style" w:hAnsi="Bookman Old Style"/>
           <w:color w:val="000000" w:themeColor="text1"/>
-          <w:lang w:val="en-RW"/>
         </w:rPr>
         <w:t xml:space="preserve"> → Payment gateway transaction ID</w:t>
       </w:r>
@@ -7815,16 +7714,14 @@
         <w:rPr>
           <w:rFonts w:ascii="Bookman Old Style" w:hAnsi="Bookman Old Style"/>
           <w:color w:val="000000" w:themeColor="text1"/>
-          <w:lang w:val="en-RW"/>
-        </w:rPr>
-      </w:pPr>
-      <w:r>
-        <w:rPr>
-          <w:rFonts w:ascii="Bookman Old Style" w:hAnsi="Bookman Old Style"/>
-          <w:b/>
-          <w:bCs/>
-          <w:color w:val="000000" w:themeColor="text1"/>
-          <w:lang w:val="en-RW"/>
+        </w:rPr>
+      </w:pPr>
+      <w:r>
+        <w:rPr>
+          <w:rFonts w:ascii="Bookman Old Style" w:hAnsi="Bookman Old Style"/>
+          <w:b/>
+          <w:bCs/>
+          <w:color w:val="000000" w:themeColor="text1"/>
         </w:rPr>
         <w:t>status</w:t>
       </w:r>
@@ -7832,7 +7729,6 @@
         <w:rPr>
           <w:rFonts w:ascii="Bookman Old Style" w:hAnsi="Bookman Old Style"/>
           <w:color w:val="000000" w:themeColor="text1"/>
-          <w:lang w:val="en-RW"/>
         </w:rPr>
         <w:t xml:space="preserve"> → Payment result (success, failed, etc.)</w:t>
       </w:r>
@@ -7846,16 +7742,14 @@
         <w:rPr>
           <w:rFonts w:ascii="Bookman Old Style" w:hAnsi="Bookman Old Style"/>
           <w:color w:val="000000" w:themeColor="text1"/>
-          <w:lang w:val="en-RW"/>
-        </w:rPr>
-      </w:pPr>
-      <w:r>
-        <w:rPr>
-          <w:rFonts w:ascii="Bookman Old Style" w:hAnsi="Bookman Old Style"/>
-          <w:b/>
-          <w:bCs/>
-          <w:color w:val="000000" w:themeColor="text1"/>
-          <w:lang w:val="en-RW"/>
+        </w:rPr>
+      </w:pPr>
+      <w:r>
+        <w:rPr>
+          <w:rFonts w:ascii="Bookman Old Style" w:hAnsi="Bookman Old Style"/>
+          <w:b/>
+          <w:bCs/>
+          <w:color w:val="000000" w:themeColor="text1"/>
         </w:rPr>
         <w:t>action</w:t>
       </w:r>
@@ -7863,7 +7757,6 @@
         <w:rPr>
           <w:rFonts w:ascii="Bookman Old Style" w:hAnsi="Bookman Old Style"/>
           <w:color w:val="000000" w:themeColor="text1"/>
-          <w:lang w:val="en-RW"/>
         </w:rPr>
         <w:t xml:space="preserve"> → Type of callback action</w:t>
       </w:r>
@@ -7875,16 +7768,14 @@
           <w:b/>
           <w:bCs/>
           <w:color w:val="000000" w:themeColor="text1"/>
-          <w:lang w:val="en-RW"/>
-        </w:rPr>
-      </w:pPr>
-      <w:r>
-        <w:rPr>
-          <w:rFonts w:ascii="Bookman Old Style" w:hAnsi="Bookman Old Style"/>
-          <w:b/>
-          <w:bCs/>
-          <w:color w:val="000000" w:themeColor="text1"/>
-          <w:lang w:val="en-RW"/>
+        </w:rPr>
+      </w:pPr>
+      <w:r>
+        <w:rPr>
+          <w:rFonts w:ascii="Bookman Old Style" w:hAnsi="Bookman Old Style"/>
+          <w:b/>
+          <w:bCs/>
+          <w:color w:val="000000" w:themeColor="text1"/>
         </w:rPr>
         <w:t>4️</w:t>
       </w:r>
@@ -7894,7 +7785,6 @@
           <w:b/>
           <w:bCs/>
           <w:color w:val="000000" w:themeColor="text1"/>
-          <w:lang w:val="en-RW"/>
         </w:rPr>
         <w:t>⃣</w:t>
       </w:r>
@@ -7904,7 +7794,6 @@
           <w:b/>
           <w:bCs/>
           <w:color w:val="000000" w:themeColor="text1"/>
-          <w:lang w:val="en-RW"/>
         </w:rPr>
         <w:t xml:space="preserve"> Processes the payment</w:t>
       </w:r>
@@ -7914,14 +7803,12 @@
         <w:rPr>
           <w:rFonts w:ascii="Bookman Old Style" w:hAnsi="Bookman Old Style"/>
           <w:color w:val="000000" w:themeColor="text1"/>
-          <w:lang w:val="en-RW"/>
-        </w:rPr>
-      </w:pPr>
-      <w:r>
-        <w:rPr>
-          <w:rFonts w:ascii="Bookman Old Style" w:hAnsi="Bookman Old Style"/>
-          <w:color w:val="000000" w:themeColor="text1"/>
-          <w:lang w:val="en-RW"/>
+        </w:rPr>
+      </w:pPr>
+      <w:r>
+        <w:rPr>
+          <w:rFonts w:ascii="Bookman Old Style" w:hAnsi="Bookman Old Style"/>
+          <w:color w:val="000000" w:themeColor="text1"/>
         </w:rPr>
         <w:t>The system processes the callback by calling:</w:t>
       </w:r>
@@ -7931,7 +7818,6 @@
         <w:rPr>
           <w:rFonts w:ascii="Bookman Old Style" w:hAnsi="Bookman Old Style"/>
           <w:color w:val="000000" w:themeColor="text1"/>
-          <w:lang w:val="en-RW"/>
         </w:rPr>
       </w:pPr>
       <w:proofErr w:type="spellStart"/>
@@ -7939,7 +7825,6 @@
         <w:rPr>
           <w:rFonts w:ascii="Bookman Old Style" w:hAnsi="Bookman Old Style"/>
           <w:color w:val="000000" w:themeColor="text1"/>
-          <w:lang w:val="en-RW"/>
         </w:rPr>
         <w:t>paymentSystem.receiveCallback</w:t>
       </w:r>
@@ -7948,7 +7833,6 @@
         <w:rPr>
           <w:rFonts w:ascii="Bookman Old Style" w:hAnsi="Bookman Old Style"/>
           <w:color w:val="000000" w:themeColor="text1"/>
-          <w:lang w:val="en-RW"/>
         </w:rPr>
         <w:t>(</w:t>
       </w:r>
@@ -7957,7 +7841,6 @@
         <w:rPr>
           <w:rFonts w:ascii="Bookman Old Style" w:hAnsi="Bookman Old Style"/>
           <w:color w:val="000000" w:themeColor="text1"/>
-          <w:lang w:val="en-RW"/>
         </w:rPr>
         <w:t>callbackData</w:t>
       </w:r>
@@ -7966,7 +7849,6 @@
         <w:rPr>
           <w:rFonts w:ascii="Bookman Old Style" w:hAnsi="Bookman Old Style"/>
           <w:color w:val="000000" w:themeColor="text1"/>
-          <w:lang w:val="en-RW"/>
         </w:rPr>
         <w:t>)</w:t>
       </w:r>
@@ -7976,14 +7858,12 @@
         <w:rPr>
           <w:rFonts w:ascii="Bookman Old Style" w:hAnsi="Bookman Old Style"/>
           <w:color w:val="000000" w:themeColor="text1"/>
-          <w:lang w:val="en-RW"/>
-        </w:rPr>
-      </w:pPr>
-      <w:r>
-        <w:rPr>
-          <w:rFonts w:ascii="Bookman Old Style" w:hAnsi="Bookman Old Style"/>
-          <w:color w:val="000000" w:themeColor="text1"/>
-          <w:lang w:val="en-RW"/>
+        </w:rPr>
+      </w:pPr>
+      <w:r>
+        <w:rPr>
+          <w:rFonts w:ascii="Bookman Old Style" w:hAnsi="Bookman Old Style"/>
+          <w:color w:val="000000" w:themeColor="text1"/>
         </w:rPr>
         <w:t>This usually:</w:t>
       </w:r>
@@ -7997,14 +7877,12 @@
         <w:rPr>
           <w:rFonts w:ascii="Bookman Old Style" w:hAnsi="Bookman Old Style"/>
           <w:color w:val="000000" w:themeColor="text1"/>
-          <w:lang w:val="en-RW"/>
-        </w:rPr>
-      </w:pPr>
-      <w:r>
-        <w:rPr>
-          <w:rFonts w:ascii="Bookman Old Style" w:hAnsi="Bookman Old Style"/>
-          <w:color w:val="000000" w:themeColor="text1"/>
-          <w:lang w:val="en-RW"/>
+        </w:rPr>
+      </w:pPr>
+      <w:r>
+        <w:rPr>
+          <w:rFonts w:ascii="Bookman Old Style" w:hAnsi="Bookman Old Style"/>
+          <w:color w:val="000000" w:themeColor="text1"/>
         </w:rPr>
         <w:t xml:space="preserve">Updates the </w:t>
       </w:r>
@@ -8014,7 +7892,6 @@
           <w:b/>
           <w:bCs/>
           <w:color w:val="000000" w:themeColor="text1"/>
-          <w:lang w:val="en-RW"/>
         </w:rPr>
         <w:t>order payment status</w:t>
       </w:r>
@@ -8028,14 +7905,12 @@
         <w:rPr>
           <w:rFonts w:ascii="Bookman Old Style" w:hAnsi="Bookman Old Style"/>
           <w:color w:val="000000" w:themeColor="text1"/>
-          <w:lang w:val="en-RW"/>
-        </w:rPr>
-      </w:pPr>
-      <w:r>
-        <w:rPr>
-          <w:rFonts w:ascii="Bookman Old Style" w:hAnsi="Bookman Old Style"/>
-          <w:color w:val="000000" w:themeColor="text1"/>
-          <w:lang w:val="en-RW"/>
+        </w:rPr>
+      </w:pPr>
+      <w:r>
+        <w:rPr>
+          <w:rFonts w:ascii="Bookman Old Style" w:hAnsi="Bookman Old Style"/>
+          <w:color w:val="000000" w:themeColor="text1"/>
         </w:rPr>
         <w:t xml:space="preserve">Stores the </w:t>
       </w:r>
@@ -8045,7 +7920,6 @@
           <w:b/>
           <w:bCs/>
           <w:color w:val="000000" w:themeColor="text1"/>
-          <w:lang w:val="en-RW"/>
         </w:rPr>
         <w:t>transaction ID</w:t>
       </w:r>
@@ -8059,14 +7933,12 @@
         <w:rPr>
           <w:rFonts w:ascii="Bookman Old Style" w:hAnsi="Bookman Old Style"/>
           <w:color w:val="000000" w:themeColor="text1"/>
-          <w:lang w:val="en-RW"/>
-        </w:rPr>
-      </w:pPr>
-      <w:r>
-        <w:rPr>
-          <w:rFonts w:ascii="Bookman Old Style" w:hAnsi="Bookman Old Style"/>
-          <w:color w:val="000000" w:themeColor="text1"/>
-          <w:lang w:val="en-RW"/>
+        </w:rPr>
+      </w:pPr>
+      <w:r>
+        <w:rPr>
+          <w:rFonts w:ascii="Bookman Old Style" w:hAnsi="Bookman Old Style"/>
+          <w:color w:val="000000" w:themeColor="text1"/>
         </w:rPr>
         <w:t>Records the payment in the database</w:t>
       </w:r>
@@ -8078,16 +7950,14 @@
           <w:b/>
           <w:bCs/>
           <w:color w:val="000000" w:themeColor="text1"/>
-          <w:lang w:val="en-RW"/>
-        </w:rPr>
-      </w:pPr>
-      <w:r>
-        <w:rPr>
-          <w:rFonts w:ascii="Bookman Old Style" w:hAnsi="Bookman Old Style"/>
-          <w:b/>
-          <w:bCs/>
-          <w:color w:val="000000" w:themeColor="text1"/>
-          <w:lang w:val="en-RW"/>
+        </w:rPr>
+      </w:pPr>
+      <w:r>
+        <w:rPr>
+          <w:rFonts w:ascii="Bookman Old Style" w:hAnsi="Bookman Old Style"/>
+          <w:b/>
+          <w:bCs/>
+          <w:color w:val="000000" w:themeColor="text1"/>
         </w:rPr>
         <w:t>5️</w:t>
       </w:r>
@@ -8097,7 +7967,6 @@
           <w:b/>
           <w:bCs/>
           <w:color w:val="000000" w:themeColor="text1"/>
-          <w:lang w:val="en-RW"/>
         </w:rPr>
         <w:t>⃣</w:t>
       </w:r>
@@ -8107,7 +7976,6 @@
           <w:b/>
           <w:bCs/>
           <w:color w:val="000000" w:themeColor="text1"/>
-          <w:lang w:val="en-RW"/>
         </w:rPr>
         <w:t xml:space="preserve"> Returns a response</w:t>
       </w:r>
@@ -8117,14 +7985,12 @@
         <w:rPr>
           <w:rFonts w:ascii="Bookman Old Style" w:hAnsi="Bookman Old Style"/>
           <w:color w:val="000000" w:themeColor="text1"/>
-          <w:lang w:val="en-RW"/>
-        </w:rPr>
-      </w:pPr>
-      <w:r>
-        <w:rPr>
-          <w:rFonts w:ascii="Bookman Old Style" w:hAnsi="Bookman Old Style"/>
-          <w:color w:val="000000" w:themeColor="text1"/>
-          <w:lang w:val="en-RW"/>
+        </w:rPr>
+      </w:pPr>
+      <w:r>
+        <w:rPr>
+          <w:rFonts w:ascii="Bookman Old Style" w:hAnsi="Bookman Old Style"/>
+          <w:color w:val="000000" w:themeColor="text1"/>
         </w:rPr>
         <w:t>The server returns a response confirming that the callback was handled.</w:t>
       </w:r>
@@ -8134,14 +8000,12 @@
         <w:rPr>
           <w:rFonts w:ascii="Bookman Old Style" w:hAnsi="Bookman Old Style"/>
           <w:color w:val="000000" w:themeColor="text1"/>
-          <w:lang w:val="en-RW"/>
-        </w:rPr>
-      </w:pPr>
-      <w:r>
-        <w:rPr>
-          <w:rFonts w:ascii="Bookman Old Style" w:hAnsi="Bookman Old Style"/>
-          <w:color w:val="000000" w:themeColor="text1"/>
-          <w:lang w:val="en-RW"/>
+        </w:rPr>
+      </w:pPr>
+      <w:r>
+        <w:rPr>
+          <w:rFonts w:ascii="Bookman Old Style" w:hAnsi="Bookman Old Style"/>
+          <w:color w:val="000000" w:themeColor="text1"/>
         </w:rPr>
         <w:t>Example response:</w:t>
       </w:r>
@@ -8151,14 +8015,12 @@
         <w:rPr>
           <w:rFonts w:ascii="Bookman Old Style" w:hAnsi="Bookman Old Style"/>
           <w:color w:val="000000" w:themeColor="text1"/>
-          <w:lang w:val="en-RW"/>
-        </w:rPr>
-      </w:pPr>
-      <w:r>
-        <w:rPr>
-          <w:rFonts w:ascii="Bookman Old Style" w:hAnsi="Bookman Old Style"/>
-          <w:color w:val="000000" w:themeColor="text1"/>
-          <w:lang w:val="en-RW"/>
+        </w:rPr>
+      </w:pPr>
+      <w:r>
+        <w:rPr>
+          <w:rFonts w:ascii="Bookman Old Style" w:hAnsi="Bookman Old Style"/>
+          <w:color w:val="000000" w:themeColor="text1"/>
         </w:rPr>
         <w:t>{</w:t>
       </w:r>
@@ -8166,7 +8028,6 @@
         <w:rPr>
           <w:rFonts w:ascii="Bookman Old Style" w:hAnsi="Bookman Old Style"/>
           <w:color w:val="000000" w:themeColor="text1"/>
-          <w:lang w:val="en-RW"/>
         </w:rPr>
         <w:br/>
         <w:t xml:space="preserve">  "status": true,</w:t>
@@ -8175,7 +8036,6 @@
         <w:rPr>
           <w:rFonts w:ascii="Bookman Old Style" w:hAnsi="Bookman Old Style"/>
           <w:color w:val="000000" w:themeColor="text1"/>
-          <w:lang w:val="en-RW"/>
         </w:rPr>
         <w:br/>
         <w:t xml:space="preserve">  "message": "Callback received and processed",</w:t>
@@ -8184,7 +8044,6 @@
         <w:rPr>
           <w:rFonts w:ascii="Bookman Old Style" w:hAnsi="Bookman Old Style"/>
           <w:color w:val="000000" w:themeColor="text1"/>
-          <w:lang w:val="en-RW"/>
         </w:rPr>
         <w:br/>
       </w:r>
@@ -8192,7 +8051,6 @@
         <w:rPr>
           <w:rFonts w:ascii="Bookman Old Style" w:hAnsi="Bookman Old Style"/>
           <w:color w:val="000000" w:themeColor="text1"/>
-          <w:lang w:val="en-RW"/>
         </w:rPr>
         <w:lastRenderedPageBreak/>
         <w:t xml:space="preserve">  "</w:t>
@@ -8202,7 +8060,6 @@
         <w:rPr>
           <w:rFonts w:ascii="Bookman Old Style" w:hAnsi="Bookman Old Style"/>
           <w:color w:val="000000" w:themeColor="text1"/>
-          <w:lang w:val="en-RW"/>
         </w:rPr>
         <w:t>site_url</w:t>
       </w:r>
@@ -8211,7 +8068,6 @@
         <w:rPr>
           <w:rFonts w:ascii="Bookman Old Style" w:hAnsi="Bookman Old Style"/>
           <w:color w:val="000000" w:themeColor="text1"/>
-          <w:lang w:val="en-RW"/>
         </w:rPr>
         <w:t>": "www.site.com"</w:t>
       </w:r>
@@ -8219,7 +8075,6 @@
         <w:rPr>
           <w:rFonts w:ascii="Bookman Old Style" w:hAnsi="Bookman Old Style"/>
           <w:color w:val="000000" w:themeColor="text1"/>
-          <w:lang w:val="en-RW"/>
         </w:rPr>
         <w:br/>
         <w:t>}</w:t>
@@ -8234,16 +8089,14 @@
         <w:rPr>
           <w:rFonts w:ascii="Bookman Old Style" w:hAnsi="Bookman Old Style"/>
           <w:color w:val="000000" w:themeColor="text1"/>
-          <w:lang w:val="en-RW"/>
-        </w:rPr>
-      </w:pPr>
-      <w:r>
-        <w:rPr>
-          <w:rFonts w:ascii="Bookman Old Style" w:hAnsi="Bookman Old Style"/>
-          <w:b/>
-          <w:bCs/>
-          <w:color w:val="000000" w:themeColor="text1"/>
-          <w:lang w:val="en-RW"/>
+        </w:rPr>
+      </w:pPr>
+      <w:r>
+        <w:rPr>
+          <w:rFonts w:ascii="Bookman Old Style" w:hAnsi="Bookman Old Style"/>
+          <w:b/>
+          <w:bCs/>
+          <w:color w:val="000000" w:themeColor="text1"/>
         </w:rPr>
         <w:t>status: true</w:t>
       </w:r>
@@ -8251,7 +8104,6 @@
         <w:rPr>
           <w:rFonts w:ascii="Bookman Old Style" w:hAnsi="Bookman Old Style"/>
           <w:color w:val="000000" w:themeColor="text1"/>
-          <w:lang w:val="en-RW"/>
         </w:rPr>
         <w:t xml:space="preserve"> → Callback processed successfully</w:t>
       </w:r>
@@ -8265,16 +8117,14 @@
         <w:rPr>
           <w:rFonts w:ascii="Bookman Old Style" w:hAnsi="Bookman Old Style"/>
           <w:color w:val="000000" w:themeColor="text1"/>
-          <w:lang w:val="en-RW"/>
-        </w:rPr>
-      </w:pPr>
-      <w:r>
-        <w:rPr>
-          <w:rFonts w:ascii="Bookman Old Style" w:hAnsi="Bookman Old Style"/>
-          <w:b/>
-          <w:bCs/>
-          <w:color w:val="000000" w:themeColor="text1"/>
-          <w:lang w:val="en-RW"/>
+        </w:rPr>
+      </w:pPr>
+      <w:r>
+        <w:rPr>
+          <w:rFonts w:ascii="Bookman Old Style" w:hAnsi="Bookman Old Style"/>
+          <w:b/>
+          <w:bCs/>
+          <w:color w:val="000000" w:themeColor="text1"/>
         </w:rPr>
         <w:t>status: false</w:t>
       </w:r>
@@ -8282,7 +8132,6 @@
         <w:rPr>
           <w:rFonts w:ascii="Bookman Old Style" w:hAnsi="Bookman Old Style"/>
           <w:color w:val="000000" w:themeColor="text1"/>
-          <w:lang w:val="en-RW"/>
         </w:rPr>
         <w:t xml:space="preserve"> → Invalid or missing callback data</w:t>
       </w:r>
@@ -8308,7 +8157,7 @@
           <w:color w:val="000000" w:themeColor="text1"/>
         </w:rPr>
         <w:pict w14:anchorId="1DB162FB">
-          <v:rect id="_x0000_i1031" style="width:0;height:.75pt" o:hralign="center" o:hrstd="t" o:hr="t" fillcolor="#a0a0a0" stroked="f"/>
+          <v:rect id="_x0000_i1120" style="width:0;height:.75pt" o:hralign="center" o:hrstd="t" o:hr="t" fillcolor="#a0a0a0" stroked="f"/>
         </w:pict>
       </w:r>
     </w:p>
@@ -8856,7 +8705,7 @@
         </w:rPr>
         <w:lastRenderedPageBreak/>
         <w:pict w14:anchorId="392EF12E">
-          <v:rect id="_x0000_i1032" style="width:0;height:.75pt" o:hralign="center" o:hrstd="t" o:hr="t" fillcolor="#a0a0a0" stroked="f"/>
+          <v:rect id="_x0000_i1121" style="width:0;height:.75pt" o:hralign="center" o:hrstd="t" o:hr="t" fillcolor="#a0a0a0" stroked="f"/>
         </w:pict>
       </w:r>
     </w:p>
@@ -9632,7 +9481,7 @@
           <w:color w:val="000000" w:themeColor="text1"/>
         </w:rPr>
         <w:pict w14:anchorId="58E73BD0">
-          <v:rect id="_x0000_i1033" style="width:0;height:.75pt" o:hralign="center" o:hrstd="t" o:hr="t" fillcolor="#a0a0a0" stroked="f"/>
+          <v:rect id="_x0000_i1122" style="width:0;height:.75pt" o:hralign="center" o:hrstd="t" o:hr="t" fillcolor="#a0a0a0" stroked="f"/>
         </w:pict>
       </w:r>
     </w:p>
@@ -9873,7 +9722,7 @@
           <w:color w:val="000000" w:themeColor="text1"/>
         </w:rPr>
         <w:pict w14:anchorId="39EE8D0E">
-          <v:rect id="_x0000_i1034" style="width:0;height:.75pt" o:hralign="center" o:hrstd="t" o:hr="t" fillcolor="#a0a0a0" stroked="f"/>
+          <v:rect id="_x0000_i1123" style="width:0;height:.75pt" o:hralign="center" o:hrstd="t" o:hr="t" fillcolor="#a0a0a0" stroked="f"/>
         </w:pict>
       </w:r>
     </w:p>
@@ -14240,6 +14089,7 @@
   <w:style w:type="character" w:default="1" w:styleId="DefaultParagraphFont">
     <w:name w:val="Default Paragraph Font"/>
     <w:uiPriority w:val="1"/>
+    <w:semiHidden/>
     <w:unhideWhenUsed/>
   </w:style>
   <w:style w:type="table" w:default="1" w:styleId="TableNormal">

--- a/LMBTech Payment System - API Documentation.docx
+++ b/LMBTech Payment System - API Documentation.docx
@@ -1,23 +1,220 @@
 
 <file path=word/document.xml><?xml version="1.0" encoding="utf-8"?>
-<w:document xmlns:wpc="http://schemas.microsoft.com/office/word/2010/wordprocessingCanvas" xmlns:cx="http://schemas.microsoft.com/office/drawing/2014/chartex" xmlns:cx1="http://schemas.microsoft.com/office/drawing/2015/9/8/chartex" xmlns:cx2="http://schemas.microsoft.com/office/drawing/2015/10/21/chartex" xmlns:cx3="http://schemas.microsoft.com/office/drawing/2016/5/9/chartex" xmlns:cx4="http://schemas.microsoft.com/office/drawing/2016/5/10/chartex" xmlns:cx5="http://schemas.microsoft.com/office/drawing/2016/5/11/chartex" xmlns:cx6="http://schemas.microsoft.com/office/drawing/2016/5/12/chartex" xmlns:cx7="http://schemas.microsoft.com/office/drawing/2016/5/13/chartex" xmlns:cx8="http://schemas.microsoft.com/office/drawing/2016/5/14/chartex" xmlns:mc="http://schemas.openxmlformats.org/markup-compatibility/2006" xmlns:aink="http://schemas.microsoft.com/office/drawing/2016/ink" xmlns:am3d="http://schemas.microsoft.com/office/drawing/2017/model3d" xmlns:o="urn:schemas-microsoft-com:office:office" xmlns:oel="http://schemas.microsoft.com/office/2019/extlst" xmlns:r="http://schemas.openxmlformats.org/officeDocument/2006/relationships" xmlns:m="http://schemas.openxmlformats.org/officeDocument/2006/math" xmlns:v="urn:schemas-microsoft-com:vml" xmlns:wp14="http://schemas.microsoft.com/office/word/2010/wordprocessingDrawing" xmlns:wp="http://schemas.openxmlformats.org/drawingml/2006/wordprocessingDrawing" xmlns:w10="urn:schemas-microsoft-com:office:word" xmlns:w="http://schemas.openxmlformats.org/wordprocessingml/2006/main" xmlns:w14="http://schemas.microsoft.com/office/word/2010/wordml" xmlns:w15="http://schemas.microsoft.com/office/word/2012/wordml" xmlns:w16cex="http://schemas.microsoft.com/office/word/2018/wordml/cex" xmlns:w16cid="http://schemas.microsoft.com/office/word/2016/wordml/cid" xmlns:w16="http://schemas.microsoft.com/office/word/2018/wordml" xmlns:w16du="http://schemas.microsoft.com/office/word/2023/wordml/word16du" xmlns:w16sdtdh="http://schemas.microsoft.com/office/word/2020/wordml/sdtdatahash" xmlns:w16sdtfl="http://schemas.microsoft.com/office/word/2024/wordml/sdtformatlock" xmlns:w16se="http://schemas.microsoft.com/office/word/2015/wordml/symex" xmlns:wpg="http://schemas.microsoft.com/office/word/2010/wordprocessingGroup" xmlns:wpi="http://schemas.microsoft.com/office/word/2010/wordprocessingInk" xmlns:wne="http://schemas.microsoft.com/office/word/2006/wordml" xmlns:wps="http://schemas.microsoft.com/office/word/2010/wordprocessingShape" mc:Ignorable="w14 w15 w16se w16cid w16 w16cex w16sdtdh w16sdtfl w16du wp14">
+<w:document xmlns:wpc="http://schemas.microsoft.com/office/word/2010/wordprocessingCanvas" xmlns:mc="http://schemas.openxmlformats.org/markup-compatibility/2006" xmlns:o="urn:schemas-microsoft-com:office:office" xmlns:r="http://schemas.openxmlformats.org/officeDocument/2006/relationships" xmlns:m="http://schemas.openxmlformats.org/officeDocument/2006/math" xmlns:v="urn:schemas-microsoft-com:vml" xmlns:wp14="http://schemas.microsoft.com/office/word/2010/wordprocessingDrawing" xmlns:wp="http://schemas.openxmlformats.org/drawingml/2006/wordprocessingDrawing" xmlns:w10="urn:schemas-microsoft-com:office:word" xmlns:w="http://schemas.openxmlformats.org/wordprocessingml/2006/main" xmlns:w14="http://schemas.microsoft.com/office/word/2010/wordml" xmlns:w15="http://schemas.microsoft.com/office/word/2012/wordml" xmlns:wpg="http://schemas.microsoft.com/office/word/2010/wordprocessingGroup" xmlns:wpi="http://schemas.microsoft.com/office/word/2010/wordprocessingInk" xmlns:wne="http://schemas.microsoft.com/office/word/2006/wordml" xmlns:wps="http://schemas.microsoft.com/office/word/2010/wordprocessingShape" mc:Ignorable="w14 w15 wp14">
   <w:body>
     <w:sdt>
       <w:sdtPr>
-        <w:id w:val="-772866168"/>
+        <w:id w:val="1898709887"/>
         <w:docPartObj>
-          <w:docPartGallery w:val="Table of Contents"/>
+          <w:docPartGallery w:val="Cover Pages"/>
           <w:docPartUnique/>
         </w:docPartObj>
       </w:sdtPr>
       <w:sdtEndPr>
         <w:rPr>
-          <w:b/>
-          <w:bCs/>
-          <w:noProof/>
+          <w:rFonts w:ascii="Bookman Old Style" w:hAnsi="Bookman Old Style"/>
+          <w:b/>
+          <w:bCs/>
+          <w:color w:val="000000" w:themeColor="text1"/>
         </w:rPr>
       </w:sdtEndPr>
       <w:sdtContent>
+        <w:p>
+          <w:r>
+            <w:rPr>
+              <w:noProof/>
+            </w:rPr>
+            <mc:AlternateContent>
+              <mc:Choice Requires="wps">
+                <w:drawing>
+                  <wp:anchor distT="0" distB="0" distL="114300" distR="114300" simplePos="0" relativeHeight="251664384" behindDoc="1" locked="0" layoutInCell="1" allowOverlap="1" wp14:anchorId="49C96CAE" wp14:editId="24A98C43">
+                    <wp:simplePos x="0" y="0"/>
+                    <wp:positionH relativeFrom="page">
+                      <wp:posOffset>120650</wp:posOffset>
+                    </wp:positionH>
+                    <wp:positionV relativeFrom="page">
+                      <wp:posOffset>88900</wp:posOffset>
+                    </wp:positionV>
+                    <wp:extent cx="7244715" cy="10327640"/>
+                    <wp:effectExtent l="0" t="0" r="0" b="0"/>
+                    <wp:wrapNone/>
+                    <wp:docPr id="466" name="Rectangle 466"/>
+                    <wp:cNvGraphicFramePr>
+                      <a:graphicFrameLocks xmlns:a="http://schemas.openxmlformats.org/drawingml/2006/main"/>
+                    </wp:cNvGraphicFramePr>
+                    <a:graphic xmlns:a="http://schemas.openxmlformats.org/drawingml/2006/main">
+                      <a:graphicData uri="http://schemas.microsoft.com/office/word/2010/wordprocessingShape">
+                        <wps:wsp>
+                          <wps:cNvSpPr>
+                            <a:spLocks/>
+                          </wps:cNvSpPr>
+                          <wps:spPr>
+                            <a:xfrm>
+                              <a:off x="0" y="0"/>
+                              <a:ext cx="7244715" cy="10327640"/>
+                            </a:xfrm>
+                            <a:prstGeom prst="rect">
+                              <a:avLst/>
+                            </a:prstGeom>
+                            <a:solidFill>
+                              <a:schemeClr val="accent1"/>
+                            </a:solidFill>
+                            <a:ln>
+                              <a:noFill/>
+                            </a:ln>
+                          </wps:spPr>
+                          <wps:style>
+                            <a:lnRef idx="2">
+                              <a:schemeClr val="accent1">
+                                <a:shade val="50000"/>
+                              </a:schemeClr>
+                            </a:lnRef>
+                            <a:fillRef idx="1003">
+                              <a:schemeClr val="lt2"/>
+                            </a:fillRef>
+                            <a:effectRef idx="0">
+                              <a:schemeClr val="accent1"/>
+                            </a:effectRef>
+                            <a:fontRef idx="minor">
+                              <a:schemeClr val="lt1"/>
+                            </a:fontRef>
+                          </wps:style>
+                          <wps:txbx>
+                            <w:txbxContent>
+                              <w:p/>
+                            </w:txbxContent>
+                          </wps:txbx>
+                          <wps:bodyPr rot="0" spcFirstLastPara="0" vertOverflow="overflow" horzOverflow="overflow" vert="horz" wrap="square" lIns="274320" tIns="45720" rIns="274320" bIns="45720" numCol="1" spcCol="0" rtlCol="0" fromWordArt="0" anchor="ctr" anchorCtr="0" forceAA="0" compatLnSpc="1">
+                            <a:prstTxWarp prst="textNoShape">
+                              <a:avLst/>
+                            </a:prstTxWarp>
+                            <a:noAutofit/>
+                          </wps:bodyPr>
+                        </wps:wsp>
+                      </a:graphicData>
+                    </a:graphic>
+                    <wp14:sizeRelH relativeFrom="page">
+                      <wp14:pctWidth>0</wp14:pctWidth>
+                    </wp14:sizeRelH>
+                    <wp14:sizeRelV relativeFrom="page">
+                      <wp14:pctHeight>0</wp14:pctHeight>
+                    </wp14:sizeRelV>
+                  </wp:anchor>
+                </w:drawing>
+              </mc:Choice>
+              <mc:Fallback>
+                <w:pict>
+                  <v:rect w14:anchorId="49C96CAE" id="Rectangle 466" o:spid="_x0000_s1026" style="position:absolute;margin-left:9.5pt;margin-top:7pt;width:570.45pt;height:813.2pt;z-index:-251652096;visibility:visible;mso-wrap-style:square;mso-width-percent:0;mso-height-percent:0;mso-wrap-distance-left:9pt;mso-wrap-distance-top:0;mso-wrap-distance-right:9pt;mso-wrap-distance-bottom:0;mso-position-horizontal:absolute;mso-position-horizontal-relative:page;mso-position-vertical:absolute;mso-position-vertical-relative:page;mso-width-percent:0;mso-height-percent:0;mso-width-relative:page;mso-height-relative:page;v-text-anchor:middle" o:gfxdata="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" fillcolor="#156082 [3204]" stroked="f" strokeweight="1.5pt">
+                    <v:path arrowok="t"/>
+                    <v:textbox inset="21.6pt,,21.6pt">
+                      <w:txbxContent>
+                        <w:p/>
+                      </w:txbxContent>
+                    </v:textbox>
+                    <w10:wrap anchorx="page" anchory="page"/>
+                  </v:rect>
+                </w:pict>
+              </mc:Fallback>
+            </mc:AlternateContent>
+          </w:r>
+          <w:r>
+            <w:rPr>
+              <w:noProof/>
+            </w:rPr>
+            <mc:AlternateContent>
+              <mc:Choice Requires="wps">
+                <w:drawing>
+                  <wp:anchor distT="0" distB="0" distL="114300" distR="114300" simplePos="0" relativeHeight="251663360" behindDoc="0" locked="0" layoutInCell="1" allowOverlap="1" wp14:anchorId="29D7DD5C" wp14:editId="024111DA">
+                    <wp:simplePos x="0" y="0"/>
+                    <mc:AlternateContent>
+                      <mc:Choice Requires="wp14">
+                        <wp:positionH relativeFrom="page">
+                          <wp14:pctPosHOffset>45500</wp14:pctPosHOffset>
+                        </wp:positionH>
+                      </mc:Choice>
+                      <mc:Fallback>
+                        <wp:positionH relativeFrom="page">
+                          <wp:posOffset>3439795</wp:posOffset>
+                        </wp:positionH>
+                      </mc:Fallback>
+                    </mc:AlternateContent>
+                    <mc:AlternateContent>
+                      <mc:Choice Requires="wp14">
+                        <wp:positionV relativeFrom="page">
+                          <wp14:pctPosVOffset>69000</wp14:pctPosVOffset>
+                        </wp:positionV>
+                      </mc:Choice>
+                      <mc:Fallback>
+                        <wp:positionV relativeFrom="page">
+                          <wp:posOffset>7377430</wp:posOffset>
+                        </wp:positionV>
+                      </mc:Fallback>
+                    </mc:AlternateContent>
+                    <wp:extent cx="2875915" cy="118745"/>
+                    <wp:effectExtent l="0" t="0" r="0" b="0"/>
+                    <wp:wrapNone/>
+                    <wp:docPr id="469" name="Rectangle 469"/>
+                    <wp:cNvGraphicFramePr/>
+                    <a:graphic xmlns:a="http://schemas.openxmlformats.org/drawingml/2006/main">
+                      <a:graphicData uri="http://schemas.microsoft.com/office/word/2010/wordprocessingShape">
+                        <wps:wsp>
+                          <wps:cNvSpPr/>
+                          <wps:spPr>
+                            <a:xfrm>
+                              <a:off x="0" y="0"/>
+                              <a:ext cx="2875915" cy="118745"/>
+                            </a:xfrm>
+                            <a:prstGeom prst="rect">
+                              <a:avLst/>
+                            </a:prstGeom>
+                            <a:ln>
+                              <a:noFill/>
+                            </a:ln>
+                          </wps:spPr>
+                          <wps:style>
+                            <a:lnRef idx="2">
+                              <a:schemeClr val="accent1">
+                                <a:shade val="50000"/>
+                              </a:schemeClr>
+                            </a:lnRef>
+                            <a:fillRef idx="1">
+                              <a:schemeClr val="accent1"/>
+                            </a:fillRef>
+                            <a:effectRef idx="0">
+                              <a:schemeClr val="accent1"/>
+                            </a:effectRef>
+                            <a:fontRef idx="minor">
+                              <a:schemeClr val="lt1"/>
+                            </a:fontRef>
+                          </wps:style>
+                          <wps:bodyPr rot="0" spcFirstLastPara="0" vertOverflow="overflow" horzOverflow="overflow" vert="horz" wrap="square" lIns="91440" tIns="45720" rIns="91440" bIns="45720" numCol="1" spcCol="0" rtlCol="0" fromWordArt="0" anchor="ctr" anchorCtr="0" forceAA="0" compatLnSpc="1">
+                            <a:prstTxWarp prst="textNoShape">
+                              <a:avLst/>
+                            </a:prstTxWarp>
+                            <a:noAutofit/>
+                          </wps:bodyPr>
+                        </wps:wsp>
+                      </a:graphicData>
+                    </a:graphic>
+                    <wp14:sizeRelH relativeFrom="page">
+                      <wp14:pctWidth>37000</wp14:pctWidth>
+                    </wp14:sizeRelH>
+                    <wp14:sizeRelV relativeFrom="margin">
+                      <wp14:pctHeight>0</wp14:pctHeight>
+                    </wp14:sizeRelV>
+                  </wp:anchor>
+                </w:drawing>
+              </mc:Choice>
+              <mc:Fallback>
+                <w:pict>
+                  <v:rect w14:anchorId="6B272A1F" id="Rectangle 469" o:spid="_x0000_s1026" style="position:absolute;margin-left:0;margin-top:0;width:226.45pt;height:9.35pt;z-index:251663360;visibility:visible;mso-wrap-style:square;mso-width-percent:370;mso-height-percent:0;mso-left-percent:455;mso-top-percent:690;mso-wrap-distance-left:9pt;mso-wrap-distance-top:0;mso-wrap-distance-right:9pt;mso-wrap-distance-bottom:0;mso-position-horizontal-relative:page;mso-position-vertical-relative:page;mso-width-percent:370;mso-height-percent:0;mso-left-percent:455;mso-top-percent:690;mso-width-relative:page;mso-height-relative:margin;v-text-anchor:middle" o:gfxdata="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" fillcolor="#156082 [3204]" stroked="f" strokeweight="1.5pt">
+                    <w10:wrap anchorx="page" anchory="page"/>
+                  </v:rect>
+                </w:pict>
+              </mc:Fallback>
+            </mc:AlternateContent>
+          </w:r>
+        </w:p>
         <w:p>
           <w:pPr>
             <w:rPr>
@@ -27,706 +224,6 @@
               <w:color w:val="000000" w:themeColor="text1"/>
             </w:rPr>
           </w:pPr>
-          <w:r>
-            <w:rPr>
-              <w:rFonts w:ascii="Bookman Old Style" w:hAnsi="Bookman Old Style"/>
-              <w:b/>
-              <w:bCs/>
-              <w:color w:val="000000" w:themeColor="text1"/>
-            </w:rPr>
-            <w:t>LMBTech Payment System - API Documentation</w:t>
-          </w:r>
-        </w:p>
-        <w:p>
-          <w:pPr>
-            <w:pStyle w:val="TOC1"/>
-            <w:tabs>
-              <w:tab w:val="right" w:leader="dot" w:pos="9016"/>
-            </w:tabs>
-            <w:rPr>
-              <w:rFonts w:eastAsiaTheme="minorEastAsia"/>
-              <w:noProof/>
-              <w:lang w:eastAsia="en-RW"/>
-            </w:rPr>
-          </w:pPr>
-          <w:r>
-            <w:fldChar w:fldCharType="begin"/>
-          </w:r>
-          <w:r>
-            <w:instrText xml:space="preserve"> TOC \o "1-3" \h \z \u </w:instrText>
-          </w:r>
-          <w:r>
-            <w:fldChar w:fldCharType="separate"/>
-          </w:r>
-          <w:hyperlink w:anchor="_Toc222086224" w:history="1">
-            <w:r>
-              <w:rPr>
-                <w:rStyle w:val="Hyperlink"/>
-                <w:b/>
-                <w:bCs/>
-                <w:noProof/>
-              </w:rPr>
-              <w:t>System Overview</w:t>
-            </w:r>
-            <w:r>
-              <w:rPr>
-                <w:noProof/>
-                <w:webHidden/>
-              </w:rPr>
-              <w:tab/>
-            </w:r>
-            <w:r>
-              <w:rPr>
-                <w:noProof/>
-                <w:webHidden/>
-              </w:rPr>
-              <w:fldChar w:fldCharType="begin"/>
-            </w:r>
-            <w:r>
-              <w:rPr>
-                <w:noProof/>
-                <w:webHidden/>
-              </w:rPr>
-              <w:instrText xml:space="preserve"> PAGEREF _Toc222086224 \h </w:instrText>
-            </w:r>
-            <w:r>
-              <w:rPr>
-                <w:noProof/>
-                <w:webHidden/>
-              </w:rPr>
-            </w:r>
-            <w:r>
-              <w:rPr>
-                <w:noProof/>
-                <w:webHidden/>
-              </w:rPr>
-              <w:fldChar w:fldCharType="separate"/>
-            </w:r>
-            <w:r>
-              <w:rPr>
-                <w:noProof/>
-                <w:webHidden/>
-              </w:rPr>
-              <w:t>1</w:t>
-            </w:r>
-            <w:r>
-              <w:rPr>
-                <w:noProof/>
-                <w:webHidden/>
-              </w:rPr>
-              <w:fldChar w:fldCharType="end"/>
-            </w:r>
-          </w:hyperlink>
-        </w:p>
-        <w:p>
-          <w:pPr>
-            <w:pStyle w:val="TOC1"/>
-            <w:tabs>
-              <w:tab w:val="right" w:leader="dot" w:pos="9016"/>
-            </w:tabs>
-            <w:rPr>
-              <w:rFonts w:eastAsiaTheme="minorEastAsia"/>
-              <w:noProof/>
-              <w:lang w:eastAsia="en-RW"/>
-            </w:rPr>
-          </w:pPr>
-          <w:hyperlink w:anchor="_Toc222086225" w:history="1">
-            <w:r>
-              <w:rPr>
-                <w:rStyle w:val="Hyperlink"/>
-                <w:b/>
-                <w:bCs/>
-                <w:noProof/>
-              </w:rPr>
-              <w:t>Authentication</w:t>
-            </w:r>
-            <w:r>
-              <w:rPr>
-                <w:noProof/>
-                <w:webHidden/>
-              </w:rPr>
-              <w:tab/>
-            </w:r>
-            <w:r>
-              <w:rPr>
-                <w:noProof/>
-                <w:webHidden/>
-              </w:rPr>
-              <w:fldChar w:fldCharType="begin"/>
-            </w:r>
-            <w:r>
-              <w:rPr>
-                <w:noProof/>
-                <w:webHidden/>
-              </w:rPr>
-              <w:instrText xml:space="preserve"> PAGEREF _Toc222086225 \h </w:instrText>
-            </w:r>
-            <w:r>
-              <w:rPr>
-                <w:noProof/>
-                <w:webHidden/>
-              </w:rPr>
-            </w:r>
-            <w:r>
-              <w:rPr>
-                <w:noProof/>
-                <w:webHidden/>
-              </w:rPr>
-              <w:fldChar w:fldCharType="separate"/>
-            </w:r>
-            <w:r>
-              <w:rPr>
-                <w:noProof/>
-                <w:webHidden/>
-              </w:rPr>
-              <w:t>1</w:t>
-            </w:r>
-            <w:r>
-              <w:rPr>
-                <w:noProof/>
-                <w:webHidden/>
-              </w:rPr>
-              <w:fldChar w:fldCharType="end"/>
-            </w:r>
-          </w:hyperlink>
-        </w:p>
-        <w:p>
-          <w:pPr>
-            <w:pStyle w:val="TOC1"/>
-            <w:tabs>
-              <w:tab w:val="right" w:leader="dot" w:pos="9016"/>
-            </w:tabs>
-            <w:rPr>
-              <w:rFonts w:eastAsiaTheme="minorEastAsia"/>
-              <w:b/>
-              <w:bCs/>
-              <w:noProof/>
-              <w:lang w:eastAsia="en-RW"/>
-            </w:rPr>
-          </w:pPr>
-          <w:hyperlink w:anchor="_Toc222086226" w:history="1">
-            <w:r>
-              <w:rPr>
-                <w:rStyle w:val="Hyperlink"/>
-                <w:b/>
-                <w:bCs/>
-                <w:noProof/>
-              </w:rPr>
-              <w:t>Making Payments (Collections)</w:t>
-            </w:r>
-            <w:r>
-              <w:rPr>
-                <w:b/>
-                <w:bCs/>
-                <w:noProof/>
-                <w:webHidden/>
-              </w:rPr>
-              <w:tab/>
-            </w:r>
-            <w:r>
-              <w:rPr>
-                <w:b/>
-                <w:bCs/>
-                <w:noProof/>
-                <w:webHidden/>
-              </w:rPr>
-              <w:fldChar w:fldCharType="begin"/>
-            </w:r>
-            <w:r>
-              <w:rPr>
-                <w:b/>
-                <w:bCs/>
-                <w:noProof/>
-                <w:webHidden/>
-              </w:rPr>
-              <w:instrText xml:space="preserve"> PAGEREF _Toc222086226 \h </w:instrText>
-            </w:r>
-            <w:r>
-              <w:rPr>
-                <w:b/>
-                <w:bCs/>
-                <w:noProof/>
-                <w:webHidden/>
-              </w:rPr>
-            </w:r>
-            <w:r>
-              <w:rPr>
-                <w:b/>
-                <w:bCs/>
-                <w:noProof/>
-                <w:webHidden/>
-              </w:rPr>
-              <w:fldChar w:fldCharType="separate"/>
-            </w:r>
-            <w:r>
-              <w:rPr>
-                <w:b/>
-                <w:bCs/>
-                <w:noProof/>
-                <w:webHidden/>
-              </w:rPr>
-              <w:t>3</w:t>
-            </w:r>
-            <w:r>
-              <w:rPr>
-                <w:b/>
-                <w:bCs/>
-                <w:noProof/>
-                <w:webHidden/>
-              </w:rPr>
-              <w:fldChar w:fldCharType="end"/>
-            </w:r>
-          </w:hyperlink>
-        </w:p>
-        <w:p>
-          <w:pPr>
-            <w:pStyle w:val="TOC1"/>
-            <w:tabs>
-              <w:tab w:val="right" w:leader="dot" w:pos="9016"/>
-            </w:tabs>
-            <w:rPr>
-              <w:rFonts w:eastAsiaTheme="minorEastAsia"/>
-              <w:b/>
-              <w:bCs/>
-              <w:noProof/>
-              <w:lang w:eastAsia="en-RW"/>
-            </w:rPr>
-          </w:pPr>
-          <w:hyperlink w:anchor="_Toc222086227" w:history="1">
-            <w:r>
-              <w:rPr>
-                <w:rStyle w:val="Hyperlink"/>
-                <w:b/>
-                <w:bCs/>
-                <w:noProof/>
-              </w:rPr>
-              <w:t>Sending Money (Payouts)</w:t>
-            </w:r>
-            <w:r>
-              <w:rPr>
-                <w:b/>
-                <w:bCs/>
-                <w:noProof/>
-                <w:webHidden/>
-              </w:rPr>
-              <w:tab/>
-            </w:r>
-            <w:r>
-              <w:rPr>
-                <w:b/>
-                <w:bCs/>
-                <w:noProof/>
-                <w:webHidden/>
-              </w:rPr>
-              <w:fldChar w:fldCharType="begin"/>
-            </w:r>
-            <w:r>
-              <w:rPr>
-                <w:b/>
-                <w:bCs/>
-                <w:noProof/>
-                <w:webHidden/>
-              </w:rPr>
-              <w:instrText xml:space="preserve"> PAGEREF _Toc222086227 \h </w:instrText>
-            </w:r>
-            <w:r>
-              <w:rPr>
-                <w:b/>
-                <w:bCs/>
-                <w:noProof/>
-                <w:webHidden/>
-              </w:rPr>
-            </w:r>
-            <w:r>
-              <w:rPr>
-                <w:b/>
-                <w:bCs/>
-                <w:noProof/>
-                <w:webHidden/>
-              </w:rPr>
-              <w:fldChar w:fldCharType="separate"/>
-            </w:r>
-            <w:r>
-              <w:rPr>
-                <w:b/>
-                <w:bCs/>
-                <w:noProof/>
-                <w:webHidden/>
-              </w:rPr>
-              <w:t>7</w:t>
-            </w:r>
-            <w:r>
-              <w:rPr>
-                <w:b/>
-                <w:bCs/>
-                <w:noProof/>
-                <w:webHidden/>
-              </w:rPr>
-              <w:fldChar w:fldCharType="end"/>
-            </w:r>
-          </w:hyperlink>
-        </w:p>
-        <w:p>
-          <w:pPr>
-            <w:pStyle w:val="TOC1"/>
-            <w:tabs>
-              <w:tab w:val="right" w:leader="dot" w:pos="9016"/>
-            </w:tabs>
-            <w:rPr>
-              <w:rFonts w:eastAsiaTheme="minorEastAsia"/>
-              <w:b/>
-              <w:bCs/>
-              <w:noProof/>
-              <w:lang w:eastAsia="en-RW"/>
-            </w:rPr>
-          </w:pPr>
-          <w:hyperlink w:anchor="_Toc222086228" w:history="1">
-            <w:r>
-              <w:rPr>
-                <w:rStyle w:val="Hyperlink"/>
-                <w:b/>
-                <w:bCs/>
-                <w:noProof/>
-              </w:rPr>
-              <w:t>Callback Implementation</w:t>
-            </w:r>
-            <w:r>
-              <w:rPr>
-                <w:b/>
-                <w:bCs/>
-                <w:noProof/>
-                <w:webHidden/>
-              </w:rPr>
-              <w:tab/>
-            </w:r>
-            <w:r>
-              <w:rPr>
-                <w:b/>
-                <w:bCs/>
-                <w:noProof/>
-                <w:webHidden/>
-              </w:rPr>
-              <w:fldChar w:fldCharType="begin"/>
-            </w:r>
-            <w:r>
-              <w:rPr>
-                <w:b/>
-                <w:bCs/>
-                <w:noProof/>
-                <w:webHidden/>
-              </w:rPr>
-              <w:instrText xml:space="preserve"> PAGEREF _Toc222086228 \h </w:instrText>
-            </w:r>
-            <w:r>
-              <w:rPr>
-                <w:b/>
-                <w:bCs/>
-                <w:noProof/>
-                <w:webHidden/>
-              </w:rPr>
-            </w:r>
-            <w:r>
-              <w:rPr>
-                <w:b/>
-                <w:bCs/>
-                <w:noProof/>
-                <w:webHidden/>
-              </w:rPr>
-              <w:fldChar w:fldCharType="separate"/>
-            </w:r>
-            <w:r>
-              <w:rPr>
-                <w:b/>
-                <w:bCs/>
-                <w:noProof/>
-                <w:webHidden/>
-              </w:rPr>
-              <w:t>9</w:t>
-            </w:r>
-            <w:r>
-              <w:rPr>
-                <w:b/>
-                <w:bCs/>
-                <w:noProof/>
-                <w:webHidden/>
-              </w:rPr>
-              <w:fldChar w:fldCharType="end"/>
-            </w:r>
-          </w:hyperlink>
-        </w:p>
-        <w:p>
-          <w:pPr>
-            <w:pStyle w:val="TOC1"/>
-            <w:tabs>
-              <w:tab w:val="right" w:leader="dot" w:pos="9016"/>
-            </w:tabs>
-            <w:rPr>
-              <w:rFonts w:eastAsiaTheme="minorEastAsia"/>
-              <w:b/>
-              <w:bCs/>
-              <w:noProof/>
-              <w:lang w:eastAsia="en-RW"/>
-            </w:rPr>
-          </w:pPr>
-          <w:hyperlink w:anchor="_Toc222086229" w:history="1">
-            <w:r>
-              <w:rPr>
-                <w:rStyle w:val="Hyperlink"/>
-                <w:b/>
-                <w:bCs/>
-                <w:noProof/>
-              </w:rPr>
-              <w:t>Error Handling</w:t>
-            </w:r>
-            <w:r>
-              <w:rPr>
-                <w:b/>
-                <w:bCs/>
-                <w:noProof/>
-                <w:webHidden/>
-              </w:rPr>
-              <w:tab/>
-            </w:r>
-            <w:r>
-              <w:rPr>
-                <w:b/>
-                <w:bCs/>
-                <w:noProof/>
-                <w:webHidden/>
-              </w:rPr>
-              <w:fldChar w:fldCharType="begin"/>
-            </w:r>
-            <w:r>
-              <w:rPr>
-                <w:b/>
-                <w:bCs/>
-                <w:noProof/>
-                <w:webHidden/>
-              </w:rPr>
-              <w:instrText xml:space="preserve"> PAGEREF _Toc222086229 \h </w:instrText>
-            </w:r>
-            <w:r>
-              <w:rPr>
-                <w:b/>
-                <w:bCs/>
-                <w:noProof/>
-                <w:webHidden/>
-              </w:rPr>
-            </w:r>
-            <w:r>
-              <w:rPr>
-                <w:b/>
-                <w:bCs/>
-                <w:noProof/>
-                <w:webHidden/>
-              </w:rPr>
-              <w:fldChar w:fldCharType="separate"/>
-            </w:r>
-            <w:r>
-              <w:rPr>
-                <w:b/>
-                <w:bCs/>
-                <w:noProof/>
-                <w:webHidden/>
-              </w:rPr>
-              <w:t>12</w:t>
-            </w:r>
-            <w:r>
-              <w:rPr>
-                <w:b/>
-                <w:bCs/>
-                <w:noProof/>
-                <w:webHidden/>
-              </w:rPr>
-              <w:fldChar w:fldCharType="end"/>
-            </w:r>
-          </w:hyperlink>
-        </w:p>
-        <w:p>
-          <w:pPr>
-            <w:pStyle w:val="TOC1"/>
-            <w:tabs>
-              <w:tab w:val="right" w:leader="dot" w:pos="9016"/>
-            </w:tabs>
-            <w:rPr>
-              <w:rFonts w:eastAsiaTheme="minorEastAsia"/>
-              <w:b/>
-              <w:bCs/>
-              <w:noProof/>
-              <w:lang w:eastAsia="en-RW"/>
-            </w:rPr>
-          </w:pPr>
-          <w:hyperlink w:anchor="_Toc222086230" w:history="1">
-            <w:r>
-              <w:rPr>
-                <w:rStyle w:val="Hyperlink"/>
-                <w:b/>
-                <w:bCs/>
-                <w:noProof/>
-              </w:rPr>
-              <w:t>Testing</w:t>
-            </w:r>
-            <w:r>
-              <w:rPr>
-                <w:b/>
-                <w:bCs/>
-                <w:noProof/>
-                <w:webHidden/>
-              </w:rPr>
-              <w:tab/>
-            </w:r>
-            <w:r>
-              <w:rPr>
-                <w:b/>
-                <w:bCs/>
-                <w:noProof/>
-                <w:webHidden/>
-              </w:rPr>
-              <w:fldChar w:fldCharType="begin"/>
-            </w:r>
-            <w:r>
-              <w:rPr>
-                <w:b/>
-                <w:bCs/>
-                <w:noProof/>
-                <w:webHidden/>
-              </w:rPr>
-              <w:instrText xml:space="preserve"> PAGEREF _Toc222086230 \h </w:instrText>
-            </w:r>
-            <w:r>
-              <w:rPr>
-                <w:b/>
-                <w:bCs/>
-                <w:noProof/>
-                <w:webHidden/>
-              </w:rPr>
-            </w:r>
-            <w:r>
-              <w:rPr>
-                <w:b/>
-                <w:bCs/>
-                <w:noProof/>
-                <w:webHidden/>
-              </w:rPr>
-              <w:fldChar w:fldCharType="separate"/>
-            </w:r>
-            <w:r>
-              <w:rPr>
-                <w:b/>
-                <w:bCs/>
-                <w:noProof/>
-                <w:webHidden/>
-              </w:rPr>
-              <w:t>13</w:t>
-            </w:r>
-            <w:r>
-              <w:rPr>
-                <w:b/>
-                <w:bCs/>
-                <w:noProof/>
-                <w:webHidden/>
-              </w:rPr>
-              <w:fldChar w:fldCharType="end"/>
-            </w:r>
-          </w:hyperlink>
-        </w:p>
-        <w:p>
-          <w:pPr>
-            <w:pStyle w:val="TOC1"/>
-            <w:tabs>
-              <w:tab w:val="right" w:leader="dot" w:pos="9016"/>
-            </w:tabs>
-            <w:rPr>
-              <w:rFonts w:eastAsiaTheme="minorEastAsia"/>
-              <w:b/>
-              <w:bCs/>
-              <w:noProof/>
-              <w:lang w:eastAsia="en-RW"/>
-            </w:rPr>
-          </w:pPr>
-          <w:hyperlink w:anchor="_Toc222086231" w:history="1">
-            <w:r>
-              <w:rPr>
-                <w:rStyle w:val="Hyperlink"/>
-                <w:b/>
-                <w:bCs/>
-                <w:noProof/>
-              </w:rPr>
-              <w:t>Quick Reference</w:t>
-            </w:r>
-            <w:r>
-              <w:rPr>
-                <w:b/>
-                <w:bCs/>
-                <w:noProof/>
-                <w:webHidden/>
-              </w:rPr>
-              <w:tab/>
-            </w:r>
-            <w:r>
-              <w:rPr>
-                <w:b/>
-                <w:bCs/>
-                <w:noProof/>
-                <w:webHidden/>
-              </w:rPr>
-              <w:fldChar w:fldCharType="begin"/>
-            </w:r>
-            <w:r>
-              <w:rPr>
-                <w:b/>
-                <w:bCs/>
-                <w:noProof/>
-                <w:webHidden/>
-              </w:rPr>
-              <w:instrText xml:space="preserve"> PAGEREF _Toc222086231 \h </w:instrText>
-            </w:r>
-            <w:r>
-              <w:rPr>
-                <w:b/>
-                <w:bCs/>
-                <w:noProof/>
-                <w:webHidden/>
-              </w:rPr>
-            </w:r>
-            <w:r>
-              <w:rPr>
-                <w:b/>
-                <w:bCs/>
-                <w:noProof/>
-                <w:webHidden/>
-              </w:rPr>
-              <w:fldChar w:fldCharType="separate"/>
-            </w:r>
-            <w:r>
-              <w:rPr>
-                <w:b/>
-                <w:bCs/>
-                <w:noProof/>
-                <w:webHidden/>
-              </w:rPr>
-              <w:t>14</w:t>
-            </w:r>
-            <w:r>
-              <w:rPr>
-                <w:b/>
-                <w:bCs/>
-                <w:noProof/>
-                <w:webHidden/>
-              </w:rPr>
-              <w:fldChar w:fldCharType="end"/>
-            </w:r>
-          </w:hyperlink>
-        </w:p>
-        <w:p>
-          <w:r>
-            <w:rPr>
-              <w:b/>
-              <w:bCs/>
-              <w:noProof/>
-            </w:rPr>
-            <w:fldChar w:fldCharType="end"/>
-          </w:r>
         </w:p>
       </w:sdtContent>
     </w:sdt>
@@ -744,18 +241,630 @@
       <w:pPr>
         <w:rPr>
           <w:rFonts w:ascii="Bookman Old Style" w:hAnsi="Bookman Old Style"/>
-          <w:color w:val="000000" w:themeColor="text1"/>
-        </w:rPr>
-      </w:pPr>
-      <w:r>
-        <w:rPr>
-          <w:rFonts w:ascii="Bookman Old Style" w:hAnsi="Bookman Old Style"/>
-          <w:color w:val="000000" w:themeColor="text1"/>
-        </w:rPr>
-        <w:pict w14:anchorId="7DA89DED">
-          <v:rect id="_x0000_i1113" style="width:0;height:.75pt" o:hralign="center" o:hrstd="t" o:hr="t" fillcolor="#a0a0a0" stroked="f"/>
-        </w:pict>
-      </w:r>
+          <w:b/>
+          <w:bCs/>
+          <w:color w:val="000000" w:themeColor="text1"/>
+        </w:rPr>
+      </w:pPr>
+    </w:p>
+    <w:p>
+      <w:pPr>
+        <w:rPr>
+          <w:rFonts w:ascii="Bookman Old Style" w:hAnsi="Bookman Old Style"/>
+          <w:b/>
+          <w:bCs/>
+          <w:color w:val="000000" w:themeColor="text1"/>
+        </w:rPr>
+      </w:pPr>
+      <w:r>
+        <w:rPr>
+          <w:noProof/>
+          <w:lang w:val="en-US"/>
+        </w:rPr>
+        <w:drawing>
+          <wp:anchor distT="0" distB="0" distL="114300" distR="114300" simplePos="0" relativeHeight="251665408" behindDoc="0" locked="0" layoutInCell="1" allowOverlap="1" wp14:anchorId="7C153CD3" wp14:editId="4755E85D">
+            <wp:simplePos x="0" y="0"/>
+            <wp:positionH relativeFrom="page">
+              <wp:align>center</wp:align>
+            </wp:positionH>
+            <wp:positionV relativeFrom="paragraph">
+              <wp:posOffset>76835</wp:posOffset>
+            </wp:positionV>
+            <wp:extent cx="2984500" cy="2587625"/>
+            <wp:effectExtent l="0" t="0" r="6350" b="0"/>
+            <wp:wrapSquare wrapText="bothSides"/>
+            <wp:docPr id="7" name="Picture 7" descr="C:\Users\gilbe\Desktop\log_1.png"/>
+            <wp:cNvGraphicFramePr>
+              <a:graphicFrameLocks xmlns:a="http://schemas.openxmlformats.org/drawingml/2006/main" noChangeAspect="1"/>
+            </wp:cNvGraphicFramePr>
+            <a:graphic xmlns:a="http://schemas.openxmlformats.org/drawingml/2006/main">
+              <a:graphicData uri="http://schemas.openxmlformats.org/drawingml/2006/picture">
+                <pic:pic xmlns:pic="http://schemas.openxmlformats.org/drawingml/2006/picture">
+                  <pic:nvPicPr>
+                    <pic:cNvPr id="0" name="Picture 3" descr="C:\Users\gilbe\Desktop\log_1.png"/>
+                    <pic:cNvPicPr>
+                      <a:picLocks noChangeAspect="1" noChangeArrowheads="1"/>
+                    </pic:cNvPicPr>
+                  </pic:nvPicPr>
+                  <pic:blipFill>
+                    <a:blip r:embed="rId8">
+                      <a:extLst>
+                        <a:ext uri="{28A0092B-C50C-407E-A947-70E740481C1C}">
+                          <a14:useLocalDpi xmlns:a14="http://schemas.microsoft.com/office/drawing/2010/main" val="0"/>
+                        </a:ext>
+                      </a:extLst>
+                    </a:blip>
+                    <a:srcRect/>
+                    <a:stretch>
+                      <a:fillRect/>
+                    </a:stretch>
+                  </pic:blipFill>
+                  <pic:spPr bwMode="auto">
+                    <a:xfrm>
+                      <a:off x="0" y="0"/>
+                      <a:ext cx="2984500" cy="2587625"/>
+                    </a:xfrm>
+                    <a:prstGeom prst="rect">
+                      <a:avLst/>
+                    </a:prstGeom>
+                    <a:noFill/>
+                    <a:ln>
+                      <a:noFill/>
+                    </a:ln>
+                  </pic:spPr>
+                </pic:pic>
+              </a:graphicData>
+            </a:graphic>
+            <wp14:sizeRelH relativeFrom="margin">
+              <wp14:pctWidth>0</wp14:pctWidth>
+            </wp14:sizeRelH>
+            <wp14:sizeRelV relativeFrom="margin">
+              <wp14:pctHeight>0</wp14:pctHeight>
+            </wp14:sizeRelV>
+          </wp:anchor>
+        </w:drawing>
+      </w:r>
+    </w:p>
+    <w:p>
+      <w:pPr>
+        <w:rPr>
+          <w:rFonts w:ascii="Bookman Old Style" w:hAnsi="Bookman Old Style"/>
+          <w:b/>
+          <w:bCs/>
+          <w:color w:val="000000" w:themeColor="text1"/>
+        </w:rPr>
+      </w:pPr>
+    </w:p>
+    <w:p>
+      <w:pPr>
+        <w:rPr>
+          <w:rFonts w:ascii="Bookman Old Style" w:hAnsi="Bookman Old Style"/>
+          <w:b/>
+          <w:bCs/>
+          <w:color w:val="000000" w:themeColor="text1"/>
+        </w:rPr>
+      </w:pPr>
+    </w:p>
+    <w:p>
+      <w:pPr>
+        <w:rPr>
+          <w:rFonts w:ascii="Bookman Old Style" w:hAnsi="Bookman Old Style"/>
+          <w:b/>
+          <w:bCs/>
+          <w:color w:val="000000" w:themeColor="text1"/>
+        </w:rPr>
+      </w:pPr>
+    </w:p>
+    <w:p>
+      <w:pPr>
+        <w:rPr>
+          <w:rFonts w:ascii="Bookman Old Style" w:hAnsi="Bookman Old Style"/>
+          <w:b/>
+          <w:bCs/>
+          <w:color w:val="000000" w:themeColor="text1"/>
+        </w:rPr>
+      </w:pPr>
+    </w:p>
+    <w:p>
+      <w:pPr>
+        <w:rPr>
+          <w:rFonts w:ascii="Bookman Old Style" w:hAnsi="Bookman Old Style"/>
+          <w:b/>
+          <w:bCs/>
+          <w:color w:val="000000" w:themeColor="text1"/>
+        </w:rPr>
+      </w:pPr>
+    </w:p>
+    <w:p>
+      <w:pPr>
+        <w:rPr>
+          <w:rFonts w:ascii="Bookman Old Style" w:hAnsi="Bookman Old Style"/>
+          <w:b/>
+          <w:bCs/>
+          <w:color w:val="000000" w:themeColor="text1"/>
+        </w:rPr>
+      </w:pPr>
+    </w:p>
+    <w:p>
+      <w:pPr>
+        <w:rPr>
+          <w:rFonts w:ascii="Bookman Old Style" w:hAnsi="Bookman Old Style"/>
+          <w:b/>
+          <w:bCs/>
+          <w:color w:val="000000" w:themeColor="text1"/>
+        </w:rPr>
+      </w:pPr>
+    </w:p>
+    <w:p>
+      <w:pPr>
+        <w:rPr>
+          <w:rFonts w:ascii="Bookman Old Style" w:hAnsi="Bookman Old Style"/>
+          <w:b/>
+          <w:bCs/>
+          <w:color w:val="000000" w:themeColor="text1"/>
+        </w:rPr>
+      </w:pPr>
+    </w:p>
+    <w:p>
+      <w:pPr>
+        <w:rPr>
+          <w:rFonts w:ascii="Bookman Old Style" w:hAnsi="Bookman Old Style"/>
+          <w:b/>
+          <w:bCs/>
+          <w:color w:val="000000" w:themeColor="text1"/>
+        </w:rPr>
+      </w:pPr>
+    </w:p>
+    <w:p>
+      <w:pPr>
+        <w:rPr>
+          <w:rFonts w:ascii="Bookman Old Style" w:hAnsi="Bookman Old Style"/>
+          <w:b/>
+          <w:bCs/>
+          <w:color w:val="000000" w:themeColor="text1"/>
+        </w:rPr>
+      </w:pPr>
+    </w:p>
+    <w:p>
+      <w:pPr>
+        <w:rPr>
+          <w:rFonts w:ascii="Bookman Old Style" w:hAnsi="Bookman Old Style"/>
+          <w:b/>
+          <w:bCs/>
+          <w:color w:val="000000" w:themeColor="text1"/>
+        </w:rPr>
+      </w:pPr>
+    </w:p>
+    <w:p>
+      <w:pPr>
+        <w:rPr>
+          <w:rFonts w:ascii="Bookman Old Style" w:hAnsi="Bookman Old Style"/>
+          <w:b/>
+          <w:bCs/>
+          <w:color w:val="000000" w:themeColor="text1"/>
+        </w:rPr>
+      </w:pPr>
+    </w:p>
+    <w:p>
+      <w:pPr>
+        <w:rPr>
+          <w:rFonts w:ascii="Bookman Old Style" w:hAnsi="Bookman Old Style"/>
+          <w:b/>
+          <w:bCs/>
+          <w:color w:val="000000" w:themeColor="text1"/>
+        </w:rPr>
+      </w:pPr>
+      <w:r>
+        <w:rPr>
+          <w:noProof/>
+        </w:rPr>
+        <mc:AlternateContent>
+          <mc:Choice Requires="wps">
+            <w:drawing>
+              <wp:anchor distT="0" distB="0" distL="114300" distR="114300" simplePos="0" relativeHeight="251667456" behindDoc="0" locked="0" layoutInCell="1" allowOverlap="1" wp14:anchorId="2FF81BBE" wp14:editId="61962F83">
+                <wp:simplePos x="0" y="0"/>
+                <wp:positionH relativeFrom="margin">
+                  <wp:align>right</wp:align>
+                </wp:positionH>
+                <wp:positionV relativeFrom="paragraph">
+                  <wp:posOffset>329565</wp:posOffset>
+                </wp:positionV>
+                <wp:extent cx="6038850" cy="666750"/>
+                <wp:effectExtent l="0" t="0" r="0" b="0"/>
+                <wp:wrapNone/>
+                <wp:docPr id="1" name="Text Box 1"/>
+                <wp:cNvGraphicFramePr/>
+                <a:graphic xmlns:a="http://schemas.openxmlformats.org/drawingml/2006/main">
+                  <a:graphicData uri="http://schemas.microsoft.com/office/word/2010/wordprocessingShape">
+                    <wps:wsp>
+                      <wps:cNvSpPr txBox="1"/>
+                      <wps:spPr>
+                        <a:xfrm>
+                          <a:off x="0" y="0"/>
+                          <a:ext cx="6038850" cy="666750"/>
+                        </a:xfrm>
+                        <a:prstGeom prst="rect">
+                          <a:avLst/>
+                        </a:prstGeom>
+                        <a:noFill/>
+                        <a:ln>
+                          <a:noFill/>
+                        </a:ln>
+                        <a:effectLst/>
+                      </wps:spPr>
+                      <wps:txbx>
+                        <w:txbxContent>
+                          <w:p>
+                            <w:pPr>
+                              <w:rPr>
+                                <w:b/>
+                                <w:color w:val="70AD47"/>
+                                <w:spacing w:val="10"/>
+                                <w:sz w:val="52"/>
+                                <w:szCs w:val="72"/>
+                                <w:lang w:val="en-US"/>
+                                <w14:glow w14:rad="38100">
+                                  <w14:schemeClr w14:val="accent1">
+                                    <w14:alpha w14:val="60000"/>
+                                  </w14:schemeClr>
+                                </w14:glow>
+                                <w14:textOutline w14:w="9525" w14:cap="flat" w14:cmpd="sng" w14:algn="ctr">
+                                  <w14:solidFill>
+                                    <w14:schemeClr w14:val="accent1"/>
+                                  </w14:solidFill>
+                                  <w14:prstDash w14:val="solid"/>
+                                  <w14:round/>
+                                </w14:textOutline>
+                                <w14:textFill>
+                                  <w14:solidFill>
+                                    <w14:srgbClr w14:val="70AD47">
+                                      <w14:tint w14:val="1000"/>
+                                    </w14:srgbClr>
+                                  </w14:solidFill>
+                                </w14:textFill>
+                              </w:rPr>
+                            </w:pPr>
+                            <w:r>
+                              <w:rPr>
+                                <w:b/>
+                                <w:color w:val="70AD47"/>
+                                <w:spacing w:val="10"/>
+                                <w:sz w:val="52"/>
+                                <w:szCs w:val="72"/>
+                                <w:lang w:val="en-US"/>
+                                <w14:glow w14:rad="38100">
+                                  <w14:schemeClr w14:val="accent1">
+                                    <w14:alpha w14:val="60000"/>
+                                  </w14:schemeClr>
+                                </w14:glow>
+                                <w14:textOutline w14:w="9525" w14:cap="flat" w14:cmpd="sng" w14:algn="ctr">
+                                  <w14:solidFill>
+                                    <w14:schemeClr w14:val="accent1"/>
+                                  </w14:solidFill>
+                                  <w14:prstDash w14:val="solid"/>
+                                  <w14:round/>
+                                </w14:textOutline>
+                                <w14:textFill>
+                                  <w14:solidFill>
+                                    <w14:srgbClr w14:val="70AD47">
+                                      <w14:tint w14:val="1000"/>
+                                    </w14:srgbClr>
+                                  </w14:solidFill>
+                                </w14:textFill>
+                              </w:rPr>
+                              <w:t>PAYMENT API Documentation guide</w:t>
+                            </w:r>
+                          </w:p>
+                        </w:txbxContent>
+                      </wps:txbx>
+                      <wps:bodyPr rot="0" spcFirstLastPara="0" vertOverflow="overflow" horzOverflow="overflow" vert="horz" wrap="square" lIns="91440" tIns="45720" rIns="91440" bIns="45720" numCol="1" spcCol="0" rtlCol="0" fromWordArt="0" anchor="t" anchorCtr="0" forceAA="0" compatLnSpc="1">
+                        <a:prstTxWarp prst="textNoShape">
+                          <a:avLst/>
+                        </a:prstTxWarp>
+                        <a:noAutofit/>
+                      </wps:bodyPr>
+                    </wps:wsp>
+                  </a:graphicData>
+                </a:graphic>
+                <wp14:sizeRelH relativeFrom="margin">
+                  <wp14:pctWidth>0</wp14:pctWidth>
+                </wp14:sizeRelH>
+                <wp14:sizeRelV relativeFrom="margin">
+                  <wp14:pctHeight>0</wp14:pctHeight>
+                </wp14:sizeRelV>
+              </wp:anchor>
+            </w:drawing>
+          </mc:Choice>
+          <mc:Fallback>
+            <w:pict>
+              <v:shapetype w14:anchorId="2FF81BBE" id="_x0000_t202" coordsize="21600,21600" o:spt="202" path="m,l,21600r21600,l21600,xe">
+                <v:stroke joinstyle="miter"/>
+                <v:path gradientshapeok="t" o:connecttype="rect"/>
+              </v:shapetype>
+              <v:shape id="Text Box 1" o:spid="_x0000_s1027" type="#_x0000_t202" style="position:absolute;margin-left:424.3pt;margin-top:25.95pt;width:475.5pt;height:52.5pt;z-index:251667456;visibility:visible;mso-wrap-style:square;mso-width-percent:0;mso-height-percent:0;mso-wrap-distance-left:9pt;mso-wrap-distance-top:0;mso-wrap-distance-right:9pt;mso-wrap-distance-bottom:0;mso-position-horizontal:right;mso-position-horizontal-relative:margin;mso-position-vertical:absolute;mso-position-vertical-relative:text;mso-width-percent:0;mso-height-percent:0;mso-width-relative:margin;mso-height-relative:margin;v-text-anchor:top" o:gfxdata="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" filled="f" stroked="f">
+                <v:fill o:detectmouseclick="t"/>
+                <v:textbox>
+                  <w:txbxContent>
+                    <w:p>
+                      <w:pPr>
+                        <w:rPr>
+                          <w:b/>
+                          <w:color w:val="70AD47"/>
+                          <w:spacing w:val="10"/>
+                          <w:sz w:val="52"/>
+                          <w:szCs w:val="72"/>
+                          <w:lang w:val="en-US"/>
+                          <w14:glow w14:rad="38100">
+                            <w14:schemeClr w14:val="accent1">
+                              <w14:alpha w14:val="60000"/>
+                            </w14:schemeClr>
+                          </w14:glow>
+                          <w14:textOutline w14:w="9525" w14:cap="flat" w14:cmpd="sng" w14:algn="ctr">
+                            <w14:solidFill>
+                              <w14:schemeClr w14:val="accent1"/>
+                            </w14:solidFill>
+                            <w14:prstDash w14:val="solid"/>
+                            <w14:round/>
+                          </w14:textOutline>
+                          <w14:textFill>
+                            <w14:solidFill>
+                              <w14:srgbClr w14:val="70AD47">
+                                <w14:tint w14:val="1000"/>
+                              </w14:srgbClr>
+                            </w14:solidFill>
+                          </w14:textFill>
+                        </w:rPr>
+                      </w:pPr>
+                      <w:r>
+                        <w:rPr>
+                          <w:b/>
+                          <w:color w:val="70AD47"/>
+                          <w:spacing w:val="10"/>
+                          <w:sz w:val="52"/>
+                          <w:szCs w:val="72"/>
+                          <w:lang w:val="en-US"/>
+                          <w14:glow w14:rad="38100">
+                            <w14:schemeClr w14:val="accent1">
+                              <w14:alpha w14:val="60000"/>
+                            </w14:schemeClr>
+                          </w14:glow>
+                          <w14:textOutline w14:w="9525" w14:cap="flat" w14:cmpd="sng" w14:algn="ctr">
+                            <w14:solidFill>
+                              <w14:schemeClr w14:val="accent1"/>
+                            </w14:solidFill>
+                            <w14:prstDash w14:val="solid"/>
+                            <w14:round/>
+                          </w14:textOutline>
+                          <w14:textFill>
+                            <w14:solidFill>
+                              <w14:srgbClr w14:val="70AD47">
+                                <w14:tint w14:val="1000"/>
+                              </w14:srgbClr>
+                            </w14:solidFill>
+                          </w14:textFill>
+                        </w:rPr>
+                        <w:t>PAYMENT API Documentation guide</w:t>
+                      </w:r>
+                    </w:p>
+                  </w:txbxContent>
+                </v:textbox>
+                <w10:wrap anchorx="margin"/>
+              </v:shape>
+            </w:pict>
+          </mc:Fallback>
+        </mc:AlternateContent>
+      </w:r>
+    </w:p>
+    <w:p>
+      <w:pPr>
+        <w:rPr>
+          <w:rFonts w:ascii="Bookman Old Style" w:hAnsi="Bookman Old Style"/>
+          <w:b/>
+          <w:bCs/>
+          <w:color w:val="000000" w:themeColor="text1"/>
+        </w:rPr>
+      </w:pPr>
+      <w:bookmarkStart w:id="0" w:name="_Toc225029800"/>
+    </w:p>
+    <w:p>
+      <w:pPr>
+        <w:rPr>
+          <w:rFonts w:ascii="Bookman Old Style" w:hAnsi="Bookman Old Style"/>
+          <w:b/>
+          <w:bCs/>
+          <w:color w:val="000000" w:themeColor="text1"/>
+        </w:rPr>
+      </w:pPr>
+    </w:p>
+    <w:p>
+      <w:pPr>
+        <w:rPr>
+          <w:rFonts w:ascii="Bookman Old Style" w:hAnsi="Bookman Old Style"/>
+          <w:b/>
+          <w:bCs/>
+          <w:color w:val="000000" w:themeColor="text1"/>
+        </w:rPr>
+      </w:pPr>
+    </w:p>
+    <w:p>
+      <w:pPr>
+        <w:rPr>
+          <w:rFonts w:ascii="Bookman Old Style" w:hAnsi="Bookman Old Style"/>
+          <w:b/>
+          <w:bCs/>
+          <w:color w:val="000000" w:themeColor="text1"/>
+        </w:rPr>
+      </w:pPr>
+    </w:p>
+    <w:p>
+      <w:pPr>
+        <w:rPr>
+          <w:rFonts w:ascii="Bookman Old Style" w:hAnsi="Bookman Old Style"/>
+          <w:b/>
+          <w:bCs/>
+          <w:color w:val="000000" w:themeColor="text1"/>
+        </w:rPr>
+      </w:pPr>
+    </w:p>
+    <w:p>
+      <w:pPr>
+        <w:tabs>
+          <w:tab w:val="left" w:pos="2880"/>
+        </w:tabs>
+        <w:rPr>
+          <w:rFonts w:ascii="Bookman Old Style" w:hAnsi="Bookman Old Style"/>
+          <w:b/>
+          <w:bCs/>
+          <w:color w:val="FFFFFF" w:themeColor="background1"/>
+          <w:lang w:val="en-US"/>
+        </w:rPr>
+      </w:pPr>
+      <w:r>
+        <w:rPr>
+          <w:rFonts w:ascii="Bookman Old Style" w:hAnsi="Bookman Old Style"/>
+          <w:b/>
+          <w:bCs/>
+          <w:color w:val="000000" w:themeColor="text1"/>
+        </w:rPr>
+        <w:tab/>
+      </w:r>
+      <w:r>
+        <w:rPr>
+          <w:rFonts w:ascii="Bookman Old Style" w:hAnsi="Bookman Old Style"/>
+          <w:b/>
+          <w:bCs/>
+          <w:color w:val="FFFFFF" w:themeColor="background1"/>
+          <w:lang w:val="en-US"/>
+        </w:rPr>
+        <w:t xml:space="preserve">Website: </w:t>
+      </w:r>
+      <w:hyperlink r:id="rId9" w:history="1">
+        <w:r>
+          <w:rPr>
+            <w:rStyle w:val="Hyperlink"/>
+            <w:rFonts w:ascii="Bookman Old Style" w:hAnsi="Bookman Old Style"/>
+            <w:b/>
+            <w:bCs/>
+            <w:color w:val="FFFFFF" w:themeColor="background1"/>
+            <w:lang w:val="en-US"/>
+          </w:rPr>
+          <w:t>www.lmbtech.rw</w:t>
+        </w:r>
+      </w:hyperlink>
+    </w:p>
+    <w:p>
+      <w:pPr>
+        <w:tabs>
+          <w:tab w:val="left" w:pos="2880"/>
+        </w:tabs>
+        <w:rPr>
+          <w:rFonts w:ascii="Bookman Old Style" w:hAnsi="Bookman Old Style"/>
+          <w:b/>
+          <w:bCs/>
+          <w:color w:val="FFFFFF" w:themeColor="background1"/>
+          <w:lang w:val="en-US"/>
+        </w:rPr>
+      </w:pPr>
+      <w:r>
+        <w:rPr>
+          <w:rFonts w:ascii="Bookman Old Style" w:hAnsi="Bookman Old Style"/>
+          <w:b/>
+          <w:bCs/>
+          <w:color w:val="FFFFFF" w:themeColor="background1"/>
+          <w:lang w:val="en-US"/>
+        </w:rPr>
+        <w:t xml:space="preserve">                                    Phone: 0795600354</w:t>
+      </w:r>
+    </w:p>
+    <w:p>
+      <w:pPr>
+        <w:tabs>
+          <w:tab w:val="left" w:pos="2880"/>
+        </w:tabs>
+        <w:rPr>
+          <w:rFonts w:ascii="Bookman Old Style" w:hAnsi="Bookman Old Style"/>
+          <w:b/>
+          <w:bCs/>
+          <w:color w:val="FFFFFF" w:themeColor="background1"/>
+          <w:lang w:val="en-US"/>
+        </w:rPr>
+      </w:pPr>
+      <w:r>
+        <w:rPr>
+          <w:rFonts w:ascii="Bookman Old Style" w:hAnsi="Bookman Old Style"/>
+          <w:b/>
+          <w:bCs/>
+          <w:color w:val="FFFFFF" w:themeColor="background1"/>
+          <w:lang w:val="en-US"/>
+        </w:rPr>
+        <w:t xml:space="preserve">                                    </w:t>
+      </w:r>
+      <w:proofErr w:type="spellStart"/>
+      <w:r>
+        <w:rPr>
+          <w:rFonts w:ascii="Bookman Old Style" w:hAnsi="Bookman Old Style"/>
+          <w:b/>
+          <w:bCs/>
+          <w:color w:val="FFFFFF" w:themeColor="background1"/>
+          <w:lang w:val="en-US"/>
+        </w:rPr>
+        <w:t>Email:message@lmbtech.rw</w:t>
+      </w:r>
+      <w:proofErr w:type="spellEnd"/>
+    </w:p>
+    <w:p>
+      <w:pPr>
+        <w:tabs>
+          <w:tab w:val="left" w:pos="2880"/>
+        </w:tabs>
+        <w:rPr>
+          <w:rFonts w:ascii="Bookman Old Style" w:hAnsi="Bookman Old Style"/>
+          <w:b/>
+          <w:bCs/>
+          <w:color w:val="000000" w:themeColor="text1"/>
+          <w:lang w:val="en-US"/>
+        </w:rPr>
+      </w:pPr>
+    </w:p>
+    <w:p>
+      <w:pPr>
+        <w:rPr>
+          <w:rFonts w:ascii="Bookman Old Style" w:hAnsi="Bookman Old Style"/>
+          <w:b/>
+          <w:bCs/>
+          <w:color w:val="000000" w:themeColor="text1"/>
+        </w:rPr>
+      </w:pPr>
+    </w:p>
+    <w:p>
+      <w:pPr>
+        <w:rPr>
+          <w:rFonts w:ascii="Bookman Old Style" w:hAnsi="Bookman Old Style"/>
+          <w:b/>
+          <w:bCs/>
+          <w:color w:val="000000" w:themeColor="text1"/>
+        </w:rPr>
+      </w:pPr>
+    </w:p>
+    <w:p>
+      <w:pPr>
+        <w:rPr>
+          <w:rFonts w:ascii="Bookman Old Style" w:hAnsi="Bookman Old Style"/>
+          <w:b/>
+          <w:bCs/>
+          <w:color w:val="000000" w:themeColor="text1"/>
+        </w:rPr>
+      </w:pPr>
+    </w:p>
+    <w:p>
+      <w:pPr>
+        <w:rPr>
+          <w:rFonts w:ascii="Bookman Old Style" w:hAnsi="Bookman Old Style"/>
+          <w:b/>
+          <w:bCs/>
+          <w:color w:val="000000" w:themeColor="text1"/>
+        </w:rPr>
+      </w:pPr>
     </w:p>
     <w:p>
       <w:pPr>
@@ -764,18 +873,21 @@
           <w:b/>
           <w:bCs/>
           <w:color w:val="000000" w:themeColor="text1"/>
-        </w:rPr>
-      </w:pPr>
-      <w:bookmarkStart w:id="0" w:name="_Toc222086224"/>
-      <w:r>
-        <w:rPr>
-          <w:b/>
-          <w:bCs/>
-          <w:color w:val="000000" w:themeColor="text1"/>
+          <w:sz w:val="36"/>
+        </w:rPr>
+      </w:pPr>
+      <w:bookmarkStart w:id="1" w:name="_Toc225030340"/>
+      <w:r>
+        <w:rPr>
+          <w:b/>
+          <w:bCs/>
+          <w:color w:val="000000" w:themeColor="text1"/>
+          <w:sz w:val="36"/>
         </w:rPr>
         <w:t>System Overview</w:t>
       </w:r>
       <w:bookmarkEnd w:id="0"/>
+      <w:bookmarkEnd w:id="1"/>
     </w:p>
     <w:p>
       <w:pPr>
@@ -927,7 +1039,7 @@
         </w:rPr>
         <w:t> </w:t>
       </w:r>
-      <w:hyperlink r:id="rId6" w:history="1">
+      <w:hyperlink r:id="rId10" w:history="1">
         <w:r>
           <w:rPr>
             <w:rStyle w:val="Hyperlink"/>
@@ -970,7 +1082,7 @@
           <w:color w:val="000000" w:themeColor="text1"/>
         </w:rPr>
       </w:pPr>
-      <w:hyperlink r:id="rId7" w:history="1">
+      <w:hyperlink r:id="rId11" w:history="1">
         <w:r>
           <w:rPr>
             <w:rStyle w:val="Hyperlink"/>
@@ -1008,15 +1120,6 @@
         </w:rPr>
         <w:t xml:space="preserve">Access complete working examples, test scripts, and integration samples on </w:t>
       </w:r>
-      <w:r>
-        <w:rPr>
-          <w:rFonts w:ascii="Bookman Old Style" w:hAnsi="Bookman Old Style"/>
-          <w:color w:val="000000" w:themeColor="text1"/>
-        </w:rPr>
-        <w:pict w14:anchorId="58513639">
-          <v:rect id="_x0000_i1114" style="width:0;height:.75pt" o:hralign="center" o:hrstd="t" o:hr="t" fillcolor="#a0a0a0" stroked="f"/>
-        </w:pict>
-      </w:r>
     </w:p>
     <w:p>
       <w:pPr>
@@ -1025,18 +1128,22 @@
           <w:b/>
           <w:bCs/>
           <w:color w:val="000000" w:themeColor="text1"/>
-        </w:rPr>
-      </w:pPr>
-      <w:bookmarkStart w:id="1" w:name="_Toc222086225"/>
-      <w:r>
-        <w:rPr>
-          <w:b/>
-          <w:bCs/>
-          <w:color w:val="000000" w:themeColor="text1"/>
+          <w:sz w:val="38"/>
+        </w:rPr>
+      </w:pPr>
+      <w:bookmarkStart w:id="2" w:name="_Toc225029801"/>
+      <w:bookmarkStart w:id="3" w:name="_Toc225030341"/>
+      <w:r>
+        <w:rPr>
+          <w:b/>
+          <w:bCs/>
+          <w:color w:val="000000" w:themeColor="text1"/>
+          <w:sz w:val="38"/>
         </w:rPr>
         <w:t>Authentication</w:t>
       </w:r>
-      <w:bookmarkEnd w:id="1"/>
+      <w:bookmarkEnd w:id="2"/>
+      <w:bookmarkEnd w:id="3"/>
     </w:p>
     <w:p>
       <w:pPr>
@@ -1069,7 +1176,6 @@
           <w:bCs/>
           <w:color w:val="000000" w:themeColor="text1"/>
         </w:rPr>
-        <w:lastRenderedPageBreak/>
         <w:t>How Authentication Works</w:t>
       </w:r>
     </w:p>
@@ -1204,31 +1310,13 @@
           <w:color w:val="000000" w:themeColor="text1"/>
         </w:rPr>
       </w:pPr>
-      <w:proofErr w:type="spellStart"/>
-      <w:r>
-        <w:rPr>
-          <w:rFonts w:ascii="Bookman Old Style" w:hAnsi="Bookman Old Style"/>
-          <w:color w:val="000000" w:themeColor="text1"/>
-        </w:rPr>
-        <w:t>app_</w:t>
-      </w:r>
-      <w:proofErr w:type="gramStart"/>
-      <w:r>
-        <w:rPr>
-          <w:rFonts w:ascii="Bookman Old Style" w:hAnsi="Bookman Old Style"/>
-          <w:color w:val="000000" w:themeColor="text1"/>
-        </w:rPr>
-        <w:t>key:secret</w:t>
-      </w:r>
-      <w:proofErr w:type="gramEnd"/>
-      <w:r>
-        <w:rPr>
-          <w:rFonts w:ascii="Bookman Old Style" w:hAnsi="Bookman Old Style"/>
-          <w:color w:val="000000" w:themeColor="text1"/>
-        </w:rPr>
-        <w:t>_key</w:t>
-      </w:r>
-      <w:proofErr w:type="spellEnd"/>
+      <w:r>
+        <w:rPr>
+          <w:rFonts w:ascii="Bookman Old Style" w:hAnsi="Bookman Old Style"/>
+          <w:color w:val="000000" w:themeColor="text1"/>
+        </w:rPr>
+        <w:t>app_key:secret_key</w:t>
+      </w:r>
     </w:p>
     <w:p>
       <w:pPr>
@@ -1280,6 +1368,7 @@
           <w:bCs/>
           <w:color w:val="000000" w:themeColor="text1"/>
         </w:rPr>
+        <w:lastRenderedPageBreak/>
         <w:t>Step 4: Add to Request Header</w:t>
       </w:r>
     </w:p>
@@ -1315,36 +1404,27 @@
     </w:p>
     <w:p>
       <w:pPr>
-        <w:rPr>
-          <w:rFonts w:ascii="Bookman Old Style" w:hAnsi="Bookman Old Style"/>
-          <w:color w:val="000000" w:themeColor="text1"/>
-        </w:rPr>
-      </w:pPr>
-      <w:r>
-        <w:rPr>
-          <w:rFonts w:ascii="Bookman Old Style" w:hAnsi="Bookman Old Style"/>
-          <w:color w:val="000000" w:themeColor="text1"/>
-        </w:rPr>
-        <w:pict w14:anchorId="3E9A1BB9">
-          <v:rect id="_x0000_i1115" style="width:0;height:.75pt" o:hralign="center" o:hrstd="t" o:hr="t" fillcolor="#a0a0a0" stroked="f"/>
-        </w:pict>
-      </w:r>
-    </w:p>
-    <w:p>
-      <w:pPr>
         <w:pStyle w:val="Heading1"/>
         <w:rPr>
-          <w:color w:val="000000" w:themeColor="text1"/>
-        </w:rPr>
-      </w:pPr>
-      <w:bookmarkStart w:id="2" w:name="_Toc222086226"/>
-      <w:r>
-        <w:rPr>
-          <w:color w:val="000000" w:themeColor="text1"/>
+          <w:rFonts w:ascii="Book Antiqua" w:hAnsi="Book Antiqua"/>
+          <w:b/>
+          <w:color w:val="000000" w:themeColor="text1"/>
+          <w:sz w:val="32"/>
+        </w:rPr>
+      </w:pPr>
+      <w:bookmarkStart w:id="4" w:name="_Toc225029802"/>
+      <w:bookmarkStart w:id="5" w:name="_Toc225030342"/>
+      <w:r>
+        <w:rPr>
+          <w:rFonts w:ascii="Book Antiqua" w:hAnsi="Book Antiqua"/>
+          <w:b/>
+          <w:color w:val="000000" w:themeColor="text1"/>
+          <w:sz w:val="32"/>
         </w:rPr>
         <w:t>Making Payments (Collections)</w:t>
       </w:r>
-      <w:bookmarkEnd w:id="2"/>
+      <w:bookmarkEnd w:id="4"/>
+      <w:bookmarkEnd w:id="5"/>
     </w:p>
     <w:p>
       <w:pPr>
@@ -1424,17 +1504,8 @@
           <w:rFonts w:ascii="Bookman Old Style" w:hAnsi="Bookman Old Style"/>
           <w:color w:val="000000" w:themeColor="text1"/>
         </w:rPr>
-        <w:t> application/</w:t>
-      </w:r>
-      <w:proofErr w:type="spellStart"/>
-      <w:r>
-        <w:rPr>
-          <w:rFonts w:ascii="Bookman Old Style" w:hAnsi="Bookman Old Style"/>
-          <w:color w:val="000000" w:themeColor="text1"/>
-        </w:rPr>
-        <w:t>json</w:t>
-      </w:r>
-      <w:proofErr w:type="spellEnd"/>
+        <w:t> application/json</w:t>
+      </w:r>
       <w:r>
         <w:rPr>
           <w:rFonts w:ascii="Bookman Old Style" w:hAnsi="Bookman Old Style"/>
@@ -1461,22 +1532,9 @@
     </w:p>
     <w:tbl>
       <w:tblPr>
+        <w:tblStyle w:val="TableGridLight"/>
         <w:tblpPr w:leftFromText="180" w:rightFromText="180" w:vertAnchor="text" w:horzAnchor="margin" w:tblpXSpec="center" w:tblpY="430"/>
         <w:tblW w:w="9067" w:type="dxa"/>
-        <w:tblBorders>
-          <w:top w:val="single" w:sz="4" w:space="0" w:color="auto"/>
-          <w:left w:val="single" w:sz="4" w:space="0" w:color="auto"/>
-          <w:bottom w:val="single" w:sz="4" w:space="0" w:color="auto"/>
-          <w:right w:val="single" w:sz="4" w:space="0" w:color="auto"/>
-          <w:insideH w:val="single" w:sz="4" w:space="0" w:color="auto"/>
-          <w:insideV w:val="single" w:sz="4" w:space="0" w:color="auto"/>
-        </w:tblBorders>
-        <w:tblCellMar>
-          <w:top w:w="15" w:type="dxa"/>
-          <w:left w:w="15" w:type="dxa"/>
-          <w:bottom w:w="15" w:type="dxa"/>
-          <w:right w:w="15" w:type="dxa"/>
-        </w:tblCellMar>
         <w:tblLook w:val="04A0" w:firstRow="1" w:lastRow="0" w:firstColumn="1" w:lastColumn="0" w:noHBand="0" w:noVBand="1"/>
       </w:tblPr>
       <w:tblGrid>
@@ -1485,31 +1543,23 @@
         <w:gridCol w:w="3118"/>
       </w:tblGrid>
       <w:tr>
-        <w:trPr>
-          <w:tblHeader/>
-        </w:trPr>
         <w:tc>
           <w:tcPr>
             <w:tcW w:w="0" w:type="auto"/>
-            <w:tcMar>
-              <w:top w:w="150" w:type="dxa"/>
-              <w:left w:w="0" w:type="dxa"/>
-              <w:bottom w:w="150" w:type="dxa"/>
-              <w:right w:w="240" w:type="dxa"/>
-            </w:tcMar>
-            <w:vAlign w:val="center"/>
             <w:hideMark/>
           </w:tcPr>
           <w:p>
             <w:pPr>
               <w:rPr>
                 <w:rFonts w:ascii="Bookman Old Style" w:hAnsi="Bookman Old Style"/>
+                <w:b/>
                 <w:color w:val="000000" w:themeColor="text1"/>
               </w:rPr>
             </w:pPr>
             <w:r>
               <w:rPr>
                 <w:rFonts w:ascii="Bookman Old Style" w:hAnsi="Bookman Old Style"/>
+                <w:b/>
                 <w:color w:val="000000" w:themeColor="text1"/>
               </w:rPr>
               <w:t>Field</w:t>
@@ -1519,25 +1569,20 @@
         <w:tc>
           <w:tcPr>
             <w:tcW w:w="3572" w:type="dxa"/>
-            <w:tcMar>
-              <w:top w:w="150" w:type="dxa"/>
-              <w:left w:w="240" w:type="dxa"/>
-              <w:bottom w:w="150" w:type="dxa"/>
-              <w:right w:w="240" w:type="dxa"/>
-            </w:tcMar>
-            <w:vAlign w:val="center"/>
             <w:hideMark/>
           </w:tcPr>
           <w:p>
             <w:pPr>
               <w:rPr>
                 <w:rFonts w:ascii="Bookman Old Style" w:hAnsi="Bookman Old Style"/>
+                <w:b/>
                 <w:color w:val="000000" w:themeColor="text1"/>
               </w:rPr>
             </w:pPr>
             <w:r>
               <w:rPr>
                 <w:rFonts w:ascii="Bookman Old Style" w:hAnsi="Bookman Old Style"/>
+                <w:b/>
                 <w:color w:val="000000" w:themeColor="text1"/>
               </w:rPr>
               <w:t>Description</w:t>
@@ -1547,25 +1592,20 @@
         <w:tc>
           <w:tcPr>
             <w:tcW w:w="3118" w:type="dxa"/>
-            <w:tcMar>
-              <w:top w:w="150" w:type="dxa"/>
-              <w:left w:w="240" w:type="dxa"/>
-              <w:bottom w:w="150" w:type="dxa"/>
-              <w:right w:w="240" w:type="dxa"/>
-            </w:tcMar>
-            <w:vAlign w:val="center"/>
             <w:hideMark/>
           </w:tcPr>
           <w:p>
             <w:pPr>
               <w:rPr>
                 <w:rFonts w:ascii="Bookman Old Style" w:hAnsi="Bookman Old Style"/>
+                <w:b/>
                 <w:color w:val="000000" w:themeColor="text1"/>
               </w:rPr>
             </w:pPr>
             <w:r>
               <w:rPr>
                 <w:rFonts w:ascii="Bookman Old Style" w:hAnsi="Bookman Old Style"/>
+                <w:b/>
                 <w:color w:val="000000" w:themeColor="text1"/>
               </w:rPr>
               <w:t>Example</w:t>
@@ -1577,13 +1617,6 @@
         <w:tc>
           <w:tcPr>
             <w:tcW w:w="0" w:type="auto"/>
-            <w:tcMar>
-              <w:top w:w="150" w:type="dxa"/>
-              <w:left w:w="0" w:type="dxa"/>
-              <w:bottom w:w="150" w:type="dxa"/>
-              <w:right w:w="240" w:type="dxa"/>
-            </w:tcMar>
-            <w:vAlign w:val="center"/>
             <w:hideMark/>
           </w:tcPr>
           <w:p>
@@ -1605,13 +1638,6 @@
         <w:tc>
           <w:tcPr>
             <w:tcW w:w="3572" w:type="dxa"/>
-            <w:tcMar>
-              <w:top w:w="150" w:type="dxa"/>
-              <w:left w:w="240" w:type="dxa"/>
-              <w:bottom w:w="150" w:type="dxa"/>
-              <w:right w:w="240" w:type="dxa"/>
-            </w:tcMar>
-            <w:vAlign w:val="center"/>
             <w:hideMark/>
           </w:tcPr>
           <w:p>
@@ -1633,13 +1659,6 @@
         <w:tc>
           <w:tcPr>
             <w:tcW w:w="3118" w:type="dxa"/>
-            <w:tcMar>
-              <w:top w:w="150" w:type="dxa"/>
-              <w:left w:w="240" w:type="dxa"/>
-              <w:bottom w:w="150" w:type="dxa"/>
-              <w:right w:w="0" w:type="dxa"/>
-            </w:tcMar>
-            <w:vAlign w:val="center"/>
             <w:hideMark/>
           </w:tcPr>
           <w:p>
@@ -1663,13 +1682,6 @@
         <w:tc>
           <w:tcPr>
             <w:tcW w:w="0" w:type="auto"/>
-            <w:tcMar>
-              <w:top w:w="150" w:type="dxa"/>
-              <w:left w:w="0" w:type="dxa"/>
-              <w:bottom w:w="150" w:type="dxa"/>
-              <w:right w:w="240" w:type="dxa"/>
-            </w:tcMar>
-            <w:vAlign w:val="center"/>
             <w:hideMark/>
           </w:tcPr>
           <w:p>
@@ -1691,13 +1703,6 @@
         <w:tc>
           <w:tcPr>
             <w:tcW w:w="3572" w:type="dxa"/>
-            <w:tcMar>
-              <w:top w:w="150" w:type="dxa"/>
-              <w:left w:w="240" w:type="dxa"/>
-              <w:bottom w:w="150" w:type="dxa"/>
-              <w:right w:w="240" w:type="dxa"/>
-            </w:tcMar>
-            <w:vAlign w:val="center"/>
             <w:hideMark/>
           </w:tcPr>
           <w:p>
@@ -1719,13 +1724,6 @@
         <w:tc>
           <w:tcPr>
             <w:tcW w:w="3118" w:type="dxa"/>
-            <w:tcMar>
-              <w:top w:w="150" w:type="dxa"/>
-              <w:left w:w="240" w:type="dxa"/>
-              <w:bottom w:w="150" w:type="dxa"/>
-              <w:right w:w="0" w:type="dxa"/>
-            </w:tcMar>
-            <w:vAlign w:val="center"/>
             <w:hideMark/>
           </w:tcPr>
           <w:p>
@@ -1749,13 +1747,6 @@
         <w:tc>
           <w:tcPr>
             <w:tcW w:w="0" w:type="auto"/>
-            <w:tcMar>
-              <w:top w:w="150" w:type="dxa"/>
-              <w:left w:w="0" w:type="dxa"/>
-              <w:bottom w:w="150" w:type="dxa"/>
-              <w:right w:w="240" w:type="dxa"/>
-            </w:tcMar>
-            <w:vAlign w:val="center"/>
             <w:hideMark/>
           </w:tcPr>
           <w:p>
@@ -1765,7 +1756,6 @@
                 <w:color w:val="000000" w:themeColor="text1"/>
               </w:rPr>
             </w:pPr>
-            <w:proofErr w:type="spellStart"/>
             <w:r>
               <w:rPr>
                 <w:rFonts w:ascii="Bookman Old Style" w:hAnsi="Bookman Old Style"/>
@@ -1773,19 +1763,11 @@
               </w:rPr>
               <w:t>payment_method</w:t>
             </w:r>
-            <w:proofErr w:type="spellEnd"/>
           </w:p>
         </w:tc>
         <w:tc>
           <w:tcPr>
             <w:tcW w:w="3572" w:type="dxa"/>
-            <w:tcMar>
-              <w:top w:w="150" w:type="dxa"/>
-              <w:left w:w="240" w:type="dxa"/>
-              <w:bottom w:w="150" w:type="dxa"/>
-              <w:right w:w="240" w:type="dxa"/>
-            </w:tcMar>
-            <w:vAlign w:val="center"/>
             <w:hideMark/>
           </w:tcPr>
           <w:p>
@@ -1807,13 +1789,6 @@
         <w:tc>
           <w:tcPr>
             <w:tcW w:w="3118" w:type="dxa"/>
-            <w:tcMar>
-              <w:top w:w="150" w:type="dxa"/>
-              <w:left w:w="240" w:type="dxa"/>
-              <w:bottom w:w="150" w:type="dxa"/>
-              <w:right w:w="0" w:type="dxa"/>
-            </w:tcMar>
-            <w:vAlign w:val="center"/>
             <w:hideMark/>
           </w:tcPr>
           <w:p>
@@ -1837,13 +1812,6 @@
         <w:tc>
           <w:tcPr>
             <w:tcW w:w="0" w:type="auto"/>
-            <w:tcMar>
-              <w:top w:w="150" w:type="dxa"/>
-              <w:left w:w="0" w:type="dxa"/>
-              <w:bottom w:w="150" w:type="dxa"/>
-              <w:right w:w="240" w:type="dxa"/>
-            </w:tcMar>
-            <w:vAlign w:val="center"/>
             <w:hideMark/>
           </w:tcPr>
           <w:p>
@@ -1858,7 +1826,6 @@
                 <w:rFonts w:ascii="Bookman Old Style" w:hAnsi="Bookman Old Style"/>
                 <w:color w:val="000000" w:themeColor="text1"/>
               </w:rPr>
-              <w:lastRenderedPageBreak/>
               <w:t>amount</w:t>
             </w:r>
           </w:p>
@@ -1866,13 +1833,6 @@
         <w:tc>
           <w:tcPr>
             <w:tcW w:w="3572" w:type="dxa"/>
-            <w:tcMar>
-              <w:top w:w="150" w:type="dxa"/>
-              <w:left w:w="240" w:type="dxa"/>
-              <w:bottom w:w="150" w:type="dxa"/>
-              <w:right w:w="240" w:type="dxa"/>
-            </w:tcMar>
-            <w:vAlign w:val="center"/>
             <w:hideMark/>
           </w:tcPr>
           <w:p>
@@ -1894,13 +1854,6 @@
         <w:tc>
           <w:tcPr>
             <w:tcW w:w="3118" w:type="dxa"/>
-            <w:tcMar>
-              <w:top w:w="150" w:type="dxa"/>
-              <w:left w:w="240" w:type="dxa"/>
-              <w:bottom w:w="150" w:type="dxa"/>
-              <w:right w:w="0" w:type="dxa"/>
-            </w:tcMar>
-            <w:vAlign w:val="center"/>
             <w:hideMark/>
           </w:tcPr>
           <w:p>
@@ -1924,13 +1877,6 @@
         <w:tc>
           <w:tcPr>
             <w:tcW w:w="0" w:type="auto"/>
-            <w:tcMar>
-              <w:top w:w="150" w:type="dxa"/>
-              <w:left w:w="0" w:type="dxa"/>
-              <w:bottom w:w="150" w:type="dxa"/>
-              <w:right w:w="240" w:type="dxa"/>
-            </w:tcMar>
-            <w:vAlign w:val="center"/>
             <w:hideMark/>
           </w:tcPr>
           <w:p>
@@ -1940,7 +1886,6 @@
                 <w:color w:val="000000" w:themeColor="text1"/>
               </w:rPr>
             </w:pPr>
-            <w:proofErr w:type="spellStart"/>
             <w:r>
               <w:rPr>
                 <w:rFonts w:ascii="Bookman Old Style" w:hAnsi="Bookman Old Style"/>
@@ -1948,19 +1893,11 @@
               </w:rPr>
               <w:t>service_paid</w:t>
             </w:r>
-            <w:proofErr w:type="spellEnd"/>
           </w:p>
         </w:tc>
         <w:tc>
           <w:tcPr>
             <w:tcW w:w="3572" w:type="dxa"/>
-            <w:tcMar>
-              <w:top w:w="150" w:type="dxa"/>
-              <w:left w:w="240" w:type="dxa"/>
-              <w:bottom w:w="150" w:type="dxa"/>
-              <w:right w:w="240" w:type="dxa"/>
-            </w:tcMar>
-            <w:vAlign w:val="center"/>
             <w:hideMark/>
           </w:tcPr>
           <w:p>
@@ -1982,13 +1919,6 @@
         <w:tc>
           <w:tcPr>
             <w:tcW w:w="3118" w:type="dxa"/>
-            <w:tcMar>
-              <w:top w:w="150" w:type="dxa"/>
-              <w:left w:w="240" w:type="dxa"/>
-              <w:bottom w:w="150" w:type="dxa"/>
-              <w:right w:w="0" w:type="dxa"/>
-            </w:tcMar>
-            <w:vAlign w:val="center"/>
             <w:hideMark/>
           </w:tcPr>
           <w:p>
@@ -1998,7 +1928,6 @@
                 <w:color w:val="000000" w:themeColor="text1"/>
               </w:rPr>
             </w:pPr>
-            <w:proofErr w:type="spellStart"/>
             <w:r>
               <w:rPr>
                 <w:rFonts w:ascii="Bookman Old Style" w:hAnsi="Bookman Old Style"/>
@@ -2006,7 +1935,6 @@
               </w:rPr>
               <w:t>product_purchase</w:t>
             </w:r>
-            <w:proofErr w:type="spellEnd"/>
           </w:p>
         </w:tc>
       </w:tr>
@@ -2014,13 +1942,6 @@
         <w:tc>
           <w:tcPr>
             <w:tcW w:w="0" w:type="auto"/>
-            <w:tcMar>
-              <w:top w:w="150" w:type="dxa"/>
-              <w:left w:w="0" w:type="dxa"/>
-              <w:bottom w:w="150" w:type="dxa"/>
-              <w:right w:w="240" w:type="dxa"/>
-            </w:tcMar>
-            <w:vAlign w:val="center"/>
             <w:hideMark/>
           </w:tcPr>
           <w:p>
@@ -2030,7 +1951,6 @@
                 <w:color w:val="000000" w:themeColor="text1"/>
               </w:rPr>
             </w:pPr>
-            <w:proofErr w:type="spellStart"/>
             <w:r>
               <w:rPr>
                 <w:rFonts w:ascii="Bookman Old Style" w:hAnsi="Bookman Old Style"/>
@@ -2038,19 +1958,11 @@
               </w:rPr>
               <w:t>reference_id</w:t>
             </w:r>
-            <w:proofErr w:type="spellEnd"/>
           </w:p>
         </w:tc>
         <w:tc>
           <w:tcPr>
             <w:tcW w:w="3572" w:type="dxa"/>
-            <w:tcMar>
-              <w:top w:w="150" w:type="dxa"/>
-              <w:left w:w="240" w:type="dxa"/>
-              <w:bottom w:w="150" w:type="dxa"/>
-              <w:right w:w="240" w:type="dxa"/>
-            </w:tcMar>
-            <w:vAlign w:val="center"/>
             <w:hideMark/>
           </w:tcPr>
           <w:p>
@@ -2072,13 +1984,6 @@
         <w:tc>
           <w:tcPr>
             <w:tcW w:w="3118" w:type="dxa"/>
-            <w:tcMar>
-              <w:top w:w="150" w:type="dxa"/>
-              <w:left w:w="240" w:type="dxa"/>
-              <w:bottom w:w="150" w:type="dxa"/>
-              <w:right w:w="0" w:type="dxa"/>
-            </w:tcMar>
-            <w:vAlign w:val="center"/>
             <w:hideMark/>
           </w:tcPr>
           <w:p>
@@ -2102,13 +2007,6 @@
         <w:tc>
           <w:tcPr>
             <w:tcW w:w="0" w:type="auto"/>
-            <w:tcMar>
-              <w:top w:w="150" w:type="dxa"/>
-              <w:left w:w="0" w:type="dxa"/>
-              <w:bottom w:w="150" w:type="dxa"/>
-              <w:right w:w="240" w:type="dxa"/>
-            </w:tcMar>
-            <w:vAlign w:val="center"/>
             <w:hideMark/>
           </w:tcPr>
           <w:p>
@@ -2118,7 +2016,6 @@
                 <w:color w:val="000000" w:themeColor="text1"/>
               </w:rPr>
             </w:pPr>
-            <w:proofErr w:type="spellStart"/>
             <w:r>
               <w:rPr>
                 <w:rFonts w:ascii="Bookman Old Style" w:hAnsi="Bookman Old Style"/>
@@ -2126,19 +2023,11 @@
               </w:rPr>
               <w:t>callback_url</w:t>
             </w:r>
-            <w:proofErr w:type="spellEnd"/>
           </w:p>
         </w:tc>
         <w:tc>
           <w:tcPr>
             <w:tcW w:w="3572" w:type="dxa"/>
-            <w:tcMar>
-              <w:top w:w="150" w:type="dxa"/>
-              <w:left w:w="240" w:type="dxa"/>
-              <w:bottom w:w="150" w:type="dxa"/>
-              <w:right w:w="240" w:type="dxa"/>
-            </w:tcMar>
-            <w:vAlign w:val="center"/>
             <w:hideMark/>
           </w:tcPr>
           <w:p>
@@ -2160,13 +2049,6 @@
         <w:tc>
           <w:tcPr>
             <w:tcW w:w="3118" w:type="dxa"/>
-            <w:tcMar>
-              <w:top w:w="150" w:type="dxa"/>
-              <w:left w:w="240" w:type="dxa"/>
-              <w:bottom w:w="150" w:type="dxa"/>
-              <w:right w:w="0" w:type="dxa"/>
-            </w:tcMar>
-            <w:vAlign w:val="center"/>
             <w:hideMark/>
           </w:tcPr>
           <w:p>
@@ -2176,7 +2058,7 @@
                 <w:color w:val="000000" w:themeColor="text1"/>
               </w:rPr>
             </w:pPr>
-            <w:hyperlink r:id="rId8" w:tgtFrame="_blank" w:history="1">
+            <w:hyperlink r:id="rId12" w:tgtFrame="_blank" w:history="1">
               <w:r>
                 <w:rPr>
                   <w:rStyle w:val="Hyperlink"/>
@@ -2193,13 +2075,6 @@
         <w:tc>
           <w:tcPr>
             <w:tcW w:w="0" w:type="auto"/>
-            <w:tcMar>
-              <w:top w:w="150" w:type="dxa"/>
-              <w:left w:w="0" w:type="dxa"/>
-              <w:bottom w:w="150" w:type="dxa"/>
-              <w:right w:w="240" w:type="dxa"/>
-            </w:tcMar>
-            <w:vAlign w:val="center"/>
             <w:hideMark/>
           </w:tcPr>
           <w:p>
@@ -2221,13 +2096,6 @@
         <w:tc>
           <w:tcPr>
             <w:tcW w:w="3572" w:type="dxa"/>
-            <w:tcMar>
-              <w:top w:w="150" w:type="dxa"/>
-              <w:left w:w="240" w:type="dxa"/>
-              <w:bottom w:w="150" w:type="dxa"/>
-              <w:right w:w="240" w:type="dxa"/>
-            </w:tcMar>
-            <w:vAlign w:val="center"/>
             <w:hideMark/>
           </w:tcPr>
           <w:p>
@@ -2249,13 +2117,6 @@
         <w:tc>
           <w:tcPr>
             <w:tcW w:w="3118" w:type="dxa"/>
-            <w:tcMar>
-              <w:top w:w="150" w:type="dxa"/>
-              <w:left w:w="240" w:type="dxa"/>
-              <w:bottom w:w="150" w:type="dxa"/>
-              <w:right w:w="0" w:type="dxa"/>
-            </w:tcMar>
-            <w:vAlign w:val="center"/>
             <w:hideMark/>
           </w:tcPr>
           <w:p>
@@ -2316,49 +2177,36 @@
     </w:p>
     <w:tbl>
       <w:tblPr>
-        <w:tblW w:w="11280" w:type="dxa"/>
-        <w:tblCellMar>
-          <w:top w:w="15" w:type="dxa"/>
-          <w:left w:w="15" w:type="dxa"/>
-          <w:bottom w:w="15" w:type="dxa"/>
-          <w:right w:w="15" w:type="dxa"/>
-        </w:tblCellMar>
+        <w:tblStyle w:val="TableGridLight"/>
+        <w:tblW w:w="9126" w:type="dxa"/>
         <w:tblLook w:val="04A0" w:firstRow="1" w:lastRow="0" w:firstColumn="1" w:lastColumn="0" w:noHBand="0" w:noVBand="1"/>
       </w:tblPr>
       <w:tblGrid>
-        <w:gridCol w:w="3087"/>
-        <w:gridCol w:w="4327"/>
-        <w:gridCol w:w="3866"/>
+        <w:gridCol w:w="2591"/>
+        <w:gridCol w:w="3282"/>
+        <w:gridCol w:w="3253"/>
       </w:tblGrid>
       <w:tr>
         <w:trPr>
-          <w:tblHeader/>
+          <w:trHeight w:val="228"/>
         </w:trPr>
         <w:tc>
           <w:tcPr>
             <w:tcW w:w="0" w:type="auto"/>
-            <w:tcBorders>
-              <w:top w:val="nil"/>
-            </w:tcBorders>
-            <w:tcMar>
-              <w:top w:w="150" w:type="dxa"/>
-              <w:left w:w="0" w:type="dxa"/>
-              <w:bottom w:w="150" w:type="dxa"/>
-              <w:right w:w="240" w:type="dxa"/>
-            </w:tcMar>
-            <w:vAlign w:val="center"/>
             <w:hideMark/>
           </w:tcPr>
           <w:p>
             <w:pPr>
               <w:rPr>
                 <w:rFonts w:ascii="Bookman Old Style" w:hAnsi="Bookman Old Style"/>
+                <w:b/>
                 <w:color w:val="000000" w:themeColor="text1"/>
               </w:rPr>
             </w:pPr>
             <w:r>
               <w:rPr>
                 <w:rFonts w:ascii="Bookman Old Style" w:hAnsi="Bookman Old Style"/>
+                <w:b/>
                 <w:color w:val="000000" w:themeColor="text1"/>
               </w:rPr>
               <w:t>Field</w:t>
@@ -2368,28 +2216,20 @@
         <w:tc>
           <w:tcPr>
             <w:tcW w:w="0" w:type="auto"/>
-            <w:tcBorders>
-              <w:top w:val="nil"/>
-            </w:tcBorders>
-            <w:tcMar>
-              <w:top w:w="150" w:type="dxa"/>
-              <w:left w:w="240" w:type="dxa"/>
-              <w:bottom w:w="150" w:type="dxa"/>
-              <w:right w:w="240" w:type="dxa"/>
-            </w:tcMar>
-            <w:vAlign w:val="center"/>
             <w:hideMark/>
           </w:tcPr>
           <w:p>
             <w:pPr>
               <w:rPr>
                 <w:rFonts w:ascii="Bookman Old Style" w:hAnsi="Bookman Old Style"/>
+                <w:b/>
                 <w:color w:val="000000" w:themeColor="text1"/>
               </w:rPr>
             </w:pPr>
             <w:r>
               <w:rPr>
                 <w:rFonts w:ascii="Bookman Old Style" w:hAnsi="Bookman Old Style"/>
+                <w:b/>
                 <w:color w:val="000000" w:themeColor="text1"/>
               </w:rPr>
               <w:t>Description</w:t>
@@ -2399,28 +2239,20 @@
         <w:tc>
           <w:tcPr>
             <w:tcW w:w="0" w:type="auto"/>
-            <w:tcBorders>
-              <w:top w:val="nil"/>
-            </w:tcBorders>
-            <w:tcMar>
-              <w:top w:w="150" w:type="dxa"/>
-              <w:left w:w="240" w:type="dxa"/>
-              <w:bottom w:w="150" w:type="dxa"/>
-              <w:right w:w="240" w:type="dxa"/>
-            </w:tcMar>
-            <w:vAlign w:val="center"/>
             <w:hideMark/>
           </w:tcPr>
           <w:p>
             <w:pPr>
               <w:rPr>
                 <w:rFonts w:ascii="Bookman Old Style" w:hAnsi="Bookman Old Style"/>
+                <w:b/>
                 <w:color w:val="000000" w:themeColor="text1"/>
               </w:rPr>
             </w:pPr>
             <w:r>
               <w:rPr>
                 <w:rFonts w:ascii="Bookman Old Style" w:hAnsi="Bookman Old Style"/>
+                <w:b/>
                 <w:color w:val="000000" w:themeColor="text1"/>
               </w:rPr>
               <w:t>Example</w:t>
@@ -2429,16 +2261,12 @@
         </w:tc>
       </w:tr>
       <w:tr>
+        <w:trPr>
+          <w:trHeight w:val="228"/>
+        </w:trPr>
         <w:tc>
           <w:tcPr>
             <w:tcW w:w="0" w:type="auto"/>
-            <w:tcMar>
-              <w:top w:w="150" w:type="dxa"/>
-              <w:left w:w="0" w:type="dxa"/>
-              <w:bottom w:w="150" w:type="dxa"/>
-              <w:right w:w="240" w:type="dxa"/>
-            </w:tcMar>
-            <w:vAlign w:val="center"/>
             <w:hideMark/>
           </w:tcPr>
           <w:p>
@@ -2448,7 +2276,6 @@
                 <w:color w:val="000000" w:themeColor="text1"/>
               </w:rPr>
             </w:pPr>
-            <w:proofErr w:type="spellStart"/>
             <w:r>
               <w:rPr>
                 <w:rFonts w:ascii="Bookman Old Style" w:hAnsi="Bookman Old Style"/>
@@ -2456,19 +2283,11 @@
               </w:rPr>
               <w:t>payer_phone</w:t>
             </w:r>
-            <w:proofErr w:type="spellEnd"/>
           </w:p>
         </w:tc>
         <w:tc>
           <w:tcPr>
             <w:tcW w:w="0" w:type="auto"/>
-            <w:tcMar>
-              <w:top w:w="150" w:type="dxa"/>
-              <w:left w:w="240" w:type="dxa"/>
-              <w:bottom w:w="150" w:type="dxa"/>
-              <w:right w:w="240" w:type="dxa"/>
-            </w:tcMar>
-            <w:vAlign w:val="center"/>
             <w:hideMark/>
           </w:tcPr>
           <w:p>
@@ -2490,13 +2309,6 @@
         <w:tc>
           <w:tcPr>
             <w:tcW w:w="0" w:type="auto"/>
-            <w:tcMar>
-              <w:top w:w="150" w:type="dxa"/>
-              <w:left w:w="240" w:type="dxa"/>
-              <w:bottom w:w="150" w:type="dxa"/>
-              <w:right w:w="0" w:type="dxa"/>
-            </w:tcMar>
-            <w:vAlign w:val="center"/>
             <w:hideMark/>
           </w:tcPr>
           <w:p>
@@ -2538,55 +2350,36 @@
     </w:p>
     <w:tbl>
       <w:tblPr>
-        <w:tblW w:w="8931" w:type="dxa"/>
-        <w:tblInd w:w="-147" w:type="dxa"/>
-        <w:tblBorders>
-          <w:top w:val="single" w:sz="4" w:space="0" w:color="auto"/>
-          <w:left w:val="single" w:sz="4" w:space="0" w:color="auto"/>
-          <w:bottom w:val="single" w:sz="4" w:space="0" w:color="auto"/>
-          <w:right w:val="single" w:sz="4" w:space="0" w:color="auto"/>
-          <w:insideH w:val="single" w:sz="4" w:space="0" w:color="auto"/>
-          <w:insideV w:val="single" w:sz="4" w:space="0" w:color="auto"/>
-        </w:tblBorders>
-        <w:tblCellMar>
-          <w:top w:w="15" w:type="dxa"/>
-          <w:left w:w="15" w:type="dxa"/>
-          <w:bottom w:w="15" w:type="dxa"/>
-          <w:right w:w="15" w:type="dxa"/>
-        </w:tblCellMar>
+        <w:tblStyle w:val="TableGridLight"/>
+        <w:tblW w:w="9140" w:type="dxa"/>
         <w:tblLook w:val="04A0" w:firstRow="1" w:lastRow="0" w:firstColumn="1" w:lastColumn="0" w:noHBand="0" w:noVBand="1"/>
       </w:tblPr>
       <w:tblGrid>
-        <w:gridCol w:w="2237"/>
-        <w:gridCol w:w="3443"/>
-        <w:gridCol w:w="3251"/>
+        <w:gridCol w:w="2265"/>
+        <w:gridCol w:w="3523"/>
+        <w:gridCol w:w="3352"/>
       </w:tblGrid>
       <w:tr>
         <w:trPr>
-          <w:tblHeader/>
+          <w:trHeight w:val="280"/>
         </w:trPr>
         <w:tc>
           <w:tcPr>
-            <w:tcW w:w="1252" w:type="dxa"/>
-            <w:tcMar>
-              <w:top w:w="150" w:type="dxa"/>
-              <w:left w:w="0" w:type="dxa"/>
-              <w:bottom w:w="150" w:type="dxa"/>
-              <w:right w:w="240" w:type="dxa"/>
-            </w:tcMar>
-            <w:vAlign w:val="center"/>
+            <w:tcW w:w="2265" w:type="dxa"/>
             <w:hideMark/>
           </w:tcPr>
           <w:p>
             <w:pPr>
               <w:rPr>
                 <w:rFonts w:ascii="Bookman Old Style" w:hAnsi="Bookman Old Style"/>
+                <w:b/>
                 <w:color w:val="000000" w:themeColor="text1"/>
               </w:rPr>
             </w:pPr>
             <w:r>
               <w:rPr>
                 <w:rFonts w:ascii="Bookman Old Style" w:hAnsi="Bookman Old Style"/>
+                <w:b/>
                 <w:color w:val="000000" w:themeColor="text1"/>
               </w:rPr>
               <w:t>Field</w:t>
@@ -2595,26 +2388,21 @@
         </w:tc>
         <w:tc>
           <w:tcPr>
-            <w:tcW w:w="3993" w:type="dxa"/>
-            <w:tcMar>
-              <w:top w:w="150" w:type="dxa"/>
-              <w:left w:w="240" w:type="dxa"/>
-              <w:bottom w:w="150" w:type="dxa"/>
-              <w:right w:w="240" w:type="dxa"/>
-            </w:tcMar>
-            <w:vAlign w:val="center"/>
+            <w:tcW w:w="3523" w:type="dxa"/>
             <w:hideMark/>
           </w:tcPr>
           <w:p>
             <w:pPr>
               <w:rPr>
                 <w:rFonts w:ascii="Bookman Old Style" w:hAnsi="Bookman Old Style"/>
+                <w:b/>
                 <w:color w:val="000000" w:themeColor="text1"/>
               </w:rPr>
             </w:pPr>
             <w:r>
               <w:rPr>
                 <w:rFonts w:ascii="Bookman Old Style" w:hAnsi="Bookman Old Style"/>
+                <w:b/>
                 <w:color w:val="000000" w:themeColor="text1"/>
               </w:rPr>
               <w:t>Description</w:t>
@@ -2623,26 +2411,21 @@
         </w:tc>
         <w:tc>
           <w:tcPr>
-            <w:tcW w:w="3686" w:type="dxa"/>
-            <w:tcMar>
-              <w:top w:w="150" w:type="dxa"/>
-              <w:left w:w="240" w:type="dxa"/>
-              <w:bottom w:w="150" w:type="dxa"/>
-              <w:right w:w="240" w:type="dxa"/>
-            </w:tcMar>
-            <w:vAlign w:val="center"/>
+            <w:tcW w:w="3352" w:type="dxa"/>
             <w:hideMark/>
           </w:tcPr>
           <w:p>
             <w:pPr>
               <w:rPr>
                 <w:rFonts w:ascii="Bookman Old Style" w:hAnsi="Bookman Old Style"/>
+                <w:b/>
                 <w:color w:val="000000" w:themeColor="text1"/>
               </w:rPr>
             </w:pPr>
             <w:r>
               <w:rPr>
                 <w:rFonts w:ascii="Bookman Old Style" w:hAnsi="Bookman Old Style"/>
+                <w:b/>
                 <w:color w:val="000000" w:themeColor="text1"/>
               </w:rPr>
               <w:t>Example</w:t>
@@ -2651,16 +2434,12 @@
         </w:tc>
       </w:tr>
       <w:tr>
+        <w:trPr>
+          <w:trHeight w:val="570"/>
+        </w:trPr>
         <w:tc>
           <w:tcPr>
-            <w:tcW w:w="1252" w:type="dxa"/>
-            <w:tcMar>
-              <w:top w:w="150" w:type="dxa"/>
-              <w:left w:w="0" w:type="dxa"/>
-              <w:bottom w:w="150" w:type="dxa"/>
-              <w:right w:w="240" w:type="dxa"/>
-            </w:tcMar>
-            <w:vAlign w:val="center"/>
+            <w:tcW w:w="2265" w:type="dxa"/>
             <w:hideMark/>
           </w:tcPr>
           <w:p>
@@ -2670,7 +2449,6 @@
                 <w:color w:val="000000" w:themeColor="text1"/>
               </w:rPr>
             </w:pPr>
-            <w:proofErr w:type="spellStart"/>
             <w:r>
               <w:rPr>
                 <w:rFonts w:ascii="Bookman Old Style" w:hAnsi="Bookman Old Style"/>
@@ -2678,19 +2456,11 @@
               </w:rPr>
               <w:t>card_redirect_url</w:t>
             </w:r>
-            <w:proofErr w:type="spellEnd"/>
           </w:p>
         </w:tc>
         <w:tc>
           <w:tcPr>
-            <w:tcW w:w="3993" w:type="dxa"/>
-            <w:tcMar>
-              <w:top w:w="150" w:type="dxa"/>
-              <w:left w:w="240" w:type="dxa"/>
-              <w:bottom w:w="150" w:type="dxa"/>
-              <w:right w:w="240" w:type="dxa"/>
-            </w:tcMar>
-            <w:vAlign w:val="center"/>
+            <w:tcW w:w="3523" w:type="dxa"/>
             <w:hideMark/>
           </w:tcPr>
           <w:p>
@@ -2711,14 +2481,7 @@
         </w:tc>
         <w:tc>
           <w:tcPr>
-            <w:tcW w:w="3686" w:type="dxa"/>
-            <w:tcMar>
-              <w:top w:w="150" w:type="dxa"/>
-              <w:left w:w="240" w:type="dxa"/>
-              <w:bottom w:w="150" w:type="dxa"/>
-              <w:right w:w="0" w:type="dxa"/>
-            </w:tcMar>
-            <w:vAlign w:val="center"/>
+            <w:tcW w:w="3352" w:type="dxa"/>
             <w:hideMark/>
           </w:tcPr>
           <w:p>
@@ -2728,7 +2491,7 @@
                 <w:color w:val="000000" w:themeColor="text1"/>
               </w:rPr>
             </w:pPr>
-            <w:hyperlink r:id="rId9" w:tgtFrame="_blank" w:history="1">
+            <w:hyperlink r:id="rId13" w:tgtFrame="_blank" w:history="1">
               <w:r>
                 <w:rPr>
                   <w:rStyle w:val="Hyperlink"/>
@@ -2751,23 +2514,45 @@
           <w:color w:val="000000" w:themeColor="text1"/>
         </w:rPr>
       </w:pPr>
-      <w:r>
-        <w:rPr>
-          <w:rFonts w:ascii="Bookman Old Style" w:hAnsi="Bookman Old Style"/>
-          <w:b/>
-          <w:bCs/>
-          <w:color w:val="000000" w:themeColor="text1"/>
-        </w:rPr>
-        <w:t>Complete Request Examples</w:t>
-      </w:r>
-    </w:p>
-    <w:p>
-      <w:pPr>
-        <w:rPr>
-          <w:rFonts w:ascii="Bookman Old Style" w:hAnsi="Bookman Old Style"/>
-          <w:color w:val="000000" w:themeColor="text1"/>
-        </w:rPr>
-      </w:pPr>
+    </w:p>
+    <w:p>
+      <w:pPr>
+        <w:pStyle w:val="Heading2"/>
+        <w:rPr>
+          <w:b w:val="0"/>
+        </w:rPr>
+      </w:pPr>
+      <w:bookmarkStart w:id="6" w:name="_Toc225029803"/>
+      <w:bookmarkStart w:id="7" w:name="_Toc225030343"/>
+      <w:r>
+        <w:rPr>
+          <w:b w:val="0"/>
+        </w:rPr>
+        <w:t xml:space="preserve">Complete Request </w:t>
+      </w:r>
+      <w:r>
+        <w:t>Examples</w:t>
+      </w:r>
+      <w:bookmarkEnd w:id="6"/>
+      <w:bookmarkEnd w:id="7"/>
+    </w:p>
+    <w:p>
+      <w:pPr>
+        <w:rPr>
+          <w:rFonts w:ascii="Bookman Old Style" w:hAnsi="Bookman Old Style"/>
+          <w:color w:val="000000" w:themeColor="text1"/>
+        </w:rPr>
+      </w:pPr>
+      <w:r>
+        <w:rPr>
+          <w:rFonts w:ascii="Bookman Old Style" w:hAnsi="Bookman Old Style"/>
+          <w:b/>
+          <w:bCs/>
+          <w:color w:val="000000" w:themeColor="text1"/>
+          <w:lang w:val="en-US"/>
+        </w:rPr>
+        <w:t xml:space="preserve"> </w:t>
+      </w:r>
       <w:r>
         <w:rPr>
           <w:rFonts w:ascii="Bookman Old Style" w:hAnsi="Bookman Old Style"/>
@@ -2785,7 +2570,6 @@
           <w:color w:val="000000" w:themeColor="text1"/>
         </w:rPr>
       </w:pPr>
-      <w:proofErr w:type="spellStart"/>
       <w:r>
         <w:rPr>
           <w:rFonts w:ascii="Bookman Old Style" w:hAnsi="Bookman Old Style"/>
@@ -2793,7 +2577,6 @@
         </w:rPr>
         <w:t>json</w:t>
       </w:r>
-      <w:proofErr w:type="spellEnd"/>
     </w:p>
     <w:p>
       <w:pPr>
@@ -2852,47 +2635,22 @@
           <w:rFonts w:ascii="Bookman Old Style" w:hAnsi="Bookman Old Style"/>
           <w:color w:val="000000" w:themeColor="text1"/>
         </w:rPr>
-        <w:t xml:space="preserve">    "</w:t>
-      </w:r>
-      <w:proofErr w:type="spellStart"/>
-      <w:proofErr w:type="gramStart"/>
-      <w:r>
-        <w:rPr>
-          <w:rFonts w:ascii="Bookman Old Style" w:hAnsi="Bookman Old Style"/>
-          <w:color w:val="000000" w:themeColor="text1"/>
-        </w:rPr>
-        <w:t>payment</w:t>
-      </w:r>
-      <w:proofErr w:type="gramEnd"/>
-      <w:r>
-        <w:rPr>
-          <w:rFonts w:ascii="Bookman Old Style" w:hAnsi="Bookman Old Style"/>
-          <w:color w:val="000000" w:themeColor="text1"/>
-        </w:rPr>
-        <w:t>_method</w:t>
-      </w:r>
-      <w:proofErr w:type="spellEnd"/>
-      <w:r>
-        <w:rPr>
-          <w:rFonts w:ascii="Bookman Old Style" w:hAnsi="Bookman Old Style"/>
-          <w:color w:val="000000" w:themeColor="text1"/>
-        </w:rPr>
-        <w:t>": "MTN_MOMO_RWA",</w:t>
-      </w:r>
-    </w:p>
-    <w:p>
-      <w:pPr>
-        <w:rPr>
-          <w:rFonts w:ascii="Bookman Old Style" w:hAnsi="Bookman Old Style"/>
-          <w:color w:val="000000" w:themeColor="text1"/>
-        </w:rPr>
-      </w:pPr>
-      <w:r>
-        <w:rPr>
-          <w:rFonts w:ascii="Bookman Old Style" w:hAnsi="Bookman Old Style"/>
-          <w:color w:val="000000" w:themeColor="text1"/>
-        </w:rPr>
         <w:lastRenderedPageBreak/>
+        <w:t xml:space="preserve">    "payment_method": "MTN_MOMO_RWA",</w:t>
+      </w:r>
+    </w:p>
+    <w:p>
+      <w:pPr>
+        <w:rPr>
+          <w:rFonts w:ascii="Bookman Old Style" w:hAnsi="Bookman Old Style"/>
+          <w:color w:val="000000" w:themeColor="text1"/>
+        </w:rPr>
+      </w:pPr>
+      <w:r>
+        <w:rPr>
+          <w:rFonts w:ascii="Bookman Old Style" w:hAnsi="Bookman Old Style"/>
+          <w:color w:val="000000" w:themeColor="text1"/>
+        </w:rPr>
         <w:t xml:space="preserve">    "amount": 1000,</w:t>
       </w:r>
     </w:p>
@@ -2908,152 +2666,52 @@
           <w:rFonts w:ascii="Bookman Old Style" w:hAnsi="Bookman Old Style"/>
           <w:color w:val="000000" w:themeColor="text1"/>
         </w:rPr>
-        <w:t xml:space="preserve">    "</w:t>
-      </w:r>
-      <w:proofErr w:type="spellStart"/>
-      <w:proofErr w:type="gramStart"/>
-      <w:r>
-        <w:rPr>
-          <w:rFonts w:ascii="Bookman Old Style" w:hAnsi="Bookman Old Style"/>
-          <w:color w:val="000000" w:themeColor="text1"/>
-        </w:rPr>
-        <w:t>payer</w:t>
-      </w:r>
-      <w:proofErr w:type="gramEnd"/>
-      <w:r>
-        <w:rPr>
-          <w:rFonts w:ascii="Bookman Old Style" w:hAnsi="Bookman Old Style"/>
-          <w:color w:val="000000" w:themeColor="text1"/>
-        </w:rPr>
-        <w:t>_phone</w:t>
-      </w:r>
-      <w:proofErr w:type="spellEnd"/>
-      <w:r>
-        <w:rPr>
-          <w:rFonts w:ascii="Bookman Old Style" w:hAnsi="Bookman Old Style"/>
-          <w:color w:val="000000" w:themeColor="text1"/>
-        </w:rPr>
-        <w:t>": "+250785085214",</w:t>
-      </w:r>
-    </w:p>
-    <w:p>
-      <w:pPr>
-        <w:rPr>
-          <w:rFonts w:ascii="Bookman Old Style" w:hAnsi="Bookman Old Style"/>
-          <w:color w:val="000000" w:themeColor="text1"/>
-        </w:rPr>
-      </w:pPr>
-      <w:r>
-        <w:rPr>
-          <w:rFonts w:ascii="Bookman Old Style" w:hAnsi="Bookman Old Style"/>
-          <w:color w:val="000000" w:themeColor="text1"/>
-        </w:rPr>
-        <w:t xml:space="preserve">    "</w:t>
-      </w:r>
-      <w:proofErr w:type="spellStart"/>
-      <w:proofErr w:type="gramStart"/>
-      <w:r>
-        <w:rPr>
-          <w:rFonts w:ascii="Bookman Old Style" w:hAnsi="Bookman Old Style"/>
-          <w:color w:val="000000" w:themeColor="text1"/>
-        </w:rPr>
-        <w:t>service</w:t>
-      </w:r>
-      <w:proofErr w:type="gramEnd"/>
-      <w:r>
-        <w:rPr>
-          <w:rFonts w:ascii="Bookman Old Style" w:hAnsi="Bookman Old Style"/>
-          <w:color w:val="000000" w:themeColor="text1"/>
-        </w:rPr>
-        <w:t>_paid</w:t>
-      </w:r>
-      <w:proofErr w:type="spellEnd"/>
-      <w:r>
-        <w:rPr>
-          <w:rFonts w:ascii="Bookman Old Style" w:hAnsi="Bookman Old Style"/>
-          <w:color w:val="000000" w:themeColor="text1"/>
-        </w:rPr>
-        <w:t>": "order_123",</w:t>
-      </w:r>
-    </w:p>
-    <w:p>
-      <w:pPr>
-        <w:rPr>
-          <w:rFonts w:ascii="Bookman Old Style" w:hAnsi="Bookman Old Style"/>
-          <w:color w:val="000000" w:themeColor="text1"/>
-        </w:rPr>
-      </w:pPr>
-      <w:r>
-        <w:rPr>
-          <w:rFonts w:ascii="Bookman Old Style" w:hAnsi="Bookman Old Style"/>
-          <w:color w:val="000000" w:themeColor="text1"/>
-        </w:rPr>
-        <w:t xml:space="preserve">    "</w:t>
-      </w:r>
-      <w:proofErr w:type="spellStart"/>
-      <w:proofErr w:type="gramStart"/>
-      <w:r>
-        <w:rPr>
-          <w:rFonts w:ascii="Bookman Old Style" w:hAnsi="Bookman Old Style"/>
-          <w:color w:val="000000" w:themeColor="text1"/>
-        </w:rPr>
-        <w:t>reference</w:t>
-      </w:r>
-      <w:proofErr w:type="gramEnd"/>
-      <w:r>
-        <w:rPr>
-          <w:rFonts w:ascii="Bookman Old Style" w:hAnsi="Bookman Old Style"/>
-          <w:color w:val="000000" w:themeColor="text1"/>
-        </w:rPr>
-        <w:t>_id</w:t>
-      </w:r>
-      <w:proofErr w:type="spellEnd"/>
-      <w:r>
-        <w:rPr>
-          <w:rFonts w:ascii="Bookman Old Style" w:hAnsi="Bookman Old Style"/>
-          <w:color w:val="000000" w:themeColor="text1"/>
-        </w:rPr>
-        <w:t>": "ORDER-20260215-1234",</w:t>
-      </w:r>
-    </w:p>
-    <w:p>
-      <w:pPr>
-        <w:rPr>
-          <w:rFonts w:ascii="Bookman Old Style" w:hAnsi="Bookman Old Style"/>
-          <w:color w:val="000000" w:themeColor="text1"/>
-        </w:rPr>
-      </w:pPr>
-      <w:r>
-        <w:rPr>
-          <w:rFonts w:ascii="Bookman Old Style" w:hAnsi="Bookman Old Style"/>
-          <w:color w:val="000000" w:themeColor="text1"/>
-        </w:rPr>
-        <w:t xml:space="preserve">    "</w:t>
-      </w:r>
-      <w:proofErr w:type="spellStart"/>
-      <w:proofErr w:type="gramStart"/>
-      <w:r>
-        <w:rPr>
-          <w:rFonts w:ascii="Bookman Old Style" w:hAnsi="Bookman Old Style"/>
-          <w:color w:val="000000" w:themeColor="text1"/>
-        </w:rPr>
-        <w:t>callback</w:t>
-      </w:r>
-      <w:proofErr w:type="gramEnd"/>
-      <w:r>
-        <w:rPr>
-          <w:rFonts w:ascii="Bookman Old Style" w:hAnsi="Bookman Old Style"/>
-          <w:color w:val="000000" w:themeColor="text1"/>
-        </w:rPr>
-        <w:t>_url</w:t>
-      </w:r>
-      <w:proofErr w:type="spellEnd"/>
-      <w:r>
-        <w:rPr>
-          <w:rFonts w:ascii="Bookman Old Style" w:hAnsi="Bookman Old Style"/>
-          <w:color w:val="000000" w:themeColor="text1"/>
-        </w:rPr>
-        <w:t>": "https://your-site.com/callback",</w:t>
+        <w:t xml:space="preserve">    "payer_phone": "+250785085214",</w:t>
+      </w:r>
+    </w:p>
+    <w:p>
+      <w:pPr>
+        <w:rPr>
+          <w:rFonts w:ascii="Bookman Old Style" w:hAnsi="Bookman Old Style"/>
+          <w:color w:val="000000" w:themeColor="text1"/>
+        </w:rPr>
+      </w:pPr>
+      <w:r>
+        <w:rPr>
+          <w:rFonts w:ascii="Bookman Old Style" w:hAnsi="Bookman Old Style"/>
+          <w:color w:val="000000" w:themeColor="text1"/>
+        </w:rPr>
+        <w:t xml:space="preserve">    "service_paid": "order_123",</w:t>
+      </w:r>
+    </w:p>
+    <w:p>
+      <w:pPr>
+        <w:rPr>
+          <w:rFonts w:ascii="Bookman Old Style" w:hAnsi="Bookman Old Style"/>
+          <w:color w:val="000000" w:themeColor="text1"/>
+        </w:rPr>
+      </w:pPr>
+      <w:r>
+        <w:rPr>
+          <w:rFonts w:ascii="Bookman Old Style" w:hAnsi="Bookman Old Style"/>
+          <w:color w:val="000000" w:themeColor="text1"/>
+        </w:rPr>
+        <w:t xml:space="preserve">    "reference_id": "ORDER-20260215-1234",</w:t>
+      </w:r>
+    </w:p>
+    <w:p>
+      <w:pPr>
+        <w:rPr>
+          <w:rFonts w:ascii="Bookman Old Style" w:hAnsi="Bookman Old Style"/>
+          <w:color w:val="000000" w:themeColor="text1"/>
+        </w:rPr>
+      </w:pPr>
+      <w:r>
+        <w:rPr>
+          <w:rFonts w:ascii="Bookman Old Style" w:hAnsi="Bookman Old Style"/>
+          <w:color w:val="000000" w:themeColor="text1"/>
+        </w:rPr>
+        <w:t xml:space="preserve">    "callback_url": "https://your-site.com/callback",</w:t>
       </w:r>
     </w:p>
     <w:p>
@@ -3088,29 +2746,23 @@
     </w:p>
     <w:p>
       <w:pPr>
-        <w:rPr>
-          <w:rFonts w:ascii="Bookman Old Style" w:hAnsi="Bookman Old Style"/>
-          <w:color w:val="000000" w:themeColor="text1"/>
-        </w:rPr>
-      </w:pPr>
-      <w:r>
-        <w:rPr>
-          <w:rFonts w:ascii="Bookman Old Style" w:hAnsi="Bookman Old Style"/>
-          <w:b/>
-          <w:bCs/>
-          <w:color w:val="000000" w:themeColor="text1"/>
-        </w:rPr>
+        <w:pStyle w:val="Heading3"/>
+      </w:pPr>
+      <w:bookmarkStart w:id="8" w:name="_Toc225029804"/>
+      <w:bookmarkStart w:id="9" w:name="_Toc225030344"/>
+      <w:r>
         <w:t>Card Payment Request:</w:t>
       </w:r>
-    </w:p>
-    <w:p>
-      <w:pPr>
-        <w:rPr>
-          <w:rFonts w:ascii="Bookman Old Style" w:hAnsi="Bookman Old Style"/>
-          <w:color w:val="000000" w:themeColor="text1"/>
-        </w:rPr>
-      </w:pPr>
-      <w:proofErr w:type="spellStart"/>
+      <w:bookmarkEnd w:id="8"/>
+      <w:bookmarkEnd w:id="9"/>
+    </w:p>
+    <w:p>
+      <w:pPr>
+        <w:rPr>
+          <w:rFonts w:ascii="Bookman Old Style" w:hAnsi="Bookman Old Style"/>
+          <w:color w:val="000000" w:themeColor="text1"/>
+        </w:rPr>
+      </w:pPr>
       <w:r>
         <w:rPr>
           <w:rFonts w:ascii="Bookman Old Style" w:hAnsi="Bookman Old Style"/>
@@ -3118,7 +2770,6 @@
         </w:rPr>
         <w:t>json</w:t>
       </w:r>
-      <w:proofErr w:type="spellEnd"/>
     </w:p>
     <w:p>
       <w:pPr>
@@ -3177,32 +2828,7 @@
           <w:rFonts w:ascii="Bookman Old Style" w:hAnsi="Bookman Old Style"/>
           <w:color w:val="000000" w:themeColor="text1"/>
         </w:rPr>
-        <w:t xml:space="preserve">    "</w:t>
-      </w:r>
-      <w:proofErr w:type="spellStart"/>
-      <w:proofErr w:type="gramStart"/>
-      <w:r>
-        <w:rPr>
-          <w:rFonts w:ascii="Bookman Old Style" w:hAnsi="Bookman Old Style"/>
-          <w:color w:val="000000" w:themeColor="text1"/>
-        </w:rPr>
-        <w:t>payment</w:t>
-      </w:r>
-      <w:proofErr w:type="gramEnd"/>
-      <w:r>
-        <w:rPr>
-          <w:rFonts w:ascii="Bookman Old Style" w:hAnsi="Bookman Old Style"/>
-          <w:color w:val="000000" w:themeColor="text1"/>
-        </w:rPr>
-        <w:t>_method</w:t>
-      </w:r>
-      <w:proofErr w:type="spellEnd"/>
-      <w:r>
-        <w:rPr>
-          <w:rFonts w:ascii="Bookman Old Style" w:hAnsi="Bookman Old Style"/>
-          <w:color w:val="000000" w:themeColor="text1"/>
-        </w:rPr>
-        <w:t>": "card",</w:t>
+        <w:t xml:space="preserve">    "payment_method": "card",</w:t>
       </w:r>
     </w:p>
     <w:p>
@@ -3232,152 +2858,52 @@
           <w:rFonts w:ascii="Bookman Old Style" w:hAnsi="Bookman Old Style"/>
           <w:color w:val="000000" w:themeColor="text1"/>
         </w:rPr>
-        <w:t xml:space="preserve">    "</w:t>
-      </w:r>
-      <w:proofErr w:type="spellStart"/>
-      <w:proofErr w:type="gramStart"/>
-      <w:r>
-        <w:rPr>
-          <w:rFonts w:ascii="Bookman Old Style" w:hAnsi="Bookman Old Style"/>
-          <w:color w:val="000000" w:themeColor="text1"/>
-        </w:rPr>
-        <w:t>service</w:t>
-      </w:r>
-      <w:proofErr w:type="gramEnd"/>
-      <w:r>
-        <w:rPr>
-          <w:rFonts w:ascii="Bookman Old Style" w:hAnsi="Bookman Old Style"/>
-          <w:color w:val="000000" w:themeColor="text1"/>
-        </w:rPr>
-        <w:t>_paid</w:t>
-      </w:r>
-      <w:proofErr w:type="spellEnd"/>
-      <w:r>
-        <w:rPr>
-          <w:rFonts w:ascii="Bookman Old Style" w:hAnsi="Bookman Old Style"/>
-          <w:color w:val="000000" w:themeColor="text1"/>
-        </w:rPr>
-        <w:t>": "order_123",</w:t>
-      </w:r>
-    </w:p>
-    <w:p>
-      <w:pPr>
-        <w:rPr>
-          <w:rFonts w:ascii="Bookman Old Style" w:hAnsi="Bookman Old Style"/>
-          <w:color w:val="000000" w:themeColor="text1"/>
-        </w:rPr>
-      </w:pPr>
-      <w:r>
-        <w:rPr>
-          <w:rFonts w:ascii="Bookman Old Style" w:hAnsi="Bookman Old Style"/>
-          <w:color w:val="000000" w:themeColor="text1"/>
-        </w:rPr>
-        <w:t xml:space="preserve">    "</w:t>
-      </w:r>
-      <w:proofErr w:type="spellStart"/>
-      <w:proofErr w:type="gramStart"/>
-      <w:r>
-        <w:rPr>
-          <w:rFonts w:ascii="Bookman Old Style" w:hAnsi="Bookman Old Style"/>
-          <w:color w:val="000000" w:themeColor="text1"/>
-        </w:rPr>
-        <w:t>reference</w:t>
-      </w:r>
-      <w:proofErr w:type="gramEnd"/>
-      <w:r>
-        <w:rPr>
-          <w:rFonts w:ascii="Bookman Old Style" w:hAnsi="Bookman Old Style"/>
-          <w:color w:val="000000" w:themeColor="text1"/>
-        </w:rPr>
-        <w:t>_id</w:t>
-      </w:r>
-      <w:proofErr w:type="spellEnd"/>
-      <w:r>
-        <w:rPr>
-          <w:rFonts w:ascii="Bookman Old Style" w:hAnsi="Bookman Old Style"/>
-          <w:color w:val="000000" w:themeColor="text1"/>
-        </w:rPr>
-        <w:t>": "ORDER-20260215-1234",</w:t>
-      </w:r>
-    </w:p>
-    <w:p>
-      <w:pPr>
-        <w:rPr>
-          <w:rFonts w:ascii="Bookman Old Style" w:hAnsi="Bookman Old Style"/>
-          <w:color w:val="000000" w:themeColor="text1"/>
-        </w:rPr>
-      </w:pPr>
-      <w:r>
-        <w:rPr>
-          <w:rFonts w:ascii="Bookman Old Style" w:hAnsi="Bookman Old Style"/>
-          <w:color w:val="000000" w:themeColor="text1"/>
-        </w:rPr>
-        <w:t xml:space="preserve">    "</w:t>
-      </w:r>
-      <w:proofErr w:type="spellStart"/>
-      <w:proofErr w:type="gramStart"/>
-      <w:r>
-        <w:rPr>
-          <w:rFonts w:ascii="Bookman Old Style" w:hAnsi="Bookman Old Style"/>
-          <w:color w:val="000000" w:themeColor="text1"/>
-        </w:rPr>
-        <w:t>callback</w:t>
-      </w:r>
-      <w:proofErr w:type="gramEnd"/>
-      <w:r>
-        <w:rPr>
-          <w:rFonts w:ascii="Bookman Old Style" w:hAnsi="Bookman Old Style"/>
-          <w:color w:val="000000" w:themeColor="text1"/>
-        </w:rPr>
-        <w:t>_url</w:t>
-      </w:r>
-      <w:proofErr w:type="spellEnd"/>
-      <w:r>
-        <w:rPr>
-          <w:rFonts w:ascii="Bookman Old Style" w:hAnsi="Bookman Old Style"/>
-          <w:color w:val="000000" w:themeColor="text1"/>
-        </w:rPr>
-        <w:t>": "https://your-site.com/callback",</w:t>
-      </w:r>
-    </w:p>
-    <w:p>
-      <w:pPr>
-        <w:rPr>
-          <w:rFonts w:ascii="Bookman Old Style" w:hAnsi="Bookman Old Style"/>
-          <w:color w:val="000000" w:themeColor="text1"/>
-        </w:rPr>
-      </w:pPr>
-      <w:r>
-        <w:rPr>
-          <w:rFonts w:ascii="Bookman Old Style" w:hAnsi="Bookman Old Style"/>
-          <w:color w:val="000000" w:themeColor="text1"/>
-        </w:rPr>
-        <w:t xml:space="preserve">    "</w:t>
-      </w:r>
-      <w:proofErr w:type="spellStart"/>
-      <w:proofErr w:type="gramStart"/>
-      <w:r>
-        <w:rPr>
-          <w:rFonts w:ascii="Bookman Old Style" w:hAnsi="Bookman Old Style"/>
-          <w:color w:val="000000" w:themeColor="text1"/>
-        </w:rPr>
-        <w:t>card</w:t>
-      </w:r>
-      <w:proofErr w:type="gramEnd"/>
-      <w:r>
-        <w:rPr>
-          <w:rFonts w:ascii="Bookman Old Style" w:hAnsi="Bookman Old Style"/>
-          <w:color w:val="000000" w:themeColor="text1"/>
-        </w:rPr>
-        <w:t>_redirect_url</w:t>
-      </w:r>
-      <w:proofErr w:type="spellEnd"/>
-      <w:r>
-        <w:rPr>
-          <w:rFonts w:ascii="Bookman Old Style" w:hAnsi="Bookman Old Style"/>
-          <w:color w:val="000000" w:themeColor="text1"/>
-        </w:rPr>
-        <w:t>": "https://your-site.com/card-redirect",</w:t>
+        <w:t xml:space="preserve">    "service_paid": "order_123",</w:t>
+      </w:r>
+    </w:p>
+    <w:p>
+      <w:pPr>
+        <w:rPr>
+          <w:rFonts w:ascii="Bookman Old Style" w:hAnsi="Bookman Old Style"/>
+          <w:color w:val="000000" w:themeColor="text1"/>
+        </w:rPr>
+      </w:pPr>
+      <w:r>
+        <w:rPr>
+          <w:rFonts w:ascii="Bookman Old Style" w:hAnsi="Bookman Old Style"/>
+          <w:color w:val="000000" w:themeColor="text1"/>
+        </w:rPr>
+        <w:t xml:space="preserve">    "reference_id": "ORDER-20260215-1234",</w:t>
+      </w:r>
+    </w:p>
+    <w:p>
+      <w:pPr>
+        <w:rPr>
+          <w:rFonts w:ascii="Bookman Old Style" w:hAnsi="Bookman Old Style"/>
+          <w:color w:val="000000" w:themeColor="text1"/>
+        </w:rPr>
+      </w:pPr>
+      <w:r>
+        <w:rPr>
+          <w:rFonts w:ascii="Bookman Old Style" w:hAnsi="Bookman Old Style"/>
+          <w:color w:val="000000" w:themeColor="text1"/>
+        </w:rPr>
+        <w:t xml:space="preserve">    "callback_url": "https://your-site.com/callback",</w:t>
+      </w:r>
+    </w:p>
+    <w:p>
+      <w:pPr>
+        <w:rPr>
+          <w:rFonts w:ascii="Bookman Old Style" w:hAnsi="Bookman Old Style"/>
+          <w:color w:val="000000" w:themeColor="text1"/>
+        </w:rPr>
+      </w:pPr>
+      <w:r>
+        <w:rPr>
+          <w:rFonts w:ascii="Bookman Old Style" w:hAnsi="Bookman Old Style"/>
+          <w:color w:val="000000" w:themeColor="text1"/>
+        </w:rPr>
+        <w:t xml:space="preserve">    "card_redirect_url": "https://your-site.com/card-redirect",</w:t>
       </w:r>
     </w:p>
     <w:p>
@@ -3412,22 +2938,15 @@
     </w:p>
     <w:p>
       <w:pPr>
-        <w:rPr>
-          <w:rFonts w:ascii="Bookman Old Style" w:hAnsi="Bookman Old Style"/>
-          <w:b/>
-          <w:bCs/>
-          <w:color w:val="000000" w:themeColor="text1"/>
-        </w:rPr>
-      </w:pPr>
-      <w:r>
-        <w:rPr>
-          <w:rFonts w:ascii="Bookman Old Style" w:hAnsi="Bookman Old Style"/>
-          <w:b/>
-          <w:bCs/>
-          <w:color w:val="000000" w:themeColor="text1"/>
-        </w:rPr>
+        <w:pStyle w:val="Heading2"/>
+      </w:pPr>
+      <w:bookmarkStart w:id="10" w:name="_Toc225029805"/>
+      <w:bookmarkStart w:id="11" w:name="_Toc225030345"/>
+      <w:r>
         <w:t>Response Formats</w:t>
       </w:r>
+      <w:bookmarkEnd w:id="10"/>
+      <w:bookmarkEnd w:id="11"/>
     </w:p>
     <w:p>
       <w:pPr>
@@ -3453,7 +2972,6 @@
           <w:color w:val="000000" w:themeColor="text1"/>
         </w:rPr>
       </w:pPr>
-      <w:proofErr w:type="spellStart"/>
       <w:r>
         <w:rPr>
           <w:rFonts w:ascii="Bookman Old Style" w:hAnsi="Bookman Old Style"/>
@@ -3461,7 +2979,6 @@
         </w:rPr>
         <w:t>json</w:t>
       </w:r>
-      <w:proofErr w:type="spellEnd"/>
     </w:p>
     <w:p>
       <w:pPr>
@@ -3535,46 +3052,22 @@
           <w:rFonts w:ascii="Bookman Old Style" w:hAnsi="Bookman Old Style"/>
           <w:color w:val="000000" w:themeColor="text1"/>
         </w:rPr>
-        <w:t xml:space="preserve">        "</w:t>
-      </w:r>
-      <w:proofErr w:type="spellStart"/>
-      <w:proofErr w:type="gramStart"/>
-      <w:r>
-        <w:rPr>
-          <w:rFonts w:ascii="Bookman Old Style" w:hAnsi="Bookman Old Style"/>
-          <w:color w:val="000000" w:themeColor="text1"/>
-        </w:rPr>
-        <w:t>reference</w:t>
-      </w:r>
-      <w:proofErr w:type="gramEnd"/>
-      <w:r>
-        <w:rPr>
-          <w:rFonts w:ascii="Bookman Old Style" w:hAnsi="Bookman Old Style"/>
-          <w:color w:val="000000" w:themeColor="text1"/>
-        </w:rPr>
-        <w:t>_id</w:t>
-      </w:r>
-      <w:proofErr w:type="spellEnd"/>
-      <w:r>
-        <w:rPr>
-          <w:rFonts w:ascii="Bookman Old Style" w:hAnsi="Bookman Old Style"/>
-          <w:color w:val="000000" w:themeColor="text1"/>
-        </w:rPr>
-        <w:t>": "ORDER-20260215-1234",</w:t>
-      </w:r>
-    </w:p>
-    <w:p>
-      <w:pPr>
-        <w:rPr>
-          <w:rFonts w:ascii="Bookman Old Style" w:hAnsi="Bookman Old Style"/>
-          <w:color w:val="000000" w:themeColor="text1"/>
-        </w:rPr>
-      </w:pPr>
-      <w:r>
-        <w:rPr>
-          <w:rFonts w:ascii="Bookman Old Style" w:hAnsi="Bookman Old Style"/>
-          <w:color w:val="000000" w:themeColor="text1"/>
-        </w:rPr>
+        <w:t xml:space="preserve">        "reference_id": "ORDER-20260215-1234",</w:t>
+      </w:r>
+    </w:p>
+    <w:p>
+      <w:pPr>
+        <w:rPr>
+          <w:rFonts w:ascii="Bookman Old Style" w:hAnsi="Bookman Old Style"/>
+          <w:color w:val="000000" w:themeColor="text1"/>
+        </w:rPr>
+      </w:pPr>
+      <w:r>
+        <w:rPr>
+          <w:rFonts w:ascii="Bookman Old Style" w:hAnsi="Bookman Old Style"/>
+          <w:color w:val="000000" w:themeColor="text1"/>
+        </w:rPr>
+        <w:lastRenderedPageBreak/>
         <w:t xml:space="preserve">        "amount": "1000.00",</w:t>
       </w:r>
     </w:p>
@@ -3590,7 +3083,6 @@
           <w:rFonts w:ascii="Bookman Old Style" w:hAnsi="Bookman Old Style"/>
           <w:color w:val="000000" w:themeColor="text1"/>
         </w:rPr>
-        <w:lastRenderedPageBreak/>
         <w:t xml:space="preserve">        "status": "</w:t>
       </w:r>
       <w:r>
@@ -3660,14 +3152,6 @@
           <w:color w:val="000000" w:themeColor="text1"/>
         </w:rPr>
       </w:pPr>
-    </w:p>
-    <w:p>
-      <w:pPr>
-        <w:rPr>
-          <w:rFonts w:ascii="Bookman Old Style" w:hAnsi="Bookman Old Style"/>
-          <w:color w:val="000000" w:themeColor="text1"/>
-        </w:rPr>
-      </w:pPr>
       <w:r>
         <w:rPr>
           <w:rFonts w:ascii="Bookman Old Style" w:hAnsi="Bookman Old Style"/>
@@ -3703,7 +3187,6 @@
           <w:color w:val="000000" w:themeColor="text1"/>
         </w:rPr>
       </w:pPr>
-      <w:proofErr w:type="spellStart"/>
       <w:r>
         <w:rPr>
           <w:rFonts w:ascii="Bookman Old Style" w:hAnsi="Bookman Old Style"/>
@@ -3711,7 +3194,6 @@
         </w:rPr>
         <w:t>json</w:t>
       </w:r>
-      <w:proofErr w:type="spellEnd"/>
     </w:p>
     <w:p>
       <w:pPr>
@@ -3799,32 +3281,7 @@
           <w:rFonts w:ascii="Bookman Old Style" w:hAnsi="Bookman Old Style"/>
           <w:color w:val="000000" w:themeColor="text1"/>
         </w:rPr>
-        <w:t xml:space="preserve">        "</w:t>
-      </w:r>
-      <w:proofErr w:type="spellStart"/>
-      <w:proofErr w:type="gramStart"/>
-      <w:r>
-        <w:rPr>
-          <w:rFonts w:ascii="Bookman Old Style" w:hAnsi="Bookman Old Style"/>
-          <w:color w:val="000000" w:themeColor="text1"/>
-        </w:rPr>
-        <w:t>reference</w:t>
-      </w:r>
-      <w:proofErr w:type="gramEnd"/>
-      <w:r>
-        <w:rPr>
-          <w:rFonts w:ascii="Bookman Old Style" w:hAnsi="Bookman Old Style"/>
-          <w:color w:val="000000" w:themeColor="text1"/>
-        </w:rPr>
-        <w:t>_id</w:t>
-      </w:r>
-      <w:proofErr w:type="spellEnd"/>
-      <w:r>
-        <w:rPr>
-          <w:rFonts w:ascii="Bookman Old Style" w:hAnsi="Bookman Old Style"/>
-          <w:color w:val="000000" w:themeColor="text1"/>
-        </w:rPr>
-        <w:t>": "ORDER-20260215-1234",</w:t>
+        <w:t xml:space="preserve">        "reference_id": "ORDER-20260215-1234",</w:t>
       </w:r>
     </w:p>
     <w:p>
@@ -3909,14 +3366,6 @@
           <w:color w:val="000000" w:themeColor="text1"/>
         </w:rPr>
       </w:pPr>
-    </w:p>
-    <w:p>
-      <w:pPr>
-        <w:rPr>
-          <w:rFonts w:ascii="Bookman Old Style" w:hAnsi="Bookman Old Style"/>
-          <w:color w:val="000000" w:themeColor="text1"/>
-        </w:rPr>
-      </w:pPr>
       <w:r>
         <w:rPr>
           <w:rFonts w:ascii="Bookman Old Style" w:hAnsi="Bookman Old Style"/>
@@ -3934,7 +3383,6 @@
           <w:color w:val="000000" w:themeColor="text1"/>
         </w:rPr>
       </w:pPr>
-      <w:proofErr w:type="spellStart"/>
       <w:r>
         <w:rPr>
           <w:rFonts w:ascii="Bookman Old Style" w:hAnsi="Bookman Old Style"/>
@@ -3942,7 +3390,6 @@
         </w:rPr>
         <w:t>json</w:t>
       </w:r>
-      <w:proofErr w:type="spellEnd"/>
     </w:p>
     <w:p>
       <w:pPr>
@@ -4030,32 +3477,7 @@
           <w:rFonts w:ascii="Bookman Old Style" w:hAnsi="Bookman Old Style"/>
           <w:color w:val="000000" w:themeColor="text1"/>
         </w:rPr>
-        <w:t xml:space="preserve">        "</w:t>
-      </w:r>
-      <w:proofErr w:type="spellStart"/>
-      <w:proofErr w:type="gramStart"/>
-      <w:r>
-        <w:rPr>
-          <w:rFonts w:ascii="Bookman Old Style" w:hAnsi="Bookman Old Style"/>
-          <w:color w:val="000000" w:themeColor="text1"/>
-        </w:rPr>
-        <w:t>reference</w:t>
-      </w:r>
-      <w:proofErr w:type="gramEnd"/>
-      <w:r>
-        <w:rPr>
-          <w:rFonts w:ascii="Bookman Old Style" w:hAnsi="Bookman Old Style"/>
-          <w:color w:val="000000" w:themeColor="text1"/>
-        </w:rPr>
-        <w:t>_id</w:t>
-      </w:r>
-      <w:proofErr w:type="spellEnd"/>
-      <w:r>
-        <w:rPr>
-          <w:rFonts w:ascii="Bookman Old Style" w:hAnsi="Bookman Old Style"/>
-          <w:color w:val="000000" w:themeColor="text1"/>
-        </w:rPr>
-        <w:t>": "ORDER-20260215-1234",</w:t>
+        <w:t xml:space="preserve">        "reference_id": "ORDER-20260215-1234",</w:t>
       </w:r>
     </w:p>
     <w:p>
@@ -4144,7 +3566,6 @@
           <w:rFonts w:ascii="Bookman Old Style" w:hAnsi="Bookman Old Style"/>
           <w:color w:val="000000" w:themeColor="text1"/>
         </w:rPr>
-        <w:lastRenderedPageBreak/>
         <w:t>}</w:t>
       </w:r>
     </w:p>
@@ -4158,55 +3579,29 @@
     </w:p>
     <w:p>
       <w:pPr>
-        <w:rPr>
-          <w:rFonts w:ascii="Bookman Old Style" w:hAnsi="Bookman Old Style"/>
-          <w:color w:val="000000" w:themeColor="text1"/>
-        </w:rPr>
-      </w:pPr>
-    </w:p>
-    <w:p>
-      <w:pPr>
-        <w:rPr>
-          <w:rFonts w:ascii="Bookman Old Style" w:hAnsi="Bookman Old Style"/>
-          <w:color w:val="000000" w:themeColor="text1"/>
-        </w:rPr>
-      </w:pPr>
-      <w:r>
-        <w:rPr>
-          <w:rFonts w:ascii="Bookman Old Style" w:hAnsi="Bookman Old Style"/>
-          <w:b/>
-          <w:bCs/>
-          <w:color w:val="000000" w:themeColor="text1"/>
-        </w:rPr>
+        <w:pStyle w:val="Heading3"/>
+      </w:pPr>
+      <w:bookmarkStart w:id="12" w:name="_Toc225029806"/>
+      <w:bookmarkStart w:id="13" w:name="_Toc225030346"/>
+      <w:r>
         <w:t xml:space="preserve">Card Payment </w:t>
       </w:r>
       <w:r>
-        <w:rPr>
-          <w:rFonts w:ascii="Bookman Old Style" w:hAnsi="Bookman Old Style"/>
-          <w:b/>
-          <w:bCs/>
-          <w:color w:val="000000" w:themeColor="text1"/>
-        </w:rPr>
         <w:t>Initialized</w:t>
       </w:r>
       <w:r>
-        <w:rPr>
-          <w:rFonts w:ascii="Bookman Old Style" w:hAnsi="Bookman Old Style"/>
-          <w:b/>
-          <w:bCs/>
-          <w:color w:val="000000" w:themeColor="text1"/>
-        </w:rPr>
         <w:t xml:space="preserve"> Response:</w:t>
       </w:r>
-    </w:p>
-    <w:p>
-      <w:pPr>
-        <w:rPr>
-          <w:rFonts w:ascii="Bookman Old Style" w:hAnsi="Bookman Old Style"/>
-          <w:color w:val="000000" w:themeColor="text1"/>
-        </w:rPr>
-      </w:pPr>
-      <w:proofErr w:type="spellStart"/>
+      <w:bookmarkEnd w:id="12"/>
+      <w:bookmarkEnd w:id="13"/>
+    </w:p>
+    <w:p>
+      <w:pPr>
+        <w:rPr>
+          <w:rFonts w:ascii="Bookman Old Style" w:hAnsi="Bookman Old Style"/>
+          <w:color w:val="000000" w:themeColor="text1"/>
+        </w:rPr>
+      </w:pPr>
       <w:r>
         <w:rPr>
           <w:rFonts w:ascii="Bookman Old Style" w:hAnsi="Bookman Old Style"/>
@@ -4214,7 +3609,6 @@
         </w:rPr>
         <w:t>json</w:t>
       </w:r>
-      <w:proofErr w:type="spellEnd"/>
     </w:p>
     <w:p>
       <w:pPr>
@@ -4287,72 +3681,22 @@
           <w:rFonts w:ascii="Bookman Old Style" w:hAnsi="Bookman Old Style"/>
           <w:color w:val="000000" w:themeColor="text1"/>
         </w:rPr>
-        <w:t xml:space="preserve">        "</w:t>
-      </w:r>
-      <w:proofErr w:type="spellStart"/>
-      <w:proofErr w:type="gramStart"/>
-      <w:r>
-        <w:rPr>
-          <w:rFonts w:ascii="Bookman Old Style" w:hAnsi="Bookman Old Style"/>
-          <w:color w:val="000000" w:themeColor="text1"/>
-        </w:rPr>
-        <w:t>reference</w:t>
-      </w:r>
-      <w:proofErr w:type="gramEnd"/>
-      <w:r>
-        <w:rPr>
-          <w:rFonts w:ascii="Bookman Old Style" w:hAnsi="Bookman Old Style"/>
-          <w:color w:val="000000" w:themeColor="text1"/>
-        </w:rPr>
-        <w:t>_id</w:t>
-      </w:r>
-      <w:proofErr w:type="spellEnd"/>
-      <w:r>
-        <w:rPr>
-          <w:rFonts w:ascii="Bookman Old Style" w:hAnsi="Bookman Old Style"/>
-          <w:color w:val="000000" w:themeColor="text1"/>
-        </w:rPr>
-        <w:t>": "ORDER-20260215-1234",</w:t>
-      </w:r>
-    </w:p>
-    <w:p>
-      <w:pPr>
-        <w:rPr>
-          <w:rFonts w:ascii="Bookman Old Style" w:hAnsi="Bookman Old Style"/>
-          <w:color w:val="000000" w:themeColor="text1"/>
-        </w:rPr>
-      </w:pPr>
-      <w:r>
-        <w:rPr>
-          <w:rFonts w:ascii="Bookman Old Style" w:hAnsi="Bookman Old Style"/>
-          <w:color w:val="000000" w:themeColor="text1"/>
-        </w:rPr>
-        <w:t xml:space="preserve">        "</w:t>
-      </w:r>
-      <w:proofErr w:type="spellStart"/>
-      <w:proofErr w:type="gramStart"/>
-      <w:r>
-        <w:rPr>
-          <w:rFonts w:ascii="Bookman Old Style" w:hAnsi="Bookman Old Style"/>
-          <w:color w:val="000000" w:themeColor="text1"/>
-        </w:rPr>
-        <w:t>redirect</w:t>
-      </w:r>
-      <w:proofErr w:type="gramEnd"/>
-      <w:r>
-        <w:rPr>
-          <w:rFonts w:ascii="Bookman Old Style" w:hAnsi="Bookman Old Style"/>
-          <w:color w:val="000000" w:themeColor="text1"/>
-        </w:rPr>
-        <w:t>_url</w:t>
-      </w:r>
-      <w:proofErr w:type="spellEnd"/>
-      <w:r>
-        <w:rPr>
-          <w:rFonts w:ascii="Bookman Old Style" w:hAnsi="Bookman Old Style"/>
-          <w:color w:val="000000" w:themeColor="text1"/>
-        </w:rPr>
-        <w:t>": "https://pay.lmbtech.rw/pay/pesapal/iframe.php?reference_id=ORDER-20260215-1234"</w:t>
+        <w:t xml:space="preserve">        "reference_id": "ORDER-20260215-1234",</w:t>
+      </w:r>
+    </w:p>
+    <w:p>
+      <w:pPr>
+        <w:rPr>
+          <w:rFonts w:ascii="Bookman Old Style" w:hAnsi="Bookman Old Style"/>
+          <w:color w:val="000000" w:themeColor="text1"/>
+        </w:rPr>
+      </w:pPr>
+      <w:r>
+        <w:rPr>
+          <w:rFonts w:ascii="Bookman Old Style" w:hAnsi="Bookman Old Style"/>
+          <w:color w:val="000000" w:themeColor="text1"/>
+        </w:rPr>
+        <w:t xml:space="preserve">        "redirect_url": "https://pay.lmbtech.rw/pay/pesapal/iframe.php?reference_id=ORDER-20260215-1234"</w:t>
       </w:r>
     </w:p>
     <w:p>
@@ -4438,7 +3782,6 @@
           <w:color w:val="000000" w:themeColor="text1"/>
         </w:rPr>
       </w:pPr>
-      <w:proofErr w:type="spellStart"/>
       <w:r>
         <w:rPr>
           <w:rFonts w:ascii="Bookman Old Style" w:hAnsi="Bookman Old Style"/>
@@ -4446,7 +3789,6 @@
         </w:rPr>
         <w:t>json</w:t>
       </w:r>
-      <w:proofErr w:type="spellEnd"/>
     </w:p>
     <w:p>
       <w:pPr>
@@ -4634,23 +3976,7 @@
           <w:rFonts w:ascii="Bookman Old Style" w:hAnsi="Bookman Old Style"/>
           <w:color w:val="000000" w:themeColor="text1"/>
         </w:rPr>
-        <w:t>User is redirected to the </w:t>
-      </w:r>
-      <w:proofErr w:type="spellStart"/>
-      <w:r>
-        <w:rPr>
-          <w:rFonts w:ascii="Bookman Old Style" w:hAnsi="Bookman Old Style"/>
-          <w:color w:val="000000" w:themeColor="text1"/>
-        </w:rPr>
-        <w:t>redirect_url</w:t>
-      </w:r>
-      <w:proofErr w:type="spellEnd"/>
-      <w:r>
-        <w:rPr>
-          <w:rFonts w:ascii="Bookman Old Style" w:hAnsi="Bookman Old Style"/>
-          <w:color w:val="000000" w:themeColor="text1"/>
-        </w:rPr>
-        <w:t> from response</w:t>
+        <w:t>User is redirected to the redirect_url from response</w:t>
       </w:r>
     </w:p>
     <w:p>
@@ -4669,23 +3995,7 @@
           <w:rFonts w:ascii="Bookman Old Style" w:hAnsi="Bookman Old Style"/>
           <w:color w:val="000000" w:themeColor="text1"/>
         </w:rPr>
-        <w:t xml:space="preserve">They enter card details on secure </w:t>
-      </w:r>
-      <w:proofErr w:type="spellStart"/>
-      <w:r>
-        <w:rPr>
-          <w:rFonts w:ascii="Bookman Old Style" w:hAnsi="Bookman Old Style"/>
-          <w:color w:val="000000" w:themeColor="text1"/>
-        </w:rPr>
-        <w:t>Pesapal</w:t>
-      </w:r>
-      <w:proofErr w:type="spellEnd"/>
-      <w:r>
-        <w:rPr>
-          <w:rFonts w:ascii="Bookman Old Style" w:hAnsi="Bookman Old Style"/>
-          <w:color w:val="000000" w:themeColor="text1"/>
-        </w:rPr>
-        <w:t xml:space="preserve"> page</w:t>
+        <w:t>They enter card details on secure Pesapal page</w:t>
       </w:r>
     </w:p>
     <w:p>
@@ -4704,51 +4014,31 @@
           <w:rFonts w:ascii="Bookman Old Style" w:hAnsi="Bookman Old Style"/>
           <w:color w:val="000000" w:themeColor="text1"/>
         </w:rPr>
+        <w:t>After payment, they're redirected back to your callback_url</w:t>
+      </w:r>
+    </w:p>
+    <w:p>
+      <w:pPr>
+        <w:pStyle w:val="Heading1"/>
+        <w:rPr>
+          <w:b/>
+          <w:color w:val="000000" w:themeColor="text1"/>
+          <w:sz w:val="36"/>
+        </w:rPr>
+      </w:pPr>
+      <w:bookmarkStart w:id="14" w:name="_Toc225029807"/>
+      <w:bookmarkStart w:id="15" w:name="_Toc225030347"/>
+      <w:r>
+        <w:rPr>
+          <w:b/>
+          <w:color w:val="000000" w:themeColor="text1"/>
+          <w:sz w:val="36"/>
+        </w:rPr>
         <w:lastRenderedPageBreak/>
-        <w:t>After payment, they're redirected back to your </w:t>
-      </w:r>
-      <w:proofErr w:type="spellStart"/>
-      <w:r>
-        <w:rPr>
-          <w:rFonts w:ascii="Bookman Old Style" w:hAnsi="Bookman Old Style"/>
-          <w:color w:val="000000" w:themeColor="text1"/>
-        </w:rPr>
-        <w:t>callback_url</w:t>
-      </w:r>
-      <w:proofErr w:type="spellEnd"/>
-    </w:p>
-    <w:p>
-      <w:pPr>
-        <w:rPr>
-          <w:rFonts w:ascii="Bookman Old Style" w:hAnsi="Bookman Old Style"/>
-          <w:color w:val="000000" w:themeColor="text1"/>
-        </w:rPr>
-      </w:pPr>
-      <w:r>
-        <w:rPr>
-          <w:rFonts w:ascii="Bookman Old Style" w:hAnsi="Bookman Old Style"/>
-          <w:color w:val="000000" w:themeColor="text1"/>
-        </w:rPr>
-        <w:pict w14:anchorId="39265B14">
-          <v:rect id="_x0000_i1116" style="width:0;height:.75pt" o:hralign="center" o:hrstd="t" o:hr="t" fillcolor="#a0a0a0" stroked="f"/>
-        </w:pict>
-      </w:r>
-    </w:p>
-    <w:p>
-      <w:pPr>
-        <w:pStyle w:val="Heading1"/>
-        <w:rPr>
-          <w:color w:val="000000" w:themeColor="text1"/>
-        </w:rPr>
-      </w:pPr>
-      <w:bookmarkStart w:id="3" w:name="_Toc222086227"/>
-      <w:r>
-        <w:rPr>
-          <w:color w:val="000000" w:themeColor="text1"/>
-        </w:rPr>
         <w:t>Sending Money (Payouts)</w:t>
       </w:r>
-      <w:bookmarkEnd w:id="3"/>
+      <w:bookmarkEnd w:id="14"/>
+      <w:bookmarkEnd w:id="15"/>
     </w:p>
     <w:p>
       <w:pPr>
@@ -4885,9 +4175,16 @@
           <w:rFonts w:ascii="Bookman Old Style" w:hAnsi="Bookman Old Style"/>
           <w:color w:val="000000" w:themeColor="text1"/>
         </w:rPr>
-        <w:t> application/</w:t>
-      </w:r>
-      <w:proofErr w:type="spellStart"/>
+        <w:t> application/json</w:t>
+      </w:r>
+    </w:p>
+    <w:p>
+      <w:pPr>
+        <w:rPr>
+          <w:rFonts w:ascii="Bookman Old Style" w:hAnsi="Bookman Old Style"/>
+          <w:color w:val="000000" w:themeColor="text1"/>
+        </w:rPr>
+      </w:pPr>
       <w:r>
         <w:rPr>
           <w:rFonts w:ascii="Bookman Old Style" w:hAnsi="Bookman Old Style"/>
@@ -4895,16 +4192,198 @@
         </w:rPr>
         <w:t>json</w:t>
       </w:r>
-      <w:proofErr w:type="spellEnd"/>
-    </w:p>
-    <w:p>
-      <w:pPr>
-        <w:rPr>
-          <w:rFonts w:ascii="Bookman Old Style" w:hAnsi="Bookman Old Style"/>
-          <w:color w:val="000000" w:themeColor="text1"/>
-        </w:rPr>
-      </w:pPr>
-      <w:proofErr w:type="spellStart"/>
+    </w:p>
+    <w:p>
+      <w:pPr>
+        <w:rPr>
+          <w:rFonts w:ascii="Bookman Old Style" w:hAnsi="Bookman Old Style"/>
+          <w:color w:val="000000" w:themeColor="text1"/>
+        </w:rPr>
+      </w:pPr>
+      <w:r>
+        <w:rPr>
+          <w:rFonts w:ascii="Bookman Old Style" w:hAnsi="Bookman Old Style"/>
+          <w:color w:val="000000" w:themeColor="text1"/>
+        </w:rPr>
+        <w:t>{</w:t>
+      </w:r>
+    </w:p>
+    <w:p>
+      <w:pPr>
+        <w:rPr>
+          <w:rFonts w:ascii="Bookman Old Style" w:hAnsi="Bookman Old Style"/>
+          <w:color w:val="000000" w:themeColor="text1"/>
+        </w:rPr>
+      </w:pPr>
+      <w:r>
+        <w:rPr>
+          <w:rFonts w:ascii="Bookman Old Style" w:hAnsi="Bookman Old Style"/>
+          <w:color w:val="000000" w:themeColor="text1"/>
+        </w:rPr>
+        <w:t xml:space="preserve">    "email": "your-account@example.com",</w:t>
+      </w:r>
+    </w:p>
+    <w:p>
+      <w:pPr>
+        <w:rPr>
+          <w:rFonts w:ascii="Bookman Old Style" w:hAnsi="Bookman Old Style"/>
+          <w:color w:val="000000" w:themeColor="text1"/>
+        </w:rPr>
+      </w:pPr>
+      <w:r>
+        <w:rPr>
+          <w:rFonts w:ascii="Bookman Old Style" w:hAnsi="Bookman Old Style"/>
+          <w:color w:val="000000" w:themeColor="text1"/>
+        </w:rPr>
+        <w:t xml:space="preserve">    "name": "Recipient Name",</w:t>
+      </w:r>
+    </w:p>
+    <w:p>
+      <w:pPr>
+        <w:rPr>
+          <w:rFonts w:ascii="Bookman Old Style" w:hAnsi="Bookman Old Style"/>
+          <w:color w:val="000000" w:themeColor="text1"/>
+        </w:rPr>
+      </w:pPr>
+      <w:r>
+        <w:rPr>
+          <w:rFonts w:ascii="Bookman Old Style" w:hAnsi="Bookman Old Style"/>
+          <w:color w:val="000000" w:themeColor="text1"/>
+        </w:rPr>
+        <w:t xml:space="preserve">    "payment_method": "MTN_MOMO_RWA",</w:t>
+      </w:r>
+    </w:p>
+    <w:p>
+      <w:pPr>
+        <w:rPr>
+          <w:rFonts w:ascii="Bookman Old Style" w:hAnsi="Bookman Old Style"/>
+          <w:color w:val="000000" w:themeColor="text1"/>
+        </w:rPr>
+      </w:pPr>
+      <w:r>
+        <w:rPr>
+          <w:rFonts w:ascii="Bookman Old Style" w:hAnsi="Bookman Old Style"/>
+          <w:color w:val="000000" w:themeColor="text1"/>
+        </w:rPr>
+        <w:t xml:space="preserve">    "amount": 500,</w:t>
+      </w:r>
+    </w:p>
+    <w:p>
+      <w:pPr>
+        <w:rPr>
+          <w:rFonts w:ascii="Bookman Old Style" w:hAnsi="Bookman Old Style"/>
+          <w:color w:val="000000" w:themeColor="text1"/>
+        </w:rPr>
+      </w:pPr>
+      <w:r>
+        <w:rPr>
+          <w:rFonts w:ascii="Bookman Old Style" w:hAnsi="Bookman Old Style"/>
+          <w:color w:val="000000" w:themeColor="text1"/>
+        </w:rPr>
+        <w:t xml:space="preserve">    "payer_phone": "+250785085214",</w:t>
+      </w:r>
+    </w:p>
+    <w:p>
+      <w:pPr>
+        <w:rPr>
+          <w:rFonts w:ascii="Bookman Old Style" w:hAnsi="Bookman Old Style"/>
+          <w:color w:val="000000" w:themeColor="text1"/>
+        </w:rPr>
+      </w:pPr>
+      <w:r>
+        <w:rPr>
+          <w:rFonts w:ascii="Bookman Old Style" w:hAnsi="Bookman Old Style"/>
+          <w:color w:val="000000" w:themeColor="text1"/>
+        </w:rPr>
+        <w:t xml:space="preserve">    "service_paid": "payout",</w:t>
+      </w:r>
+    </w:p>
+    <w:p>
+      <w:pPr>
+        <w:rPr>
+          <w:rFonts w:ascii="Bookman Old Style" w:hAnsi="Bookman Old Style"/>
+          <w:color w:val="000000" w:themeColor="text1"/>
+        </w:rPr>
+      </w:pPr>
+      <w:r>
+        <w:rPr>
+          <w:rFonts w:ascii="Bookman Old Style" w:hAnsi="Bookman Old Style"/>
+          <w:color w:val="000000" w:themeColor="text1"/>
+        </w:rPr>
+        <w:t xml:space="preserve">    "reference_id": "PAYOUT-20260215-5678",</w:t>
+      </w:r>
+    </w:p>
+    <w:p>
+      <w:pPr>
+        <w:rPr>
+          <w:rFonts w:ascii="Bookman Old Style" w:hAnsi="Bookman Old Style"/>
+          <w:color w:val="000000" w:themeColor="text1"/>
+        </w:rPr>
+      </w:pPr>
+      <w:r>
+        <w:rPr>
+          <w:rFonts w:ascii="Bookman Old Style" w:hAnsi="Bookman Old Style"/>
+          <w:color w:val="000000" w:themeColor="text1"/>
+        </w:rPr>
+        <w:t xml:space="preserve">    "callback_url": "https://your-site.com/callback",</w:t>
+      </w:r>
+    </w:p>
+    <w:p>
+      <w:pPr>
+        <w:rPr>
+          <w:rFonts w:ascii="Bookman Old Style" w:hAnsi="Bookman Old Style"/>
+          <w:color w:val="000000" w:themeColor="text1"/>
+        </w:rPr>
+      </w:pPr>
+      <w:r>
+        <w:rPr>
+          <w:rFonts w:ascii="Bookman Old Style" w:hAnsi="Bookman Old Style"/>
+          <w:color w:val="000000" w:themeColor="text1"/>
+        </w:rPr>
+        <w:t xml:space="preserve">    "action": "payout"</w:t>
+      </w:r>
+    </w:p>
+    <w:p>
+      <w:pPr>
+        <w:rPr>
+          <w:rFonts w:ascii="Bookman Old Style" w:hAnsi="Bookman Old Style"/>
+          <w:color w:val="000000" w:themeColor="text1"/>
+        </w:rPr>
+      </w:pPr>
+      <w:r>
+        <w:rPr>
+          <w:rFonts w:ascii="Bookman Old Style" w:hAnsi="Bookman Old Style"/>
+          <w:color w:val="000000" w:themeColor="text1"/>
+        </w:rPr>
+        <w:t>}</w:t>
+      </w:r>
+    </w:p>
+    <w:p>
+      <w:pPr>
+        <w:rPr>
+          <w:rFonts w:ascii="Bookman Old Style" w:hAnsi="Bookman Old Style"/>
+          <w:b/>
+          <w:bCs/>
+          <w:color w:val="000000" w:themeColor="text1"/>
+        </w:rPr>
+      </w:pPr>
+      <w:r>
+        <w:rPr>
+          <w:rFonts w:ascii="Bookman Old Style" w:hAnsi="Bookman Old Style"/>
+          <w:b/>
+          <w:bCs/>
+          <w:color w:val="000000" w:themeColor="text1"/>
+        </w:rPr>
+        <w:t>Response</w:t>
+      </w:r>
+    </w:p>
+    <w:p>
+      <w:pPr>
+        <w:rPr>
+          <w:rFonts w:ascii="Bookman Old Style" w:hAnsi="Bookman Old Style"/>
+          <w:color w:val="000000" w:themeColor="text1"/>
+        </w:rPr>
+      </w:pPr>
       <w:r>
         <w:rPr>
           <w:rFonts w:ascii="Bookman Old Style" w:hAnsi="Bookman Old Style"/>
@@ -4912,7 +4391,6 @@
         </w:rPr>
         <w:t>json</w:t>
       </w:r>
-      <w:proofErr w:type="spellEnd"/>
     </w:p>
     <w:p>
       <w:pPr>
@@ -4941,252 +4419,98 @@
           <w:rFonts w:ascii="Bookman Old Style" w:hAnsi="Bookman Old Style"/>
           <w:color w:val="000000" w:themeColor="text1"/>
         </w:rPr>
-        <w:t xml:space="preserve">    "email": "your-account@example.com",</w:t>
-      </w:r>
-    </w:p>
-    <w:p>
-      <w:pPr>
-        <w:rPr>
-          <w:rFonts w:ascii="Bookman Old Style" w:hAnsi="Bookman Old Style"/>
-          <w:color w:val="000000" w:themeColor="text1"/>
-        </w:rPr>
-      </w:pPr>
-      <w:r>
-        <w:rPr>
-          <w:rFonts w:ascii="Bookman Old Style" w:hAnsi="Bookman Old Style"/>
-          <w:color w:val="000000" w:themeColor="text1"/>
-        </w:rPr>
-        <w:t xml:space="preserve">    "name": "Recipient Name",</w:t>
-      </w:r>
-    </w:p>
-    <w:p>
-      <w:pPr>
-        <w:rPr>
-          <w:rFonts w:ascii="Bookman Old Style" w:hAnsi="Bookman Old Style"/>
-          <w:color w:val="000000" w:themeColor="text1"/>
-        </w:rPr>
-      </w:pPr>
-      <w:r>
-        <w:rPr>
-          <w:rFonts w:ascii="Bookman Old Style" w:hAnsi="Bookman Old Style"/>
-          <w:color w:val="000000" w:themeColor="text1"/>
-        </w:rPr>
-        <w:t xml:space="preserve">    "</w:t>
-      </w:r>
-      <w:proofErr w:type="spellStart"/>
-      <w:proofErr w:type="gramStart"/>
-      <w:r>
-        <w:rPr>
-          <w:rFonts w:ascii="Bookman Old Style" w:hAnsi="Bookman Old Style"/>
-          <w:color w:val="000000" w:themeColor="text1"/>
-        </w:rPr>
-        <w:t>payment</w:t>
-      </w:r>
-      <w:proofErr w:type="gramEnd"/>
-      <w:r>
-        <w:rPr>
-          <w:rFonts w:ascii="Bookman Old Style" w:hAnsi="Bookman Old Style"/>
-          <w:color w:val="000000" w:themeColor="text1"/>
-        </w:rPr>
-        <w:t>_method</w:t>
-      </w:r>
-      <w:proofErr w:type="spellEnd"/>
-      <w:r>
-        <w:rPr>
-          <w:rFonts w:ascii="Bookman Old Style" w:hAnsi="Bookman Old Style"/>
-          <w:color w:val="000000" w:themeColor="text1"/>
-        </w:rPr>
-        <w:t>": "MTN_MOMO_RWA",</w:t>
-      </w:r>
-    </w:p>
-    <w:p>
-      <w:pPr>
-        <w:rPr>
-          <w:rFonts w:ascii="Bookman Old Style" w:hAnsi="Bookman Old Style"/>
-          <w:color w:val="000000" w:themeColor="text1"/>
-        </w:rPr>
-      </w:pPr>
-      <w:r>
-        <w:rPr>
-          <w:rFonts w:ascii="Bookman Old Style" w:hAnsi="Bookman Old Style"/>
-          <w:color w:val="000000" w:themeColor="text1"/>
-        </w:rPr>
-        <w:t xml:space="preserve">    "amount": 500,</w:t>
-      </w:r>
-    </w:p>
-    <w:p>
-      <w:pPr>
-        <w:rPr>
-          <w:rFonts w:ascii="Bookman Old Style" w:hAnsi="Bookman Old Style"/>
-          <w:color w:val="000000" w:themeColor="text1"/>
-        </w:rPr>
-      </w:pPr>
-      <w:r>
-        <w:rPr>
-          <w:rFonts w:ascii="Bookman Old Style" w:hAnsi="Bookman Old Style"/>
-          <w:color w:val="000000" w:themeColor="text1"/>
-        </w:rPr>
-        <w:t xml:space="preserve">    "</w:t>
-      </w:r>
-      <w:proofErr w:type="spellStart"/>
-      <w:proofErr w:type="gramStart"/>
-      <w:r>
-        <w:rPr>
-          <w:rFonts w:ascii="Bookman Old Style" w:hAnsi="Bookman Old Style"/>
-          <w:color w:val="000000" w:themeColor="text1"/>
-        </w:rPr>
-        <w:t>payer</w:t>
-      </w:r>
-      <w:proofErr w:type="gramEnd"/>
-      <w:r>
-        <w:rPr>
-          <w:rFonts w:ascii="Bookman Old Style" w:hAnsi="Bookman Old Style"/>
-          <w:color w:val="000000" w:themeColor="text1"/>
-        </w:rPr>
-        <w:t>_phone</w:t>
-      </w:r>
-      <w:proofErr w:type="spellEnd"/>
-      <w:r>
-        <w:rPr>
-          <w:rFonts w:ascii="Bookman Old Style" w:hAnsi="Bookman Old Style"/>
-          <w:color w:val="000000" w:themeColor="text1"/>
-        </w:rPr>
-        <w:t>": "+250785085214",</w:t>
-      </w:r>
-    </w:p>
-    <w:p>
-      <w:pPr>
-        <w:rPr>
-          <w:rFonts w:ascii="Bookman Old Style" w:hAnsi="Bookman Old Style"/>
-          <w:color w:val="000000" w:themeColor="text1"/>
-        </w:rPr>
-      </w:pPr>
-      <w:r>
-        <w:rPr>
-          <w:rFonts w:ascii="Bookman Old Style" w:hAnsi="Bookman Old Style"/>
-          <w:color w:val="000000" w:themeColor="text1"/>
-        </w:rPr>
-        <w:t xml:space="preserve">    "</w:t>
-      </w:r>
-      <w:proofErr w:type="spellStart"/>
-      <w:proofErr w:type="gramStart"/>
-      <w:r>
-        <w:rPr>
-          <w:rFonts w:ascii="Bookman Old Style" w:hAnsi="Bookman Old Style"/>
-          <w:color w:val="000000" w:themeColor="text1"/>
-        </w:rPr>
-        <w:t>service</w:t>
-      </w:r>
-      <w:proofErr w:type="gramEnd"/>
-      <w:r>
-        <w:rPr>
-          <w:rFonts w:ascii="Bookman Old Style" w:hAnsi="Bookman Old Style"/>
-          <w:color w:val="000000" w:themeColor="text1"/>
-        </w:rPr>
-        <w:t>_paid</w:t>
-      </w:r>
-      <w:proofErr w:type="spellEnd"/>
-      <w:r>
-        <w:rPr>
-          <w:rFonts w:ascii="Bookman Old Style" w:hAnsi="Bookman Old Style"/>
-          <w:color w:val="000000" w:themeColor="text1"/>
-        </w:rPr>
-        <w:t>": "payout",</w:t>
-      </w:r>
-    </w:p>
-    <w:p>
-      <w:pPr>
-        <w:rPr>
-          <w:rFonts w:ascii="Bookman Old Style" w:hAnsi="Bookman Old Style"/>
-          <w:color w:val="000000" w:themeColor="text1"/>
-        </w:rPr>
-      </w:pPr>
-      <w:r>
-        <w:rPr>
-          <w:rFonts w:ascii="Bookman Old Style" w:hAnsi="Bookman Old Style"/>
-          <w:color w:val="000000" w:themeColor="text1"/>
-        </w:rPr>
-        <w:t xml:space="preserve">    "</w:t>
-      </w:r>
-      <w:proofErr w:type="spellStart"/>
-      <w:proofErr w:type="gramStart"/>
-      <w:r>
-        <w:rPr>
-          <w:rFonts w:ascii="Bookman Old Style" w:hAnsi="Bookman Old Style"/>
-          <w:color w:val="000000" w:themeColor="text1"/>
-        </w:rPr>
-        <w:t>reference</w:t>
-      </w:r>
-      <w:proofErr w:type="gramEnd"/>
-      <w:r>
-        <w:rPr>
-          <w:rFonts w:ascii="Bookman Old Style" w:hAnsi="Bookman Old Style"/>
-          <w:color w:val="000000" w:themeColor="text1"/>
-        </w:rPr>
-        <w:t>_id</w:t>
-      </w:r>
-      <w:proofErr w:type="spellEnd"/>
-      <w:r>
-        <w:rPr>
-          <w:rFonts w:ascii="Bookman Old Style" w:hAnsi="Bookman Old Style"/>
-          <w:color w:val="000000" w:themeColor="text1"/>
-        </w:rPr>
-        <w:t>": "PAYOUT-20260215-5678",</w:t>
-      </w:r>
-    </w:p>
-    <w:p>
-      <w:pPr>
-        <w:rPr>
-          <w:rFonts w:ascii="Bookman Old Style" w:hAnsi="Bookman Old Style"/>
-          <w:color w:val="000000" w:themeColor="text1"/>
-        </w:rPr>
-      </w:pPr>
-      <w:r>
-        <w:rPr>
-          <w:rFonts w:ascii="Bookman Old Style" w:hAnsi="Bookman Old Style"/>
-          <w:color w:val="000000" w:themeColor="text1"/>
-        </w:rPr>
-        <w:t xml:space="preserve">    "</w:t>
-      </w:r>
-      <w:proofErr w:type="spellStart"/>
-      <w:proofErr w:type="gramStart"/>
-      <w:r>
-        <w:rPr>
-          <w:rFonts w:ascii="Bookman Old Style" w:hAnsi="Bookman Old Style"/>
-          <w:color w:val="000000" w:themeColor="text1"/>
-        </w:rPr>
-        <w:t>callback</w:t>
-      </w:r>
-      <w:proofErr w:type="gramEnd"/>
-      <w:r>
-        <w:rPr>
-          <w:rFonts w:ascii="Bookman Old Style" w:hAnsi="Bookman Old Style"/>
-          <w:color w:val="000000" w:themeColor="text1"/>
-        </w:rPr>
-        <w:t>_url</w:t>
-      </w:r>
-      <w:proofErr w:type="spellEnd"/>
-      <w:r>
-        <w:rPr>
-          <w:rFonts w:ascii="Bookman Old Style" w:hAnsi="Bookman Old Style"/>
-          <w:color w:val="000000" w:themeColor="text1"/>
-        </w:rPr>
-        <w:t>": "https://your-site.com/callback",</w:t>
-      </w:r>
-    </w:p>
-    <w:p>
-      <w:pPr>
-        <w:rPr>
-          <w:rFonts w:ascii="Bookman Old Style" w:hAnsi="Bookman Old Style"/>
-          <w:color w:val="000000" w:themeColor="text1"/>
-        </w:rPr>
-      </w:pPr>
-      <w:r>
-        <w:rPr>
-          <w:rFonts w:ascii="Bookman Old Style" w:hAnsi="Bookman Old Style"/>
-          <w:color w:val="000000" w:themeColor="text1"/>
-        </w:rPr>
-        <w:t xml:space="preserve">    "action": "payout"</w:t>
+        <w:t xml:space="preserve">    "status": "success",</w:t>
+      </w:r>
+    </w:p>
+    <w:p>
+      <w:pPr>
+        <w:rPr>
+          <w:rFonts w:ascii="Bookman Old Style" w:hAnsi="Bookman Old Style"/>
+          <w:color w:val="000000" w:themeColor="text1"/>
+        </w:rPr>
+      </w:pPr>
+      <w:r>
+        <w:rPr>
+          <w:rFonts w:ascii="Bookman Old Style" w:hAnsi="Bookman Old Style"/>
+          <w:color w:val="000000" w:themeColor="text1"/>
+        </w:rPr>
+        <w:t xml:space="preserve">    "data": {</w:t>
+      </w:r>
+    </w:p>
+    <w:p>
+      <w:pPr>
+        <w:rPr>
+          <w:rFonts w:ascii="Bookman Old Style" w:hAnsi="Bookman Old Style"/>
+          <w:color w:val="000000" w:themeColor="text1"/>
+        </w:rPr>
+      </w:pPr>
+      <w:r>
+        <w:rPr>
+          <w:rFonts w:ascii="Bookman Old Style" w:hAnsi="Bookman Old Style"/>
+          <w:color w:val="000000" w:themeColor="text1"/>
+        </w:rPr>
+        <w:t xml:space="preserve">        "reference_id": "PAYOUT-20260215-5678",</w:t>
+      </w:r>
+    </w:p>
+    <w:p>
+      <w:pPr>
+        <w:rPr>
+          <w:rFonts w:ascii="Bookman Old Style" w:hAnsi="Bookman Old Style"/>
+          <w:color w:val="000000" w:themeColor="text1"/>
+        </w:rPr>
+      </w:pPr>
+      <w:r>
+        <w:rPr>
+          <w:rFonts w:ascii="Bookman Old Style" w:hAnsi="Bookman Old Style"/>
+          <w:color w:val="000000" w:themeColor="text1"/>
+        </w:rPr>
+        <w:t xml:space="preserve">        "amount": "500.00",</w:t>
+      </w:r>
+    </w:p>
+    <w:p>
+      <w:pPr>
+        <w:rPr>
+          <w:rFonts w:ascii="Bookman Old Style" w:hAnsi="Bookman Old Style"/>
+          <w:color w:val="000000" w:themeColor="text1"/>
+        </w:rPr>
+      </w:pPr>
+      <w:r>
+        <w:rPr>
+          <w:rFonts w:ascii="Bookman Old Style" w:hAnsi="Bookman Old Style"/>
+          <w:color w:val="000000" w:themeColor="text1"/>
+        </w:rPr>
+        <w:t xml:space="preserve">        "status": "pending"</w:t>
+      </w:r>
+    </w:p>
+    <w:p>
+      <w:pPr>
+        <w:rPr>
+          <w:rFonts w:ascii="Bookman Old Style" w:hAnsi="Bookman Old Style"/>
+          <w:color w:val="000000" w:themeColor="text1"/>
+        </w:rPr>
+      </w:pPr>
+      <w:r>
+        <w:rPr>
+          <w:rFonts w:ascii="Bookman Old Style" w:hAnsi="Bookman Old Style"/>
+          <w:color w:val="000000" w:themeColor="text1"/>
+        </w:rPr>
+        <w:t xml:space="preserve">    },</w:t>
+      </w:r>
+    </w:p>
+    <w:p>
+      <w:pPr>
+        <w:rPr>
+          <w:rFonts w:ascii="Bookman Old Style" w:hAnsi="Bookman Old Style"/>
+          <w:color w:val="000000" w:themeColor="text1"/>
+        </w:rPr>
+      </w:pPr>
+      <w:r>
+        <w:rPr>
+          <w:rFonts w:ascii="Bookman Old Style" w:hAnsi="Bookman Old Style"/>
+          <w:color w:val="000000" w:themeColor="text1"/>
+        </w:rPr>
+        <w:lastRenderedPageBreak/>
+        <w:t xml:space="preserve">    "message": "Payout initiated successfully"</w:t>
       </w:r>
     </w:p>
     <w:p>
@@ -5220,6 +4544,136 @@
           <w:bCs/>
           <w:color w:val="000000" w:themeColor="text1"/>
         </w:rPr>
+        <w:t>Checking Payment Status</w:t>
+      </w:r>
+    </w:p>
+    <w:p>
+      <w:pPr>
+        <w:rPr>
+          <w:rFonts w:ascii="Bookman Old Style" w:hAnsi="Bookman Old Style"/>
+          <w:color w:val="000000" w:themeColor="text1"/>
+        </w:rPr>
+      </w:pPr>
+      <w:r>
+        <w:rPr>
+          <w:rFonts w:ascii="Bookman Old Style" w:hAnsi="Bookman Old Style"/>
+          <w:color w:val="000000" w:themeColor="text1"/>
+        </w:rPr>
+        <w:t>You can check the status of any payment using its reference ID.</w:t>
+      </w:r>
+    </w:p>
+    <w:p>
+      <w:pPr>
+        <w:rPr>
+          <w:rFonts w:ascii="Bookman Old Style" w:hAnsi="Bookman Old Style"/>
+          <w:b/>
+          <w:bCs/>
+          <w:color w:val="000000" w:themeColor="text1"/>
+        </w:rPr>
+      </w:pPr>
+      <w:r>
+        <w:rPr>
+          <w:rFonts w:ascii="Bookman Old Style" w:hAnsi="Bookman Old Style"/>
+          <w:b/>
+          <w:bCs/>
+          <w:color w:val="000000" w:themeColor="text1"/>
+        </w:rPr>
+        <w:t>Request Format</w:t>
+      </w:r>
+    </w:p>
+    <w:p>
+      <w:pPr>
+        <w:rPr>
+          <w:rFonts w:ascii="Bookman Old Style" w:hAnsi="Bookman Old Style"/>
+          <w:color w:val="000000" w:themeColor="text1"/>
+        </w:rPr>
+      </w:pPr>
+      <w:r>
+        <w:rPr>
+          <w:rFonts w:ascii="Bookman Old Style" w:hAnsi="Bookman Old Style"/>
+          <w:b/>
+          <w:bCs/>
+          <w:color w:val="000000" w:themeColor="text1"/>
+        </w:rPr>
+        <w:t>Method:</w:t>
+      </w:r>
+      <w:r>
+        <w:rPr>
+          <w:rFonts w:ascii="Bookman Old Style" w:hAnsi="Bookman Old Style"/>
+          <w:color w:val="000000" w:themeColor="text1"/>
+        </w:rPr>
+        <w:t> GET</w:t>
+      </w:r>
+      <w:r>
+        <w:rPr>
+          <w:rFonts w:ascii="Bookman Old Style" w:hAnsi="Bookman Old Style"/>
+          <w:color w:val="000000" w:themeColor="text1"/>
+        </w:rPr>
+        <w:br/>
+      </w:r>
+      <w:r>
+        <w:rPr>
+          <w:rFonts w:ascii="Bookman Old Style" w:hAnsi="Bookman Old Style"/>
+          <w:b/>
+          <w:bCs/>
+          <w:color w:val="000000" w:themeColor="text1"/>
+        </w:rPr>
+        <w:t>URL:</w:t>
+      </w:r>
+      <w:r>
+        <w:rPr>
+          <w:rFonts w:ascii="Bookman Old Style" w:hAnsi="Bookman Old Style"/>
+          <w:color w:val="000000" w:themeColor="text1"/>
+        </w:rPr>
+        <w:t> Base URL with reference_id parameter</w:t>
+      </w:r>
+    </w:p>
+    <w:p>
+      <w:pPr>
+        <w:rPr>
+          <w:rFonts w:ascii="Bookman Old Style" w:hAnsi="Bookman Old Style"/>
+          <w:color w:val="000000" w:themeColor="text1"/>
+        </w:rPr>
+      </w:pPr>
+      <w:r>
+        <w:rPr>
+          <w:rFonts w:ascii="Bookman Old Style" w:hAnsi="Bookman Old Style"/>
+          <w:color w:val="000000" w:themeColor="text1"/>
+        </w:rPr>
+        <w:t>text</w:t>
+      </w:r>
+    </w:p>
+    <w:p>
+      <w:pPr>
+        <w:rPr>
+          <w:rFonts w:ascii="Bookman Old Style" w:hAnsi="Bookman Old Style"/>
+          <w:color w:val="000000" w:themeColor="text1"/>
+        </w:rPr>
+      </w:pPr>
+      <w:r>
+        <w:rPr>
+          <w:rFonts w:ascii="Bookman Old Style" w:hAnsi="Bookman Old Style"/>
+          <w:color w:val="000000" w:themeColor="text1"/>
+        </w:rPr>
+        <w:t>GET https://pay.lmbtech.rw/pay/config/api.php?reference_id=ORDER-20260215-1234</w:t>
+      </w:r>
+    </w:p>
+    <w:p>
+      <w:pPr>
+        <w:rPr>
+          <w:rFonts w:ascii="Bookman Old Style" w:hAnsi="Bookman Old Style"/>
+          <w:b/>
+          <w:bCs/>
+          <w:color w:val="000000" w:themeColor="text1"/>
+        </w:rPr>
+      </w:pPr>
+      <w:r>
+        <w:rPr>
+          <w:rFonts w:ascii="Bookman Old Style" w:hAnsi="Bookman Old Style"/>
+          <w:b/>
+          <w:bCs/>
+          <w:color w:val="000000" w:themeColor="text1"/>
+        </w:rPr>
         <w:t>Response</w:t>
       </w:r>
     </w:p>
@@ -5230,7 +4684,6 @@
           <w:color w:val="000000" w:themeColor="text1"/>
         </w:rPr>
       </w:pPr>
-      <w:proofErr w:type="spellStart"/>
       <w:r>
         <w:rPr>
           <w:rFonts w:ascii="Bookman Old Style" w:hAnsi="Bookman Old Style"/>
@@ -5238,7 +4691,6 @@
         </w:rPr>
         <w:t>json</w:t>
       </w:r>
-      <w:proofErr w:type="spellEnd"/>
     </w:p>
     <w:p>
       <w:pPr>
@@ -5297,366 +4749,6 @@
           <w:rFonts w:ascii="Bookman Old Style" w:hAnsi="Bookman Old Style"/>
           <w:color w:val="000000" w:themeColor="text1"/>
         </w:rPr>
-        <w:t xml:space="preserve">        "</w:t>
-      </w:r>
-      <w:proofErr w:type="spellStart"/>
-      <w:proofErr w:type="gramStart"/>
-      <w:r>
-        <w:rPr>
-          <w:rFonts w:ascii="Bookman Old Style" w:hAnsi="Bookman Old Style"/>
-          <w:color w:val="000000" w:themeColor="text1"/>
-        </w:rPr>
-        <w:t>reference</w:t>
-      </w:r>
-      <w:proofErr w:type="gramEnd"/>
-      <w:r>
-        <w:rPr>
-          <w:rFonts w:ascii="Bookman Old Style" w:hAnsi="Bookman Old Style"/>
-          <w:color w:val="000000" w:themeColor="text1"/>
-        </w:rPr>
-        <w:t>_id</w:t>
-      </w:r>
-      <w:proofErr w:type="spellEnd"/>
-      <w:r>
-        <w:rPr>
-          <w:rFonts w:ascii="Bookman Old Style" w:hAnsi="Bookman Old Style"/>
-          <w:color w:val="000000" w:themeColor="text1"/>
-        </w:rPr>
-        <w:t>": "PAYOUT-20260215-5678",</w:t>
-      </w:r>
-    </w:p>
-    <w:p>
-      <w:pPr>
-        <w:rPr>
-          <w:rFonts w:ascii="Bookman Old Style" w:hAnsi="Bookman Old Style"/>
-          <w:color w:val="000000" w:themeColor="text1"/>
-        </w:rPr>
-      </w:pPr>
-      <w:r>
-        <w:rPr>
-          <w:rFonts w:ascii="Bookman Old Style" w:hAnsi="Bookman Old Style"/>
-          <w:color w:val="000000" w:themeColor="text1"/>
-        </w:rPr>
-        <w:lastRenderedPageBreak/>
-        <w:t xml:space="preserve">        "amount": "500.00",</w:t>
-      </w:r>
-    </w:p>
-    <w:p>
-      <w:pPr>
-        <w:rPr>
-          <w:rFonts w:ascii="Bookman Old Style" w:hAnsi="Bookman Old Style"/>
-          <w:color w:val="000000" w:themeColor="text1"/>
-        </w:rPr>
-      </w:pPr>
-      <w:r>
-        <w:rPr>
-          <w:rFonts w:ascii="Bookman Old Style" w:hAnsi="Bookman Old Style"/>
-          <w:color w:val="000000" w:themeColor="text1"/>
-        </w:rPr>
-        <w:t xml:space="preserve">        "status": "pending"</w:t>
-      </w:r>
-    </w:p>
-    <w:p>
-      <w:pPr>
-        <w:rPr>
-          <w:rFonts w:ascii="Bookman Old Style" w:hAnsi="Bookman Old Style"/>
-          <w:color w:val="000000" w:themeColor="text1"/>
-        </w:rPr>
-      </w:pPr>
-      <w:r>
-        <w:rPr>
-          <w:rFonts w:ascii="Bookman Old Style" w:hAnsi="Bookman Old Style"/>
-          <w:color w:val="000000" w:themeColor="text1"/>
-        </w:rPr>
-        <w:t xml:space="preserve">    },</w:t>
-      </w:r>
-    </w:p>
-    <w:p>
-      <w:pPr>
-        <w:rPr>
-          <w:rFonts w:ascii="Bookman Old Style" w:hAnsi="Bookman Old Style"/>
-          <w:color w:val="000000" w:themeColor="text1"/>
-        </w:rPr>
-      </w:pPr>
-      <w:r>
-        <w:rPr>
-          <w:rFonts w:ascii="Bookman Old Style" w:hAnsi="Bookman Old Style"/>
-          <w:color w:val="000000" w:themeColor="text1"/>
-        </w:rPr>
-        <w:t xml:space="preserve">    "message": "Payout initiated successfully"</w:t>
-      </w:r>
-    </w:p>
-    <w:p>
-      <w:pPr>
-        <w:rPr>
-          <w:rFonts w:ascii="Bookman Old Style" w:hAnsi="Bookman Old Style"/>
-          <w:color w:val="000000" w:themeColor="text1"/>
-        </w:rPr>
-      </w:pPr>
-      <w:r>
-        <w:rPr>
-          <w:rFonts w:ascii="Bookman Old Style" w:hAnsi="Bookman Old Style"/>
-          <w:color w:val="000000" w:themeColor="text1"/>
-        </w:rPr>
-        <w:t>}</w:t>
-      </w:r>
-    </w:p>
-    <w:p>
-      <w:pPr>
-        <w:rPr>
-          <w:rFonts w:ascii="Bookman Old Style" w:hAnsi="Bookman Old Style"/>
-          <w:color w:val="000000" w:themeColor="text1"/>
-        </w:rPr>
-      </w:pPr>
-      <w:r>
-        <w:rPr>
-          <w:rFonts w:ascii="Bookman Old Style" w:hAnsi="Bookman Old Style"/>
-          <w:color w:val="000000" w:themeColor="text1"/>
-        </w:rPr>
-        <w:pict w14:anchorId="0F80E410">
-          <v:rect id="_x0000_i1117" style="width:0;height:.75pt" o:hralign="center" o:hrstd="t" o:hr="t" fillcolor="#a0a0a0" stroked="f"/>
-        </w:pict>
-      </w:r>
-    </w:p>
-    <w:p>
-      <w:pPr>
-        <w:rPr>
-          <w:rFonts w:ascii="Bookman Old Style" w:hAnsi="Bookman Old Style"/>
-          <w:b/>
-          <w:bCs/>
-          <w:color w:val="000000" w:themeColor="text1"/>
-        </w:rPr>
-      </w:pPr>
-      <w:r>
-        <w:rPr>
-          <w:rFonts w:ascii="Bookman Old Style" w:hAnsi="Bookman Old Style"/>
-          <w:b/>
-          <w:bCs/>
-          <w:color w:val="000000" w:themeColor="text1"/>
-        </w:rPr>
-        <w:t>Checking Payment Status</w:t>
-      </w:r>
-    </w:p>
-    <w:p>
-      <w:pPr>
-        <w:rPr>
-          <w:rFonts w:ascii="Bookman Old Style" w:hAnsi="Bookman Old Style"/>
-          <w:color w:val="000000" w:themeColor="text1"/>
-        </w:rPr>
-      </w:pPr>
-      <w:r>
-        <w:rPr>
-          <w:rFonts w:ascii="Bookman Old Style" w:hAnsi="Bookman Old Style"/>
-          <w:color w:val="000000" w:themeColor="text1"/>
-        </w:rPr>
-        <w:t>You can check the status of any payment using its reference ID.</w:t>
-      </w:r>
-    </w:p>
-    <w:p>
-      <w:pPr>
-        <w:rPr>
-          <w:rFonts w:ascii="Bookman Old Style" w:hAnsi="Bookman Old Style"/>
-          <w:b/>
-          <w:bCs/>
-          <w:color w:val="000000" w:themeColor="text1"/>
-        </w:rPr>
-      </w:pPr>
-      <w:r>
-        <w:rPr>
-          <w:rFonts w:ascii="Bookman Old Style" w:hAnsi="Bookman Old Style"/>
-          <w:b/>
-          <w:bCs/>
-          <w:color w:val="000000" w:themeColor="text1"/>
-        </w:rPr>
-        <w:t>Request Format</w:t>
-      </w:r>
-    </w:p>
-    <w:p>
-      <w:pPr>
-        <w:rPr>
-          <w:rFonts w:ascii="Bookman Old Style" w:hAnsi="Bookman Old Style"/>
-          <w:color w:val="000000" w:themeColor="text1"/>
-        </w:rPr>
-      </w:pPr>
-      <w:r>
-        <w:rPr>
-          <w:rFonts w:ascii="Bookman Old Style" w:hAnsi="Bookman Old Style"/>
-          <w:b/>
-          <w:bCs/>
-          <w:color w:val="000000" w:themeColor="text1"/>
-        </w:rPr>
-        <w:t>Method:</w:t>
-      </w:r>
-      <w:r>
-        <w:rPr>
-          <w:rFonts w:ascii="Bookman Old Style" w:hAnsi="Bookman Old Style"/>
-          <w:color w:val="000000" w:themeColor="text1"/>
-        </w:rPr>
-        <w:t> GET</w:t>
-      </w:r>
-      <w:r>
-        <w:rPr>
-          <w:rFonts w:ascii="Bookman Old Style" w:hAnsi="Bookman Old Style"/>
-          <w:color w:val="000000" w:themeColor="text1"/>
-        </w:rPr>
-        <w:br/>
-      </w:r>
-      <w:r>
-        <w:rPr>
-          <w:rFonts w:ascii="Bookman Old Style" w:hAnsi="Bookman Old Style"/>
-          <w:b/>
-          <w:bCs/>
-          <w:color w:val="000000" w:themeColor="text1"/>
-        </w:rPr>
-        <w:t>URL:</w:t>
-      </w:r>
-      <w:r>
-        <w:rPr>
-          <w:rFonts w:ascii="Bookman Old Style" w:hAnsi="Bookman Old Style"/>
-          <w:color w:val="000000" w:themeColor="text1"/>
-        </w:rPr>
-        <w:t xml:space="preserve"> Base URL with </w:t>
-      </w:r>
-      <w:proofErr w:type="spellStart"/>
-      <w:r>
-        <w:rPr>
-          <w:rFonts w:ascii="Bookman Old Style" w:hAnsi="Bookman Old Style"/>
-          <w:color w:val="000000" w:themeColor="text1"/>
-        </w:rPr>
-        <w:t>reference_id</w:t>
-      </w:r>
-      <w:proofErr w:type="spellEnd"/>
-      <w:r>
-        <w:rPr>
-          <w:rFonts w:ascii="Bookman Old Style" w:hAnsi="Bookman Old Style"/>
-          <w:color w:val="000000" w:themeColor="text1"/>
-        </w:rPr>
-        <w:t xml:space="preserve"> parameter</w:t>
-      </w:r>
-    </w:p>
-    <w:p>
-      <w:pPr>
-        <w:rPr>
-          <w:rFonts w:ascii="Bookman Old Style" w:hAnsi="Bookman Old Style"/>
-          <w:color w:val="000000" w:themeColor="text1"/>
-        </w:rPr>
-      </w:pPr>
-      <w:r>
-        <w:rPr>
-          <w:rFonts w:ascii="Bookman Old Style" w:hAnsi="Bookman Old Style"/>
-          <w:color w:val="000000" w:themeColor="text1"/>
-        </w:rPr>
-        <w:t>text</w:t>
-      </w:r>
-    </w:p>
-    <w:p>
-      <w:pPr>
-        <w:rPr>
-          <w:rFonts w:ascii="Bookman Old Style" w:hAnsi="Bookman Old Style"/>
-          <w:color w:val="000000" w:themeColor="text1"/>
-        </w:rPr>
-      </w:pPr>
-      <w:r>
-        <w:rPr>
-          <w:rFonts w:ascii="Bookman Old Style" w:hAnsi="Bookman Old Style"/>
-          <w:color w:val="000000" w:themeColor="text1"/>
-        </w:rPr>
-        <w:t>GET https://pay.lmbtech.rw/pay/config/api.php?reference_id=ORDER-20260215-1234</w:t>
-      </w:r>
-    </w:p>
-    <w:p>
-      <w:pPr>
-        <w:rPr>
-          <w:rFonts w:ascii="Bookman Old Style" w:hAnsi="Bookman Old Style"/>
-          <w:b/>
-          <w:bCs/>
-          <w:color w:val="000000" w:themeColor="text1"/>
-        </w:rPr>
-      </w:pPr>
-      <w:r>
-        <w:rPr>
-          <w:rFonts w:ascii="Bookman Old Style" w:hAnsi="Bookman Old Style"/>
-          <w:b/>
-          <w:bCs/>
-          <w:color w:val="000000" w:themeColor="text1"/>
-        </w:rPr>
-        <w:t>Response</w:t>
-      </w:r>
-    </w:p>
-    <w:p>
-      <w:pPr>
-        <w:rPr>
-          <w:rFonts w:ascii="Bookman Old Style" w:hAnsi="Bookman Old Style"/>
-          <w:color w:val="000000" w:themeColor="text1"/>
-        </w:rPr>
-      </w:pPr>
-      <w:proofErr w:type="spellStart"/>
-      <w:r>
-        <w:rPr>
-          <w:rFonts w:ascii="Bookman Old Style" w:hAnsi="Bookman Old Style"/>
-          <w:color w:val="000000" w:themeColor="text1"/>
-        </w:rPr>
-        <w:t>json</w:t>
-      </w:r>
-      <w:proofErr w:type="spellEnd"/>
-    </w:p>
-    <w:p>
-      <w:pPr>
-        <w:rPr>
-          <w:rFonts w:ascii="Bookman Old Style" w:hAnsi="Bookman Old Style"/>
-          <w:color w:val="000000" w:themeColor="text1"/>
-        </w:rPr>
-      </w:pPr>
-      <w:r>
-        <w:rPr>
-          <w:rFonts w:ascii="Bookman Old Style" w:hAnsi="Bookman Old Style"/>
-          <w:color w:val="000000" w:themeColor="text1"/>
-        </w:rPr>
-        <w:t>{</w:t>
-      </w:r>
-    </w:p>
-    <w:p>
-      <w:pPr>
-        <w:rPr>
-          <w:rFonts w:ascii="Bookman Old Style" w:hAnsi="Bookman Old Style"/>
-          <w:color w:val="000000" w:themeColor="text1"/>
-        </w:rPr>
-      </w:pPr>
-      <w:r>
-        <w:rPr>
-          <w:rFonts w:ascii="Bookman Old Style" w:hAnsi="Bookman Old Style"/>
-          <w:color w:val="000000" w:themeColor="text1"/>
-        </w:rPr>
-        <w:t xml:space="preserve">    "status": "success",</w:t>
-      </w:r>
-    </w:p>
-    <w:p>
-      <w:pPr>
-        <w:rPr>
-          <w:rFonts w:ascii="Bookman Old Style" w:hAnsi="Bookman Old Style"/>
-          <w:color w:val="000000" w:themeColor="text1"/>
-        </w:rPr>
-      </w:pPr>
-      <w:r>
-        <w:rPr>
-          <w:rFonts w:ascii="Bookman Old Style" w:hAnsi="Bookman Old Style"/>
-          <w:color w:val="000000" w:themeColor="text1"/>
-        </w:rPr>
-        <w:t xml:space="preserve">    "data": {</w:t>
-      </w:r>
-    </w:p>
-    <w:p>
-      <w:pPr>
-        <w:rPr>
-          <w:rFonts w:ascii="Bookman Old Style" w:hAnsi="Bookman Old Style"/>
-          <w:color w:val="000000" w:themeColor="text1"/>
-        </w:rPr>
-      </w:pPr>
-      <w:r>
-        <w:rPr>
-          <w:rFonts w:ascii="Bookman Old Style" w:hAnsi="Bookman Old Style"/>
-          <w:color w:val="000000" w:themeColor="text1"/>
-        </w:rPr>
         <w:t xml:space="preserve">        "id": 8067,</w:t>
       </w:r>
     </w:p>
@@ -5672,72 +4764,22 @@
           <w:rFonts w:ascii="Bookman Old Style" w:hAnsi="Bookman Old Style"/>
           <w:color w:val="000000" w:themeColor="text1"/>
         </w:rPr>
-        <w:t xml:space="preserve">        "</w:t>
-      </w:r>
-      <w:proofErr w:type="spellStart"/>
-      <w:proofErr w:type="gramStart"/>
-      <w:r>
-        <w:rPr>
-          <w:rFonts w:ascii="Bookman Old Style" w:hAnsi="Bookman Old Style"/>
-          <w:color w:val="000000" w:themeColor="text1"/>
-        </w:rPr>
-        <w:t>reference</w:t>
-      </w:r>
-      <w:proofErr w:type="gramEnd"/>
-      <w:r>
-        <w:rPr>
-          <w:rFonts w:ascii="Bookman Old Style" w:hAnsi="Bookman Old Style"/>
-          <w:color w:val="000000" w:themeColor="text1"/>
-        </w:rPr>
-        <w:t>_id</w:t>
-      </w:r>
-      <w:proofErr w:type="spellEnd"/>
-      <w:r>
-        <w:rPr>
-          <w:rFonts w:ascii="Bookman Old Style" w:hAnsi="Bookman Old Style"/>
-          <w:color w:val="000000" w:themeColor="text1"/>
-        </w:rPr>
-        <w:t>": "ORDER-20260215-1234",</w:t>
-      </w:r>
-    </w:p>
-    <w:p>
-      <w:pPr>
-        <w:rPr>
-          <w:rFonts w:ascii="Bookman Old Style" w:hAnsi="Bookman Old Style"/>
-          <w:color w:val="000000" w:themeColor="text1"/>
-        </w:rPr>
-      </w:pPr>
-      <w:r>
-        <w:rPr>
-          <w:rFonts w:ascii="Bookman Old Style" w:hAnsi="Bookman Old Style"/>
-          <w:color w:val="000000" w:themeColor="text1"/>
-        </w:rPr>
-        <w:t xml:space="preserve">        "</w:t>
-      </w:r>
-      <w:proofErr w:type="spellStart"/>
-      <w:proofErr w:type="gramStart"/>
-      <w:r>
-        <w:rPr>
-          <w:rFonts w:ascii="Bookman Old Style" w:hAnsi="Bookman Old Style"/>
-          <w:color w:val="000000" w:themeColor="text1"/>
-        </w:rPr>
-        <w:t>transaction</w:t>
-      </w:r>
-      <w:proofErr w:type="gramEnd"/>
-      <w:r>
-        <w:rPr>
-          <w:rFonts w:ascii="Bookman Old Style" w:hAnsi="Bookman Old Style"/>
-          <w:color w:val="000000" w:themeColor="text1"/>
-        </w:rPr>
-        <w:t>_id</w:t>
-      </w:r>
-      <w:proofErr w:type="spellEnd"/>
-      <w:r>
-        <w:rPr>
-          <w:rFonts w:ascii="Bookman Old Style" w:hAnsi="Bookman Old Style"/>
-          <w:color w:val="000000" w:themeColor="text1"/>
-        </w:rPr>
-        <w:t>": "TXN-987654321",</w:t>
+        <w:t xml:space="preserve">        "reference_id": "ORDER-20260215-1234",</w:t>
+      </w:r>
+    </w:p>
+    <w:p>
+      <w:pPr>
+        <w:rPr>
+          <w:rFonts w:ascii="Bookman Old Style" w:hAnsi="Bookman Old Style"/>
+          <w:color w:val="000000" w:themeColor="text1"/>
+        </w:rPr>
+      </w:pPr>
+      <w:r>
+        <w:rPr>
+          <w:rFonts w:ascii="Bookman Old Style" w:hAnsi="Bookman Old Style"/>
+          <w:color w:val="000000" w:themeColor="text1"/>
+        </w:rPr>
+        <w:t xml:space="preserve">        "transaction_id": "TXN-987654321",</w:t>
       </w:r>
     </w:p>
     <w:p>
@@ -5782,72 +4824,22 @@
           <w:rFonts w:ascii="Bookman Old Style" w:hAnsi="Bookman Old Style"/>
           <w:color w:val="000000" w:themeColor="text1"/>
         </w:rPr>
-        <w:t xml:space="preserve">        "</w:t>
-      </w:r>
-      <w:proofErr w:type="spellStart"/>
-      <w:proofErr w:type="gramStart"/>
-      <w:r>
-        <w:rPr>
-          <w:rFonts w:ascii="Bookman Old Style" w:hAnsi="Bookman Old Style"/>
-          <w:color w:val="000000" w:themeColor="text1"/>
-        </w:rPr>
-        <w:t>payment</w:t>
-      </w:r>
-      <w:proofErr w:type="gramEnd"/>
-      <w:r>
-        <w:rPr>
-          <w:rFonts w:ascii="Bookman Old Style" w:hAnsi="Bookman Old Style"/>
-          <w:color w:val="000000" w:themeColor="text1"/>
-        </w:rPr>
-        <w:t>_method</w:t>
-      </w:r>
-      <w:proofErr w:type="spellEnd"/>
-      <w:r>
-        <w:rPr>
-          <w:rFonts w:ascii="Bookman Old Style" w:hAnsi="Bookman Old Style"/>
-          <w:color w:val="000000" w:themeColor="text1"/>
-        </w:rPr>
-        <w:t>": "MTN_MOMO_RWA",</w:t>
-      </w:r>
-    </w:p>
-    <w:p>
-      <w:pPr>
-        <w:rPr>
-          <w:rFonts w:ascii="Bookman Old Style" w:hAnsi="Bookman Old Style"/>
-          <w:color w:val="000000" w:themeColor="text1"/>
-        </w:rPr>
-      </w:pPr>
-      <w:r>
-        <w:rPr>
-          <w:rFonts w:ascii="Bookman Old Style" w:hAnsi="Bookman Old Style"/>
-          <w:color w:val="000000" w:themeColor="text1"/>
-        </w:rPr>
-        <w:t xml:space="preserve">        "</w:t>
-      </w:r>
-      <w:proofErr w:type="spellStart"/>
-      <w:proofErr w:type="gramStart"/>
-      <w:r>
-        <w:rPr>
-          <w:rFonts w:ascii="Bookman Old Style" w:hAnsi="Bookman Old Style"/>
-          <w:color w:val="000000" w:themeColor="text1"/>
-        </w:rPr>
-        <w:t>payment</w:t>
-      </w:r>
-      <w:proofErr w:type="gramEnd"/>
-      <w:r>
-        <w:rPr>
-          <w:rFonts w:ascii="Bookman Old Style" w:hAnsi="Bookman Old Style"/>
-          <w:color w:val="000000" w:themeColor="text1"/>
-        </w:rPr>
-        <w:t>_date</w:t>
-      </w:r>
-      <w:proofErr w:type="spellEnd"/>
-      <w:r>
-        <w:rPr>
-          <w:rFonts w:ascii="Bookman Old Style" w:hAnsi="Bookman Old Style"/>
-          <w:color w:val="000000" w:themeColor="text1"/>
-        </w:rPr>
-        <w:t>": "2026-02-15 12:35:22"</w:t>
+        <w:t xml:space="preserve">        "payment_method": "MTN_MOMO_RWA",</w:t>
+      </w:r>
+    </w:p>
+    <w:p>
+      <w:pPr>
+        <w:rPr>
+          <w:rFonts w:ascii="Bookman Old Style" w:hAnsi="Bookman Old Style"/>
+          <w:color w:val="000000" w:themeColor="text1"/>
+        </w:rPr>
+      </w:pPr>
+      <w:r>
+        <w:rPr>
+          <w:rFonts w:ascii="Bookman Old Style" w:hAnsi="Bookman Old Style"/>
+          <w:color w:val="000000" w:themeColor="text1"/>
+        </w:rPr>
+        <w:t xml:space="preserve">        "payment_date": "2026-02-15 12:35:22"</w:t>
       </w:r>
     </w:p>
     <w:p>
@@ -5901,51 +4893,37 @@
     </w:p>
     <w:tbl>
       <w:tblPr>
-        <w:tblW w:w="11280" w:type="dxa"/>
-        <w:tblCellMar>
-          <w:top w:w="15" w:type="dxa"/>
-          <w:left w:w="15" w:type="dxa"/>
-          <w:bottom w:w="15" w:type="dxa"/>
-          <w:right w:w="15" w:type="dxa"/>
-        </w:tblCellMar>
+        <w:tblStyle w:val="TableGrid"/>
+        <w:tblW w:w="8279" w:type="dxa"/>
         <w:tblLook w:val="04A0" w:firstRow="1" w:lastRow="0" w:firstColumn="1" w:lastColumn="0" w:noHBand="0" w:noVBand="1"/>
       </w:tblPr>
       <w:tblGrid>
-        <w:gridCol w:w="2028"/>
-        <w:gridCol w:w="9252"/>
+        <w:gridCol w:w="1471"/>
+        <w:gridCol w:w="6808"/>
       </w:tblGrid>
       <w:tr>
         <w:trPr>
-          <w:tblHeader/>
+          <w:trHeight w:val="249"/>
         </w:trPr>
         <w:tc>
           <w:tcPr>
             <w:tcW w:w="0" w:type="auto"/>
-            <w:tcBorders>
-              <w:top w:val="nil"/>
-            </w:tcBorders>
-            <w:tcMar>
-              <w:top w:w="150" w:type="dxa"/>
-              <w:left w:w="0" w:type="dxa"/>
-              <w:bottom w:w="150" w:type="dxa"/>
-              <w:right w:w="240" w:type="dxa"/>
-            </w:tcMar>
-            <w:vAlign w:val="center"/>
             <w:hideMark/>
           </w:tcPr>
           <w:p>
             <w:pPr>
               <w:rPr>
                 <w:rFonts w:ascii="Bookman Old Style" w:hAnsi="Bookman Old Style"/>
+                <w:b/>
                 <w:color w:val="000000" w:themeColor="text1"/>
               </w:rPr>
             </w:pPr>
             <w:r>
               <w:rPr>
                 <w:rFonts w:ascii="Bookman Old Style" w:hAnsi="Bookman Old Style"/>
-                <w:color w:val="000000" w:themeColor="text1"/>
-              </w:rPr>
-              <w:lastRenderedPageBreak/>
+                <w:b/>
+                <w:color w:val="000000" w:themeColor="text1"/>
+              </w:rPr>
               <w:t>Status</w:t>
             </w:r>
           </w:p>
@@ -5953,28 +4931,20 @@
         <w:tc>
           <w:tcPr>
             <w:tcW w:w="0" w:type="auto"/>
-            <w:tcBorders>
-              <w:top w:val="nil"/>
-            </w:tcBorders>
-            <w:tcMar>
-              <w:top w:w="150" w:type="dxa"/>
-              <w:left w:w="240" w:type="dxa"/>
-              <w:bottom w:w="150" w:type="dxa"/>
-              <w:right w:w="240" w:type="dxa"/>
-            </w:tcMar>
-            <w:vAlign w:val="center"/>
             <w:hideMark/>
           </w:tcPr>
           <w:p>
             <w:pPr>
               <w:rPr>
                 <w:rFonts w:ascii="Bookman Old Style" w:hAnsi="Bookman Old Style"/>
+                <w:b/>
                 <w:color w:val="000000" w:themeColor="text1"/>
               </w:rPr>
             </w:pPr>
             <w:r>
               <w:rPr>
                 <w:rFonts w:ascii="Bookman Old Style" w:hAnsi="Bookman Old Style"/>
+                <w:b/>
                 <w:color w:val="000000" w:themeColor="text1"/>
               </w:rPr>
               <w:t>Description</w:t>
@@ -5983,16 +4953,12 @@
         </w:tc>
       </w:tr>
       <w:tr>
+        <w:trPr>
+          <w:trHeight w:val="249"/>
+        </w:trPr>
         <w:tc>
           <w:tcPr>
             <w:tcW w:w="0" w:type="auto"/>
-            <w:tcMar>
-              <w:top w:w="150" w:type="dxa"/>
-              <w:left w:w="0" w:type="dxa"/>
-              <w:bottom w:w="150" w:type="dxa"/>
-              <w:right w:w="240" w:type="dxa"/>
-            </w:tcMar>
-            <w:vAlign w:val="center"/>
             <w:hideMark/>
           </w:tcPr>
           <w:p>
@@ -6014,13 +4980,6 @@
         <w:tc>
           <w:tcPr>
             <w:tcW w:w="0" w:type="auto"/>
-            <w:tcMar>
-              <w:top w:w="150" w:type="dxa"/>
-              <w:left w:w="240" w:type="dxa"/>
-              <w:bottom w:w="150" w:type="dxa"/>
-              <w:right w:w="0" w:type="dxa"/>
-            </w:tcMar>
-            <w:vAlign w:val="center"/>
             <w:hideMark/>
           </w:tcPr>
           <w:p>
@@ -6041,16 +5000,12 @@
         </w:tc>
       </w:tr>
       <w:tr>
+        <w:trPr>
+          <w:trHeight w:val="258"/>
+        </w:trPr>
         <w:tc>
           <w:tcPr>
             <w:tcW w:w="0" w:type="auto"/>
-            <w:tcMar>
-              <w:top w:w="150" w:type="dxa"/>
-              <w:left w:w="0" w:type="dxa"/>
-              <w:bottom w:w="150" w:type="dxa"/>
-              <w:right w:w="240" w:type="dxa"/>
-            </w:tcMar>
-            <w:vAlign w:val="center"/>
             <w:hideMark/>
           </w:tcPr>
           <w:p>
@@ -6072,13 +5027,6 @@
         <w:tc>
           <w:tcPr>
             <w:tcW w:w="0" w:type="auto"/>
-            <w:tcMar>
-              <w:top w:w="150" w:type="dxa"/>
-              <w:left w:w="240" w:type="dxa"/>
-              <w:bottom w:w="150" w:type="dxa"/>
-              <w:right w:w="0" w:type="dxa"/>
-            </w:tcMar>
-            <w:vAlign w:val="center"/>
             <w:hideMark/>
           </w:tcPr>
           <w:p>
@@ -6099,16 +5047,12 @@
         </w:tc>
       </w:tr>
       <w:tr>
+        <w:trPr>
+          <w:trHeight w:val="249"/>
+        </w:trPr>
         <w:tc>
           <w:tcPr>
             <w:tcW w:w="0" w:type="auto"/>
-            <w:tcMar>
-              <w:top w:w="150" w:type="dxa"/>
-              <w:left w:w="0" w:type="dxa"/>
-              <w:bottom w:w="150" w:type="dxa"/>
-              <w:right w:w="240" w:type="dxa"/>
-            </w:tcMar>
-            <w:vAlign w:val="center"/>
             <w:hideMark/>
           </w:tcPr>
           <w:p>
@@ -6130,13 +5074,6 @@
         <w:tc>
           <w:tcPr>
             <w:tcW w:w="0" w:type="auto"/>
-            <w:tcMar>
-              <w:top w:w="150" w:type="dxa"/>
-              <w:left w:w="240" w:type="dxa"/>
-              <w:bottom w:w="150" w:type="dxa"/>
-              <w:right w:w="0" w:type="dxa"/>
-            </w:tcMar>
-            <w:vAlign w:val="center"/>
             <w:hideMark/>
           </w:tcPr>
           <w:p>
@@ -6157,16 +5094,12 @@
         </w:tc>
       </w:tr>
       <w:tr>
+        <w:trPr>
+          <w:trHeight w:val="249"/>
+        </w:trPr>
         <w:tc>
           <w:tcPr>
             <w:tcW w:w="0" w:type="auto"/>
-            <w:tcMar>
-              <w:top w:w="150" w:type="dxa"/>
-              <w:left w:w="0" w:type="dxa"/>
-              <w:bottom w:w="150" w:type="dxa"/>
-              <w:right w:w="240" w:type="dxa"/>
-            </w:tcMar>
-            <w:vAlign w:val="center"/>
             <w:hideMark/>
           </w:tcPr>
           <w:p>
@@ -6188,13 +5121,6 @@
         <w:tc>
           <w:tcPr>
             <w:tcW w:w="0" w:type="auto"/>
-            <w:tcMar>
-              <w:top w:w="150" w:type="dxa"/>
-              <w:left w:w="240" w:type="dxa"/>
-              <w:bottom w:w="150" w:type="dxa"/>
-              <w:right w:w="0" w:type="dxa"/>
-            </w:tcMar>
-            <w:vAlign w:val="center"/>
             <w:hideMark/>
           </w:tcPr>
           <w:p>
@@ -6222,61 +5148,43 @@
           <w:color w:val="000000" w:themeColor="text1"/>
         </w:rPr>
       </w:pPr>
-      <w:r>
-        <w:rPr>
-          <w:rFonts w:ascii="Bookman Old Style" w:hAnsi="Bookman Old Style"/>
-          <w:color w:val="000000" w:themeColor="text1"/>
-        </w:rPr>
-        <w:pict w14:anchorId="5EB9EC76">
-          <v:rect id="_x0000_i1118" style="width:0;height:.75pt" o:hralign="center" o:hrstd="t" o:hr="t" fillcolor="#a0a0a0" stroked="f"/>
-        </w:pict>
-      </w:r>
     </w:p>
     <w:p>
       <w:pPr>
         <w:pStyle w:val="Heading1"/>
         <w:rPr>
-          <w:color w:val="000000" w:themeColor="text1"/>
-        </w:rPr>
-      </w:pPr>
-      <w:bookmarkStart w:id="4" w:name="_Toc222086228"/>
-      <w:r>
-        <w:rPr>
-          <w:color w:val="000000" w:themeColor="text1"/>
-        </w:rPr>
+          <w:i/>
+          <w:color w:val="000000" w:themeColor="text1"/>
+          <w:sz w:val="38"/>
+        </w:rPr>
+      </w:pPr>
+      <w:bookmarkStart w:id="16" w:name="_Toc225029808"/>
+      <w:bookmarkStart w:id="17" w:name="_Toc225030348"/>
+      <w:r>
+        <w:rPr>
+          <w:i/>
+          <w:color w:val="000000" w:themeColor="text1"/>
+          <w:sz w:val="38"/>
+        </w:rPr>
+        <w:lastRenderedPageBreak/>
         <w:t>Callback Implementation</w:t>
       </w:r>
-      <w:bookmarkEnd w:id="4"/>
-    </w:p>
-    <w:p>
-      <w:pPr>
-        <w:rPr>
-          <w:rFonts w:ascii="Bookman Old Style" w:hAnsi="Bookman Old Style"/>
-          <w:color w:val="000000" w:themeColor="text1"/>
-        </w:rPr>
-      </w:pPr>
-      <w:r>
-        <w:rPr>
-          <w:rFonts w:ascii="Bookman Old Style" w:hAnsi="Bookman Old Style"/>
-          <w:color w:val="000000" w:themeColor="text1"/>
-        </w:rPr>
-        <w:t>This is the most important part of your integration. When a payment completes, the system sends a notification to your </w:t>
-      </w:r>
-      <w:proofErr w:type="spellStart"/>
-      <w:r>
-        <w:rPr>
-          <w:rFonts w:ascii="Bookman Old Style" w:hAnsi="Bookman Old Style"/>
-          <w:color w:val="000000" w:themeColor="text1"/>
-        </w:rPr>
-        <w:t>callback_url</w:t>
-      </w:r>
-      <w:proofErr w:type="spellEnd"/>
-      <w:r>
-        <w:rPr>
-          <w:rFonts w:ascii="Bookman Old Style" w:hAnsi="Bookman Old Style"/>
-          <w:color w:val="000000" w:themeColor="text1"/>
-        </w:rPr>
-        <w:t>.</w:t>
+      <w:bookmarkEnd w:id="16"/>
+      <w:bookmarkEnd w:id="17"/>
+    </w:p>
+    <w:p>
+      <w:pPr>
+        <w:rPr>
+          <w:rFonts w:ascii="Bookman Old Style" w:hAnsi="Bookman Old Style"/>
+          <w:color w:val="000000" w:themeColor="text1"/>
+        </w:rPr>
+      </w:pPr>
+      <w:r>
+        <w:rPr>
+          <w:rFonts w:ascii="Bookman Old Style" w:hAnsi="Bookman Old Style"/>
+          <w:color w:val="000000" w:themeColor="text1"/>
+        </w:rPr>
+        <w:t>This is the most important part of your integration. When a payment completes, the system sends a notification to your callback_url.</w:t>
       </w:r>
     </w:p>
     <w:p>
@@ -6446,17 +5354,7 @@
           <w:bCs/>
           <w:color w:val="000000" w:themeColor="text1"/>
         </w:rPr>
-        <w:t xml:space="preserve">Callback Data </w:t>
-      </w:r>
-      <w:proofErr w:type="gramStart"/>
-      <w:r>
-        <w:rPr>
-          <w:rFonts w:ascii="Bookman Old Style" w:hAnsi="Bookman Old Style"/>
-          <w:b/>
-          <w:bCs/>
-          <w:color w:val="000000" w:themeColor="text1"/>
-        </w:rPr>
-        <w:t>Formats</w:t>
+        <w:t>Callback Data Formats</w:t>
       </w:r>
       <w:r>
         <w:rPr>
@@ -6474,27 +5372,16 @@
           <w:bCs/>
           <w:color w:val="000000" w:themeColor="text1"/>
         </w:rPr>
-        <w:t xml:space="preserve"> (</w:t>
-      </w:r>
-      <w:proofErr w:type="gramEnd"/>
-      <w:r>
-        <w:rPr>
-          <w:rFonts w:ascii="Bookman Old Style" w:hAnsi="Bookman Old Style"/>
-          <w:b/>
-          <w:bCs/>
-          <w:color w:val="000000" w:themeColor="text1"/>
-        </w:rPr>
-        <w:t>JSON):</w:t>
-      </w:r>
-    </w:p>
-    <w:p>
-      <w:pPr>
-        <w:rPr>
-          <w:rFonts w:ascii="Bookman Old Style" w:hAnsi="Bookman Old Style"/>
-          <w:color w:val="000000" w:themeColor="text1"/>
-        </w:rPr>
-      </w:pPr>
-      <w:proofErr w:type="spellStart"/>
+        <w:t xml:space="preserve"> (JSON):</w:t>
+      </w:r>
+    </w:p>
+    <w:p>
+      <w:pPr>
+        <w:rPr>
+          <w:rFonts w:ascii="Bookman Old Style" w:hAnsi="Bookman Old Style"/>
+          <w:color w:val="000000" w:themeColor="text1"/>
+        </w:rPr>
+      </w:pPr>
       <w:r>
         <w:rPr>
           <w:rFonts w:ascii="Bookman Old Style" w:hAnsi="Bookman Old Style"/>
@@ -6502,7 +5389,6 @@
         </w:rPr>
         <w:t>json</w:t>
       </w:r>
-      <w:proofErr w:type="spellEnd"/>
     </w:p>
     <w:p>
       <w:pPr>
@@ -6531,72 +5417,22 @@
           <w:rFonts w:ascii="Bookman Old Style" w:hAnsi="Bookman Old Style"/>
           <w:color w:val="000000" w:themeColor="text1"/>
         </w:rPr>
-        <w:t xml:space="preserve">    "</w:t>
-      </w:r>
-      <w:proofErr w:type="spellStart"/>
-      <w:proofErr w:type="gramStart"/>
-      <w:r>
-        <w:rPr>
-          <w:rFonts w:ascii="Bookman Old Style" w:hAnsi="Bookman Old Style"/>
-          <w:color w:val="000000" w:themeColor="text1"/>
-        </w:rPr>
-        <w:t>reference</w:t>
-      </w:r>
-      <w:proofErr w:type="gramEnd"/>
-      <w:r>
-        <w:rPr>
-          <w:rFonts w:ascii="Bookman Old Style" w:hAnsi="Bookman Old Style"/>
-          <w:color w:val="000000" w:themeColor="text1"/>
-        </w:rPr>
-        <w:t>_id</w:t>
-      </w:r>
-      <w:proofErr w:type="spellEnd"/>
-      <w:r>
-        <w:rPr>
-          <w:rFonts w:ascii="Bookman Old Style" w:hAnsi="Bookman Old Style"/>
-          <w:color w:val="000000" w:themeColor="text1"/>
-        </w:rPr>
-        <w:t>": "ORDER-20260215-1234",</w:t>
-      </w:r>
-    </w:p>
-    <w:p>
-      <w:pPr>
-        <w:rPr>
-          <w:rFonts w:ascii="Bookman Old Style" w:hAnsi="Bookman Old Style"/>
-          <w:color w:val="000000" w:themeColor="text1"/>
-        </w:rPr>
-      </w:pPr>
-      <w:r>
-        <w:rPr>
-          <w:rFonts w:ascii="Bookman Old Style" w:hAnsi="Bookman Old Style"/>
-          <w:color w:val="000000" w:themeColor="text1"/>
-        </w:rPr>
-        <w:t xml:space="preserve">    "</w:t>
-      </w:r>
-      <w:proofErr w:type="spellStart"/>
-      <w:proofErr w:type="gramStart"/>
-      <w:r>
-        <w:rPr>
-          <w:rFonts w:ascii="Bookman Old Style" w:hAnsi="Bookman Old Style"/>
-          <w:color w:val="000000" w:themeColor="text1"/>
-        </w:rPr>
-        <w:t>transaction</w:t>
-      </w:r>
-      <w:proofErr w:type="gramEnd"/>
-      <w:r>
-        <w:rPr>
-          <w:rFonts w:ascii="Bookman Old Style" w:hAnsi="Bookman Old Style"/>
-          <w:color w:val="000000" w:themeColor="text1"/>
-        </w:rPr>
-        <w:t>_id</w:t>
-      </w:r>
-      <w:proofErr w:type="spellEnd"/>
-      <w:r>
-        <w:rPr>
-          <w:rFonts w:ascii="Bookman Old Style" w:hAnsi="Bookman Old Style"/>
-          <w:color w:val="000000" w:themeColor="text1"/>
-        </w:rPr>
-        <w:t>": "TXN-987654321",</w:t>
+        <w:t xml:space="preserve">    "reference_id": "ORDER-20260215-1234",</w:t>
+      </w:r>
+    </w:p>
+    <w:p>
+      <w:pPr>
+        <w:rPr>
+          <w:rFonts w:ascii="Bookman Old Style" w:hAnsi="Bookman Old Style"/>
+          <w:color w:val="000000" w:themeColor="text1"/>
+        </w:rPr>
+      </w:pPr>
+      <w:r>
+        <w:rPr>
+          <w:rFonts w:ascii="Bookman Old Style" w:hAnsi="Bookman Old Style"/>
+          <w:color w:val="000000" w:themeColor="text1"/>
+        </w:rPr>
+        <w:t xml:space="preserve">    "transaction_id": "TXN-987654321",</w:t>
       </w:r>
     </w:p>
     <w:p>
@@ -6641,87 +5477,50 @@
           <w:rFonts w:ascii="Bookman Old Style" w:hAnsi="Bookman Old Style"/>
           <w:color w:val="000000" w:themeColor="text1"/>
         </w:rPr>
-        <w:t xml:space="preserve">    "</w:t>
-      </w:r>
-      <w:proofErr w:type="spellStart"/>
-      <w:proofErr w:type="gramStart"/>
-      <w:r>
-        <w:rPr>
-          <w:rFonts w:ascii="Bookman Old Style" w:hAnsi="Bookman Old Style"/>
-          <w:color w:val="000000" w:themeColor="text1"/>
-        </w:rPr>
-        <w:t>payment</w:t>
-      </w:r>
-      <w:proofErr w:type="gramEnd"/>
-      <w:r>
-        <w:rPr>
-          <w:rFonts w:ascii="Bookman Old Style" w:hAnsi="Bookman Old Style"/>
-          <w:color w:val="000000" w:themeColor="text1"/>
-        </w:rPr>
-        <w:t>_method</w:t>
-      </w:r>
-      <w:proofErr w:type="spellEnd"/>
-      <w:r>
-        <w:rPr>
-          <w:rFonts w:ascii="Bookman Old Style" w:hAnsi="Bookman Old Style"/>
-          <w:color w:val="000000" w:themeColor="text1"/>
-        </w:rPr>
-        <w:t>": "MTN_MOMO_RWA",</w:t>
-      </w:r>
-    </w:p>
-    <w:p>
-      <w:pPr>
-        <w:rPr>
-          <w:rFonts w:ascii="Bookman Old Style" w:hAnsi="Bookman Old Style"/>
-          <w:color w:val="000000" w:themeColor="text1"/>
-        </w:rPr>
-      </w:pPr>
-      <w:r>
-        <w:rPr>
-          <w:rFonts w:ascii="Bookman Old Style" w:hAnsi="Bookman Old Style"/>
-          <w:color w:val="000000" w:themeColor="text1"/>
-        </w:rPr>
-        <w:t xml:space="preserve">    "</w:t>
-      </w:r>
-      <w:proofErr w:type="spellStart"/>
-      <w:proofErr w:type="gramStart"/>
-      <w:r>
-        <w:rPr>
-          <w:rFonts w:ascii="Bookman Old Style" w:hAnsi="Bookman Old Style"/>
-          <w:color w:val="000000" w:themeColor="text1"/>
-        </w:rPr>
-        <w:t>payer</w:t>
-      </w:r>
-      <w:proofErr w:type="gramEnd"/>
-      <w:r>
-        <w:rPr>
-          <w:rFonts w:ascii="Bookman Old Style" w:hAnsi="Bookman Old Style"/>
-          <w:color w:val="000000" w:themeColor="text1"/>
-        </w:rPr>
-        <w:t>_phone</w:t>
-      </w:r>
-      <w:proofErr w:type="spellEnd"/>
-      <w:r>
-        <w:rPr>
-          <w:rFonts w:ascii="Bookman Old Style" w:hAnsi="Bookman Old Style"/>
-          <w:color w:val="000000" w:themeColor="text1"/>
-        </w:rPr>
-        <w:t>": "+250785085214"</w:t>
-      </w:r>
-    </w:p>
-    <w:p>
-      <w:pPr>
-        <w:rPr>
-          <w:rFonts w:ascii="Bookman Old Style" w:hAnsi="Bookman Old Style"/>
-          <w:color w:val="000000" w:themeColor="text1"/>
-        </w:rPr>
-      </w:pPr>
-      <w:r>
-        <w:rPr>
-          <w:rFonts w:ascii="Bookman Old Style" w:hAnsi="Bookman Old Style"/>
-          <w:color w:val="000000" w:themeColor="text1"/>
-        </w:rPr>
-        <w:lastRenderedPageBreak/>
+        <w:t xml:space="preserve">    "payment_method": "MTN_MOMO_RWA",</w:t>
+      </w:r>
+    </w:p>
+    <w:p>
+      <w:pPr>
+        <w:rPr>
+          <w:rFonts w:ascii="Bookman Old Style" w:hAnsi="Bookman Old Style"/>
+          <w:color w:val="000000" w:themeColor="text1"/>
+        </w:rPr>
+      </w:pPr>
+      <w:r>
+        <w:rPr>
+          <w:rFonts w:ascii="Bookman Old Style" w:hAnsi="Bookman Old Style"/>
+          <w:color w:val="000000" w:themeColor="text1"/>
+        </w:rPr>
+        <w:t xml:space="preserve">    "payer_phone": "</w:t>
+      </w:r>
+      <w:r>
+        <w:rPr>
+          <w:rFonts w:ascii="Bookman Old Style" w:hAnsi="Bookman Old Style"/>
+          <w:color w:val="000000" w:themeColor="text1"/>
+        </w:rPr>
+        <w:t>+250780000000</w:t>
+      </w:r>
+      <w:r>
+        <w:rPr>
+          <w:rFonts w:ascii="Bookman Old Style" w:hAnsi="Bookman Old Style"/>
+          <w:color w:val="000000" w:themeColor="text1"/>
+        </w:rPr>
+        <w:t>"</w:t>
+      </w:r>
+    </w:p>
+    <w:p>
+      <w:pPr>
+        <w:rPr>
+          <w:rFonts w:ascii="Bookman Old Style" w:hAnsi="Bookman Old Style"/>
+          <w:color w:val="000000" w:themeColor="text1"/>
+        </w:rPr>
+      </w:pPr>
+      <w:r>
+        <w:rPr>
+          <w:rFonts w:ascii="Bookman Old Style" w:hAnsi="Bookman Old Style"/>
+          <w:color w:val="000000" w:themeColor="text1"/>
+        </w:rPr>
         <w:t>}</w:t>
       </w:r>
     </w:p>
@@ -6756,23 +5555,7 @@
           <w:rFonts w:ascii="Bookman Old Style" w:hAnsi="Bookman Old Style"/>
           <w:color w:val="000000" w:themeColor="text1"/>
         </w:rPr>
-        <w:t xml:space="preserve">FUNCTION </w:t>
-      </w:r>
-      <w:proofErr w:type="spellStart"/>
-      <w:r>
-        <w:rPr>
-          <w:rFonts w:ascii="Bookman Old Style" w:hAnsi="Bookman Old Style"/>
-          <w:color w:val="000000" w:themeColor="text1"/>
-        </w:rPr>
-        <w:t>handle_callback</w:t>
-      </w:r>
-      <w:proofErr w:type="spellEnd"/>
-      <w:r>
-        <w:rPr>
-          <w:rFonts w:ascii="Bookman Old Style" w:hAnsi="Bookman Old Style"/>
-          <w:color w:val="000000" w:themeColor="text1"/>
-        </w:rPr>
-        <w:t>(request):</w:t>
+        <w:t>FUNCTION handle_callback(request):</w:t>
       </w:r>
       <w:r>
         <w:rPr>
@@ -6795,55 +5578,7 @@
           <w:color w:val="000000" w:themeColor="text1"/>
         </w:rPr>
         <w:br/>
-        <w:t xml:space="preserve">    </w:t>
-      </w:r>
-      <w:proofErr w:type="spellStart"/>
-      <w:r>
-        <w:rPr>
-          <w:rFonts w:ascii="Bookman Old Style" w:hAnsi="Bookman Old Style"/>
-          <w:color w:val="000000" w:themeColor="text1"/>
-        </w:rPr>
-        <w:t>callbackData</w:t>
-      </w:r>
-      <w:proofErr w:type="spellEnd"/>
-      <w:r>
-        <w:rPr>
-          <w:rFonts w:ascii="Bookman Old Style" w:hAnsi="Bookman Old Style"/>
-          <w:color w:val="000000" w:themeColor="text1"/>
-        </w:rPr>
-        <w:t xml:space="preserve"> = </w:t>
-      </w:r>
-      <w:proofErr w:type="spellStart"/>
-      <w:r>
-        <w:rPr>
-          <w:rFonts w:ascii="Bookman Old Style" w:hAnsi="Bookman Old Style"/>
-          <w:color w:val="000000" w:themeColor="text1"/>
-        </w:rPr>
-        <w:t>parse_json</w:t>
-      </w:r>
-      <w:proofErr w:type="spellEnd"/>
-      <w:r>
-        <w:rPr>
-          <w:rFonts w:ascii="Bookman Old Style" w:hAnsi="Bookman Old Style"/>
-          <w:color w:val="000000" w:themeColor="text1"/>
-        </w:rPr>
-        <w:t>(</w:t>
-      </w:r>
-      <w:proofErr w:type="spellStart"/>
-      <w:r>
-        <w:rPr>
-          <w:rFonts w:ascii="Bookman Old Style" w:hAnsi="Bookman Old Style"/>
-          <w:color w:val="000000" w:themeColor="text1"/>
-        </w:rPr>
-        <w:t>request.body</w:t>
-      </w:r>
-      <w:proofErr w:type="spellEnd"/>
-      <w:r>
-        <w:rPr>
-          <w:rFonts w:ascii="Bookman Old Style" w:hAnsi="Bookman Old Style"/>
-          <w:color w:val="000000" w:themeColor="text1"/>
-        </w:rPr>
-        <w:t>)</w:t>
+        <w:t xml:space="preserve">    callbackData = parse_json(request.body)</w:t>
       </w:r>
       <w:r>
         <w:rPr>
@@ -6873,23 +5608,7 @@
           <w:color w:val="000000" w:themeColor="text1"/>
         </w:rPr>
         <w:br/>
-        <w:t xml:space="preserve">    IF </w:t>
-      </w:r>
-      <w:proofErr w:type="spellStart"/>
-      <w:r>
-        <w:rPr>
-          <w:rFonts w:ascii="Bookman Old Style" w:hAnsi="Bookman Old Style"/>
-          <w:color w:val="000000" w:themeColor="text1"/>
-        </w:rPr>
-        <w:t>callbackData</w:t>
-      </w:r>
-      <w:proofErr w:type="spellEnd"/>
-      <w:r>
-        <w:rPr>
-          <w:rFonts w:ascii="Bookman Old Style" w:hAnsi="Bookman Old Style"/>
-          <w:color w:val="000000" w:themeColor="text1"/>
-        </w:rPr>
-        <w:t xml:space="preserve"> contains</w:t>
+        <w:t xml:space="preserve">    IF callbackData contains</w:t>
       </w:r>
       <w:r>
         <w:rPr>
@@ -6897,34 +5616,16 @@
           <w:color w:val="000000" w:themeColor="text1"/>
         </w:rPr>
         <w:br/>
-        <w:t xml:space="preserve">        </w:t>
-      </w:r>
-      <w:proofErr w:type="spellStart"/>
-      <w:r>
-        <w:rPr>
-          <w:rFonts w:ascii="Bookman Old Style" w:hAnsi="Bookman Old Style"/>
-          <w:color w:val="000000" w:themeColor="text1"/>
-        </w:rPr>
-        <w:t>reference_id</w:t>
-      </w:r>
-      <w:proofErr w:type="spellEnd"/>
+        <w:t xml:space="preserve">        reference_id</w:t>
+      </w:r>
       <w:r>
         <w:rPr>
           <w:rFonts w:ascii="Bookman Old Style" w:hAnsi="Bookman Old Style"/>
           <w:color w:val="000000" w:themeColor="text1"/>
         </w:rPr>
         <w:br/>
-        <w:t xml:space="preserve">        </w:t>
-      </w:r>
-      <w:proofErr w:type="spellStart"/>
-      <w:r>
-        <w:rPr>
-          <w:rFonts w:ascii="Bookman Old Style" w:hAnsi="Bookman Old Style"/>
-          <w:color w:val="000000" w:themeColor="text1"/>
-        </w:rPr>
-        <w:t>transaction_id</w:t>
-      </w:r>
-      <w:proofErr w:type="spellEnd"/>
+        <w:t xml:space="preserve">        transaction_id</w:t>
+      </w:r>
       <w:r>
         <w:rPr>
           <w:rFonts w:ascii="Bookman Old Style" w:hAnsi="Bookman Old Style"/>
@@ -6939,6 +5640,13 @@
           <w:color w:val="000000" w:themeColor="text1"/>
         </w:rPr>
         <w:br/>
+      </w:r>
+      <w:r>
+        <w:rPr>
+          <w:rFonts w:ascii="Bookman Old Style" w:hAnsi="Bookman Old Style"/>
+          <w:color w:val="000000" w:themeColor="text1"/>
+        </w:rPr>
+        <w:lastRenderedPageBreak/>
         <w:t xml:space="preserve">        action</w:t>
       </w:r>
       <w:r>
@@ -6954,55 +5662,7 @@
           <w:color w:val="000000" w:themeColor="text1"/>
         </w:rPr>
         <w:br/>
-        <w:t xml:space="preserve">        </w:t>
-      </w:r>
-      <w:proofErr w:type="spellStart"/>
-      <w:r>
-        <w:rPr>
-          <w:rFonts w:ascii="Bookman Old Style" w:hAnsi="Bookman Old Style"/>
-          <w:color w:val="000000" w:themeColor="text1"/>
-        </w:rPr>
-        <w:t>reference_id</w:t>
-      </w:r>
-      <w:proofErr w:type="spellEnd"/>
-      <w:r>
-        <w:rPr>
-          <w:rFonts w:ascii="Bookman Old Style" w:hAnsi="Bookman Old Style"/>
-          <w:color w:val="000000" w:themeColor="text1"/>
-        </w:rPr>
-        <w:t xml:space="preserve">   = </w:t>
-      </w:r>
-      <w:proofErr w:type="spellStart"/>
-      <w:r>
-        <w:rPr>
-          <w:rFonts w:ascii="Bookman Old Style" w:hAnsi="Bookman Old Style"/>
-          <w:color w:val="000000" w:themeColor="text1"/>
-        </w:rPr>
-        <w:t>callbackData</w:t>
-      </w:r>
-      <w:proofErr w:type="spellEnd"/>
-      <w:r>
-        <w:rPr>
-          <w:rFonts w:ascii="Bookman Old Style" w:hAnsi="Bookman Old Style"/>
-          <w:color w:val="000000" w:themeColor="text1"/>
-        </w:rPr>
-        <w:t>["</w:t>
-      </w:r>
-      <w:proofErr w:type="spellStart"/>
-      <w:r>
-        <w:rPr>
-          <w:rFonts w:ascii="Bookman Old Style" w:hAnsi="Bookman Old Style"/>
-          <w:color w:val="000000" w:themeColor="text1"/>
-        </w:rPr>
-        <w:t>reference_id</w:t>
-      </w:r>
-      <w:proofErr w:type="spellEnd"/>
-      <w:r>
-        <w:rPr>
-          <w:rFonts w:ascii="Bookman Old Style" w:hAnsi="Bookman Old Style"/>
-          <w:color w:val="000000" w:themeColor="text1"/>
-        </w:rPr>
-        <w:t>"]</w:t>
+        <w:t xml:space="preserve">        reference_id   = callbackData["reference_id"]</w:t>
       </w:r>
       <w:r>
         <w:rPr>
@@ -7010,55 +5670,7 @@
           <w:color w:val="000000" w:themeColor="text1"/>
         </w:rPr>
         <w:br/>
-        <w:t xml:space="preserve">        </w:t>
-      </w:r>
-      <w:proofErr w:type="spellStart"/>
-      <w:r>
-        <w:rPr>
-          <w:rFonts w:ascii="Bookman Old Style" w:hAnsi="Bookman Old Style"/>
-          <w:color w:val="000000" w:themeColor="text1"/>
-        </w:rPr>
-        <w:t>transaction_id</w:t>
-      </w:r>
-      <w:proofErr w:type="spellEnd"/>
-      <w:r>
-        <w:rPr>
-          <w:rFonts w:ascii="Bookman Old Style" w:hAnsi="Bookman Old Style"/>
-          <w:color w:val="000000" w:themeColor="text1"/>
-        </w:rPr>
-        <w:t xml:space="preserve"> = </w:t>
-      </w:r>
-      <w:proofErr w:type="spellStart"/>
-      <w:r>
-        <w:rPr>
-          <w:rFonts w:ascii="Bookman Old Style" w:hAnsi="Bookman Old Style"/>
-          <w:color w:val="000000" w:themeColor="text1"/>
-        </w:rPr>
-        <w:t>callbackData</w:t>
-      </w:r>
-      <w:proofErr w:type="spellEnd"/>
-      <w:r>
-        <w:rPr>
-          <w:rFonts w:ascii="Bookman Old Style" w:hAnsi="Bookman Old Style"/>
-          <w:color w:val="000000" w:themeColor="text1"/>
-        </w:rPr>
-        <w:t>["</w:t>
-      </w:r>
-      <w:proofErr w:type="spellStart"/>
-      <w:r>
-        <w:rPr>
-          <w:rFonts w:ascii="Bookman Old Style" w:hAnsi="Bookman Old Style"/>
-          <w:color w:val="000000" w:themeColor="text1"/>
-        </w:rPr>
-        <w:t>transaction_id</w:t>
-      </w:r>
-      <w:proofErr w:type="spellEnd"/>
-      <w:r>
-        <w:rPr>
-          <w:rFonts w:ascii="Bookman Old Style" w:hAnsi="Bookman Old Style"/>
-          <w:color w:val="000000" w:themeColor="text1"/>
-        </w:rPr>
-        <w:t>"]</w:t>
+        <w:t xml:space="preserve">        transaction_id = callbackData["transaction_id"]</w:t>
       </w:r>
       <w:r>
         <w:rPr>
@@ -7066,23 +5678,7 @@
           <w:color w:val="000000" w:themeColor="text1"/>
         </w:rPr>
         <w:br/>
-        <w:t xml:space="preserve">        status         = </w:t>
-      </w:r>
-      <w:proofErr w:type="spellStart"/>
-      <w:r>
-        <w:rPr>
-          <w:rFonts w:ascii="Bookman Old Style" w:hAnsi="Bookman Old Style"/>
-          <w:color w:val="000000" w:themeColor="text1"/>
-        </w:rPr>
-        <w:t>callbackData</w:t>
-      </w:r>
-      <w:proofErr w:type="spellEnd"/>
-      <w:r>
-        <w:rPr>
-          <w:rFonts w:ascii="Bookman Old Style" w:hAnsi="Bookman Old Style"/>
-          <w:color w:val="000000" w:themeColor="text1"/>
-        </w:rPr>
-        <w:t>["status"]</w:t>
+        <w:t xml:space="preserve">        status         = callbackData["status"]</w:t>
       </w:r>
       <w:r>
         <w:rPr>
@@ -7090,23 +5686,7 @@
           <w:color w:val="000000" w:themeColor="text1"/>
         </w:rPr>
         <w:br/>
-        <w:t xml:space="preserve">        action         = </w:t>
-      </w:r>
-      <w:proofErr w:type="spellStart"/>
-      <w:r>
-        <w:rPr>
-          <w:rFonts w:ascii="Bookman Old Style" w:hAnsi="Bookman Old Style"/>
-          <w:color w:val="000000" w:themeColor="text1"/>
-        </w:rPr>
-        <w:t>callbackData</w:t>
-      </w:r>
-      <w:proofErr w:type="spellEnd"/>
-      <w:r>
-        <w:rPr>
-          <w:rFonts w:ascii="Bookman Old Style" w:hAnsi="Bookman Old Style"/>
-          <w:color w:val="000000" w:themeColor="text1"/>
-        </w:rPr>
-        <w:t>["action"]</w:t>
+        <w:t xml:space="preserve">        action         = callbackData["action"]</w:t>
       </w:r>
       <w:r>
         <w:rPr>
@@ -7129,23 +5709,7 @@
           <w:color w:val="000000" w:themeColor="text1"/>
         </w:rPr>
         <w:br/>
-        <w:t xml:space="preserve">        RETURN </w:t>
-      </w:r>
-      <w:proofErr w:type="spellStart"/>
-      <w:r>
-        <w:rPr>
-          <w:rFonts w:ascii="Bookman Old Style" w:hAnsi="Bookman Old Style"/>
-          <w:color w:val="000000" w:themeColor="text1"/>
-        </w:rPr>
-        <w:t>error_response</w:t>
-      </w:r>
-      <w:proofErr w:type="spellEnd"/>
-      <w:r>
-        <w:rPr>
-          <w:rFonts w:ascii="Bookman Old Style" w:hAnsi="Bookman Old Style"/>
-          <w:color w:val="000000" w:themeColor="text1"/>
-        </w:rPr>
-        <w:t>("Invalid callback data")</w:t>
+        <w:t xml:space="preserve">        RETURN error_response("Invalid callback data")</w:t>
       </w:r>
       <w:r>
         <w:rPr>
@@ -7175,39 +5739,7 @@
           <w:color w:val="000000" w:themeColor="text1"/>
         </w:rPr>
         <w:br/>
-        <w:t xml:space="preserve">    response = </w:t>
-      </w:r>
-      <w:proofErr w:type="spellStart"/>
-      <w:r>
-        <w:rPr>
-          <w:rFonts w:ascii="Bookman Old Style" w:hAnsi="Bookman Old Style"/>
-          <w:color w:val="000000" w:themeColor="text1"/>
-        </w:rPr>
-        <w:t>paymentSystem.receiveCallback</w:t>
-      </w:r>
-      <w:proofErr w:type="spellEnd"/>
-      <w:r>
-        <w:rPr>
-          <w:rFonts w:ascii="Bookman Old Style" w:hAnsi="Bookman Old Style"/>
-          <w:color w:val="000000" w:themeColor="text1"/>
-        </w:rPr>
-        <w:t>(</w:t>
-      </w:r>
-      <w:proofErr w:type="spellStart"/>
-      <w:r>
-        <w:rPr>
-          <w:rFonts w:ascii="Bookman Old Style" w:hAnsi="Bookman Old Style"/>
-          <w:color w:val="000000" w:themeColor="text1"/>
-        </w:rPr>
-        <w:t>callbackData</w:t>
-      </w:r>
-      <w:proofErr w:type="spellEnd"/>
-      <w:r>
-        <w:rPr>
-          <w:rFonts w:ascii="Bookman Old Style" w:hAnsi="Bookman Old Style"/>
-          <w:color w:val="000000" w:themeColor="text1"/>
-        </w:rPr>
-        <w:t>)</w:t>
+        <w:t xml:space="preserve">    response = paymentSystem.receiveCallback(callbackData)</w:t>
       </w:r>
       <w:r>
         <w:rPr>
@@ -7237,23 +5769,7 @@
           <w:color w:val="000000" w:themeColor="text1"/>
         </w:rPr>
         <w:br/>
-        <w:t xml:space="preserve">    </w:t>
-      </w:r>
-      <w:proofErr w:type="spellStart"/>
-      <w:r>
-        <w:rPr>
-          <w:rFonts w:ascii="Bookman Old Style" w:hAnsi="Bookman Old Style"/>
-          <w:color w:val="000000" w:themeColor="text1"/>
-        </w:rPr>
-        <w:t>write_to_log</w:t>
-      </w:r>
-      <w:proofErr w:type="spellEnd"/>
-      <w:r>
-        <w:rPr>
-          <w:rFonts w:ascii="Bookman Old Style" w:hAnsi="Bookman Old Style"/>
-          <w:color w:val="000000" w:themeColor="text1"/>
-        </w:rPr>
-        <w:t>(</w:t>
+        <w:t xml:space="preserve">    write_to_log(</w:t>
       </w:r>
       <w:r>
         <w:rPr>
@@ -7261,23 +5777,7 @@
           <w:color w:val="000000" w:themeColor="text1"/>
         </w:rPr>
         <w:br/>
-        <w:t xml:space="preserve">        "Callback processed: " + </w:t>
-      </w:r>
-      <w:proofErr w:type="spellStart"/>
-      <w:r>
-        <w:rPr>
-          <w:rFonts w:ascii="Bookman Old Style" w:hAnsi="Bookman Old Style"/>
-          <w:color w:val="000000" w:themeColor="text1"/>
-        </w:rPr>
-        <w:t>reference_id</w:t>
-      </w:r>
-      <w:proofErr w:type="spellEnd"/>
-      <w:r>
-        <w:rPr>
-          <w:rFonts w:ascii="Bookman Old Style" w:hAnsi="Bookman Old Style"/>
-          <w:color w:val="000000" w:themeColor="text1"/>
-        </w:rPr>
-        <w:t xml:space="preserve"> +</w:t>
+        <w:t xml:space="preserve">        "Callback processed: " + reference_id +</w:t>
       </w:r>
       <w:r>
         <w:rPr>
@@ -7323,23 +5823,7 @@
           <w:color w:val="000000" w:themeColor="text1"/>
         </w:rPr>
         <w:br/>
-        <w:t xml:space="preserve">    RETURN </w:t>
-      </w:r>
-      <w:proofErr w:type="spellStart"/>
-      <w:r>
-        <w:rPr>
-          <w:rFonts w:ascii="Bookman Old Style" w:hAnsi="Bookman Old Style"/>
-          <w:color w:val="000000" w:themeColor="text1"/>
-        </w:rPr>
-        <w:t>success_response</w:t>
-      </w:r>
-      <w:proofErr w:type="spellEnd"/>
-      <w:r>
-        <w:rPr>
-          <w:rFonts w:ascii="Bookman Old Style" w:hAnsi="Bookman Old Style"/>
-          <w:color w:val="000000" w:themeColor="text1"/>
-        </w:rPr>
-        <w:t>(</w:t>
+        <w:t xml:space="preserve">    RETURN success_response(</w:t>
       </w:r>
       <w:r>
         <w:rPr>
@@ -7379,30 +5863,14 @@
           <w:color w:val="000000" w:themeColor="text1"/>
         </w:rPr>
         <w:br/>
-      </w:r>
-      <w:r>
-        <w:rPr>
-          <w:rFonts w:ascii="Bookman Old Style" w:hAnsi="Bookman Old Style"/>
-          <w:color w:val="000000" w:themeColor="text1"/>
-        </w:rPr>
-        <w:lastRenderedPageBreak/>
-        <w:t xml:space="preserve">            "</w:t>
-      </w:r>
-      <w:proofErr w:type="spellStart"/>
-      <w:r>
-        <w:rPr>
-          <w:rFonts w:ascii="Bookman Old Style" w:hAnsi="Bookman Old Style"/>
-          <w:color w:val="000000" w:themeColor="text1"/>
-        </w:rPr>
-        <w:t>site_url</w:t>
-      </w:r>
-      <w:proofErr w:type="spellEnd"/>
-      <w:r>
-        <w:rPr>
-          <w:rFonts w:ascii="Bookman Old Style" w:hAnsi="Bookman Old Style"/>
-          <w:color w:val="000000" w:themeColor="text1"/>
-        </w:rPr>
-        <w:t>": "www.site.com"</w:t>
+        <w:t xml:space="preserve">            "site_url":</w:t>
+      </w:r>
+      <w:r>
+        <w:rPr>
+          <w:rFonts w:ascii="Bookman Old Style" w:hAnsi="Bookman Old Style"/>
+          <w:color w:val="000000" w:themeColor="text1"/>
+        </w:rPr>
+        <w:t xml:space="preserve"> "www.site.com"</w:t>
       </w:r>
       <w:r>
         <w:rPr>
@@ -7428,15 +5896,14 @@
           <w:color w:val="000000" w:themeColor="text1"/>
         </w:rPr>
       </w:pPr>
-      <w:r>
-        <w:rPr>
-          <w:rFonts w:ascii="Bookman Old Style" w:hAnsi="Bookman Old Style"/>
-          <w:color w:val="000000" w:themeColor="text1"/>
-        </w:rPr>
-        <w:pict w14:anchorId="3439F734">
-          <v:rect id="_x0000_i1119" style="width:0;height:1.5pt" o:hralign="center" o:hrstd="t" o:hr="t" fillcolor="#a0a0a0" stroked="f"/>
-        </w:pict>
-      </w:r>
+    </w:p>
+    <w:p>
+      <w:pPr>
+        <w:rPr>
+          <w:rFonts w:ascii="Bookman Old Style" w:hAnsi="Bookman Old Style"/>
+          <w:color w:val="000000" w:themeColor="text1"/>
+        </w:rPr>
+      </w:pPr>
     </w:p>
     <w:p>
       <w:pPr>
@@ -7473,25 +5940,26 @@
           <w:bCs/>
           <w:color w:val="000000" w:themeColor="text1"/>
         </w:rPr>
-        <w:t>1️</w:t>
-      </w:r>
-      <w:r>
-        <w:rPr>
-          <w:rFonts w:ascii="Segoe UI Symbol" w:hAnsi="Segoe UI Symbol" w:cs="Segoe UI Symbol"/>
-          <w:b/>
-          <w:bCs/>
-          <w:color w:val="000000" w:themeColor="text1"/>
-        </w:rPr>
-        <w:t>⃣</w:t>
-      </w:r>
-      <w:r>
-        <w:rPr>
-          <w:rFonts w:ascii="Bookman Old Style" w:hAnsi="Bookman Old Style"/>
-          <w:b/>
-          <w:bCs/>
-          <w:color w:val="000000" w:themeColor="text1"/>
-        </w:rPr>
-        <w:t xml:space="preserve"> Receives payment notification</w:t>
+        <w:t>1</w:t>
+      </w:r>
+      <w:r>
+        <w:rPr>
+          <w:rFonts w:ascii="Bookman Old Style" w:hAnsi="Bookman Old Style"/>
+          <w:b/>
+          <w:bCs/>
+          <w:color w:val="000000" w:themeColor="text1"/>
+          <w:lang w:val="en-US"/>
+        </w:rPr>
+        <w:t xml:space="preserve">. </w:t>
+      </w:r>
+      <w:r>
+        <w:rPr>
+          <w:rFonts w:ascii="Bookman Old Style" w:hAnsi="Bookman Old Style"/>
+          <w:b/>
+          <w:bCs/>
+          <w:color w:val="000000" w:themeColor="text1"/>
+        </w:rPr>
+        <w:t>Receives payment notification</w:t>
       </w:r>
     </w:p>
     <w:p>
@@ -7541,25 +6009,26 @@
           <w:bCs/>
           <w:color w:val="000000" w:themeColor="text1"/>
         </w:rPr>
-        <w:t>2️</w:t>
-      </w:r>
-      <w:r>
-        <w:rPr>
-          <w:rFonts w:ascii="Segoe UI Symbol" w:hAnsi="Segoe UI Symbol" w:cs="Segoe UI Symbol"/>
-          <w:b/>
-          <w:bCs/>
-          <w:color w:val="000000" w:themeColor="text1"/>
-        </w:rPr>
-        <w:t>⃣</w:t>
-      </w:r>
-      <w:r>
-        <w:rPr>
-          <w:rFonts w:ascii="Bookman Old Style" w:hAnsi="Bookman Old Style"/>
-          <w:b/>
-          <w:bCs/>
-          <w:color w:val="000000" w:themeColor="text1"/>
-        </w:rPr>
-        <w:t xml:space="preserve"> Reads JSON data</w:t>
+        <w:t>2</w:t>
+      </w:r>
+      <w:r>
+        <w:rPr>
+          <w:rFonts w:ascii="Bookman Old Style" w:hAnsi="Bookman Old Style"/>
+          <w:b/>
+          <w:bCs/>
+          <w:color w:val="000000" w:themeColor="text1"/>
+          <w:lang w:val="en-US"/>
+        </w:rPr>
+        <w:t xml:space="preserve">. </w:t>
+      </w:r>
+      <w:r>
+        <w:rPr>
+          <w:rFonts w:ascii="Bookman Old Style" w:hAnsi="Bookman Old Style"/>
+          <w:b/>
+          <w:bCs/>
+          <w:color w:val="000000" w:themeColor="text1"/>
+        </w:rPr>
+        <w:t>Reads JSON data</w:t>
       </w:r>
     </w:p>
     <w:p>
@@ -7609,25 +6078,8 @@
           <w:bCs/>
           <w:color w:val="000000" w:themeColor="text1"/>
         </w:rPr>
-        <w:t>3️</w:t>
-      </w:r>
-      <w:r>
-        <w:rPr>
-          <w:rFonts w:ascii="Segoe UI Symbol" w:hAnsi="Segoe UI Symbol" w:cs="Segoe UI Symbol"/>
-          <w:b/>
-          <w:bCs/>
-          <w:color w:val="000000" w:themeColor="text1"/>
-        </w:rPr>
-        <w:t>⃣</w:t>
-      </w:r>
-      <w:r>
-        <w:rPr>
-          <w:rFonts w:ascii="Bookman Old Style" w:hAnsi="Bookman Old Style"/>
-          <w:b/>
-          <w:bCs/>
-          <w:color w:val="000000" w:themeColor="text1"/>
-        </w:rPr>
-        <w:t xml:space="preserve"> Checks required fields</w:t>
+        <w:lastRenderedPageBreak/>
+        <w:t>3 Checks required fields</w:t>
       </w:r>
     </w:p>
     <w:p>
@@ -7656,7 +6108,6 @@
           <w:color w:val="000000" w:themeColor="text1"/>
         </w:rPr>
       </w:pPr>
-      <w:proofErr w:type="spellStart"/>
       <w:r>
         <w:rPr>
           <w:rFonts w:ascii="Bookman Old Style" w:hAnsi="Bookman Old Style"/>
@@ -7666,7 +6117,6 @@
         </w:rPr>
         <w:t>reference_id</w:t>
       </w:r>
-      <w:proofErr w:type="spellEnd"/>
       <w:r>
         <w:rPr>
           <w:rFonts w:ascii="Bookman Old Style" w:hAnsi="Bookman Old Style"/>
@@ -7686,7 +6136,6 @@
           <w:color w:val="000000" w:themeColor="text1"/>
         </w:rPr>
       </w:pPr>
-      <w:proofErr w:type="spellStart"/>
       <w:r>
         <w:rPr>
           <w:rFonts w:ascii="Bookman Old Style" w:hAnsi="Bookman Old Style"/>
@@ -7696,7 +6145,6 @@
         </w:rPr>
         <w:t>transaction_id</w:t>
       </w:r>
-      <w:proofErr w:type="spellEnd"/>
       <w:r>
         <w:rPr>
           <w:rFonts w:ascii="Bookman Old Style" w:hAnsi="Bookman Old Style"/>
@@ -7777,25 +6225,26 @@
           <w:bCs/>
           <w:color w:val="000000" w:themeColor="text1"/>
         </w:rPr>
-        <w:t>4️</w:t>
-      </w:r>
-      <w:r>
-        <w:rPr>
-          <w:rFonts w:ascii="Segoe UI Symbol" w:hAnsi="Segoe UI Symbol" w:cs="Segoe UI Symbol"/>
-          <w:b/>
-          <w:bCs/>
-          <w:color w:val="000000" w:themeColor="text1"/>
-        </w:rPr>
-        <w:t>⃣</w:t>
-      </w:r>
-      <w:r>
-        <w:rPr>
-          <w:rFonts w:ascii="Bookman Old Style" w:hAnsi="Bookman Old Style"/>
-          <w:b/>
-          <w:bCs/>
-          <w:color w:val="000000" w:themeColor="text1"/>
-        </w:rPr>
-        <w:t xml:space="preserve"> Processes the payment</w:t>
+        <w:t xml:space="preserve">4 </w:t>
+      </w:r>
+      <w:r>
+        <w:rPr>
+          <w:rFonts w:ascii="Bookman Old Style" w:hAnsi="Bookman Old Style"/>
+          <w:b/>
+          <w:bCs/>
+          <w:color w:val="000000" w:themeColor="text1"/>
+          <w:lang w:val="en-US"/>
+        </w:rPr>
+        <w:t>.</w:t>
+      </w:r>
+      <w:r>
+        <w:rPr>
+          <w:rFonts w:ascii="Bookman Old Style" w:hAnsi="Bookman Old Style"/>
+          <w:b/>
+          <w:bCs/>
+          <w:color w:val="000000" w:themeColor="text1"/>
+        </w:rPr>
+        <w:t>Processes the payment</w:t>
       </w:r>
     </w:p>
     <w:p>
@@ -7820,37 +6269,12 @@
           <w:color w:val="000000" w:themeColor="text1"/>
         </w:rPr>
       </w:pPr>
-      <w:proofErr w:type="spellStart"/>
-      <w:r>
-        <w:rPr>
-          <w:rFonts w:ascii="Bookman Old Style" w:hAnsi="Bookman Old Style"/>
-          <w:color w:val="000000" w:themeColor="text1"/>
-        </w:rPr>
-        <w:t>paymentSystem.receiveCallback</w:t>
-      </w:r>
-      <w:proofErr w:type="spellEnd"/>
-      <w:r>
-        <w:rPr>
-          <w:rFonts w:ascii="Bookman Old Style" w:hAnsi="Bookman Old Style"/>
-          <w:color w:val="000000" w:themeColor="text1"/>
-        </w:rPr>
-        <w:t>(</w:t>
-      </w:r>
-      <w:proofErr w:type="spellStart"/>
-      <w:r>
-        <w:rPr>
-          <w:rFonts w:ascii="Bookman Old Style" w:hAnsi="Bookman Old Style"/>
-          <w:color w:val="000000" w:themeColor="text1"/>
-        </w:rPr>
-        <w:t>callbackData</w:t>
-      </w:r>
-      <w:proofErr w:type="spellEnd"/>
-      <w:r>
-        <w:rPr>
-          <w:rFonts w:ascii="Bookman Old Style" w:hAnsi="Bookman Old Style"/>
-          <w:color w:val="000000" w:themeColor="text1"/>
-        </w:rPr>
-        <w:t>)</w:t>
+      <w:r>
+        <w:rPr>
+          <w:rFonts w:ascii="Bookman Old Style" w:hAnsi="Bookman Old Style"/>
+          <w:color w:val="000000" w:themeColor="text1"/>
+        </w:rPr>
+        <w:t>paymentSystem.receiveCallback(callbackData)</w:t>
       </w:r>
     </w:p>
     <w:p>
@@ -7959,25 +6383,26 @@
           <w:bCs/>
           <w:color w:val="000000" w:themeColor="text1"/>
         </w:rPr>
-        <w:t>5️</w:t>
-      </w:r>
-      <w:r>
-        <w:rPr>
-          <w:rFonts w:ascii="Segoe UI Symbol" w:hAnsi="Segoe UI Symbol" w:cs="Segoe UI Symbol"/>
-          <w:b/>
-          <w:bCs/>
-          <w:color w:val="000000" w:themeColor="text1"/>
-        </w:rPr>
-        <w:t>⃣</w:t>
-      </w:r>
-      <w:r>
-        <w:rPr>
-          <w:rFonts w:ascii="Bookman Old Style" w:hAnsi="Bookman Old Style"/>
-          <w:b/>
-          <w:bCs/>
-          <w:color w:val="000000" w:themeColor="text1"/>
-        </w:rPr>
-        <w:t xml:space="preserve"> Returns a response</w:t>
+        <w:t>5</w:t>
+      </w:r>
+      <w:r>
+        <w:rPr>
+          <w:rFonts w:ascii="Bookman Old Style" w:hAnsi="Bookman Old Style"/>
+          <w:b/>
+          <w:bCs/>
+          <w:color w:val="000000" w:themeColor="text1"/>
+          <w:lang w:val="en-US"/>
+        </w:rPr>
+        <w:t>.</w:t>
+      </w:r>
+      <w:r>
+        <w:rPr>
+          <w:rFonts w:ascii="Bookman Old Style" w:hAnsi="Bookman Old Style"/>
+          <w:b/>
+          <w:bCs/>
+          <w:color w:val="000000" w:themeColor="text1"/>
+        </w:rPr>
+        <w:t>Returns a response</w:t>
       </w:r>
     </w:p>
     <w:p>
@@ -8046,30 +6471,7 @@
           <w:color w:val="000000" w:themeColor="text1"/>
         </w:rPr>
         <w:br/>
-      </w:r>
-      <w:r>
-        <w:rPr>
-          <w:rFonts w:ascii="Bookman Old Style" w:hAnsi="Bookman Old Style"/>
-          <w:color w:val="000000" w:themeColor="text1"/>
-        </w:rPr>
-        <w:lastRenderedPageBreak/>
-        <w:t xml:space="preserve">  "</w:t>
-      </w:r>
-      <w:proofErr w:type="spellStart"/>
-      <w:r>
-        <w:rPr>
-          <w:rFonts w:ascii="Bookman Old Style" w:hAnsi="Bookman Old Style"/>
-          <w:color w:val="000000" w:themeColor="text1"/>
-        </w:rPr>
-        <w:t>site_url</w:t>
-      </w:r>
-      <w:proofErr w:type="spellEnd"/>
-      <w:r>
-        <w:rPr>
-          <w:rFonts w:ascii="Bookman Old Style" w:hAnsi="Bookman Old Style"/>
-          <w:color w:val="000000" w:themeColor="text1"/>
-        </w:rPr>
-        <w:t>": "www.site.com"</w:t>
+        <w:t xml:space="preserve">  "site_url": "www.site.com"</w:t>
       </w:r>
       <w:r>
         <w:rPr>
@@ -8148,23 +6550,6 @@
       <w:pPr>
         <w:rPr>
           <w:rFonts w:ascii="Bookman Old Style" w:hAnsi="Bookman Old Style"/>
-          <w:color w:val="000000" w:themeColor="text1"/>
-        </w:rPr>
-      </w:pPr>
-      <w:r>
-        <w:rPr>
-          <w:rFonts w:ascii="Bookman Old Style" w:hAnsi="Bookman Old Style"/>
-          <w:color w:val="000000" w:themeColor="text1"/>
-        </w:rPr>
-        <w:pict w14:anchorId="1DB162FB">
-          <v:rect id="_x0000_i1120" style="width:0;height:.75pt" o:hralign="center" o:hrstd="t" o:hr="t" fillcolor="#a0a0a0" stroked="f"/>
-        </w:pict>
-      </w:r>
-    </w:p>
-    <w:p>
-      <w:pPr>
-        <w:rPr>
-          <w:rFonts w:ascii="Bookman Old Style" w:hAnsi="Bookman Old Style"/>
           <w:b/>
           <w:bCs/>
           <w:color w:val="000000" w:themeColor="text1"/>
@@ -8260,37 +6645,22 @@
           <w:rFonts w:ascii="Bookman Old Style" w:hAnsi="Bookman Old Style"/>
           <w:color w:val="000000" w:themeColor="text1"/>
         </w:rPr>
-        <w:t>Response contains </w:t>
-      </w:r>
-      <w:proofErr w:type="spellStart"/>
-      <w:r>
-        <w:rPr>
-          <w:rFonts w:ascii="Bookman Old Style" w:hAnsi="Bookman Old Style"/>
-          <w:color w:val="000000" w:themeColor="text1"/>
-        </w:rPr>
-        <w:t>redirect_url</w:t>
-      </w:r>
-      <w:proofErr w:type="spellEnd"/>
-      <w:r>
-        <w:rPr>
-          <w:rFonts w:ascii="Bookman Old Style" w:hAnsi="Bookman Old Style"/>
-          <w:color w:val="000000" w:themeColor="text1"/>
-        </w:rPr>
-        <w:t>:</w:t>
-      </w:r>
-    </w:p>
-    <w:p>
-      <w:pPr>
-        <w:rPr>
-          <w:rFonts w:ascii="Bookman Old Style" w:hAnsi="Bookman Old Style"/>
-          <w:color w:val="000000" w:themeColor="text1"/>
-        </w:rPr>
-      </w:pPr>
-      <w:r>
-        <w:rPr>
-          <w:rFonts w:ascii="Bookman Old Style" w:hAnsi="Bookman Old Style"/>
-          <w:color w:val="000000" w:themeColor="text1"/>
-        </w:rPr>
+        <w:t>Response contains redirect_url:</w:t>
+      </w:r>
+    </w:p>
+    <w:p>
+      <w:pPr>
+        <w:rPr>
+          <w:rFonts w:ascii="Bookman Old Style" w:hAnsi="Bookman Old Style"/>
+          <w:color w:val="000000" w:themeColor="text1"/>
+        </w:rPr>
+      </w:pPr>
+      <w:r>
+        <w:rPr>
+          <w:rFonts w:ascii="Bookman Old Style" w:hAnsi="Bookman Old Style"/>
+          <w:color w:val="000000" w:themeColor="text1"/>
+        </w:rPr>
+        <w:lastRenderedPageBreak/>
         <w:t>https://pay.lmbtech.rw/pay/pesapal/iframe.php?reference_id=ORDER-20260215-1234</w:t>
       </w:r>
     </w:p>
@@ -8359,23 +6729,7 @@
           <w:rFonts w:ascii="Bookman Old Style" w:hAnsi="Bookman Old Style"/>
           <w:color w:val="000000" w:themeColor="text1"/>
         </w:rPr>
-        <w:t xml:space="preserve">The </w:t>
-      </w:r>
-      <w:proofErr w:type="spellStart"/>
-      <w:r>
-        <w:rPr>
-          <w:rFonts w:ascii="Bookman Old Style" w:hAnsi="Bookman Old Style"/>
-          <w:color w:val="000000" w:themeColor="text1"/>
-        </w:rPr>
-        <w:t>iframe.php</w:t>
-      </w:r>
-      <w:proofErr w:type="spellEnd"/>
-      <w:r>
-        <w:rPr>
-          <w:rFonts w:ascii="Bookman Old Style" w:hAnsi="Bookman Old Style"/>
-          <w:color w:val="000000" w:themeColor="text1"/>
-        </w:rPr>
-        <w:t xml:space="preserve"> page:</w:t>
+        <w:t>The iframe.php page:</w:t>
       </w:r>
     </w:p>
     <w:p>
@@ -8475,7 +6829,6 @@
         </w:rPr>
         <w:t xml:space="preserve">Customer enters card details and completes payment on </w:t>
       </w:r>
-      <w:proofErr w:type="spellStart"/>
       <w:r>
         <w:rPr>
           <w:rFonts w:ascii="Bookman Old Style" w:hAnsi="Bookman Old Style"/>
@@ -8488,15 +6841,7 @@
           <w:rFonts w:ascii="Bookman Old Style" w:hAnsi="Bookman Old Style"/>
           <w:color w:val="000000" w:themeColor="text1"/>
         </w:rPr>
-        <w:t>'s</w:t>
-      </w:r>
-      <w:proofErr w:type="spellEnd"/>
-      <w:r>
-        <w:rPr>
-          <w:rFonts w:ascii="Bookman Old Style" w:hAnsi="Bookman Old Style"/>
-          <w:color w:val="000000" w:themeColor="text1"/>
-        </w:rPr>
-        <w:t xml:space="preserve"> secure servers.</w:t>
+        <w:t>'s secure servers.</w:t>
       </w:r>
     </w:p>
     <w:p>
@@ -8602,7 +6947,6 @@
         </w:rPr>
         <w:t>After payment, customer is redirected to your </w:t>
       </w:r>
-      <w:proofErr w:type="spellStart"/>
       <w:r>
         <w:rPr>
           <w:rFonts w:ascii="Bookman Old Style" w:hAnsi="Bookman Old Style"/>
@@ -8615,15 +6959,7 @@
           <w:rFonts w:ascii="Bookman Old Style" w:hAnsi="Bookman Old Style"/>
           <w:color w:val="000000" w:themeColor="text1"/>
         </w:rPr>
-        <w:t>_url</w:t>
-      </w:r>
-      <w:proofErr w:type="spellEnd"/>
-      <w:r>
-        <w:rPr>
-          <w:rFonts w:ascii="Bookman Old Style" w:hAnsi="Bookman Old Style"/>
-          <w:color w:val="000000" w:themeColor="text1"/>
-        </w:rPr>
-        <w:t> </w:t>
+        <w:t>_url </w:t>
       </w:r>
       <w:r>
         <w:rPr>
@@ -8644,17 +6980,15 @@
           <w:rFonts w:ascii="Bookman Old Style" w:hAnsi="Bookman Old Style"/>
           <w:color w:val="000000" w:themeColor="text1"/>
         </w:rPr>
-        <w:t xml:space="preserve"> when </w:t>
-      </w:r>
-      <w:proofErr w:type="spellStart"/>
-      <w:r>
-        <w:rPr>
-          <w:rFonts w:ascii="Bookman Old Style" w:hAnsi="Bookman Old Style"/>
-          <w:color w:val="000000" w:themeColor="text1"/>
-        </w:rPr>
-        <w:t>i</w:t>
-      </w:r>
-      <w:proofErr w:type="spellEnd"/>
+        <w:t xml:space="preserve"> when i </w:t>
+      </w:r>
+      <w:r>
+        <w:rPr>
+          <w:rFonts w:ascii="Bookman Old Style" w:hAnsi="Bookman Old Style"/>
+          <w:color w:val="000000" w:themeColor="text1"/>
+        </w:rPr>
+        <w:t>finish to</w:t>
+      </w:r>
       <w:r>
         <w:rPr>
           <w:rFonts w:ascii="Bookman Old Style" w:hAnsi="Bookman Old Style"/>
@@ -8667,20 +7001,6 @@
           <w:rFonts w:ascii="Bookman Old Style" w:hAnsi="Bookman Old Style"/>
           <w:color w:val="000000" w:themeColor="text1"/>
         </w:rPr>
-        <w:t>finish to</w:t>
-      </w:r>
-      <w:r>
-        <w:rPr>
-          <w:rFonts w:ascii="Bookman Old Style" w:hAnsi="Bookman Old Style"/>
-          <w:color w:val="000000" w:themeColor="text1"/>
-        </w:rPr>
-        <w:t xml:space="preserve"> </w:t>
-      </w:r>
-      <w:r>
-        <w:rPr>
-          <w:rFonts w:ascii="Bookman Old Style" w:hAnsi="Bookman Old Style"/>
-          <w:color w:val="000000" w:themeColor="text1"/>
-        </w:rPr>
         <w:t>pay</w:t>
       </w:r>
       <w:r>
@@ -8690,40 +7010,26 @@
         </w:rPr>
         <w:t>.</w:t>
       </w:r>
-    </w:p>
-    <w:p>
-      <w:pPr>
-        <w:rPr>
-          <w:rFonts w:ascii="Bookman Old Style" w:hAnsi="Bookman Old Style"/>
-          <w:color w:val="000000" w:themeColor="text1"/>
-        </w:rPr>
-      </w:pPr>
-      <w:r>
-        <w:rPr>
-          <w:rFonts w:ascii="Bookman Old Style" w:hAnsi="Bookman Old Style"/>
-          <w:color w:val="000000" w:themeColor="text1"/>
-        </w:rPr>
-        <w:lastRenderedPageBreak/>
-        <w:pict w14:anchorId="392EF12E">
-          <v:rect id="_x0000_i1121" style="width:0;height:.75pt" o:hralign="center" o:hrstd="t" o:hr="t" fillcolor="#a0a0a0" stroked="f"/>
-        </w:pict>
-      </w:r>
-    </w:p>
-    <w:p>
-      <w:pPr>
-        <w:pStyle w:val="Heading1"/>
-        <w:rPr>
-          <w:color w:val="000000" w:themeColor="text1"/>
-        </w:rPr>
-      </w:pPr>
-      <w:bookmarkStart w:id="5" w:name="_Toc222086229"/>
-      <w:r>
-        <w:rPr>
-          <w:color w:val="000000" w:themeColor="text1"/>
+      <w:bookmarkStart w:id="18" w:name="_Toc225029809"/>
+    </w:p>
+    <w:p>
+      <w:pPr>
+        <w:rPr>
+          <w:rFonts w:ascii="Bookman Old Style" w:hAnsi="Bookman Old Style"/>
+          <w:b/>
+          <w:color w:val="000000" w:themeColor="text1"/>
+          <w:sz w:val="32"/>
+        </w:rPr>
+      </w:pPr>
+      <w:r>
+        <w:rPr>
+          <w:b/>
+          <w:color w:val="000000" w:themeColor="text1"/>
+          <w:sz w:val="28"/>
         </w:rPr>
         <w:t>Error Handling</w:t>
       </w:r>
-      <w:bookmarkEnd w:id="5"/>
+      <w:bookmarkEnd w:id="18"/>
     </w:p>
     <w:p>
       <w:pPr>
@@ -8746,38 +7052,20 @@
     </w:p>
     <w:tbl>
       <w:tblPr>
+        <w:tblStyle w:val="TableGridLight"/>
         <w:tblW w:w="0" w:type="auto"/>
-        <w:tblCellMar>
-          <w:top w:w="15" w:type="dxa"/>
-          <w:left w:w="15" w:type="dxa"/>
-          <w:bottom w:w="15" w:type="dxa"/>
-          <w:right w:w="15" w:type="dxa"/>
-        </w:tblCellMar>
         <w:tblLook w:val="04A0" w:firstRow="1" w:lastRow="0" w:firstColumn="1" w:lastColumn="0" w:noHBand="0" w:noVBand="1"/>
       </w:tblPr>
       <w:tblGrid>
-        <w:gridCol w:w="1121"/>
-        <w:gridCol w:w="2385"/>
-        <w:gridCol w:w="2541"/>
-        <w:gridCol w:w="2979"/>
+        <w:gridCol w:w="1174"/>
+        <w:gridCol w:w="2221"/>
+        <w:gridCol w:w="2540"/>
+        <w:gridCol w:w="3247"/>
       </w:tblGrid>
       <w:tr>
-        <w:trPr>
-          <w:tblHeader/>
-        </w:trPr>
         <w:tc>
           <w:tcPr>
             <w:tcW w:w="0" w:type="auto"/>
-            <w:tcBorders>
-              <w:top w:val="nil"/>
-            </w:tcBorders>
-            <w:tcMar>
-              <w:top w:w="150" w:type="dxa"/>
-              <w:left w:w="0" w:type="dxa"/>
-              <w:bottom w:w="150" w:type="dxa"/>
-              <w:right w:w="240" w:type="dxa"/>
-            </w:tcMar>
-            <w:vAlign w:val="center"/>
             <w:hideMark/>
           </w:tcPr>
           <w:p>
@@ -8799,16 +7087,6 @@
         <w:tc>
           <w:tcPr>
             <w:tcW w:w="0" w:type="auto"/>
-            <w:tcBorders>
-              <w:top w:val="nil"/>
-            </w:tcBorders>
-            <w:tcMar>
-              <w:top w:w="150" w:type="dxa"/>
-              <w:left w:w="240" w:type="dxa"/>
-              <w:bottom w:w="150" w:type="dxa"/>
-              <w:right w:w="240" w:type="dxa"/>
-            </w:tcMar>
-            <w:vAlign w:val="center"/>
             <w:hideMark/>
           </w:tcPr>
           <w:p>
@@ -8830,16 +7108,6 @@
         <w:tc>
           <w:tcPr>
             <w:tcW w:w="0" w:type="auto"/>
-            <w:tcBorders>
-              <w:top w:val="nil"/>
-            </w:tcBorders>
-            <w:tcMar>
-              <w:top w:w="150" w:type="dxa"/>
-              <w:left w:w="240" w:type="dxa"/>
-              <w:bottom w:w="150" w:type="dxa"/>
-              <w:right w:w="240" w:type="dxa"/>
-            </w:tcMar>
-            <w:vAlign w:val="center"/>
             <w:hideMark/>
           </w:tcPr>
           <w:p>
@@ -8861,16 +7129,6 @@
         <w:tc>
           <w:tcPr>
             <w:tcW w:w="0" w:type="auto"/>
-            <w:tcBorders>
-              <w:top w:val="nil"/>
-            </w:tcBorders>
-            <w:tcMar>
-              <w:top w:w="150" w:type="dxa"/>
-              <w:left w:w="240" w:type="dxa"/>
-              <w:bottom w:w="150" w:type="dxa"/>
-              <w:right w:w="240" w:type="dxa"/>
-            </w:tcMar>
-            <w:vAlign w:val="center"/>
             <w:hideMark/>
           </w:tcPr>
           <w:p>
@@ -8894,13 +7152,6 @@
         <w:tc>
           <w:tcPr>
             <w:tcW w:w="0" w:type="auto"/>
-            <w:tcMar>
-              <w:top w:w="150" w:type="dxa"/>
-              <w:left w:w="0" w:type="dxa"/>
-              <w:bottom w:w="150" w:type="dxa"/>
-              <w:right w:w="240" w:type="dxa"/>
-            </w:tcMar>
-            <w:vAlign w:val="center"/>
             <w:hideMark/>
           </w:tcPr>
           <w:p>
@@ -8922,13 +7173,6 @@
         <w:tc>
           <w:tcPr>
             <w:tcW w:w="0" w:type="auto"/>
-            <w:tcMar>
-              <w:top w:w="150" w:type="dxa"/>
-              <w:left w:w="240" w:type="dxa"/>
-              <w:bottom w:w="150" w:type="dxa"/>
-              <w:right w:w="240" w:type="dxa"/>
-            </w:tcMar>
-            <w:vAlign w:val="center"/>
             <w:hideMark/>
           </w:tcPr>
           <w:p>
@@ -8950,13 +7194,6 @@
         <w:tc>
           <w:tcPr>
             <w:tcW w:w="0" w:type="auto"/>
-            <w:tcMar>
-              <w:top w:w="150" w:type="dxa"/>
-              <w:left w:w="240" w:type="dxa"/>
-              <w:bottom w:w="150" w:type="dxa"/>
-              <w:right w:w="240" w:type="dxa"/>
-            </w:tcMar>
-            <w:vAlign w:val="center"/>
             <w:hideMark/>
           </w:tcPr>
           <w:p>
@@ -8978,13 +7215,6 @@
         <w:tc>
           <w:tcPr>
             <w:tcW w:w="0" w:type="auto"/>
-            <w:tcMar>
-              <w:top w:w="150" w:type="dxa"/>
-              <w:left w:w="240" w:type="dxa"/>
-              <w:bottom w:w="150" w:type="dxa"/>
-              <w:right w:w="0" w:type="dxa"/>
-            </w:tcMar>
-            <w:vAlign w:val="center"/>
             <w:hideMark/>
           </w:tcPr>
           <w:p>
@@ -8999,33 +7229,8 @@
                 <w:rFonts w:ascii="Bookman Old Style" w:hAnsi="Bookman Old Style"/>
                 <w:color w:val="000000" w:themeColor="text1"/>
               </w:rPr>
-              <w:t xml:space="preserve">Check your </w:t>
+              <w:t>Check your app_key and secret_key</w:t>
             </w:r>
-            <w:proofErr w:type="spellStart"/>
-            <w:r>
-              <w:rPr>
-                <w:rFonts w:ascii="Bookman Old Style" w:hAnsi="Bookman Old Style"/>
-                <w:color w:val="000000" w:themeColor="text1"/>
-              </w:rPr>
-              <w:t>app_key</w:t>
-            </w:r>
-            <w:proofErr w:type="spellEnd"/>
-            <w:r>
-              <w:rPr>
-                <w:rFonts w:ascii="Bookman Old Style" w:hAnsi="Bookman Old Style"/>
-                <w:color w:val="000000" w:themeColor="text1"/>
-              </w:rPr>
-              <w:t xml:space="preserve"> and </w:t>
-            </w:r>
-            <w:proofErr w:type="spellStart"/>
-            <w:r>
-              <w:rPr>
-                <w:rFonts w:ascii="Bookman Old Style" w:hAnsi="Bookman Old Style"/>
-                <w:color w:val="000000" w:themeColor="text1"/>
-              </w:rPr>
-              <w:t>secret_key</w:t>
-            </w:r>
-            <w:proofErr w:type="spellEnd"/>
           </w:p>
         </w:tc>
       </w:tr>
@@ -9033,13 +7238,6 @@
         <w:tc>
           <w:tcPr>
             <w:tcW w:w="0" w:type="auto"/>
-            <w:tcMar>
-              <w:top w:w="150" w:type="dxa"/>
-              <w:left w:w="0" w:type="dxa"/>
-              <w:bottom w:w="150" w:type="dxa"/>
-              <w:right w:w="240" w:type="dxa"/>
-            </w:tcMar>
-            <w:vAlign w:val="center"/>
             <w:hideMark/>
           </w:tcPr>
           <w:p>
@@ -9061,13 +7259,6 @@
         <w:tc>
           <w:tcPr>
             <w:tcW w:w="0" w:type="auto"/>
-            <w:tcMar>
-              <w:top w:w="150" w:type="dxa"/>
-              <w:left w:w="240" w:type="dxa"/>
-              <w:bottom w:w="150" w:type="dxa"/>
-              <w:right w:w="240" w:type="dxa"/>
-            </w:tcMar>
-            <w:vAlign w:val="center"/>
             <w:hideMark/>
           </w:tcPr>
           <w:p>
@@ -9089,13 +7280,6 @@
         <w:tc>
           <w:tcPr>
             <w:tcW w:w="0" w:type="auto"/>
-            <w:tcMar>
-              <w:top w:w="150" w:type="dxa"/>
-              <w:left w:w="240" w:type="dxa"/>
-              <w:bottom w:w="150" w:type="dxa"/>
-              <w:right w:w="240" w:type="dxa"/>
-            </w:tcMar>
-            <w:vAlign w:val="center"/>
             <w:hideMark/>
           </w:tcPr>
           <w:p>
@@ -9117,13 +7301,6 @@
         <w:tc>
           <w:tcPr>
             <w:tcW w:w="0" w:type="auto"/>
-            <w:tcMar>
-              <w:top w:w="150" w:type="dxa"/>
-              <w:left w:w="240" w:type="dxa"/>
-              <w:bottom w:w="150" w:type="dxa"/>
-              <w:right w:w="0" w:type="dxa"/>
-            </w:tcMar>
-            <w:vAlign w:val="center"/>
             <w:hideMark/>
           </w:tcPr>
           <w:p>
@@ -9147,13 +7324,6 @@
         <w:tc>
           <w:tcPr>
             <w:tcW w:w="0" w:type="auto"/>
-            <w:tcMar>
-              <w:top w:w="150" w:type="dxa"/>
-              <w:left w:w="0" w:type="dxa"/>
-              <w:bottom w:w="150" w:type="dxa"/>
-              <w:right w:w="240" w:type="dxa"/>
-            </w:tcMar>
-            <w:vAlign w:val="center"/>
             <w:hideMark/>
           </w:tcPr>
           <w:p>
@@ -9175,13 +7345,6 @@
         <w:tc>
           <w:tcPr>
             <w:tcW w:w="0" w:type="auto"/>
-            <w:tcMar>
-              <w:top w:w="150" w:type="dxa"/>
-              <w:left w:w="240" w:type="dxa"/>
-              <w:bottom w:w="150" w:type="dxa"/>
-              <w:right w:w="240" w:type="dxa"/>
-            </w:tcMar>
-            <w:vAlign w:val="center"/>
             <w:hideMark/>
           </w:tcPr>
           <w:p>
@@ -9203,13 +7366,6 @@
         <w:tc>
           <w:tcPr>
             <w:tcW w:w="0" w:type="auto"/>
-            <w:tcMar>
-              <w:top w:w="150" w:type="dxa"/>
-              <w:left w:w="240" w:type="dxa"/>
-              <w:bottom w:w="150" w:type="dxa"/>
-              <w:right w:w="240" w:type="dxa"/>
-            </w:tcMar>
-            <w:vAlign w:val="center"/>
             <w:hideMark/>
           </w:tcPr>
           <w:p>
@@ -9231,13 +7387,6 @@
         <w:tc>
           <w:tcPr>
             <w:tcW w:w="0" w:type="auto"/>
-            <w:tcMar>
-              <w:top w:w="150" w:type="dxa"/>
-              <w:left w:w="240" w:type="dxa"/>
-              <w:bottom w:w="150" w:type="dxa"/>
-              <w:right w:w="0" w:type="dxa"/>
-            </w:tcMar>
-            <w:vAlign w:val="center"/>
             <w:hideMark/>
           </w:tcPr>
           <w:p>
@@ -9261,13 +7410,6 @@
         <w:tc>
           <w:tcPr>
             <w:tcW w:w="0" w:type="auto"/>
-            <w:tcMar>
-              <w:top w:w="150" w:type="dxa"/>
-              <w:left w:w="0" w:type="dxa"/>
-              <w:bottom w:w="150" w:type="dxa"/>
-              <w:right w:w="240" w:type="dxa"/>
-            </w:tcMar>
-            <w:vAlign w:val="center"/>
             <w:hideMark/>
           </w:tcPr>
           <w:p>
@@ -9289,13 +7431,6 @@
         <w:tc>
           <w:tcPr>
             <w:tcW w:w="0" w:type="auto"/>
-            <w:tcMar>
-              <w:top w:w="150" w:type="dxa"/>
-              <w:left w:w="240" w:type="dxa"/>
-              <w:bottom w:w="150" w:type="dxa"/>
-              <w:right w:w="240" w:type="dxa"/>
-            </w:tcMar>
-            <w:vAlign w:val="center"/>
             <w:hideMark/>
           </w:tcPr>
           <w:p>
@@ -9317,13 +7452,6 @@
         <w:tc>
           <w:tcPr>
             <w:tcW w:w="0" w:type="auto"/>
-            <w:tcMar>
-              <w:top w:w="150" w:type="dxa"/>
-              <w:left w:w="240" w:type="dxa"/>
-              <w:bottom w:w="150" w:type="dxa"/>
-              <w:right w:w="240" w:type="dxa"/>
-            </w:tcMar>
-            <w:vAlign w:val="center"/>
             <w:hideMark/>
           </w:tcPr>
           <w:p>
@@ -9345,13 +7473,6 @@
         <w:tc>
           <w:tcPr>
             <w:tcW w:w="0" w:type="auto"/>
-            <w:tcMar>
-              <w:top w:w="150" w:type="dxa"/>
-              <w:left w:w="240" w:type="dxa"/>
-              <w:bottom w:w="150" w:type="dxa"/>
-              <w:right w:w="0" w:type="dxa"/>
-            </w:tcMar>
-            <w:vAlign w:val="center"/>
             <w:hideMark/>
           </w:tcPr>
           <w:p>
@@ -9398,7 +7519,6 @@
           <w:color w:val="000000" w:themeColor="text1"/>
         </w:rPr>
       </w:pPr>
-      <w:proofErr w:type="spellStart"/>
       <w:r>
         <w:rPr>
           <w:rFonts w:ascii="Bookman Old Style" w:hAnsi="Bookman Old Style"/>
@@ -9406,7 +7526,6 @@
         </w:rPr>
         <w:t>json</w:t>
       </w:r>
-      <w:proofErr w:type="spellEnd"/>
     </w:p>
     <w:p>
       <w:pPr>
@@ -9450,6 +7569,7 @@
           <w:rFonts w:ascii="Bookman Old Style" w:hAnsi="Bookman Old Style"/>
           <w:color w:val="000000" w:themeColor="text1"/>
         </w:rPr>
+        <w:lastRenderedPageBreak/>
         <w:t xml:space="preserve">    "message": "Description of what went wrong"</w:t>
       </w:r>
     </w:p>
@@ -9470,36 +7590,23 @@
     </w:p>
     <w:p>
       <w:pPr>
-        <w:rPr>
-          <w:rFonts w:ascii="Bookman Old Style" w:hAnsi="Bookman Old Style"/>
-          <w:color w:val="000000" w:themeColor="text1"/>
-        </w:rPr>
-      </w:pPr>
-      <w:r>
-        <w:rPr>
-          <w:rFonts w:ascii="Bookman Old Style" w:hAnsi="Bookman Old Style"/>
-          <w:color w:val="000000" w:themeColor="text1"/>
-        </w:rPr>
-        <w:pict w14:anchorId="58E73BD0">
-          <v:rect id="_x0000_i1122" style="width:0;height:.75pt" o:hralign="center" o:hrstd="t" o:hr="t" fillcolor="#a0a0a0" stroked="f"/>
-        </w:pict>
-      </w:r>
-    </w:p>
-    <w:p>
-      <w:pPr>
         <w:pStyle w:val="Heading1"/>
         <w:rPr>
           <w:color w:val="000000" w:themeColor="text1"/>
-        </w:rPr>
-      </w:pPr>
-      <w:bookmarkStart w:id="6" w:name="_Toc222086230"/>
-      <w:r>
-        <w:rPr>
-          <w:color w:val="000000" w:themeColor="text1"/>
+          <w:sz w:val="36"/>
+        </w:rPr>
+      </w:pPr>
+      <w:bookmarkStart w:id="19" w:name="_Toc225029810"/>
+      <w:bookmarkStart w:id="20" w:name="_Toc225030349"/>
+      <w:r>
+        <w:rPr>
+          <w:color w:val="000000" w:themeColor="text1"/>
+          <w:sz w:val="36"/>
         </w:rPr>
         <w:t>Testing</w:t>
       </w:r>
-      <w:bookmarkEnd w:id="6"/>
+      <w:bookmarkEnd w:id="19"/>
+      <w:bookmarkEnd w:id="20"/>
     </w:p>
     <w:p>
       <w:pPr>
@@ -9592,7 +7699,6 @@
           <w:bCs/>
           <w:color w:val="000000" w:themeColor="text1"/>
         </w:rPr>
-        <w:lastRenderedPageBreak/>
         <w:t>Test Credentials</w:t>
       </w:r>
     </w:p>
@@ -9672,7 +7778,14 @@
           <w:rFonts w:ascii="Bookman Old Style" w:hAnsi="Bookman Old Style"/>
           <w:color w:val="000000" w:themeColor="text1"/>
         </w:rPr>
-        <w:t>+250785085214 (for MTN MOMO)</w:t>
+        <w:t xml:space="preserve">+250780000000 </w:t>
+      </w:r>
+      <w:r>
+        <w:rPr>
+          <w:rFonts w:ascii="Bookman Old Style" w:hAnsi="Bookman Old Style"/>
+          <w:color w:val="000000" w:themeColor="text1"/>
+        </w:rPr>
+        <w:t>(for MTN MOMO)</w:t>
       </w:r>
     </w:p>
     <w:p>
@@ -9706,123 +7819,81 @@
           <w:rFonts w:ascii="Bookman Old Style" w:hAnsi="Bookman Old Style"/>
           <w:color w:val="000000" w:themeColor="text1"/>
         </w:rPr>
-        <w:t>Use small amounts for testing (e.g., 100, 200 RWF)</w:t>
-      </w:r>
-    </w:p>
-    <w:p>
-      <w:pPr>
-        <w:rPr>
-          <w:rFonts w:ascii="Bookman Old Style" w:hAnsi="Bookman Old Style"/>
-          <w:color w:val="000000" w:themeColor="text1"/>
-        </w:rPr>
-      </w:pPr>
-      <w:r>
-        <w:rPr>
-          <w:rFonts w:ascii="Bookman Old Style" w:hAnsi="Bookman Old Style"/>
-          <w:color w:val="000000" w:themeColor="text1"/>
-        </w:rPr>
-        <w:pict w14:anchorId="39EE8D0E">
-          <v:rect id="_x0000_i1123" style="width:0;height:.75pt" o:hralign="center" o:hrstd="t" o:hr="t" fillcolor="#a0a0a0" stroked="f"/>
-        </w:pict>
-      </w:r>
-    </w:p>
-    <w:p>
-      <w:pPr>
-        <w:pStyle w:val="Heading1"/>
-        <w:rPr>
-          <w:color w:val="000000" w:themeColor="text1"/>
-        </w:rPr>
-      </w:pPr>
-      <w:bookmarkStart w:id="7" w:name="_Toc222086231"/>
-      <w:r>
-        <w:rPr>
+        <w:t>Use small amounts f</w:t>
+      </w:r>
+      <w:r>
+        <w:rPr>
+          <w:rFonts w:ascii="Bookman Old Style" w:hAnsi="Bookman Old Style"/>
+          <w:color w:val="000000" w:themeColor="text1"/>
+        </w:rPr>
+        <w:t>or testing (e.g., 100, 200 RWF)</w:t>
+      </w:r>
+    </w:p>
+    <w:p>
+      <w:pPr>
+        <w:rPr>
+          <w:rFonts w:ascii="Bookman Old Style" w:hAnsi="Bookman Old Style"/>
+          <w:b/>
+          <w:color w:val="000000" w:themeColor="text1"/>
+        </w:rPr>
+      </w:pPr>
+      <w:r>
+        <w:rPr>
+          <w:b/>
           <w:color w:val="000000" w:themeColor="text1"/>
         </w:rPr>
         <w:t>Quick Reference</w:t>
       </w:r>
-      <w:bookmarkEnd w:id="7"/>
-    </w:p>
-    <w:p>
-      <w:pPr>
-        <w:rPr>
-          <w:rFonts w:ascii="Bookman Old Style" w:hAnsi="Bookman Old Style"/>
-          <w:b/>
-          <w:bCs/>
-          <w:color w:val="000000" w:themeColor="text1"/>
-        </w:rPr>
-      </w:pPr>
-      <w:r>
-        <w:rPr>
-          <w:rFonts w:ascii="Bookman Old Style" w:hAnsi="Bookman Old Style"/>
-          <w:b/>
-          <w:bCs/>
-          <w:color w:val="000000" w:themeColor="text1"/>
-        </w:rPr>
-        <w:t xml:space="preserve">API </w:t>
-      </w:r>
-      <w:proofErr w:type="gramStart"/>
-      <w:r>
-        <w:rPr>
-          <w:rFonts w:ascii="Bookman Old Style" w:hAnsi="Bookman Old Style"/>
-          <w:b/>
-          <w:bCs/>
-          <w:color w:val="000000" w:themeColor="text1"/>
-        </w:rPr>
-        <w:t>at a Glance</w:t>
-      </w:r>
-      <w:proofErr w:type="gramEnd"/>
+    </w:p>
+    <w:p>
+      <w:pPr>
+        <w:rPr>
+          <w:rFonts w:ascii="Bookman Old Style" w:hAnsi="Bookman Old Style"/>
+          <w:b/>
+          <w:bCs/>
+          <w:color w:val="000000" w:themeColor="text1"/>
+        </w:rPr>
+      </w:pPr>
+      <w:r>
+        <w:rPr>
+          <w:rFonts w:ascii="Bookman Old Style" w:hAnsi="Bookman Old Style"/>
+          <w:b/>
+          <w:bCs/>
+          <w:color w:val="000000" w:themeColor="text1"/>
+        </w:rPr>
+        <w:t>API at a Glance</w:t>
+      </w:r>
     </w:p>
     <w:tbl>
       <w:tblPr>
+        <w:tblStyle w:val="TableGridLight"/>
         <w:tblW w:w="9774" w:type="dxa"/>
-        <w:tblInd w:w="-5" w:type="dxa"/>
-        <w:tblBorders>
-          <w:top w:val="single" w:sz="4" w:space="0" w:color="auto"/>
-          <w:left w:val="single" w:sz="4" w:space="0" w:color="auto"/>
-          <w:bottom w:val="single" w:sz="4" w:space="0" w:color="auto"/>
-          <w:right w:val="single" w:sz="4" w:space="0" w:color="auto"/>
-          <w:insideH w:val="single" w:sz="4" w:space="0" w:color="auto"/>
-          <w:insideV w:val="single" w:sz="4" w:space="0" w:color="auto"/>
-        </w:tblBorders>
-        <w:tblCellMar>
-          <w:top w:w="15" w:type="dxa"/>
-          <w:left w:w="15" w:type="dxa"/>
-          <w:bottom w:w="15" w:type="dxa"/>
-          <w:right w:w="15" w:type="dxa"/>
-        </w:tblCellMar>
+        <w:tblInd w:w="-377" w:type="dxa"/>
         <w:tblLook w:val="04A0" w:firstRow="1" w:lastRow="0" w:firstColumn="1" w:lastColumn="0" w:noHBand="0" w:noVBand="1"/>
       </w:tblPr>
       <w:tblGrid>
-        <w:gridCol w:w="1883"/>
-        <w:gridCol w:w="1359"/>
+        <w:gridCol w:w="2085"/>
+        <w:gridCol w:w="1157"/>
         <w:gridCol w:w="6532"/>
       </w:tblGrid>
       <w:tr>
-        <w:trPr>
-          <w:tblHeader/>
-        </w:trPr>
         <w:tc>
           <w:tcPr>
             <w:tcW w:w="0" w:type="auto"/>
-            <w:tcMar>
-              <w:top w:w="150" w:type="dxa"/>
-              <w:left w:w="0" w:type="dxa"/>
-              <w:bottom w:w="150" w:type="dxa"/>
-              <w:right w:w="240" w:type="dxa"/>
-            </w:tcMar>
-            <w:vAlign w:val="center"/>
             <w:hideMark/>
           </w:tcPr>
           <w:p>
             <w:pPr>
               <w:rPr>
                 <w:rFonts w:ascii="Bookman Old Style" w:hAnsi="Bookman Old Style"/>
+                <w:b/>
                 <w:color w:val="000000" w:themeColor="text1"/>
               </w:rPr>
             </w:pPr>
             <w:r>
               <w:rPr>
                 <w:rFonts w:ascii="Bookman Old Style" w:hAnsi="Bookman Old Style"/>
+                <w:b/>
                 <w:color w:val="000000" w:themeColor="text1"/>
               </w:rPr>
               <w:t>Operation</w:t>
@@ -9832,25 +7903,20 @@
         <w:tc>
           <w:tcPr>
             <w:tcW w:w="0" w:type="auto"/>
-            <w:tcMar>
-              <w:top w:w="150" w:type="dxa"/>
-              <w:left w:w="240" w:type="dxa"/>
-              <w:bottom w:w="150" w:type="dxa"/>
-              <w:right w:w="240" w:type="dxa"/>
-            </w:tcMar>
-            <w:vAlign w:val="center"/>
             <w:hideMark/>
           </w:tcPr>
           <w:p>
             <w:pPr>
               <w:rPr>
                 <w:rFonts w:ascii="Bookman Old Style" w:hAnsi="Bookman Old Style"/>
+                <w:b/>
                 <w:color w:val="000000" w:themeColor="text1"/>
               </w:rPr>
             </w:pPr>
             <w:r>
               <w:rPr>
                 <w:rFonts w:ascii="Bookman Old Style" w:hAnsi="Bookman Old Style"/>
+                <w:b/>
                 <w:color w:val="000000" w:themeColor="text1"/>
               </w:rPr>
               <w:t>Method</w:t>
@@ -9860,25 +7926,20 @@
         <w:tc>
           <w:tcPr>
             <w:tcW w:w="6532" w:type="dxa"/>
-            <w:tcMar>
-              <w:top w:w="150" w:type="dxa"/>
-              <w:left w:w="240" w:type="dxa"/>
-              <w:bottom w:w="150" w:type="dxa"/>
-              <w:right w:w="240" w:type="dxa"/>
-            </w:tcMar>
-            <w:vAlign w:val="center"/>
             <w:hideMark/>
           </w:tcPr>
           <w:p>
             <w:pPr>
               <w:rPr>
                 <w:rFonts w:ascii="Bookman Old Style" w:hAnsi="Bookman Old Style"/>
+                <w:b/>
                 <w:color w:val="000000" w:themeColor="text1"/>
               </w:rPr>
             </w:pPr>
             <w:r>
               <w:rPr>
                 <w:rFonts w:ascii="Bookman Old Style" w:hAnsi="Bookman Old Style"/>
+                <w:b/>
                 <w:color w:val="000000" w:themeColor="text1"/>
               </w:rPr>
               <w:t>Required Fields</w:t>
@@ -9890,13 +7951,6 @@
         <w:tc>
           <w:tcPr>
             <w:tcW w:w="0" w:type="auto"/>
-            <w:tcMar>
-              <w:top w:w="150" w:type="dxa"/>
-              <w:left w:w="0" w:type="dxa"/>
-              <w:bottom w:w="150" w:type="dxa"/>
-              <w:right w:w="240" w:type="dxa"/>
-            </w:tcMar>
-            <w:vAlign w:val="center"/>
             <w:hideMark/>
           </w:tcPr>
           <w:p>
@@ -9918,13 +7972,6 @@
         <w:tc>
           <w:tcPr>
             <w:tcW w:w="0" w:type="auto"/>
-            <w:tcMar>
-              <w:top w:w="150" w:type="dxa"/>
-              <w:left w:w="240" w:type="dxa"/>
-              <w:bottom w:w="150" w:type="dxa"/>
-              <w:right w:w="240" w:type="dxa"/>
-            </w:tcMar>
-            <w:vAlign w:val="center"/>
             <w:hideMark/>
           </w:tcPr>
           <w:p>
@@ -9946,13 +7993,6 @@
         <w:tc>
           <w:tcPr>
             <w:tcW w:w="6532" w:type="dxa"/>
-            <w:tcMar>
-              <w:top w:w="150" w:type="dxa"/>
-              <w:left w:w="240" w:type="dxa"/>
-              <w:bottom w:w="150" w:type="dxa"/>
-              <w:right w:w="0" w:type="dxa"/>
-            </w:tcMar>
-            <w:vAlign w:val="center"/>
             <w:hideMark/>
           </w:tcPr>
           <w:p>
@@ -9967,87 +8007,7 @@
                 <w:rFonts w:ascii="Bookman Old Style" w:hAnsi="Bookman Old Style"/>
                 <w:color w:val="000000" w:themeColor="text1"/>
               </w:rPr>
-              <w:t xml:space="preserve">email, name, </w:t>
-            </w:r>
-            <w:proofErr w:type="spellStart"/>
-            <w:r>
-              <w:rPr>
-                <w:rFonts w:ascii="Bookman Old Style" w:hAnsi="Bookman Old Style"/>
-                <w:color w:val="000000" w:themeColor="text1"/>
-              </w:rPr>
-              <w:t>payment_method</w:t>
-            </w:r>
-            <w:proofErr w:type="spellEnd"/>
-            <w:r>
-              <w:rPr>
-                <w:rFonts w:ascii="Bookman Old Style" w:hAnsi="Bookman Old Style"/>
-                <w:color w:val="000000" w:themeColor="text1"/>
-              </w:rPr>
-              <w:t xml:space="preserve">=MTN_MOMO_RWA, amount, </w:t>
-            </w:r>
-            <w:proofErr w:type="spellStart"/>
-            <w:r>
-              <w:rPr>
-                <w:rFonts w:ascii="Bookman Old Style" w:hAnsi="Bookman Old Style"/>
-                <w:color w:val="000000" w:themeColor="text1"/>
-              </w:rPr>
-              <w:t>payer_phone</w:t>
-            </w:r>
-            <w:proofErr w:type="spellEnd"/>
-            <w:r>
-              <w:rPr>
-                <w:rFonts w:ascii="Bookman Old Style" w:hAnsi="Bookman Old Style"/>
-                <w:color w:val="000000" w:themeColor="text1"/>
-              </w:rPr>
-              <w:t xml:space="preserve">, </w:t>
-            </w:r>
-            <w:proofErr w:type="spellStart"/>
-            <w:r>
-              <w:rPr>
-                <w:rFonts w:ascii="Bookman Old Style" w:hAnsi="Bookman Old Style"/>
-                <w:color w:val="000000" w:themeColor="text1"/>
-              </w:rPr>
-              <w:t>service_paid</w:t>
-            </w:r>
-            <w:proofErr w:type="spellEnd"/>
-            <w:r>
-              <w:rPr>
-                <w:rFonts w:ascii="Bookman Old Style" w:hAnsi="Bookman Old Style"/>
-                <w:color w:val="000000" w:themeColor="text1"/>
-              </w:rPr>
-              <w:t xml:space="preserve">, </w:t>
-            </w:r>
-            <w:proofErr w:type="spellStart"/>
-            <w:r>
-              <w:rPr>
-                <w:rFonts w:ascii="Bookman Old Style" w:hAnsi="Bookman Old Style"/>
-                <w:color w:val="000000" w:themeColor="text1"/>
-              </w:rPr>
-              <w:t>reference_id</w:t>
-            </w:r>
-            <w:proofErr w:type="spellEnd"/>
-            <w:r>
-              <w:rPr>
-                <w:rFonts w:ascii="Bookman Old Style" w:hAnsi="Bookman Old Style"/>
-                <w:color w:val="000000" w:themeColor="text1"/>
-              </w:rPr>
-              <w:t xml:space="preserve">, </w:t>
-            </w:r>
-            <w:proofErr w:type="spellStart"/>
-            <w:r>
-              <w:rPr>
-                <w:rFonts w:ascii="Bookman Old Style" w:hAnsi="Bookman Old Style"/>
-                <w:color w:val="000000" w:themeColor="text1"/>
-              </w:rPr>
-              <w:t>callback_url</w:t>
-            </w:r>
-            <w:proofErr w:type="spellEnd"/>
-            <w:r>
-              <w:rPr>
-                <w:rFonts w:ascii="Bookman Old Style" w:hAnsi="Bookman Old Style"/>
-                <w:color w:val="000000" w:themeColor="text1"/>
-              </w:rPr>
-              <w:t>, action=pay</w:t>
+              <w:t>email, name, payment_method=MTN_MOMO_RWA, amount, payer_phone, service_paid, reference_id, callback_url, action=pay</w:t>
             </w:r>
           </w:p>
         </w:tc>
@@ -10056,13 +8016,6 @@
         <w:tc>
           <w:tcPr>
             <w:tcW w:w="0" w:type="auto"/>
-            <w:tcMar>
-              <w:top w:w="150" w:type="dxa"/>
-              <w:left w:w="0" w:type="dxa"/>
-              <w:bottom w:w="150" w:type="dxa"/>
-              <w:right w:w="240" w:type="dxa"/>
-            </w:tcMar>
-            <w:vAlign w:val="center"/>
             <w:hideMark/>
           </w:tcPr>
           <w:p>
@@ -10084,13 +8037,6 @@
         <w:tc>
           <w:tcPr>
             <w:tcW w:w="0" w:type="auto"/>
-            <w:tcMar>
-              <w:top w:w="150" w:type="dxa"/>
-              <w:left w:w="240" w:type="dxa"/>
-              <w:bottom w:w="150" w:type="dxa"/>
-              <w:right w:w="240" w:type="dxa"/>
-            </w:tcMar>
-            <w:vAlign w:val="center"/>
             <w:hideMark/>
           </w:tcPr>
           <w:p>
@@ -10112,13 +8058,6 @@
         <w:tc>
           <w:tcPr>
             <w:tcW w:w="6532" w:type="dxa"/>
-            <w:tcMar>
-              <w:top w:w="150" w:type="dxa"/>
-              <w:left w:w="240" w:type="dxa"/>
-              <w:bottom w:w="150" w:type="dxa"/>
-              <w:right w:w="0" w:type="dxa"/>
-            </w:tcMar>
-            <w:vAlign w:val="center"/>
             <w:hideMark/>
           </w:tcPr>
           <w:p>
@@ -10133,87 +8072,7 @@
                 <w:rFonts w:ascii="Bookman Old Style" w:hAnsi="Bookman Old Style"/>
                 <w:color w:val="000000" w:themeColor="text1"/>
               </w:rPr>
-              <w:t xml:space="preserve">email, name, </w:t>
-            </w:r>
-            <w:proofErr w:type="spellStart"/>
-            <w:r>
-              <w:rPr>
-                <w:rFonts w:ascii="Bookman Old Style" w:hAnsi="Bookman Old Style"/>
-                <w:color w:val="000000" w:themeColor="text1"/>
-              </w:rPr>
-              <w:t>payment_method</w:t>
-            </w:r>
-            <w:proofErr w:type="spellEnd"/>
-            <w:r>
-              <w:rPr>
-                <w:rFonts w:ascii="Bookman Old Style" w:hAnsi="Bookman Old Style"/>
-                <w:color w:val="000000" w:themeColor="text1"/>
-              </w:rPr>
-              <w:t xml:space="preserve">=card, amount, </w:t>
-            </w:r>
-            <w:proofErr w:type="spellStart"/>
-            <w:r>
-              <w:rPr>
-                <w:rFonts w:ascii="Bookman Old Style" w:hAnsi="Bookman Old Style"/>
-                <w:color w:val="000000" w:themeColor="text1"/>
-              </w:rPr>
-              <w:t>service_paid</w:t>
-            </w:r>
-            <w:proofErr w:type="spellEnd"/>
-            <w:r>
-              <w:rPr>
-                <w:rFonts w:ascii="Bookman Old Style" w:hAnsi="Bookman Old Style"/>
-                <w:color w:val="000000" w:themeColor="text1"/>
-              </w:rPr>
-              <w:t xml:space="preserve">, </w:t>
-            </w:r>
-            <w:proofErr w:type="spellStart"/>
-            <w:r>
-              <w:rPr>
-                <w:rFonts w:ascii="Bookman Old Style" w:hAnsi="Bookman Old Style"/>
-                <w:color w:val="000000" w:themeColor="text1"/>
-              </w:rPr>
-              <w:t>reference_id</w:t>
-            </w:r>
-            <w:proofErr w:type="spellEnd"/>
-            <w:r>
-              <w:rPr>
-                <w:rFonts w:ascii="Bookman Old Style" w:hAnsi="Bookman Old Style"/>
-                <w:color w:val="000000" w:themeColor="text1"/>
-              </w:rPr>
-              <w:t xml:space="preserve">, </w:t>
-            </w:r>
-            <w:proofErr w:type="spellStart"/>
-            <w:r>
-              <w:rPr>
-                <w:rFonts w:ascii="Bookman Old Style" w:hAnsi="Bookman Old Style"/>
-                <w:color w:val="000000" w:themeColor="text1"/>
-              </w:rPr>
-              <w:t>callback_url</w:t>
-            </w:r>
-            <w:proofErr w:type="spellEnd"/>
-            <w:r>
-              <w:rPr>
-                <w:rFonts w:ascii="Bookman Old Style" w:hAnsi="Bookman Old Style"/>
-                <w:color w:val="000000" w:themeColor="text1"/>
-              </w:rPr>
-              <w:t xml:space="preserve">, </w:t>
-            </w:r>
-            <w:proofErr w:type="spellStart"/>
-            <w:r>
-              <w:rPr>
-                <w:rFonts w:ascii="Bookman Old Style" w:hAnsi="Bookman Old Style"/>
-                <w:color w:val="000000" w:themeColor="text1"/>
-              </w:rPr>
-              <w:t>card_redirect_url</w:t>
-            </w:r>
-            <w:proofErr w:type="spellEnd"/>
-            <w:r>
-              <w:rPr>
-                <w:rFonts w:ascii="Bookman Old Style" w:hAnsi="Bookman Old Style"/>
-                <w:color w:val="000000" w:themeColor="text1"/>
-              </w:rPr>
-              <w:t>, action=pay</w:t>
+              <w:t>email, name, payment_method=card, amount, service_paid, reference_id, callback_url, card_redirect_url, action=pay</w:t>
             </w:r>
           </w:p>
         </w:tc>
@@ -10222,13 +8081,6 @@
         <w:tc>
           <w:tcPr>
             <w:tcW w:w="0" w:type="auto"/>
-            <w:tcMar>
-              <w:top w:w="150" w:type="dxa"/>
-              <w:left w:w="0" w:type="dxa"/>
-              <w:bottom w:w="150" w:type="dxa"/>
-              <w:right w:w="240" w:type="dxa"/>
-            </w:tcMar>
-            <w:vAlign w:val="center"/>
             <w:hideMark/>
           </w:tcPr>
           <w:p>
@@ -10250,13 +8102,6 @@
         <w:tc>
           <w:tcPr>
             <w:tcW w:w="0" w:type="auto"/>
-            <w:tcMar>
-              <w:top w:w="150" w:type="dxa"/>
-              <w:left w:w="240" w:type="dxa"/>
-              <w:bottom w:w="150" w:type="dxa"/>
-              <w:right w:w="240" w:type="dxa"/>
-            </w:tcMar>
-            <w:vAlign w:val="center"/>
             <w:hideMark/>
           </w:tcPr>
           <w:p>
@@ -10278,13 +8123,6 @@
         <w:tc>
           <w:tcPr>
             <w:tcW w:w="6532" w:type="dxa"/>
-            <w:tcMar>
-              <w:top w:w="150" w:type="dxa"/>
-              <w:left w:w="240" w:type="dxa"/>
-              <w:bottom w:w="150" w:type="dxa"/>
-              <w:right w:w="0" w:type="dxa"/>
-            </w:tcMar>
-            <w:vAlign w:val="center"/>
             <w:hideMark/>
           </w:tcPr>
           <w:p>
@@ -10299,87 +8137,7 @@
                 <w:rFonts w:ascii="Bookman Old Style" w:hAnsi="Bookman Old Style"/>
                 <w:color w:val="000000" w:themeColor="text1"/>
               </w:rPr>
-              <w:t xml:space="preserve">email, name, </w:t>
-            </w:r>
-            <w:proofErr w:type="spellStart"/>
-            <w:r>
-              <w:rPr>
-                <w:rFonts w:ascii="Bookman Old Style" w:hAnsi="Bookman Old Style"/>
-                <w:color w:val="000000" w:themeColor="text1"/>
-              </w:rPr>
-              <w:t>payment_method</w:t>
-            </w:r>
-            <w:proofErr w:type="spellEnd"/>
-            <w:r>
-              <w:rPr>
-                <w:rFonts w:ascii="Bookman Old Style" w:hAnsi="Bookman Old Style"/>
-                <w:color w:val="000000" w:themeColor="text1"/>
-              </w:rPr>
-              <w:t xml:space="preserve">=MTN_MOMO_RWA, amount, </w:t>
-            </w:r>
-            <w:proofErr w:type="spellStart"/>
-            <w:r>
-              <w:rPr>
-                <w:rFonts w:ascii="Bookman Old Style" w:hAnsi="Bookman Old Style"/>
-                <w:color w:val="000000" w:themeColor="text1"/>
-              </w:rPr>
-              <w:t>payer_phone</w:t>
-            </w:r>
-            <w:proofErr w:type="spellEnd"/>
-            <w:r>
-              <w:rPr>
-                <w:rFonts w:ascii="Bookman Old Style" w:hAnsi="Bookman Old Style"/>
-                <w:color w:val="000000" w:themeColor="text1"/>
-              </w:rPr>
-              <w:t xml:space="preserve">, </w:t>
-            </w:r>
-            <w:proofErr w:type="spellStart"/>
-            <w:r>
-              <w:rPr>
-                <w:rFonts w:ascii="Bookman Old Style" w:hAnsi="Bookman Old Style"/>
-                <w:color w:val="000000" w:themeColor="text1"/>
-              </w:rPr>
-              <w:t>service_paid</w:t>
-            </w:r>
-            <w:proofErr w:type="spellEnd"/>
-            <w:r>
-              <w:rPr>
-                <w:rFonts w:ascii="Bookman Old Style" w:hAnsi="Bookman Old Style"/>
-                <w:color w:val="000000" w:themeColor="text1"/>
-              </w:rPr>
-              <w:t xml:space="preserve">, </w:t>
-            </w:r>
-            <w:proofErr w:type="spellStart"/>
-            <w:r>
-              <w:rPr>
-                <w:rFonts w:ascii="Bookman Old Style" w:hAnsi="Bookman Old Style"/>
-                <w:color w:val="000000" w:themeColor="text1"/>
-              </w:rPr>
-              <w:t>reference_id</w:t>
-            </w:r>
-            <w:proofErr w:type="spellEnd"/>
-            <w:r>
-              <w:rPr>
-                <w:rFonts w:ascii="Bookman Old Style" w:hAnsi="Bookman Old Style"/>
-                <w:color w:val="000000" w:themeColor="text1"/>
-              </w:rPr>
-              <w:t xml:space="preserve">, </w:t>
-            </w:r>
-            <w:proofErr w:type="spellStart"/>
-            <w:r>
-              <w:rPr>
-                <w:rFonts w:ascii="Bookman Old Style" w:hAnsi="Bookman Old Style"/>
-                <w:color w:val="000000" w:themeColor="text1"/>
-              </w:rPr>
-              <w:t>callback_url</w:t>
-            </w:r>
-            <w:proofErr w:type="spellEnd"/>
-            <w:r>
-              <w:rPr>
-                <w:rFonts w:ascii="Bookman Old Style" w:hAnsi="Bookman Old Style"/>
-                <w:color w:val="000000" w:themeColor="text1"/>
-              </w:rPr>
-              <w:t>, action=payout</w:t>
+              <w:t>email, name, payment_method=MTN_MOMO_RWA, amount, payer_phone, service_paid, reference_id, callback_url, action=payout</w:t>
             </w:r>
           </w:p>
         </w:tc>
@@ -10388,13 +8146,6 @@
         <w:tc>
           <w:tcPr>
             <w:tcW w:w="0" w:type="auto"/>
-            <w:tcMar>
-              <w:top w:w="150" w:type="dxa"/>
-              <w:left w:w="0" w:type="dxa"/>
-              <w:bottom w:w="150" w:type="dxa"/>
-              <w:right w:w="240" w:type="dxa"/>
-            </w:tcMar>
-            <w:vAlign w:val="center"/>
             <w:hideMark/>
           </w:tcPr>
           <w:p>
@@ -10416,13 +8167,6 @@
         <w:tc>
           <w:tcPr>
             <w:tcW w:w="0" w:type="auto"/>
-            <w:tcMar>
-              <w:top w:w="150" w:type="dxa"/>
-              <w:left w:w="240" w:type="dxa"/>
-              <w:bottom w:w="150" w:type="dxa"/>
-              <w:right w:w="240" w:type="dxa"/>
-            </w:tcMar>
-            <w:vAlign w:val="center"/>
             <w:hideMark/>
           </w:tcPr>
           <w:p>
@@ -10444,13 +8188,6 @@
         <w:tc>
           <w:tcPr>
             <w:tcW w:w="6532" w:type="dxa"/>
-            <w:tcMar>
-              <w:top w:w="150" w:type="dxa"/>
-              <w:left w:w="240" w:type="dxa"/>
-              <w:bottom w:w="150" w:type="dxa"/>
-              <w:right w:w="0" w:type="dxa"/>
-            </w:tcMar>
-            <w:vAlign w:val="center"/>
             <w:hideMark/>
           </w:tcPr>
           <w:p>
@@ -10460,21 +8197,12 @@
                 <w:color w:val="000000" w:themeColor="text1"/>
               </w:rPr>
             </w:pPr>
-            <w:proofErr w:type="spellStart"/>
             <w:r>
               <w:rPr>
                 <w:rFonts w:ascii="Bookman Old Style" w:hAnsi="Bookman Old Style"/>
                 <w:color w:val="000000" w:themeColor="text1"/>
               </w:rPr>
-              <w:t>reference_id</w:t>
-            </w:r>
-            <w:proofErr w:type="spellEnd"/>
-            <w:r>
-              <w:rPr>
-                <w:rFonts w:ascii="Bookman Old Style" w:hAnsi="Bookman Old Style"/>
-                <w:color w:val="000000" w:themeColor="text1"/>
-              </w:rPr>
-              <w:t xml:space="preserve"> parameter</w:t>
+              <w:t>reference_id parameter</w:t>
             </w:r>
           </w:p>
         </w:tc>
@@ -10483,13 +8211,6 @@
         <w:tc>
           <w:tcPr>
             <w:tcW w:w="0" w:type="auto"/>
-            <w:tcMar>
-              <w:top w:w="150" w:type="dxa"/>
-              <w:left w:w="0" w:type="dxa"/>
-              <w:bottom w:w="150" w:type="dxa"/>
-              <w:right w:w="240" w:type="dxa"/>
-            </w:tcMar>
-            <w:vAlign w:val="center"/>
             <w:hideMark/>
           </w:tcPr>
           <w:p>
@@ -10511,13 +8232,6 @@
         <w:tc>
           <w:tcPr>
             <w:tcW w:w="0" w:type="auto"/>
-            <w:tcMar>
-              <w:top w:w="150" w:type="dxa"/>
-              <w:left w:w="240" w:type="dxa"/>
-              <w:bottom w:w="150" w:type="dxa"/>
-              <w:right w:w="240" w:type="dxa"/>
-            </w:tcMar>
-            <w:vAlign w:val="center"/>
             <w:hideMark/>
           </w:tcPr>
           <w:p>
@@ -10539,13 +8253,6 @@
         <w:tc>
           <w:tcPr>
             <w:tcW w:w="6532" w:type="dxa"/>
-            <w:tcMar>
-              <w:top w:w="150" w:type="dxa"/>
-              <w:left w:w="240" w:type="dxa"/>
-              <w:bottom w:w="150" w:type="dxa"/>
-              <w:right w:w="0" w:type="dxa"/>
-            </w:tcMar>
-            <w:vAlign w:val="center"/>
             <w:hideMark/>
           </w:tcPr>
           <w:p>
@@ -10560,33 +8267,8 @@
                 <w:rFonts w:ascii="Bookman Old Style" w:hAnsi="Bookman Old Style"/>
                 <w:color w:val="000000" w:themeColor="text1"/>
               </w:rPr>
-              <w:t xml:space="preserve">name, </w:t>
+              <w:t>name, tel, message, action=sms</w:t>
             </w:r>
-            <w:proofErr w:type="spellStart"/>
-            <w:r>
-              <w:rPr>
-                <w:rFonts w:ascii="Bookman Old Style" w:hAnsi="Bookman Old Style"/>
-                <w:color w:val="000000" w:themeColor="text1"/>
-              </w:rPr>
-              <w:t>tel</w:t>
-            </w:r>
-            <w:proofErr w:type="spellEnd"/>
-            <w:r>
-              <w:rPr>
-                <w:rFonts w:ascii="Bookman Old Style" w:hAnsi="Bookman Old Style"/>
-                <w:color w:val="000000" w:themeColor="text1"/>
-              </w:rPr>
-              <w:t>, message, action=</w:t>
-            </w:r>
-            <w:proofErr w:type="spellStart"/>
-            <w:r>
-              <w:rPr>
-                <w:rFonts w:ascii="Bookman Old Style" w:hAnsi="Bookman Old Style"/>
-                <w:color w:val="000000" w:themeColor="text1"/>
-              </w:rPr>
-              <w:t>sms</w:t>
-            </w:r>
-            <w:proofErr w:type="spellEnd"/>
           </w:p>
         </w:tc>
       </w:tr>
@@ -10600,13 +8282,54 @@
           <w:color w:val="000000" w:themeColor="text1"/>
         </w:rPr>
       </w:pPr>
-      <w:r>
-        <w:rPr>
-          <w:rFonts w:ascii="Bookman Old Style" w:hAnsi="Bookman Old Style"/>
-          <w:b/>
-          <w:bCs/>
-          <w:color w:val="000000" w:themeColor="text1"/>
-        </w:rPr>
+    </w:p>
+    <w:p>
+      <w:pPr>
+        <w:rPr>
+          <w:rFonts w:ascii="Bookman Old Style" w:hAnsi="Bookman Old Style"/>
+          <w:b/>
+          <w:bCs/>
+          <w:color w:val="000000" w:themeColor="text1"/>
+        </w:rPr>
+      </w:pPr>
+    </w:p>
+    <w:p>
+      <w:pPr>
+        <w:rPr>
+          <w:rFonts w:ascii="Bookman Old Style" w:hAnsi="Bookman Old Style"/>
+          <w:b/>
+          <w:bCs/>
+          <w:color w:val="000000" w:themeColor="text1"/>
+        </w:rPr>
+      </w:pPr>
+    </w:p>
+    <w:p>
+      <w:pPr>
+        <w:rPr>
+          <w:rFonts w:ascii="Bookman Old Style" w:hAnsi="Bookman Old Style"/>
+          <w:b/>
+          <w:bCs/>
+          <w:color w:val="000000" w:themeColor="text1"/>
+        </w:rPr>
+      </w:pPr>
+    </w:p>
+    <w:p>
+      <w:pPr>
+        <w:rPr>
+          <w:rFonts w:ascii="Bookman Old Style" w:hAnsi="Bookman Old Style"/>
+          <w:b/>
+          <w:bCs/>
+          <w:color w:val="000000" w:themeColor="text1"/>
+        </w:rPr>
+      </w:pPr>
+      <w:r>
+        <w:rPr>
+          <w:rFonts w:ascii="Bookman Old Style" w:hAnsi="Bookman Old Style"/>
+          <w:b/>
+          <w:bCs/>
+          <w:color w:val="000000" w:themeColor="text1"/>
+        </w:rPr>
+        <w:lastRenderedPageBreak/>
         <w:t>Reference ID Format</w:t>
       </w:r>
     </w:p>
@@ -10652,7 +8375,6 @@
           <w:rFonts w:ascii="Bookman Old Style" w:hAnsi="Bookman Old Style"/>
           <w:color w:val="000000" w:themeColor="text1"/>
         </w:rPr>
-        <w:lastRenderedPageBreak/>
         <w:t>Example: ORDER-20260215-1234</w:t>
       </w:r>
     </w:p>
@@ -10710,14 +8432,38 @@
         <w:rPr>
           <w:rFonts w:ascii="Bookman Old Style" w:hAnsi="Bookman Old Style"/>
           <w:color w:val="000000" w:themeColor="text1"/>
-        </w:rPr>
-      </w:pPr>
-      <w:r>
-        <w:rPr>
-          <w:rFonts w:ascii="Bookman Old Style" w:hAnsi="Bookman Old Style"/>
-          <w:color w:val="000000" w:themeColor="text1"/>
-        </w:rPr>
-        <w:t>Example: +250785085214</w:t>
+          <w:lang w:val="en-US"/>
+        </w:rPr>
+      </w:pPr>
+      <w:r>
+        <w:rPr>
+          <w:rFonts w:ascii="Bookman Old Style" w:hAnsi="Bookman Old Style"/>
+          <w:color w:val="000000" w:themeColor="text1"/>
+        </w:rPr>
+        <w:t>Example: +25078</w:t>
+      </w:r>
+      <w:r>
+        <w:rPr>
+          <w:rFonts w:ascii="Bookman Old Style" w:hAnsi="Bookman Old Style"/>
+          <w:color w:val="000000" w:themeColor="text1"/>
+          <w:lang w:val="en-US"/>
+        </w:rPr>
+        <w:t>0</w:t>
+      </w:r>
+      <w:r>
+        <w:rPr>
+          <w:rFonts w:ascii="Bookman Old Style" w:hAnsi="Bookman Old Style"/>
+          <w:color w:val="000000" w:themeColor="text1"/>
+        </w:rPr>
+        <w:t>0</w:t>
+      </w:r>
+      <w:r>
+        <w:rPr>
+          <w:rFonts w:ascii="Bookman Old Style" w:hAnsi="Bookman Old Style"/>
+          <w:color w:val="000000" w:themeColor="text1"/>
+          <w:lang w:val="en-US"/>
+        </w:rPr>
+        <w:t>00000</w:t>
       </w:r>
     </w:p>
     <w:p>
@@ -10813,37 +8559,413 @@
           <w:bCs/>
           <w:color w:val="000000" w:themeColor="text1"/>
         </w:rPr>
-        <w:t>Support Email:</w:t>
-      </w:r>
-      <w:r>
-        <w:rPr>
-          <w:rFonts w:ascii="Bookman Old Style" w:hAnsi="Bookman Old Style"/>
-          <w:color w:val="000000" w:themeColor="text1"/>
-        </w:rPr>
-        <w:t> support@lmbtech.rw</w:t>
-      </w:r>
-    </w:p>
-    <w:p>
-      <w:pPr>
-        <w:rPr>
-          <w:rFonts w:ascii="Bookman Old Style" w:hAnsi="Bookman Old Style"/>
-          <w:color w:val="000000" w:themeColor="text1"/>
-        </w:rPr>
-      </w:pPr>
+        <w:t xml:space="preserve">Support </w:t>
+      </w:r>
+      <w:r>
+        <w:rPr>
+          <w:rFonts w:ascii="Bookman Old Style" w:hAnsi="Bookman Old Style"/>
+          <w:b/>
+          <w:bCs/>
+          <w:color w:val="000000" w:themeColor="text1"/>
+          <w:lang w:val="en-US"/>
+        </w:rPr>
+        <w:t>Contacts</w:t>
+      </w:r>
+      <w:r>
+        <w:rPr>
+          <w:rFonts w:ascii="Bookman Old Style" w:hAnsi="Bookman Old Style"/>
+          <w:b/>
+          <w:bCs/>
+          <w:color w:val="000000" w:themeColor="text1"/>
+        </w:rPr>
+        <w:t>:</w:t>
+      </w:r>
+      <w:r>
+        <w:rPr>
+          <w:rFonts w:ascii="Bookman Old Style" w:hAnsi="Bookman Old Style"/>
+          <w:color w:val="000000" w:themeColor="text1"/>
+        </w:rPr>
+        <w:t> </w:t>
+      </w:r>
+      <w:r>
+        <w:rPr>
+          <w:rFonts w:ascii="Bookman Old Style" w:hAnsi="Bookman Old Style"/>
+          <w:color w:val="000000" w:themeColor="text1"/>
+          <w:lang w:val="en-US"/>
+        </w:rPr>
+        <w:t xml:space="preserve">0795600354/email: </w:t>
+      </w:r>
+      <w:r>
+        <w:rPr>
+          <w:rFonts w:ascii="Bookman Old Style" w:hAnsi="Bookman Old Style"/>
+          <w:color w:val="000000" w:themeColor="text1"/>
+          <w:lang w:val="en-US"/>
+        </w:rPr>
+        <w:t>message</w:t>
+      </w:r>
+      <w:r>
+        <w:rPr>
+          <w:rFonts w:ascii="Bookman Old Style" w:hAnsi="Bookman Old Style"/>
+          <w:color w:val="000000" w:themeColor="text1"/>
+        </w:rPr>
+        <w:t>@lmbtech.rw</w:t>
+      </w:r>
     </w:p>
     <w:sectPr>
+      <w:footerReference w:type="default" r:id="rId14"/>
       <w:pgSz w:w="11906" w:h="16838"/>
-      <w:pgMar w:top="1440" w:right="1440" w:bottom="1440" w:left="1440" w:header="708" w:footer="708" w:gutter="0"/>
+      <w:pgMar w:top="1440" w:right="1274" w:bottom="1440" w:left="1440" w:header="170" w:footer="170" w:gutter="0"/>
+      <w:pgNumType w:start="0"/>
       <w:cols w:space="708"/>
+      <w:titlePg/>
       <w:docGrid w:linePitch="360"/>
     </w:sectPr>
   </w:body>
 </w:document>
 </file>
 
+<file path=word/endnotes.xml><?xml version="1.0" encoding="utf-8"?>
+<w:endnotes xmlns:wpc="http://schemas.microsoft.com/office/word/2010/wordprocessingCanvas" xmlns:mc="http://schemas.openxmlformats.org/markup-compatibility/2006" xmlns:o="urn:schemas-microsoft-com:office:office" xmlns:r="http://schemas.openxmlformats.org/officeDocument/2006/relationships" xmlns:m="http://schemas.openxmlformats.org/officeDocument/2006/math" xmlns:v="urn:schemas-microsoft-com:vml" xmlns:wp14="http://schemas.microsoft.com/office/word/2010/wordprocessingDrawing" xmlns:wp="http://schemas.openxmlformats.org/drawingml/2006/wordprocessingDrawing" xmlns:w10="urn:schemas-microsoft-com:office:word" xmlns:w="http://schemas.openxmlformats.org/wordprocessingml/2006/main" xmlns:w14="http://schemas.microsoft.com/office/word/2010/wordml" xmlns:w15="http://schemas.microsoft.com/office/word/2012/wordml" xmlns:wpg="http://schemas.microsoft.com/office/word/2010/wordprocessingGroup" xmlns:wpi="http://schemas.microsoft.com/office/word/2010/wordprocessingInk" xmlns:wne="http://schemas.microsoft.com/office/word/2006/wordml" xmlns:wps="http://schemas.microsoft.com/office/word/2010/wordprocessingShape" mc:Ignorable="w14 w15 wp14">
+  <w:endnote w:type="separator" w:id="-1">
+    <w:p>
+      <w:pPr>
+        <w:spacing w:after="0" w:line="240" w:lineRule="auto"/>
+      </w:pPr>
+      <w:r>
+        <w:separator/>
+      </w:r>
+    </w:p>
+  </w:endnote>
+  <w:endnote w:type="continuationSeparator" w:id="0">
+    <w:p>
+      <w:pPr>
+        <w:spacing w:after="0" w:line="240" w:lineRule="auto"/>
+      </w:pPr>
+      <w:r>
+        <w:continuationSeparator/>
+      </w:r>
+    </w:p>
+  </w:endnote>
+</w:endnotes>
+</file>
+
+<file path=word/footer1.xml><?xml version="1.0" encoding="utf-8"?>
+<w:ftr xmlns:wpc="http://schemas.microsoft.com/office/word/2010/wordprocessingCanvas" xmlns:mc="http://schemas.openxmlformats.org/markup-compatibility/2006" xmlns:o="urn:schemas-microsoft-com:office:office" xmlns:r="http://schemas.openxmlformats.org/officeDocument/2006/relationships" xmlns:m="http://schemas.openxmlformats.org/officeDocument/2006/math" xmlns:v="urn:schemas-microsoft-com:vml" xmlns:wp14="http://schemas.microsoft.com/office/word/2010/wordprocessingDrawing" xmlns:wp="http://schemas.openxmlformats.org/drawingml/2006/wordprocessingDrawing" xmlns:w10="urn:schemas-microsoft-com:office:word" xmlns:w="http://schemas.openxmlformats.org/wordprocessingml/2006/main" xmlns:w14="http://schemas.microsoft.com/office/word/2010/wordml" xmlns:w15="http://schemas.microsoft.com/office/word/2012/wordml" xmlns:wpg="http://schemas.microsoft.com/office/word/2010/wordprocessingGroup" xmlns:wpi="http://schemas.microsoft.com/office/word/2010/wordprocessingInk" xmlns:wne="http://schemas.microsoft.com/office/word/2006/wordml" xmlns:wps="http://schemas.microsoft.com/office/word/2010/wordprocessingShape" mc:Ignorable="w14 w15 wp14">
+  <w:sdt>
+    <w:sdtPr>
+      <w:rPr>
+        <w:rFonts w:ascii="Times New Roman" w:hAnsi="Times New Roman" w:cs="Times New Roman"/>
+        <w:sz w:val="22"/>
+      </w:rPr>
+      <w:id w:val="-664705338"/>
+      <w:docPartObj>
+        <w:docPartGallery w:val="Page Numbers (Bottom of Page)"/>
+        <w:docPartUnique/>
+      </w:docPartObj>
+    </w:sdtPr>
+    <w:sdtContent>
+      <w:sdt>
+        <w:sdtPr>
+          <w:rPr>
+            <w:rFonts w:ascii="Times New Roman" w:hAnsi="Times New Roman" w:cs="Times New Roman"/>
+            <w:sz w:val="22"/>
+          </w:rPr>
+          <w:id w:val="-1769616900"/>
+          <w:docPartObj>
+            <w:docPartGallery w:val="Page Numbers (Top of Page)"/>
+            <w:docPartUnique/>
+          </w:docPartObj>
+        </w:sdtPr>
+        <w:sdtContent>
+          <w:p>
+            <w:pPr>
+              <w:pStyle w:val="Footer"/>
+              <w:jc w:val="right"/>
+              <w:rPr>
+                <w:rFonts w:ascii="Times New Roman" w:hAnsi="Times New Roman" w:cs="Times New Roman"/>
+                <w:sz w:val="22"/>
+              </w:rPr>
+            </w:pPr>
+            <w:r>
+              <w:rPr>
+                <w:rFonts w:ascii="Times New Roman" w:hAnsi="Times New Roman" w:cs="Times New Roman"/>
+                <w:noProof/>
+                <w:sz w:val="22"/>
+              </w:rPr>
+              <mc:AlternateContent>
+                <mc:Choice Requires="wps">
+                  <w:drawing>
+                    <wp:anchor distT="0" distB="0" distL="114300" distR="114300" simplePos="0" relativeHeight="251661312" behindDoc="0" locked="0" layoutInCell="1" hidden="0" allowOverlap="1" wp14:anchorId="5471798F" wp14:editId="7FEF8001">
+                      <wp:simplePos x="0" y="0"/>
+                      <wp:positionH relativeFrom="page">
+                        <wp:posOffset>-25400</wp:posOffset>
+                      </wp:positionH>
+                      <wp:positionV relativeFrom="paragraph">
+                        <wp:posOffset>-81280</wp:posOffset>
+                      </wp:positionV>
+                      <wp:extent cx="9220200" cy="55244"/>
+                      <wp:effectExtent l="0" t="0" r="0" b="2540"/>
+                      <wp:wrapNone/>
+                      <wp:docPr id="5" name="Rectangle 5"/>
+                      <wp:cNvGraphicFramePr/>
+                      <a:graphic xmlns:a="http://schemas.openxmlformats.org/drawingml/2006/main">
+                        <a:graphicData uri="http://schemas.microsoft.com/office/word/2010/wordprocessingShape">
+                          <wps:wsp>
+                            <wps:cNvSpPr/>
+                            <wps:spPr>
+                              <a:xfrm>
+                                <a:off x="0" y="0"/>
+                                <a:ext cx="9220200" cy="55244"/>
+                              </a:xfrm>
+                              <a:prstGeom prst="rect">
+                                <a:avLst/>
+                              </a:prstGeom>
+                              <a:solidFill>
+                                <a:srgbClr val="FFC000"/>
+                              </a:solidFill>
+                              <a:ln>
+                                <a:noFill/>
+                              </a:ln>
+                            </wps:spPr>
+                            <wps:txbx>
+                              <w:txbxContent>
+                                <w:p>
+                                  <w:pPr>
+                                    <w:textDirection w:val="btLr"/>
+                                  </w:pPr>
+                                </w:p>
+                              </w:txbxContent>
+                            </wps:txbx>
+                            <wps:bodyPr spcFirstLastPara="1" wrap="square" lIns="91425" tIns="91425" rIns="91425" bIns="91425" anchor="ctr" anchorCtr="0">
+                              <a:noAutofit/>
+                            </wps:bodyPr>
+                          </wps:wsp>
+                        </a:graphicData>
+                      </a:graphic>
+                    </wp:anchor>
+                  </w:drawing>
+                </mc:Choice>
+                <mc:Fallback>
+                  <w:pict>
+                    <v:rect w14:anchorId="5471798F" id="Rectangle 5" o:spid="_x0000_s1028" style="position:absolute;left:0;text-align:left;margin-left:-2pt;margin-top:-6.4pt;width:726pt;height:4.35pt;z-index:251661312;visibility:visible;mso-wrap-style:square;mso-wrap-distance-left:9pt;mso-wrap-distance-top:0;mso-wrap-distance-right:9pt;mso-wrap-distance-bottom:0;mso-position-horizontal:absolute;mso-position-horizontal-relative:page;mso-position-vertical:absolute;mso-position-vertical-relative:text;v-text-anchor:middle" o:gfxdata="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" fillcolor="#ffc000" stroked="f">
+                      <v:textbox inset="2.53958mm,2.53958mm,2.53958mm,2.53958mm">
+                        <w:txbxContent>
+                          <w:p>
+                            <w:pPr>
+                              <w:textDirection w:val="btLr"/>
+                            </w:pPr>
+                          </w:p>
+                        </w:txbxContent>
+                      </v:textbox>
+                      <w10:wrap anchorx="page"/>
+                    </v:rect>
+                  </w:pict>
+                </mc:Fallback>
+              </mc:AlternateContent>
+            </w:r>
+            <w:r>
+              <w:rPr>
+                <w:rFonts w:ascii="Times New Roman" w:hAnsi="Times New Roman" w:cs="Times New Roman"/>
+                <w:noProof/>
+                <w:sz w:val="22"/>
+              </w:rPr>
+              <w:drawing>
+                <wp:anchor distT="0" distB="0" distL="0" distR="0" simplePos="0" relativeHeight="251659264" behindDoc="1" locked="0" layoutInCell="1" hidden="0" allowOverlap="1" wp14:anchorId="0C0EEBDB" wp14:editId="38837940">
+                  <wp:simplePos x="0" y="0"/>
+                  <wp:positionH relativeFrom="page">
+                    <wp:align>left</wp:align>
+                  </wp:positionH>
+                  <wp:positionV relativeFrom="paragraph">
+                    <wp:posOffset>-127000</wp:posOffset>
+                  </wp:positionV>
+                  <wp:extent cx="9501315" cy="76200"/>
+                  <wp:effectExtent l="0" t="0" r="5080" b="0"/>
+                  <wp:wrapNone/>
+                  <wp:docPr id="6" name="image7.png"/>
+                  <wp:cNvGraphicFramePr/>
+                  <a:graphic xmlns:a="http://schemas.openxmlformats.org/drawingml/2006/main">
+                    <a:graphicData uri="http://schemas.openxmlformats.org/drawingml/2006/picture">
+                      <pic:pic xmlns:pic="http://schemas.openxmlformats.org/drawingml/2006/picture">
+                        <pic:nvPicPr>
+                          <pic:cNvPr id="0" name="image7.png"/>
+                          <pic:cNvPicPr preferRelativeResize="0"/>
+                        </pic:nvPicPr>
+                        <pic:blipFill>
+                          <a:blip r:embed="rId1"/>
+                          <a:srcRect/>
+                          <a:stretch>
+                            <a:fillRect/>
+                          </a:stretch>
+                        </pic:blipFill>
+                        <pic:spPr>
+                          <a:xfrm>
+                            <a:off x="0" y="0"/>
+                            <a:ext cx="9501315" cy="76200"/>
+                          </a:xfrm>
+                          <a:prstGeom prst="rect">
+                            <a:avLst/>
+                          </a:prstGeom>
+                          <a:ln/>
+                        </pic:spPr>
+                      </pic:pic>
+                    </a:graphicData>
+                  </a:graphic>
+                </wp:anchor>
+              </w:drawing>
+            </w:r>
+            <w:r>
+              <w:rPr>
+                <w:rFonts w:ascii="Times New Roman" w:hAnsi="Times New Roman" w:cs="Times New Roman"/>
+                <w:sz w:val="22"/>
+              </w:rPr>
+              <w:t xml:space="preserve">Page </w:t>
+            </w:r>
+            <w:r>
+              <w:rPr>
+                <w:rFonts w:ascii="Times New Roman" w:hAnsi="Times New Roman" w:cs="Times New Roman"/>
+                <w:b/>
+                <w:bCs/>
+                <w:sz w:val="22"/>
+              </w:rPr>
+              <w:fldChar w:fldCharType="begin"/>
+            </w:r>
+            <w:r>
+              <w:rPr>
+                <w:rFonts w:ascii="Times New Roman" w:hAnsi="Times New Roman" w:cs="Times New Roman"/>
+                <w:b/>
+                <w:bCs/>
+                <w:sz w:val="22"/>
+              </w:rPr>
+              <w:instrText xml:space="preserve"> PAGE </w:instrText>
+            </w:r>
+            <w:r>
+              <w:rPr>
+                <w:rFonts w:ascii="Times New Roman" w:hAnsi="Times New Roman" w:cs="Times New Roman"/>
+                <w:b/>
+                <w:bCs/>
+                <w:sz w:val="22"/>
+              </w:rPr>
+              <w:fldChar w:fldCharType="separate"/>
+            </w:r>
+            <w:r>
+              <w:rPr>
+                <w:rFonts w:ascii="Times New Roman" w:hAnsi="Times New Roman" w:cs="Times New Roman"/>
+                <w:b/>
+                <w:bCs/>
+                <w:noProof/>
+                <w:sz w:val="22"/>
+              </w:rPr>
+              <w:t>1</w:t>
+            </w:r>
+            <w:r>
+              <w:rPr>
+                <w:rFonts w:ascii="Times New Roman" w:hAnsi="Times New Roman" w:cs="Times New Roman"/>
+                <w:b/>
+                <w:bCs/>
+                <w:sz w:val="22"/>
+              </w:rPr>
+              <w:fldChar w:fldCharType="end"/>
+            </w:r>
+            <w:r>
+              <w:rPr>
+                <w:rFonts w:ascii="Times New Roman" w:hAnsi="Times New Roman" w:cs="Times New Roman"/>
+                <w:sz w:val="22"/>
+              </w:rPr>
+              <w:t xml:space="preserve"> of </w:t>
+            </w:r>
+            <w:r>
+              <w:rPr>
+                <w:rFonts w:ascii="Times New Roman" w:hAnsi="Times New Roman" w:cs="Times New Roman"/>
+                <w:b/>
+                <w:bCs/>
+                <w:sz w:val="22"/>
+              </w:rPr>
+              <w:fldChar w:fldCharType="begin"/>
+            </w:r>
+            <w:r>
+              <w:rPr>
+                <w:rFonts w:ascii="Times New Roman" w:hAnsi="Times New Roman" w:cs="Times New Roman"/>
+                <w:b/>
+                <w:bCs/>
+                <w:sz w:val="22"/>
+              </w:rPr>
+              <w:instrText xml:space="preserve"> NUMPAGES  </w:instrText>
+            </w:r>
+            <w:r>
+              <w:rPr>
+                <w:rFonts w:ascii="Times New Roman" w:hAnsi="Times New Roman" w:cs="Times New Roman"/>
+                <w:b/>
+                <w:bCs/>
+                <w:sz w:val="22"/>
+              </w:rPr>
+              <w:fldChar w:fldCharType="separate"/>
+            </w:r>
+            <w:r>
+              <w:rPr>
+                <w:rFonts w:ascii="Times New Roman" w:hAnsi="Times New Roman" w:cs="Times New Roman"/>
+                <w:b/>
+                <w:bCs/>
+                <w:noProof/>
+                <w:sz w:val="22"/>
+              </w:rPr>
+              <w:t>13</w:t>
+            </w:r>
+            <w:r>
+              <w:rPr>
+                <w:rFonts w:ascii="Times New Roman" w:hAnsi="Times New Roman" w:cs="Times New Roman"/>
+                <w:b/>
+                <w:bCs/>
+                <w:sz w:val="22"/>
+              </w:rPr>
+              <w:fldChar w:fldCharType="end"/>
+            </w:r>
+          </w:p>
+        </w:sdtContent>
+      </w:sdt>
+    </w:sdtContent>
+  </w:sdt>
+  <w:p>
+    <w:pPr>
+      <w:pStyle w:val="Footer"/>
+      <w:tabs>
+        <w:tab w:val="left" w:pos="3040"/>
+      </w:tabs>
+    </w:pPr>
+    <w:r>
+      <w:tab/>
+    </w:r>
+  </w:p>
+</w:ftr>
+</file>
+
+<file path=word/footnotes.xml><?xml version="1.0" encoding="utf-8"?>
+<w:footnotes xmlns:wpc="http://schemas.microsoft.com/office/word/2010/wordprocessingCanvas" xmlns:mc="http://schemas.openxmlformats.org/markup-compatibility/2006" xmlns:o="urn:schemas-microsoft-com:office:office" xmlns:r="http://schemas.openxmlformats.org/officeDocument/2006/relationships" xmlns:m="http://schemas.openxmlformats.org/officeDocument/2006/math" xmlns:v="urn:schemas-microsoft-com:vml" xmlns:wp14="http://schemas.microsoft.com/office/word/2010/wordprocessingDrawing" xmlns:wp="http://schemas.openxmlformats.org/drawingml/2006/wordprocessingDrawing" xmlns:w10="urn:schemas-microsoft-com:office:word" xmlns:w="http://schemas.openxmlformats.org/wordprocessingml/2006/main" xmlns:w14="http://schemas.microsoft.com/office/word/2010/wordml" xmlns:w15="http://schemas.microsoft.com/office/word/2012/wordml" xmlns:wpg="http://schemas.microsoft.com/office/word/2010/wordprocessingGroup" xmlns:wpi="http://schemas.microsoft.com/office/word/2010/wordprocessingInk" xmlns:wne="http://schemas.microsoft.com/office/word/2006/wordml" xmlns:wps="http://schemas.microsoft.com/office/word/2010/wordprocessingShape" mc:Ignorable="w14 w15 wp14">
+  <w:footnote w:type="separator" w:id="-1">
+    <w:p>
+      <w:pPr>
+        <w:spacing w:after="0" w:line="240" w:lineRule="auto"/>
+      </w:pPr>
+      <w:r>
+        <w:separator/>
+      </w:r>
+    </w:p>
+  </w:footnote>
+  <w:footnote w:type="continuationSeparator" w:id="0">
+    <w:p>
+      <w:pPr>
+        <w:spacing w:after="0" w:line="240" w:lineRule="auto"/>
+      </w:pPr>
+      <w:r>
+        <w:continuationSeparator/>
+      </w:r>
+    </w:p>
+  </w:footnote>
+</w:footnotes>
+</file>
+
 <file path=word/numbering.xml><?xml version="1.0" encoding="utf-8"?>
-<w:numbering xmlns:wpc="http://schemas.microsoft.com/office/word/2010/wordprocessingCanvas" xmlns:cx="http://schemas.microsoft.com/office/drawing/2014/chartex" xmlns:cx1="http://schemas.microsoft.com/office/drawing/2015/9/8/chartex" xmlns:cx2="http://schemas.microsoft.com/office/drawing/2015/10/21/chartex" xmlns:cx3="http://schemas.microsoft.com/office/drawing/2016/5/9/chartex" xmlns:cx4="http://schemas.microsoft.com/office/drawing/2016/5/10/chartex" xmlns:cx5="http://schemas.microsoft.com/office/drawing/2016/5/11/chartex" xmlns:cx6="http://schemas.microsoft.com/office/drawing/2016/5/12/chartex" xmlns:cx7="http://schemas.microsoft.com/office/drawing/2016/5/13/chartex" xmlns:cx8="http://schemas.microsoft.com/office/drawing/2016/5/14/chartex" xmlns:mc="http://schemas.openxmlformats.org/markup-compatibility/2006" xmlns:aink="http://schemas.microsoft.com/office/drawing/2016/ink" xmlns:am3d="http://schemas.microsoft.com/office/drawing/2017/model3d" xmlns:o="urn:schemas-microsoft-com:office:office" xmlns:oel="http://schemas.microsoft.com/office/2019/extlst" xmlns:r="http://schemas.openxmlformats.org/officeDocument/2006/relationships" xmlns:m="http://schemas.openxmlformats.org/officeDocument/2006/math" xmlns:v="urn:schemas-microsoft-com:vml" xmlns:wp14="http://schemas.microsoft.com/office/word/2010/wordprocessingDrawing" xmlns:wp="http://schemas.openxmlformats.org/drawingml/2006/wordprocessingDrawing" xmlns:w10="urn:schemas-microsoft-com:office:word" xmlns:w="http://schemas.openxmlformats.org/wordprocessingml/2006/main" xmlns:w14="http://schemas.microsoft.com/office/word/2010/wordml" xmlns:w15="http://schemas.microsoft.com/office/word/2012/wordml" xmlns:w16cex="http://schemas.microsoft.com/office/word/2018/wordml/cex" xmlns:w16cid="http://schemas.microsoft.com/office/word/2016/wordml/cid" xmlns:w16="http://schemas.microsoft.com/office/word/2018/wordml" xmlns:w16du="http://schemas.microsoft.com/office/word/2023/wordml/word16du" xmlns:w16sdtdh="http://schemas.microsoft.com/office/word/2020/wordml/sdtdatahash" xmlns:w16sdtfl="http://schemas.microsoft.com/office/word/2024/wordml/sdtformatlock" xmlns:w16se="http://schemas.microsoft.com/office/word/2015/wordml/symex" xmlns:wpg="http://schemas.microsoft.com/office/word/2010/wordprocessingGroup" xmlns:wpi="http://schemas.microsoft.com/office/word/2010/wordprocessingInk" xmlns:wne="http://schemas.microsoft.com/office/word/2006/wordml" xmlns:wps="http://schemas.microsoft.com/office/word/2010/wordprocessingShape" mc:Ignorable="w14 w15 w16se w16cid w16 w16cex w16sdtdh w16sdtfl w16du wp14">
-  <w:abstractNum w:abstractNumId="0" w15:restartNumberingAfterBreak="0">
+<w:numbering xmlns:wpc="http://schemas.microsoft.com/office/word/2010/wordprocessingCanvas" xmlns:mc="http://schemas.openxmlformats.org/markup-compatibility/2006" xmlns:o="urn:schemas-microsoft-com:office:office" xmlns:r="http://schemas.openxmlformats.org/officeDocument/2006/relationships" xmlns:m="http://schemas.openxmlformats.org/officeDocument/2006/math" xmlns:v="urn:schemas-microsoft-com:vml" xmlns:wp14="http://schemas.microsoft.com/office/word/2010/wordprocessingDrawing" xmlns:wp="http://schemas.openxmlformats.org/drawingml/2006/wordprocessingDrawing" xmlns:w10="urn:schemas-microsoft-com:office:word" xmlns:w="http://schemas.openxmlformats.org/wordprocessingml/2006/main" xmlns:w14="http://schemas.microsoft.com/office/word/2010/wordml" xmlns:w15="http://schemas.microsoft.com/office/word/2012/wordml" xmlns:wpg="http://schemas.microsoft.com/office/word/2010/wordprocessingGroup" xmlns:wpi="http://schemas.microsoft.com/office/word/2010/wordprocessingInk" xmlns:wne="http://schemas.microsoft.com/office/word/2006/wordml" xmlns:wps="http://schemas.microsoft.com/office/word/2010/wordprocessingShape" mc:Ignorable="w14 w15 wp14">
+  <w:abstractNum w:abstractNumId="0">
     <w:nsid w:val="0E01781C"/>
     <w:multiLevelType w:val="multilevel"/>
     <w:tmpl w:val="2ED2796A"/>
@@ -10956,7 +9078,7 @@
       </w:pPr>
     </w:lvl>
   </w:abstractNum>
-  <w:abstractNum w:abstractNumId="1" w15:restartNumberingAfterBreak="0">
+  <w:abstractNum w:abstractNumId="1">
     <w:nsid w:val="17FE2678"/>
     <w:multiLevelType w:val="multilevel"/>
     <w:tmpl w:val="E9783A4E"/>
@@ -11105,7 +9227,7 @@
       </w:rPr>
     </w:lvl>
   </w:abstractNum>
-  <w:abstractNum w:abstractNumId="2" w15:restartNumberingAfterBreak="0">
+  <w:abstractNum w:abstractNumId="2">
     <w:nsid w:val="1D4213DE"/>
     <w:multiLevelType w:val="multilevel"/>
     <w:tmpl w:val="E50A3EEA"/>
@@ -11254,7 +9376,7 @@
       </w:rPr>
     </w:lvl>
   </w:abstractNum>
-  <w:abstractNum w:abstractNumId="3" w15:restartNumberingAfterBreak="0">
+  <w:abstractNum w:abstractNumId="3">
     <w:nsid w:val="1E58594B"/>
     <w:multiLevelType w:val="multilevel"/>
     <w:tmpl w:val="91D03D60"/>
@@ -11403,7 +9525,7 @@
       </w:rPr>
     </w:lvl>
   </w:abstractNum>
-  <w:abstractNum w:abstractNumId="4" w15:restartNumberingAfterBreak="0">
+  <w:abstractNum w:abstractNumId="4">
     <w:nsid w:val="26460C08"/>
     <w:multiLevelType w:val="multilevel"/>
     <w:tmpl w:val="A3B002C4"/>
@@ -11552,7 +9674,7 @@
       </w:rPr>
     </w:lvl>
   </w:abstractNum>
-  <w:abstractNum w:abstractNumId="5" w15:restartNumberingAfterBreak="0">
+  <w:abstractNum w:abstractNumId="5">
     <w:nsid w:val="315B1AD6"/>
     <w:multiLevelType w:val="multilevel"/>
     <w:tmpl w:val="8F9AB2DA"/>
@@ -11665,7 +9787,7 @@
       </w:pPr>
     </w:lvl>
   </w:abstractNum>
-  <w:abstractNum w:abstractNumId="6" w15:restartNumberingAfterBreak="0">
+  <w:abstractNum w:abstractNumId="6">
     <w:nsid w:val="413C5ECC"/>
     <w:multiLevelType w:val="multilevel"/>
     <w:tmpl w:val="F6BC1C12"/>
@@ -11814,7 +9936,7 @@
       </w:rPr>
     </w:lvl>
   </w:abstractNum>
-  <w:abstractNum w:abstractNumId="7" w15:restartNumberingAfterBreak="0">
+  <w:abstractNum w:abstractNumId="7">
     <w:nsid w:val="416B6B9B"/>
     <w:multiLevelType w:val="multilevel"/>
     <w:tmpl w:val="D5BAF9D4"/>
@@ -11927,7 +10049,7 @@
       </w:pPr>
     </w:lvl>
   </w:abstractNum>
-  <w:abstractNum w:abstractNumId="8" w15:restartNumberingAfterBreak="0">
+  <w:abstractNum w:abstractNumId="8">
     <w:nsid w:val="48ED7B6C"/>
     <w:multiLevelType w:val="multilevel"/>
     <w:tmpl w:val="8340A4B4"/>
@@ -12076,7 +10198,7 @@
       </w:rPr>
     </w:lvl>
   </w:abstractNum>
-  <w:abstractNum w:abstractNumId="9" w15:restartNumberingAfterBreak="0">
+  <w:abstractNum w:abstractNumId="9">
     <w:nsid w:val="4F6D5136"/>
     <w:multiLevelType w:val="multilevel"/>
     <w:tmpl w:val="AC84E540"/>
@@ -12189,7 +10311,7 @@
       </w:pPr>
     </w:lvl>
   </w:abstractNum>
-  <w:abstractNum w:abstractNumId="10" w15:restartNumberingAfterBreak="0">
+  <w:abstractNum w:abstractNumId="10">
     <w:nsid w:val="55FA3134"/>
     <w:multiLevelType w:val="multilevel"/>
     <w:tmpl w:val="B7D84B26"/>
@@ -12338,7 +10460,7 @@
       </w:rPr>
     </w:lvl>
   </w:abstractNum>
-  <w:abstractNum w:abstractNumId="11" w15:restartNumberingAfterBreak="0">
+  <w:abstractNum w:abstractNumId="11">
     <w:nsid w:val="586551B7"/>
     <w:multiLevelType w:val="multilevel"/>
     <w:tmpl w:val="661CB55C"/>
@@ -12487,7 +10609,93 @@
       </w:rPr>
     </w:lvl>
   </w:abstractNum>
-  <w:abstractNum w:abstractNumId="12" w15:restartNumberingAfterBreak="0">
+  <w:abstractNum w:abstractNumId="12">
+    <w:nsid w:val="5B9A5BF8"/>
+    <w:multiLevelType w:val="hybridMultilevel"/>
+    <w:tmpl w:val="10C24E54"/>
+    <w:lvl w:ilvl="0" w:tplc="0409000F">
+      <w:start w:val="1"/>
+      <w:numFmt w:val="decimal"/>
+      <w:lvlText w:val="%1."/>
+      <w:lvlJc w:val="left"/>
+      <w:pPr>
+        <w:ind w:left="720" w:hanging="360"/>
+      </w:pPr>
+    </w:lvl>
+    <w:lvl w:ilvl="1" w:tplc="04090019" w:tentative="1">
+      <w:start w:val="1"/>
+      <w:numFmt w:val="lowerLetter"/>
+      <w:lvlText w:val="%2."/>
+      <w:lvlJc w:val="left"/>
+      <w:pPr>
+        <w:ind w:left="1440" w:hanging="360"/>
+      </w:pPr>
+    </w:lvl>
+    <w:lvl w:ilvl="2" w:tplc="0409001B" w:tentative="1">
+      <w:start w:val="1"/>
+      <w:numFmt w:val="lowerRoman"/>
+      <w:lvlText w:val="%3."/>
+      <w:lvlJc w:val="right"/>
+      <w:pPr>
+        <w:ind w:left="2160" w:hanging="180"/>
+      </w:pPr>
+    </w:lvl>
+    <w:lvl w:ilvl="3" w:tplc="0409000F" w:tentative="1">
+      <w:start w:val="1"/>
+      <w:numFmt w:val="decimal"/>
+      <w:lvlText w:val="%4."/>
+      <w:lvlJc w:val="left"/>
+      <w:pPr>
+        <w:ind w:left="2880" w:hanging="360"/>
+      </w:pPr>
+    </w:lvl>
+    <w:lvl w:ilvl="4" w:tplc="04090019" w:tentative="1">
+      <w:start w:val="1"/>
+      <w:numFmt w:val="lowerLetter"/>
+      <w:lvlText w:val="%5."/>
+      <w:lvlJc w:val="left"/>
+      <w:pPr>
+        <w:ind w:left="3600" w:hanging="360"/>
+      </w:pPr>
+    </w:lvl>
+    <w:lvl w:ilvl="5" w:tplc="0409001B" w:tentative="1">
+      <w:start w:val="1"/>
+      <w:numFmt w:val="lowerRoman"/>
+      <w:lvlText w:val="%6."/>
+      <w:lvlJc w:val="right"/>
+      <w:pPr>
+        <w:ind w:left="4320" w:hanging="180"/>
+      </w:pPr>
+    </w:lvl>
+    <w:lvl w:ilvl="6" w:tplc="0409000F" w:tentative="1">
+      <w:start w:val="1"/>
+      <w:numFmt w:val="decimal"/>
+      <w:lvlText w:val="%7."/>
+      <w:lvlJc w:val="left"/>
+      <w:pPr>
+        <w:ind w:left="5040" w:hanging="360"/>
+      </w:pPr>
+    </w:lvl>
+    <w:lvl w:ilvl="7" w:tplc="04090019" w:tentative="1">
+      <w:start w:val="1"/>
+      <w:numFmt w:val="lowerLetter"/>
+      <w:lvlText w:val="%8."/>
+      <w:lvlJc w:val="left"/>
+      <w:pPr>
+        <w:ind w:left="5760" w:hanging="360"/>
+      </w:pPr>
+    </w:lvl>
+    <w:lvl w:ilvl="8" w:tplc="0409001B" w:tentative="1">
+      <w:start w:val="1"/>
+      <w:numFmt w:val="lowerRoman"/>
+      <w:lvlText w:val="%9."/>
+      <w:lvlJc w:val="right"/>
+      <w:pPr>
+        <w:ind w:left="6480" w:hanging="180"/>
+      </w:pPr>
+    </w:lvl>
+  </w:abstractNum>
+  <w:abstractNum w:abstractNumId="13">
     <w:nsid w:val="5E094970"/>
     <w:multiLevelType w:val="multilevel"/>
     <w:tmpl w:val="04BAA6C6"/>
@@ -12636,7 +10844,7 @@
       </w:rPr>
     </w:lvl>
   </w:abstractNum>
-  <w:abstractNum w:abstractNumId="13" w15:restartNumberingAfterBreak="0">
+  <w:abstractNum w:abstractNumId="14">
     <w:nsid w:val="607070A1"/>
     <w:multiLevelType w:val="multilevel"/>
     <w:tmpl w:val="3AC02946"/>
@@ -12749,7 +10957,7 @@
       </w:pPr>
     </w:lvl>
   </w:abstractNum>
-  <w:abstractNum w:abstractNumId="14" w15:restartNumberingAfterBreak="0">
+  <w:abstractNum w:abstractNumId="15">
     <w:nsid w:val="61CF0CAF"/>
     <w:multiLevelType w:val="multilevel"/>
     <w:tmpl w:val="8AD246A6"/>
@@ -12862,7 +11070,7 @@
       </w:pPr>
     </w:lvl>
   </w:abstractNum>
-  <w:abstractNum w:abstractNumId="15" w15:restartNumberingAfterBreak="0">
+  <w:abstractNum w:abstractNumId="16">
     <w:nsid w:val="65955DC9"/>
     <w:multiLevelType w:val="multilevel"/>
     <w:tmpl w:val="64FC81FA"/>
@@ -13011,7 +11219,7 @@
       </w:rPr>
     </w:lvl>
   </w:abstractNum>
-  <w:abstractNum w:abstractNumId="16" w15:restartNumberingAfterBreak="0">
+  <w:abstractNum w:abstractNumId="17">
     <w:nsid w:val="66ED6C04"/>
     <w:multiLevelType w:val="multilevel"/>
     <w:tmpl w:val="325C4576"/>
@@ -13128,7 +11336,7 @@
       </w:pPr>
     </w:lvl>
   </w:abstractNum>
-  <w:abstractNum w:abstractNumId="17" w15:restartNumberingAfterBreak="0">
+  <w:abstractNum w:abstractNumId="18">
     <w:nsid w:val="6B195E0F"/>
     <w:multiLevelType w:val="multilevel"/>
     <w:tmpl w:val="85EE6E18"/>
@@ -13277,7 +11485,7 @@
       </w:rPr>
     </w:lvl>
   </w:abstractNum>
-  <w:abstractNum w:abstractNumId="18" w15:restartNumberingAfterBreak="0">
+  <w:abstractNum w:abstractNumId="19">
     <w:nsid w:val="6BAF551D"/>
     <w:multiLevelType w:val="multilevel"/>
     <w:tmpl w:val="1DC220CC"/>
@@ -13426,68 +11634,71 @@
       </w:rPr>
     </w:lvl>
   </w:abstractNum>
-  <w:num w:numId="1" w16cid:durableId="817500428">
+  <w:num w:numId="1">
     <w:abstractNumId w:val="9"/>
   </w:num>
-  <w:num w:numId="2" w16cid:durableId="188959275">
+  <w:num w:numId="2">
     <w:abstractNumId w:val="3"/>
   </w:num>
-  <w:num w:numId="3" w16cid:durableId="550267766">
+  <w:num w:numId="3">
     <w:abstractNumId w:val="0"/>
   </w:num>
-  <w:num w:numId="4" w16cid:durableId="1921716003">
+  <w:num w:numId="4">
+    <w:abstractNumId w:val="14"/>
+  </w:num>
+  <w:num w:numId="5">
+    <w:abstractNumId w:val="15"/>
+  </w:num>
+  <w:num w:numId="6">
+    <w:abstractNumId w:val="16"/>
+  </w:num>
+  <w:num w:numId="7">
+    <w:abstractNumId w:val="17"/>
+  </w:num>
+  <w:num w:numId="8">
+    <w:abstractNumId w:val="2"/>
+  </w:num>
+  <w:num w:numId="9">
+    <w:abstractNumId w:val="5"/>
+  </w:num>
+  <w:num w:numId="10">
+    <w:abstractNumId w:val="11"/>
+  </w:num>
+  <w:num w:numId="11">
+    <w:abstractNumId w:val="6"/>
+  </w:num>
+  <w:num w:numId="12">
+    <w:abstractNumId w:val="7"/>
+  </w:num>
+  <w:num w:numId="13">
+    <w:abstractNumId w:val="4"/>
+  </w:num>
+  <w:num w:numId="14">
+    <w:abstractNumId w:val="19"/>
+  </w:num>
+  <w:num w:numId="15">
+    <w:abstractNumId w:val="10"/>
+  </w:num>
+  <w:num w:numId="16">
+    <w:abstractNumId w:val="18"/>
+  </w:num>
+  <w:num w:numId="17">
+    <w:abstractNumId w:val="8"/>
+  </w:num>
+  <w:num w:numId="18">
+    <w:abstractNumId w:val="1"/>
+  </w:num>
+  <w:num w:numId="19">
     <w:abstractNumId w:val="13"/>
   </w:num>
-  <w:num w:numId="5" w16cid:durableId="1549223719">
-    <w:abstractNumId w:val="14"/>
-  </w:num>
-  <w:num w:numId="6" w16cid:durableId="1705592760">
-    <w:abstractNumId w:val="15"/>
-  </w:num>
-  <w:num w:numId="7" w16cid:durableId="282737521">
-    <w:abstractNumId w:val="16"/>
-  </w:num>
-  <w:num w:numId="8" w16cid:durableId="241566754">
-    <w:abstractNumId w:val="2"/>
-  </w:num>
-  <w:num w:numId="9" w16cid:durableId="1949658636">
-    <w:abstractNumId w:val="5"/>
-  </w:num>
-  <w:num w:numId="10" w16cid:durableId="54858427">
-    <w:abstractNumId w:val="11"/>
-  </w:num>
-  <w:num w:numId="11" w16cid:durableId="498693789">
-    <w:abstractNumId w:val="6"/>
-  </w:num>
-  <w:num w:numId="12" w16cid:durableId="64257673">
-    <w:abstractNumId w:val="7"/>
-  </w:num>
-  <w:num w:numId="13" w16cid:durableId="836461605">
-    <w:abstractNumId w:val="4"/>
-  </w:num>
-  <w:num w:numId="14" w16cid:durableId="1068958318">
-    <w:abstractNumId w:val="18"/>
-  </w:num>
-  <w:num w:numId="15" w16cid:durableId="1118403965">
-    <w:abstractNumId w:val="10"/>
-  </w:num>
-  <w:num w:numId="16" w16cid:durableId="109083514">
-    <w:abstractNumId w:val="17"/>
-  </w:num>
-  <w:num w:numId="17" w16cid:durableId="28458425">
-    <w:abstractNumId w:val="8"/>
-  </w:num>
-  <w:num w:numId="18" w16cid:durableId="417554790">
-    <w:abstractNumId w:val="1"/>
-  </w:num>
-  <w:num w:numId="19" w16cid:durableId="1322393742">
+  <w:num w:numId="20">
     <w:abstractNumId w:val="12"/>
   </w:num>
 </w:numbering>
 </file>
 
 <file path=word/styles.xml><?xml version="1.0" encoding="utf-8"?>
-<w:styles xmlns:mc="http://schemas.openxmlformats.org/markup-compatibility/2006" xmlns:r="http://schemas.openxmlformats.org/officeDocument/2006/relationships" xmlns:w="http://schemas.openxmlformats.org/wordprocessingml/2006/main" xmlns:w14="http://schemas.microsoft.com/office/word/2010/wordml" xmlns:w15="http://schemas.microsoft.com/office/word/2012/wordml" xmlns:w16cex="http://schemas.microsoft.com/office/word/2018/wordml/cex" xmlns:w16cid="http://schemas.microsoft.com/office/word/2016/wordml/cid" xmlns:w16="http://schemas.microsoft.com/office/word/2018/wordml" xmlns:w16du="http://schemas.microsoft.com/office/word/2023/wordml/word16du" xmlns:w16sdtdh="http://schemas.microsoft.com/office/word/2020/wordml/sdtdatahash" xmlns:w16sdtfl="http://schemas.microsoft.com/office/word/2024/wordml/sdtformatlock" xmlns:w16se="http://schemas.microsoft.com/office/word/2015/wordml/symex" mc:Ignorable="w14 w15 w16se w16cid w16 w16cex w16sdtdh w16sdtfl w16du">
+<w:styles xmlns:mc="http://schemas.openxmlformats.org/markup-compatibility/2006" xmlns:r="http://schemas.openxmlformats.org/officeDocument/2006/relationships" xmlns:w="http://schemas.openxmlformats.org/wordprocessingml/2006/main" xmlns:w14="http://schemas.microsoft.com/office/word/2010/wordml" xmlns:w15="http://schemas.microsoft.com/office/word/2012/wordml" mc:Ignorable="w14 w15">
   <w:docDefaults>
     <w:rPrDefault>
       <w:rPr>
@@ -13505,7 +11716,7 @@
       </w:pPr>
     </w:pPrDefault>
   </w:docDefaults>
-  <w:latentStyles w:defLockedState="0" w:defUIPriority="99" w:defSemiHidden="0" w:defUnhideWhenUsed="0" w:defQFormat="0" w:count="376">
+  <w:latentStyles w:defLockedState="0" w:defUIPriority="99" w:defSemiHidden="0" w:defUnhideWhenUsed="0" w:defQFormat="0" w:count="371">
     <w:lsdException w:name="Normal" w:uiPriority="0" w:qFormat="1"/>
     <w:lsdException w:name="heading 1" w:uiPriority="9" w:qFormat="1"/>
     <w:lsdException w:name="heading 2" w:semiHidden="1" w:uiPriority="9" w:unhideWhenUsed="1" w:qFormat="1"/>
@@ -13877,11 +12088,6 @@
     <w:lsdException w:name="List Table 5 Dark Accent 6" w:uiPriority="50"/>
     <w:lsdException w:name="List Table 6 Colorful Accent 6" w:uiPriority="51"/>
     <w:lsdException w:name="List Table 7 Colorful Accent 6" w:uiPriority="52"/>
-    <w:lsdException w:name="Mention" w:semiHidden="1" w:unhideWhenUsed="1"/>
-    <w:lsdException w:name="Smart Hyperlink" w:semiHidden="1" w:unhideWhenUsed="1"/>
-    <w:lsdException w:name="Hashtag" w:semiHidden="1" w:unhideWhenUsed="1"/>
-    <w:lsdException w:name="Unresolved Mention" w:semiHidden="1" w:unhideWhenUsed="1"/>
-    <w:lsdException w:name="Smart Link" w:semiHidden="1" w:unhideWhenUsed="1"/>
   </w:latentStyles>
   <w:style w:type="paragraph" w:default="1" w:styleId="Normal">
     <w:name w:val="Normal"/>
@@ -13914,10 +12120,9 @@
     <w:next w:val="Normal"/>
     <w:link w:val="Heading2Char"/>
     <w:uiPriority w:val="9"/>
-    <w:semiHidden/>
     <w:unhideWhenUsed/>
     <w:qFormat/>
-    <w:rsid w:val="009C4BAE"/>
+    <w:rsid w:val="00924A2B"/>
     <w:pPr>
       <w:keepNext/>
       <w:keepLines/>
@@ -13925,8 +12130,9 @@
       <w:outlineLvl w:val="1"/>
     </w:pPr>
     <w:rPr>
-      <w:rFonts w:asciiTheme="majorHAnsi" w:eastAsiaTheme="majorEastAsia" w:hAnsiTheme="majorHAnsi" w:cstheme="majorBidi"/>
-      <w:color w:val="0F4761" w:themeColor="accent1" w:themeShade="BF"/>
+      <w:rFonts w:ascii="Times New Roman" w:eastAsiaTheme="majorEastAsia" w:hAnsi="Times New Roman" w:cstheme="majorBidi"/>
+      <w:b/>
+      <w:color w:val="000000" w:themeColor="text1"/>
       <w:sz w:val="32"/>
       <w:szCs w:val="32"/>
     </w:rPr>
@@ -13936,11 +12142,11 @@
     <w:basedOn w:val="Normal"/>
     <w:next w:val="Normal"/>
     <w:link w:val="Heading3Char"/>
+    <w:autoRedefine/>
     <w:uiPriority w:val="9"/>
-    <w:semiHidden/>
     <w:unhideWhenUsed/>
     <w:qFormat/>
-    <w:rsid w:val="009C4BAE"/>
+    <w:rsid w:val="00924A2B"/>
     <w:pPr>
       <w:keepNext/>
       <w:keepLines/>
@@ -13949,8 +12155,8 @@
     </w:pPr>
     <w:rPr>
       <w:rFonts w:eastAsiaTheme="majorEastAsia" w:cstheme="majorBidi"/>
-      <w:color w:val="0F4761" w:themeColor="accent1" w:themeShade="BF"/>
-      <w:sz w:val="28"/>
+      <w:b/>
+      <w:color w:val="000000" w:themeColor="text1"/>
       <w:szCs w:val="28"/>
     </w:rPr>
   </w:style>
@@ -14131,11 +12337,11 @@
     <w:basedOn w:val="DefaultParagraphFont"/>
     <w:link w:val="Heading2"/>
     <w:uiPriority w:val="9"/>
-    <w:semiHidden/>
-    <w:rsid w:val="009C4BAE"/>
+    <w:rsid w:val="00924A2B"/>
     <w:rPr>
-      <w:rFonts w:asciiTheme="majorHAnsi" w:eastAsiaTheme="majorEastAsia" w:hAnsiTheme="majorHAnsi" w:cstheme="majorBidi"/>
-      <w:color w:val="0F4761" w:themeColor="accent1" w:themeShade="BF"/>
+      <w:rFonts w:ascii="Times New Roman" w:eastAsiaTheme="majorEastAsia" w:hAnsi="Times New Roman" w:cstheme="majorBidi"/>
+      <w:b/>
+      <w:color w:val="000000" w:themeColor="text1"/>
       <w:sz w:val="32"/>
       <w:szCs w:val="32"/>
     </w:rPr>
@@ -14145,12 +12351,11 @@
     <w:basedOn w:val="DefaultParagraphFont"/>
     <w:link w:val="Heading3"/>
     <w:uiPriority w:val="9"/>
-    <w:semiHidden/>
-    <w:rsid w:val="009C4BAE"/>
+    <w:rsid w:val="00924A2B"/>
     <w:rPr>
       <w:rFonts w:eastAsiaTheme="majorEastAsia" w:cstheme="majorBidi"/>
-      <w:color w:val="0F4761" w:themeColor="accent1" w:themeShade="BF"/>
-      <w:sz w:val="28"/>
+      <w:b/>
+      <w:color w:val="000000" w:themeColor="text1"/>
       <w:szCs w:val="28"/>
     </w:rPr>
   </w:style>
@@ -14414,7 +12619,7 @@
       <w:u w:val="single"/>
     </w:rPr>
   </w:style>
-  <w:style w:type="character" w:styleId="UnresolvedMention">
+  <w:style w:type="character" w:customStyle="1" w:styleId="UnresolvedMention">
     <w:name w:val="Unresolved Mention"/>
     <w:basedOn w:val="DefaultParagraphFont"/>
     <w:uiPriority w:val="99"/>
@@ -14458,7 +12663,723 @@
       <w:spacing w:after="100"/>
     </w:pPr>
   </w:style>
+  <w:style w:type="table" w:styleId="TableGridLight">
+    <w:name w:val="Grid Table Light"/>
+    <w:basedOn w:val="TableNormal"/>
+    <w:uiPriority w:val="40"/>
+    <w:rsid w:val="008B7F67"/>
+    <w:pPr>
+      <w:spacing w:after="0" w:line="240" w:lineRule="auto"/>
+    </w:pPr>
+    <w:tblPr>
+      <w:tblInd w:w="0" w:type="dxa"/>
+      <w:tblBorders>
+        <w:top w:val="single" w:sz="4" w:space="0" w:color="BFBFBF" w:themeColor="background1" w:themeShade="BF"/>
+        <w:left w:val="single" w:sz="4" w:space="0" w:color="BFBFBF" w:themeColor="background1" w:themeShade="BF"/>
+        <w:bottom w:val="single" w:sz="4" w:space="0" w:color="BFBFBF" w:themeColor="background1" w:themeShade="BF"/>
+        <w:right w:val="single" w:sz="4" w:space="0" w:color="BFBFBF" w:themeColor="background1" w:themeShade="BF"/>
+        <w:insideH w:val="single" w:sz="4" w:space="0" w:color="BFBFBF" w:themeColor="background1" w:themeShade="BF"/>
+        <w:insideV w:val="single" w:sz="4" w:space="0" w:color="BFBFBF" w:themeColor="background1" w:themeShade="BF"/>
+      </w:tblBorders>
+      <w:tblCellMar>
+        <w:top w:w="0" w:type="dxa"/>
+        <w:left w:w="108" w:type="dxa"/>
+        <w:bottom w:w="0" w:type="dxa"/>
+        <w:right w:w="108" w:type="dxa"/>
+      </w:tblCellMar>
+    </w:tblPr>
+  </w:style>
+  <w:style w:type="paragraph" w:styleId="TOC2">
+    <w:name w:val="toc 2"/>
+    <w:basedOn w:val="Normal"/>
+    <w:next w:val="Normal"/>
+    <w:autoRedefine/>
+    <w:uiPriority w:val="39"/>
+    <w:unhideWhenUsed/>
+    <w:rsid w:val="00924A2B"/>
+    <w:pPr>
+      <w:spacing w:after="100"/>
+      <w:ind w:left="240"/>
+    </w:pPr>
+  </w:style>
+  <w:style w:type="paragraph" w:styleId="TOC3">
+    <w:name w:val="toc 3"/>
+    <w:basedOn w:val="Normal"/>
+    <w:next w:val="Normal"/>
+    <w:autoRedefine/>
+    <w:uiPriority w:val="39"/>
+    <w:unhideWhenUsed/>
+    <w:rsid w:val="00924A2B"/>
+    <w:pPr>
+      <w:spacing w:after="100"/>
+      <w:ind w:left="480"/>
+    </w:pPr>
+  </w:style>
+  <w:style w:type="table" w:styleId="TableGrid">
+    <w:name w:val="Table Grid"/>
+    <w:basedOn w:val="TableNormal"/>
+    <w:uiPriority w:val="39"/>
+    <w:rsid w:val="005C76A3"/>
+    <w:pPr>
+      <w:spacing w:after="0" w:line="240" w:lineRule="auto"/>
+    </w:pPr>
+    <w:tblPr>
+      <w:tblInd w:w="0" w:type="dxa"/>
+      <w:tblBorders>
+        <w:top w:val="single" w:sz="4" w:space="0" w:color="auto"/>
+        <w:left w:val="single" w:sz="4" w:space="0" w:color="auto"/>
+        <w:bottom w:val="single" w:sz="4" w:space="0" w:color="auto"/>
+        <w:right w:val="single" w:sz="4" w:space="0" w:color="auto"/>
+        <w:insideH w:val="single" w:sz="4" w:space="0" w:color="auto"/>
+        <w:insideV w:val="single" w:sz="4" w:space="0" w:color="auto"/>
+      </w:tblBorders>
+      <w:tblCellMar>
+        <w:top w:w="0" w:type="dxa"/>
+        <w:left w:w="108" w:type="dxa"/>
+        <w:bottom w:w="0" w:type="dxa"/>
+        <w:right w:w="108" w:type="dxa"/>
+      </w:tblCellMar>
+    </w:tblPr>
+  </w:style>
+  <w:style w:type="paragraph" w:styleId="Header">
+    <w:name w:val="header"/>
+    <w:basedOn w:val="Normal"/>
+    <w:link w:val="HeaderChar"/>
+    <w:uiPriority w:val="99"/>
+    <w:unhideWhenUsed/>
+    <w:rsid w:val="0061690C"/>
+    <w:pPr>
+      <w:tabs>
+        <w:tab w:val="center" w:pos="4680"/>
+        <w:tab w:val="right" w:pos="9360"/>
+      </w:tabs>
+      <w:spacing w:after="0" w:line="240" w:lineRule="auto"/>
+    </w:pPr>
+  </w:style>
+  <w:style w:type="character" w:customStyle="1" w:styleId="HeaderChar">
+    <w:name w:val="Header Char"/>
+    <w:basedOn w:val="DefaultParagraphFont"/>
+    <w:link w:val="Header"/>
+    <w:uiPriority w:val="99"/>
+    <w:rsid w:val="0061690C"/>
+  </w:style>
+  <w:style w:type="paragraph" w:styleId="Footer">
+    <w:name w:val="footer"/>
+    <w:basedOn w:val="Normal"/>
+    <w:link w:val="FooterChar"/>
+    <w:uiPriority w:val="99"/>
+    <w:unhideWhenUsed/>
+    <w:rsid w:val="0061690C"/>
+    <w:pPr>
+      <w:tabs>
+        <w:tab w:val="center" w:pos="4680"/>
+        <w:tab w:val="right" w:pos="9360"/>
+      </w:tabs>
+      <w:spacing w:after="0" w:line="240" w:lineRule="auto"/>
+    </w:pPr>
+  </w:style>
+  <w:style w:type="character" w:customStyle="1" w:styleId="FooterChar">
+    <w:name w:val="Footer Char"/>
+    <w:basedOn w:val="DefaultParagraphFont"/>
+    <w:link w:val="Footer"/>
+    <w:uiPriority w:val="99"/>
+    <w:rsid w:val="0061690C"/>
+  </w:style>
+  <w:style w:type="paragraph" w:styleId="NoSpacing">
+    <w:name w:val="No Spacing"/>
+    <w:link w:val="NoSpacingChar"/>
+    <w:uiPriority w:val="1"/>
+    <w:qFormat/>
+    <w:rsid w:val="004E32AA"/>
+    <w:pPr>
+      <w:spacing w:after="0" w:line="240" w:lineRule="auto"/>
+    </w:pPr>
+    <w:rPr>
+      <w:rFonts w:eastAsiaTheme="minorEastAsia"/>
+      <w:kern w:val="0"/>
+      <w:sz w:val="22"/>
+      <w:szCs w:val="22"/>
+      <w:lang w:val="en-US"/>
+      <w14:ligatures w14:val="none"/>
+    </w:rPr>
+  </w:style>
+  <w:style w:type="character" w:customStyle="1" w:styleId="NoSpacingChar">
+    <w:name w:val="No Spacing Char"/>
+    <w:basedOn w:val="DefaultParagraphFont"/>
+    <w:link w:val="NoSpacing"/>
+    <w:uiPriority w:val="1"/>
+    <w:rsid w:val="004E32AA"/>
+    <w:rPr>
+      <w:rFonts w:eastAsiaTheme="minorEastAsia"/>
+      <w:kern w:val="0"/>
+      <w:sz w:val="22"/>
+      <w:szCs w:val="22"/>
+      <w:lang w:val="en-US"/>
+      <w14:ligatures w14:val="none"/>
+    </w:rPr>
+  </w:style>
 </w:styles>
+</file>
+
+<file path=word/glossary/document.xml><?xml version="1.0" encoding="utf-8"?>
+<w:glossaryDocument xmlns:wpc="http://schemas.microsoft.com/office/word/2010/wordprocessingCanvas" xmlns:mc="http://schemas.openxmlformats.org/markup-compatibility/2006" xmlns:o="urn:schemas-microsoft-com:office:office" xmlns:r="http://schemas.openxmlformats.org/officeDocument/2006/relationships" xmlns:m="http://schemas.openxmlformats.org/officeDocument/2006/math" xmlns:v="urn:schemas-microsoft-com:vml" xmlns:wp14="http://schemas.microsoft.com/office/word/2010/wordprocessingDrawing" xmlns:wp="http://schemas.openxmlformats.org/drawingml/2006/wordprocessingDrawing" xmlns:w10="urn:schemas-microsoft-com:office:word" xmlns:w="http://schemas.openxmlformats.org/wordprocessingml/2006/main" xmlns:w14="http://schemas.microsoft.com/office/word/2010/wordml" xmlns:w15="http://schemas.microsoft.com/office/word/2012/wordml" xmlns:wpg="http://schemas.microsoft.com/office/word/2010/wordprocessingGroup" xmlns:wpi="http://schemas.microsoft.com/office/word/2010/wordprocessingInk" xmlns:wne="http://schemas.microsoft.com/office/word/2006/wordml" xmlns:wps="http://schemas.microsoft.com/office/word/2010/wordprocessingShape" mc:Ignorable="w14 w15 wp14"/>
+</file>
+
+<file path=word/glossary/fontTable.xml><?xml version="1.0" encoding="utf-8"?>
+<w:fonts xmlns:mc="http://schemas.openxmlformats.org/markup-compatibility/2006" xmlns:r="http://schemas.openxmlformats.org/officeDocument/2006/relationships" xmlns:w="http://schemas.openxmlformats.org/wordprocessingml/2006/main" xmlns:w14="http://schemas.microsoft.com/office/word/2010/wordml" xmlns:w15="http://schemas.microsoft.com/office/word/2012/wordml" mc:Ignorable="w14 w15">
+  <w:font w:name="Symbol">
+    <w:panose1 w:val="05050102010706020507"/>
+    <w:charset w:val="02"/>
+    <w:family w:val="roman"/>
+    <w:pitch w:val="variable"/>
+    <w:sig w:usb0="00000000" w:usb1="10000000" w:usb2="00000000" w:usb3="00000000" w:csb0="80000000" w:csb1="00000000"/>
+  </w:font>
+  <w:font w:name="Times New Roman">
+    <w:panose1 w:val="02020603050405020304"/>
+    <w:charset w:val="00"/>
+    <w:family w:val="roman"/>
+    <w:pitch w:val="variable"/>
+    <w:sig w:usb0="E0002EFF" w:usb1="C000785B" w:usb2="00000009" w:usb3="00000000" w:csb0="000001FF" w:csb1="00000000"/>
+  </w:font>
+  <w:font w:name="Courier New">
+    <w:panose1 w:val="02070309020205020404"/>
+    <w:charset w:val="00"/>
+    <w:family w:val="modern"/>
+    <w:pitch w:val="fixed"/>
+    <w:sig w:usb0="E0002EFF" w:usb1="C0007843" w:usb2="00000009" w:usb3="00000000" w:csb0="000001FF" w:csb1="00000000"/>
+  </w:font>
+  <w:font w:name="Wingdings">
+    <w:panose1 w:val="05000000000000000000"/>
+    <w:charset w:val="02"/>
+    <w:family w:val="auto"/>
+    <w:pitch w:val="variable"/>
+    <w:sig w:usb0="00000000" w:usb1="10000000" w:usb2="00000000" w:usb3="00000000" w:csb0="80000000" w:csb1="00000000"/>
+  </w:font>
+  <w:font w:name="Aptos">
+    <w:altName w:val="Arial"/>
+    <w:charset w:val="00"/>
+    <w:family w:val="swiss"/>
+    <w:pitch w:val="variable"/>
+    <w:sig w:usb0="00000001" w:usb1="00000003" w:usb2="00000000" w:usb3="00000000" w:csb0="0000019F" w:csb1="00000000"/>
+  </w:font>
+  <w:font w:name="Aptos Display">
+    <w:altName w:val="Arial"/>
+    <w:charset w:val="00"/>
+    <w:family w:val="swiss"/>
+    <w:pitch w:val="variable"/>
+    <w:sig w:usb0="00000001" w:usb1="00000003" w:usb2="00000000" w:usb3="00000000" w:csb0="0000019F" w:csb1="00000000"/>
+  </w:font>
+  <w:font w:name="Bookman Old Style">
+    <w:panose1 w:val="02050604050505020204"/>
+    <w:charset w:val="00"/>
+    <w:family w:val="roman"/>
+    <w:pitch w:val="variable"/>
+    <w:sig w:usb0="00000287" w:usb1="00000000" w:usb2="00000000" w:usb3="00000000" w:csb0="0000009F" w:csb1="00000000"/>
+  </w:font>
+  <w:font w:name="Book Antiqua">
+    <w:panose1 w:val="02040602050305030304"/>
+    <w:charset w:val="00"/>
+    <w:family w:val="roman"/>
+    <w:pitch w:val="variable"/>
+    <w:sig w:usb0="00000287" w:usb1="00000000" w:usb2="00000000" w:usb3="00000000" w:csb0="0000009F" w:csb1="00000000"/>
+  </w:font>
+  <w:font w:name="Calibri">
+    <w:panose1 w:val="020F0502020204030204"/>
+    <w:charset w:val="00"/>
+    <w:family w:val="swiss"/>
+    <w:pitch w:val="variable"/>
+    <w:sig w:usb0="E4002EFF" w:usb1="C200247B" w:usb2="00000009" w:usb3="00000000" w:csb0="000001FF" w:csb1="00000000"/>
+  </w:font>
+  <w:font w:name="Calibri Light">
+    <w:panose1 w:val="020F0302020204030204"/>
+    <w:charset w:val="00"/>
+    <w:family w:val="swiss"/>
+    <w:pitch w:val="variable"/>
+    <w:sig w:usb0="E4002EFF" w:usb1="C200247B" w:usb2="00000009" w:usb3="00000000" w:csb0="000001FF" w:csb1="00000000"/>
+  </w:font>
+</w:fonts>
+</file>
+
+<file path=word/glossary/settings.xml><?xml version="1.0" encoding="utf-8"?>
+<w:settings xmlns:mc="http://schemas.openxmlformats.org/markup-compatibility/2006" xmlns:o="urn:schemas-microsoft-com:office:office" xmlns:r="http://schemas.openxmlformats.org/officeDocument/2006/relationships" xmlns:m="http://schemas.openxmlformats.org/officeDocument/2006/math" xmlns:v="urn:schemas-microsoft-com:vml" xmlns:w10="urn:schemas-microsoft-com:office:word" xmlns:w="http://schemas.openxmlformats.org/wordprocessingml/2006/main" xmlns:w14="http://schemas.microsoft.com/office/word/2010/wordml" xmlns:w15="http://schemas.microsoft.com/office/word/2012/wordml" xmlns:sl="http://schemas.openxmlformats.org/schemaLibrary/2006/main" mc:Ignorable="w14 w15">
+  <w:view w:val="normal"/>
+  <w:defaultTabStop w:val="720"/>
+  <w:characterSpacingControl w:val="doNotCompress"/>
+  <w:compat>
+    <w:useFELayout/>
+    <w:compatSetting w:name="compatibilityMode" w:uri="http://schemas.microsoft.com/office/word" w:val="15"/>
+    <w:compatSetting w:name="overrideTableStyleFontSizeAndJustification" w:uri="http://schemas.microsoft.com/office/word" w:val="1"/>
+    <w:compatSetting w:name="enableOpenTypeFeatures" w:uri="http://schemas.microsoft.com/office/word" w:val="1"/>
+    <w:compatSetting w:name="doNotFlipMirrorIndents" w:uri="http://schemas.microsoft.com/office/word" w:val="1"/>
+    <w:compatSetting w:name="differentiateMultirowTableHeaders" w:uri="http://schemas.microsoft.com/office/word" w:val="1"/>
+  </w:compat>
+  <w:rsids>
+    <w:rsidRoot w:val="00B03A5E"/>
+    <w:rsid w:val="000B750C"/>
+    <w:rsid w:val="00B03A5E"/>
+  </w:rsids>
+  <m:mathPr>
+    <m:mathFont m:val="Cambria Math"/>
+    <m:brkBin m:val="before"/>
+    <m:brkBinSub m:val="--"/>
+    <m:smallFrac m:val="0"/>
+    <m:dispDef/>
+    <m:lMargin m:val="0"/>
+    <m:rMargin m:val="0"/>
+    <m:defJc m:val="centerGroup"/>
+    <m:wrapIndent m:val="1440"/>
+    <m:intLim m:val="subSup"/>
+    <m:naryLim m:val="undOvr"/>
+  </m:mathPr>
+  <w:themeFontLang w:val="en-US"/>
+  <w:clrSchemeMapping w:bg1="light1" w:t1="dark1" w:bg2="light2" w:t2="dark2" w:accent1="accent1" w:accent2="accent2" w:accent3="accent3" w:accent4="accent4" w:accent5="accent5" w:accent6="accent6" w:hyperlink="hyperlink" w:followedHyperlink="followedHyperlink"/>
+  <w:decimalSymbol w:val="."/>
+  <w:listSeparator w:val=","/>
+  <w15:chartTrackingRefBased/>
+</w:settings>
+</file>
+
+<file path=word/glossary/styles.xml><?xml version="1.0" encoding="utf-8"?>
+<w:styles xmlns:mc="http://schemas.openxmlformats.org/markup-compatibility/2006" xmlns:r="http://schemas.openxmlformats.org/officeDocument/2006/relationships" xmlns:w="http://schemas.openxmlformats.org/wordprocessingml/2006/main" xmlns:w14="http://schemas.microsoft.com/office/word/2010/wordml" xmlns:w15="http://schemas.microsoft.com/office/word/2012/wordml" mc:Ignorable="w14 w15">
+  <w:docDefaults>
+    <w:rPrDefault>
+      <w:rPr>
+        <w:rFonts w:asciiTheme="minorHAnsi" w:eastAsiaTheme="minorEastAsia" w:hAnsiTheme="minorHAnsi" w:cstheme="minorBidi"/>
+        <w:sz w:val="22"/>
+        <w:szCs w:val="22"/>
+        <w:lang w:val="en-US" w:eastAsia="en-US" w:bidi="ar-SA"/>
+      </w:rPr>
+    </w:rPrDefault>
+    <w:pPrDefault>
+      <w:pPr>
+        <w:spacing w:after="160" w:line="259" w:lineRule="auto"/>
+      </w:pPr>
+    </w:pPrDefault>
+  </w:docDefaults>
+  <w:latentStyles w:defLockedState="0" w:defUIPriority="99" w:defSemiHidden="0" w:defUnhideWhenUsed="0" w:defQFormat="0" w:count="371">
+    <w:lsdException w:name="Normal" w:uiPriority="0" w:qFormat="1"/>
+    <w:lsdException w:name="heading 1" w:uiPriority="9" w:qFormat="1"/>
+    <w:lsdException w:name="heading 2" w:semiHidden="1" w:uiPriority="9" w:unhideWhenUsed="1" w:qFormat="1"/>
+    <w:lsdException w:name="heading 3" w:semiHidden="1" w:uiPriority="9" w:unhideWhenUsed="1" w:qFormat="1"/>
+    <w:lsdException w:name="heading 4" w:semiHidden="1" w:uiPriority="9" w:unhideWhenUsed="1" w:qFormat="1"/>
+    <w:lsdException w:name="heading 5" w:semiHidden="1" w:uiPriority="9" w:unhideWhenUsed="1" w:qFormat="1"/>
+    <w:lsdException w:name="heading 6" w:semiHidden="1" w:uiPriority="9" w:unhideWhenUsed="1" w:qFormat="1"/>
+    <w:lsdException w:name="heading 7" w:semiHidden="1" w:uiPriority="9" w:unhideWhenUsed="1" w:qFormat="1"/>
+    <w:lsdException w:name="heading 8" w:semiHidden="1" w:uiPriority="9" w:unhideWhenUsed="1" w:qFormat="1"/>
+    <w:lsdException w:name="heading 9" w:semiHidden="1" w:uiPriority="9" w:unhideWhenUsed="1" w:qFormat="1"/>
+    <w:lsdException w:name="index 1" w:semiHidden="1" w:unhideWhenUsed="1"/>
+    <w:lsdException w:name="index 2" w:semiHidden="1" w:unhideWhenUsed="1"/>
+    <w:lsdException w:name="index 3" w:semiHidden="1" w:unhideWhenUsed="1"/>
+    <w:lsdException w:name="index 4" w:semiHidden="1" w:unhideWhenUsed="1"/>
+    <w:lsdException w:name="index 5" w:semiHidden="1" w:unhideWhenUsed="1"/>
+    <w:lsdException w:name="index 6" w:semiHidden="1" w:unhideWhenUsed="1"/>
+    <w:lsdException w:name="index 7" w:semiHidden="1" w:unhideWhenUsed="1"/>
+    <w:lsdException w:name="index 8" w:semiHidden="1" w:unhideWhenUsed="1"/>
+    <w:lsdException w:name="index 9" w:semiHidden="1" w:unhideWhenUsed="1"/>
+    <w:lsdException w:name="toc 1" w:semiHidden="1" w:uiPriority="39" w:unhideWhenUsed="1"/>
+    <w:lsdException w:name="toc 2" w:semiHidden="1" w:uiPriority="39" w:unhideWhenUsed="1"/>
+    <w:lsdException w:name="toc 3" w:semiHidden="1" w:uiPriority="39" w:unhideWhenUsed="1"/>
+    <w:lsdException w:name="toc 4" w:semiHidden="1" w:uiPriority="39" w:unhideWhenUsed="1"/>
+    <w:lsdException w:name="toc 5" w:semiHidden="1" w:uiPriority="39" w:unhideWhenUsed="1"/>
+    <w:lsdException w:name="toc 6" w:semiHidden="1" w:uiPriority="39" w:unhideWhenUsed="1"/>
+    <w:lsdException w:name="toc 7" w:semiHidden="1" w:uiPriority="39" w:unhideWhenUsed="1"/>
+    <w:lsdException w:name="toc 8" w:semiHidden="1" w:uiPriority="39" w:unhideWhenUsed="1"/>
+    <w:lsdException w:name="toc 9" w:semiHidden="1" w:uiPriority="39" w:unhideWhenUsed="1"/>
+    <w:lsdException w:name="Normal Indent" w:semiHidden="1" w:unhideWhenUsed="1"/>
+    <w:lsdException w:name="footnote text" w:semiHidden="1" w:unhideWhenUsed="1"/>
+    <w:lsdException w:name="annotation text" w:semiHidden="1" w:unhideWhenUsed="1"/>
+    <w:lsdException w:name="header" w:semiHidden="1" w:unhideWhenUsed="1"/>
+    <w:lsdException w:name="footer" w:semiHidden="1" w:unhideWhenUsed="1"/>
+    <w:lsdException w:name="index heading" w:semiHidden="1" w:unhideWhenUsed="1"/>
+    <w:lsdException w:name="caption" w:semiHidden="1" w:uiPriority="35" w:unhideWhenUsed="1" w:qFormat="1"/>
+    <w:lsdException w:name="table of figures" w:semiHidden="1" w:unhideWhenUsed="1"/>
+    <w:lsdException w:name="envelope address" w:semiHidden="1" w:unhideWhenUsed="1"/>
+    <w:lsdException w:name="envelope return" w:semiHidden="1" w:unhideWhenUsed="1"/>
+    <w:lsdException w:name="footnote reference" w:semiHidden="1" w:unhideWhenUsed="1"/>
+    <w:lsdException w:name="annotation reference" w:semiHidden="1" w:unhideWhenUsed="1"/>
+    <w:lsdException w:name="line number" w:semiHidden="1" w:unhideWhenUsed="1"/>
+    <w:lsdException w:name="page number" w:semiHidden="1" w:unhideWhenUsed="1"/>
+    <w:lsdException w:name="endnote reference" w:semiHidden="1" w:unhideWhenUsed="1"/>
+    <w:lsdException w:name="endnote text" w:semiHidden="1" w:unhideWhenUsed="1"/>
+    <w:lsdException w:name="table of authorities" w:semiHidden="1" w:unhideWhenUsed="1"/>
+    <w:lsdException w:name="macro" w:semiHidden="1" w:unhideWhenUsed="1"/>
+    <w:lsdException w:name="toa heading" w:semiHidden="1" w:unhideWhenUsed="1"/>
+    <w:lsdException w:name="List" w:semiHidden="1" w:unhideWhenUsed="1"/>
+    <w:lsdException w:name="List Bullet" w:semiHidden="1" w:unhideWhenUsed="1"/>
+    <w:lsdException w:name="List Number" w:semiHidden="1" w:unhideWhenUsed="1"/>
+    <w:lsdException w:name="List 2" w:semiHidden="1" w:unhideWhenUsed="1"/>
+    <w:lsdException w:name="List 3" w:semiHidden="1" w:unhideWhenUsed="1"/>
+    <w:lsdException w:name="List 4" w:semiHidden="1" w:unhideWhenUsed="1"/>
+    <w:lsdException w:name="List 5" w:semiHidden="1" w:unhideWhenUsed="1"/>
+    <w:lsdException w:name="List Bullet 2" w:semiHidden="1" w:unhideWhenUsed="1"/>
+    <w:lsdException w:name="List Bullet 3" w:semiHidden="1" w:unhideWhenUsed="1"/>
+    <w:lsdException w:name="List Bullet 4" w:semiHidden="1" w:unhideWhenUsed="1"/>
+    <w:lsdException w:name="List Bullet 5" w:semiHidden="1" w:unhideWhenUsed="1"/>
+    <w:lsdException w:name="List Number 2" w:semiHidden="1" w:unhideWhenUsed="1"/>
+    <w:lsdException w:name="List Number 3" w:semiHidden="1" w:unhideWhenUsed="1"/>
+    <w:lsdException w:name="List Number 4" w:semiHidden="1" w:unhideWhenUsed="1"/>
+    <w:lsdException w:name="List Number 5" w:semiHidden="1" w:unhideWhenUsed="1"/>
+    <w:lsdException w:name="Title" w:uiPriority="10" w:qFormat="1"/>
+    <w:lsdException w:name="Closing" w:semiHidden="1" w:unhideWhenUsed="1"/>
+    <w:lsdException w:name="Signature" w:semiHidden="1" w:unhideWhenUsed="1"/>
+    <w:lsdException w:name="Default Paragraph Font" w:semiHidden="1" w:uiPriority="1" w:unhideWhenUsed="1"/>
+    <w:lsdException w:name="Body Text" w:semiHidden="1" w:unhideWhenUsed="1"/>
+    <w:lsdException w:name="Body Text Indent" w:semiHidden="1" w:unhideWhenUsed="1"/>
+    <w:lsdException w:name="List Continue" w:semiHidden="1" w:unhideWhenUsed="1"/>
+    <w:lsdException w:name="List Continue 2" w:semiHidden="1" w:unhideWhenUsed="1"/>
+    <w:lsdException w:name="List Continue 3" w:semiHidden="1" w:unhideWhenUsed="1"/>
+    <w:lsdException w:name="List Continue 4" w:semiHidden="1" w:unhideWhenUsed="1"/>
+    <w:lsdException w:name="List Continue 5" w:semiHidden="1" w:unhideWhenUsed="1"/>
+    <w:lsdException w:name="Message Header" w:semiHidden="1" w:unhideWhenUsed="1"/>
+    <w:lsdException w:name="Subtitle" w:uiPriority="11" w:qFormat="1"/>
+    <w:lsdException w:name="Salutation" w:semiHidden="1" w:unhideWhenUsed="1"/>
+    <w:lsdException w:name="Date" w:semiHidden="1" w:unhideWhenUsed="1"/>
+    <w:lsdException w:name="Body Text First Indent" w:semiHidden="1" w:unhideWhenUsed="1"/>
+    <w:lsdException w:name="Body Text First Indent 2" w:semiHidden="1" w:unhideWhenUsed="1"/>
+    <w:lsdException w:name="Note Heading" w:semiHidden="1" w:unhideWhenUsed="1"/>
+    <w:lsdException w:name="Body Text 2" w:semiHidden="1" w:unhideWhenUsed="1"/>
+    <w:lsdException w:name="Body Text 3" w:semiHidden="1" w:unhideWhenUsed="1"/>
+    <w:lsdException w:name="Body Text Indent 2" w:semiHidden="1" w:unhideWhenUsed="1"/>
+    <w:lsdException w:name="Body Text Indent 3" w:semiHidden="1" w:unhideWhenUsed="1"/>
+    <w:lsdException w:name="Block Text" w:semiHidden="1" w:unhideWhenUsed="1"/>
+    <w:lsdException w:name="Hyperlink" w:semiHidden="1" w:unhideWhenUsed="1"/>
+    <w:lsdException w:name="FollowedHyperlink" w:semiHidden="1" w:unhideWhenUsed="1"/>
+    <w:lsdException w:name="Strong" w:uiPriority="22" w:qFormat="1"/>
+    <w:lsdException w:name="Emphasis" w:uiPriority="20" w:qFormat="1"/>
+    <w:lsdException w:name="Document Map" w:semiHidden="1" w:unhideWhenUsed="1"/>
+    <w:lsdException w:name="Plain Text" w:semiHidden="1" w:unhideWhenUsed="1"/>
+    <w:lsdException w:name="E-mail Signature" w:semiHidden="1" w:unhideWhenUsed="1"/>
+    <w:lsdException w:name="HTML Top of Form" w:semiHidden="1" w:unhideWhenUsed="1"/>
+    <w:lsdException w:name="HTML Bottom of Form" w:semiHidden="1" w:unhideWhenUsed="1"/>
+    <w:lsdException w:name="Normal (Web)" w:semiHidden="1" w:unhideWhenUsed="1"/>
+    <w:lsdException w:name="HTML Acronym" w:semiHidden="1" w:unhideWhenUsed="1"/>
+    <w:lsdException w:name="HTML Address" w:semiHidden="1" w:unhideWhenUsed="1"/>
+    <w:lsdException w:name="HTML Cite" w:semiHidden="1" w:unhideWhenUsed="1"/>
+    <w:lsdException w:name="HTML Code" w:semiHidden="1" w:unhideWhenUsed="1"/>
+    <w:lsdException w:name="HTML Definition" w:semiHidden="1" w:unhideWhenUsed="1"/>
+    <w:lsdException w:name="HTML Keyboard" w:semiHidden="1" w:unhideWhenUsed="1"/>
+    <w:lsdException w:name="HTML Preformatted" w:semiHidden="1" w:unhideWhenUsed="1"/>
+    <w:lsdException w:name="HTML Sample" w:semiHidden="1" w:unhideWhenUsed="1"/>
+    <w:lsdException w:name="HTML Typewriter" w:semiHidden="1" w:unhideWhenUsed="1"/>
+    <w:lsdException w:name="HTML Variable" w:semiHidden="1" w:unhideWhenUsed="1"/>
+    <w:lsdException w:name="Normal Table" w:semiHidden="1" w:unhideWhenUsed="1"/>
+    <w:lsdException w:name="annotation subject" w:semiHidden="1" w:unhideWhenUsed="1"/>
+    <w:lsdException w:name="No List" w:semiHidden="1" w:unhideWhenUsed="1"/>
+    <w:lsdException w:name="Outline List 1" w:semiHidden="1" w:unhideWhenUsed="1"/>
+    <w:lsdException w:name="Outline List 2" w:semiHidden="1" w:unhideWhenUsed="1"/>
+    <w:lsdException w:name="Outline List 3" w:semiHidden="1" w:unhideWhenUsed="1"/>
+    <w:lsdException w:name="Table Simple 1" w:semiHidden="1" w:unhideWhenUsed="1"/>
+    <w:lsdException w:name="Table Simple 2" w:semiHidden="1" w:unhideWhenUsed="1"/>
+    <w:lsdException w:name="Table Simple 3" w:semiHidden="1" w:unhideWhenUsed="1"/>
+    <w:lsdException w:name="Table Classic 1" w:semiHidden="1" w:unhideWhenUsed="1"/>
+    <w:lsdException w:name="Table Classic 2" w:semiHidden="1" w:unhideWhenUsed="1"/>
+    <w:lsdException w:name="Table Classic 3" w:semiHidden="1" w:unhideWhenUsed="1"/>
+    <w:lsdException w:name="Table Classic 4" w:semiHidden="1" w:unhideWhenUsed="1"/>
+    <w:lsdException w:name="Table Colorful 1" w:semiHidden="1" w:unhideWhenUsed="1"/>
+    <w:lsdException w:name="Table Colorful 2" w:semiHidden="1" w:unhideWhenUsed="1"/>
+    <w:lsdException w:name="Table Colorful 3" w:semiHidden="1" w:unhideWhenUsed="1"/>
+    <w:lsdException w:name="Table Columns 1" w:semiHidden="1" w:unhideWhenUsed="1"/>
+    <w:lsdException w:name="Table Columns 2" w:semiHidden="1" w:unhideWhenUsed="1"/>
+    <w:lsdException w:name="Table Columns 3" w:semiHidden="1" w:unhideWhenUsed="1"/>
+    <w:lsdException w:name="Table Columns 4" w:semiHidden="1" w:unhideWhenUsed="1"/>
+    <w:lsdException w:name="Table Columns 5" w:semiHidden="1" w:unhideWhenUsed="1"/>
+    <w:lsdException w:name="Table Grid 1" w:semiHidden="1" w:unhideWhenUsed="1"/>
+    <w:lsdException w:name="Table Grid 2" w:semiHidden="1" w:unhideWhenUsed="1"/>
+    <w:lsdException w:name="Table Grid 3" w:semiHidden="1" w:unhideWhenUsed="1"/>
+    <w:lsdException w:name="Table Grid 4" w:semiHidden="1" w:unhideWhenUsed="1"/>
+    <w:lsdException w:name="Table Grid 5" w:semiHidden="1" w:unhideWhenUsed="1"/>
+    <w:lsdException w:name="Table Grid 6" w:semiHidden="1" w:unhideWhenUsed="1"/>
+    <w:lsdException w:name="Table Grid 7" w:semiHidden="1" w:unhideWhenUsed="1"/>
+    <w:lsdException w:name="Table Grid 8" w:semiHidden="1" w:unhideWhenUsed="1"/>
+    <w:lsdException w:name="Table List 1" w:semiHidden="1" w:unhideWhenUsed="1"/>
+    <w:lsdException w:name="Table List 2" w:semiHidden="1" w:unhideWhenUsed="1"/>
+    <w:lsdException w:name="Table List 3" w:semiHidden="1" w:unhideWhenUsed="1"/>
+    <w:lsdException w:name="Table List 4" w:semiHidden="1" w:unhideWhenUsed="1"/>
+    <w:lsdException w:name="Table List 5" w:semiHidden="1" w:unhideWhenUsed="1"/>
+    <w:lsdException w:name="Table List 6" w:semiHidden="1" w:unhideWhenUsed="1"/>
+    <w:lsdException w:name="Table List 7" w:semiHidden="1" w:unhideWhenUsed="1"/>
+    <w:lsdException w:name="Table List 8" w:semiHidden="1" w:unhideWhenUsed="1"/>
+    <w:lsdException w:name="Table 3D effects 1" w:semiHidden="1" w:unhideWhenUsed="1"/>
+    <w:lsdException w:name="Table 3D effects 2" w:semiHidden="1" w:unhideWhenUsed="1"/>
+    <w:lsdException w:name="Table 3D effects 3" w:semiHidden="1" w:unhideWhenUsed="1"/>
+    <w:lsdException w:name="Table Contemporary" w:semiHidden="1" w:unhideWhenUsed="1"/>
+    <w:lsdException w:name="Table Elegant" w:semiHidden="1" w:unhideWhenUsed="1"/>
+    <w:lsdException w:name="Table Professional" w:semiHidden="1" w:unhideWhenUsed="1"/>
+    <w:lsdException w:name="Table Subtle 1" w:semiHidden="1" w:unhideWhenUsed="1"/>
+    <w:lsdException w:name="Table Subtle 2" w:semiHidden="1" w:unhideWhenUsed="1"/>
+    <w:lsdException w:name="Table Web 1" w:semiHidden="1" w:unhideWhenUsed="1"/>
+    <w:lsdException w:name="Table Web 2" w:semiHidden="1" w:unhideWhenUsed="1"/>
+    <w:lsdException w:name="Table Web 3" w:semiHidden="1" w:unhideWhenUsed="1"/>
+    <w:lsdException w:name="Balloon Text" w:semiHidden="1" w:unhideWhenUsed="1"/>
+    <w:lsdException w:name="Table Grid" w:uiPriority="39"/>
+    <w:lsdException w:name="Table Theme" w:semiHidden="1" w:unhideWhenUsed="1"/>
+    <w:lsdException w:name="Placeholder Text" w:semiHidden="1"/>
+    <w:lsdException w:name="No Spacing" w:uiPriority="1" w:qFormat="1"/>
+    <w:lsdException w:name="Light Shading" w:uiPriority="60"/>
+    <w:lsdException w:name="Light List" w:uiPriority="61"/>
+    <w:lsdException w:name="Light Grid" w:uiPriority="62"/>
+    <w:lsdException w:name="Medium Shading 1" w:uiPriority="63"/>
+    <w:lsdException w:name="Medium Shading 2" w:uiPriority="64"/>
+    <w:lsdException w:name="Medium List 1" w:uiPriority="65"/>
+    <w:lsdException w:name="Medium List 2" w:uiPriority="66"/>
+    <w:lsdException w:name="Medium Grid 1" w:uiPriority="67"/>
+    <w:lsdException w:name="Medium Grid 2" w:uiPriority="68"/>
+    <w:lsdException w:name="Medium Grid 3" w:uiPriority="69"/>
+    <w:lsdException w:name="Dark List" w:uiPriority="70"/>
+    <w:lsdException w:name="Colorful Shading" w:uiPriority="71"/>
+    <w:lsdException w:name="Colorful List" w:uiPriority="72"/>
+    <w:lsdException w:name="Colorful Grid" w:uiPriority="73"/>
+    <w:lsdException w:name="Light Shading Accent 1" w:uiPriority="60"/>
+    <w:lsdException w:name="Light List Accent 1" w:uiPriority="61"/>
+    <w:lsdException w:name="Light Grid Accent 1" w:uiPriority="62"/>
+    <w:lsdException w:name="Medium Shading 1 Accent 1" w:uiPriority="63"/>
+    <w:lsdException w:name="Medium Shading 2 Accent 1" w:uiPriority="64"/>
+    <w:lsdException w:name="Medium List 1 Accent 1" w:uiPriority="65"/>
+    <w:lsdException w:name="Revision" w:semiHidden="1"/>
+    <w:lsdException w:name="List Paragraph" w:uiPriority="34" w:qFormat="1"/>
+    <w:lsdException w:name="Quote" w:uiPriority="29" w:qFormat="1"/>
+    <w:lsdException w:name="Intense Quote" w:uiPriority="30" w:qFormat="1"/>
+    <w:lsdException w:name="Medium List 2 Accent 1" w:uiPriority="66"/>
+    <w:lsdException w:name="Medium Grid 1 Accent 1" w:uiPriority="67"/>
+    <w:lsdException w:name="Medium Grid 2 Accent 1" w:uiPriority="68"/>
+    <w:lsdException w:name="Medium Grid 3 Accent 1" w:uiPriority="69"/>
+    <w:lsdException w:name="Dark List Accent 1" w:uiPriority="70"/>
+    <w:lsdException w:name="Colorful Shading Accent 1" w:uiPriority="71"/>
+    <w:lsdException w:name="Colorful List Accent 1" w:uiPriority="72"/>
+    <w:lsdException w:name="Colorful Grid Accent 1" w:uiPriority="73"/>
+    <w:lsdException w:name="Light Shading Accent 2" w:uiPriority="60"/>
+    <w:lsdException w:name="Light List Accent 2" w:uiPriority="61"/>
+    <w:lsdException w:name="Light Grid Accent 2" w:uiPriority="62"/>
+    <w:lsdException w:name="Medium Shading 1 Accent 2" w:uiPriority="63"/>
+    <w:lsdException w:name="Medium Shading 2 Accent 2" w:uiPriority="64"/>
+    <w:lsdException w:name="Medium List 1 Accent 2" w:uiPriority="65"/>
+    <w:lsdException w:name="Medium List 2 Accent 2" w:uiPriority="66"/>
+    <w:lsdException w:name="Medium Grid 1 Accent 2" w:uiPriority="67"/>
+    <w:lsdException w:name="Medium Grid 2 Accent 2" w:uiPriority="68"/>
+    <w:lsdException w:name="Medium Grid 3 Accent 2" w:uiPriority="69"/>
+    <w:lsdException w:name="Dark List Accent 2" w:uiPriority="70"/>
+    <w:lsdException w:name="Colorful Shading Accent 2" w:uiPriority="71"/>
+    <w:lsdException w:name="Colorful List Accent 2" w:uiPriority="72"/>
+    <w:lsdException w:name="Colorful Grid Accent 2" w:uiPriority="73"/>
+    <w:lsdException w:name="Light Shading Accent 3" w:uiPriority="60"/>
+    <w:lsdException w:name="Light List Accent 3" w:uiPriority="61"/>
+    <w:lsdException w:name="Light Grid Accent 3" w:uiPriority="62"/>
+    <w:lsdException w:name="Medium Shading 1 Accent 3" w:uiPriority="63"/>
+    <w:lsdException w:name="Medium Shading 2 Accent 3" w:uiPriority="64"/>
+    <w:lsdException w:name="Medium List 1 Accent 3" w:uiPriority="65"/>
+    <w:lsdException w:name="Medium List 2 Accent 3" w:uiPriority="66"/>
+    <w:lsdException w:name="Medium Grid 1 Accent 3" w:uiPriority="67"/>
+    <w:lsdException w:name="Medium Grid 2 Accent 3" w:uiPriority="68"/>
+    <w:lsdException w:name="Medium Grid 3 Accent 3" w:uiPriority="69"/>
+    <w:lsdException w:name="Dark List Accent 3" w:uiPriority="70"/>
+    <w:lsdException w:name="Colorful Shading Accent 3" w:uiPriority="71"/>
+    <w:lsdException w:name="Colorful List Accent 3" w:uiPriority="72"/>
+    <w:lsdException w:name="Colorful Grid Accent 3" w:uiPriority="73"/>
+    <w:lsdException w:name="Light Shading Accent 4" w:uiPriority="60"/>
+    <w:lsdException w:name="Light List Accent 4" w:uiPriority="61"/>
+    <w:lsdException w:name="Light Grid Accent 4" w:uiPriority="62"/>
+    <w:lsdException w:name="Medium Shading 1 Accent 4" w:uiPriority="63"/>
+    <w:lsdException w:name="Medium Shading 2 Accent 4" w:uiPriority="64"/>
+    <w:lsdException w:name="Medium List 1 Accent 4" w:uiPriority="65"/>
+    <w:lsdException w:name="Medium List 2 Accent 4" w:uiPriority="66"/>
+    <w:lsdException w:name="Medium Grid 1 Accent 4" w:uiPriority="67"/>
+    <w:lsdException w:name="Medium Grid 2 Accent 4" w:uiPriority="68"/>
+    <w:lsdException w:name="Medium Grid 3 Accent 4" w:uiPriority="69"/>
+    <w:lsdException w:name="Dark List Accent 4" w:uiPriority="70"/>
+    <w:lsdException w:name="Colorful Shading Accent 4" w:uiPriority="71"/>
+    <w:lsdException w:name="Colorful List Accent 4" w:uiPriority="72"/>
+    <w:lsdException w:name="Colorful Grid Accent 4" w:uiPriority="73"/>
+    <w:lsdException w:name="Light Shading Accent 5" w:uiPriority="60"/>
+    <w:lsdException w:name="Light List Accent 5" w:uiPriority="61"/>
+    <w:lsdException w:name="Light Grid Accent 5" w:uiPriority="62"/>
+    <w:lsdException w:name="Medium Shading 1 Accent 5" w:uiPriority="63"/>
+    <w:lsdException w:name="Medium Shading 2 Accent 5" w:uiPriority="64"/>
+    <w:lsdException w:name="Medium List 1 Accent 5" w:uiPriority="65"/>
+    <w:lsdException w:name="Medium List 2 Accent 5" w:uiPriority="66"/>
+    <w:lsdException w:name="Medium Grid 1 Accent 5" w:uiPriority="67"/>
+    <w:lsdException w:name="Medium Grid 2 Accent 5" w:uiPriority="68"/>
+    <w:lsdException w:name="Medium Grid 3 Accent 5" w:uiPriority="69"/>
+    <w:lsdException w:name="Dark List Accent 5" w:uiPriority="70"/>
+    <w:lsdException w:name="Colorful Shading Accent 5" w:uiPriority="71"/>
+    <w:lsdException w:name="Colorful List Accent 5" w:uiPriority="72"/>
+    <w:lsdException w:name="Colorful Grid Accent 5" w:uiPriority="73"/>
+    <w:lsdException w:name="Light Shading Accent 6" w:uiPriority="60"/>
+    <w:lsdException w:name="Light List Accent 6" w:uiPriority="61"/>
+    <w:lsdException w:name="Light Grid Accent 6" w:uiPriority="62"/>
+    <w:lsdException w:name="Medium Shading 1 Accent 6" w:uiPriority="63"/>
+    <w:lsdException w:name="Medium Shading 2 Accent 6" w:uiPriority="64"/>
+    <w:lsdException w:name="Medium List 1 Accent 6" w:uiPriority="65"/>
+    <w:lsdException w:name="Medium List 2 Accent 6" w:uiPriority="66"/>
+    <w:lsdException w:name="Medium Grid 1 Accent 6" w:uiPriority="67"/>
+    <w:lsdException w:name="Medium Grid 2 Accent 6" w:uiPriority="68"/>
+    <w:lsdException w:name="Medium Grid 3 Accent 6" w:uiPriority="69"/>
+    <w:lsdException w:name="Dark List Accent 6" w:uiPriority="70"/>
+    <w:lsdException w:name="Colorful Shading Accent 6" w:uiPriority="71"/>
+    <w:lsdException w:name="Colorful List Accent 6" w:uiPriority="72"/>
+    <w:lsdException w:name="Colorful Grid Accent 6" w:uiPriority="73"/>
+    <w:lsdException w:name="Subtle Emphasis" w:uiPriority="19" w:qFormat="1"/>
+    <w:lsdException w:name="Intense Emphasis" w:uiPriority="21" w:qFormat="1"/>
+    <w:lsdException w:name="Subtle Reference" w:uiPriority="31" w:qFormat="1"/>
+    <w:lsdException w:name="Intense Reference" w:uiPriority="32" w:qFormat="1"/>
+    <w:lsdException w:name="Book Title" w:uiPriority="33" w:qFormat="1"/>
+    <w:lsdException w:name="Bibliography" w:semiHidden="1" w:uiPriority="37" w:unhideWhenUsed="1"/>
+    <w:lsdException w:name="TOC Heading" w:semiHidden="1" w:uiPriority="39" w:unhideWhenUsed="1" w:qFormat="1"/>
+    <w:lsdException w:name="Plain Table 1" w:uiPriority="41"/>
+    <w:lsdException w:name="Plain Table 2" w:uiPriority="42"/>
+    <w:lsdException w:name="Plain Table 3" w:uiPriority="43"/>
+    <w:lsdException w:name="Plain Table 4" w:uiPriority="44"/>
+    <w:lsdException w:name="Plain Table 5" w:uiPriority="45"/>
+    <w:lsdException w:name="Grid Table Light" w:uiPriority="40"/>
+    <w:lsdException w:name="Grid Table 1 Light" w:uiPriority="46"/>
+    <w:lsdException w:name="Grid Table 2" w:uiPriority="47"/>
+    <w:lsdException w:name="Grid Table 3" w:uiPriority="48"/>
+    <w:lsdException w:name="Grid Table 4" w:uiPriority="49"/>
+    <w:lsdException w:name="Grid Table 5 Dark" w:uiPriority="50"/>
+    <w:lsdException w:name="Grid Table 6 Colorful" w:uiPriority="51"/>
+    <w:lsdException w:name="Grid Table 7 Colorful" w:uiPriority="52"/>
+    <w:lsdException w:name="Grid Table 1 Light Accent 1" w:uiPriority="46"/>
+    <w:lsdException w:name="Grid Table 2 Accent 1" w:uiPriority="47"/>
+    <w:lsdException w:name="Grid Table 3 Accent 1" w:uiPriority="48"/>
+    <w:lsdException w:name="Grid Table 4 Accent 1" w:uiPriority="49"/>
+    <w:lsdException w:name="Grid Table 5 Dark Accent 1" w:uiPriority="50"/>
+    <w:lsdException w:name="Grid Table 6 Colorful Accent 1" w:uiPriority="51"/>
+    <w:lsdException w:name="Grid Table 7 Colorful Accent 1" w:uiPriority="52"/>
+    <w:lsdException w:name="Grid Table 1 Light Accent 2" w:uiPriority="46"/>
+    <w:lsdException w:name="Grid Table 2 Accent 2" w:uiPriority="47"/>
+    <w:lsdException w:name="Grid Table 3 Accent 2" w:uiPriority="48"/>
+    <w:lsdException w:name="Grid Table 4 Accent 2" w:uiPriority="49"/>
+    <w:lsdException w:name="Grid Table 5 Dark Accent 2" w:uiPriority="50"/>
+    <w:lsdException w:name="Grid Table 6 Colorful Accent 2" w:uiPriority="51"/>
+    <w:lsdException w:name="Grid Table 7 Colorful Accent 2" w:uiPriority="52"/>
+    <w:lsdException w:name="Grid Table 1 Light Accent 3" w:uiPriority="46"/>
+    <w:lsdException w:name="Grid Table 2 Accent 3" w:uiPriority="47"/>
+    <w:lsdException w:name="Grid Table 3 Accent 3" w:uiPriority="48"/>
+    <w:lsdException w:name="Grid Table 4 Accent 3" w:uiPriority="49"/>
+    <w:lsdException w:name="Grid Table 5 Dark Accent 3" w:uiPriority="50"/>
+    <w:lsdException w:name="Grid Table 6 Colorful Accent 3" w:uiPriority="51"/>
+    <w:lsdException w:name="Grid Table 7 Colorful Accent 3" w:uiPriority="52"/>
+    <w:lsdException w:name="Grid Table 1 Light Accent 4" w:uiPriority="46"/>
+    <w:lsdException w:name="Grid Table 2 Accent 4" w:uiPriority="47"/>
+    <w:lsdException w:name="Grid Table 3 Accent 4" w:uiPriority="48"/>
+    <w:lsdException w:name="Grid Table 4 Accent 4" w:uiPriority="49"/>
+    <w:lsdException w:name="Grid Table 5 Dark Accent 4" w:uiPriority="50"/>
+    <w:lsdException w:name="Grid Table 6 Colorful Accent 4" w:uiPriority="51"/>
+    <w:lsdException w:name="Grid Table 7 Colorful Accent 4" w:uiPriority="52"/>
+    <w:lsdException w:name="Grid Table 1 Light Accent 5" w:uiPriority="46"/>
+    <w:lsdException w:name="Grid Table 2 Accent 5" w:uiPriority="47"/>
+    <w:lsdException w:name="Grid Table 3 Accent 5" w:uiPriority="48"/>
+    <w:lsdException w:name="Grid Table 4 Accent 5" w:uiPriority="49"/>
+    <w:lsdException w:name="Grid Table 5 Dark Accent 5" w:uiPriority="50"/>
+    <w:lsdException w:name="Grid Table 6 Colorful Accent 5" w:uiPriority="51"/>
+    <w:lsdException w:name="Grid Table 7 Colorful Accent 5" w:uiPriority="52"/>
+    <w:lsdException w:name="Grid Table 1 Light Accent 6" w:uiPriority="46"/>
+    <w:lsdException w:name="Grid Table 2 Accent 6" w:uiPriority="47"/>
+    <w:lsdException w:name="Grid Table 3 Accent 6" w:uiPriority="48"/>
+    <w:lsdException w:name="Grid Table 4 Accent 6" w:uiPriority="49"/>
+    <w:lsdException w:name="Grid Table 5 Dark Accent 6" w:uiPriority="50"/>
+    <w:lsdException w:name="Grid Table 6 Colorful Accent 6" w:uiPriority="51"/>
+    <w:lsdException w:name="Grid Table 7 Colorful Accent 6" w:uiPriority="52"/>
+    <w:lsdException w:name="List Table 1 Light" w:uiPriority="46"/>
+    <w:lsdException w:name="List Table 2" w:uiPriority="47"/>
+    <w:lsdException w:name="List Table 3" w:uiPriority="48"/>
+    <w:lsdException w:name="List Table 4" w:uiPriority="49"/>
+    <w:lsdException w:name="List Table 5 Dark" w:uiPriority="50"/>
+    <w:lsdException w:name="List Table 6 Colorful" w:uiPriority="51"/>
+    <w:lsdException w:name="List Table 7 Colorful" w:uiPriority="52"/>
+    <w:lsdException w:name="List Table 1 Light Accent 1" w:uiPriority="46"/>
+    <w:lsdException w:name="List Table 2 Accent 1" w:uiPriority="47"/>
+    <w:lsdException w:name="List Table 3 Accent 1" w:uiPriority="48"/>
+    <w:lsdException w:name="List Table 4 Accent 1" w:uiPriority="49"/>
+    <w:lsdException w:name="List Table 5 Dark Accent 1" w:uiPriority="50"/>
+    <w:lsdException w:name="List Table 6 Colorful Accent 1" w:uiPriority="51"/>
+    <w:lsdException w:name="List Table 7 Colorful Accent 1" w:uiPriority="52"/>
+    <w:lsdException w:name="List Table 1 Light Accent 2" w:uiPriority="46"/>
+    <w:lsdException w:name="List Table 2 Accent 2" w:uiPriority="47"/>
+    <w:lsdException w:name="List Table 3 Accent 2" w:uiPriority="48"/>
+    <w:lsdException w:name="List Table 4 Accent 2" w:uiPriority="49"/>
+    <w:lsdException w:name="List Table 5 Dark Accent 2" w:uiPriority="50"/>
+    <w:lsdException w:name="List Table 6 Colorful Accent 2" w:uiPriority="51"/>
+    <w:lsdException w:name="List Table 7 Colorful Accent 2" w:uiPriority="52"/>
+    <w:lsdException w:name="List Table 1 Light Accent 3" w:uiPriority="46"/>
+    <w:lsdException w:name="List Table 2 Accent 3" w:uiPriority="47"/>
+    <w:lsdException w:name="List Table 3 Accent 3" w:uiPriority="48"/>
+    <w:lsdException w:name="List Table 4 Accent 3" w:uiPriority="49"/>
+    <w:lsdException w:name="List Table 5 Dark Accent 3" w:uiPriority="50"/>
+    <w:lsdException w:name="List Table 6 Colorful Accent 3" w:uiPriority="51"/>
+    <w:lsdException w:name="List Table 7 Colorful Accent 3" w:uiPriority="52"/>
+    <w:lsdException w:name="List Table 1 Light Accent 4" w:uiPriority="46"/>
+    <w:lsdException w:name="List Table 2 Accent 4" w:uiPriority="47"/>
+    <w:lsdException w:name="List Table 3 Accent 4" w:uiPriority="48"/>
+    <w:lsdException w:name="List Table 4 Accent 4" w:uiPriority="49"/>
+    <w:lsdException w:name="List Table 5 Dark Accent 4" w:uiPriority="50"/>
+    <w:lsdException w:name="List Table 6 Colorful Accent 4" w:uiPriority="51"/>
+    <w:lsdException w:name="List Table 7 Colorful Accent 4" w:uiPriority="52"/>
+    <w:lsdException w:name="List Table 1 Light Accent 5" w:uiPriority="46"/>
+    <w:lsdException w:name="List Table 2 Accent 5" w:uiPriority="47"/>
+    <w:lsdException w:name="List Table 3 Accent 5" w:uiPriority="48"/>
+    <w:lsdException w:name="List Table 4 Accent 5" w:uiPriority="49"/>
+    <w:lsdException w:name="List Table 5 Dark Accent 5" w:uiPriority="50"/>
+    <w:lsdException w:name="List Table 6 Colorful Accent 5" w:uiPriority="51"/>
+    <w:lsdException w:name="List Table 7 Colorful Accent 5" w:uiPriority="52"/>
+    <w:lsdException w:name="List Table 1 Light Accent 6" w:uiPriority="46"/>
+    <w:lsdException w:name="List Table 2 Accent 6" w:uiPriority="47"/>
+    <w:lsdException w:name="List Table 3 Accent 6" w:uiPriority="48"/>
+    <w:lsdException w:name="List Table 4 Accent 6" w:uiPriority="49"/>
+    <w:lsdException w:name="List Table 5 Dark Accent 6" w:uiPriority="50"/>
+    <w:lsdException w:name="List Table 6 Colorful Accent 6" w:uiPriority="51"/>
+    <w:lsdException w:name="List Table 7 Colorful Accent 6" w:uiPriority="52"/>
+  </w:latentStyles>
+  <w:style w:type="paragraph" w:default="1" w:styleId="Normal">
+    <w:name w:val="Normal"/>
+    <w:qFormat/>
+  </w:style>
+  <w:style w:type="character" w:default="1" w:styleId="DefaultParagraphFont">
+    <w:name w:val="Default Paragraph Font"/>
+    <w:uiPriority w:val="1"/>
+    <w:semiHidden/>
+    <w:unhideWhenUsed/>
+  </w:style>
+  <w:style w:type="table" w:default="1" w:styleId="TableNormal">
+    <w:name w:val="Normal Table"/>
+    <w:uiPriority w:val="99"/>
+    <w:semiHidden/>
+    <w:unhideWhenUsed/>
+    <w:tblPr>
+      <w:tblInd w:w="0" w:type="dxa"/>
+      <w:tblCellMar>
+        <w:top w:w="0" w:type="dxa"/>
+        <w:left w:w="108" w:type="dxa"/>
+        <w:bottom w:w="0" w:type="dxa"/>
+        <w:right w:w="108" w:type="dxa"/>
+      </w:tblCellMar>
+    </w:tblPr>
+  </w:style>
+  <w:style w:type="numbering" w:default="1" w:styleId="NoList">
+    <w:name w:val="No List"/>
+    <w:uiPriority w:val="99"/>
+    <w:semiHidden/>
+    <w:unhideWhenUsed/>
+  </w:style>
+  <w:style w:type="paragraph" w:customStyle="1" w:styleId="4C157A831BAD4592A164C7FF5CBA8C3F">
+    <w:name w:val="4C157A831BAD4592A164C7FF5CBA8C3F"/>
+    <w:rsid w:val="00B03A5E"/>
+  </w:style>
+  <w:style w:type="paragraph" w:customStyle="1" w:styleId="D22C8315B7454FCD8F2B065FAA847A4C">
+    <w:name w:val="D22C8315B7454FCD8F2B065FAA847A4C"/>
+    <w:rsid w:val="00B03A5E"/>
+  </w:style>
+  <w:style w:type="paragraph" w:customStyle="1" w:styleId="2C89570232DC429DB866D73A6E2C8A35">
+    <w:name w:val="2C89570232DC429DB866D73A6E2C8A35"/>
+    <w:rsid w:val="00B03A5E"/>
+  </w:style>
+</w:styles>
+</file>
+
+<file path=word/glossary/webSettings.xml><?xml version="1.0" encoding="utf-8"?>
+<w:webSettings xmlns:mc="http://schemas.openxmlformats.org/markup-compatibility/2006" xmlns:r="http://schemas.openxmlformats.org/officeDocument/2006/relationships" xmlns:w="http://schemas.openxmlformats.org/wordprocessingml/2006/main" xmlns:w14="http://schemas.microsoft.com/office/word/2010/wordml" xmlns:w15="http://schemas.microsoft.com/office/word/2012/wordml" mc:Ignorable="w14 w15">
+  <w:optimizeForBrowser/>
+  <w:allowPNG/>
+</w:webSettings>
 </file>
 
 <file path=word/theme/theme1.xml><?xml version="1.0" encoding="utf-8"?>
@@ -14781,7 +13702,7 @@
 </file>
 
 <file path=customXml/itemProps1.xml><?xml version="1.0" encoding="utf-8"?>
-<ds:datastoreItem xmlns:ds="http://schemas.openxmlformats.org/officeDocument/2006/customXml" ds:itemID="{187A6566-830C-416B-B5EB-91288E4E93BA}">
+<ds:datastoreItem xmlns:ds="http://schemas.openxmlformats.org/officeDocument/2006/customXml" ds:itemID="{9700BF1B-0491-41E2-AA98-B0471CC5F583}">
   <ds:schemaRefs>
     <ds:schemaRef ds:uri="http://schemas.openxmlformats.org/officeDocument/2006/bibliography"/>
   </ds:schemaRefs>
